--- a/lh3/feinkonzept/DURCHBLICKT_LH3_Mythen_MK.docx
+++ b/lh3/feinkonzept/DURCHBLICKT_LH3_Mythen_MK.docx
@@ -43,13 +43,11 @@
         <w:spacing w:after="0" w:line="276" w:lineRule="auto"/>
         <w:rPr>
           <w:rFonts w:cstheme="minorHAnsi"/>
-          <w:color w:val="EE0000"/>
         </w:rPr>
       </w:pPr>
       <w:r>
         <w:rPr>
           <w:rFonts w:cstheme="minorHAnsi"/>
-          <w:color w:val="EE0000"/>
           <w:highlight w:val="yellow"/>
         </w:rPr>
         <w:t>((Ideen für Einstiegsvideo))</w:t>
@@ -63,7 +61,6 @@
           <w:rFonts w:cstheme="minorHAnsi"/>
           <w:b/>
           <w:bCs/>
-          <w:color w:val="EE0000"/>
         </w:rPr>
       </w:pPr>
       <w:r>
@@ -71,7 +68,6 @@
           <w:rFonts w:cstheme="minorHAnsi"/>
           <w:b/>
           <w:bCs/>
-          <w:color w:val="EE0000"/>
         </w:rPr>
         <w:t>Videoinhalt – VORSCHLAG</w:t>
       </w:r>
@@ -94,7 +90,6 @@
           <w:rFonts w:cstheme="minorHAnsi"/>
           <w:b/>
           <w:bCs/>
-          <w:color w:val="EE0000"/>
         </w:rPr>
       </w:pPr>
       <w:r>
@@ -102,36 +97,8 @@
           <w:rFonts w:cstheme="minorHAnsi"/>
           <w:b/>
           <w:bCs/>
-          <w:color w:val="EE0000"/>
         </w:rPr>
-        <w:t xml:space="preserve">Das Experiment – KI </w:t>
-      </w:r>
-      <w:r>
-        <w:rPr>
-          <w:rFonts w:cstheme="minorHAnsi"/>
-          <w:b/>
-          <w:bCs/>
-          <w:color w:val="EE0000"/>
-        </w:rPr>
-        <w:t>versus</w:t>
-      </w:r>
-      <w:r>
-        <w:rPr>
-          <w:rFonts w:cstheme="minorHAnsi"/>
-          <w:b/>
-          <w:bCs/>
-          <w:color w:val="EE0000"/>
-        </w:rPr>
-        <w:t xml:space="preserve"> Freundin</w:t>
-      </w:r>
-      <w:r>
-        <w:rPr>
-          <w:rFonts w:cstheme="minorHAnsi"/>
-          <w:b/>
-          <w:bCs/>
-          <w:color w:val="EE0000"/>
-        </w:rPr>
-        <w:t xml:space="preserve"> oder Freund</w:t>
+        <w:t>Viral-Claim vs. Expertenwiderlegung</w:t>
       </w:r>
     </w:p>
     <w:p>
@@ -150,120 +117,13 @@
         <w:spacing w:after="0" w:line="276" w:lineRule="auto"/>
         <w:rPr>
           <w:rFonts w:cstheme="minorHAnsi"/>
-          <w:color w:val="EE0000"/>
         </w:rPr>
       </w:pPr>
       <w:r>
         <w:rPr>
           <w:rFonts w:cstheme="minorHAnsi"/>
-          <w:color w:val="EE0000"/>
         </w:rPr>
-        <w:t>Der Protagonist (</w:t>
-      </w:r>
-      <w:r>
-        <w:rPr>
-          <w:rFonts w:cstheme="minorHAnsi"/>
-          <w:color w:val="EE0000"/>
-        </w:rPr>
-        <w:t>z. B.</w:t>
-      </w:r>
-      <w:r>
-        <w:rPr>
-          <w:rFonts w:cstheme="minorHAnsi"/>
-          <w:color w:val="EE0000"/>
-        </w:rPr>
-        <w:t xml:space="preserve"> Botschafter</w:t>
-      </w:r>
-      <w:r>
-        <w:rPr>
-          <w:rFonts w:cstheme="minorHAnsi"/>
-          <w:color w:val="EE0000"/>
-        </w:rPr>
-        <w:t xml:space="preserve">in) stellt </w:t>
-      </w:r>
-      <w:r>
-        <w:rPr>
-          <w:rFonts w:cstheme="minorHAnsi"/>
-          <w:color w:val="EE0000"/>
-        </w:rPr>
-        <w:t xml:space="preserve">der </w:t>
-      </w:r>
-      <w:r>
-        <w:rPr>
-          <w:rFonts w:cstheme="minorHAnsi"/>
-          <w:color w:val="EE0000"/>
-        </w:rPr>
-        <w:t xml:space="preserve">KI und </w:t>
-      </w:r>
-      <w:r>
-        <w:rPr>
-          <w:rFonts w:cstheme="minorHAnsi"/>
-          <w:color w:val="EE0000"/>
-        </w:rPr>
-        <w:t xml:space="preserve">der </w:t>
-      </w:r>
-      <w:r>
-        <w:rPr>
-          <w:rFonts w:cstheme="minorHAnsi"/>
-          <w:color w:val="EE0000"/>
-        </w:rPr>
-        <w:t>beste</w:t>
-      </w:r>
-      <w:r>
-        <w:rPr>
-          <w:rFonts w:cstheme="minorHAnsi"/>
-          <w:color w:val="EE0000"/>
-        </w:rPr>
-        <w:t>n</w:t>
-      </w:r>
-      <w:r>
-        <w:rPr>
-          <w:rFonts w:cstheme="minorHAnsi"/>
-          <w:color w:val="EE0000"/>
-        </w:rPr>
-        <w:t xml:space="preserve"> Freundin die gleichen Fragen und vergleicht die Antworten direkt</w:t>
-      </w:r>
-      <w:r>
-        <w:rPr>
-          <w:rFonts w:cstheme="minorHAnsi"/>
-          <w:color w:val="EE0000"/>
-        </w:rPr>
-        <w:t xml:space="preserve"> miteinander</w:t>
-      </w:r>
-      <w:r>
-        <w:rPr>
-          <w:rFonts w:cstheme="minorHAnsi"/>
-          <w:color w:val="EE0000"/>
-        </w:rPr>
-        <w:t xml:space="preserve">. </w:t>
-      </w:r>
-      <w:r>
-        <w:rPr>
-          <w:rFonts w:cstheme="minorHAnsi"/>
-          <w:color w:val="EE0000"/>
-        </w:rPr>
-        <w:t xml:space="preserve">Von Faktenwissen über emotionale Unterstützung bis hin zur Gegenseitigkeit werden die Unterschiede konkret erlebbar. Das Video zeigt unterhaltsam, dass </w:t>
-      </w:r>
-      <w:r>
-        <w:rPr>
-          <w:rFonts w:cstheme="minorHAnsi"/>
-          <w:color w:val="EE0000"/>
-        </w:rPr>
-        <w:t xml:space="preserve">die </w:t>
-      </w:r>
-      <w:r>
-        <w:rPr>
-          <w:rFonts w:cstheme="minorHAnsi"/>
-          <w:color w:val="EE0000"/>
-        </w:rPr>
-        <w:t>KI als Werkzeug sehr gut funktioniert, aber bei echten Beziehungsqualitäten nicht mithalten kann. Die Experimentform macht die Grenzen der KI nachvollziehbar, ohne zu moralisieren</w:t>
-      </w:r>
-      <w:r>
-        <w:rPr>
-          <w:rFonts w:cstheme="minorHAnsi"/>
-          <w:color w:val="EE0000"/>
-        </w:rPr>
-        <w:t>.</w:t>
+        <w:t>Eine Gesundheitsbehauptung geht viral – Millionen Views, Stars teilen sie. Dann Gegenschnitt: Ernährungswissenschaftler:in widerlegt die Aussage in 30 Sekunden.</w:t>
       </w:r>
     </w:p>
     <w:p>
@@ -272,7 +132,33 @@
         <w:spacing w:after="0" w:line="276" w:lineRule="auto"/>
         <w:rPr>
           <w:rFonts w:cstheme="minorHAnsi"/>
-          <w:color w:val="EE0000"/>
+        </w:rPr>
+      </w:pPr>
+      <w:r>
+        <w:rPr>
+          <w:rFonts w:cstheme="minorHAnsi"/>
+        </w:rPr>
+        <w:t>Schnitt: Collage mit weiteren Behauptungen von Social Media Plattformen; Mix aus Fakt und Fake</w:t>
+      </w:r>
+      <w:r>
+        <w:rPr>
+          <w:rFonts w:cstheme="minorHAnsi"/>
+        </w:rPr>
+        <w:t xml:space="preserve"> (</w:t>
+      </w:r>
+      <w:r>
+        <w:rPr>
+          <w:rFonts w:cstheme="minorHAnsi"/>
+        </w:rPr>
+        <w:t>z. B. „Detox-Tee reinigt deinen Körper", „8 Gläser Wasser pro Tag sind Pflicht", „Zucker macht Kinder hyperaktiv")</w:t>
+      </w:r>
+    </w:p>
+    <w:p>
+      <w:pPr>
+        <w:shd w:val="clear" w:color="auto" w:fill="FBE4D5" w:themeFill="accent2" w:themeFillTint="33"/>
+        <w:spacing w:after="0" w:line="276" w:lineRule="auto"/>
+        <w:rPr>
+          <w:rFonts w:cstheme="minorHAnsi"/>
         </w:rPr>
       </w:pPr>
     </w:p>
@@ -293,7 +179,6 @@
           <w:rFonts w:cstheme="minorHAnsi"/>
           <w:i/>
           <w:iCs/>
-          <w:color w:val="EE0000"/>
           <w:highlight w:val="red"/>
         </w:rPr>
         <w:t>((bitte nicht ändern: Handreichung basiert darauf))</w:t>
@@ -1627,7 +1512,6 @@
                 <w:rFonts w:cstheme="minorHAnsi"/>
                 <w:b/>
                 <w:bCs/>
-                <w:color w:val="EE0000"/>
               </w:rPr>
             </w:pPr>
           </w:p>
@@ -1651,13 +1535,11 @@
               </w:tabs>
               <w:rPr>
                 <w:rFonts w:cstheme="minorHAnsi"/>
-                <w:color w:val="EE0000"/>
-              </w:rPr>
-            </w:pPr>
-            <w:r>
-              <w:rPr>
-                <w:rFonts w:cstheme="minorHAnsi"/>
-                <w:color w:val="EE0000"/>
+              </w:rPr>
+            </w:pPr>
+            <w:r>
+              <w:rPr>
+                <w:rFonts w:cstheme="minorHAnsi"/>
               </w:rPr>
               <w:t xml:space="preserve">&gt; </w:t>
             </w:r>
@@ -1666,7 +1548,6 @@
                 <w:rFonts w:cstheme="minorHAnsi"/>
                 <w:b/>
                 <w:bCs/>
-                <w:color w:val="EE0000"/>
               </w:rPr>
               <w:t xml:space="preserve">Bewertung der Qualität von Gesundheitsinformationen: </w:t>
             </w:r>
@@ -1683,27 +1564,23 @@
               </w:pBdr>
               <w:rPr>
                 <w:rFonts w:cstheme="minorHAnsi"/>
-                <w:color w:val="EE0000"/>
-              </w:rPr>
-            </w:pPr>
-            <w:r>
-              <w:rPr>
-                <w:rFonts w:cstheme="minorHAnsi"/>
-                <w:color w:val="EE0000"/>
+              </w:rPr>
+            </w:pPr>
+            <w:r>
+              <w:rPr>
+                <w:rFonts w:cstheme="minorHAnsi"/>
               </w:rPr>
               <w:t>wird verstanden als die Fähigkeit, die Verlässlichkeit und Vertrauenswürdigkeit der ermittelten gesundheitsbezogenen Informationen zu bewerten (z.</w:t>
             </w:r>
             <w:r>
               <w:rPr>
                 <w:rFonts w:cstheme="minorHAnsi"/>
-                <w:color w:val="EE0000"/>
               </w:rPr>
               <w:t> </w:t>
             </w:r>
             <w:r>
               <w:rPr>
                 <w:rFonts w:cstheme="minorHAnsi"/>
-                <w:color w:val="EE0000"/>
               </w:rPr>
               <w:t>B. kritische Einschätzung, ob die gefundenen Informationen kommerziellen Charakter haben)</w:t>
             </w:r>
@@ -1720,7 +1597,6 @@
               </w:pBdr>
               <w:rPr>
                 <w:rFonts w:cstheme="minorHAnsi"/>
-                <w:color w:val="EE0000"/>
               </w:rPr>
             </w:pPr>
           </w:p>
@@ -1738,13 +1614,11 @@
                 <w:rFonts w:cstheme="minorHAnsi"/>
                 <w:b/>
                 <w:bCs/>
-                <w:color w:val="EE0000"/>
-              </w:rPr>
-            </w:pPr>
-            <w:r>
-              <w:rPr>
-                <w:rFonts w:cstheme="minorHAnsi"/>
-                <w:color w:val="EE0000"/>
+              </w:rPr>
+            </w:pPr>
+            <w:r>
+              <w:rPr>
+                <w:rFonts w:cstheme="minorHAnsi"/>
               </w:rPr>
               <w:t xml:space="preserve">&gt; </w:t>
             </w:r>
@@ -1753,7 +1627,6 @@
                 <w:rFonts w:cstheme="minorHAnsi"/>
                 <w:b/>
                 <w:bCs/>
-                <w:color w:val="EE0000"/>
               </w:rPr>
               <w:t>Sicher im Internet navigieren:</w:t>
             </w:r>
@@ -1770,13 +1643,11 @@
               </w:pBdr>
               <w:rPr>
                 <w:rFonts w:cstheme="minorHAnsi"/>
-                <w:color w:val="EE0000"/>
-              </w:rPr>
-            </w:pPr>
-            <w:r>
-              <w:rPr>
-                <w:rFonts w:cstheme="minorHAnsi"/>
-                <w:color w:val="EE0000"/>
+              </w:rPr>
+            </w:pPr>
+            <w:r>
+              <w:rPr>
+                <w:rFonts w:cstheme="minorHAnsi"/>
               </w:rPr>
               <w:t>wird verstanden als die Fähigkeit, zu entscheiden, ob die gefundenen Informationen für die eigene Lebenslage und das eigene gesundheitsbezogene Anliegen nützlich sind</w:t>
             </w:r>
@@ -1793,7 +1664,6 @@
               </w:pBdr>
               <w:rPr>
                 <w:rFonts w:cstheme="minorHAnsi"/>
-                <w:color w:val="EE0000"/>
               </w:rPr>
             </w:pPr>
           </w:p>
@@ -1811,114 +1681,114 @@
                 <w:rFonts w:cstheme="minorHAnsi"/>
                 <w:b/>
                 <w:bCs/>
-                <w:color w:val="EE0000"/>
-              </w:rPr>
-            </w:pPr>
-            <w:r>
-              <w:rPr>
-                <w:rFonts w:cstheme="minorHAnsi"/>
-                <w:b/>
-                <w:bCs/>
-                <w:color w:val="EE0000"/>
-              </w:rPr>
-              <w:t>&gt; Erstellen und Teilen von Gesundheitsinformationen</w:t>
-            </w:r>
-          </w:p>
-          <w:p>
-            <w:pPr>
-              <w:widowControl w:val="0"/>
-              <w:pBdr>
-                <w:top w:val="nil"/>
-                <w:left w:val="nil"/>
-                <w:bottom w:val="nil"/>
-                <w:right w:val="nil"/>
-                <w:between w:val="nil"/>
-              </w:pBdr>
-              <w:rPr>
-                <w:rFonts w:cstheme="minorHAnsi"/>
-                <w:color w:val="EE0000"/>
-              </w:rPr>
-            </w:pPr>
-            <w:r>
-              <w:rPr>
-                <w:rFonts w:cstheme="minorHAnsi"/>
-                <w:color w:val="EE0000"/>
-              </w:rPr>
-              <w:t xml:space="preserve">wird verstanden als die Fähigkeit, eigene gesundheitsbezogene Anliegen mittels digitaler Medien (z. B. E-Mail) verständlich und klar zu formulieren </w:t>
-            </w:r>
-            <w:r>
-              <w:rPr>
-                <w:rFonts w:cstheme="minorHAnsi"/>
-                <w:color w:val="EE0000"/>
-              </w:rPr>
-              <w:t>(Prompting)</w:t>
-            </w:r>
-          </w:p>
-          <w:p>
-            <w:pPr>
-              <w:widowControl w:val="0"/>
-              <w:pBdr>
-                <w:top w:val="nil"/>
-                <w:left w:val="nil"/>
-                <w:bottom w:val="nil"/>
-                <w:right w:val="nil"/>
-                <w:between w:val="nil"/>
-              </w:pBdr>
-              <w:rPr>
-                <w:rFonts w:cstheme="minorHAnsi"/>
-                <w:color w:val="EE0000"/>
-              </w:rPr>
-            </w:pPr>
-          </w:p>
-          <w:p>
-            <w:pPr>
-              <w:widowControl w:val="0"/>
-              <w:pBdr>
-                <w:top w:val="nil"/>
-                <w:left w:val="nil"/>
-                <w:bottom w:val="nil"/>
-                <w:right w:val="nil"/>
-                <w:between w:val="nil"/>
-              </w:pBdr>
-              <w:rPr>
-                <w:rFonts w:cstheme="minorHAnsi"/>
-                <w:b/>
-                <w:bCs/>
-                <w:color w:val="EE0000"/>
-              </w:rPr>
-            </w:pPr>
-            <w:r>
-              <w:rPr>
-                <w:rFonts w:cstheme="minorHAnsi"/>
-                <w:b/>
-                <w:bCs/>
-                <w:color w:val="EE0000"/>
-              </w:rPr>
-              <w:t xml:space="preserve">&gt; Umgang mit personenbezogenen Informationen und Datenschutz: </w:t>
-            </w:r>
-          </w:p>
-          <w:p>
-            <w:pPr>
-              <w:spacing w:line="276" w:lineRule="auto"/>
-              <w:rPr>
-                <w:rFonts w:cstheme="minorHAnsi"/>
-                <w:color w:val="EE0000"/>
-              </w:rPr>
-            </w:pPr>
-            <w:r>
-              <w:rPr>
-                <w:rFonts w:cstheme="minorHAnsi"/>
-                <w:color w:val="EE0000"/>
-              </w:rPr>
-              <w:t>wird verstanden als die Fähigkeit, Informationen über sich und andere Personen nicht in digitalen Medien zu teilen und zu entscheiden, wer Zugriff auf die persönlichen Daten und Informationen hat</w:t>
-            </w:r>
-          </w:p>
-          <w:p>
-            <w:pPr>
-              <w:spacing w:line="276" w:lineRule="auto"/>
-              <w:rPr>
-                <w:rFonts w:cstheme="minorHAnsi"/>
-                <w:color w:val="EE0000"/>
+              </w:rPr>
+            </w:pPr>
+            <w:r>
+              <w:rPr>
+                <w:rFonts w:cstheme="minorHAnsi"/>
+                <w:b/>
+                <w:bCs/>
+              </w:rPr>
+              <w:t xml:space="preserve">&gt; </w:t>
+            </w:r>
+            <w:r>
+              <w:rPr>
+                <w:rFonts w:cstheme="minorHAnsi"/>
+                <w:b/>
+                <w:bCs/>
+              </w:rPr>
+              <w:t>Erstellen und Teilen von Gesundheitsinformationen</w:t>
+            </w:r>
+          </w:p>
+          <w:p>
+            <w:pPr>
+              <w:spacing w:line="276" w:lineRule="auto"/>
+              <w:rPr>
+                <w:rFonts w:cstheme="minorHAnsi"/>
+              </w:rPr>
+            </w:pPr>
+            <w:r>
+              <w:rPr>
+                <w:rFonts w:cstheme="minorHAnsi"/>
+              </w:rPr>
+              <w:t>hierunter wird die Fähigkeit verstanden</w:t>
+            </w:r>
+            <w:r>
+              <w:rPr>
+                <w:rFonts w:cstheme="minorHAnsi"/>
+              </w:rPr>
+              <w:t xml:space="preserve">, </w:t>
+            </w:r>
+            <w:r>
+              <w:rPr>
+                <w:rFonts w:cstheme="minorHAnsi"/>
+              </w:rPr>
+              <w:t>eigene gesundheitsbezogene Anliegen mittels digitaler Medien (z.B. E-Mail) verständlich und</w:t>
+            </w:r>
+            <w:r>
+              <w:rPr>
+                <w:rFonts w:cstheme="minorHAnsi"/>
+              </w:rPr>
+              <w:t xml:space="preserve"> </w:t>
+            </w:r>
+            <w:r>
+              <w:rPr>
+                <w:rFonts w:cstheme="minorHAnsi"/>
+              </w:rPr>
+              <w:t>klar zu formulieren.</w:t>
+            </w:r>
+            <w:r>
+              <w:rPr>
+                <w:rFonts w:cstheme="minorHAnsi"/>
+              </w:rPr>
+              <w:t xml:space="preserve"> Verantwortungsvoller Umgang mit Gesundheitsinformationen</w:t>
+            </w:r>
+          </w:p>
+          <w:p>
+            <w:pPr>
+              <w:spacing w:line="276" w:lineRule="auto"/>
+              <w:rPr>
+                <w:rFonts w:cstheme="minorHAnsi"/>
+              </w:rPr>
+            </w:pPr>
+          </w:p>
+          <w:p>
+            <w:pPr>
+              <w:spacing w:line="276" w:lineRule="auto"/>
+              <w:rPr>
+                <w:rFonts w:cstheme="minorHAnsi"/>
+                <w:b/>
+                <w:bCs/>
+              </w:rPr>
+            </w:pPr>
+            <w:r>
+              <w:rPr>
+                <w:rFonts w:cstheme="minorHAnsi"/>
+                <w:b/>
+                <w:bCs/>
+              </w:rPr>
+              <w:t>&gt; Bestimmen der Alltagsrelevanz</w:t>
+            </w:r>
+          </w:p>
+          <w:p>
+            <w:pPr>
+              <w:spacing w:line="276" w:lineRule="auto"/>
+              <w:rPr>
+                <w:rFonts w:cstheme="minorHAnsi"/>
+              </w:rPr>
+            </w:pPr>
+            <w:r>
+              <w:rPr>
+                <w:rFonts w:cstheme="minorHAnsi"/>
+              </w:rPr>
+              <w:t>Kritisch-reflektierte Haltung gegenüber Körperidealen und Gesundheitstrends entwickeln; psychische Gesundheit durch Medienkompetenz schützen</w:t>
+            </w:r>
+          </w:p>
+          <w:p>
+            <w:pPr>
+              <w:spacing w:line="276" w:lineRule="auto"/>
+              <w:rPr>
+                <w:rFonts w:cstheme="minorHAnsi"/>
               </w:rPr>
             </w:pPr>
           </w:p>
@@ -1927,7 +1797,6 @@
               <w:spacing w:after="160" w:line="276" w:lineRule="auto"/>
               <w:rPr>
                 <w:rFonts w:cstheme="minorHAnsi"/>
-                <w:color w:val="EE0000"/>
               </w:rPr>
             </w:pPr>
             <w:r>
@@ -1935,7 +1804,6 @@
                 <w:rFonts w:cstheme="minorHAnsi"/>
                 <w:i/>
                 <w:iCs/>
-                <w:color w:val="EE0000"/>
                 <w:sz w:val="20"/>
                 <w:szCs w:val="20"/>
               </w:rPr>
@@ -1945,7 +1813,7 @@
               <w:rPr>
                 <w:rStyle w:val="A4"/>
                 <w:rFonts w:asciiTheme="minorHAnsi" w:hAnsiTheme="minorHAnsi" w:cstheme="minorHAnsi"/>
-                <w:color w:val="EE0000"/>
+                <w:color w:val="auto"/>
               </w:rPr>
               <w:t>www.durch-blickt.de</w:t>
             </w:r>
@@ -3004,20 +2872,17 @@
               <w:spacing w:line="276" w:lineRule="auto"/>
               <w:rPr>
                 <w:rFonts w:cstheme="minorHAnsi"/>
-                <w:color w:val="EE0000"/>
-              </w:rPr>
-            </w:pPr>
-            <w:r>
-              <w:rPr>
-                <w:rFonts w:cstheme="minorHAnsi"/>
-                <w:color w:val="EE0000"/>
+              </w:rPr>
+            </w:pPr>
+            <w:r>
+              <w:rPr>
+                <w:rFonts w:cstheme="minorHAnsi"/>
               </w:rPr>
               <w:t>Einstieg</w:t>
             </w:r>
             <w:r>
               <w:rPr>
                 <w:rFonts w:cstheme="minorHAnsi"/>
-                <w:color w:val="EE0000"/>
               </w:rPr>
               <w:tab/>
               <w:t xml:space="preserve">Startervideo zur Einheit </w:t>
@@ -3025,42 +2890,36 @@
             <w:r>
               <w:rPr>
                 <w:rFonts w:cstheme="minorHAnsi"/>
-                <w:color w:val="EE0000"/>
               </w:rPr>
               <w:t>(</w:t>
             </w:r>
             <w:r>
               <w:rPr>
                 <w:rFonts w:cstheme="minorHAnsi"/>
-                <w:color w:val="EE0000"/>
               </w:rPr>
               <w:t xml:space="preserve">ca. </w:t>
             </w:r>
             <w:r>
               <w:rPr>
                 <w:rFonts w:cstheme="minorHAnsi"/>
-                <w:color w:val="EE0000"/>
-              </w:rPr>
-              <w:t>5</w:t>
-            </w:r>
-            <w:r>
-              <w:rPr>
-                <w:rFonts w:cstheme="minorHAnsi"/>
-                <w:color w:val="EE0000"/>
+              </w:rPr>
+              <w:t>10</w:t>
+            </w:r>
+            <w:r>
+              <w:rPr>
+                <w:rFonts w:cstheme="minorHAnsi"/>
               </w:rPr>
               <w:t xml:space="preserve"> Min</w:t>
             </w:r>
             <w:r>
               <w:rPr>
                 <w:rFonts w:cstheme="minorHAnsi"/>
-                <w:color w:val="EE0000"/>
               </w:rPr>
               <w:t>.</w:t>
             </w:r>
             <w:r>
               <w:rPr>
                 <w:rFonts w:cstheme="minorHAnsi"/>
-                <w:color w:val="EE0000"/>
               </w:rPr>
               <w:t>)</w:t>
             </w:r>
@@ -3074,42 +2933,59 @@
               <w:spacing w:line="276" w:lineRule="auto"/>
               <w:rPr>
                 <w:rFonts w:cstheme="minorHAnsi"/>
-                <w:color w:val="EE0000"/>
-              </w:rPr>
-            </w:pPr>
-            <w:r>
-              <w:rPr>
-                <w:rFonts w:cstheme="minorHAnsi"/>
-                <w:color w:val="EE0000"/>
+              </w:rPr>
+            </w:pPr>
+            <w:r>
+              <w:rPr>
+                <w:rFonts w:cstheme="minorHAnsi"/>
               </w:rPr>
               <w:t>Hinführung</w:t>
             </w:r>
             <w:r>
               <w:rPr>
                 <w:rFonts w:cstheme="minorHAnsi"/>
-                <w:color w:val="EE0000"/>
               </w:rPr>
               <w:t xml:space="preserve"> zum Thema</w:t>
             </w:r>
             <w:r>
               <w:rPr>
                 <w:rFonts w:cstheme="minorHAnsi"/>
-                <w:color w:val="EE0000"/>
               </w:rPr>
               <w:tab/>
-              <w:t>Emotionale Aktivierung (</w:t>
-            </w:r>
-            <w:r>
-              <w:rPr>
-                <w:rFonts w:cstheme="minorHAnsi"/>
-                <w:color w:val="EE0000"/>
-              </w:rPr>
-              <w:t>ca. 10 Min.</w:t>
-            </w:r>
-            <w:r>
-              <w:rPr>
-                <w:rFonts w:cstheme="minorHAnsi"/>
-                <w:color w:val="EE0000"/>
+            </w:r>
+            <w:r>
+              <w:rPr>
+                <w:rFonts w:cstheme="minorHAnsi"/>
+              </w:rPr>
+              <w:t>Warum verbreiten sich Mythen</w:t>
+            </w:r>
+            <w:r>
+              <w:rPr>
+                <w:rFonts w:cstheme="minorHAnsi"/>
+              </w:rPr>
+              <w:t xml:space="preserve"> (</w:t>
+            </w:r>
+            <w:r>
+              <w:rPr>
+                <w:rFonts w:cstheme="minorHAnsi"/>
+              </w:rPr>
+              <w:t>ca. 1</w:t>
+            </w:r>
+            <w:r>
+              <w:rPr>
+                <w:rFonts w:cstheme="minorHAnsi"/>
+              </w:rPr>
+              <w:t>5</w:t>
+            </w:r>
+            <w:r>
+              <w:rPr>
+                <w:rFonts w:cstheme="minorHAnsi"/>
+              </w:rPr>
+              <w:t xml:space="preserve"> Min.</w:t>
+            </w:r>
+            <w:r>
+              <w:rPr>
+                <w:rFonts w:cstheme="minorHAnsi"/>
               </w:rPr>
               <w:t>)</w:t>
             </w:r>
@@ -3123,83 +2999,53 @@
               <w:spacing w:line="276" w:lineRule="auto"/>
               <w:rPr>
                 <w:rFonts w:cstheme="minorHAnsi"/>
-                <w:color w:val="EE0000"/>
-              </w:rPr>
-            </w:pPr>
-            <w:r>
-              <w:rPr>
-                <w:rFonts w:cstheme="minorHAnsi"/>
-                <w:color w:val="EE0000"/>
+              </w:rPr>
+            </w:pPr>
+            <w:r>
+              <w:rPr>
+                <w:rFonts w:cstheme="minorHAnsi"/>
               </w:rPr>
               <w:t>Erarbeitung 1</w:t>
             </w:r>
             <w:r>
               <w:rPr>
                 <w:rFonts w:cstheme="minorHAnsi"/>
-                <w:color w:val="EE0000"/>
               </w:rPr>
               <w:tab/>
             </w:r>
             <w:r>
               <w:rPr>
                 <w:rFonts w:cstheme="minorHAnsi"/>
-                <w:color w:val="EE0000"/>
-              </w:rPr>
-              <w:t xml:space="preserve">Warum </w:t>
-            </w:r>
-            <w:r>
-              <w:rPr>
-                <w:rFonts w:cstheme="minorHAnsi"/>
-                <w:color w:val="EE0000"/>
-              </w:rPr>
-              <w:t>wirkt</w:t>
-            </w:r>
-            <w:r>
-              <w:rPr>
-                <w:rFonts w:cstheme="minorHAnsi"/>
-                <w:color w:val="EE0000"/>
-              </w:rPr>
-              <w:t xml:space="preserve"> die</w:t>
-            </w:r>
-            <w:r>
-              <w:rPr>
-                <w:rFonts w:cstheme="minorHAnsi"/>
-                <w:color w:val="EE0000"/>
-              </w:rPr>
-              <w:t xml:space="preserve"> </w:t>
-            </w:r>
-            <w:r>
-              <w:rPr>
-                <w:rFonts w:cstheme="minorHAnsi"/>
-                <w:color w:val="EE0000"/>
-              </w:rPr>
-              <w:t>KI so menschlich</w:t>
-            </w:r>
-            <w:r>
-              <w:rPr>
-                <w:rFonts w:cstheme="minorHAnsi"/>
-                <w:color w:val="EE0000"/>
-              </w:rPr>
-              <w:t>?</w:t>
-            </w:r>
-            <w:r>
-              <w:rPr>
-                <w:rFonts w:cstheme="minorHAnsi"/>
-                <w:color w:val="EE0000"/>
-              </w:rPr>
-              <w:t xml:space="preserve"> (</w:t>
-            </w:r>
-            <w:r>
-              <w:rPr>
-                <w:rFonts w:cstheme="minorHAnsi"/>
-                <w:color w:val="EE0000"/>
-              </w:rPr>
-              <w:t>ca. 15 Min.</w:t>
-            </w:r>
-            <w:r>
-              <w:rPr>
-                <w:rFonts w:cstheme="minorHAnsi"/>
-                <w:color w:val="EE0000"/>
+              </w:rPr>
+              <w:t xml:space="preserve">Faktencheck-Werkstatt </w:t>
+            </w:r>
+            <w:r>
+              <w:rPr>
+                <w:rFonts w:cstheme="minorHAnsi"/>
+              </w:rPr>
+              <w:t>(</w:t>
+            </w:r>
+            <w:r>
+              <w:rPr>
+                <w:rFonts w:cstheme="minorHAnsi"/>
+              </w:rPr>
+              <w:t xml:space="preserve">ca. </w:t>
+            </w:r>
+            <w:r>
+              <w:rPr>
+                <w:rFonts w:cstheme="minorHAnsi"/>
+              </w:rPr>
+              <w:t>2</w:t>
+            </w:r>
+            <w:r>
+              <w:rPr>
+                <w:rFonts w:cstheme="minorHAnsi"/>
+              </w:rPr>
+              <w:t>5 Min.</w:t>
+            </w:r>
+            <w:r>
+              <w:rPr>
+                <w:rFonts w:cstheme="minorHAnsi"/>
               </w:rPr>
               <w:t>)</w:t>
             </w:r>
@@ -3213,76 +3059,59 @@
               <w:spacing w:line="276" w:lineRule="auto"/>
               <w:rPr>
                 <w:rFonts w:cstheme="minorHAnsi"/>
-                <w:color w:val="EE0000"/>
-              </w:rPr>
-            </w:pPr>
-            <w:r>
-              <w:rPr>
-                <w:rFonts w:cstheme="minorHAnsi"/>
-                <w:color w:val="EE0000"/>
+              </w:rPr>
+            </w:pPr>
+            <w:r>
+              <w:rPr>
+                <w:rFonts w:cstheme="minorHAnsi"/>
               </w:rPr>
               <w:t>Erarbeitung</w:t>
             </w:r>
             <w:r>
               <w:rPr>
                 <w:rFonts w:cstheme="minorHAnsi"/>
-                <w:color w:val="EE0000"/>
               </w:rPr>
               <w:t xml:space="preserve"> 2</w:t>
             </w:r>
             <w:r>
               <w:rPr>
                 <w:rFonts w:cstheme="minorHAnsi"/>
-                <w:color w:val="EE0000"/>
               </w:rPr>
               <w:tab/>
             </w:r>
             <w:r>
               <w:rPr>
                 <w:rFonts w:cstheme="minorHAnsi"/>
-                <w:color w:val="EE0000"/>
-              </w:rPr>
-              <w:t>Das Bedürfnis</w:t>
-            </w:r>
-            <w:r>
-              <w:rPr>
-                <w:rFonts w:cstheme="minorHAnsi"/>
-                <w:color w:val="EE0000"/>
-              </w:rPr>
-              <w:t>m</w:t>
-            </w:r>
-            <w:r>
-              <w:rPr>
-                <w:rFonts w:cstheme="minorHAnsi"/>
-                <w:color w:val="EE0000"/>
-              </w:rPr>
-              <w:t>odell</w:t>
-            </w:r>
-            <w:r>
-              <w:rPr>
-                <w:rFonts w:cstheme="minorHAnsi"/>
-                <w:color w:val="EE0000"/>
-              </w:rPr>
-              <w:t xml:space="preserve"> – Analyse</w:t>
-            </w:r>
-            <w:r>
-              <w:rPr>
-                <w:rFonts w:cstheme="minorHAnsi"/>
-                <w:color w:val="EE0000"/>
+              </w:rPr>
+              <w:t>Körperbilder &amp; Gesundheitsmythen</w:t>
+            </w:r>
+            <w:r>
+              <w:rPr>
+                <w:rFonts w:cstheme="minorHAnsi"/>
               </w:rPr>
               <w:t xml:space="preserve"> (</w:t>
             </w:r>
             <w:r>
               <w:rPr>
                 <w:rFonts w:cstheme="minorHAnsi"/>
-                <w:color w:val="EE0000"/>
-              </w:rPr>
-              <w:t>ca. 25 Min.</w:t>
-            </w:r>
-            <w:r>
-              <w:rPr>
-                <w:rFonts w:cstheme="minorHAnsi"/>
-                <w:color w:val="EE0000"/>
+              </w:rPr>
+              <w:t xml:space="preserve">ca. </w:t>
+            </w:r>
+            <w:r>
+              <w:rPr>
+                <w:rFonts w:cstheme="minorHAnsi"/>
+              </w:rPr>
+              <w:t>1</w:t>
+            </w:r>
+            <w:r>
+              <w:rPr>
+                <w:rFonts w:cstheme="minorHAnsi"/>
+              </w:rPr>
+              <w:t>5 Min.</w:t>
+            </w:r>
+            <w:r>
+              <w:rPr>
+                <w:rFonts w:cstheme="minorHAnsi"/>
               </w:rPr>
               <w:t>)</w:t>
             </w:r>
@@ -3296,83 +3125,65 @@
               <w:spacing w:line="276" w:lineRule="auto"/>
               <w:rPr>
                 <w:rFonts w:cstheme="minorHAnsi"/>
-                <w:color w:val="EE0000"/>
-              </w:rPr>
-            </w:pPr>
-            <w:r>
-              <w:rPr>
-                <w:rFonts w:cstheme="minorHAnsi"/>
-                <w:color w:val="EE0000"/>
+              </w:rPr>
+            </w:pPr>
+            <w:r>
+              <w:rPr>
+                <w:rFonts w:cstheme="minorHAnsi"/>
               </w:rPr>
               <w:t>Vertiefung</w:t>
             </w:r>
             <w:r>
               <w:rPr>
                 <w:rFonts w:cstheme="minorHAnsi"/>
-                <w:color w:val="EE0000"/>
               </w:rPr>
               <w:tab/>
             </w:r>
             <w:r>
               <w:rPr>
                 <w:rFonts w:cstheme="minorHAnsi"/>
-                <w:color w:val="EE0000"/>
-              </w:rPr>
-              <w:t xml:space="preserve">Kriterientabelle: </w:t>
-            </w:r>
-            <w:r>
-              <w:rPr>
-                <w:rFonts w:cstheme="minorHAnsi"/>
-                <w:color w:val="EE0000"/>
-              </w:rPr>
-              <w:t xml:space="preserve">KI als </w:t>
-            </w:r>
-            <w:r>
-              <w:rPr>
-                <w:rFonts w:cstheme="minorHAnsi"/>
-                <w:color w:val="EE0000"/>
-              </w:rPr>
-              <w:t xml:space="preserve">Werkzeug oder </w:t>
-            </w:r>
-            <w:r>
-              <w:rPr>
-                <w:rFonts w:cstheme="minorHAnsi"/>
-                <w:color w:val="EE0000"/>
-              </w:rPr>
-              <w:t>als Beziehungsersatz</w:t>
-            </w:r>
-            <w:r>
-              <w:rPr>
-                <w:rFonts w:cstheme="minorHAnsi"/>
-                <w:color w:val="EE0000"/>
+              </w:rPr>
+              <w:t>Wer steckt dahinter</w:t>
+            </w:r>
+            <w:r>
+              <w:rPr>
+                <w:rFonts w:cstheme="minorHAnsi"/>
               </w:rPr>
               <w:t>?</w:t>
             </w:r>
             <w:r>
               <w:rPr>
                 <w:rFonts w:cstheme="minorHAnsi"/>
-                <w:color w:val="EE0000"/>
               </w:rPr>
               <w:t xml:space="preserve"> </w:t>
             </w:r>
             <w:r>
               <w:rPr>
                 <w:rFonts w:cstheme="minorHAnsi"/>
-                <w:color w:val="EE0000"/>
               </w:rPr>
               <w:t>(</w:t>
             </w:r>
             <w:r>
               <w:rPr>
                 <w:rFonts w:cstheme="minorHAnsi"/>
-                <w:color w:val="EE0000"/>
-              </w:rPr>
-              <w:t>ca. 20 Min.</w:t>
-            </w:r>
-            <w:r>
-              <w:rPr>
-                <w:rFonts w:cstheme="minorHAnsi"/>
-                <w:color w:val="EE0000"/>
+              </w:rPr>
+              <w:t xml:space="preserve">ca. </w:t>
+            </w:r>
+            <w:r>
+              <w:rPr>
+                <w:rFonts w:cstheme="minorHAnsi"/>
+              </w:rPr>
+              <w:t>1</w:t>
+            </w:r>
+            <w:r>
+              <w:rPr>
+                <w:rFonts w:cstheme="minorHAnsi"/>
+              </w:rPr>
+              <w:t>0 Min.</w:t>
+            </w:r>
+            <w:r>
+              <w:rPr>
+                <w:rFonts w:cstheme="minorHAnsi"/>
               </w:rPr>
               <w:t>)</w:t>
             </w:r>
@@ -3386,55 +3197,53 @@
               <w:spacing w:line="276" w:lineRule="auto"/>
               <w:rPr>
                 <w:rFonts w:cstheme="minorHAnsi"/>
-                <w:color w:val="EE0000"/>
-              </w:rPr>
-            </w:pPr>
-            <w:r>
-              <w:rPr>
-                <w:rFonts w:cstheme="minorHAnsi"/>
-                <w:color w:val="EE0000"/>
+              </w:rPr>
+            </w:pPr>
+            <w:r>
+              <w:rPr>
+                <w:rFonts w:cstheme="minorHAnsi"/>
               </w:rPr>
               <w:t>Transfer</w:t>
             </w:r>
             <w:r>
               <w:rPr>
                 <w:rFonts w:cstheme="minorHAnsi"/>
-                <w:color w:val="EE0000"/>
               </w:rPr>
               <w:tab/>
             </w:r>
             <w:r>
               <w:rPr>
                 <w:rFonts w:cstheme="minorHAnsi"/>
-                <w:color w:val="EE0000"/>
-              </w:rPr>
-              <w:t>Mein Bedürfnis</w:t>
-            </w:r>
-            <w:r>
-              <w:rPr>
-                <w:rFonts w:cstheme="minorHAnsi"/>
-                <w:color w:val="EE0000"/>
-              </w:rPr>
-              <w:t>k</w:t>
-            </w:r>
-            <w:r>
-              <w:rPr>
-                <w:rFonts w:cstheme="minorHAnsi"/>
-                <w:color w:val="EE0000"/>
-              </w:rPr>
-              <w:t>ompass (</w:t>
-            </w:r>
-            <w:r>
-              <w:rPr>
-                <w:rFonts w:cstheme="minorHAnsi"/>
-                <w:color w:val="EE0000"/>
-              </w:rPr>
-              <w:t>ca. 20 Min.</w:t>
-            </w:r>
-            <w:r>
-              <w:rPr>
-                <w:rFonts w:cstheme="minorHAnsi"/>
-                <w:color w:val="EE0000"/>
+              </w:rPr>
+              <w:t>Wahr oder Fake?</w:t>
+            </w:r>
+            <w:r>
+              <w:rPr>
+                <w:rFonts w:cstheme="minorHAnsi"/>
+              </w:rPr>
+              <w:t xml:space="preserve"> (</w:t>
+            </w:r>
+            <w:r>
+              <w:rPr>
+                <w:rFonts w:cstheme="minorHAnsi"/>
+              </w:rPr>
+              <w:t xml:space="preserve">ca. </w:t>
+            </w:r>
+            <w:r>
+              <w:rPr>
+                <w:rFonts w:cstheme="minorHAnsi"/>
+              </w:rPr>
+              <w:t>1</w:t>
+            </w:r>
+            <w:r>
+              <w:rPr>
+                <w:rFonts w:cstheme="minorHAnsi"/>
+              </w:rPr>
+              <w:t>0 Min.</w:t>
+            </w:r>
+            <w:r>
+              <w:rPr>
+                <w:rFonts w:cstheme="minorHAnsi"/>
               </w:rPr>
               <w:t>)</w:t>
             </w:r>
@@ -3448,24 +3257,27 @@
               <w:spacing w:line="276" w:lineRule="auto"/>
               <w:rPr>
                 <w:rFonts w:cstheme="minorHAnsi"/>
-                <w:color w:val="EE0000"/>
-              </w:rPr>
-            </w:pPr>
-            <w:r>
-              <w:rPr>
-                <w:rFonts w:cstheme="minorHAnsi"/>
-                <w:color w:val="EE0000"/>
+              </w:rPr>
+            </w:pPr>
+            <w:r>
+              <w:rPr>
+                <w:rFonts w:cstheme="minorHAnsi"/>
               </w:rPr>
               <w:t>Reflexion</w:t>
             </w:r>
             <w:r>
               <w:rPr>
                 <w:rFonts w:cstheme="minorHAnsi"/>
-                <w:color w:val="EE0000"/>
               </w:rPr>
               <w:tab/>
               <w:t>Abschlussrunde</w:t>
             </w:r>
+            <w:r>
+              <w:rPr>
+                <w:rFonts w:cstheme="minorHAnsi"/>
+              </w:rPr>
+              <w:t xml:space="preserve"> (ca. 5 Min.)</w:t>
+            </w:r>
           </w:p>
           <w:p>
             <w:pPr>
@@ -3482,43 +3294,48 @@
             <w:r>
               <w:rPr>
                 <w:rFonts w:cstheme="minorHAnsi"/>
-                <w:color w:val="EE0000"/>
               </w:rPr>
               <w:t>Follow-up</w:t>
             </w:r>
             <w:r>
               <w:rPr>
                 <w:rFonts w:cstheme="minorHAnsi"/>
-                <w:color w:val="EE0000"/>
               </w:rPr>
               <w:t xml:space="preserve"> (</w:t>
             </w:r>
             <w:r>
               <w:rPr>
                 <w:rFonts w:cstheme="minorHAnsi"/>
-                <w:color w:val="EE0000"/>
               </w:rPr>
               <w:t>zwei</w:t>
             </w:r>
             <w:r>
               <w:rPr>
                 <w:rFonts w:cstheme="minorHAnsi"/>
-                <w:color w:val="EE0000"/>
               </w:rPr>
               <w:t xml:space="preserve"> Wochen später)</w:t>
             </w:r>
             <w:r>
               <w:rPr>
                 <w:rFonts w:cstheme="minorHAnsi"/>
-                <w:color w:val="EE0000"/>
               </w:rPr>
               <w:tab/>
-              <w:t>Was hat funktioniert?</w:t>
-            </w:r>
-            <w:r>
-              <w:rPr>
-                <w:rFonts w:cstheme="minorHAnsi"/>
-                <w:color w:val="EE0000"/>
+            </w:r>
+            <w:r>
+              <w:rPr>
+                <w:rFonts w:cstheme="minorHAnsi"/>
+              </w:rPr>
+              <w:t>Erfahrungsaustausch</w:t>
+            </w:r>
+            <w:r>
+              <w:rPr>
+                <w:rFonts w:cstheme="minorHAnsi"/>
+              </w:rPr>
+              <w:t>?</w:t>
+            </w:r>
+            <w:r>
+              <w:rPr>
+                <w:rFonts w:cstheme="minorHAnsi"/>
               </w:rPr>
               <w:t xml:space="preserve"> (ca. 15 Min.)</w:t>
             </w:r>
@@ -3649,7 +3466,6 @@
                 <w:rFonts w:cstheme="minorHAnsi"/>
                 <w:i/>
                 <w:iCs/>
-                <w:color w:val="EE0000"/>
               </w:rPr>
               <w:t>Einstieg</w:t>
             </w:r>
@@ -3667,15 +3483,37 @@
               <w:spacing w:line="276" w:lineRule="auto"/>
               <w:rPr>
                 <w:rFonts w:cstheme="minorHAnsi"/>
-                <w:color w:val="EE0000"/>
-              </w:rPr>
-            </w:pPr>
-            <w:r>
-              <w:rPr>
-                <w:rFonts w:cstheme="minorHAnsi"/>
-                <w:color w:val="EE0000"/>
+              </w:rPr>
+            </w:pPr>
+            <w:r>
+              <w:rPr>
+                <w:rFonts w:cstheme="minorHAnsi"/>
               </w:rPr>
               <w:t>Was hast du im Video gesehen?</w:t>
+            </w:r>
+          </w:p>
+          <w:p>
+            <w:pPr>
+              <w:spacing w:line="276" w:lineRule="auto"/>
+              <w:rPr>
+                <w:rFonts w:cstheme="minorHAnsi"/>
+                <w:color w:val="EE0000"/>
+              </w:rPr>
+            </w:pPr>
+          </w:p>
+          <w:p>
+            <w:pPr>
+              <w:spacing w:line="276" w:lineRule="auto"/>
+              <w:rPr>
+                <w:rFonts w:cstheme="minorHAnsi"/>
+                <w:color w:val="EE0000"/>
+              </w:rPr>
+            </w:pPr>
+            <w:r>
+              <w:rPr>
+                <w:rFonts w:cstheme="minorHAnsi"/>
+              </w:rPr>
+              <w:t>Schnellabfrage: „Glaubst du das“</w:t>
             </w:r>
           </w:p>
         </w:tc>
@@ -3688,16 +3526,36 @@
               <w:spacing w:line="276" w:lineRule="auto"/>
               <w:rPr>
                 <w:rFonts w:cstheme="minorHAnsi"/>
-                <w:color w:val="EE0000"/>
-              </w:rPr>
-            </w:pPr>
-            <w:r>
-              <w:rPr>
-                <w:rFonts w:cstheme="minorHAnsi"/>
-                <w:color w:val="EE0000"/>
+              </w:rPr>
+            </w:pPr>
+            <w:r>
+              <w:rPr>
+                <w:rFonts w:cstheme="minorHAnsi"/>
               </w:rPr>
               <w:t>Unterrichtsgespräch im Plenum</w:t>
             </w:r>
+          </w:p>
+          <w:p>
+            <w:pPr>
+              <w:spacing w:line="276" w:lineRule="auto"/>
+              <w:rPr>
+                <w:rFonts w:cstheme="minorHAnsi"/>
+              </w:rPr>
+            </w:pPr>
+            <w:r>
+              <w:rPr>
+                <w:rFonts w:cstheme="minorHAnsi"/>
+              </w:rPr>
+              <w:t>Handzeichen</w:t>
+            </w:r>
+          </w:p>
+          <w:p>
+            <w:pPr>
+              <w:spacing w:line="276" w:lineRule="auto"/>
+              <w:rPr>
+                <w:rFonts w:cstheme="minorHAnsi"/>
+              </w:rPr>
+            </w:pPr>
           </w:p>
         </w:tc>
         <w:tc>
@@ -3709,15 +3567,35 @@
               <w:spacing w:line="276" w:lineRule="auto"/>
               <w:rPr>
                 <w:rFonts w:cstheme="minorHAnsi"/>
-                <w:color w:val="EE0000"/>
-              </w:rPr>
-            </w:pPr>
-            <w:r>
-              <w:rPr>
-                <w:rFonts w:cstheme="minorHAnsi"/>
-                <w:color w:val="EE0000"/>
+              </w:rPr>
+            </w:pPr>
+            <w:r>
+              <w:rPr>
+                <w:rFonts w:cstheme="minorHAnsi"/>
               </w:rPr>
               <w:t>--&gt; Video</w:t>
+            </w:r>
+          </w:p>
+          <w:p>
+            <w:pPr>
+              <w:spacing w:line="276" w:lineRule="auto"/>
+              <w:rPr>
+                <w:rFonts w:cstheme="minorHAnsi"/>
+              </w:rPr>
+            </w:pPr>
+          </w:p>
+          <w:p>
+            <w:pPr>
+              <w:spacing w:line="276" w:lineRule="auto"/>
+              <w:rPr>
+                <w:rFonts w:cstheme="minorHAnsi"/>
+              </w:rPr>
+            </w:pPr>
+            <w:r>
+              <w:rPr>
+                <w:rFonts w:cstheme="minorHAnsi"/>
+              </w:rPr>
+              <w:t>--&gt; AB1</w:t>
             </w:r>
           </w:p>
         </w:tc>
@@ -3764,7 +3642,6 @@
                 <w:rFonts w:cstheme="minorHAnsi"/>
                 <w:i/>
                 <w:iCs/>
-                <w:color w:val="EE0000"/>
               </w:rPr>
               <w:t>Hinführung</w:t>
             </w:r>
@@ -3773,7 +3650,6 @@
                 <w:rFonts w:cstheme="minorHAnsi"/>
                 <w:i/>
                 <w:iCs/>
-                <w:color w:val="EE0000"/>
               </w:rPr>
               <w:t xml:space="preserve"> </w:t>
             </w:r>
@@ -3782,7 +3658,6 @@
                 <w:rFonts w:cstheme="minorHAnsi"/>
                 <w:i/>
                 <w:iCs/>
-                <w:color w:val="EE0000"/>
               </w:rPr>
               <w:t>zum Thema</w:t>
             </w:r>
@@ -4357,7 +4232,6 @@
                 <w:color w:val="EE0000"/>
                 <w:shd w:val="clear" w:color="auto" w:fill="FBE4D5" w:themeFill="accent2" w:themeFillTint="33"/>
               </w:rPr>
-              <w:lastRenderedPageBreak/>
               <w:t>Differenzierung im Erwartungshorizont (Sek. I und Sek. II)</w:t>
             </w:r>
           </w:p>
@@ -4390,7 +4264,6 @@
                 <w:iCs/>
                 <w:color w:val="EE0000"/>
               </w:rPr>
-              <w:lastRenderedPageBreak/>
               <w:t>Weitere Informationen im folgenden Unterrichtsmaterial:</w:t>
             </w:r>
           </w:p>
@@ -4626,7 +4499,6 @@
                 <w:rFonts w:cstheme="minorHAnsi"/>
                 <w:i/>
                 <w:iCs/>
-                <w:color w:val="EE0000"/>
               </w:rPr>
               <w:t>Erarbeitung 1</w:t>
             </w:r>
@@ -5295,7 +5167,6 @@
                 <w:rFonts w:cstheme="minorHAnsi"/>
                 <w:i/>
                 <w:iCs/>
-                <w:color w:val="EE0000"/>
               </w:rPr>
               <w:t xml:space="preserve">Erarbeitung </w:t>
             </w:r>
@@ -5304,7 +5175,6 @@
                 <w:rFonts w:cstheme="minorHAnsi"/>
                 <w:i/>
                 <w:iCs/>
-                <w:color w:val="EE0000"/>
               </w:rPr>
               <w:t>2</w:t>
             </w:r>
@@ -6013,7 +5883,6 @@
                 <w:rFonts w:cstheme="minorHAnsi"/>
                 <w:i/>
                 <w:iCs/>
-                <w:color w:val="EE0000"/>
               </w:rPr>
               <w:t xml:space="preserve">Vertiefung </w:t>
             </w:r>
@@ -6481,7 +6350,6 @@
                 <w:rFonts w:cstheme="minorHAnsi"/>
                 <w:i/>
                 <w:iCs/>
-                <w:color w:val="EE0000"/>
               </w:rPr>
               <w:t>Transfer</w:t>
             </w:r>
@@ -6941,7 +6809,6 @@
                 <w:rFonts w:cstheme="minorHAnsi"/>
                 <w:i/>
                 <w:iCs/>
-                <w:color w:val="EE0000"/>
               </w:rPr>
               <w:t>Reflexion</w:t>
             </w:r>
@@ -7121,7 +6988,6 @@
                 <w:rFonts w:cstheme="minorHAnsi"/>
                 <w:i/>
                 <w:iCs/>
-                <w:color w:val="EE0000"/>
               </w:rPr>
               <w:t xml:space="preserve">Fakultativ nach </w:t>
             </w:r>
@@ -7130,7 +6996,6 @@
                 <w:rFonts w:cstheme="minorHAnsi"/>
                 <w:i/>
                 <w:iCs/>
-                <w:color w:val="EE0000"/>
               </w:rPr>
               <w:t>zwei</w:t>
             </w:r>
@@ -7139,7 +7004,6 @@
                 <w:rFonts w:cstheme="minorHAnsi"/>
                 <w:i/>
                 <w:iCs/>
-                <w:color w:val="EE0000"/>
               </w:rPr>
               <w:t xml:space="preserve"> Wochen: </w:t>
             </w:r>
@@ -7148,7 +7012,6 @@
                 <w:rFonts w:cstheme="minorHAnsi"/>
                 <w:i/>
                 <w:iCs/>
-                <w:color w:val="EE0000"/>
               </w:rPr>
               <w:t>Follow-up (z.</w:t>
             </w:r>
@@ -7157,7 +7020,6 @@
                 <w:rFonts w:cstheme="minorHAnsi"/>
                 <w:i/>
                 <w:iCs/>
-                <w:color w:val="EE0000"/>
               </w:rPr>
               <w:t> </w:t>
             </w:r>
@@ -7166,7 +7028,6 @@
                 <w:rFonts w:cstheme="minorHAnsi"/>
                 <w:i/>
                 <w:iCs/>
-                <w:color w:val="EE0000"/>
               </w:rPr>
               <w:t>B. nach zwei Wochen)</w:t>
             </w:r>
@@ -7580,15 +7441,13 @@
                 <w:rFonts w:cstheme="minorHAnsi"/>
                 <w:b/>
                 <w:bCs/>
-                <w:color w:val="EE0000"/>
-              </w:rPr>
-            </w:pPr>
-            <w:r>
-              <w:rPr>
-                <w:rFonts w:cstheme="minorHAnsi"/>
-                <w:b/>
-                <w:bCs/>
-                <w:color w:val="EE0000"/>
+              </w:rPr>
+            </w:pPr>
+            <w:r>
+              <w:rPr>
+                <w:rFonts w:cstheme="minorHAnsi"/>
+                <w:b/>
+                <w:bCs/>
                 <w:sz w:val="26"/>
                 <w:szCs w:val="26"/>
               </w:rPr>
@@ -7603,13 +7462,11 @@
               <w:spacing w:line="276" w:lineRule="auto"/>
               <w:rPr>
                 <w:rFonts w:cstheme="minorHAnsi"/>
-                <w:color w:val="EE0000"/>
-              </w:rPr>
-            </w:pPr>
-            <w:r>
-              <w:rPr>
-                <w:rFonts w:cstheme="minorHAnsi"/>
-                <w:color w:val="EE0000"/>
+              </w:rPr>
+            </w:pPr>
+            <w:r>
+              <w:rPr>
+                <w:rFonts w:cstheme="minorHAnsi"/>
               </w:rPr>
               <w:t>Individuelle Antworten der Lernenden</w:t>
             </w:r>
@@ -7622,29 +7479,90 @@
               <w:spacing w:line="276" w:lineRule="auto"/>
               <w:rPr>
                 <w:rFonts w:cstheme="minorHAnsi"/>
-                <w:color w:val="EE0000"/>
-              </w:rPr>
-            </w:pPr>
-            <w:r>
-              <w:rPr>
-                <w:rFonts w:cstheme="minorHAnsi"/>
-                <w:color w:val="EE0000"/>
-              </w:rPr>
-              <w:t>Die Lehrkraft nimmt spontane Reaktionen aus dem Raum auf und führt anschließend nahtlos in die nächste Arbeitsphase über. Die erste Aufgabe vertieft das Gesehene anhand eines konkreten Chat</w:t>
-            </w:r>
-            <w:r>
-              <w:rPr>
-                <w:rFonts w:cstheme="minorHAnsi"/>
-                <w:color w:val="EE0000"/>
-              </w:rPr>
-              <w:t>b</w:t>
-            </w:r>
-            <w:r>
-              <w:rPr>
-                <w:rFonts w:cstheme="minorHAnsi"/>
-                <w:color w:val="EE0000"/>
-              </w:rPr>
-              <w:t>eispiels.</w:t>
+              </w:rPr>
+            </w:pPr>
+            <w:r>
+              <w:rPr>
+                <w:rFonts w:cstheme="minorHAnsi"/>
+              </w:rPr>
+              <w:t xml:space="preserve">Die Lehrkraft nimmt spontane Reaktionen aus dem Raum auf und führt anschließend </w:t>
+            </w:r>
+            <w:r>
+              <w:rPr>
+                <w:rFonts w:cstheme="minorHAnsi"/>
+              </w:rPr>
+              <w:t xml:space="preserve">mit Arbeitsblatt 1 </w:t>
+            </w:r>
+            <w:r>
+              <w:rPr>
+                <w:rFonts w:cstheme="minorHAnsi"/>
+              </w:rPr>
+              <w:t xml:space="preserve">nahtlos </w:t>
+            </w:r>
+            <w:r>
+              <w:rPr>
+                <w:rFonts w:cstheme="minorHAnsi"/>
+              </w:rPr>
+              <w:t>zu weiteren Beispielen über</w:t>
+            </w:r>
+            <w:r>
+              <w:rPr>
+                <w:rFonts w:cstheme="minorHAnsi"/>
+              </w:rPr>
+              <w:t xml:space="preserve">. </w:t>
+            </w:r>
+            <w:r>
+              <w:rPr>
+                <w:rFonts w:cstheme="minorHAnsi"/>
+              </w:rPr>
+              <w:t xml:space="preserve">Lehrkraft zeigt Collage mit 8 Behauptungen </w:t>
+            </w:r>
+            <w:r>
+              <w:rPr>
+                <w:rFonts w:cstheme="minorHAnsi"/>
+              </w:rPr>
+              <w:t>im</w:t>
+            </w:r>
+            <w:r>
+              <w:rPr>
+                <w:rFonts w:cstheme="minorHAnsi"/>
+              </w:rPr>
+              <w:t xml:space="preserve"> Social Media </w:t>
+            </w:r>
+            <w:r>
+              <w:rPr>
+                <w:rFonts w:cstheme="minorHAnsi"/>
+              </w:rPr>
+              <w:t xml:space="preserve">Stil </w:t>
+            </w:r>
+            <w:r>
+              <w:rPr>
+                <w:rFonts w:cstheme="minorHAnsi"/>
+              </w:rPr>
+              <w:t>– Mix aus Fakt und Fake (z. B. „Detox-Tee reinigt deinen Körper", „8 Gläser Wasser pro Tag sind Pflicht", „Zucker macht Kinder hyperaktiv"). Schüler:innen reagieren spontan per Daumen hoch/runte</w:t>
+            </w:r>
+            <w:r>
+              <w:rPr>
+                <w:rFonts w:cstheme="minorHAnsi"/>
+              </w:rPr>
+              <w:t>r. Auflösung nach jeder Behauptung.</w:t>
+            </w:r>
+          </w:p>
+          <w:p>
+            <w:pPr>
+              <w:tabs>
+                <w:tab w:val="left" w:pos="273"/>
+              </w:tabs>
+              <w:spacing w:line="276" w:lineRule="auto"/>
+              <w:rPr>
+                <w:rFonts w:cstheme="minorHAnsi"/>
+              </w:rPr>
+            </w:pPr>
+            <w:r>
+              <w:rPr>
+                <w:rFonts w:cstheme="minorHAnsi"/>
+              </w:rPr>
+              <w:t>*„Welche dieser Behauptungen könnte eure Gesundheitsentscheidungen beeinflussen – was ihr esst, trinkt, kauft oder ausprobiert?"* Kurze Wortmeldungen. Überleitung zu Phase 2: *„Warum verbreiten sich solche Behauptungen überhaupt so schnell – obwohl viele davon nicht stimmen?"</w:t>
             </w:r>
           </w:p>
           <w:p>
@@ -8493,210 +8411,6 @@
                 <w:rFonts w:cstheme="minorHAnsi"/>
                 <w:color w:val="EE0000"/>
               </w:rPr>
-              <w:t xml:space="preserve">– </w:t>
-            </w:r>
-            <w:r>
-              <w:rPr>
-                <w:rFonts w:cstheme="minorHAnsi"/>
-                <w:color w:val="EE0000"/>
-              </w:rPr>
-              <w:t xml:space="preserve">einfache Sprache: </w:t>
-            </w:r>
-            <w:r>
-              <w:rPr>
-                <w:rFonts w:cstheme="minorHAnsi"/>
-                <w:color w:val="EE0000"/>
-              </w:rPr>
-              <w:t>„</w:t>
-            </w:r>
-            <w:r>
-              <w:rPr>
-                <w:rFonts w:cstheme="minorHAnsi"/>
-                <w:color w:val="EE0000"/>
-              </w:rPr>
-              <w:t>Kann eine App deine Freundin oder dein Freund sein?</w:t>
-            </w:r>
-            <w:r>
-              <w:rPr>
-                <w:rFonts w:cstheme="minorHAnsi"/>
-                <w:color w:val="EE0000"/>
-              </w:rPr>
-              <w:t>“</w:t>
-            </w:r>
-          </w:p>
-          <w:p>
-            <w:pPr>
-              <w:shd w:val="clear" w:color="auto" w:fill="FBE4D5" w:themeFill="accent2" w:themeFillTint="33"/>
-              <w:tabs>
-                <w:tab w:val="left" w:pos="273"/>
-              </w:tabs>
-              <w:spacing w:line="276" w:lineRule="auto"/>
-              <w:rPr>
-                <w:rFonts w:cstheme="minorHAnsi"/>
-                <w:color w:val="EE0000"/>
-              </w:rPr>
-            </w:pPr>
-            <w:r>
-              <w:rPr>
-                <w:rFonts w:cstheme="minorHAnsi"/>
-                <w:color w:val="EE0000"/>
-              </w:rPr>
-              <w:t xml:space="preserve">– </w:t>
-            </w:r>
-            <w:r>
-              <w:rPr>
-                <w:rFonts w:cstheme="minorHAnsi"/>
-                <w:color w:val="EE0000"/>
-              </w:rPr>
-              <w:t>bekannte Tools als Anker: ChatGPT, Snapchat My AI, Character.AI</w:t>
-            </w:r>
-          </w:p>
-          <w:p>
-            <w:pPr>
-              <w:shd w:val="clear" w:color="auto" w:fill="FBE4D5" w:themeFill="accent2" w:themeFillTint="33"/>
-              <w:tabs>
-                <w:tab w:val="left" w:pos="273"/>
-              </w:tabs>
-              <w:spacing w:line="276" w:lineRule="auto"/>
-              <w:rPr>
-                <w:rFonts w:cstheme="minorHAnsi"/>
-                <w:b/>
-                <w:bCs/>
-                <w:color w:val="EE0000"/>
-              </w:rPr>
-            </w:pPr>
-            <w:r>
-              <w:rPr>
-                <w:rFonts w:cstheme="minorHAnsi"/>
-                <w:b/>
-                <w:bCs/>
-                <w:color w:val="EE0000"/>
-              </w:rPr>
-              <w:t>Sek. I</w:t>
-            </w:r>
-            <w:r>
-              <w:rPr>
-                <w:rFonts w:cstheme="minorHAnsi"/>
-                <w:b/>
-                <w:bCs/>
-                <w:color w:val="EE0000"/>
-              </w:rPr>
-              <w:t>I:</w:t>
-            </w:r>
-          </w:p>
-          <w:p>
-            <w:pPr>
-              <w:shd w:val="clear" w:color="auto" w:fill="FBE4D5" w:themeFill="accent2" w:themeFillTint="33"/>
-              <w:tabs>
-                <w:tab w:val="left" w:pos="273"/>
-              </w:tabs>
-              <w:spacing w:line="276" w:lineRule="auto"/>
-              <w:rPr>
-                <w:rFonts w:cstheme="minorHAnsi"/>
-                <w:color w:val="EE0000"/>
-              </w:rPr>
-            </w:pPr>
-            <w:r>
-              <w:rPr>
-                <w:rFonts w:cstheme="minorHAnsi"/>
-                <w:color w:val="EE0000"/>
-              </w:rPr>
-              <w:t xml:space="preserve">– </w:t>
-            </w:r>
-            <w:r>
-              <w:rPr>
-                <w:rFonts w:cstheme="minorHAnsi"/>
-                <w:color w:val="EE0000"/>
-              </w:rPr>
-              <w:t xml:space="preserve">Einführung des Begriffs </w:t>
-            </w:r>
-            <w:r>
-              <w:rPr>
-                <w:rFonts w:cstheme="minorHAnsi"/>
-                <w:color w:val="EE0000"/>
-              </w:rPr>
-              <w:t>„</w:t>
-            </w:r>
-            <w:r>
-              <w:rPr>
-                <w:rFonts w:cstheme="minorHAnsi"/>
-                <w:color w:val="EE0000"/>
-              </w:rPr>
-              <w:t>parasoziale Beziehung</w:t>
-            </w:r>
-            <w:r>
-              <w:rPr>
-                <w:rFonts w:cstheme="minorHAnsi"/>
-                <w:color w:val="EE0000"/>
-              </w:rPr>
-              <w:t>“</w:t>
-            </w:r>
-            <w:r>
-              <w:rPr>
-                <w:rFonts w:cstheme="minorHAnsi"/>
-                <w:color w:val="EE0000"/>
-              </w:rPr>
-              <w:t xml:space="preserve"> bereits im Einstieg</w:t>
-            </w:r>
-          </w:p>
-          <w:p>
-            <w:pPr>
-              <w:shd w:val="clear" w:color="auto" w:fill="FBE4D5" w:themeFill="accent2" w:themeFillTint="33"/>
-              <w:tabs>
-                <w:tab w:val="left" w:pos="273"/>
-              </w:tabs>
-              <w:spacing w:line="276" w:lineRule="auto"/>
-              <w:rPr>
-                <w:rFonts w:cstheme="minorHAnsi"/>
-                <w:color w:val="EE0000"/>
-              </w:rPr>
-            </w:pPr>
-            <w:r>
-              <w:rPr>
-                <w:rFonts w:cstheme="minorHAnsi"/>
-                <w:color w:val="EE0000"/>
-              </w:rPr>
-              <w:t xml:space="preserve">– </w:t>
-            </w:r>
-            <w:r>
-              <w:rPr>
-                <w:rFonts w:cstheme="minorHAnsi"/>
-                <w:color w:val="EE0000"/>
-              </w:rPr>
-              <w:t>Vergleich zu anderen parasozialen Beziehungen (Influencer</w:t>
-            </w:r>
-            <w:r>
-              <w:rPr>
-                <w:rFonts w:cstheme="minorHAnsi"/>
-                <w:color w:val="EE0000"/>
-              </w:rPr>
-              <w:t>innen und Influencer</w:t>
-            </w:r>
-            <w:r>
-              <w:rPr>
-                <w:rFonts w:cstheme="minorHAnsi"/>
-                <w:color w:val="EE0000"/>
-              </w:rPr>
-              <w:t>, Celebrities)</w:t>
-            </w:r>
-          </w:p>
-          <w:p>
-            <w:pPr>
-              <w:shd w:val="clear" w:color="auto" w:fill="FBE4D5" w:themeFill="accent2" w:themeFillTint="33"/>
-              <w:tabs>
-                <w:tab w:val="left" w:pos="273"/>
-              </w:tabs>
-              <w:spacing w:line="276" w:lineRule="auto"/>
-              <w:rPr>
-                <w:rFonts w:cstheme="minorHAnsi"/>
-                <w:color w:val="EE0000"/>
-              </w:rPr>
-            </w:pPr>
-            <w:r>
-              <w:rPr>
-                <w:rFonts w:cstheme="minorHAnsi"/>
-                <w:color w:val="EE0000"/>
-              </w:rPr>
               <w:lastRenderedPageBreak/>
               <w:t xml:space="preserve">– </w:t>
             </w:r>
@@ -8705,6 +8419,210 @@
                 <w:rFonts w:cstheme="minorHAnsi"/>
                 <w:color w:val="EE0000"/>
               </w:rPr>
+              <w:t xml:space="preserve">einfache Sprache: </w:t>
+            </w:r>
+            <w:r>
+              <w:rPr>
+                <w:rFonts w:cstheme="minorHAnsi"/>
+                <w:color w:val="EE0000"/>
+              </w:rPr>
+              <w:t>„</w:t>
+            </w:r>
+            <w:r>
+              <w:rPr>
+                <w:rFonts w:cstheme="minorHAnsi"/>
+                <w:color w:val="EE0000"/>
+              </w:rPr>
+              <w:t>Kann eine App deine Freundin oder dein Freund sein?</w:t>
+            </w:r>
+            <w:r>
+              <w:rPr>
+                <w:rFonts w:cstheme="minorHAnsi"/>
+                <w:color w:val="EE0000"/>
+              </w:rPr>
+              <w:t>“</w:t>
+            </w:r>
+          </w:p>
+          <w:p>
+            <w:pPr>
+              <w:shd w:val="clear" w:color="auto" w:fill="FBE4D5" w:themeFill="accent2" w:themeFillTint="33"/>
+              <w:tabs>
+                <w:tab w:val="left" w:pos="273"/>
+              </w:tabs>
+              <w:spacing w:line="276" w:lineRule="auto"/>
+              <w:rPr>
+                <w:rFonts w:cstheme="minorHAnsi"/>
+                <w:color w:val="EE0000"/>
+              </w:rPr>
+            </w:pPr>
+            <w:r>
+              <w:rPr>
+                <w:rFonts w:cstheme="minorHAnsi"/>
+                <w:color w:val="EE0000"/>
+              </w:rPr>
+              <w:t xml:space="preserve">– </w:t>
+            </w:r>
+            <w:r>
+              <w:rPr>
+                <w:rFonts w:cstheme="minorHAnsi"/>
+                <w:color w:val="EE0000"/>
+              </w:rPr>
+              <w:t>bekannte Tools als Anker: ChatGPT, Snapchat My AI, Character.AI</w:t>
+            </w:r>
+          </w:p>
+          <w:p>
+            <w:pPr>
+              <w:shd w:val="clear" w:color="auto" w:fill="FBE4D5" w:themeFill="accent2" w:themeFillTint="33"/>
+              <w:tabs>
+                <w:tab w:val="left" w:pos="273"/>
+              </w:tabs>
+              <w:spacing w:line="276" w:lineRule="auto"/>
+              <w:rPr>
+                <w:rFonts w:cstheme="minorHAnsi"/>
+                <w:b/>
+                <w:bCs/>
+                <w:color w:val="EE0000"/>
+              </w:rPr>
+            </w:pPr>
+            <w:r>
+              <w:rPr>
+                <w:rFonts w:cstheme="minorHAnsi"/>
+                <w:b/>
+                <w:bCs/>
+                <w:color w:val="EE0000"/>
+              </w:rPr>
+              <w:t>Sek. I</w:t>
+            </w:r>
+            <w:r>
+              <w:rPr>
+                <w:rFonts w:cstheme="minorHAnsi"/>
+                <w:b/>
+                <w:bCs/>
+                <w:color w:val="EE0000"/>
+              </w:rPr>
+              <w:t>I:</w:t>
+            </w:r>
+          </w:p>
+          <w:p>
+            <w:pPr>
+              <w:shd w:val="clear" w:color="auto" w:fill="FBE4D5" w:themeFill="accent2" w:themeFillTint="33"/>
+              <w:tabs>
+                <w:tab w:val="left" w:pos="273"/>
+              </w:tabs>
+              <w:spacing w:line="276" w:lineRule="auto"/>
+              <w:rPr>
+                <w:rFonts w:cstheme="minorHAnsi"/>
+                <w:color w:val="EE0000"/>
+              </w:rPr>
+            </w:pPr>
+            <w:r>
+              <w:rPr>
+                <w:rFonts w:cstheme="minorHAnsi"/>
+                <w:color w:val="EE0000"/>
+              </w:rPr>
+              <w:t xml:space="preserve">– </w:t>
+            </w:r>
+            <w:r>
+              <w:rPr>
+                <w:rFonts w:cstheme="minorHAnsi"/>
+                <w:color w:val="EE0000"/>
+              </w:rPr>
+              <w:t xml:space="preserve">Einführung des Begriffs </w:t>
+            </w:r>
+            <w:r>
+              <w:rPr>
+                <w:rFonts w:cstheme="minorHAnsi"/>
+                <w:color w:val="EE0000"/>
+              </w:rPr>
+              <w:t>„</w:t>
+            </w:r>
+            <w:r>
+              <w:rPr>
+                <w:rFonts w:cstheme="minorHAnsi"/>
+                <w:color w:val="EE0000"/>
+              </w:rPr>
+              <w:t>parasoziale Beziehung</w:t>
+            </w:r>
+            <w:r>
+              <w:rPr>
+                <w:rFonts w:cstheme="minorHAnsi"/>
+                <w:color w:val="EE0000"/>
+              </w:rPr>
+              <w:t>“</w:t>
+            </w:r>
+            <w:r>
+              <w:rPr>
+                <w:rFonts w:cstheme="minorHAnsi"/>
+                <w:color w:val="EE0000"/>
+              </w:rPr>
+              <w:t xml:space="preserve"> bereits im Einstieg</w:t>
+            </w:r>
+          </w:p>
+          <w:p>
+            <w:pPr>
+              <w:shd w:val="clear" w:color="auto" w:fill="FBE4D5" w:themeFill="accent2" w:themeFillTint="33"/>
+              <w:tabs>
+                <w:tab w:val="left" w:pos="273"/>
+              </w:tabs>
+              <w:spacing w:line="276" w:lineRule="auto"/>
+              <w:rPr>
+                <w:rFonts w:cstheme="minorHAnsi"/>
+                <w:color w:val="EE0000"/>
+              </w:rPr>
+            </w:pPr>
+            <w:r>
+              <w:rPr>
+                <w:rFonts w:cstheme="minorHAnsi"/>
+                <w:color w:val="EE0000"/>
+              </w:rPr>
+              <w:t xml:space="preserve">– </w:t>
+            </w:r>
+            <w:r>
+              <w:rPr>
+                <w:rFonts w:cstheme="minorHAnsi"/>
+                <w:color w:val="EE0000"/>
+              </w:rPr>
+              <w:t>Vergleich zu anderen parasozialen Beziehungen (Influencer</w:t>
+            </w:r>
+            <w:r>
+              <w:rPr>
+                <w:rFonts w:cstheme="minorHAnsi"/>
+                <w:color w:val="EE0000"/>
+              </w:rPr>
+              <w:t>innen und Influencer</w:t>
+            </w:r>
+            <w:r>
+              <w:rPr>
+                <w:rFonts w:cstheme="minorHAnsi"/>
+                <w:color w:val="EE0000"/>
+              </w:rPr>
+              <w:t>, Celebrities)</w:t>
+            </w:r>
+          </w:p>
+          <w:p>
+            <w:pPr>
+              <w:shd w:val="clear" w:color="auto" w:fill="FBE4D5" w:themeFill="accent2" w:themeFillTint="33"/>
+              <w:tabs>
+                <w:tab w:val="left" w:pos="273"/>
+              </w:tabs>
+              <w:spacing w:line="276" w:lineRule="auto"/>
+              <w:rPr>
+                <w:rFonts w:cstheme="minorHAnsi"/>
+                <w:color w:val="EE0000"/>
+              </w:rPr>
+            </w:pPr>
+            <w:r>
+              <w:rPr>
+                <w:rFonts w:cstheme="minorHAnsi"/>
+                <w:color w:val="EE0000"/>
+              </w:rPr>
+              <w:t xml:space="preserve">– </w:t>
+            </w:r>
+            <w:r>
+              <w:rPr>
+                <w:rFonts w:cstheme="minorHAnsi"/>
+                <w:color w:val="EE0000"/>
+              </w:rPr>
               <w:t>zusätzlich: Arbeit mit abstrakten Bedürfniskategorien (falls sie von Lernenden selbst kommen)</w:t>
             </w:r>
             <w:r>
@@ -10030,6 +9948,7 @@
                 <w:rFonts w:cstheme="minorHAnsi"/>
                 <w:color w:val="EE0000"/>
               </w:rPr>
+              <w:lastRenderedPageBreak/>
               <w:t xml:space="preserve">– </w:t>
             </w:r>
             <w:r>
@@ -10159,7 +10078,6 @@
                 <w:rFonts w:cstheme="minorHAnsi"/>
                 <w:color w:val="EE0000"/>
               </w:rPr>
-              <w:lastRenderedPageBreak/>
               <w:t>Kritische Antworten sollten besonders dann aufgegriffen werden, wenn die Lehrkraft die Klasse gut kennt und sensibel mit der Klassendynamik umgehen kann:</w:t>
             </w:r>
           </w:p>
@@ -12138,6 +12056,7 @@
                 <w:rFonts w:cstheme="minorHAnsi"/>
                 <w:color w:val="EE0000"/>
               </w:rPr>
+              <w:lastRenderedPageBreak/>
               <w:t>–</w:t>
             </w:r>
             <w:r>
@@ -12254,15 +12173,7 @@
                 <w:rFonts w:cstheme="minorHAnsi"/>
                 <w:color w:val="EE0000"/>
               </w:rPr>
-              <w:t xml:space="preserve">Er ist bewusst kurz und emotional offen gehalten, sodass die KI ihre typischen Anthropomorphisierungsmechanismen entfalten kann: Sie reagiert wahrscheinlich mit simulierter Anteilnahme, </w:t>
-            </w:r>
-            <w:r>
-              <w:rPr>
-                <w:rFonts w:cstheme="minorHAnsi"/>
-                <w:color w:val="EE0000"/>
-              </w:rPr>
-              <w:lastRenderedPageBreak/>
-              <w:t>setzt Emojis ein, stellt Rückfragen, verwendet Formulierungen wie</w:t>
+              <w:t>Er ist bewusst kurz und emotional offen gehalten, sodass die KI ihre typischen Anthropomorphisierungsmechanismen entfalten kann: Sie reagiert wahrscheinlich mit simulierter Anteilnahme, setzt Emojis ein, stellt Rückfragen, verwendet Formulierungen wie</w:t>
             </w:r>
             <w:r>
               <w:rPr>
@@ -13738,6 +13649,7 @@
                 <w:rFonts w:cstheme="minorHAnsi"/>
                 <w:color w:val="EE0000"/>
               </w:rPr>
+              <w:lastRenderedPageBreak/>
               <w:t>– ELIZA-Effekt benennen: Die Antwort eines Chatbots klingt verständnisvoll, ist aber statistische Textgenerierung.</w:t>
             </w:r>
           </w:p>
@@ -13778,7 +13690,6 @@
                 <w:rFonts w:cstheme="minorHAnsi"/>
                 <w:color w:val="EE0000"/>
               </w:rPr>
-              <w:lastRenderedPageBreak/>
               <w:t>Mehr zum Thema</w:t>
             </w:r>
             <w:r>
@@ -15002,6 +14913,7 @@
                 <w:bCs/>
                 <w:color w:val="EE0000"/>
               </w:rPr>
+              <w:lastRenderedPageBreak/>
               <w:t xml:space="preserve">Lösungsvorschläge </w:t>
             </w:r>
             <w:r>
@@ -15102,30 +15014,1830 @@
                 <w:bCs/>
                 <w:color w:val="EE0000"/>
               </w:rPr>
+              <w:t>Bedürfnis:</w:t>
+            </w:r>
+            <w:r>
+              <w:rPr>
+                <w:rFonts w:cstheme="minorHAnsi"/>
+                <w:color w:val="EE0000"/>
+              </w:rPr>
+              <w:t xml:space="preserve"> Verbundenheit (gehört werden, Zugehörigkeit) </w:t>
+            </w:r>
+            <w:r>
+              <w:rPr>
+                <w:rFonts w:cstheme="minorHAnsi"/>
+                <w:color w:val="EE0000"/>
+              </w:rPr>
+              <w:t>und</w:t>
+            </w:r>
+            <w:r>
+              <w:rPr>
+                <w:rFonts w:cstheme="minorHAnsi"/>
+                <w:color w:val="EE0000"/>
+              </w:rPr>
+              <w:t xml:space="preserve"> Sicherheit (kein Risiko der Ablehnung)</w:t>
+            </w:r>
+          </w:p>
+          <w:p>
+            <w:pPr>
+              <w:shd w:val="clear" w:color="auto" w:fill="FBE4D5" w:themeFill="accent2" w:themeFillTint="33"/>
+              <w:tabs>
+                <w:tab w:val="left" w:pos="273"/>
+              </w:tabs>
+              <w:spacing w:line="276" w:lineRule="auto"/>
+              <w:rPr>
+                <w:rFonts w:cstheme="minorHAnsi"/>
+                <w:color w:val="EE0000"/>
+              </w:rPr>
+            </w:pPr>
+            <w:r>
+              <w:rPr>
+                <w:rFonts w:cstheme="minorHAnsi"/>
+                <w:b/>
+                <w:bCs/>
+                <w:color w:val="EE0000"/>
+              </w:rPr>
+              <w:t xml:space="preserve">Erfüllung durch </w:t>
+            </w:r>
+            <w:r>
+              <w:rPr>
+                <w:rFonts w:cstheme="minorHAnsi"/>
+                <w:b/>
+                <w:bCs/>
+                <w:color w:val="EE0000"/>
+              </w:rPr>
+              <w:t xml:space="preserve">die </w:t>
+            </w:r>
+            <w:r>
+              <w:rPr>
+                <w:rFonts w:cstheme="minorHAnsi"/>
+                <w:b/>
+                <w:bCs/>
+                <w:color w:val="EE0000"/>
+              </w:rPr>
+              <w:t>KI:</w:t>
+            </w:r>
+            <w:r>
+              <w:rPr>
+                <w:rFonts w:cstheme="minorHAnsi"/>
+                <w:color w:val="EE0000"/>
+              </w:rPr>
+              <w:t xml:space="preserve"> </w:t>
+            </w:r>
+            <w:r>
+              <w:rPr>
+                <w:rFonts w:cstheme="minorHAnsi"/>
+                <w:color w:val="EE0000"/>
+              </w:rPr>
+              <w:t>n</w:t>
+            </w:r>
+            <w:r>
+              <w:rPr>
+                <w:rFonts w:cstheme="minorHAnsi"/>
+                <w:color w:val="EE0000"/>
+              </w:rPr>
+              <w:t>ur scheinbar</w:t>
+            </w:r>
+            <w:r>
+              <w:rPr>
+                <w:rFonts w:cstheme="minorHAnsi"/>
+                <w:color w:val="EE0000"/>
+              </w:rPr>
+              <w:t>,</w:t>
+            </w:r>
+            <w:r>
+              <w:rPr>
+                <w:rFonts w:cstheme="minorHAnsi"/>
+                <w:color w:val="EE0000"/>
+              </w:rPr>
+              <w:t xml:space="preserve"> Zuhören</w:t>
+            </w:r>
+            <w:r>
+              <w:rPr>
+                <w:rFonts w:cstheme="minorHAnsi"/>
+                <w:color w:val="EE0000"/>
+              </w:rPr>
+              <w:t xml:space="preserve"> nur simuliert</w:t>
+            </w:r>
+            <w:r>
+              <w:rPr>
+                <w:rFonts w:cstheme="minorHAnsi"/>
+                <w:color w:val="EE0000"/>
+              </w:rPr>
+              <w:t>, kein echtes Interesse</w:t>
+            </w:r>
+            <w:r>
+              <w:rPr>
+                <w:rFonts w:cstheme="minorHAnsi"/>
+                <w:color w:val="EE0000"/>
+              </w:rPr>
+              <w:t xml:space="preserve"> der KI, k</w:t>
+            </w:r>
+            <w:r>
+              <w:rPr>
+                <w:rFonts w:cstheme="minorHAnsi"/>
+                <w:color w:val="EE0000"/>
+              </w:rPr>
+              <w:t>eine Gegenseitigkeit, keine gemeinsame Geschichte, kein Wachstum der Beziehung</w:t>
+            </w:r>
+          </w:p>
+          <w:p>
+            <w:pPr>
+              <w:shd w:val="clear" w:color="auto" w:fill="FBE4D5" w:themeFill="accent2" w:themeFillTint="33"/>
+              <w:tabs>
+                <w:tab w:val="left" w:pos="273"/>
+              </w:tabs>
+              <w:spacing w:line="276" w:lineRule="auto"/>
+              <w:rPr>
+                <w:rFonts w:cstheme="minorHAnsi"/>
+                <w:color w:val="EE0000"/>
+              </w:rPr>
+            </w:pPr>
+            <w:r>
+              <w:rPr>
+                <w:rFonts w:cstheme="minorHAnsi"/>
+                <w:b/>
+                <w:bCs/>
+                <w:color w:val="EE0000"/>
+              </w:rPr>
+              <w:t>Gewinne:</w:t>
+            </w:r>
+            <w:r>
+              <w:rPr>
+                <w:rFonts w:cstheme="minorHAnsi"/>
+                <w:color w:val="EE0000"/>
+              </w:rPr>
+              <w:t xml:space="preserve"> </w:t>
+            </w:r>
+            <w:r>
+              <w:rPr>
+                <w:rFonts w:cstheme="minorHAnsi"/>
+                <w:color w:val="EE0000"/>
+              </w:rPr>
+              <w:t>k</w:t>
+            </w:r>
+            <w:r>
+              <w:rPr>
+                <w:rFonts w:cstheme="minorHAnsi"/>
+                <w:color w:val="EE0000"/>
+              </w:rPr>
+              <w:t>urzfristige Entlastung, niedrige Hemmschwelle</w:t>
+            </w:r>
+          </w:p>
+          <w:p>
+            <w:pPr>
+              <w:shd w:val="clear" w:color="auto" w:fill="FBE4D5" w:themeFill="accent2" w:themeFillTint="33"/>
+              <w:tabs>
+                <w:tab w:val="left" w:pos="273"/>
+              </w:tabs>
+              <w:spacing w:line="276" w:lineRule="auto"/>
+              <w:rPr>
+                <w:rFonts w:cstheme="minorHAnsi"/>
+                <w:color w:val="EE0000"/>
+              </w:rPr>
+            </w:pPr>
+            <w:r>
+              <w:rPr>
+                <w:rFonts w:cstheme="minorHAnsi"/>
+                <w:b/>
+                <w:bCs/>
+                <w:color w:val="EE0000"/>
+              </w:rPr>
+              <w:t>Verlust</w:t>
+            </w:r>
+            <w:r>
+              <w:rPr>
+                <w:rFonts w:cstheme="minorHAnsi"/>
+                <w:b/>
+                <w:bCs/>
+                <w:color w:val="EE0000"/>
+              </w:rPr>
+              <w:t>e</w:t>
+            </w:r>
+            <w:r>
+              <w:rPr>
+                <w:rFonts w:cstheme="minorHAnsi"/>
+                <w:b/>
+                <w:bCs/>
+                <w:color w:val="EE0000"/>
+              </w:rPr>
+              <w:t>:</w:t>
+            </w:r>
+            <w:r>
+              <w:rPr>
+                <w:rFonts w:cstheme="minorHAnsi"/>
+                <w:color w:val="EE0000"/>
+              </w:rPr>
+              <w:t xml:space="preserve"> Lena übt nicht mehr, echte Beziehungen aufzubauen</w:t>
+            </w:r>
+            <w:r>
+              <w:rPr>
+                <w:rFonts w:cstheme="minorHAnsi"/>
+                <w:color w:val="EE0000"/>
+              </w:rPr>
+              <w:t xml:space="preserve">. Sie zieht sich aus der </w:t>
+            </w:r>
+            <w:r>
+              <w:rPr>
+                <w:rFonts w:cstheme="minorHAnsi"/>
+                <w:color w:val="EE0000"/>
+              </w:rPr>
+              <w:t>Familie</w:t>
+            </w:r>
+            <w:r>
+              <w:rPr>
+                <w:rFonts w:cstheme="minorHAnsi"/>
+                <w:color w:val="EE0000"/>
+              </w:rPr>
+              <w:t xml:space="preserve"> </w:t>
+            </w:r>
+            <w:r>
+              <w:rPr>
+                <w:rFonts w:cstheme="minorHAnsi"/>
+                <w:color w:val="EE0000"/>
+              </w:rPr>
+              <w:t xml:space="preserve">zurück. </w:t>
+            </w:r>
+            <w:r>
+              <w:rPr>
+                <w:rFonts w:cstheme="minorHAnsi"/>
+                <w:color w:val="EE0000"/>
+              </w:rPr>
+              <w:t>(</w:t>
+            </w:r>
+            <w:r>
+              <w:rPr>
+                <w:rFonts w:cstheme="minorHAnsi"/>
+                <w:color w:val="EE0000"/>
+              </w:rPr>
+              <w:t>Warnsignal</w:t>
+            </w:r>
+            <w:r>
+              <w:rPr>
+                <w:rFonts w:cstheme="minorHAnsi"/>
+                <w:color w:val="EE0000"/>
+              </w:rPr>
+              <w:t>e</w:t>
+            </w:r>
+            <w:r>
+              <w:rPr>
+                <w:rFonts w:cstheme="minorHAnsi"/>
+                <w:color w:val="EE0000"/>
+              </w:rPr>
+              <w:t>)</w:t>
+            </w:r>
+          </w:p>
+          <w:p>
+            <w:pPr>
+              <w:shd w:val="clear" w:color="auto" w:fill="FBE4D5" w:themeFill="accent2" w:themeFillTint="33"/>
+              <w:tabs>
+                <w:tab w:val="left" w:pos="273"/>
+              </w:tabs>
+              <w:spacing w:line="276" w:lineRule="auto"/>
+              <w:rPr>
+                <w:rFonts w:cstheme="minorHAnsi"/>
+                <w:color w:val="EE0000"/>
+              </w:rPr>
+            </w:pPr>
+            <w:r>
+              <w:rPr>
+                <w:rFonts w:cstheme="minorHAnsi"/>
+                <w:b/>
+                <w:bCs/>
+                <w:color w:val="EE0000"/>
+              </w:rPr>
+              <w:t>Risiken:</w:t>
+            </w:r>
+            <w:r>
+              <w:rPr>
+                <w:rFonts w:cstheme="minorHAnsi"/>
+                <w:color w:val="EE0000"/>
+              </w:rPr>
+              <w:t xml:space="preserve"> Gewöhnung an </w:t>
+            </w:r>
+            <w:r>
+              <w:rPr>
+                <w:rFonts w:cstheme="minorHAnsi"/>
+                <w:color w:val="EE0000"/>
+              </w:rPr>
+              <w:t>„</w:t>
+            </w:r>
+            <w:r>
+              <w:rPr>
+                <w:rFonts w:cstheme="minorHAnsi"/>
+                <w:color w:val="EE0000"/>
+              </w:rPr>
+              <w:t>immer Verständnis</w:t>
+            </w:r>
+            <w:r>
+              <w:rPr>
+                <w:rFonts w:cstheme="minorHAnsi"/>
+                <w:color w:val="EE0000"/>
+              </w:rPr>
+              <w:t>“</w:t>
+            </w:r>
+            <w:r>
+              <w:rPr>
+                <w:rFonts w:cstheme="minorHAnsi"/>
+                <w:color w:val="EE0000"/>
+              </w:rPr>
+              <w:t xml:space="preserve">, </w:t>
+            </w:r>
+            <w:r>
+              <w:rPr>
+                <w:rFonts w:cstheme="minorHAnsi"/>
+                <w:color w:val="EE0000"/>
+              </w:rPr>
+              <w:t>verzerrt</w:t>
+            </w:r>
+            <w:r>
+              <w:rPr>
+                <w:rFonts w:cstheme="minorHAnsi"/>
+                <w:color w:val="EE0000"/>
+              </w:rPr>
+              <w:t>e</w:t>
+            </w:r>
+            <w:r>
+              <w:rPr>
+                <w:rFonts w:cstheme="minorHAnsi"/>
+                <w:color w:val="EE0000"/>
+              </w:rPr>
+              <w:t xml:space="preserve"> Erwartungen</w:t>
+            </w:r>
+            <w:r>
+              <w:rPr>
+                <w:rFonts w:cstheme="minorHAnsi"/>
+                <w:color w:val="EE0000"/>
+              </w:rPr>
+              <w:t xml:space="preserve">, verkümmerte </w:t>
+            </w:r>
+            <w:r>
+              <w:rPr>
+                <w:rFonts w:cstheme="minorHAnsi"/>
+                <w:color w:val="EE0000"/>
+              </w:rPr>
+              <w:t>soziale Kompetenzen</w:t>
+            </w:r>
+            <w:r>
+              <w:rPr>
+                <w:rFonts w:cstheme="minorHAnsi"/>
+                <w:color w:val="EE0000"/>
+              </w:rPr>
+              <w:t>,</w:t>
+            </w:r>
+            <w:r>
+              <w:rPr>
+                <w:rFonts w:cstheme="minorHAnsi"/>
+                <w:color w:val="EE0000"/>
+              </w:rPr>
+              <w:t xml:space="preserve"> Datenschutz (persönliche Inhalte an KI-Dienste</w:t>
+            </w:r>
+            <w:r>
+              <w:rPr>
+                <w:rFonts w:cstheme="minorHAnsi"/>
+                <w:color w:val="EE0000"/>
+              </w:rPr>
+              <w:t>)</w:t>
+            </w:r>
+          </w:p>
+          <w:p>
+            <w:pPr>
+              <w:shd w:val="clear" w:color="auto" w:fill="FBE4D5" w:themeFill="accent2" w:themeFillTint="33"/>
+              <w:tabs>
+                <w:tab w:val="left" w:pos="273"/>
+              </w:tabs>
+              <w:spacing w:line="276" w:lineRule="auto"/>
+              <w:rPr>
+                <w:rFonts w:cstheme="minorHAnsi"/>
+                <w:color w:val="EE0000"/>
+              </w:rPr>
+            </w:pPr>
+            <w:r>
+              <w:rPr>
+                <w:rFonts w:cstheme="minorHAnsi"/>
+                <w:b/>
+                <w:bCs/>
+                <w:color w:val="EE0000"/>
+              </w:rPr>
+              <w:t>Alternativen:</w:t>
+            </w:r>
+            <w:r>
+              <w:rPr>
+                <w:rFonts w:cstheme="minorHAnsi"/>
+                <w:color w:val="EE0000"/>
+              </w:rPr>
+              <w:t xml:space="preserve"> </w:t>
+            </w:r>
+            <w:r>
+              <w:rPr>
+                <w:rFonts w:cstheme="minorHAnsi"/>
+                <w:color w:val="EE0000"/>
+              </w:rPr>
+              <w:t>a</w:t>
+            </w:r>
+            <w:r>
+              <w:rPr>
+                <w:rFonts w:cstheme="minorHAnsi"/>
+                <w:color w:val="EE0000"/>
+              </w:rPr>
+              <w:t>ktiv auf neue Mitschülerinnen und Mitschüler</w:t>
+            </w:r>
+            <w:r>
+              <w:rPr>
+                <w:rFonts w:cstheme="minorHAnsi"/>
+                <w:color w:val="EE0000"/>
+              </w:rPr>
+              <w:t xml:space="preserve"> </w:t>
+            </w:r>
+            <w:r>
+              <w:rPr>
+                <w:rFonts w:cstheme="minorHAnsi"/>
+                <w:color w:val="EE0000"/>
+              </w:rPr>
+              <w:t>zugehen, alte Kontakte pflegen, Gespräch mit Schwester</w:t>
+            </w:r>
+            <w:r>
+              <w:rPr>
+                <w:rFonts w:cstheme="minorHAnsi"/>
+                <w:color w:val="EE0000"/>
+              </w:rPr>
+              <w:t xml:space="preserve"> oder </w:t>
+            </w:r>
+            <w:r>
+              <w:rPr>
+                <w:rFonts w:cstheme="minorHAnsi"/>
+                <w:color w:val="EE0000"/>
+              </w:rPr>
+              <w:t>Mutter wiederaufnehmen, bei anhaltender Einsamkeit</w:t>
+            </w:r>
+            <w:r>
+              <w:rPr>
+                <w:rFonts w:cstheme="minorHAnsi"/>
+                <w:color w:val="EE0000"/>
+              </w:rPr>
+              <w:t>:</w:t>
+            </w:r>
+            <w:r>
+              <w:rPr>
+                <w:rFonts w:cstheme="minorHAnsi"/>
+                <w:color w:val="EE0000"/>
+              </w:rPr>
+              <w:t xml:space="preserve"> Schulberatung</w:t>
+            </w:r>
+          </w:p>
+          <w:p>
+            <w:pPr>
+              <w:shd w:val="clear" w:color="auto" w:fill="FBE4D5" w:themeFill="accent2" w:themeFillTint="33"/>
+              <w:tabs>
+                <w:tab w:val="left" w:pos="273"/>
+              </w:tabs>
+              <w:spacing w:line="276" w:lineRule="auto"/>
+              <w:rPr>
+                <w:rFonts w:cstheme="minorHAnsi"/>
+                <w:color w:val="EE0000"/>
+              </w:rPr>
+            </w:pPr>
+            <w:r>
+              <w:rPr>
+                <w:rFonts w:cstheme="minorHAnsi"/>
+                <w:b/>
+                <w:bCs/>
+                <w:color w:val="EE0000"/>
+              </w:rPr>
+              <w:t>Kritische Diskussionspunkte:</w:t>
+            </w:r>
+            <w:r>
+              <w:rPr>
+                <w:rFonts w:cstheme="minorHAnsi"/>
+                <w:b/>
+                <w:bCs/>
+                <w:color w:val="EE0000"/>
+              </w:rPr>
+              <w:t xml:space="preserve"> </w:t>
+            </w:r>
+            <w:r>
+              <w:rPr>
+                <w:rFonts w:cstheme="minorHAnsi"/>
+                <w:color w:val="EE0000"/>
+              </w:rPr>
+              <w:t>Ist der Rückzug von Familie ein Warnsignal? Ab wann wird die KI zum Problem?</w:t>
+            </w:r>
+          </w:p>
+          <w:p>
+            <w:pPr>
+              <w:shd w:val="clear" w:color="auto" w:fill="FBE4D5" w:themeFill="accent2" w:themeFillTint="33"/>
+              <w:tabs>
+                <w:tab w:val="left" w:pos="273"/>
+              </w:tabs>
+              <w:spacing w:line="276" w:lineRule="auto"/>
+              <w:rPr>
+                <w:rFonts w:cstheme="minorHAnsi"/>
+                <w:color w:val="EE0000"/>
+              </w:rPr>
+            </w:pPr>
+          </w:p>
+          <w:p>
+            <w:pPr>
+              <w:shd w:val="clear" w:color="auto" w:fill="FBE4D5" w:themeFill="accent2" w:themeFillTint="33"/>
+              <w:tabs>
+                <w:tab w:val="left" w:pos="273"/>
+              </w:tabs>
+              <w:spacing w:line="276" w:lineRule="auto"/>
+              <w:rPr>
+                <w:rFonts w:cstheme="minorHAnsi"/>
+                <w:b/>
+                <w:bCs/>
+                <w:color w:val="EE0000"/>
+              </w:rPr>
+            </w:pPr>
+            <w:r>
+              <w:rPr>
+                <w:rFonts w:cstheme="minorHAnsi"/>
+                <w:b/>
+                <w:bCs/>
+                <w:color w:val="EE0000"/>
+              </w:rPr>
+              <w:t xml:space="preserve">Fallszenario 2 – Kompetenz </w:t>
+            </w:r>
+            <w:r>
+              <w:rPr>
+                <w:rFonts w:cstheme="minorHAnsi"/>
+                <w:b/>
+                <w:bCs/>
+                <w:color w:val="EE0000"/>
+              </w:rPr>
+              <w:t>und</w:t>
+            </w:r>
+            <w:r>
+              <w:rPr>
+                <w:rFonts w:cstheme="minorHAnsi"/>
+                <w:b/>
+                <w:bCs/>
+                <w:color w:val="EE0000"/>
+              </w:rPr>
+              <w:t xml:space="preserve"> funktionale Nutzung (Tom)</w:t>
+            </w:r>
+          </w:p>
+          <w:p>
+            <w:pPr>
+              <w:shd w:val="clear" w:color="auto" w:fill="FBE4D5" w:themeFill="accent2" w:themeFillTint="33"/>
+              <w:tabs>
+                <w:tab w:val="left" w:pos="273"/>
+              </w:tabs>
+              <w:spacing w:line="276" w:lineRule="auto"/>
+              <w:rPr>
+                <w:rFonts w:cstheme="minorHAnsi"/>
+                <w:color w:val="EE0000"/>
+              </w:rPr>
+            </w:pPr>
+            <w:r>
+              <w:rPr>
+                <w:rFonts w:cstheme="minorHAnsi"/>
+                <w:b/>
+                <w:bCs/>
+                <w:color w:val="EE0000"/>
+              </w:rPr>
+              <w:t>Bedürfnis:</w:t>
+            </w:r>
+            <w:r>
+              <w:rPr>
+                <w:rFonts w:cstheme="minorHAnsi"/>
+                <w:color w:val="EE0000"/>
+              </w:rPr>
+              <w:t xml:space="preserve"> Kompetenz (lernen, Aufgaben lösen) </w:t>
+            </w:r>
+            <w:r>
+              <w:rPr>
+                <w:rFonts w:cstheme="minorHAnsi"/>
+                <w:color w:val="EE0000"/>
+              </w:rPr>
+              <w:t>und</w:t>
+            </w:r>
+            <w:r>
+              <w:rPr>
+                <w:rFonts w:cstheme="minorHAnsi"/>
+                <w:color w:val="EE0000"/>
+              </w:rPr>
+              <w:t xml:space="preserve"> Sicherheit (keine Bloßstellung im Unterricht)</w:t>
+            </w:r>
+          </w:p>
+          <w:p>
+            <w:pPr>
+              <w:shd w:val="clear" w:color="auto" w:fill="FBE4D5" w:themeFill="accent2" w:themeFillTint="33"/>
+              <w:tabs>
+                <w:tab w:val="left" w:pos="273"/>
+              </w:tabs>
+              <w:spacing w:line="276" w:lineRule="auto"/>
+              <w:rPr>
+                <w:rFonts w:cstheme="minorHAnsi"/>
+                <w:color w:val="EE0000"/>
+              </w:rPr>
+            </w:pPr>
+            <w:r>
+              <w:rPr>
+                <w:rFonts w:cstheme="minorHAnsi"/>
+                <w:b/>
+                <w:bCs/>
+                <w:color w:val="EE0000"/>
+              </w:rPr>
+              <w:t xml:space="preserve">Erfüllung durch </w:t>
+            </w:r>
+            <w:r>
+              <w:rPr>
+                <w:rFonts w:cstheme="minorHAnsi"/>
+                <w:b/>
+                <w:bCs/>
+                <w:color w:val="EE0000"/>
+              </w:rPr>
+              <w:t xml:space="preserve">die </w:t>
+            </w:r>
+            <w:r>
+              <w:rPr>
+                <w:rFonts w:cstheme="minorHAnsi"/>
+                <w:b/>
+                <w:bCs/>
+                <w:color w:val="EE0000"/>
+              </w:rPr>
+              <w:t>KI:</w:t>
+            </w:r>
+            <w:r>
+              <w:rPr>
+                <w:rFonts w:cstheme="minorHAnsi"/>
+                <w:color w:val="EE0000"/>
+              </w:rPr>
+              <w:t xml:space="preserve"> </w:t>
+            </w:r>
+            <w:r>
+              <w:rPr>
+                <w:rFonts w:cstheme="minorHAnsi"/>
+                <w:color w:val="EE0000"/>
+              </w:rPr>
+              <w:t>ü</w:t>
+            </w:r>
+            <w:r>
+              <w:rPr>
+                <w:rFonts w:cstheme="minorHAnsi"/>
+                <w:color w:val="EE0000"/>
+              </w:rPr>
+              <w:t>berwiegend ja</w:t>
+            </w:r>
+            <w:r>
+              <w:rPr>
+                <w:rFonts w:cstheme="minorHAnsi"/>
+                <w:color w:val="EE0000"/>
+              </w:rPr>
+              <w:t>: D</w:t>
+            </w:r>
+            <w:r>
+              <w:rPr>
+                <w:rFonts w:cstheme="minorHAnsi"/>
+                <w:color w:val="EE0000"/>
+              </w:rPr>
+              <w:t xml:space="preserve">ie </w:t>
+            </w:r>
+            <w:r>
+              <w:rPr>
+                <w:rFonts w:cstheme="minorHAnsi"/>
+                <w:color w:val="EE0000"/>
+              </w:rPr>
+              <w:t>KI als Erklärpartner ist pädagogisch sinnvoll</w:t>
+            </w:r>
+            <w:r>
+              <w:rPr>
+                <w:rFonts w:cstheme="minorHAnsi"/>
+                <w:color w:val="EE0000"/>
+              </w:rPr>
+              <w:t>.</w:t>
+            </w:r>
+          </w:p>
+          <w:p>
+            <w:pPr>
+              <w:shd w:val="clear" w:color="auto" w:fill="FBE4D5" w:themeFill="accent2" w:themeFillTint="33"/>
+              <w:tabs>
+                <w:tab w:val="left" w:pos="273"/>
+              </w:tabs>
+              <w:spacing w:line="276" w:lineRule="auto"/>
+              <w:rPr>
+                <w:rFonts w:cstheme="minorHAnsi"/>
+                <w:color w:val="EE0000"/>
+              </w:rPr>
+            </w:pPr>
+            <w:r>
+              <w:rPr>
+                <w:rFonts w:cstheme="minorHAnsi"/>
+                <w:b/>
+                <w:bCs/>
+                <w:color w:val="EE0000"/>
+              </w:rPr>
+              <w:t xml:space="preserve">Grenzen: </w:t>
+            </w:r>
+            <w:r>
+              <w:rPr>
+                <w:rFonts w:cstheme="minorHAnsi"/>
+                <w:color w:val="EE0000"/>
+              </w:rPr>
+              <w:t>kein echtes Feedback zur tatsächlichen Kompetenz, kein sozialer Lernkontext</w:t>
+            </w:r>
+          </w:p>
+          <w:p>
+            <w:pPr>
+              <w:shd w:val="clear" w:color="auto" w:fill="FBE4D5" w:themeFill="accent2" w:themeFillTint="33"/>
+              <w:tabs>
+                <w:tab w:val="left" w:pos="273"/>
+              </w:tabs>
+              <w:spacing w:line="276" w:lineRule="auto"/>
+              <w:rPr>
+                <w:rFonts w:cstheme="minorHAnsi"/>
+                <w:color w:val="EE0000"/>
+              </w:rPr>
+            </w:pPr>
+            <w:r>
+              <w:rPr>
+                <w:rFonts w:cstheme="minorHAnsi"/>
+                <w:b/>
+                <w:bCs/>
+                <w:color w:val="EE0000"/>
+              </w:rPr>
+              <w:t>Merkmale gesunder Nutzung:</w:t>
+            </w:r>
+            <w:r>
+              <w:rPr>
+                <w:rFonts w:cstheme="minorHAnsi"/>
+                <w:color w:val="EE0000"/>
+              </w:rPr>
+              <w:t xml:space="preserve"> </w:t>
+            </w:r>
+            <w:r>
+              <w:rPr>
+                <w:rFonts w:cstheme="minorHAnsi"/>
+                <w:color w:val="EE0000"/>
+              </w:rPr>
+              <w:t>k</w:t>
+            </w:r>
+            <w:r>
+              <w:rPr>
+                <w:rFonts w:cstheme="minorHAnsi"/>
+                <w:color w:val="EE0000"/>
+              </w:rPr>
+              <w:t>lares Ziel (Schulsachen), Zeitlimit, keine emotionale Nutzung, eigene Denkleistung</w:t>
+            </w:r>
+            <w:r>
+              <w:rPr>
+                <w:rFonts w:cstheme="minorHAnsi"/>
+                <w:color w:val="EE0000"/>
+              </w:rPr>
+              <w:t>,</w:t>
+            </w:r>
+            <w:r>
+              <w:rPr>
+                <w:rFonts w:cstheme="minorHAnsi"/>
+                <w:color w:val="EE0000"/>
+              </w:rPr>
+              <w:t xml:space="preserve"> kein Moralisieren</w:t>
+            </w:r>
+            <w:r>
+              <w:rPr>
+                <w:rFonts w:cstheme="minorHAnsi"/>
+                <w:color w:val="EE0000"/>
+              </w:rPr>
+              <w:t xml:space="preserve"> (Tom als Positivbeispiel)</w:t>
+            </w:r>
+          </w:p>
+          <w:p>
+            <w:pPr>
+              <w:shd w:val="clear" w:color="auto" w:fill="FBE4D5" w:themeFill="accent2" w:themeFillTint="33"/>
+              <w:tabs>
+                <w:tab w:val="left" w:pos="273"/>
+              </w:tabs>
+              <w:spacing w:line="276" w:lineRule="auto"/>
+              <w:rPr>
+                <w:rFonts w:cstheme="minorHAnsi"/>
+                <w:color w:val="EE0000"/>
+              </w:rPr>
+            </w:pPr>
+            <w:r>
+              <w:rPr>
+                <w:rFonts w:cstheme="minorHAnsi"/>
+                <w:b/>
+                <w:bCs/>
+                <w:color w:val="EE0000"/>
+              </w:rPr>
+              <w:t>Risiko:</w:t>
+            </w:r>
+            <w:r>
+              <w:rPr>
+                <w:rFonts w:cstheme="minorHAnsi"/>
+                <w:color w:val="EE0000"/>
+              </w:rPr>
+              <w:t xml:space="preserve"> </w:t>
+            </w:r>
+            <w:r>
+              <w:rPr>
+                <w:rFonts w:cstheme="minorHAnsi"/>
+                <w:color w:val="EE0000"/>
+              </w:rPr>
+              <w:t xml:space="preserve">Wenn die KI Lösungen liefert statt Erklärungen, wird </w:t>
+            </w:r>
+            <w:r>
+              <w:rPr>
+                <w:rFonts w:cstheme="minorHAnsi"/>
+                <w:color w:val="EE0000"/>
+              </w:rPr>
+              <w:t xml:space="preserve">die </w:t>
+            </w:r>
+            <w:r>
+              <w:rPr>
+                <w:rFonts w:cstheme="minorHAnsi"/>
+                <w:color w:val="EE0000"/>
+              </w:rPr>
+              <w:t>Kompetenz umgangen statt aufgebaut. Unterschied betonen: die KI als Erklärpartner (aufbauend) oder Lösungslieferant (umgehend)</w:t>
+            </w:r>
+          </w:p>
+          <w:p>
+            <w:pPr>
+              <w:shd w:val="clear" w:color="auto" w:fill="FBE4D5" w:themeFill="accent2" w:themeFillTint="33"/>
+              <w:tabs>
+                <w:tab w:val="left" w:pos="273"/>
+              </w:tabs>
+              <w:spacing w:line="276" w:lineRule="auto"/>
+              <w:rPr>
+                <w:rFonts w:cstheme="minorHAnsi"/>
+                <w:color w:val="EE0000"/>
+              </w:rPr>
+            </w:pPr>
+            <w:r>
+              <w:rPr>
+                <w:rFonts w:cstheme="minorHAnsi"/>
+                <w:b/>
+                <w:bCs/>
+                <w:color w:val="EE0000"/>
+              </w:rPr>
+              <w:t>Kritische Diskussionspunkte:</w:t>
+            </w:r>
+            <w:r>
+              <w:rPr>
+                <w:rFonts w:cstheme="minorHAnsi"/>
+                <w:b/>
+                <w:bCs/>
+                <w:color w:val="EE0000"/>
+              </w:rPr>
+              <w:t xml:space="preserve"> </w:t>
+            </w:r>
+            <w:r>
+              <w:rPr>
+                <w:rFonts w:cstheme="minorHAnsi"/>
+                <w:color w:val="EE0000"/>
+              </w:rPr>
+              <w:t>Wo genau verläuft die Grenze zwischen Unterstützung und Abhängigkeit?</w:t>
+            </w:r>
+            <w:r>
+              <w:rPr>
+                <w:rFonts w:cstheme="minorHAnsi"/>
+                <w:color w:val="EE0000"/>
+              </w:rPr>
+              <w:t xml:space="preserve"> </w:t>
+            </w:r>
+            <w:r>
+              <w:rPr>
+                <w:rFonts w:cstheme="minorHAnsi"/>
+                <w:color w:val="EE0000"/>
+              </w:rPr>
+              <w:t>Was geht verloren, wenn das gemeinsame Lernen mit Mitschülerinnen und Mitschülern</w:t>
+            </w:r>
+            <w:r>
+              <w:rPr>
+                <w:rFonts w:cstheme="minorHAnsi"/>
+                <w:color w:val="EE0000"/>
+              </w:rPr>
+              <w:t xml:space="preserve"> </w:t>
+            </w:r>
+            <w:r>
+              <w:rPr>
+                <w:rFonts w:cstheme="minorHAnsi"/>
+                <w:color w:val="EE0000"/>
+              </w:rPr>
+              <w:t>entfällt?</w:t>
+            </w:r>
+          </w:p>
+          <w:p>
+            <w:pPr>
+              <w:tabs>
+                <w:tab w:val="left" w:pos="273"/>
+              </w:tabs>
+              <w:spacing w:line="276" w:lineRule="auto"/>
+              <w:rPr>
+                <w:rFonts w:cstheme="minorHAnsi"/>
+                <w:color w:val="EE0000"/>
+              </w:rPr>
+            </w:pPr>
+          </w:p>
+          <w:p>
+            <w:pPr>
+              <w:tabs>
+                <w:tab w:val="left" w:pos="273"/>
+              </w:tabs>
+              <w:spacing w:line="276" w:lineRule="auto"/>
+              <w:rPr>
+                <w:rFonts w:cstheme="minorHAnsi"/>
+                <w:color w:val="EE0000"/>
+              </w:rPr>
+            </w:pPr>
+            <w:r>
+              <w:rPr>
+                <w:rFonts w:cstheme="minorHAnsi"/>
+                <w:color w:val="EE0000"/>
+                <w:highlight w:val="yellow"/>
+              </w:rPr>
+              <w:t>((Seite 10))</w:t>
+            </w:r>
+          </w:p>
+          <w:p>
+            <w:pPr>
+              <w:shd w:val="clear" w:color="auto" w:fill="FBE4D5" w:themeFill="accent2" w:themeFillTint="33"/>
+              <w:tabs>
+                <w:tab w:val="left" w:pos="273"/>
+              </w:tabs>
+              <w:spacing w:line="276" w:lineRule="auto"/>
+              <w:rPr>
+                <w:rFonts w:cstheme="minorHAnsi"/>
+                <w:b/>
+                <w:bCs/>
+                <w:color w:val="EE0000"/>
+              </w:rPr>
+            </w:pPr>
+            <w:r>
+              <w:rPr>
+                <w:rFonts w:cstheme="minorHAnsi"/>
+                <w:b/>
+                <w:bCs/>
+                <w:color w:val="EE0000"/>
+              </w:rPr>
+              <w:t xml:space="preserve">Fallszenario 3 – Gehört werden </w:t>
+            </w:r>
+            <w:r>
+              <w:rPr>
+                <w:rFonts w:cstheme="minorHAnsi"/>
+                <w:b/>
+                <w:bCs/>
+                <w:color w:val="EE0000"/>
+              </w:rPr>
+              <w:t>und</w:t>
+            </w:r>
+            <w:r>
+              <w:rPr>
+                <w:rFonts w:cstheme="minorHAnsi"/>
+                <w:b/>
+                <w:bCs/>
+                <w:color w:val="EE0000"/>
+              </w:rPr>
+              <w:t xml:space="preserve"> KI als Hauptgesprächspartner</w:t>
+            </w:r>
+            <w:r>
+              <w:rPr>
+                <w:rFonts w:cstheme="minorHAnsi"/>
+                <w:b/>
+                <w:bCs/>
+                <w:color w:val="EE0000"/>
+              </w:rPr>
+              <w:t xml:space="preserve"> </w:t>
+            </w:r>
+            <w:r>
+              <w:rPr>
+                <w:rFonts w:cstheme="minorHAnsi"/>
+                <w:b/>
+                <w:bCs/>
+                <w:color w:val="EE0000"/>
+              </w:rPr>
+              <w:t>(Mia)</w:t>
+            </w:r>
+          </w:p>
+          <w:p>
+            <w:pPr>
+              <w:shd w:val="clear" w:color="auto" w:fill="FBE4D5" w:themeFill="accent2" w:themeFillTint="33"/>
+              <w:tabs>
+                <w:tab w:val="left" w:pos="273"/>
+              </w:tabs>
+              <w:spacing w:line="276" w:lineRule="auto"/>
+              <w:rPr>
+                <w:rFonts w:cstheme="minorHAnsi"/>
+                <w:color w:val="EE0000"/>
+              </w:rPr>
+            </w:pPr>
+            <w:r>
+              <w:rPr>
+                <w:rFonts w:cstheme="minorHAnsi"/>
+                <w:b/>
+                <w:bCs/>
+                <w:color w:val="EE0000"/>
+              </w:rPr>
+              <w:t>Bedürfnis:</w:t>
+            </w:r>
+            <w:r>
+              <w:rPr>
+                <w:rFonts w:cstheme="minorHAnsi"/>
+                <w:color w:val="EE0000"/>
+              </w:rPr>
+              <w:t xml:space="preserve"> Verbundenheit (Gedanken teilen, gesehen sein) </w:t>
+            </w:r>
+            <w:r>
+              <w:rPr>
+                <w:rFonts w:cstheme="minorHAnsi"/>
+                <w:color w:val="EE0000"/>
+              </w:rPr>
+              <w:t>und</w:t>
+            </w:r>
+            <w:r>
+              <w:rPr>
+                <w:rFonts w:cstheme="minorHAnsi"/>
+                <w:color w:val="EE0000"/>
+              </w:rPr>
+              <w:t xml:space="preserve"> Sicherheit (kein Unterbrechen, keine Ablehnung)</w:t>
+            </w:r>
+          </w:p>
+          <w:p>
+            <w:pPr>
+              <w:shd w:val="clear" w:color="auto" w:fill="FBE4D5" w:themeFill="accent2" w:themeFillTint="33"/>
+              <w:tabs>
+                <w:tab w:val="left" w:pos="273"/>
+              </w:tabs>
+              <w:spacing w:line="276" w:lineRule="auto"/>
+              <w:rPr>
+                <w:rFonts w:cstheme="minorHAnsi"/>
+                <w:color w:val="EE0000"/>
+              </w:rPr>
+            </w:pPr>
+            <w:r>
+              <w:rPr>
+                <w:rFonts w:cstheme="minorHAnsi"/>
+                <w:b/>
+                <w:bCs/>
+                <w:color w:val="EE0000"/>
+              </w:rPr>
+              <w:t>Kernunterschied zu echter Freundschaft:</w:t>
+            </w:r>
+            <w:r>
+              <w:rPr>
+                <w:rFonts w:cstheme="minorHAnsi"/>
+                <w:color w:val="EE0000"/>
+              </w:rPr>
+              <w:t xml:space="preserve"> </w:t>
+            </w:r>
+            <w:r>
+              <w:rPr>
+                <w:rFonts w:cstheme="minorHAnsi"/>
+                <w:color w:val="EE0000"/>
+              </w:rPr>
+              <w:t>Die F</w:t>
+            </w:r>
+            <w:r>
+              <w:rPr>
+                <w:rFonts w:cstheme="minorHAnsi"/>
+                <w:color w:val="EE0000"/>
+              </w:rPr>
+              <w:t>reundschaft ist gegenseitig</w:t>
+            </w:r>
+            <w:r>
+              <w:rPr>
+                <w:rFonts w:cstheme="minorHAnsi"/>
+                <w:color w:val="EE0000"/>
+              </w:rPr>
+              <w:t>:</w:t>
+            </w:r>
+            <w:r>
+              <w:rPr>
+                <w:rFonts w:cstheme="minorHAnsi"/>
+                <w:color w:val="EE0000"/>
+              </w:rPr>
+              <w:t xml:space="preserve"> Mia kann sich Mila anvertrauen, Mila kann sich Mia nie anvertrauen. </w:t>
+            </w:r>
+            <w:r>
+              <w:rPr>
+                <w:rFonts w:cstheme="minorHAnsi"/>
+                <w:color w:val="EE0000"/>
+              </w:rPr>
+              <w:t xml:space="preserve">Die </w:t>
+            </w:r>
+            <w:r>
+              <w:rPr>
+                <w:rFonts w:cstheme="minorHAnsi"/>
+                <w:color w:val="EE0000"/>
+              </w:rPr>
+              <w:t>KI erlebt nichts, wächst nicht, braucht nichts</w:t>
+            </w:r>
+            <w:r>
+              <w:rPr>
+                <w:rFonts w:cstheme="minorHAnsi"/>
+                <w:color w:val="EE0000"/>
+              </w:rPr>
+              <w:t>.</w:t>
+            </w:r>
+          </w:p>
+          <w:p>
+            <w:pPr>
+              <w:shd w:val="clear" w:color="auto" w:fill="FBE4D5" w:themeFill="accent2" w:themeFillTint="33"/>
+              <w:tabs>
+                <w:tab w:val="left" w:pos="273"/>
+              </w:tabs>
+              <w:spacing w:line="276" w:lineRule="auto"/>
+              <w:rPr>
+                <w:rFonts w:cstheme="minorHAnsi"/>
+                <w:color w:val="EE0000"/>
+              </w:rPr>
+            </w:pPr>
+            <w:r>
+              <w:rPr>
+                <w:rFonts w:cstheme="minorHAnsi"/>
+                <w:b/>
+                <w:bCs/>
+                <w:color w:val="EE0000"/>
+              </w:rPr>
+              <w:t>Stärkstes Warnsignal:</w:t>
+            </w:r>
+            <w:r>
+              <w:rPr>
+                <w:rFonts w:cstheme="minorHAnsi"/>
+                <w:color w:val="EE0000"/>
+              </w:rPr>
+              <w:t xml:space="preserve"> Bezeichnung der KI als </w:t>
+            </w:r>
+            <w:r>
+              <w:rPr>
+                <w:rFonts w:cstheme="minorHAnsi"/>
+                <w:color w:val="EE0000"/>
+              </w:rPr>
+              <w:t>„</w:t>
+            </w:r>
+            <w:r>
+              <w:rPr>
+                <w:rFonts w:cstheme="minorHAnsi"/>
+                <w:color w:val="EE0000"/>
+              </w:rPr>
+              <w:t>beste Freundin</w:t>
+            </w:r>
+            <w:r>
+              <w:rPr>
+                <w:rFonts w:cstheme="minorHAnsi"/>
+                <w:color w:val="EE0000"/>
+              </w:rPr>
+              <w:t>“</w:t>
+            </w:r>
+            <w:r>
+              <w:rPr>
+                <w:rFonts w:cstheme="minorHAnsi"/>
+                <w:color w:val="EE0000"/>
+              </w:rPr>
+              <w:t xml:space="preserve"> </w:t>
+            </w:r>
+            <w:r>
+              <w:rPr>
+                <w:rFonts w:cstheme="minorHAnsi"/>
+                <w:color w:val="EE0000"/>
+              </w:rPr>
+              <w:t>und</w:t>
+            </w:r>
+            <w:r>
+              <w:rPr>
+                <w:rFonts w:cstheme="minorHAnsi"/>
+                <w:color w:val="EE0000"/>
+              </w:rPr>
+              <w:t xml:space="preserve"> Rückzug aus Klassengesprächen. </w:t>
+            </w:r>
+            <w:r>
+              <w:rPr>
+                <w:rFonts w:cstheme="minorHAnsi"/>
+                <w:color w:val="EE0000"/>
+              </w:rPr>
+              <w:t xml:space="preserve">Die </w:t>
+            </w:r>
+            <w:r>
+              <w:rPr>
+                <w:rFonts w:cstheme="minorHAnsi"/>
+                <w:color w:val="EE0000"/>
+              </w:rPr>
+              <w:t>Kombination von mehreren Signalen ist entscheidend, nicht jedes einzeln</w:t>
+            </w:r>
+            <w:r>
+              <w:rPr>
+                <w:rFonts w:cstheme="minorHAnsi"/>
+                <w:color w:val="EE0000"/>
+              </w:rPr>
+              <w:t>.</w:t>
+            </w:r>
+          </w:p>
+          <w:p>
+            <w:pPr>
+              <w:shd w:val="clear" w:color="auto" w:fill="FBE4D5" w:themeFill="accent2" w:themeFillTint="33"/>
+              <w:tabs>
+                <w:tab w:val="left" w:pos="273"/>
+              </w:tabs>
+              <w:spacing w:line="276" w:lineRule="auto"/>
+              <w:rPr>
+                <w:rFonts w:cstheme="minorHAnsi"/>
+                <w:color w:val="EE0000"/>
+              </w:rPr>
+            </w:pPr>
+            <w:r>
+              <w:rPr>
+                <w:rFonts w:cstheme="minorHAnsi"/>
+                <w:b/>
+                <w:bCs/>
+                <w:color w:val="EE0000"/>
+              </w:rPr>
+              <w:t>Alternativen:</w:t>
+            </w:r>
+            <w:r>
+              <w:rPr>
+                <w:rFonts w:cstheme="minorHAnsi"/>
+                <w:color w:val="EE0000"/>
+              </w:rPr>
+              <w:t xml:space="preserve"> </w:t>
+            </w:r>
+            <w:r>
+              <w:rPr>
+                <w:rFonts w:cstheme="minorHAnsi"/>
+                <w:color w:val="EE0000"/>
+              </w:rPr>
+              <w:t>k</w:t>
+            </w:r>
+            <w:r>
+              <w:rPr>
+                <w:rFonts w:cstheme="minorHAnsi"/>
+                <w:color w:val="EE0000"/>
+              </w:rPr>
+              <w:t>leine Gesprächsmomente zuhause (Abendessen), in der Klasse aktiv eine Person ansprechen, Tagebuch als Brücke</w:t>
+            </w:r>
+            <w:r>
+              <w:rPr>
+                <w:rFonts w:cstheme="minorHAnsi"/>
+                <w:color w:val="EE0000"/>
+              </w:rPr>
+              <w:t>, b</w:t>
+            </w:r>
+            <w:r>
+              <w:rPr>
+                <w:rFonts w:cstheme="minorHAnsi"/>
+                <w:color w:val="EE0000"/>
+              </w:rPr>
+              <w:t>ei anhaltender Isolation: Schulberatung</w:t>
+            </w:r>
+          </w:p>
+          <w:p>
+            <w:pPr>
+              <w:shd w:val="clear" w:color="auto" w:fill="FBE4D5" w:themeFill="accent2" w:themeFillTint="33"/>
+              <w:tabs>
+                <w:tab w:val="left" w:pos="273"/>
+              </w:tabs>
+              <w:spacing w:line="276" w:lineRule="auto"/>
+              <w:rPr>
+                <w:rFonts w:cstheme="minorHAnsi"/>
+                <w:color w:val="EE0000"/>
+              </w:rPr>
+            </w:pPr>
+            <w:r>
+              <w:rPr>
+                <w:rFonts w:cstheme="minorHAnsi"/>
+                <w:b/>
+                <w:bCs/>
+                <w:color w:val="EE0000"/>
+              </w:rPr>
+              <w:t>Kritische Diskussionspunkte:</w:t>
+            </w:r>
+            <w:r>
+              <w:rPr>
+                <w:rFonts w:cstheme="minorHAnsi"/>
+                <w:b/>
+                <w:bCs/>
+                <w:color w:val="EE0000"/>
+              </w:rPr>
+              <w:t xml:space="preserve"> </w:t>
+            </w:r>
+            <w:r>
+              <w:rPr>
+                <w:rFonts w:cstheme="minorHAnsi"/>
+                <w:color w:val="EE0000"/>
+              </w:rPr>
+              <w:t xml:space="preserve">Warum ist die Bezeichnung </w:t>
+            </w:r>
+            <w:r>
+              <w:rPr>
+                <w:rFonts w:cstheme="minorHAnsi"/>
+                <w:color w:val="EE0000"/>
+              </w:rPr>
+              <w:t>„</w:t>
+            </w:r>
+            <w:r>
+              <w:rPr>
+                <w:rFonts w:cstheme="minorHAnsi"/>
+                <w:color w:val="EE0000"/>
+              </w:rPr>
+              <w:t>beste Freundin</w:t>
+            </w:r>
+            <w:r>
+              <w:rPr>
+                <w:rFonts w:cstheme="minorHAnsi"/>
+                <w:color w:val="EE0000"/>
+              </w:rPr>
+              <w:t>“</w:t>
+            </w:r>
+            <w:r>
+              <w:rPr>
+                <w:rFonts w:cstheme="minorHAnsi"/>
+                <w:color w:val="EE0000"/>
+              </w:rPr>
+              <w:t xml:space="preserve"> ein Warnsignal?</w:t>
+            </w:r>
+            <w:r>
+              <w:rPr>
+                <w:rFonts w:cstheme="minorHAnsi"/>
+                <w:color w:val="EE0000"/>
+              </w:rPr>
+              <w:t xml:space="preserve"> </w:t>
+            </w:r>
+            <w:r>
+              <w:rPr>
+                <w:rFonts w:cstheme="minorHAnsi"/>
+                <w:color w:val="EE0000"/>
+              </w:rPr>
+              <w:t>Ab wann wird ein abendliches Ritual zur Abhängigkeit?</w:t>
+            </w:r>
+          </w:p>
+          <w:p>
+            <w:pPr>
+              <w:shd w:val="clear" w:color="auto" w:fill="FBE4D5" w:themeFill="accent2" w:themeFillTint="33"/>
+              <w:tabs>
+                <w:tab w:val="left" w:pos="273"/>
+              </w:tabs>
+              <w:spacing w:line="276" w:lineRule="auto"/>
+              <w:rPr>
+                <w:rFonts w:cstheme="minorHAnsi"/>
+                <w:color w:val="EE0000"/>
+              </w:rPr>
+            </w:pPr>
+          </w:p>
+          <w:p>
+            <w:pPr>
+              <w:shd w:val="clear" w:color="auto" w:fill="FBE4D5" w:themeFill="accent2" w:themeFillTint="33"/>
+              <w:tabs>
+                <w:tab w:val="left" w:pos="273"/>
+              </w:tabs>
+              <w:spacing w:line="276" w:lineRule="auto"/>
+              <w:rPr>
+                <w:rFonts w:cstheme="minorHAnsi"/>
+                <w:b/>
+                <w:bCs/>
+                <w:color w:val="EE0000"/>
+              </w:rPr>
+            </w:pPr>
+            <w:r>
+              <w:rPr>
+                <w:rFonts w:cstheme="minorHAnsi"/>
+                <w:b/>
+                <w:bCs/>
+                <w:color w:val="EE0000"/>
+              </w:rPr>
+              <w:t xml:space="preserve">Fallszenario 4 – Orientierung, Autonomie </w:t>
+            </w:r>
+            <w:r>
+              <w:rPr>
+                <w:rFonts w:cstheme="minorHAnsi"/>
+                <w:b/>
+                <w:bCs/>
+                <w:color w:val="EE0000"/>
+              </w:rPr>
+              <w:t>und</w:t>
+            </w:r>
+            <w:r>
+              <w:rPr>
+                <w:rFonts w:cstheme="minorHAnsi"/>
+                <w:b/>
+                <w:bCs/>
+                <w:color w:val="EE0000"/>
+              </w:rPr>
+              <w:t xml:space="preserve"> Entscheidungsfindung (Jonas)</w:t>
+            </w:r>
+          </w:p>
+          <w:p>
+            <w:pPr>
+              <w:shd w:val="clear" w:color="auto" w:fill="FBE4D5" w:themeFill="accent2" w:themeFillTint="33"/>
+              <w:tabs>
+                <w:tab w:val="left" w:pos="273"/>
+              </w:tabs>
+              <w:spacing w:line="276" w:lineRule="auto"/>
+              <w:rPr>
+                <w:rFonts w:cstheme="minorHAnsi"/>
+                <w:color w:val="EE0000"/>
+              </w:rPr>
+            </w:pPr>
+            <w:r>
+              <w:rPr>
+                <w:rFonts w:cstheme="minorHAnsi"/>
+                <w:b/>
+                <w:bCs/>
+                <w:color w:val="EE0000"/>
+              </w:rPr>
+              <w:t>Bedürfnis:</w:t>
+            </w:r>
+            <w:r>
+              <w:rPr>
+                <w:rFonts w:cstheme="minorHAnsi"/>
+                <w:color w:val="EE0000"/>
+              </w:rPr>
+              <w:t xml:space="preserve"> Autonomie (sich selbst kennen, eigene Entscheidungen treffen) </w:t>
+            </w:r>
+            <w:r>
+              <w:rPr>
+                <w:rFonts w:cstheme="minorHAnsi"/>
+                <w:color w:val="EE0000"/>
+              </w:rPr>
+              <w:t>und</w:t>
+            </w:r>
+            <w:r>
+              <w:rPr>
+                <w:rFonts w:cstheme="minorHAnsi"/>
+                <w:color w:val="EE0000"/>
+              </w:rPr>
+              <w:t xml:space="preserve"> Sicherheit (Orientierung in unklarer Phase)</w:t>
+            </w:r>
+          </w:p>
+          <w:p>
+            <w:pPr>
+              <w:shd w:val="clear" w:color="auto" w:fill="FBE4D5" w:themeFill="accent2" w:themeFillTint="33"/>
+              <w:tabs>
+                <w:tab w:val="left" w:pos="273"/>
+              </w:tabs>
+              <w:spacing w:line="276" w:lineRule="auto"/>
+              <w:rPr>
+                <w:rFonts w:cstheme="minorHAnsi"/>
+                <w:color w:val="EE0000"/>
+              </w:rPr>
+            </w:pPr>
+            <w:r>
+              <w:rPr>
+                <w:rFonts w:cstheme="minorHAnsi"/>
+                <w:b/>
+                <w:bCs/>
+                <w:color w:val="EE0000"/>
+              </w:rPr>
+              <w:t xml:space="preserve">Kann </w:t>
+            </w:r>
+            <w:r>
+              <w:rPr>
+                <w:rFonts w:cstheme="minorHAnsi"/>
+                <w:b/>
+                <w:bCs/>
+                <w:color w:val="EE0000"/>
+              </w:rPr>
+              <w:t xml:space="preserve">die </w:t>
+            </w:r>
+            <w:r>
+              <w:rPr>
+                <w:rFonts w:cstheme="minorHAnsi"/>
+                <w:b/>
+                <w:bCs/>
+                <w:color w:val="EE0000"/>
+              </w:rPr>
+              <w:t>KI wirklich raten?</w:t>
+            </w:r>
+            <w:r>
+              <w:rPr>
+                <w:rFonts w:cstheme="minorHAnsi"/>
+                <w:color w:val="EE0000"/>
+              </w:rPr>
+              <w:t xml:space="preserve"> </w:t>
+            </w:r>
+            <w:r>
+              <w:rPr>
+                <w:rFonts w:cstheme="minorHAnsi"/>
+                <w:color w:val="EE0000"/>
+              </w:rPr>
+              <w:t>überwiegend n</w:t>
+            </w:r>
+            <w:r>
+              <w:rPr>
+                <w:rFonts w:cstheme="minorHAnsi"/>
+                <w:color w:val="EE0000"/>
+              </w:rPr>
+              <w:t>ein</w:t>
+            </w:r>
+            <w:r>
+              <w:rPr>
+                <w:rFonts w:cstheme="minorHAnsi"/>
+                <w:color w:val="EE0000"/>
+              </w:rPr>
+              <w:t>: D</w:t>
+            </w:r>
+            <w:r>
+              <w:rPr>
+                <w:rFonts w:cstheme="minorHAnsi"/>
+                <w:color w:val="EE0000"/>
+              </w:rPr>
+              <w:t xml:space="preserve">ie </w:t>
+            </w:r>
+            <w:r>
+              <w:rPr>
+                <w:rFonts w:cstheme="minorHAnsi"/>
+                <w:color w:val="EE0000"/>
+              </w:rPr>
+              <w:t xml:space="preserve">KI kennt Jonas nur als Text </w:t>
+            </w:r>
+            <w:r>
+              <w:rPr>
+                <w:rFonts w:cstheme="minorHAnsi"/>
+                <w:color w:val="EE0000"/>
+              </w:rPr>
+              <w:t>(</w:t>
+            </w:r>
+            <w:r>
+              <w:rPr>
+                <w:rFonts w:cstheme="minorHAnsi"/>
+                <w:color w:val="EE0000"/>
+              </w:rPr>
+              <w:t>nicht seine Körpersprache, wenn er Musik macht</w:t>
+            </w:r>
+            <w:r>
+              <w:rPr>
+                <w:rFonts w:cstheme="minorHAnsi"/>
+                <w:color w:val="EE0000"/>
+              </w:rPr>
+              <w:t>,</w:t>
+            </w:r>
+            <w:r>
+              <w:rPr>
+                <w:rFonts w:cstheme="minorHAnsi"/>
+                <w:color w:val="EE0000"/>
+              </w:rPr>
+              <w:t xml:space="preserve"> nicht seine echten Reaktionen auf Erfahrungen</w:t>
+            </w:r>
+            <w:r>
+              <w:rPr>
+                <w:rFonts w:cstheme="minorHAnsi"/>
+                <w:color w:val="EE0000"/>
+              </w:rPr>
+              <w:t>)</w:t>
+            </w:r>
+            <w:r>
+              <w:rPr>
+                <w:rFonts w:cstheme="minorHAnsi"/>
+                <w:color w:val="EE0000"/>
+              </w:rPr>
+              <w:t xml:space="preserve">. </w:t>
+            </w:r>
+            <w:r>
+              <w:rPr>
+                <w:rFonts w:cstheme="minorHAnsi"/>
+                <w:color w:val="EE0000"/>
+              </w:rPr>
+              <w:t xml:space="preserve">Eine </w:t>
+            </w:r>
+            <w:r>
+              <w:rPr>
+                <w:rFonts w:cstheme="minorHAnsi"/>
+                <w:color w:val="EE0000"/>
+              </w:rPr>
+              <w:t>Selbsterkenntnis entsteht auch aus dem, was man nicht artikulieren kann.</w:t>
+            </w:r>
+          </w:p>
+          <w:p>
+            <w:pPr>
+              <w:shd w:val="clear" w:color="auto" w:fill="FBE4D5" w:themeFill="accent2" w:themeFillTint="33"/>
+              <w:tabs>
+                <w:tab w:val="left" w:pos="273"/>
+              </w:tabs>
+              <w:spacing w:line="276" w:lineRule="auto"/>
+              <w:rPr>
+                <w:rFonts w:cstheme="minorHAnsi"/>
+                <w:color w:val="EE0000"/>
+              </w:rPr>
+            </w:pPr>
+            <w:r>
+              <w:rPr>
+                <w:rFonts w:cstheme="minorHAnsi"/>
+                <w:b/>
+                <w:bCs/>
+                <w:color w:val="EE0000"/>
+              </w:rPr>
+              <w:t>Mehr Vertrauen als in Eltern:</w:t>
+            </w:r>
+            <w:r>
+              <w:rPr>
+                <w:rFonts w:cstheme="minorHAnsi"/>
+                <w:color w:val="EE0000"/>
+              </w:rPr>
+              <w:t xml:space="preserve"> </w:t>
+            </w:r>
+            <w:r>
+              <w:rPr>
+                <w:rFonts w:cstheme="minorHAnsi"/>
+                <w:color w:val="EE0000"/>
+              </w:rPr>
+              <w:t>n</w:t>
+            </w:r>
+            <w:r>
+              <w:rPr>
+                <w:rFonts w:cstheme="minorHAnsi"/>
+                <w:color w:val="EE0000"/>
+              </w:rPr>
+              <w:t>achvollziehbar</w:t>
+            </w:r>
+            <w:r>
+              <w:rPr>
+                <w:rFonts w:cstheme="minorHAnsi"/>
+                <w:color w:val="EE0000"/>
+              </w:rPr>
+              <w:t>: Die KI hat keine Agenda und keinen Erwartungsdruck, kennt Jonas aber nicht so gut wie jemand, der ihn über längere Zeit erlebt.</w:t>
+            </w:r>
+          </w:p>
+          <w:p>
+            <w:pPr>
+              <w:shd w:val="clear" w:color="auto" w:fill="FBE4D5" w:themeFill="accent2" w:themeFillTint="33"/>
+              <w:tabs>
+                <w:tab w:val="left" w:pos="273"/>
+              </w:tabs>
+              <w:spacing w:line="276" w:lineRule="auto"/>
+              <w:rPr>
+                <w:rFonts w:cstheme="minorHAnsi"/>
+                <w:color w:val="EE0000"/>
+              </w:rPr>
+            </w:pPr>
+            <w:r>
+              <w:rPr>
+                <w:rFonts w:cstheme="minorHAnsi"/>
+                <w:b/>
+                <w:bCs/>
+                <w:color w:val="EE0000"/>
+              </w:rPr>
+              <w:t>Alternativen:</w:t>
+            </w:r>
+            <w:r>
+              <w:rPr>
+                <w:rFonts w:cstheme="minorHAnsi"/>
+                <w:color w:val="EE0000"/>
+              </w:rPr>
+              <w:t xml:space="preserve"> </w:t>
+            </w:r>
+            <w:r>
+              <w:rPr>
+                <w:rFonts w:cstheme="minorHAnsi"/>
+                <w:color w:val="EE0000"/>
+              </w:rPr>
+              <w:t>a</w:t>
+            </w:r>
+            <w:r>
+              <w:rPr>
+                <w:rFonts w:cstheme="minorHAnsi"/>
+                <w:color w:val="EE0000"/>
+              </w:rPr>
+              <w:t>usprobieren statt analysieren</w:t>
+            </w:r>
+            <w:r>
+              <w:rPr>
+                <w:rFonts w:cstheme="minorHAnsi"/>
+                <w:color w:val="EE0000"/>
+              </w:rPr>
+              <w:t xml:space="preserve">, </w:t>
+            </w:r>
+            <w:r>
+              <w:rPr>
+                <w:rFonts w:cstheme="minorHAnsi"/>
+                <w:color w:val="EE0000"/>
+              </w:rPr>
+              <w:t>Gespräch</w:t>
+            </w:r>
+            <w:r>
+              <w:rPr>
+                <w:rFonts w:cstheme="minorHAnsi"/>
+                <w:color w:val="EE0000"/>
+              </w:rPr>
+              <w:t>e</w:t>
+            </w:r>
+            <w:r>
+              <w:rPr>
+                <w:rFonts w:cstheme="minorHAnsi"/>
+                <w:color w:val="EE0000"/>
+              </w:rPr>
+              <w:t xml:space="preserve"> mit Menschen</w:t>
+            </w:r>
+            <w:r>
+              <w:rPr>
+                <w:rFonts w:cstheme="minorHAnsi"/>
+                <w:color w:val="EE0000"/>
+              </w:rPr>
+              <w:t xml:space="preserve"> führen</w:t>
+            </w:r>
+            <w:r>
+              <w:rPr>
+                <w:rFonts w:cstheme="minorHAnsi"/>
+                <w:color w:val="EE0000"/>
+              </w:rPr>
+              <w:t>, die Jonas kennen</w:t>
+            </w:r>
+            <w:r>
+              <w:rPr>
+                <w:rFonts w:cstheme="minorHAnsi"/>
+                <w:color w:val="EE0000"/>
+              </w:rPr>
+              <w:t>; S</w:t>
+            </w:r>
+            <w:r>
+              <w:rPr>
+                <w:rFonts w:cstheme="minorHAnsi"/>
+                <w:color w:val="EE0000"/>
+              </w:rPr>
+              <w:t>chulberatung</w:t>
+            </w:r>
+            <w:r>
+              <w:rPr>
+                <w:rFonts w:cstheme="minorHAnsi"/>
+                <w:color w:val="EE0000"/>
+              </w:rPr>
+              <w:t xml:space="preserve"> oder </w:t>
+            </w:r>
+            <w:r>
+              <w:rPr>
+                <w:rFonts w:cstheme="minorHAnsi"/>
+                <w:color w:val="EE0000"/>
+              </w:rPr>
+              <w:t>Berufsberatung</w:t>
+            </w:r>
+            <w:r>
+              <w:rPr>
+                <w:rFonts w:cstheme="minorHAnsi"/>
+                <w:color w:val="EE0000"/>
+              </w:rPr>
+              <w:t>, e</w:t>
+            </w:r>
+            <w:r>
+              <w:rPr>
+                <w:rFonts w:cstheme="minorHAnsi"/>
+                <w:color w:val="EE0000"/>
+              </w:rPr>
+              <w:t>igenes Portfolio: Wann war ich im Flow?</w:t>
+            </w:r>
+          </w:p>
+          <w:p>
+            <w:pPr>
+              <w:shd w:val="clear" w:color="auto" w:fill="FBE4D5" w:themeFill="accent2" w:themeFillTint="33"/>
+              <w:tabs>
+                <w:tab w:val="left" w:pos="273"/>
+              </w:tabs>
+              <w:spacing w:line="276" w:lineRule="auto"/>
+              <w:rPr>
+                <w:rFonts w:cstheme="minorHAnsi"/>
+                <w:color w:val="EE0000"/>
+              </w:rPr>
+            </w:pPr>
+            <w:r>
+              <w:rPr>
+                <w:rFonts w:cstheme="minorHAnsi"/>
+                <w:b/>
+                <w:bCs/>
+                <w:color w:val="EE0000"/>
+              </w:rPr>
               <w:lastRenderedPageBreak/>
-              <w:t>Bedürfnis:</w:t>
-            </w:r>
-            <w:r>
-              <w:rPr>
-                <w:rFonts w:cstheme="minorHAnsi"/>
-                <w:color w:val="EE0000"/>
-              </w:rPr>
-              <w:t xml:space="preserve"> Verbundenheit (gehört werden, Zugehörigkeit) </w:t>
-            </w:r>
-            <w:r>
-              <w:rPr>
-                <w:rFonts w:cstheme="minorHAnsi"/>
-                <w:color w:val="EE0000"/>
-              </w:rPr>
-              <w:t>und</w:t>
-            </w:r>
-            <w:r>
-              <w:rPr>
-                <w:rFonts w:cstheme="minorHAnsi"/>
-                <w:color w:val="EE0000"/>
-              </w:rPr>
-              <w:t xml:space="preserve"> Sicherheit (kein Risiko der Ablehnung)</w:t>
-            </w:r>
+              <w:t>Kritische Diskussionspunkte:</w:t>
+            </w:r>
+            <w:r>
+              <w:rPr>
+                <w:rFonts w:cstheme="minorHAnsi"/>
+                <w:b/>
+                <w:bCs/>
+                <w:color w:val="EE0000"/>
+              </w:rPr>
+              <w:t xml:space="preserve"> </w:t>
+            </w:r>
+            <w:r>
+              <w:rPr>
+                <w:rFonts w:cstheme="minorHAnsi"/>
+                <w:color w:val="EE0000"/>
+              </w:rPr>
+              <w:t>Warum ersetzen Ratschläge einer KI nicht das eigene Ausprobieren?</w:t>
+            </w:r>
+            <w:r>
+              <w:rPr>
+                <w:rFonts w:cstheme="minorHAnsi"/>
+                <w:color w:val="EE0000"/>
+              </w:rPr>
+              <w:t xml:space="preserve"> </w:t>
+            </w:r>
+            <w:r>
+              <w:rPr>
+                <w:rFonts w:cstheme="minorHAnsi"/>
+                <w:color w:val="EE0000"/>
+              </w:rPr>
+              <w:t>Ist es ein Problem, wenn Jonas der KI mehr vertraut als seinen Eltern?</w:t>
+            </w:r>
+          </w:p>
+          <w:p>
+            <w:pPr>
+              <w:tabs>
+                <w:tab w:val="left" w:pos="273"/>
+              </w:tabs>
+              <w:spacing w:line="276" w:lineRule="auto"/>
+              <w:rPr>
+                <w:rFonts w:cstheme="minorHAnsi"/>
+                <w:color w:val="EE0000"/>
+              </w:rPr>
+            </w:pPr>
           </w:p>
           <w:p>
             <w:pPr>
@@ -15146,1807 +16858,6 @@
                 <w:bCs/>
                 <w:color w:val="EE0000"/>
               </w:rPr>
-              <w:t xml:space="preserve">Erfüllung durch </w:t>
-            </w:r>
-            <w:r>
-              <w:rPr>
-                <w:rFonts w:cstheme="minorHAnsi"/>
-                <w:b/>
-                <w:bCs/>
-                <w:color w:val="EE0000"/>
-              </w:rPr>
-              <w:t xml:space="preserve">die </w:t>
-            </w:r>
-            <w:r>
-              <w:rPr>
-                <w:rFonts w:cstheme="minorHAnsi"/>
-                <w:b/>
-                <w:bCs/>
-                <w:color w:val="EE0000"/>
-              </w:rPr>
-              <w:t>KI:</w:t>
-            </w:r>
-            <w:r>
-              <w:rPr>
-                <w:rFonts w:cstheme="minorHAnsi"/>
-                <w:color w:val="EE0000"/>
-              </w:rPr>
-              <w:t xml:space="preserve"> </w:t>
-            </w:r>
-            <w:r>
-              <w:rPr>
-                <w:rFonts w:cstheme="minorHAnsi"/>
-                <w:color w:val="EE0000"/>
-              </w:rPr>
-              <w:t>n</w:t>
-            </w:r>
-            <w:r>
-              <w:rPr>
-                <w:rFonts w:cstheme="minorHAnsi"/>
-                <w:color w:val="EE0000"/>
-              </w:rPr>
-              <w:t>ur scheinbar</w:t>
-            </w:r>
-            <w:r>
-              <w:rPr>
-                <w:rFonts w:cstheme="minorHAnsi"/>
-                <w:color w:val="EE0000"/>
-              </w:rPr>
-              <w:t>,</w:t>
-            </w:r>
-            <w:r>
-              <w:rPr>
-                <w:rFonts w:cstheme="minorHAnsi"/>
-                <w:color w:val="EE0000"/>
-              </w:rPr>
-              <w:t xml:space="preserve"> Zuhören</w:t>
-            </w:r>
-            <w:r>
-              <w:rPr>
-                <w:rFonts w:cstheme="minorHAnsi"/>
-                <w:color w:val="EE0000"/>
-              </w:rPr>
-              <w:t xml:space="preserve"> nur simuliert</w:t>
-            </w:r>
-            <w:r>
-              <w:rPr>
-                <w:rFonts w:cstheme="minorHAnsi"/>
-                <w:color w:val="EE0000"/>
-              </w:rPr>
-              <w:t>, kein echtes Interesse</w:t>
-            </w:r>
-            <w:r>
-              <w:rPr>
-                <w:rFonts w:cstheme="minorHAnsi"/>
-                <w:color w:val="EE0000"/>
-              </w:rPr>
-              <w:t xml:space="preserve"> der KI, k</w:t>
-            </w:r>
-            <w:r>
-              <w:rPr>
-                <w:rFonts w:cstheme="minorHAnsi"/>
-                <w:color w:val="EE0000"/>
-              </w:rPr>
-              <w:t>eine Gegenseitigkeit, keine gemeinsame Geschichte, kein Wachstum der Beziehung</w:t>
-            </w:r>
-          </w:p>
-          <w:p>
-            <w:pPr>
-              <w:shd w:val="clear" w:color="auto" w:fill="FBE4D5" w:themeFill="accent2" w:themeFillTint="33"/>
-              <w:tabs>
-                <w:tab w:val="left" w:pos="273"/>
-              </w:tabs>
-              <w:spacing w:line="276" w:lineRule="auto"/>
-              <w:rPr>
-                <w:rFonts w:cstheme="minorHAnsi"/>
-                <w:color w:val="EE0000"/>
-              </w:rPr>
-            </w:pPr>
-            <w:r>
-              <w:rPr>
-                <w:rFonts w:cstheme="minorHAnsi"/>
-                <w:b/>
-                <w:bCs/>
-                <w:color w:val="EE0000"/>
-              </w:rPr>
-              <w:t>Gewinne:</w:t>
-            </w:r>
-            <w:r>
-              <w:rPr>
-                <w:rFonts w:cstheme="minorHAnsi"/>
-                <w:color w:val="EE0000"/>
-              </w:rPr>
-              <w:t xml:space="preserve"> </w:t>
-            </w:r>
-            <w:r>
-              <w:rPr>
-                <w:rFonts w:cstheme="minorHAnsi"/>
-                <w:color w:val="EE0000"/>
-              </w:rPr>
-              <w:t>k</w:t>
-            </w:r>
-            <w:r>
-              <w:rPr>
-                <w:rFonts w:cstheme="minorHAnsi"/>
-                <w:color w:val="EE0000"/>
-              </w:rPr>
-              <w:t>urzfristige Entlastung, niedrige Hemmschwelle</w:t>
-            </w:r>
-          </w:p>
-          <w:p>
-            <w:pPr>
-              <w:shd w:val="clear" w:color="auto" w:fill="FBE4D5" w:themeFill="accent2" w:themeFillTint="33"/>
-              <w:tabs>
-                <w:tab w:val="left" w:pos="273"/>
-              </w:tabs>
-              <w:spacing w:line="276" w:lineRule="auto"/>
-              <w:rPr>
-                <w:rFonts w:cstheme="minorHAnsi"/>
-                <w:color w:val="EE0000"/>
-              </w:rPr>
-            </w:pPr>
-            <w:r>
-              <w:rPr>
-                <w:rFonts w:cstheme="minorHAnsi"/>
-                <w:b/>
-                <w:bCs/>
-                <w:color w:val="EE0000"/>
-              </w:rPr>
-              <w:t>Verlust</w:t>
-            </w:r>
-            <w:r>
-              <w:rPr>
-                <w:rFonts w:cstheme="minorHAnsi"/>
-                <w:b/>
-                <w:bCs/>
-                <w:color w:val="EE0000"/>
-              </w:rPr>
-              <w:t>e</w:t>
-            </w:r>
-            <w:r>
-              <w:rPr>
-                <w:rFonts w:cstheme="minorHAnsi"/>
-                <w:b/>
-                <w:bCs/>
-                <w:color w:val="EE0000"/>
-              </w:rPr>
-              <w:t>:</w:t>
-            </w:r>
-            <w:r>
-              <w:rPr>
-                <w:rFonts w:cstheme="minorHAnsi"/>
-                <w:color w:val="EE0000"/>
-              </w:rPr>
-              <w:t xml:space="preserve"> Lena übt nicht mehr, echte Beziehungen aufzubauen</w:t>
-            </w:r>
-            <w:r>
-              <w:rPr>
-                <w:rFonts w:cstheme="minorHAnsi"/>
-                <w:color w:val="EE0000"/>
-              </w:rPr>
-              <w:t xml:space="preserve">. Sie zieht sich aus der </w:t>
-            </w:r>
-            <w:r>
-              <w:rPr>
-                <w:rFonts w:cstheme="minorHAnsi"/>
-                <w:color w:val="EE0000"/>
-              </w:rPr>
-              <w:t>Familie</w:t>
-            </w:r>
-            <w:r>
-              <w:rPr>
-                <w:rFonts w:cstheme="minorHAnsi"/>
-                <w:color w:val="EE0000"/>
-              </w:rPr>
-              <w:t xml:space="preserve"> </w:t>
-            </w:r>
-            <w:r>
-              <w:rPr>
-                <w:rFonts w:cstheme="minorHAnsi"/>
-                <w:color w:val="EE0000"/>
-              </w:rPr>
-              <w:t xml:space="preserve">zurück. </w:t>
-            </w:r>
-            <w:r>
-              <w:rPr>
-                <w:rFonts w:cstheme="minorHAnsi"/>
-                <w:color w:val="EE0000"/>
-              </w:rPr>
-              <w:t>(</w:t>
-            </w:r>
-            <w:r>
-              <w:rPr>
-                <w:rFonts w:cstheme="minorHAnsi"/>
-                <w:color w:val="EE0000"/>
-              </w:rPr>
-              <w:t>Warnsignal</w:t>
-            </w:r>
-            <w:r>
-              <w:rPr>
-                <w:rFonts w:cstheme="minorHAnsi"/>
-                <w:color w:val="EE0000"/>
-              </w:rPr>
-              <w:t>e</w:t>
-            </w:r>
-            <w:r>
-              <w:rPr>
-                <w:rFonts w:cstheme="minorHAnsi"/>
-                <w:color w:val="EE0000"/>
-              </w:rPr>
-              <w:t>)</w:t>
-            </w:r>
-          </w:p>
-          <w:p>
-            <w:pPr>
-              <w:shd w:val="clear" w:color="auto" w:fill="FBE4D5" w:themeFill="accent2" w:themeFillTint="33"/>
-              <w:tabs>
-                <w:tab w:val="left" w:pos="273"/>
-              </w:tabs>
-              <w:spacing w:line="276" w:lineRule="auto"/>
-              <w:rPr>
-                <w:rFonts w:cstheme="minorHAnsi"/>
-                <w:color w:val="EE0000"/>
-              </w:rPr>
-            </w:pPr>
-            <w:r>
-              <w:rPr>
-                <w:rFonts w:cstheme="minorHAnsi"/>
-                <w:b/>
-                <w:bCs/>
-                <w:color w:val="EE0000"/>
-              </w:rPr>
-              <w:t>Risiken:</w:t>
-            </w:r>
-            <w:r>
-              <w:rPr>
-                <w:rFonts w:cstheme="minorHAnsi"/>
-                <w:color w:val="EE0000"/>
-              </w:rPr>
-              <w:t xml:space="preserve"> Gewöhnung an </w:t>
-            </w:r>
-            <w:r>
-              <w:rPr>
-                <w:rFonts w:cstheme="minorHAnsi"/>
-                <w:color w:val="EE0000"/>
-              </w:rPr>
-              <w:t>„</w:t>
-            </w:r>
-            <w:r>
-              <w:rPr>
-                <w:rFonts w:cstheme="minorHAnsi"/>
-                <w:color w:val="EE0000"/>
-              </w:rPr>
-              <w:t>immer Verständnis</w:t>
-            </w:r>
-            <w:r>
-              <w:rPr>
-                <w:rFonts w:cstheme="minorHAnsi"/>
-                <w:color w:val="EE0000"/>
-              </w:rPr>
-              <w:t>“</w:t>
-            </w:r>
-            <w:r>
-              <w:rPr>
-                <w:rFonts w:cstheme="minorHAnsi"/>
-                <w:color w:val="EE0000"/>
-              </w:rPr>
-              <w:t xml:space="preserve">, </w:t>
-            </w:r>
-            <w:r>
-              <w:rPr>
-                <w:rFonts w:cstheme="minorHAnsi"/>
-                <w:color w:val="EE0000"/>
-              </w:rPr>
-              <w:t>verzerrt</w:t>
-            </w:r>
-            <w:r>
-              <w:rPr>
-                <w:rFonts w:cstheme="minorHAnsi"/>
-                <w:color w:val="EE0000"/>
-              </w:rPr>
-              <w:t>e</w:t>
-            </w:r>
-            <w:r>
-              <w:rPr>
-                <w:rFonts w:cstheme="minorHAnsi"/>
-                <w:color w:val="EE0000"/>
-              </w:rPr>
-              <w:t xml:space="preserve"> Erwartungen</w:t>
-            </w:r>
-            <w:r>
-              <w:rPr>
-                <w:rFonts w:cstheme="minorHAnsi"/>
-                <w:color w:val="EE0000"/>
-              </w:rPr>
-              <w:t xml:space="preserve">, verkümmerte </w:t>
-            </w:r>
-            <w:r>
-              <w:rPr>
-                <w:rFonts w:cstheme="minorHAnsi"/>
-                <w:color w:val="EE0000"/>
-              </w:rPr>
-              <w:t>soziale Kompetenzen</w:t>
-            </w:r>
-            <w:r>
-              <w:rPr>
-                <w:rFonts w:cstheme="minorHAnsi"/>
-                <w:color w:val="EE0000"/>
-              </w:rPr>
-              <w:t>,</w:t>
-            </w:r>
-            <w:r>
-              <w:rPr>
-                <w:rFonts w:cstheme="minorHAnsi"/>
-                <w:color w:val="EE0000"/>
-              </w:rPr>
-              <w:t xml:space="preserve"> Datenschutz (persönliche Inhalte an KI-Dienste</w:t>
-            </w:r>
-            <w:r>
-              <w:rPr>
-                <w:rFonts w:cstheme="minorHAnsi"/>
-                <w:color w:val="EE0000"/>
-              </w:rPr>
-              <w:t>)</w:t>
-            </w:r>
-          </w:p>
-          <w:p>
-            <w:pPr>
-              <w:shd w:val="clear" w:color="auto" w:fill="FBE4D5" w:themeFill="accent2" w:themeFillTint="33"/>
-              <w:tabs>
-                <w:tab w:val="left" w:pos="273"/>
-              </w:tabs>
-              <w:spacing w:line="276" w:lineRule="auto"/>
-              <w:rPr>
-                <w:rFonts w:cstheme="minorHAnsi"/>
-                <w:color w:val="EE0000"/>
-              </w:rPr>
-            </w:pPr>
-            <w:r>
-              <w:rPr>
-                <w:rFonts w:cstheme="minorHAnsi"/>
-                <w:b/>
-                <w:bCs/>
-                <w:color w:val="EE0000"/>
-              </w:rPr>
-              <w:t>Alternativen:</w:t>
-            </w:r>
-            <w:r>
-              <w:rPr>
-                <w:rFonts w:cstheme="minorHAnsi"/>
-                <w:color w:val="EE0000"/>
-              </w:rPr>
-              <w:t xml:space="preserve"> </w:t>
-            </w:r>
-            <w:r>
-              <w:rPr>
-                <w:rFonts w:cstheme="minorHAnsi"/>
-                <w:color w:val="EE0000"/>
-              </w:rPr>
-              <w:t>a</w:t>
-            </w:r>
-            <w:r>
-              <w:rPr>
-                <w:rFonts w:cstheme="minorHAnsi"/>
-                <w:color w:val="EE0000"/>
-              </w:rPr>
-              <w:t>ktiv auf neue Mitschülerinnen und Mitschüler</w:t>
-            </w:r>
-            <w:r>
-              <w:rPr>
-                <w:rFonts w:cstheme="minorHAnsi"/>
-                <w:color w:val="EE0000"/>
-              </w:rPr>
-              <w:t xml:space="preserve"> </w:t>
-            </w:r>
-            <w:r>
-              <w:rPr>
-                <w:rFonts w:cstheme="minorHAnsi"/>
-                <w:color w:val="EE0000"/>
-              </w:rPr>
-              <w:t>zugehen, alte Kontakte pflegen, Gespräch mit Schwester</w:t>
-            </w:r>
-            <w:r>
-              <w:rPr>
-                <w:rFonts w:cstheme="minorHAnsi"/>
-                <w:color w:val="EE0000"/>
-              </w:rPr>
-              <w:t xml:space="preserve"> oder </w:t>
-            </w:r>
-            <w:r>
-              <w:rPr>
-                <w:rFonts w:cstheme="minorHAnsi"/>
-                <w:color w:val="EE0000"/>
-              </w:rPr>
-              <w:t>Mutter wiederaufnehmen, bei anhaltender Einsamkeit</w:t>
-            </w:r>
-            <w:r>
-              <w:rPr>
-                <w:rFonts w:cstheme="minorHAnsi"/>
-                <w:color w:val="EE0000"/>
-              </w:rPr>
-              <w:t>:</w:t>
-            </w:r>
-            <w:r>
-              <w:rPr>
-                <w:rFonts w:cstheme="minorHAnsi"/>
-                <w:color w:val="EE0000"/>
-              </w:rPr>
-              <w:t xml:space="preserve"> Schulberatung</w:t>
-            </w:r>
-          </w:p>
-          <w:p>
-            <w:pPr>
-              <w:shd w:val="clear" w:color="auto" w:fill="FBE4D5" w:themeFill="accent2" w:themeFillTint="33"/>
-              <w:tabs>
-                <w:tab w:val="left" w:pos="273"/>
-              </w:tabs>
-              <w:spacing w:line="276" w:lineRule="auto"/>
-              <w:rPr>
-                <w:rFonts w:cstheme="minorHAnsi"/>
-                <w:color w:val="EE0000"/>
-              </w:rPr>
-            </w:pPr>
-            <w:r>
-              <w:rPr>
-                <w:rFonts w:cstheme="minorHAnsi"/>
-                <w:b/>
-                <w:bCs/>
-                <w:color w:val="EE0000"/>
-              </w:rPr>
-              <w:t>Kritische Diskussionspunkte:</w:t>
-            </w:r>
-            <w:r>
-              <w:rPr>
-                <w:rFonts w:cstheme="minorHAnsi"/>
-                <w:b/>
-                <w:bCs/>
-                <w:color w:val="EE0000"/>
-              </w:rPr>
-              <w:t xml:space="preserve"> </w:t>
-            </w:r>
-            <w:r>
-              <w:rPr>
-                <w:rFonts w:cstheme="minorHAnsi"/>
-                <w:color w:val="EE0000"/>
-              </w:rPr>
-              <w:t>Ist der Rückzug von Familie ein Warnsignal? Ab wann wird die KI zum Problem?</w:t>
-            </w:r>
-          </w:p>
-          <w:p>
-            <w:pPr>
-              <w:shd w:val="clear" w:color="auto" w:fill="FBE4D5" w:themeFill="accent2" w:themeFillTint="33"/>
-              <w:tabs>
-                <w:tab w:val="left" w:pos="273"/>
-              </w:tabs>
-              <w:spacing w:line="276" w:lineRule="auto"/>
-              <w:rPr>
-                <w:rFonts w:cstheme="minorHAnsi"/>
-                <w:color w:val="EE0000"/>
-              </w:rPr>
-            </w:pPr>
-          </w:p>
-          <w:p>
-            <w:pPr>
-              <w:shd w:val="clear" w:color="auto" w:fill="FBE4D5" w:themeFill="accent2" w:themeFillTint="33"/>
-              <w:tabs>
-                <w:tab w:val="left" w:pos="273"/>
-              </w:tabs>
-              <w:spacing w:line="276" w:lineRule="auto"/>
-              <w:rPr>
-                <w:rFonts w:cstheme="minorHAnsi"/>
-                <w:b/>
-                <w:bCs/>
-                <w:color w:val="EE0000"/>
-              </w:rPr>
-            </w:pPr>
-            <w:r>
-              <w:rPr>
-                <w:rFonts w:cstheme="minorHAnsi"/>
-                <w:b/>
-                <w:bCs/>
-                <w:color w:val="EE0000"/>
-              </w:rPr>
-              <w:t xml:space="preserve">Fallszenario 2 – Kompetenz </w:t>
-            </w:r>
-            <w:r>
-              <w:rPr>
-                <w:rFonts w:cstheme="minorHAnsi"/>
-                <w:b/>
-                <w:bCs/>
-                <w:color w:val="EE0000"/>
-              </w:rPr>
-              <w:t>und</w:t>
-            </w:r>
-            <w:r>
-              <w:rPr>
-                <w:rFonts w:cstheme="minorHAnsi"/>
-                <w:b/>
-                <w:bCs/>
-                <w:color w:val="EE0000"/>
-              </w:rPr>
-              <w:t xml:space="preserve"> funktionale Nutzung (Tom)</w:t>
-            </w:r>
-          </w:p>
-          <w:p>
-            <w:pPr>
-              <w:shd w:val="clear" w:color="auto" w:fill="FBE4D5" w:themeFill="accent2" w:themeFillTint="33"/>
-              <w:tabs>
-                <w:tab w:val="left" w:pos="273"/>
-              </w:tabs>
-              <w:spacing w:line="276" w:lineRule="auto"/>
-              <w:rPr>
-                <w:rFonts w:cstheme="minorHAnsi"/>
-                <w:color w:val="EE0000"/>
-              </w:rPr>
-            </w:pPr>
-            <w:r>
-              <w:rPr>
-                <w:rFonts w:cstheme="minorHAnsi"/>
-                <w:b/>
-                <w:bCs/>
-                <w:color w:val="EE0000"/>
-              </w:rPr>
-              <w:t>Bedürfnis:</w:t>
-            </w:r>
-            <w:r>
-              <w:rPr>
-                <w:rFonts w:cstheme="minorHAnsi"/>
-                <w:color w:val="EE0000"/>
-              </w:rPr>
-              <w:t xml:space="preserve"> Kompetenz (lernen, Aufgaben lösen) </w:t>
-            </w:r>
-            <w:r>
-              <w:rPr>
-                <w:rFonts w:cstheme="minorHAnsi"/>
-                <w:color w:val="EE0000"/>
-              </w:rPr>
-              <w:t>und</w:t>
-            </w:r>
-            <w:r>
-              <w:rPr>
-                <w:rFonts w:cstheme="minorHAnsi"/>
-                <w:color w:val="EE0000"/>
-              </w:rPr>
-              <w:t xml:space="preserve"> Sicherheit (keine Bloßstellung im Unterricht)</w:t>
-            </w:r>
-          </w:p>
-          <w:p>
-            <w:pPr>
-              <w:shd w:val="clear" w:color="auto" w:fill="FBE4D5" w:themeFill="accent2" w:themeFillTint="33"/>
-              <w:tabs>
-                <w:tab w:val="left" w:pos="273"/>
-              </w:tabs>
-              <w:spacing w:line="276" w:lineRule="auto"/>
-              <w:rPr>
-                <w:rFonts w:cstheme="minorHAnsi"/>
-                <w:color w:val="EE0000"/>
-              </w:rPr>
-            </w:pPr>
-            <w:r>
-              <w:rPr>
-                <w:rFonts w:cstheme="minorHAnsi"/>
-                <w:b/>
-                <w:bCs/>
-                <w:color w:val="EE0000"/>
-              </w:rPr>
-              <w:t xml:space="preserve">Erfüllung durch </w:t>
-            </w:r>
-            <w:r>
-              <w:rPr>
-                <w:rFonts w:cstheme="minorHAnsi"/>
-                <w:b/>
-                <w:bCs/>
-                <w:color w:val="EE0000"/>
-              </w:rPr>
-              <w:t xml:space="preserve">die </w:t>
-            </w:r>
-            <w:r>
-              <w:rPr>
-                <w:rFonts w:cstheme="minorHAnsi"/>
-                <w:b/>
-                <w:bCs/>
-                <w:color w:val="EE0000"/>
-              </w:rPr>
-              <w:t>KI:</w:t>
-            </w:r>
-            <w:r>
-              <w:rPr>
-                <w:rFonts w:cstheme="minorHAnsi"/>
-                <w:color w:val="EE0000"/>
-              </w:rPr>
-              <w:t xml:space="preserve"> </w:t>
-            </w:r>
-            <w:r>
-              <w:rPr>
-                <w:rFonts w:cstheme="minorHAnsi"/>
-                <w:color w:val="EE0000"/>
-              </w:rPr>
-              <w:t>ü</w:t>
-            </w:r>
-            <w:r>
-              <w:rPr>
-                <w:rFonts w:cstheme="minorHAnsi"/>
-                <w:color w:val="EE0000"/>
-              </w:rPr>
-              <w:t>berwiegend ja</w:t>
-            </w:r>
-            <w:r>
-              <w:rPr>
-                <w:rFonts w:cstheme="minorHAnsi"/>
-                <w:color w:val="EE0000"/>
-              </w:rPr>
-              <w:t>: D</w:t>
-            </w:r>
-            <w:r>
-              <w:rPr>
-                <w:rFonts w:cstheme="minorHAnsi"/>
-                <w:color w:val="EE0000"/>
-              </w:rPr>
-              <w:t xml:space="preserve">ie </w:t>
-            </w:r>
-            <w:r>
-              <w:rPr>
-                <w:rFonts w:cstheme="minorHAnsi"/>
-                <w:color w:val="EE0000"/>
-              </w:rPr>
-              <w:t>KI als Erklärpartner ist pädagogisch sinnvoll</w:t>
-            </w:r>
-            <w:r>
-              <w:rPr>
-                <w:rFonts w:cstheme="minorHAnsi"/>
-                <w:color w:val="EE0000"/>
-              </w:rPr>
-              <w:t>.</w:t>
-            </w:r>
-          </w:p>
-          <w:p>
-            <w:pPr>
-              <w:shd w:val="clear" w:color="auto" w:fill="FBE4D5" w:themeFill="accent2" w:themeFillTint="33"/>
-              <w:tabs>
-                <w:tab w:val="left" w:pos="273"/>
-              </w:tabs>
-              <w:spacing w:line="276" w:lineRule="auto"/>
-              <w:rPr>
-                <w:rFonts w:cstheme="minorHAnsi"/>
-                <w:color w:val="EE0000"/>
-              </w:rPr>
-            </w:pPr>
-            <w:r>
-              <w:rPr>
-                <w:rFonts w:cstheme="minorHAnsi"/>
-                <w:b/>
-                <w:bCs/>
-                <w:color w:val="EE0000"/>
-              </w:rPr>
-              <w:t xml:space="preserve">Grenzen: </w:t>
-            </w:r>
-            <w:r>
-              <w:rPr>
-                <w:rFonts w:cstheme="minorHAnsi"/>
-                <w:color w:val="EE0000"/>
-              </w:rPr>
-              <w:t>kein echtes Feedback zur tatsächlichen Kompetenz, kein sozialer Lernkontext</w:t>
-            </w:r>
-          </w:p>
-          <w:p>
-            <w:pPr>
-              <w:shd w:val="clear" w:color="auto" w:fill="FBE4D5" w:themeFill="accent2" w:themeFillTint="33"/>
-              <w:tabs>
-                <w:tab w:val="left" w:pos="273"/>
-              </w:tabs>
-              <w:spacing w:line="276" w:lineRule="auto"/>
-              <w:rPr>
-                <w:rFonts w:cstheme="minorHAnsi"/>
-                <w:color w:val="EE0000"/>
-              </w:rPr>
-            </w:pPr>
-            <w:r>
-              <w:rPr>
-                <w:rFonts w:cstheme="minorHAnsi"/>
-                <w:b/>
-                <w:bCs/>
-                <w:color w:val="EE0000"/>
-              </w:rPr>
-              <w:t>Merkmale gesunder Nutzung:</w:t>
-            </w:r>
-            <w:r>
-              <w:rPr>
-                <w:rFonts w:cstheme="minorHAnsi"/>
-                <w:color w:val="EE0000"/>
-              </w:rPr>
-              <w:t xml:space="preserve"> </w:t>
-            </w:r>
-            <w:r>
-              <w:rPr>
-                <w:rFonts w:cstheme="minorHAnsi"/>
-                <w:color w:val="EE0000"/>
-              </w:rPr>
-              <w:t>k</w:t>
-            </w:r>
-            <w:r>
-              <w:rPr>
-                <w:rFonts w:cstheme="minorHAnsi"/>
-                <w:color w:val="EE0000"/>
-              </w:rPr>
-              <w:t>lares Ziel (Schulsachen), Zeitlimit, keine emotionale Nutzung, eigene Denkleistung</w:t>
-            </w:r>
-            <w:r>
-              <w:rPr>
-                <w:rFonts w:cstheme="minorHAnsi"/>
-                <w:color w:val="EE0000"/>
-              </w:rPr>
-              <w:t>,</w:t>
-            </w:r>
-            <w:r>
-              <w:rPr>
-                <w:rFonts w:cstheme="minorHAnsi"/>
-                <w:color w:val="EE0000"/>
-              </w:rPr>
-              <w:t xml:space="preserve"> kein Moralisieren</w:t>
-            </w:r>
-            <w:r>
-              <w:rPr>
-                <w:rFonts w:cstheme="minorHAnsi"/>
-                <w:color w:val="EE0000"/>
-              </w:rPr>
-              <w:t xml:space="preserve"> (Tom als Positivbeispiel)</w:t>
-            </w:r>
-          </w:p>
-          <w:p>
-            <w:pPr>
-              <w:shd w:val="clear" w:color="auto" w:fill="FBE4D5" w:themeFill="accent2" w:themeFillTint="33"/>
-              <w:tabs>
-                <w:tab w:val="left" w:pos="273"/>
-              </w:tabs>
-              <w:spacing w:line="276" w:lineRule="auto"/>
-              <w:rPr>
-                <w:rFonts w:cstheme="minorHAnsi"/>
-                <w:color w:val="EE0000"/>
-              </w:rPr>
-            </w:pPr>
-            <w:r>
-              <w:rPr>
-                <w:rFonts w:cstheme="minorHAnsi"/>
-                <w:b/>
-                <w:bCs/>
-                <w:color w:val="EE0000"/>
-              </w:rPr>
-              <w:t>Risiko:</w:t>
-            </w:r>
-            <w:r>
-              <w:rPr>
-                <w:rFonts w:cstheme="minorHAnsi"/>
-                <w:color w:val="EE0000"/>
-              </w:rPr>
-              <w:t xml:space="preserve"> </w:t>
-            </w:r>
-            <w:r>
-              <w:rPr>
-                <w:rFonts w:cstheme="minorHAnsi"/>
-                <w:color w:val="EE0000"/>
-              </w:rPr>
-              <w:t xml:space="preserve">Wenn die KI Lösungen liefert statt Erklärungen, wird </w:t>
-            </w:r>
-            <w:r>
-              <w:rPr>
-                <w:rFonts w:cstheme="minorHAnsi"/>
-                <w:color w:val="EE0000"/>
-              </w:rPr>
-              <w:t xml:space="preserve">die </w:t>
-            </w:r>
-            <w:r>
-              <w:rPr>
-                <w:rFonts w:cstheme="minorHAnsi"/>
-                <w:color w:val="EE0000"/>
-              </w:rPr>
-              <w:t>Kompetenz umgangen statt aufgebaut. Unterschied betonen: die KI als Erklärpartner (aufbauend) oder Lösungslieferant (umgehend)</w:t>
-            </w:r>
-          </w:p>
-          <w:p>
-            <w:pPr>
-              <w:shd w:val="clear" w:color="auto" w:fill="FBE4D5" w:themeFill="accent2" w:themeFillTint="33"/>
-              <w:tabs>
-                <w:tab w:val="left" w:pos="273"/>
-              </w:tabs>
-              <w:spacing w:line="276" w:lineRule="auto"/>
-              <w:rPr>
-                <w:rFonts w:cstheme="minorHAnsi"/>
-                <w:color w:val="EE0000"/>
-              </w:rPr>
-            </w:pPr>
-            <w:r>
-              <w:rPr>
-                <w:rFonts w:cstheme="minorHAnsi"/>
-                <w:b/>
-                <w:bCs/>
-                <w:color w:val="EE0000"/>
-              </w:rPr>
-              <w:t>Kritische Diskussionspunkte:</w:t>
-            </w:r>
-            <w:r>
-              <w:rPr>
-                <w:rFonts w:cstheme="minorHAnsi"/>
-                <w:b/>
-                <w:bCs/>
-                <w:color w:val="EE0000"/>
-              </w:rPr>
-              <w:t xml:space="preserve"> </w:t>
-            </w:r>
-            <w:r>
-              <w:rPr>
-                <w:rFonts w:cstheme="minorHAnsi"/>
-                <w:color w:val="EE0000"/>
-              </w:rPr>
-              <w:t>Wo genau verläuft die Grenze zwischen Unterstützung und Abhängigkeit?</w:t>
-            </w:r>
-            <w:r>
-              <w:rPr>
-                <w:rFonts w:cstheme="minorHAnsi"/>
-                <w:color w:val="EE0000"/>
-              </w:rPr>
-              <w:t xml:space="preserve"> </w:t>
-            </w:r>
-            <w:r>
-              <w:rPr>
-                <w:rFonts w:cstheme="minorHAnsi"/>
-                <w:color w:val="EE0000"/>
-              </w:rPr>
-              <w:t>Was geht verloren, wenn das gemeinsame Lernen mit Mitschülerinnen und Mitschülern</w:t>
-            </w:r>
-            <w:r>
-              <w:rPr>
-                <w:rFonts w:cstheme="minorHAnsi"/>
-                <w:color w:val="EE0000"/>
-              </w:rPr>
-              <w:t xml:space="preserve"> </w:t>
-            </w:r>
-            <w:r>
-              <w:rPr>
-                <w:rFonts w:cstheme="minorHAnsi"/>
-                <w:color w:val="EE0000"/>
-              </w:rPr>
-              <w:t>entfällt?</w:t>
-            </w:r>
-          </w:p>
-          <w:p>
-            <w:pPr>
-              <w:tabs>
-                <w:tab w:val="left" w:pos="273"/>
-              </w:tabs>
-              <w:spacing w:line="276" w:lineRule="auto"/>
-              <w:rPr>
-                <w:rFonts w:cstheme="minorHAnsi"/>
-                <w:color w:val="EE0000"/>
-              </w:rPr>
-            </w:pPr>
-          </w:p>
-          <w:p>
-            <w:pPr>
-              <w:tabs>
-                <w:tab w:val="left" w:pos="273"/>
-              </w:tabs>
-              <w:spacing w:line="276" w:lineRule="auto"/>
-              <w:rPr>
-                <w:rFonts w:cstheme="minorHAnsi"/>
-                <w:color w:val="EE0000"/>
-              </w:rPr>
-            </w:pPr>
-            <w:r>
-              <w:rPr>
-                <w:rFonts w:cstheme="minorHAnsi"/>
-                <w:color w:val="EE0000"/>
-                <w:highlight w:val="yellow"/>
-              </w:rPr>
-              <w:t>((Seite 10))</w:t>
-            </w:r>
-          </w:p>
-          <w:p>
-            <w:pPr>
-              <w:shd w:val="clear" w:color="auto" w:fill="FBE4D5" w:themeFill="accent2" w:themeFillTint="33"/>
-              <w:tabs>
-                <w:tab w:val="left" w:pos="273"/>
-              </w:tabs>
-              <w:spacing w:line="276" w:lineRule="auto"/>
-              <w:rPr>
-                <w:rFonts w:cstheme="minorHAnsi"/>
-                <w:b/>
-                <w:bCs/>
-                <w:color w:val="EE0000"/>
-              </w:rPr>
-            </w:pPr>
-            <w:r>
-              <w:rPr>
-                <w:rFonts w:cstheme="minorHAnsi"/>
-                <w:b/>
-                <w:bCs/>
-                <w:color w:val="EE0000"/>
-              </w:rPr>
-              <w:t xml:space="preserve">Fallszenario 3 – Gehört werden </w:t>
-            </w:r>
-            <w:r>
-              <w:rPr>
-                <w:rFonts w:cstheme="minorHAnsi"/>
-                <w:b/>
-                <w:bCs/>
-                <w:color w:val="EE0000"/>
-              </w:rPr>
-              <w:t>und</w:t>
-            </w:r>
-            <w:r>
-              <w:rPr>
-                <w:rFonts w:cstheme="minorHAnsi"/>
-                <w:b/>
-                <w:bCs/>
-                <w:color w:val="EE0000"/>
-              </w:rPr>
-              <w:t xml:space="preserve"> KI als Hauptgesprächspartner</w:t>
-            </w:r>
-            <w:r>
-              <w:rPr>
-                <w:rFonts w:cstheme="minorHAnsi"/>
-                <w:b/>
-                <w:bCs/>
-                <w:color w:val="EE0000"/>
-              </w:rPr>
-              <w:t xml:space="preserve"> </w:t>
-            </w:r>
-            <w:r>
-              <w:rPr>
-                <w:rFonts w:cstheme="minorHAnsi"/>
-                <w:b/>
-                <w:bCs/>
-                <w:color w:val="EE0000"/>
-              </w:rPr>
-              <w:t>(Mia)</w:t>
-            </w:r>
-          </w:p>
-          <w:p>
-            <w:pPr>
-              <w:shd w:val="clear" w:color="auto" w:fill="FBE4D5" w:themeFill="accent2" w:themeFillTint="33"/>
-              <w:tabs>
-                <w:tab w:val="left" w:pos="273"/>
-              </w:tabs>
-              <w:spacing w:line="276" w:lineRule="auto"/>
-              <w:rPr>
-                <w:rFonts w:cstheme="minorHAnsi"/>
-                <w:color w:val="EE0000"/>
-              </w:rPr>
-            </w:pPr>
-            <w:r>
-              <w:rPr>
-                <w:rFonts w:cstheme="minorHAnsi"/>
-                <w:b/>
-                <w:bCs/>
-                <w:color w:val="EE0000"/>
-              </w:rPr>
-              <w:t>Bedürfnis:</w:t>
-            </w:r>
-            <w:r>
-              <w:rPr>
-                <w:rFonts w:cstheme="minorHAnsi"/>
-                <w:color w:val="EE0000"/>
-              </w:rPr>
-              <w:t xml:space="preserve"> Verbundenheit (Gedanken teilen, gesehen sein) </w:t>
-            </w:r>
-            <w:r>
-              <w:rPr>
-                <w:rFonts w:cstheme="minorHAnsi"/>
-                <w:color w:val="EE0000"/>
-              </w:rPr>
-              <w:t>und</w:t>
-            </w:r>
-            <w:r>
-              <w:rPr>
-                <w:rFonts w:cstheme="minorHAnsi"/>
-                <w:color w:val="EE0000"/>
-              </w:rPr>
-              <w:t xml:space="preserve"> Sicherheit (kein Unterbrechen, keine Ablehnung)</w:t>
-            </w:r>
-          </w:p>
-          <w:p>
-            <w:pPr>
-              <w:shd w:val="clear" w:color="auto" w:fill="FBE4D5" w:themeFill="accent2" w:themeFillTint="33"/>
-              <w:tabs>
-                <w:tab w:val="left" w:pos="273"/>
-              </w:tabs>
-              <w:spacing w:line="276" w:lineRule="auto"/>
-              <w:rPr>
-                <w:rFonts w:cstheme="minorHAnsi"/>
-                <w:color w:val="EE0000"/>
-              </w:rPr>
-            </w:pPr>
-            <w:r>
-              <w:rPr>
-                <w:rFonts w:cstheme="minorHAnsi"/>
-                <w:b/>
-                <w:bCs/>
-                <w:color w:val="EE0000"/>
-              </w:rPr>
-              <w:t>Kernunterschied zu echter Freundschaft:</w:t>
-            </w:r>
-            <w:r>
-              <w:rPr>
-                <w:rFonts w:cstheme="minorHAnsi"/>
-                <w:color w:val="EE0000"/>
-              </w:rPr>
-              <w:t xml:space="preserve"> </w:t>
-            </w:r>
-            <w:r>
-              <w:rPr>
-                <w:rFonts w:cstheme="minorHAnsi"/>
-                <w:color w:val="EE0000"/>
-              </w:rPr>
-              <w:t>Die F</w:t>
-            </w:r>
-            <w:r>
-              <w:rPr>
-                <w:rFonts w:cstheme="minorHAnsi"/>
-                <w:color w:val="EE0000"/>
-              </w:rPr>
-              <w:t>reundschaft ist gegenseitig</w:t>
-            </w:r>
-            <w:r>
-              <w:rPr>
-                <w:rFonts w:cstheme="minorHAnsi"/>
-                <w:color w:val="EE0000"/>
-              </w:rPr>
-              <w:t>:</w:t>
-            </w:r>
-            <w:r>
-              <w:rPr>
-                <w:rFonts w:cstheme="minorHAnsi"/>
-                <w:color w:val="EE0000"/>
-              </w:rPr>
-              <w:t xml:space="preserve"> Mia kann sich Mila anvertrauen, Mila kann sich Mia nie anvertrauen. </w:t>
-            </w:r>
-            <w:r>
-              <w:rPr>
-                <w:rFonts w:cstheme="minorHAnsi"/>
-                <w:color w:val="EE0000"/>
-              </w:rPr>
-              <w:t xml:space="preserve">Die </w:t>
-            </w:r>
-            <w:r>
-              <w:rPr>
-                <w:rFonts w:cstheme="minorHAnsi"/>
-                <w:color w:val="EE0000"/>
-              </w:rPr>
-              <w:t>KI erlebt nichts, wächst nicht, braucht nichts</w:t>
-            </w:r>
-            <w:r>
-              <w:rPr>
-                <w:rFonts w:cstheme="minorHAnsi"/>
-                <w:color w:val="EE0000"/>
-              </w:rPr>
-              <w:t>.</w:t>
-            </w:r>
-          </w:p>
-          <w:p>
-            <w:pPr>
-              <w:shd w:val="clear" w:color="auto" w:fill="FBE4D5" w:themeFill="accent2" w:themeFillTint="33"/>
-              <w:tabs>
-                <w:tab w:val="left" w:pos="273"/>
-              </w:tabs>
-              <w:spacing w:line="276" w:lineRule="auto"/>
-              <w:rPr>
-                <w:rFonts w:cstheme="minorHAnsi"/>
-                <w:color w:val="EE0000"/>
-              </w:rPr>
-            </w:pPr>
-            <w:r>
-              <w:rPr>
-                <w:rFonts w:cstheme="minorHAnsi"/>
-                <w:b/>
-                <w:bCs/>
-                <w:color w:val="EE0000"/>
-              </w:rPr>
-              <w:t>Stärkstes Warnsignal:</w:t>
-            </w:r>
-            <w:r>
-              <w:rPr>
-                <w:rFonts w:cstheme="minorHAnsi"/>
-                <w:color w:val="EE0000"/>
-              </w:rPr>
-              <w:t xml:space="preserve"> Bezeichnung der KI als </w:t>
-            </w:r>
-            <w:r>
-              <w:rPr>
-                <w:rFonts w:cstheme="minorHAnsi"/>
-                <w:color w:val="EE0000"/>
-              </w:rPr>
-              <w:t>„</w:t>
-            </w:r>
-            <w:r>
-              <w:rPr>
-                <w:rFonts w:cstheme="minorHAnsi"/>
-                <w:color w:val="EE0000"/>
-              </w:rPr>
-              <w:t>beste Freundin</w:t>
-            </w:r>
-            <w:r>
-              <w:rPr>
-                <w:rFonts w:cstheme="minorHAnsi"/>
-                <w:color w:val="EE0000"/>
-              </w:rPr>
-              <w:t>“</w:t>
-            </w:r>
-            <w:r>
-              <w:rPr>
-                <w:rFonts w:cstheme="minorHAnsi"/>
-                <w:color w:val="EE0000"/>
-              </w:rPr>
-              <w:t xml:space="preserve"> </w:t>
-            </w:r>
-            <w:r>
-              <w:rPr>
-                <w:rFonts w:cstheme="minorHAnsi"/>
-                <w:color w:val="EE0000"/>
-              </w:rPr>
-              <w:t>und</w:t>
-            </w:r>
-            <w:r>
-              <w:rPr>
-                <w:rFonts w:cstheme="minorHAnsi"/>
-                <w:color w:val="EE0000"/>
-              </w:rPr>
-              <w:t xml:space="preserve"> Rückzug aus Klassengesprächen. </w:t>
-            </w:r>
-            <w:r>
-              <w:rPr>
-                <w:rFonts w:cstheme="minorHAnsi"/>
-                <w:color w:val="EE0000"/>
-              </w:rPr>
-              <w:t xml:space="preserve">Die </w:t>
-            </w:r>
-            <w:r>
-              <w:rPr>
-                <w:rFonts w:cstheme="minorHAnsi"/>
-                <w:color w:val="EE0000"/>
-              </w:rPr>
-              <w:t>Kombination von mehreren Signalen ist entscheidend, nicht jedes einzeln</w:t>
-            </w:r>
-            <w:r>
-              <w:rPr>
-                <w:rFonts w:cstheme="minorHAnsi"/>
-                <w:color w:val="EE0000"/>
-              </w:rPr>
-              <w:t>.</w:t>
-            </w:r>
-          </w:p>
-          <w:p>
-            <w:pPr>
-              <w:shd w:val="clear" w:color="auto" w:fill="FBE4D5" w:themeFill="accent2" w:themeFillTint="33"/>
-              <w:tabs>
-                <w:tab w:val="left" w:pos="273"/>
-              </w:tabs>
-              <w:spacing w:line="276" w:lineRule="auto"/>
-              <w:rPr>
-                <w:rFonts w:cstheme="minorHAnsi"/>
-                <w:color w:val="EE0000"/>
-              </w:rPr>
-            </w:pPr>
-            <w:r>
-              <w:rPr>
-                <w:rFonts w:cstheme="minorHAnsi"/>
-                <w:b/>
-                <w:bCs/>
-                <w:color w:val="EE0000"/>
-              </w:rPr>
-              <w:t>Alternativen:</w:t>
-            </w:r>
-            <w:r>
-              <w:rPr>
-                <w:rFonts w:cstheme="minorHAnsi"/>
-                <w:color w:val="EE0000"/>
-              </w:rPr>
-              <w:t xml:space="preserve"> </w:t>
-            </w:r>
-            <w:r>
-              <w:rPr>
-                <w:rFonts w:cstheme="minorHAnsi"/>
-                <w:color w:val="EE0000"/>
-              </w:rPr>
-              <w:t>k</w:t>
-            </w:r>
-            <w:r>
-              <w:rPr>
-                <w:rFonts w:cstheme="minorHAnsi"/>
-                <w:color w:val="EE0000"/>
-              </w:rPr>
-              <w:t>leine Gesprächsmomente zuhause (Abendessen), in der Klasse aktiv eine Person ansprechen, Tagebuch als Brücke</w:t>
-            </w:r>
-            <w:r>
-              <w:rPr>
-                <w:rFonts w:cstheme="minorHAnsi"/>
-                <w:color w:val="EE0000"/>
-              </w:rPr>
-              <w:t>, b</w:t>
-            </w:r>
-            <w:r>
-              <w:rPr>
-                <w:rFonts w:cstheme="minorHAnsi"/>
-                <w:color w:val="EE0000"/>
-              </w:rPr>
-              <w:t>ei anhaltender Isolation: Schulberatung</w:t>
-            </w:r>
-          </w:p>
-          <w:p>
-            <w:pPr>
-              <w:shd w:val="clear" w:color="auto" w:fill="FBE4D5" w:themeFill="accent2" w:themeFillTint="33"/>
-              <w:tabs>
-                <w:tab w:val="left" w:pos="273"/>
-              </w:tabs>
-              <w:spacing w:line="276" w:lineRule="auto"/>
-              <w:rPr>
-                <w:rFonts w:cstheme="minorHAnsi"/>
-                <w:color w:val="EE0000"/>
-              </w:rPr>
-            </w:pPr>
-            <w:r>
-              <w:rPr>
-                <w:rFonts w:cstheme="minorHAnsi"/>
-                <w:b/>
-                <w:bCs/>
-                <w:color w:val="EE0000"/>
-              </w:rPr>
-              <w:t>Kritische Diskussionspunkte:</w:t>
-            </w:r>
-            <w:r>
-              <w:rPr>
-                <w:rFonts w:cstheme="minorHAnsi"/>
-                <w:b/>
-                <w:bCs/>
-                <w:color w:val="EE0000"/>
-              </w:rPr>
-              <w:t xml:space="preserve"> </w:t>
-            </w:r>
-            <w:r>
-              <w:rPr>
-                <w:rFonts w:cstheme="minorHAnsi"/>
-                <w:color w:val="EE0000"/>
-              </w:rPr>
-              <w:t xml:space="preserve">Warum ist die Bezeichnung </w:t>
-            </w:r>
-            <w:r>
-              <w:rPr>
-                <w:rFonts w:cstheme="minorHAnsi"/>
-                <w:color w:val="EE0000"/>
-              </w:rPr>
-              <w:t>„</w:t>
-            </w:r>
-            <w:r>
-              <w:rPr>
-                <w:rFonts w:cstheme="minorHAnsi"/>
-                <w:color w:val="EE0000"/>
-              </w:rPr>
-              <w:t>beste Freundin</w:t>
-            </w:r>
-            <w:r>
-              <w:rPr>
-                <w:rFonts w:cstheme="minorHAnsi"/>
-                <w:color w:val="EE0000"/>
-              </w:rPr>
-              <w:t>“</w:t>
-            </w:r>
-            <w:r>
-              <w:rPr>
-                <w:rFonts w:cstheme="minorHAnsi"/>
-                <w:color w:val="EE0000"/>
-              </w:rPr>
-              <w:t xml:space="preserve"> ein Warnsignal?</w:t>
-            </w:r>
-            <w:r>
-              <w:rPr>
-                <w:rFonts w:cstheme="minorHAnsi"/>
-                <w:color w:val="EE0000"/>
-              </w:rPr>
-              <w:t xml:space="preserve"> </w:t>
-            </w:r>
-            <w:r>
-              <w:rPr>
-                <w:rFonts w:cstheme="minorHAnsi"/>
-                <w:color w:val="EE0000"/>
-              </w:rPr>
-              <w:t>Ab wann wird ein abendliches Ritual zur Abhängigkeit?</w:t>
-            </w:r>
-          </w:p>
-          <w:p>
-            <w:pPr>
-              <w:shd w:val="clear" w:color="auto" w:fill="FBE4D5" w:themeFill="accent2" w:themeFillTint="33"/>
-              <w:tabs>
-                <w:tab w:val="left" w:pos="273"/>
-              </w:tabs>
-              <w:spacing w:line="276" w:lineRule="auto"/>
-              <w:rPr>
-                <w:rFonts w:cstheme="minorHAnsi"/>
-                <w:color w:val="EE0000"/>
-              </w:rPr>
-            </w:pPr>
-          </w:p>
-          <w:p>
-            <w:pPr>
-              <w:shd w:val="clear" w:color="auto" w:fill="FBE4D5" w:themeFill="accent2" w:themeFillTint="33"/>
-              <w:tabs>
-                <w:tab w:val="left" w:pos="273"/>
-              </w:tabs>
-              <w:spacing w:line="276" w:lineRule="auto"/>
-              <w:rPr>
-                <w:rFonts w:cstheme="minorHAnsi"/>
-                <w:b/>
-                <w:bCs/>
-                <w:color w:val="EE0000"/>
-              </w:rPr>
-            </w:pPr>
-            <w:r>
-              <w:rPr>
-                <w:rFonts w:cstheme="minorHAnsi"/>
-                <w:b/>
-                <w:bCs/>
-                <w:color w:val="EE0000"/>
-              </w:rPr>
-              <w:t xml:space="preserve">Fallszenario 4 – Orientierung, Autonomie </w:t>
-            </w:r>
-            <w:r>
-              <w:rPr>
-                <w:rFonts w:cstheme="minorHAnsi"/>
-                <w:b/>
-                <w:bCs/>
-                <w:color w:val="EE0000"/>
-              </w:rPr>
-              <w:t>und</w:t>
-            </w:r>
-            <w:r>
-              <w:rPr>
-                <w:rFonts w:cstheme="minorHAnsi"/>
-                <w:b/>
-                <w:bCs/>
-                <w:color w:val="EE0000"/>
-              </w:rPr>
-              <w:t xml:space="preserve"> Entscheidungsfindung (Jonas)</w:t>
-            </w:r>
-          </w:p>
-          <w:p>
-            <w:pPr>
-              <w:shd w:val="clear" w:color="auto" w:fill="FBE4D5" w:themeFill="accent2" w:themeFillTint="33"/>
-              <w:tabs>
-                <w:tab w:val="left" w:pos="273"/>
-              </w:tabs>
-              <w:spacing w:line="276" w:lineRule="auto"/>
-              <w:rPr>
-                <w:rFonts w:cstheme="minorHAnsi"/>
-                <w:color w:val="EE0000"/>
-              </w:rPr>
-            </w:pPr>
-            <w:r>
-              <w:rPr>
-                <w:rFonts w:cstheme="minorHAnsi"/>
-                <w:b/>
-                <w:bCs/>
-                <w:color w:val="EE0000"/>
-              </w:rPr>
-              <w:t>Bedürfnis:</w:t>
-            </w:r>
-            <w:r>
-              <w:rPr>
-                <w:rFonts w:cstheme="minorHAnsi"/>
-                <w:color w:val="EE0000"/>
-              </w:rPr>
-              <w:t xml:space="preserve"> Autonomie (sich selbst kennen, eigene Entscheidungen treffen) </w:t>
-            </w:r>
-            <w:r>
-              <w:rPr>
-                <w:rFonts w:cstheme="minorHAnsi"/>
-                <w:color w:val="EE0000"/>
-              </w:rPr>
-              <w:t>und</w:t>
-            </w:r>
-            <w:r>
-              <w:rPr>
-                <w:rFonts w:cstheme="minorHAnsi"/>
-                <w:color w:val="EE0000"/>
-              </w:rPr>
-              <w:t xml:space="preserve"> Sicherheit (Orientierung in unklarer Phase)</w:t>
-            </w:r>
-          </w:p>
-          <w:p>
-            <w:pPr>
-              <w:shd w:val="clear" w:color="auto" w:fill="FBE4D5" w:themeFill="accent2" w:themeFillTint="33"/>
-              <w:tabs>
-                <w:tab w:val="left" w:pos="273"/>
-              </w:tabs>
-              <w:spacing w:line="276" w:lineRule="auto"/>
-              <w:rPr>
-                <w:rFonts w:cstheme="minorHAnsi"/>
-                <w:color w:val="EE0000"/>
-              </w:rPr>
-            </w:pPr>
-            <w:r>
-              <w:rPr>
-                <w:rFonts w:cstheme="minorHAnsi"/>
-                <w:b/>
-                <w:bCs/>
-                <w:color w:val="EE0000"/>
-              </w:rPr>
-              <w:t xml:space="preserve">Kann </w:t>
-            </w:r>
-            <w:r>
-              <w:rPr>
-                <w:rFonts w:cstheme="minorHAnsi"/>
-                <w:b/>
-                <w:bCs/>
-                <w:color w:val="EE0000"/>
-              </w:rPr>
-              <w:t xml:space="preserve">die </w:t>
-            </w:r>
-            <w:r>
-              <w:rPr>
-                <w:rFonts w:cstheme="minorHAnsi"/>
-                <w:b/>
-                <w:bCs/>
-                <w:color w:val="EE0000"/>
-              </w:rPr>
-              <w:t>KI wirklich raten?</w:t>
-            </w:r>
-            <w:r>
-              <w:rPr>
-                <w:rFonts w:cstheme="minorHAnsi"/>
-                <w:color w:val="EE0000"/>
-              </w:rPr>
-              <w:t xml:space="preserve"> </w:t>
-            </w:r>
-            <w:r>
-              <w:rPr>
-                <w:rFonts w:cstheme="minorHAnsi"/>
-                <w:color w:val="EE0000"/>
-              </w:rPr>
-              <w:t>überwiegend n</w:t>
-            </w:r>
-            <w:r>
-              <w:rPr>
-                <w:rFonts w:cstheme="minorHAnsi"/>
-                <w:color w:val="EE0000"/>
-              </w:rPr>
-              <w:t>ein</w:t>
-            </w:r>
-            <w:r>
-              <w:rPr>
-                <w:rFonts w:cstheme="minorHAnsi"/>
-                <w:color w:val="EE0000"/>
-              </w:rPr>
-              <w:t>: D</w:t>
-            </w:r>
-            <w:r>
-              <w:rPr>
-                <w:rFonts w:cstheme="minorHAnsi"/>
-                <w:color w:val="EE0000"/>
-              </w:rPr>
-              <w:t xml:space="preserve">ie </w:t>
-            </w:r>
-            <w:r>
-              <w:rPr>
-                <w:rFonts w:cstheme="minorHAnsi"/>
-                <w:color w:val="EE0000"/>
-              </w:rPr>
-              <w:t xml:space="preserve">KI kennt Jonas nur als Text </w:t>
-            </w:r>
-            <w:r>
-              <w:rPr>
-                <w:rFonts w:cstheme="minorHAnsi"/>
-                <w:color w:val="EE0000"/>
-              </w:rPr>
-              <w:t>(</w:t>
-            </w:r>
-            <w:r>
-              <w:rPr>
-                <w:rFonts w:cstheme="minorHAnsi"/>
-                <w:color w:val="EE0000"/>
-              </w:rPr>
-              <w:t>nicht seine Körpersprache, wenn er Musik macht</w:t>
-            </w:r>
-            <w:r>
-              <w:rPr>
-                <w:rFonts w:cstheme="minorHAnsi"/>
-                <w:color w:val="EE0000"/>
-              </w:rPr>
-              <w:t>,</w:t>
-            </w:r>
-            <w:r>
-              <w:rPr>
-                <w:rFonts w:cstheme="minorHAnsi"/>
-                <w:color w:val="EE0000"/>
-              </w:rPr>
-              <w:t xml:space="preserve"> nicht seine echten Reaktionen auf Erfahrungen</w:t>
-            </w:r>
-            <w:r>
-              <w:rPr>
-                <w:rFonts w:cstheme="minorHAnsi"/>
-                <w:color w:val="EE0000"/>
-              </w:rPr>
-              <w:t>)</w:t>
-            </w:r>
-            <w:r>
-              <w:rPr>
-                <w:rFonts w:cstheme="minorHAnsi"/>
-                <w:color w:val="EE0000"/>
-              </w:rPr>
-              <w:t xml:space="preserve">. </w:t>
-            </w:r>
-            <w:r>
-              <w:rPr>
-                <w:rFonts w:cstheme="minorHAnsi"/>
-                <w:color w:val="EE0000"/>
-              </w:rPr>
-              <w:t xml:space="preserve">Eine </w:t>
-            </w:r>
-            <w:r>
-              <w:rPr>
-                <w:rFonts w:cstheme="minorHAnsi"/>
-                <w:color w:val="EE0000"/>
-              </w:rPr>
-              <w:t>Selbsterkenntnis entsteht auch aus dem, was man nicht artikulieren kann.</w:t>
-            </w:r>
-          </w:p>
-          <w:p>
-            <w:pPr>
-              <w:shd w:val="clear" w:color="auto" w:fill="FBE4D5" w:themeFill="accent2" w:themeFillTint="33"/>
-              <w:tabs>
-                <w:tab w:val="left" w:pos="273"/>
-              </w:tabs>
-              <w:spacing w:line="276" w:lineRule="auto"/>
-              <w:rPr>
-                <w:rFonts w:cstheme="minorHAnsi"/>
-                <w:color w:val="EE0000"/>
-              </w:rPr>
-            </w:pPr>
-            <w:r>
-              <w:rPr>
-                <w:rFonts w:cstheme="minorHAnsi"/>
-                <w:b/>
-                <w:bCs/>
-                <w:color w:val="EE0000"/>
-              </w:rPr>
-              <w:t>Mehr Vertrauen als in Eltern:</w:t>
-            </w:r>
-            <w:r>
-              <w:rPr>
-                <w:rFonts w:cstheme="minorHAnsi"/>
-                <w:color w:val="EE0000"/>
-              </w:rPr>
-              <w:t xml:space="preserve"> </w:t>
-            </w:r>
-            <w:r>
-              <w:rPr>
-                <w:rFonts w:cstheme="minorHAnsi"/>
-                <w:color w:val="EE0000"/>
-              </w:rPr>
-              <w:t>n</w:t>
-            </w:r>
-            <w:r>
-              <w:rPr>
-                <w:rFonts w:cstheme="minorHAnsi"/>
-                <w:color w:val="EE0000"/>
-              </w:rPr>
-              <w:t>achvollziehbar</w:t>
-            </w:r>
-            <w:r>
-              <w:rPr>
-                <w:rFonts w:cstheme="minorHAnsi"/>
-                <w:color w:val="EE0000"/>
-              </w:rPr>
-              <w:t>: Die KI hat keine Agenda und keinen Erwartungsdruck, kennt Jonas aber nicht so gut wie jemand, der ihn über längere Zeit erlebt.</w:t>
-            </w:r>
-          </w:p>
-          <w:p>
-            <w:pPr>
-              <w:shd w:val="clear" w:color="auto" w:fill="FBE4D5" w:themeFill="accent2" w:themeFillTint="33"/>
-              <w:tabs>
-                <w:tab w:val="left" w:pos="273"/>
-              </w:tabs>
-              <w:spacing w:line="276" w:lineRule="auto"/>
-              <w:rPr>
-                <w:rFonts w:cstheme="minorHAnsi"/>
-                <w:color w:val="EE0000"/>
-              </w:rPr>
-            </w:pPr>
-            <w:r>
-              <w:rPr>
-                <w:rFonts w:cstheme="minorHAnsi"/>
-                <w:b/>
-                <w:bCs/>
-                <w:color w:val="EE0000"/>
-              </w:rPr>
-              <w:t>Alternativen:</w:t>
-            </w:r>
-            <w:r>
-              <w:rPr>
-                <w:rFonts w:cstheme="minorHAnsi"/>
-                <w:color w:val="EE0000"/>
-              </w:rPr>
-              <w:t xml:space="preserve"> </w:t>
-            </w:r>
-            <w:r>
-              <w:rPr>
-                <w:rFonts w:cstheme="minorHAnsi"/>
-                <w:color w:val="EE0000"/>
-              </w:rPr>
-              <w:t>a</w:t>
-            </w:r>
-            <w:r>
-              <w:rPr>
-                <w:rFonts w:cstheme="minorHAnsi"/>
-                <w:color w:val="EE0000"/>
-              </w:rPr>
-              <w:t>usprobieren statt analysieren</w:t>
-            </w:r>
-            <w:r>
-              <w:rPr>
-                <w:rFonts w:cstheme="minorHAnsi"/>
-                <w:color w:val="EE0000"/>
-              </w:rPr>
-              <w:t xml:space="preserve">, </w:t>
-            </w:r>
-            <w:r>
-              <w:rPr>
-                <w:rFonts w:cstheme="minorHAnsi"/>
-                <w:color w:val="EE0000"/>
-              </w:rPr>
-              <w:t>Gespräch</w:t>
-            </w:r>
-            <w:r>
-              <w:rPr>
-                <w:rFonts w:cstheme="minorHAnsi"/>
-                <w:color w:val="EE0000"/>
-              </w:rPr>
-              <w:t>e</w:t>
-            </w:r>
-            <w:r>
-              <w:rPr>
-                <w:rFonts w:cstheme="minorHAnsi"/>
-                <w:color w:val="EE0000"/>
-              </w:rPr>
-              <w:t xml:space="preserve"> mit Menschen</w:t>
-            </w:r>
-            <w:r>
-              <w:rPr>
-                <w:rFonts w:cstheme="minorHAnsi"/>
-                <w:color w:val="EE0000"/>
-              </w:rPr>
-              <w:t xml:space="preserve"> führen</w:t>
-            </w:r>
-            <w:r>
-              <w:rPr>
-                <w:rFonts w:cstheme="minorHAnsi"/>
-                <w:color w:val="EE0000"/>
-              </w:rPr>
-              <w:t>, die Jonas kennen</w:t>
-            </w:r>
-            <w:r>
-              <w:rPr>
-                <w:rFonts w:cstheme="minorHAnsi"/>
-                <w:color w:val="EE0000"/>
-              </w:rPr>
-              <w:t>; S</w:t>
-            </w:r>
-            <w:r>
-              <w:rPr>
-                <w:rFonts w:cstheme="minorHAnsi"/>
-                <w:color w:val="EE0000"/>
-              </w:rPr>
-              <w:t>chulberatung</w:t>
-            </w:r>
-            <w:r>
-              <w:rPr>
-                <w:rFonts w:cstheme="minorHAnsi"/>
-                <w:color w:val="EE0000"/>
-              </w:rPr>
-              <w:t xml:space="preserve"> oder </w:t>
-            </w:r>
-            <w:r>
-              <w:rPr>
-                <w:rFonts w:cstheme="minorHAnsi"/>
-                <w:color w:val="EE0000"/>
-              </w:rPr>
-              <w:t>Berufsberatung</w:t>
-            </w:r>
-            <w:r>
-              <w:rPr>
-                <w:rFonts w:cstheme="minorHAnsi"/>
-                <w:color w:val="EE0000"/>
-              </w:rPr>
-              <w:t>, e</w:t>
-            </w:r>
-            <w:r>
-              <w:rPr>
-                <w:rFonts w:cstheme="minorHAnsi"/>
-                <w:color w:val="EE0000"/>
-              </w:rPr>
-              <w:t>igenes Portfolio: Wann war ich im Flow?</w:t>
-            </w:r>
-          </w:p>
-          <w:p>
-            <w:pPr>
-              <w:shd w:val="clear" w:color="auto" w:fill="FBE4D5" w:themeFill="accent2" w:themeFillTint="33"/>
-              <w:tabs>
-                <w:tab w:val="left" w:pos="273"/>
-              </w:tabs>
-              <w:spacing w:line="276" w:lineRule="auto"/>
-              <w:rPr>
-                <w:rFonts w:cstheme="minorHAnsi"/>
-                <w:color w:val="EE0000"/>
-              </w:rPr>
-            </w:pPr>
-            <w:r>
-              <w:rPr>
-                <w:rFonts w:cstheme="minorHAnsi"/>
-                <w:b/>
-                <w:bCs/>
-                <w:color w:val="EE0000"/>
-              </w:rPr>
-              <w:t>Kritische Diskussionspunkte:</w:t>
-            </w:r>
-            <w:r>
-              <w:rPr>
-                <w:rFonts w:cstheme="minorHAnsi"/>
-                <w:b/>
-                <w:bCs/>
-                <w:color w:val="EE0000"/>
-              </w:rPr>
-              <w:t xml:space="preserve"> </w:t>
-            </w:r>
-            <w:r>
-              <w:rPr>
-                <w:rFonts w:cstheme="minorHAnsi"/>
-                <w:color w:val="EE0000"/>
-              </w:rPr>
-              <w:t>Warum ersetzen Ratschläge einer KI nicht das eigene Ausprobieren?</w:t>
-            </w:r>
-            <w:r>
-              <w:rPr>
-                <w:rFonts w:cstheme="minorHAnsi"/>
-                <w:color w:val="EE0000"/>
-              </w:rPr>
-              <w:t xml:space="preserve"> </w:t>
-            </w:r>
-            <w:r>
-              <w:rPr>
-                <w:rFonts w:cstheme="minorHAnsi"/>
-                <w:color w:val="EE0000"/>
-              </w:rPr>
-              <w:t>Ist es ein Problem, wenn Jonas der KI mehr vertraut als seinen Eltern?</w:t>
-            </w:r>
-          </w:p>
-          <w:p>
-            <w:pPr>
-              <w:tabs>
-                <w:tab w:val="left" w:pos="273"/>
-              </w:tabs>
-              <w:spacing w:line="276" w:lineRule="auto"/>
-              <w:rPr>
-                <w:rFonts w:cstheme="minorHAnsi"/>
-                <w:color w:val="EE0000"/>
-              </w:rPr>
-            </w:pPr>
-          </w:p>
-          <w:p>
-            <w:pPr>
-              <w:shd w:val="clear" w:color="auto" w:fill="FBE4D5" w:themeFill="accent2" w:themeFillTint="33"/>
-              <w:tabs>
-                <w:tab w:val="left" w:pos="273"/>
-              </w:tabs>
-              <w:spacing w:line="276" w:lineRule="auto"/>
-              <w:rPr>
-                <w:rFonts w:cstheme="minorHAnsi"/>
-                <w:color w:val="EE0000"/>
-              </w:rPr>
-            </w:pPr>
-            <w:r>
-              <w:rPr>
-                <w:rFonts w:cstheme="minorHAnsi"/>
-                <w:b/>
-                <w:bCs/>
-                <w:color w:val="EE0000"/>
-              </w:rPr>
-              <w:lastRenderedPageBreak/>
               <w:t xml:space="preserve">Lösungsvorschläge für die Fallbeispiele </w:t>
             </w:r>
             <w:r>
@@ -18081,6 +17992,7 @@
                 <w:bCs/>
                 <w:color w:val="EE0000"/>
               </w:rPr>
+              <w:lastRenderedPageBreak/>
               <w:t>Vergleichsproblem:</w:t>
             </w:r>
             <w:r>
@@ -18216,7 +18128,6 @@
                 <w:bCs/>
                 <w:color w:val="EE0000"/>
               </w:rPr>
-              <w:lastRenderedPageBreak/>
               <w:t>Konstruktiver Umgang:</w:t>
             </w:r>
             <w:r>
@@ -19513,6 +19424,7 @@
                 <w:rFonts w:cstheme="minorHAnsi"/>
                 <w:color w:val="EE0000"/>
               </w:rPr>
+              <w:lastRenderedPageBreak/>
               <w:t>Der Übergang vom konkreten Bild zur eigenen Erfahrung wird mit einfachen Frage</w:t>
             </w:r>
             <w:r>
@@ -19648,7 +19560,6 @@
                 <w:rFonts w:cstheme="minorHAnsi"/>
                 <w:color w:val="EE0000"/>
               </w:rPr>
-              <w:lastRenderedPageBreak/>
               <w:t xml:space="preserve">Nach den Fallanalysen zieht die Lehrkraft eine kurze Bilanz im Plenum: </w:t>
             </w:r>
             <w:r>
@@ -20966,7 +20877,6 @@
                 <w:rFonts w:cstheme="minorHAnsi"/>
                 <w:color w:val="EE0000"/>
               </w:rPr>
-              <w:lastRenderedPageBreak/>
               <w:t>Wenn die Stimmung stark davon abhängt, was die KI zurückschreibt</w:t>
             </w:r>
             <w:r>
@@ -22730,6 +22640,7 @@
                 <w:rFonts w:cstheme="minorHAnsi"/>
                 <w:color w:val="EE0000"/>
               </w:rPr>
+              <w:lastRenderedPageBreak/>
               <w:t>Individuelle Lösungen: Nicht alle brauchen gleiche Strategien</w:t>
             </w:r>
             <w:r>
@@ -22843,7 +22754,6 @@
                       <w:sz w:val="18"/>
                       <w:szCs w:val="18"/>
                     </w:rPr>
-                    <w:lastRenderedPageBreak/>
                     <w:t>Strategie</w:t>
                   </w:r>
                 </w:p>
@@ -25312,6 +25222,7 @@
                 <w:rFonts w:cstheme="minorHAnsi"/>
                 <w:color w:val="EE0000"/>
               </w:rPr>
+              <w:lastRenderedPageBreak/>
               <w:t xml:space="preserve">DU HAST DIE WAHL: WERKZEUG ODER </w:t>
             </w:r>
             <w:r>
@@ -25403,7 +25314,6 @@
                 <w:rFonts w:cstheme="minorHAnsi"/>
                 <w:color w:val="EE0000"/>
               </w:rPr>
-              <w:lastRenderedPageBreak/>
               <w:t>→ Perfektion ist nicht das Ziel, Reflexion ist es</w:t>
             </w:r>
             <w:r>

--- a/lh3/feinkonzept/DURCHBLICKT_LH3_Mythen_MK.docx
+++ b/lh3/feinkonzept/DURCHBLICKT_LH3_Mythen_MK.docx
@@ -533,40 +533,6 @@
                 <w:lang w:val="de-DE"/>
               </w:rPr>
               <w:t xml:space="preserve">zu analysieren, welche kommerziellen und algorithmischen Interessen hinter Gesundheitsmythen stehen. </w:t>
-            </w:r>
-          </w:p>
-          <w:p>
-            <w:pPr>
-              <w:pStyle w:val="Aufzhlungszeichen"/>
-              <w:rPr>
-                <w:rFonts w:asciiTheme="minorHAnsi" w:hAnsiTheme="minorHAnsi" w:cstheme="minorHAnsi"/>
-                <w:color w:val="EE0000"/>
-                <w:lang w:val="de-DE"/>
-              </w:rPr>
-            </w:pPr>
-            <w:r>
-              <w:rPr>
-                <w:rFonts w:asciiTheme="minorHAnsi" w:hAnsiTheme="minorHAnsi" w:cstheme="minorHAnsi"/>
-                <w:color w:val="EE0000"/>
-                <w:lang w:val="de-DE"/>
-              </w:rPr>
-              <w:t>[</w:t>
-            </w:r>
-            <w:r>
-              <w:rPr>
-                <w:rFonts w:asciiTheme="minorHAnsi" w:hAnsiTheme="minorHAnsi" w:cstheme="minorHAnsi"/>
-                <w:color w:val="EE0000"/>
-                <w:lang w:val="de-DE"/>
-              </w:rPr>
-              <w:t>das Gelernte anzuwenden, indem ein eigenes Produkt erstellt wird</w:t>
-            </w:r>
-            <w:r>
-              <w:rPr>
-                <w:rFonts w:asciiTheme="minorHAnsi" w:hAnsiTheme="minorHAnsi" w:cstheme="minorHAnsi"/>
-                <w:color w:val="EE0000"/>
-                <w:lang w:val="de-DE"/>
-              </w:rPr>
-              <w:t>]?</w:t>
             </w:r>
           </w:p>
         </w:tc>
@@ -1870,13 +1836,13 @@
               <w:spacing w:line="276" w:lineRule="auto"/>
               <w:rPr>
                 <w:rFonts w:cstheme="minorHAnsi"/>
-                <w:color w:val="EE0000"/>
-              </w:rPr>
-            </w:pPr>
-            <w:r>
-              <w:rPr>
-                <w:rFonts w:cstheme="minorHAnsi"/>
-                <w:color w:val="EE0000"/>
+                <w:color w:val="000000" w:themeColor="text1"/>
+              </w:rPr>
+            </w:pPr>
+            <w:r>
+              <w:rPr>
+                <w:rFonts w:cstheme="minorHAnsi"/>
+                <w:color w:val="000000" w:themeColor="text1"/>
               </w:rPr>
               <w:t xml:space="preserve">&gt; Plenum </w:t>
             </w:r>
@@ -1886,34 +1852,34 @@
               <w:spacing w:line="276" w:lineRule="auto"/>
               <w:rPr>
                 <w:rFonts w:cstheme="minorHAnsi"/>
-                <w:color w:val="EE0000"/>
-              </w:rPr>
-            </w:pPr>
-            <w:r>
-              <w:rPr>
-                <w:rFonts w:cstheme="minorHAnsi"/>
-                <w:color w:val="EE0000"/>
+                <w:color w:val="000000" w:themeColor="text1"/>
+              </w:rPr>
+            </w:pPr>
+            <w:r>
+              <w:rPr>
+                <w:rFonts w:cstheme="minorHAnsi"/>
+                <w:color w:val="000000" w:themeColor="text1"/>
               </w:rPr>
               <w:t>&gt; 3er-</w:t>
             </w:r>
             <w:r>
               <w:rPr>
                 <w:rFonts w:cstheme="minorHAnsi"/>
-                <w:color w:val="EE0000"/>
+                <w:color w:val="000000" w:themeColor="text1"/>
               </w:rPr>
               <w:t>/</w:t>
             </w:r>
             <w:r>
               <w:rPr>
                 <w:rFonts w:cstheme="minorHAnsi"/>
-                <w:color w:val="EE0000"/>
+                <w:color w:val="000000" w:themeColor="text1"/>
               </w:rPr>
               <w:t>4er-</w:t>
             </w:r>
             <w:r>
               <w:rPr>
                 <w:rFonts w:cstheme="minorHAnsi"/>
-                <w:color w:val="EE0000"/>
+                <w:color w:val="000000" w:themeColor="text1"/>
               </w:rPr>
               <w:t>Gruppen</w:t>
             </w:r>
@@ -1923,13 +1889,13 @@
               <w:spacing w:line="276" w:lineRule="auto"/>
               <w:rPr>
                 <w:rFonts w:cstheme="minorHAnsi"/>
-                <w:color w:val="EE0000"/>
-              </w:rPr>
-            </w:pPr>
-            <w:r>
-              <w:rPr>
-                <w:rFonts w:cstheme="minorHAnsi"/>
-                <w:color w:val="EE0000"/>
+                <w:color w:val="000000" w:themeColor="text1"/>
+              </w:rPr>
+            </w:pPr>
+            <w:r>
+              <w:rPr>
+                <w:rFonts w:cstheme="minorHAnsi"/>
+                <w:color w:val="000000" w:themeColor="text1"/>
               </w:rPr>
               <w:t>&gt; 2er-Gruppen</w:t>
             </w:r>
@@ -1942,13 +1908,6 @@
                 <w:color w:val="EE0000"/>
               </w:rPr>
             </w:pPr>
-            <w:r>
-              <w:rPr>
-                <w:rFonts w:cstheme="minorHAnsi"/>
-                <w:color w:val="EE0000"/>
-              </w:rPr>
-              <w:t>&gt; Einzelarbeit</w:t>
-            </w:r>
           </w:p>
         </w:tc>
         <w:tc>
@@ -1984,14 +1943,14 @@
             <w:r>
               <w:rPr>
                 <w:rFonts w:cstheme="minorHAnsi"/>
-                <w:color w:val="EE0000"/>
+                <w:color w:val="000000" w:themeColor="text1"/>
               </w:rPr>
               <w:t>&gt; Tablet oder Laptop mit Internetzugang</w:t>
             </w:r>
             <w:r>
               <w:rPr>
                 <w:rFonts w:cstheme="minorHAnsi"/>
-                <w:color w:val="EE0000"/>
+                <w:color w:val="000000" w:themeColor="text1"/>
               </w:rPr>
               <w:br/>
               <w:t>&gt; Beamer oder Smartboard (</w:t>
@@ -1999,21 +1958,21 @@
             <w:r>
               <w:rPr>
                 <w:rFonts w:cstheme="minorHAnsi"/>
-                <w:color w:val="EE0000"/>
+                <w:color w:val="000000" w:themeColor="text1"/>
               </w:rPr>
               <w:t>a</w:t>
             </w:r>
             <w:r>
               <w:rPr>
                 <w:rFonts w:cstheme="minorHAnsi"/>
-                <w:color w:val="EE0000"/>
+                <w:color w:val="000000" w:themeColor="text1"/>
               </w:rPr>
               <w:t>lternativ: Tafel oder Flipchart)</w:t>
             </w:r>
             <w:r>
               <w:rPr>
                 <w:rFonts w:cstheme="minorHAnsi"/>
-                <w:color w:val="EE0000"/>
+                <w:color w:val="000000" w:themeColor="text1"/>
               </w:rPr>
               <w:br/>
               <w:t xml:space="preserve">&gt; </w:t>
@@ -2021,28 +1980,28 @@
             <w:r>
               <w:rPr>
                 <w:rFonts w:cstheme="minorHAnsi"/>
-                <w:color w:val="EE0000"/>
+                <w:color w:val="000000" w:themeColor="text1"/>
               </w:rPr>
               <w:t>Handreichung für Lehrkräfte</w:t>
             </w:r>
             <w:r>
               <w:rPr>
                 <w:rFonts w:cstheme="minorHAnsi"/>
-                <w:color w:val="EE0000"/>
+                <w:color w:val="000000" w:themeColor="text1"/>
               </w:rPr>
               <w:t xml:space="preserve"> </w:t>
             </w:r>
             <w:r>
               <w:rPr>
                 <w:rFonts w:cstheme="minorHAnsi"/>
-                <w:color w:val="EE0000"/>
+                <w:color w:val="000000" w:themeColor="text1"/>
               </w:rPr>
               <w:t>(Erwartungshorizont)</w:t>
             </w:r>
             <w:r>
               <w:rPr>
                 <w:rFonts w:cstheme="minorHAnsi"/>
-                <w:color w:val="EE0000"/>
+                <w:color w:val="000000" w:themeColor="text1"/>
               </w:rPr>
               <w:br/>
               <w:t xml:space="preserve">&gt; </w:t>
@@ -2050,45 +2009,63 @@
             <w:r>
               <w:rPr>
                 <w:rFonts w:cstheme="minorHAnsi"/>
-                <w:color w:val="EE0000"/>
+                <w:color w:val="000000" w:themeColor="text1"/>
               </w:rPr>
               <w:t>Anhänge</w:t>
             </w:r>
             <w:r>
               <w:rPr>
                 <w:rFonts w:cstheme="minorHAnsi"/>
-                <w:color w:val="EE0000"/>
+                <w:color w:val="000000" w:themeColor="text1"/>
               </w:rPr>
               <w:t xml:space="preserve"> bei Bedarf ausdrucken</w:t>
             </w:r>
             <w:r>
               <w:rPr>
                 <w:rFonts w:cstheme="minorHAnsi"/>
-                <w:color w:val="EE0000"/>
+                <w:color w:val="000000" w:themeColor="text1"/>
               </w:rPr>
               <w:br/>
+            </w:r>
+            <w:commentRangeStart w:id="0"/>
+            <w:r>
+              <w:rPr>
+                <w:rFonts w:cstheme="minorHAnsi"/>
+                <w:color w:val="000000" w:themeColor="text1"/>
+              </w:rPr>
               <w:t>&gt; Moderationskarten oder Haftnotizen</w:t>
             </w:r>
             <w:r>
               <w:rPr>
                 <w:rFonts w:cstheme="minorHAnsi"/>
-                <w:color w:val="EE0000"/>
+                <w:color w:val="000000" w:themeColor="text1"/>
               </w:rPr>
               <w:t xml:space="preserve">, </w:t>
             </w:r>
             <w:r>
               <w:rPr>
                 <w:rFonts w:cstheme="minorHAnsi"/>
-                <w:color w:val="EE0000"/>
+                <w:color w:val="000000" w:themeColor="text1"/>
               </w:rPr>
               <w:t>Pinnwand</w:t>
             </w:r>
             <w:r>
               <w:rPr>
                 <w:rFonts w:cstheme="minorHAnsi"/>
-                <w:color w:val="EE0000"/>
+                <w:color w:val="000000" w:themeColor="text1"/>
               </w:rPr>
               <w:t xml:space="preserve"> und Magnete</w:t>
+            </w:r>
+            <w:commentRangeEnd w:id="0"/>
+            <w:r>
+              <w:rPr>
+                <w:rStyle w:val="Kommentarzeichen"/>
+                <w:rFonts w:cstheme="minorHAnsi"/>
+                <w:color w:val="EE0000"/>
+                <w:sz w:val="22"/>
+                <w:szCs w:val="22"/>
+              </w:rPr>
+              <w:commentReference w:id="0"/>
             </w:r>
           </w:p>
         </w:tc>
@@ -2131,14 +2108,14 @@
             <w:r>
               <w:rPr>
                 <w:rFonts w:cstheme="minorHAnsi"/>
-                <w:color w:val="EE0000"/>
+                <w:color w:val="000000" w:themeColor="text1"/>
               </w:rPr>
               <w:t xml:space="preserve">Startervideo, TaskCards und weitere Informationen unter </w:t>
             </w:r>
             <w:r>
               <w:rPr>
                 <w:rFonts w:cstheme="minorHAnsi"/>
-                <w:color w:val="EE0000"/>
+                <w:color w:val="000000" w:themeColor="text1"/>
                 <w:u w:val="single"/>
               </w:rPr>
               <w:t xml:space="preserve">www.durch-blickt.de </w:t>
@@ -2208,7 +2185,7 @@
                 <w:rFonts w:cstheme="minorHAnsi"/>
                 <w:color w:val="EE0000"/>
               </w:rPr>
-              <w:t xml:space="preserve">6 </w:t>
+              <w:t>5</w:t>
             </w:r>
             <w:r>
               <w:rPr>
@@ -2379,60 +2356,6 @@
                 <w:color w:val="EE0000"/>
               </w:rPr>
             </w:pPr>
-            <w:r>
-              <w:rPr>
-                <w:rFonts w:cstheme="minorHAnsi"/>
-                <w:color w:val="EE0000"/>
-              </w:rPr>
-              <w:t xml:space="preserve">&gt; </w:t>
-            </w:r>
-            <w:r>
-              <w:rPr>
-                <w:rFonts w:cstheme="minorHAnsi"/>
-                <w:color w:val="EE0000"/>
-              </w:rPr>
-              <w:t>Mentimeter</w:t>
-            </w:r>
-            <w:r>
-              <w:rPr>
-                <w:rFonts w:cstheme="minorHAnsi"/>
-                <w:color w:val="EE0000"/>
-              </w:rPr>
-              <w:t xml:space="preserve"> </w:t>
-            </w:r>
-            <w:r>
-              <w:rPr>
-                <w:rFonts w:cstheme="minorHAnsi"/>
-                <w:color w:val="EE0000"/>
-              </w:rPr>
-              <w:t xml:space="preserve">(www.mentimeter.com) </w:t>
-            </w:r>
-            <w:r>
-              <w:rPr>
-                <w:rFonts w:cstheme="minorHAnsi"/>
-                <w:color w:val="EE0000"/>
-              </w:rPr>
-              <w:t>(fakultativ)</w:t>
-            </w:r>
-          </w:p>
-          <w:p>
-            <w:pPr>
-              <w:tabs>
-                <w:tab w:val="left" w:pos="900"/>
-              </w:tabs>
-              <w:spacing w:line="276" w:lineRule="auto"/>
-              <w:rPr>
-                <w:rFonts w:cstheme="minorHAnsi"/>
-                <w:color w:val="EE0000"/>
-              </w:rPr>
-            </w:pPr>
-            <w:r>
-              <w:rPr>
-                <w:rFonts w:cstheme="minorHAnsi"/>
-                <w:color w:val="EE0000"/>
-              </w:rPr>
-              <w:t>&gt; ChatGPT oder vergleichbarer KI-Chatbot (fakultativ)</w:t>
-            </w:r>
           </w:p>
         </w:tc>
       </w:tr>
@@ -2493,7 +2416,7 @@
                 <w:bCs/>
               </w:rPr>
             </w:pPr>
-            <w:bookmarkStart w:id="0" w:name="_Hlk139991491"/>
+            <w:bookmarkStart w:id="1" w:name="_Hlk139991491"/>
             <w:r>
               <w:rPr>
                 <w:rFonts w:cstheme="minorHAnsi"/>
@@ -2508,27 +2431,27 @@
               <w:spacing w:line="276" w:lineRule="auto"/>
               <w:rPr>
                 <w:rFonts w:cstheme="minorHAnsi"/>
-                <w:color w:val="EE0000"/>
-              </w:rPr>
-            </w:pPr>
-            <w:r>
-              <w:rPr>
-                <w:rFonts w:cstheme="minorHAnsi"/>
-                <w:color w:val="EE0000"/>
+                <w:color w:val="000000" w:themeColor="text1"/>
+              </w:rPr>
+            </w:pPr>
+            <w:r>
+              <w:rPr>
+                <w:rFonts w:cstheme="minorHAnsi"/>
+                <w:color w:val="000000" w:themeColor="text1"/>
               </w:rPr>
               <w:t xml:space="preserve">&gt; </w:t>
             </w:r>
             <w:r>
               <w:rPr>
                 <w:rFonts w:cstheme="minorHAnsi"/>
-                <w:color w:val="EE0000"/>
+                <w:color w:val="000000" w:themeColor="text1"/>
               </w:rPr>
               <w:t xml:space="preserve">Video </w:t>
             </w:r>
             <w:r>
               <w:rPr>
                 <w:rFonts w:cstheme="minorHAnsi"/>
-                <w:color w:val="EE0000"/>
+                <w:color w:val="000000" w:themeColor="text1"/>
               </w:rPr>
               <w:t xml:space="preserve">testen </w:t>
             </w:r>
@@ -2538,13 +2461,13 @@
               <w:spacing w:line="276" w:lineRule="auto"/>
               <w:rPr>
                 <w:rFonts w:cstheme="minorHAnsi"/>
-                <w:color w:val="EE0000"/>
-              </w:rPr>
-            </w:pPr>
-            <w:r>
-              <w:rPr>
-                <w:rFonts w:cstheme="minorHAnsi"/>
-                <w:color w:val="EE0000"/>
+                <w:color w:val="000000" w:themeColor="text1"/>
+              </w:rPr>
+            </w:pPr>
+            <w:r>
+              <w:rPr>
+                <w:rFonts w:cstheme="minorHAnsi"/>
+                <w:color w:val="000000" w:themeColor="text1"/>
                 <w:sz w:val="20"/>
                 <w:szCs w:val="20"/>
               </w:rPr>
@@ -2553,51 +2476,58 @@
             <w:r>
               <w:rPr>
                 <w:rFonts w:cstheme="minorHAnsi"/>
-                <w:color w:val="EE0000"/>
+                <w:color w:val="000000" w:themeColor="text1"/>
               </w:rPr>
               <w:t>Arbeitsblätter 1</w:t>
             </w:r>
             <w:r>
               <w:rPr>
                 <w:rFonts w:cstheme="minorHAnsi"/>
-                <w:color w:val="EE0000"/>
+                <w:color w:val="000000" w:themeColor="text1"/>
               </w:rPr>
               <w:t xml:space="preserve"> </w:t>
             </w:r>
             <w:r>
               <w:rPr>
                 <w:rFonts w:cstheme="minorHAnsi"/>
-                <w:color w:val="EE0000"/>
+                <w:color w:val="000000" w:themeColor="text1"/>
               </w:rPr>
               <w:t>–</w:t>
             </w:r>
             <w:r>
               <w:rPr>
                 <w:rFonts w:cstheme="minorHAnsi"/>
-                <w:color w:val="EE0000"/>
+                <w:color w:val="000000" w:themeColor="text1"/>
               </w:rPr>
               <w:t xml:space="preserve"> </w:t>
             </w:r>
             <w:r>
               <w:rPr>
                 <w:rFonts w:cstheme="minorHAnsi"/>
-                <w:color w:val="EE0000"/>
-              </w:rPr>
-              <w:t xml:space="preserve">6 ausdrucken oder digital bereitstellen </w:t>
-            </w:r>
-          </w:p>
-          <w:p>
-            <w:pPr>
-              <w:spacing w:line="276" w:lineRule="auto"/>
-              <w:rPr>
-                <w:rFonts w:cstheme="minorHAnsi"/>
-                <w:color w:val="EE0000"/>
-              </w:rPr>
-            </w:pPr>
-            <w:r>
-              <w:rPr>
-                <w:rFonts w:cstheme="minorHAnsi"/>
-                <w:color w:val="EE0000"/>
+                <w:color w:val="000000" w:themeColor="text1"/>
+              </w:rPr>
+              <w:t>5</w:t>
+            </w:r>
+            <w:r>
+              <w:rPr>
+                <w:rFonts w:cstheme="minorHAnsi"/>
+                <w:color w:val="000000" w:themeColor="text1"/>
+              </w:rPr>
+              <w:t xml:space="preserve"> ausdrucken oder digital bereitstellen </w:t>
+            </w:r>
+          </w:p>
+          <w:p>
+            <w:pPr>
+              <w:spacing w:line="276" w:lineRule="auto"/>
+              <w:rPr>
+                <w:rFonts w:cstheme="minorHAnsi"/>
+                <w:color w:val="000000" w:themeColor="text1"/>
+              </w:rPr>
+            </w:pPr>
+            <w:r>
+              <w:rPr>
+                <w:rFonts w:cstheme="minorHAnsi"/>
+                <w:color w:val="000000" w:themeColor="text1"/>
               </w:rPr>
               <w:t>&gt; evtl. Schulgeräte besorgen</w:t>
             </w:r>
@@ -2607,27 +2537,27 @@
               <w:spacing w:line="276" w:lineRule="auto"/>
               <w:rPr>
                 <w:rFonts w:cstheme="minorHAnsi"/>
-                <w:color w:val="EE0000"/>
-              </w:rPr>
-            </w:pPr>
-            <w:r>
-              <w:rPr>
-                <w:rFonts w:cstheme="minorHAnsi"/>
-                <w:color w:val="EE0000"/>
+                <w:color w:val="000000" w:themeColor="text1"/>
+              </w:rPr>
+            </w:pPr>
+            <w:r>
+              <w:rPr>
+                <w:rFonts w:cstheme="minorHAnsi"/>
+                <w:color w:val="000000" w:themeColor="text1"/>
               </w:rPr>
               <w:t>&gt; Anh</w:t>
             </w:r>
             <w:r>
               <w:rPr>
                 <w:rFonts w:cstheme="minorHAnsi"/>
-                <w:color w:val="EE0000"/>
+                <w:color w:val="000000" w:themeColor="text1"/>
               </w:rPr>
               <w:t xml:space="preserve">änge </w:t>
             </w:r>
             <w:r>
               <w:rPr>
                 <w:rFonts w:cstheme="minorHAnsi"/>
-                <w:color w:val="EE0000"/>
+                <w:color w:val="000000" w:themeColor="text1"/>
               </w:rPr>
               <w:t xml:space="preserve">ausdrucken oder zur Projektion vorbereiten </w:t>
             </w:r>
@@ -2637,169 +2567,86 @@
               <w:spacing w:line="276" w:lineRule="auto"/>
               <w:rPr>
                 <w:rFonts w:cstheme="minorHAnsi"/>
-                <w:color w:val="EE0000"/>
-              </w:rPr>
-            </w:pPr>
-            <w:r>
-              <w:rPr>
-                <w:rFonts w:cstheme="minorHAnsi"/>
-                <w:color w:val="EE0000"/>
-              </w:rPr>
-              <w:t xml:space="preserve">&gt; Moderationskarten oder Haftnotizen, Pinnwand und Magnete für Kartenabfrage bereitstellen </w:t>
-            </w:r>
-          </w:p>
-          <w:p>
-            <w:pPr>
-              <w:spacing w:line="276" w:lineRule="auto"/>
-              <w:rPr>
-                <w:rFonts w:cstheme="minorHAnsi"/>
-                <w:color w:val="EE0000"/>
-              </w:rPr>
-            </w:pPr>
-            <w:r>
-              <w:rPr>
-                <w:rFonts w:cstheme="minorHAnsi"/>
-                <w:color w:val="EE0000"/>
+                <w:color w:val="000000" w:themeColor="text1"/>
+              </w:rPr>
+            </w:pPr>
+            <w:r>
+              <w:rPr>
+                <w:rFonts w:cstheme="minorHAnsi"/>
+                <w:color w:val="000000" w:themeColor="text1"/>
               </w:rPr>
               <w:t xml:space="preserve">&gt; </w:t>
             </w:r>
             <w:r>
               <w:rPr>
                 <w:rFonts w:cstheme="minorHAnsi"/>
-                <w:color w:val="EE0000"/>
-              </w:rPr>
-              <w:t xml:space="preserve">fakultativ: </w:t>
-            </w:r>
-            <w:r>
-              <w:rPr>
-                <w:rFonts w:cstheme="minorHAnsi"/>
-                <w:color w:val="EE0000"/>
-              </w:rPr>
-              <w:t>Mentimeter-Umfrage aufrufen und Link bereithalten</w:t>
-            </w:r>
-          </w:p>
-          <w:p>
-            <w:pPr>
-              <w:spacing w:line="276" w:lineRule="auto"/>
-              <w:rPr>
-                <w:rFonts w:cstheme="minorHAnsi"/>
-                <w:color w:val="EE0000"/>
-              </w:rPr>
-            </w:pPr>
-            <w:r>
-              <w:rPr>
-                <w:rFonts w:cstheme="minorHAnsi"/>
-                <w:color w:val="EE0000"/>
-              </w:rPr>
-              <w:t xml:space="preserve">&gt; </w:t>
-            </w:r>
-            <w:r>
-              <w:rPr>
-                <w:rFonts w:cstheme="minorHAnsi"/>
-                <w:color w:val="EE0000"/>
-              </w:rPr>
-              <w:t xml:space="preserve">fakultativ: </w:t>
-            </w:r>
-            <w:r>
-              <w:rPr>
-                <w:rFonts w:cstheme="minorHAnsi"/>
-                <w:color w:val="EE0000"/>
-              </w:rPr>
-              <w:t>Prompt für Live-Demonstration vorbereiten und vorab in ChatGPT o.</w:t>
-            </w:r>
-            <w:r>
-              <w:rPr>
-                <w:rFonts w:cstheme="minorHAnsi"/>
-                <w:color w:val="EE0000"/>
-              </w:rPr>
-              <w:t> </w:t>
-            </w:r>
-            <w:r>
-              <w:rPr>
-                <w:rFonts w:cstheme="minorHAnsi"/>
-                <w:color w:val="EE0000"/>
-              </w:rPr>
-              <w:t>Ä</w:t>
-            </w:r>
-            <w:r>
-              <w:rPr>
-                <w:rFonts w:cstheme="minorHAnsi"/>
-                <w:color w:val="EE0000"/>
-              </w:rPr>
-              <w:t xml:space="preserve">. testen </w:t>
-            </w:r>
-          </w:p>
-          <w:p>
-            <w:pPr>
-              <w:spacing w:line="276" w:lineRule="auto"/>
-              <w:rPr>
-                <w:rFonts w:cstheme="minorHAnsi"/>
-                <w:color w:val="EE0000"/>
-              </w:rPr>
-            </w:pPr>
-            <w:r>
-              <w:rPr>
-                <w:rFonts w:cstheme="minorHAnsi"/>
-                <w:color w:val="EE0000"/>
-              </w:rPr>
-              <w:t xml:space="preserve">&gt; </w:t>
-            </w:r>
-            <w:r>
-              <w:rPr>
-                <w:rFonts w:cstheme="minorHAnsi"/>
-                <w:color w:val="EE0000"/>
-              </w:rPr>
-              <w:t>mit Arbeits</w:t>
-            </w:r>
-            <w:r>
-              <w:rPr>
-                <w:rFonts w:cstheme="minorHAnsi"/>
-                <w:color w:val="EE0000"/>
-              </w:rPr>
-              <w:t>formen Think-Pair-</w:t>
-            </w:r>
-            <w:r>
-              <w:rPr>
-                <w:rFonts w:cstheme="minorHAnsi"/>
-                <w:color w:val="EE0000"/>
-              </w:rPr>
-              <w:t>Square-</w:t>
-            </w:r>
-            <w:r>
-              <w:rPr>
-                <w:rFonts w:cstheme="minorHAnsi"/>
-                <w:color w:val="EE0000"/>
-              </w:rPr>
-              <w:t xml:space="preserve">Share und Meinungslinie vertraut machen – siehe </w:t>
-            </w:r>
-            <w:r>
-              <w:rPr>
-                <w:rFonts w:cstheme="minorHAnsi"/>
-                <w:color w:val="EE0000"/>
+                <w:color w:val="000000" w:themeColor="text1"/>
+              </w:rPr>
+              <w:t xml:space="preserve">mit </w:t>
+            </w:r>
+            <w:r>
+              <w:rPr>
+                <w:rFonts w:cstheme="minorHAnsi"/>
+                <w:color w:val="000000" w:themeColor="text1"/>
+              </w:rPr>
+              <w:t>der QQQQ-Methode vertraut machen</w:t>
+            </w:r>
+            <w:r>
+              <w:rPr>
+                <w:rFonts w:cstheme="minorHAnsi"/>
+                <w:color w:val="000000" w:themeColor="text1"/>
+              </w:rPr>
+              <w:t xml:space="preserve"> – siehe </w:t>
+            </w:r>
+            <w:r>
+              <w:rPr>
+                <w:rFonts w:cstheme="minorHAnsi"/>
+                <w:color w:val="000000" w:themeColor="text1"/>
               </w:rPr>
               <w:t>Anhang</w:t>
             </w:r>
             <w:r>
               <w:rPr>
                 <w:rFonts w:cstheme="minorHAnsi"/>
-                <w:color w:val="EE0000"/>
+                <w:color w:val="000000" w:themeColor="text1"/>
               </w:rPr>
               <w:t xml:space="preserve"> </w:t>
             </w:r>
           </w:p>
           <w:p>
             <w:pPr>
-              <w:rPr>
-                <w:rFonts w:cstheme="minorHAnsi"/>
-                <w:color w:val="EE0000"/>
-              </w:rPr>
-            </w:pPr>
-            <w:r>
-              <w:rPr>
-                <w:rFonts w:cstheme="minorHAnsi"/>
-                <w:color w:val="EE0000"/>
-              </w:rPr>
-              <w:t>&gt; Klassenraum für Meinungslinie vorbereiten</w:t>
+              <w:tabs>
+                <w:tab w:val="left" w:pos="1843"/>
+              </w:tabs>
+              <w:spacing w:line="276" w:lineRule="auto"/>
+              <w:rPr>
+                <w:rFonts w:cstheme="minorHAnsi"/>
+                <w:color w:val="000000" w:themeColor="text1"/>
+              </w:rPr>
+            </w:pPr>
+            <w:r>
+              <w:rPr>
+                <w:rFonts w:cstheme="minorHAnsi"/>
+                <w:color w:val="000000" w:themeColor="text1"/>
+              </w:rPr>
+              <w:t>&gt; mit dem online Quellenchecker vertraut machen. (</w:t>
+            </w:r>
+            <w:hyperlink r:id="rId15" w:history="1">
+              <w:r>
+                <w:rPr>
+                  <w:rStyle w:val="Hyperlink"/>
+                  <w:rFonts w:cstheme="minorHAnsi"/>
+                  <w:color w:val="000000" w:themeColor="text1"/>
+                </w:rPr>
+                <w:t>https://www.durch-blickt.de/schuelerinnen-und-schueler/quellenchecker</w:t>
+              </w:r>
+            </w:hyperlink>
+            <w:r>
+              <w:rPr>
+                <w:rFonts w:cstheme="minorHAnsi"/>
+                <w:color w:val="000000" w:themeColor="text1"/>
+              </w:rPr>
+              <w:t>)</w:t>
             </w:r>
           </w:p>
         </w:tc>
@@ -2828,7 +2675,7 @@
           <w:tcPr>
             <w:tcW w:w="10485" w:type="dxa"/>
           </w:tcPr>
-          <w:bookmarkEnd w:id="0"/>
+          <w:bookmarkEnd w:id="1"/>
           <w:p>
             <w:pPr>
               <w:tabs>
@@ -2841,7 +2688,7 @@
                 <w:bCs/>
               </w:rPr>
             </w:pPr>
-            <w:commentRangeStart w:id="1"/>
+            <w:commentRangeStart w:id="2"/>
             <w:r>
               <w:rPr>
                 <w:rFonts w:cstheme="minorHAnsi"/>
@@ -2850,7 +2697,7 @@
               </w:rPr>
               <w:t>Ablauf</w:t>
             </w:r>
-            <w:commentRangeEnd w:id="1"/>
+            <w:commentRangeEnd w:id="2"/>
             <w:r>
               <w:rPr>
                 <w:rStyle w:val="Kommentarzeichen"/>
@@ -2860,7 +2707,7 @@
                 <w:sz w:val="22"/>
                 <w:szCs w:val="22"/>
               </w:rPr>
-              <w:commentReference w:id="1"/>
+              <w:commentReference w:id="2"/>
             </w:r>
           </w:p>
           <w:p>
@@ -3377,7 +3224,7 @@
                 <w:bCs/>
               </w:rPr>
             </w:pPr>
-            <w:bookmarkStart w:id="2" w:name="_Hlk139991727"/>
+            <w:bookmarkStart w:id="3" w:name="_Hlk139991727"/>
             <w:r>
               <w:rPr>
                 <w:rFonts w:cstheme="minorHAnsi"/>
@@ -3472,7 +3319,7 @@
           </w:p>
         </w:tc>
       </w:tr>
-      <w:bookmarkEnd w:id="2"/>
+      <w:bookmarkEnd w:id="3"/>
       <w:tr>
         <w:tc>
           <w:tcPr>
@@ -4164,6 +4011,7 @@
                 <w:rFonts w:cstheme="minorHAnsi"/>
                 <w:shd w:val="clear" w:color="auto" w:fill="E2EFD9" w:themeFill="accent6" w:themeFillTint="33"/>
               </w:rPr>
+              <w:lastRenderedPageBreak/>
               <w:t xml:space="preserve">Erweiterung </w:t>
             </w:r>
             <w:r>
@@ -4204,6 +4052,7 @@
               <w:rPr>
                 <w:rFonts w:cstheme="minorHAnsi"/>
               </w:rPr>
+              <w:lastRenderedPageBreak/>
               <w:t xml:space="preserve">--&gt; </w:t>
             </w:r>
             <w:r>
@@ -4752,7 +4601,7 @@
               </w:rPr>
               <w:t xml:space="preserve">--&gt; Live-Demonstration </w:t>
             </w:r>
-            <w:hyperlink r:id="rId15" w:history="1">
+            <w:hyperlink r:id="rId16" w:history="1">
               <w:r>
                 <w:rPr>
                   <w:rStyle w:val="Hyperlink"/>
@@ -5663,7 +5512,6 @@
                 <w:strike/>
                 <w:color w:val="EE0000"/>
               </w:rPr>
-              <w:lastRenderedPageBreak/>
               <w:t>Selbstwahrnehmung und Selbstbewusstsein</w:t>
             </w:r>
             <w:r>
@@ -7045,7 +6893,6 @@
                 <w:i/>
                 <w:iCs/>
               </w:rPr>
-              <w:lastRenderedPageBreak/>
               <w:t>Reflexion</w:t>
             </w:r>
           </w:p>
@@ -7069,6 +6916,7 @@
                 <w:rFonts w:cstheme="minorHAnsi"/>
                 <w:color w:val="000000" w:themeColor="text1"/>
               </w:rPr>
+              <w:lastRenderedPageBreak/>
               <w:t>&gt; Was hast du in dieser Einheit gelernt?</w:t>
             </w:r>
           </w:p>
@@ -7197,7 +7045,7 @@
           <w:highlight w:val="lightGray"/>
         </w:rPr>
       </w:pPr>
-      <w:bookmarkStart w:id="3" w:name="_Hlk139993229"/>
+      <w:bookmarkStart w:id="4" w:name="_Hlk139993229"/>
     </w:p>
     <w:tbl>
       <w:tblPr>
@@ -8065,7 +7913,7 @@
               </w:rPr>
               <w:t xml:space="preserve">„In künstlicher Beziehung – Wenn KI mehr als nur ein Tool wird“ unter </w:t>
             </w:r>
-            <w:hyperlink r:id="rId16" w:history="1">
+            <w:hyperlink r:id="rId17" w:history="1">
               <w:r>
                 <w:rPr>
                   <w:rStyle w:val="Hyperlink"/>
@@ -8090,7 +7938,7 @@
               </w:rPr>
               <w:t xml:space="preserve">((Verlinkung auf: </w:t>
             </w:r>
-            <w:hyperlink r:id="rId17" w:history="1">
+            <w:hyperlink r:id="rId18" w:history="1">
               <w:r>
                 <w:rPr>
                   <w:rStyle w:val="Hyperlink"/>
@@ -8143,7 +7991,7 @@
               </w:rPr>
               <w:t xml:space="preserve"> ((Verlinkung auf: </w:t>
             </w:r>
-            <w:hyperlink r:id="rId18" w:history="1">
+            <w:hyperlink r:id="rId19" w:history="1">
               <w:r>
                 <w:rPr>
                   <w:rStyle w:val="Hyperlink"/>
@@ -9513,7 +9361,7 @@
               </w:rPr>
               <w:t xml:space="preserve">Als weiteres Werkzeug wird der Barmer durck-blickt.de Quellenchecker </w:t>
             </w:r>
-            <w:commentRangeStart w:id="4"/>
+            <w:commentRangeStart w:id="5"/>
             <w:r>
               <w:rPr>
                 <w:rFonts w:cstheme="minorHAnsi"/>
@@ -9521,7 +9369,7 @@
               </w:rPr>
               <w:t>vorgestellt</w:t>
             </w:r>
-            <w:commentRangeEnd w:id="4"/>
+            <w:commentRangeEnd w:id="5"/>
             <w:r>
               <w:rPr>
                 <w:rStyle w:val="Kommentarzeichen"/>
@@ -9530,7 +9378,7 @@
                 <w:sz w:val="22"/>
                 <w:szCs w:val="22"/>
               </w:rPr>
-              <w:commentReference w:id="4"/>
+              <w:commentReference w:id="5"/>
             </w:r>
             <w:r>
               <w:rPr>
@@ -10981,7 +10829,7 @@
                 <w:rFonts w:cstheme="minorHAnsi"/>
                 <w:color w:val="000000" w:themeColor="text1"/>
               </w:rPr>
-              <w:t>Rückbindung an Phase 2: *„Genau das hat Lena gefehlt – jemand, der die drei Fragen stellt."</w:t>
+              <w:t>Rückbindung an Phase 2: „Genau das hat Lena gefehlt – jemand, der die drei Fragen stellt."</w:t>
             </w:r>
           </w:p>
           <w:p>
@@ -11260,106 +11108,1099 @@
                 <w:rFonts w:cstheme="minorHAnsi"/>
                 <w:color w:val="EE0000"/>
               </w:rPr>
-              <w:t>KI-Systeme können sachlich falsche oder unpassende Antworten geben – nicht nur bei Faktenfragen, sondern auch und gerade bei emotionalen oder persönlichen Themen. Die Qualität variiert je nach Modell und Kontext erheblich. Neuere Systeme (sog. RAG-fähige Modelle) sind bei Sachinformationen zuverlässiger geworden</w:t>
-            </w:r>
-            <w:r>
-              <w:rPr>
-                <w:rFonts w:cstheme="minorHAnsi"/>
-                <w:color w:val="EE0000"/>
-              </w:rPr>
-              <w:t>, während bei emotionalem Rat die Einschränkung weiterhin besteht.</w:t>
-            </w:r>
-          </w:p>
-          <w:p>
-            <w:pPr>
-              <w:shd w:val="clear" w:color="auto" w:fill="FFF2CC" w:themeFill="accent4" w:themeFillTint="33"/>
-              <w:tabs>
-                <w:tab w:val="left" w:pos="273"/>
-              </w:tabs>
-              <w:spacing w:line="276" w:lineRule="auto"/>
-              <w:rPr>
-                <w:rFonts w:cstheme="minorHAnsi"/>
-                <w:color w:val="EE0000"/>
-              </w:rPr>
-            </w:pPr>
-            <w:r>
+              <w:t xml:space="preserve">Barmer.de / rki.de / </w:t>
+            </w:r>
+            <w:r>
+              <w:rPr>
+                <w:rFonts w:cstheme="minorHAnsi"/>
+                <w:color w:val="EE0000"/>
+              </w:rPr>
+              <w:t>bioeg.de/</w:t>
+            </w:r>
+            <w:r>
+              <w:rPr>
+                <w:rFonts w:cstheme="minorHAnsi"/>
+                <w:color w:val="EE0000"/>
+              </w:rPr>
+              <w:t xml:space="preserve"> </w:t>
+            </w:r>
+            <w:r>
+              <w:rPr>
+                <w:rFonts w:cstheme="minorHAnsi"/>
+                <w:color w:val="EE0000"/>
+              </w:rPr>
+              <w:t>stiftung-gesundheitswissen.de</w:t>
+            </w:r>
+            <w:r>
+              <w:rPr>
+                <w:rFonts w:cstheme="minorHAnsi"/>
+                <w:color w:val="EE0000"/>
+              </w:rPr>
+              <w:t xml:space="preserve"> / </w:t>
+            </w:r>
+            <w:r>
+              <w:rPr>
+                <w:rFonts w:cstheme="minorHAnsi"/>
+                <w:color w:val="EE0000"/>
+              </w:rPr>
+              <w:t>gesundheitsinformation.de</w:t>
+            </w:r>
+          </w:p>
+          <w:p>
+            <w:pPr>
+              <w:tabs>
+                <w:tab w:val="left" w:pos="273"/>
+              </w:tabs>
+              <w:spacing w:line="276" w:lineRule="auto"/>
+              <w:rPr>
+                <w:rFonts w:cstheme="minorHAnsi"/>
+                <w:color w:val="EE0000"/>
+              </w:rPr>
+            </w:pPr>
+          </w:p>
+          <w:p>
+            <w:pPr>
+              <w:tabs>
+                <w:tab w:val="left" w:pos="273"/>
+              </w:tabs>
+              <w:spacing w:line="276" w:lineRule="auto"/>
+              <w:rPr>
+                <w:rFonts w:cstheme="minorHAnsi"/>
+                <w:color w:val="000000" w:themeColor="text1"/>
+              </w:rPr>
+            </w:pPr>
+            <w:r>
+              <w:rPr>
+                <w:rFonts w:cstheme="minorHAnsi"/>
+                <w:color w:val="000000" w:themeColor="text1"/>
+              </w:rPr>
+              <w:t>___________________________________________________________________________</w:t>
+            </w:r>
+          </w:p>
+          <w:p>
+            <w:pPr>
+              <w:tabs>
+                <w:tab w:val="left" w:pos="273"/>
+              </w:tabs>
+              <w:spacing w:line="276" w:lineRule="auto"/>
               <w:rPr>
                 <w:rFonts w:cstheme="minorHAnsi"/>
                 <w:b/>
                 <w:bCs/>
-                <w:color w:val="EE0000"/>
-              </w:rPr>
-              <w:lastRenderedPageBreak/>
-              <w:t>Impuls</w:t>
-            </w:r>
+                <w:color w:val="000000" w:themeColor="text1"/>
+                <w:sz w:val="26"/>
+                <w:szCs w:val="26"/>
+              </w:rPr>
+            </w:pPr>
             <w:r>
               <w:rPr>
                 <w:rFonts w:cstheme="minorHAnsi"/>
                 <w:b/>
                 <w:bCs/>
-                <w:color w:val="EE0000"/>
-              </w:rPr>
-              <w:t xml:space="preserve"> für Lehrkräfte</w:t>
-            </w:r>
-            <w:r>
+                <w:color w:val="000000" w:themeColor="text1"/>
+                <w:sz w:val="26"/>
+                <w:szCs w:val="26"/>
+              </w:rPr>
+              <w:t>Erarbeitung 2</w:t>
+            </w:r>
+          </w:p>
+          <w:p>
+            <w:pPr>
+              <w:tabs>
+                <w:tab w:val="left" w:pos="273"/>
+              </w:tabs>
+              <w:spacing w:line="276" w:lineRule="auto"/>
+              <w:rPr>
+                <w:rFonts w:cstheme="minorHAnsi"/>
+                <w:color w:val="000000" w:themeColor="text1"/>
+              </w:rPr>
+            </w:pPr>
+            <w:r>
+              <w:rPr>
+                <w:rFonts w:cstheme="minorHAnsi"/>
+                <w:color w:val="000000" w:themeColor="text1"/>
+              </w:rPr>
+              <w:lastRenderedPageBreak/>
+              <w:t xml:space="preserve">Im Plenum erklärt die </w:t>
+            </w:r>
+            <w:r>
+              <w:rPr>
+                <w:rFonts w:cstheme="minorHAnsi"/>
+                <w:color w:val="000000" w:themeColor="text1"/>
+              </w:rPr>
+              <w:t>Lehrkraft</w:t>
+            </w:r>
+            <w:r>
+              <w:rPr>
+                <w:rFonts w:cstheme="minorHAnsi"/>
+                <w:color w:val="000000" w:themeColor="text1"/>
+              </w:rPr>
+              <w:t xml:space="preserve">, dass </w:t>
+            </w:r>
+            <w:r>
+              <w:rPr>
+                <w:rFonts w:cstheme="minorHAnsi"/>
+                <w:color w:val="000000" w:themeColor="text1"/>
+              </w:rPr>
+              <w:t>Gesundheitsmythen kommen nicht nur als Faktenaussagen – sie sind oft mit Körperbildern und Idealen verknüpft. Wir schauen jetzt, wie das in der Praxis aussieht."</w:t>
+            </w:r>
+          </w:p>
+          <w:p>
+            <w:pPr>
+              <w:tabs>
+                <w:tab w:val="left" w:pos="273"/>
+              </w:tabs>
+              <w:spacing w:line="276" w:lineRule="auto"/>
+              <w:rPr>
+                <w:rFonts w:cstheme="minorHAnsi"/>
+                <w:color w:val="000000" w:themeColor="text1"/>
+              </w:rPr>
+            </w:pPr>
+          </w:p>
+          <w:p>
+            <w:pPr>
+              <w:tabs>
+                <w:tab w:val="left" w:pos="273"/>
+              </w:tabs>
+              <w:spacing w:line="276" w:lineRule="auto"/>
+              <w:rPr>
+                <w:rFonts w:cstheme="minorHAnsi"/>
+                <w:color w:val="000000" w:themeColor="text1"/>
+              </w:rPr>
+            </w:pPr>
+            <w:r>
+              <w:rPr>
+                <w:rFonts w:cstheme="minorHAnsi"/>
+                <w:color w:val="000000" w:themeColor="text1"/>
+              </w:rPr>
+              <w:t>In 3er/4er-</w:t>
+            </w:r>
+            <w:r>
+              <w:rPr>
+                <w:rFonts w:cstheme="minorHAnsi"/>
+                <w:color w:val="000000" w:themeColor="text1"/>
+              </w:rPr>
+              <w:t>Gruppe</w:t>
+            </w:r>
+            <w:r>
+              <w:rPr>
+                <w:rFonts w:cstheme="minorHAnsi"/>
+                <w:color w:val="000000" w:themeColor="text1"/>
+              </w:rPr>
+              <w:t>n</w:t>
+            </w:r>
+            <w:r>
+              <w:rPr>
+                <w:rFonts w:cstheme="minorHAnsi"/>
+                <w:color w:val="000000" w:themeColor="text1"/>
+              </w:rPr>
+              <w:t xml:space="preserve"> </w:t>
+            </w:r>
+            <w:r>
+              <w:rPr>
+                <w:rFonts w:cstheme="minorHAnsi"/>
+                <w:color w:val="000000" w:themeColor="text1"/>
+              </w:rPr>
+              <w:t xml:space="preserve">wird </w:t>
+            </w:r>
+            <w:r>
+              <w:rPr>
+                <w:rFonts w:cstheme="minorHAnsi"/>
+                <w:color w:val="000000" w:themeColor="text1"/>
+              </w:rPr>
+              <w:t>danach</w:t>
+            </w:r>
+            <w:r>
+              <w:rPr>
+                <w:rFonts w:cstheme="minorHAnsi"/>
+                <w:color w:val="000000" w:themeColor="text1"/>
+              </w:rPr>
+              <w:t xml:space="preserve"> mit Arbeitsblatt 4</w:t>
+            </w:r>
+            <w:r>
+              <w:rPr>
+                <w:rFonts w:cstheme="minorHAnsi"/>
+                <w:color w:val="000000" w:themeColor="text1"/>
+              </w:rPr>
+              <w:t xml:space="preserve"> </w:t>
+            </w:r>
+            <w:r>
+              <w:rPr>
+                <w:rFonts w:cstheme="minorHAnsi"/>
+                <w:color w:val="000000" w:themeColor="text1"/>
+              </w:rPr>
+              <w:t xml:space="preserve">je ein </w:t>
+            </w:r>
+            <w:r>
+              <w:rPr>
+                <w:rFonts w:cstheme="minorHAnsi"/>
+                <w:color w:val="000000" w:themeColor="text1"/>
+              </w:rPr>
+              <w:t>fiktives Influencer-Profil (Fitness / Ernährung / Beauty)</w:t>
+            </w:r>
+            <w:r>
+              <w:rPr>
+                <w:rFonts w:cstheme="minorHAnsi"/>
+                <w:color w:val="000000" w:themeColor="text1"/>
+              </w:rPr>
+              <w:t xml:space="preserve"> analysiert</w:t>
+            </w:r>
+            <w:r>
+              <w:rPr>
+                <w:rFonts w:cstheme="minorHAnsi"/>
+                <w:color w:val="000000" w:themeColor="text1"/>
+              </w:rPr>
+              <w:t>. Leitfragen: Welches Körperbild wird vermittelt? Welche Gesundheitsbehauptungen werden gemacht? Wer profitiert davon?</w:t>
+            </w:r>
+          </w:p>
+          <w:p>
+            <w:pPr>
+              <w:tabs>
+                <w:tab w:val="left" w:pos="273"/>
+              </w:tabs>
+              <w:spacing w:line="276" w:lineRule="auto"/>
+              <w:rPr>
+                <w:rFonts w:cstheme="minorHAnsi"/>
+                <w:color w:val="000000" w:themeColor="text1"/>
+              </w:rPr>
+            </w:pPr>
+            <w:r>
+              <w:rPr>
+                <w:rFonts w:cstheme="minorHAnsi"/>
+                <w:color w:val="000000" w:themeColor="text1"/>
+              </w:rPr>
+              <w:t xml:space="preserve">Die Auswertung erfolgt im Plenum durch zwei Kernfrgen: </w:t>
+            </w:r>
+            <w:r>
+              <w:rPr>
+                <w:rFonts w:cstheme="minorHAnsi"/>
+                <w:color w:val="000000" w:themeColor="text1"/>
+              </w:rPr>
+              <w:t>„Wie realistisch sind diese Ideale?" und „Welche Risiken entstehen – für den Körper, für das Selbstbild?"</w:t>
+            </w:r>
+          </w:p>
+          <w:p>
+            <w:pPr>
+              <w:tabs>
+                <w:tab w:val="left" w:pos="273"/>
+              </w:tabs>
+              <w:spacing w:line="276" w:lineRule="auto"/>
+              <w:rPr>
+                <w:rFonts w:cstheme="minorHAnsi"/>
+                <w:color w:val="EE0000"/>
+              </w:rPr>
+            </w:pPr>
+          </w:p>
+          <w:p>
+            <w:pPr>
+              <w:tabs>
+                <w:tab w:val="left" w:pos="273"/>
+              </w:tabs>
+              <w:spacing w:line="276" w:lineRule="auto"/>
+              <w:rPr>
+                <w:rFonts w:cstheme="minorHAnsi"/>
+                <w:color w:val="EE0000"/>
+              </w:rPr>
+            </w:pPr>
+          </w:p>
+          <w:p>
+            <w:pPr>
+              <w:shd w:val="clear" w:color="auto" w:fill="FBE4D5" w:themeFill="accent2" w:themeFillTint="33"/>
+              <w:tabs>
+                <w:tab w:val="left" w:pos="273"/>
+              </w:tabs>
+              <w:spacing w:line="276" w:lineRule="auto"/>
+              <w:rPr>
+                <w:rFonts w:cstheme="minorHAnsi"/>
+                <w:color w:val="000000" w:themeColor="text1"/>
+              </w:rPr>
+            </w:pPr>
+            <w:r>
+              <w:rPr>
+                <w:rFonts w:cstheme="minorHAnsi"/>
+                <w:color w:val="000000" w:themeColor="text1"/>
+                <w:highlight w:val="yellow"/>
+              </w:rPr>
+              <w:t xml:space="preserve">((Icon </w:t>
+            </w:r>
+            <w:r>
+              <w:rPr>
+                <w:rFonts w:cstheme="minorHAnsi"/>
+                <w:color w:val="000000" w:themeColor="text1"/>
+                <w:highlight w:val="yellow"/>
+              </w:rPr>
+              <w:t>„</w:t>
+            </w:r>
+            <w:r>
+              <w:rPr>
+                <w:rFonts w:cstheme="minorHAnsi"/>
+                <w:color w:val="000000" w:themeColor="text1"/>
+                <w:highlight w:val="yellow"/>
+              </w:rPr>
+              <w:t>Differenzierung</w:t>
+            </w:r>
+            <w:r>
+              <w:rPr>
+                <w:rFonts w:cstheme="minorHAnsi"/>
+                <w:color w:val="000000" w:themeColor="text1"/>
+                <w:highlight w:val="yellow"/>
+              </w:rPr>
+              <w:t>“</w:t>
+            </w:r>
+            <w:r>
+              <w:rPr>
+                <w:rFonts w:cstheme="minorHAnsi"/>
+                <w:color w:val="000000" w:themeColor="text1"/>
+                <w:highlight w:val="yellow"/>
+              </w:rPr>
+              <w:t>!!))</w:t>
+            </w:r>
+          </w:p>
+          <w:p>
+            <w:pPr>
+              <w:shd w:val="clear" w:color="auto" w:fill="FBE4D5" w:themeFill="accent2" w:themeFillTint="33"/>
+              <w:tabs>
+                <w:tab w:val="left" w:pos="273"/>
+              </w:tabs>
+              <w:spacing w:line="276" w:lineRule="auto"/>
               <w:rPr>
                 <w:rFonts w:cstheme="minorHAnsi"/>
                 <w:b/>
                 <w:bCs/>
-                <w:color w:val="EE0000"/>
-              </w:rPr>
-              <w:t>:</w:t>
-            </w:r>
-            <w:r>
-              <w:rPr>
-                <w:rFonts w:cstheme="minorHAnsi"/>
-                <w:color w:val="EE0000"/>
-              </w:rPr>
-              <w:t xml:space="preserve"> Die Lernenden gezielt fragen, ob sie schon erlebt haben, dass eine KI-Antwort ihnen nicht gut geholfen hat.</w:t>
-            </w:r>
-          </w:p>
-          <w:p>
-            <w:pPr>
-              <w:tabs>
-                <w:tab w:val="left" w:pos="273"/>
-              </w:tabs>
-              <w:spacing w:line="276" w:lineRule="auto"/>
-              <w:rPr>
-                <w:rFonts w:cstheme="minorHAnsi"/>
-                <w:color w:val="EE0000"/>
-              </w:rPr>
-            </w:pPr>
-          </w:p>
-          <w:p>
-            <w:pPr>
-              <w:tabs>
-                <w:tab w:val="left" w:pos="273"/>
-              </w:tabs>
-              <w:spacing w:line="276" w:lineRule="auto"/>
-              <w:rPr>
-                <w:rFonts w:cstheme="minorHAnsi"/>
-                <w:color w:val="000000" w:themeColor="text1"/>
-              </w:rPr>
-            </w:pPr>
-            <w:r>
-              <w:rPr>
-                <w:rFonts w:cstheme="minorHAnsi"/>
-                <w:color w:val="000000" w:themeColor="text1"/>
-              </w:rPr>
-              <w:t>___________________________________________________________________________</w:t>
-            </w:r>
-          </w:p>
-          <w:p>
-            <w:pPr>
-              <w:tabs>
-                <w:tab w:val="left" w:pos="273"/>
-              </w:tabs>
-              <w:spacing w:line="276" w:lineRule="auto"/>
+                <w:color w:val="000000" w:themeColor="text1"/>
+              </w:rPr>
+            </w:pPr>
+            <w:r>
               <w:rPr>
                 <w:rFonts w:cstheme="minorHAnsi"/>
                 <w:b/>
                 <w:bCs/>
                 <w:color w:val="000000" w:themeColor="text1"/>
+              </w:rPr>
+              <w:t>Sek. I</w:t>
+            </w:r>
+            <w:r>
+              <w:rPr>
+                <w:rFonts w:cstheme="minorHAnsi"/>
+                <w:b/>
+                <w:bCs/>
+                <w:color w:val="000000" w:themeColor="text1"/>
+              </w:rPr>
+              <w:t xml:space="preserve"> </w:t>
+            </w:r>
+          </w:p>
+          <w:p>
+            <w:pPr>
+              <w:shd w:val="clear" w:color="auto" w:fill="FBE4D5" w:themeFill="accent2" w:themeFillTint="33"/>
+              <w:tabs>
+                <w:tab w:val="left" w:pos="273"/>
+              </w:tabs>
+              <w:spacing w:line="276" w:lineRule="auto"/>
+              <w:rPr>
+                <w:rFonts w:cstheme="minorHAnsi"/>
+                <w:color w:val="000000" w:themeColor="text1"/>
+              </w:rPr>
+            </w:pPr>
+            <w:r>
+              <w:rPr>
+                <w:rFonts w:cstheme="minorHAnsi"/>
+                <w:color w:val="EE0000"/>
+              </w:rPr>
+              <w:t>–</w:t>
+            </w:r>
+            <w:r>
+              <w:rPr>
+                <w:rFonts w:cstheme="minorHAnsi"/>
+                <w:color w:val="000000" w:themeColor="text1"/>
+              </w:rPr>
+              <w:t xml:space="preserve"> Beschreiben und Einordnen: Was sehe ich? Was wird versprochen? Was stimmt daran (wahrscheinlich) nicht?</w:t>
+            </w:r>
+          </w:p>
+          <w:p>
+            <w:pPr>
+              <w:shd w:val="clear" w:color="auto" w:fill="FBE4D5" w:themeFill="accent2" w:themeFillTint="33"/>
+              <w:tabs>
+                <w:tab w:val="left" w:pos="273"/>
+              </w:tabs>
+              <w:spacing w:line="276" w:lineRule="auto"/>
+              <w:rPr>
+                <w:rFonts w:cstheme="minorHAnsi"/>
+                <w:color w:val="000000" w:themeColor="text1"/>
+              </w:rPr>
+            </w:pPr>
+            <w:r>
+              <w:rPr>
+                <w:rFonts w:cstheme="minorHAnsi"/>
+                <w:color w:val="EE0000"/>
+              </w:rPr>
+              <w:t>–</w:t>
+            </w:r>
+            <w:r>
+              <w:rPr>
+                <w:rFonts w:cstheme="minorHAnsi"/>
+                <w:color w:val="000000" w:themeColor="text1"/>
+              </w:rPr>
+              <w:t xml:space="preserve"> Persönliche Einschätzung: *„Würdest du diesem Profil folgen? Warum?"*</w:t>
+            </w:r>
+          </w:p>
+          <w:p>
+            <w:pPr>
+              <w:shd w:val="clear" w:color="auto" w:fill="FBE4D5" w:themeFill="accent2" w:themeFillTint="33"/>
+              <w:tabs>
+                <w:tab w:val="left" w:pos="273"/>
+              </w:tabs>
+              <w:spacing w:line="276" w:lineRule="auto"/>
+              <w:rPr>
+                <w:rFonts w:cstheme="minorHAnsi"/>
+                <w:color w:val="000000" w:themeColor="text1"/>
+              </w:rPr>
+            </w:pPr>
+            <w:r>
+              <w:rPr>
+                <w:rFonts w:cstheme="minorHAnsi"/>
+                <w:color w:val="EE0000"/>
+              </w:rPr>
+              <w:t>–</w:t>
+            </w:r>
+            <w:r>
+              <w:rPr>
+                <w:rFonts w:cstheme="minorHAnsi"/>
+                <w:color w:val="000000" w:themeColor="text1"/>
+              </w:rPr>
+              <w:t xml:space="preserve"> </w:t>
+            </w:r>
+            <w:r>
+              <w:rPr>
+                <w:rFonts w:cstheme="minorHAnsi"/>
+                <w:color w:val="000000" w:themeColor="text1"/>
+              </w:rPr>
+              <w:t>Vorhandenes Wissen zum Thema Bildbearbeitung abrufen</w:t>
+            </w:r>
+          </w:p>
+          <w:p>
+            <w:pPr>
+              <w:shd w:val="clear" w:color="auto" w:fill="FBE4D5" w:themeFill="accent2" w:themeFillTint="33"/>
+              <w:tabs>
+                <w:tab w:val="left" w:pos="273"/>
+              </w:tabs>
+              <w:spacing w:line="276" w:lineRule="auto"/>
+              <w:rPr>
+                <w:rFonts w:cstheme="minorHAnsi"/>
+                <w:b/>
+                <w:bCs/>
+                <w:color w:val="000000" w:themeColor="text1"/>
+              </w:rPr>
+            </w:pPr>
+            <w:r>
+              <w:rPr>
+                <w:rFonts w:cstheme="minorHAnsi"/>
+                <w:b/>
+                <w:bCs/>
+                <w:color w:val="000000" w:themeColor="text1"/>
+              </w:rPr>
+              <w:t>Sek. I</w:t>
+            </w:r>
+            <w:r>
+              <w:rPr>
+                <w:rFonts w:cstheme="minorHAnsi"/>
+                <w:b/>
+                <w:bCs/>
+                <w:color w:val="000000" w:themeColor="text1"/>
+              </w:rPr>
+              <w:t xml:space="preserve">I </w:t>
+            </w:r>
+          </w:p>
+          <w:p>
+            <w:pPr>
+              <w:shd w:val="clear" w:color="auto" w:fill="FBE4D5" w:themeFill="accent2" w:themeFillTint="33"/>
+              <w:tabs>
+                <w:tab w:val="left" w:pos="273"/>
+              </w:tabs>
+              <w:spacing w:line="276" w:lineRule="auto"/>
+              <w:rPr>
+                <w:rFonts w:cstheme="minorHAnsi"/>
+                <w:color w:val="000000" w:themeColor="text1"/>
+              </w:rPr>
+            </w:pPr>
+            <w:r>
+              <w:rPr>
+                <w:rFonts w:cstheme="minorHAnsi"/>
+                <w:color w:val="000000" w:themeColor="text1"/>
+              </w:rPr>
+              <w:t>– Geschäftsmodelle analysieren: Affiliate-Links, gesponserte Posts, eigene Produktlinien</w:t>
+            </w:r>
+          </w:p>
+          <w:p>
+            <w:pPr>
+              <w:shd w:val="clear" w:color="auto" w:fill="FBE4D5" w:themeFill="accent2" w:themeFillTint="33"/>
+              <w:tabs>
+                <w:tab w:val="left" w:pos="273"/>
+              </w:tabs>
+              <w:spacing w:line="276" w:lineRule="auto"/>
+              <w:rPr>
+                <w:rFonts w:cstheme="minorHAnsi"/>
+                <w:color w:val="000000" w:themeColor="text1"/>
+              </w:rPr>
+            </w:pPr>
+            <w:r>
+              <w:rPr>
+                <w:rFonts w:cstheme="minorHAnsi"/>
+                <w:color w:val="000000" w:themeColor="text1"/>
+              </w:rPr>
+              <w:t>– Gesellschaftliche Auswirkungen diskutieren: Bodyshaming, Essstörungen, Übertraining als systemische Folgen</w:t>
+            </w:r>
+          </w:p>
+          <w:p>
+            <w:pPr>
+              <w:shd w:val="clear" w:color="auto" w:fill="FBE4D5" w:themeFill="accent2" w:themeFillTint="33"/>
+              <w:tabs>
+                <w:tab w:val="left" w:pos="273"/>
+              </w:tabs>
+              <w:spacing w:line="276" w:lineRule="auto"/>
+              <w:rPr>
+                <w:rFonts w:cstheme="minorHAnsi"/>
+                <w:color w:val="000000" w:themeColor="text1"/>
+              </w:rPr>
+            </w:pPr>
+            <w:r>
+              <w:rPr>
+                <w:rFonts w:cstheme="minorHAnsi"/>
+                <w:color w:val="000000" w:themeColor="text1"/>
+              </w:rPr>
+              <w:t>– EU-Kennzeichnungspflicht für Werbung: Was ist gesetzlich vorgeschrieben, was wird umgangen?</w:t>
+            </w:r>
+          </w:p>
+          <w:p>
+            <w:pPr>
+              <w:shd w:val="clear" w:color="auto" w:fill="FBE4D5" w:themeFill="accent2" w:themeFillTint="33"/>
+              <w:tabs>
+                <w:tab w:val="left" w:pos="273"/>
+              </w:tabs>
+              <w:spacing w:line="276" w:lineRule="auto"/>
+              <w:rPr>
+                <w:rFonts w:cstheme="minorHAnsi"/>
+                <w:color w:val="000000" w:themeColor="text1"/>
+              </w:rPr>
+            </w:pPr>
+            <w:r>
+              <w:rPr>
+                <w:rFonts w:cstheme="minorHAnsi"/>
+                <w:color w:val="000000" w:themeColor="text1"/>
+              </w:rPr>
+              <w:t>– Bezug zu LH7 (Influencer:innen): Welche Strategien aus der damaligen Einheit sind hier wiederzuerkennen?</w:t>
+            </w:r>
+          </w:p>
+          <w:p>
+            <w:pPr>
+              <w:shd w:val="clear" w:color="auto" w:fill="FBE4D5" w:themeFill="accent2" w:themeFillTint="33"/>
+              <w:tabs>
+                <w:tab w:val="left" w:pos="273"/>
+              </w:tabs>
+              <w:spacing w:line="276" w:lineRule="auto"/>
+              <w:rPr>
+                <w:rFonts w:cstheme="minorHAnsi"/>
+                <w:b/>
+                <w:bCs/>
+                <w:color w:val="EE0000"/>
+              </w:rPr>
+            </w:pPr>
+          </w:p>
+          <w:p>
+            <w:pPr>
+              <w:tabs>
+                <w:tab w:val="left" w:pos="273"/>
+              </w:tabs>
+              <w:spacing w:line="276" w:lineRule="auto"/>
+              <w:rPr>
+                <w:rFonts w:cstheme="minorHAnsi"/>
+                <w:b/>
+                <w:bCs/>
+                <w:color w:val="EE0000"/>
+              </w:rPr>
+            </w:pPr>
+          </w:p>
+          <w:p>
+            <w:pPr>
+              <w:shd w:val="clear" w:color="auto" w:fill="FBE4D5" w:themeFill="accent2" w:themeFillTint="33"/>
+              <w:tabs>
+                <w:tab w:val="left" w:pos="273"/>
+              </w:tabs>
+              <w:spacing w:line="276" w:lineRule="auto"/>
+              <w:rPr>
+                <w:rFonts w:cstheme="minorHAnsi"/>
+                <w:b/>
+                <w:bCs/>
+                <w:color w:val="EE0000"/>
+              </w:rPr>
+            </w:pPr>
+          </w:p>
+          <w:p>
+            <w:pPr>
+              <w:shd w:val="clear" w:color="auto" w:fill="FBE4D5" w:themeFill="accent2" w:themeFillTint="33"/>
+              <w:tabs>
+                <w:tab w:val="left" w:pos="273"/>
+              </w:tabs>
+              <w:spacing w:line="276" w:lineRule="auto"/>
+              <w:rPr>
+                <w:rFonts w:cstheme="minorHAnsi"/>
+                <w:color w:val="000000" w:themeColor="text1"/>
+              </w:rPr>
+            </w:pPr>
+            <w:r>
+              <w:rPr>
+                <w:rFonts w:cstheme="minorHAnsi"/>
+                <w:b/>
+                <w:bCs/>
+                <w:color w:val="000000" w:themeColor="text1"/>
+              </w:rPr>
+              <w:t xml:space="preserve">Lösungsvorschläge für die Fallbeispiele (Arbeitsblatt </w:t>
+            </w:r>
+            <w:r>
+              <w:rPr>
+                <w:rFonts w:cstheme="minorHAnsi"/>
+                <w:b/>
+                <w:bCs/>
+                <w:color w:val="000000" w:themeColor="text1"/>
+              </w:rPr>
+              <w:t>5</w:t>
+            </w:r>
+            <w:r>
+              <w:rPr>
+                <w:rFonts w:cstheme="minorHAnsi"/>
+                <w:b/>
+                <w:bCs/>
+                <w:color w:val="000000" w:themeColor="text1"/>
+              </w:rPr>
+              <w:t>):</w:t>
+            </w:r>
+          </w:p>
+          <w:p>
+            <w:pPr>
+              <w:shd w:val="clear" w:color="auto" w:fill="FBE4D5" w:themeFill="accent2" w:themeFillTint="33"/>
+              <w:tabs>
+                <w:tab w:val="left" w:pos="273"/>
+              </w:tabs>
+              <w:spacing w:line="276" w:lineRule="auto"/>
+              <w:rPr>
+                <w:rFonts w:cstheme="minorHAnsi"/>
+                <w:color w:val="000000" w:themeColor="text1"/>
+              </w:rPr>
+            </w:pPr>
+            <w:r>
+              <w:rPr>
+                <w:rFonts w:cstheme="minorHAnsi"/>
+                <w:color w:val="000000" w:themeColor="text1"/>
+              </w:rPr>
+              <w:t>Zu Profil 1 (Fitness):</w:t>
+            </w:r>
+          </w:p>
+          <w:p>
+            <w:pPr>
+              <w:shd w:val="clear" w:color="auto" w:fill="FBE4D5" w:themeFill="accent2" w:themeFillTint="33"/>
+              <w:tabs>
+                <w:tab w:val="left" w:pos="273"/>
+              </w:tabs>
+              <w:spacing w:line="276" w:lineRule="auto"/>
+              <w:rPr>
+                <w:rFonts w:cstheme="minorHAnsi"/>
+                <w:color w:val="000000" w:themeColor="text1"/>
+              </w:rPr>
+            </w:pPr>
+            <w:r>
+              <w:rPr>
+                <w:rFonts w:cstheme="minorHAnsi"/>
+                <w:color w:val="000000" w:themeColor="text1"/>
+              </w:rPr>
+              <w:t>–</w:t>
+            </w:r>
+            <w:r>
+              <w:rPr>
+                <w:rFonts w:cstheme="minorHAnsi"/>
+                <w:color w:val="000000" w:themeColor="text1"/>
+              </w:rPr>
+              <w:t xml:space="preserve"> </w:t>
+            </w:r>
+            <w:r>
+              <w:rPr>
+                <w:rFonts w:cstheme="minorHAnsi"/>
+                <w:color w:val="000000" w:themeColor="text1"/>
+              </w:rPr>
+              <w:t>„Nicht realistisch – der Körper ist durch Training UND genetische Voraussetzungen so"</w:t>
+            </w:r>
+          </w:p>
+          <w:p>
+            <w:pPr>
+              <w:shd w:val="clear" w:color="auto" w:fill="FBE4D5" w:themeFill="accent2" w:themeFillTint="33"/>
+              <w:tabs>
+                <w:tab w:val="left" w:pos="273"/>
+              </w:tabs>
+              <w:spacing w:line="276" w:lineRule="auto"/>
+              <w:rPr>
+                <w:rFonts w:cstheme="minorHAnsi"/>
+                <w:color w:val="000000" w:themeColor="text1"/>
+              </w:rPr>
+            </w:pPr>
+            <w:r>
+              <w:rPr>
+                <w:rFonts w:cstheme="minorHAnsi"/>
+                <w:color w:val="000000" w:themeColor="text1"/>
+              </w:rPr>
+              <w:t>–</w:t>
+            </w:r>
+            <w:r>
+              <w:rPr>
+                <w:rFonts w:cstheme="minorHAnsi"/>
+                <w:color w:val="000000" w:themeColor="text1"/>
+              </w:rPr>
+              <w:t xml:space="preserve"> </w:t>
+            </w:r>
+            <w:r>
+              <w:rPr>
+                <w:rFonts w:cstheme="minorHAnsi"/>
+                <w:color w:val="000000" w:themeColor="text1"/>
+              </w:rPr>
+              <w:t>„Er bewirbt Proteinpulver – da verdient er dran"</w:t>
+            </w:r>
+          </w:p>
+          <w:p>
+            <w:pPr>
+              <w:shd w:val="clear" w:color="auto" w:fill="FBE4D5" w:themeFill="accent2" w:themeFillTint="33"/>
+              <w:tabs>
+                <w:tab w:val="left" w:pos="273"/>
+              </w:tabs>
+              <w:spacing w:line="276" w:lineRule="auto"/>
+              <w:rPr>
+                <w:rFonts w:cstheme="minorHAnsi"/>
+                <w:color w:val="000000" w:themeColor="text1"/>
+              </w:rPr>
+            </w:pPr>
+            <w:r>
+              <w:rPr>
+                <w:rFonts w:cstheme="minorHAnsi"/>
+                <w:color w:val="000000" w:themeColor="text1"/>
+              </w:rPr>
+              <w:t>–</w:t>
+            </w:r>
+            <w:r>
+              <w:rPr>
+                <w:rFonts w:cstheme="minorHAnsi"/>
+                <w:color w:val="000000" w:themeColor="text1"/>
+              </w:rPr>
+              <w:t xml:space="preserve"> </w:t>
+            </w:r>
+            <w:r>
+              <w:rPr>
+                <w:rFonts w:cstheme="minorHAnsi"/>
+                <w:color w:val="000000" w:themeColor="text1"/>
+              </w:rPr>
+              <w:t>Sek II: „Kein Disclaimer, obwohl es Werbung ist – Verstoß gegen Kennzeichnungspflicht"</w:t>
+            </w:r>
+          </w:p>
+          <w:p>
+            <w:pPr>
+              <w:shd w:val="clear" w:color="auto" w:fill="FBE4D5" w:themeFill="accent2" w:themeFillTint="33"/>
+              <w:tabs>
+                <w:tab w:val="left" w:pos="273"/>
+              </w:tabs>
+              <w:spacing w:line="276" w:lineRule="auto"/>
+              <w:rPr>
+                <w:rFonts w:cstheme="minorHAnsi"/>
+                <w:color w:val="000000" w:themeColor="text1"/>
+              </w:rPr>
+            </w:pPr>
+            <w:r>
+              <w:rPr>
+                <w:rFonts w:cstheme="minorHAnsi"/>
+                <w:color w:val="000000" w:themeColor="text1"/>
+              </w:rPr>
+              <w:t>Zu Profil 2 (Ernährung):</w:t>
+            </w:r>
+          </w:p>
+          <w:p>
+            <w:pPr>
+              <w:shd w:val="clear" w:color="auto" w:fill="FBE4D5" w:themeFill="accent2" w:themeFillTint="33"/>
+              <w:tabs>
+                <w:tab w:val="left" w:pos="273"/>
+              </w:tabs>
+              <w:spacing w:line="276" w:lineRule="auto"/>
+              <w:rPr>
+                <w:rFonts w:cstheme="minorHAnsi"/>
+                <w:color w:val="000000" w:themeColor="text1"/>
+              </w:rPr>
+            </w:pPr>
+            <w:r>
+              <w:rPr>
+                <w:rFonts w:cstheme="minorHAnsi"/>
+                <w:color w:val="000000" w:themeColor="text1"/>
+              </w:rPr>
+              <w:t>–</w:t>
+            </w:r>
+            <w:r>
+              <w:rPr>
+                <w:rFonts w:cstheme="minorHAnsi"/>
+                <w:color w:val="000000" w:themeColor="text1"/>
+              </w:rPr>
+              <w:t xml:space="preserve"> </w:t>
+            </w:r>
+            <w:r>
+              <w:rPr>
+                <w:rFonts w:cstheme="minorHAnsi"/>
+                <w:color w:val="000000" w:themeColor="text1"/>
+              </w:rPr>
+              <w:t>„Clean Eating klingt gut, aber was bedeutet das eigentlich?"</w:t>
+            </w:r>
+          </w:p>
+          <w:p>
+            <w:pPr>
+              <w:shd w:val="clear" w:color="auto" w:fill="FBE4D5" w:themeFill="accent2" w:themeFillTint="33"/>
+              <w:tabs>
+                <w:tab w:val="left" w:pos="273"/>
+              </w:tabs>
+              <w:spacing w:line="276" w:lineRule="auto"/>
+              <w:rPr>
+                <w:rFonts w:cstheme="minorHAnsi"/>
+                <w:color w:val="000000" w:themeColor="text1"/>
+              </w:rPr>
+            </w:pPr>
+            <w:r>
+              <w:rPr>
+                <w:rFonts w:cstheme="minorHAnsi"/>
+                <w:color w:val="000000" w:themeColor="text1"/>
+              </w:rPr>
+              <w:t>–</w:t>
+            </w:r>
+            <w:r>
+              <w:rPr>
+                <w:rFonts w:cstheme="minorHAnsi"/>
+                <w:color w:val="000000" w:themeColor="text1"/>
+              </w:rPr>
+              <w:t xml:space="preserve"> </w:t>
+            </w:r>
+            <w:r>
+              <w:rPr>
+                <w:rFonts w:cstheme="minorHAnsi"/>
+                <w:color w:val="000000" w:themeColor="text1"/>
+              </w:rPr>
+              <w:t>„Scham für ‚ungesunde' Lebensmittel – das erzeugt Druck"</w:t>
+            </w:r>
+          </w:p>
+          <w:p>
+            <w:pPr>
+              <w:shd w:val="clear" w:color="auto" w:fill="FBE4D5" w:themeFill="accent2" w:themeFillTint="33"/>
+              <w:tabs>
+                <w:tab w:val="left" w:pos="273"/>
+              </w:tabs>
+              <w:spacing w:line="276" w:lineRule="auto"/>
+              <w:rPr>
+                <w:rFonts w:cstheme="minorHAnsi"/>
+                <w:color w:val="000000" w:themeColor="text1"/>
+              </w:rPr>
+            </w:pPr>
+            <w:r>
+              <w:rPr>
+                <w:rFonts w:cstheme="minorHAnsi"/>
+                <w:color w:val="000000" w:themeColor="text1"/>
+              </w:rPr>
+              <w:t>–</w:t>
+            </w:r>
+            <w:r>
+              <w:rPr>
+                <w:rFonts w:cstheme="minorHAnsi"/>
+                <w:color w:val="000000" w:themeColor="text1"/>
+              </w:rPr>
+              <w:t xml:space="preserve"> </w:t>
+            </w:r>
+            <w:r>
+              <w:rPr>
+                <w:rFonts w:cstheme="minorHAnsi"/>
+                <w:color w:val="000000" w:themeColor="text1"/>
+              </w:rPr>
+              <w:t>Sek II: „Orthorexia-Risiko: Wenn ‚gesund essen' zur Obsession wird"</w:t>
+            </w:r>
+          </w:p>
+          <w:p>
+            <w:pPr>
+              <w:shd w:val="clear" w:color="auto" w:fill="FBE4D5" w:themeFill="accent2" w:themeFillTint="33"/>
+              <w:tabs>
+                <w:tab w:val="left" w:pos="273"/>
+              </w:tabs>
+              <w:spacing w:line="276" w:lineRule="auto"/>
+              <w:rPr>
+                <w:rFonts w:cstheme="minorHAnsi"/>
+                <w:color w:val="000000" w:themeColor="text1"/>
+              </w:rPr>
+            </w:pPr>
+            <w:r>
+              <w:rPr>
+                <w:rFonts w:cstheme="minorHAnsi"/>
+                <w:color w:val="000000" w:themeColor="text1"/>
+              </w:rPr>
+              <w:t>Zu Profil 3 (Beauty/Wellness):</w:t>
+            </w:r>
+          </w:p>
+          <w:p>
+            <w:pPr>
+              <w:shd w:val="clear" w:color="auto" w:fill="FBE4D5" w:themeFill="accent2" w:themeFillTint="33"/>
+              <w:tabs>
+                <w:tab w:val="left" w:pos="273"/>
+              </w:tabs>
+              <w:spacing w:line="276" w:lineRule="auto"/>
+              <w:rPr>
+                <w:rFonts w:cstheme="minorHAnsi"/>
+                <w:color w:val="000000" w:themeColor="text1"/>
+              </w:rPr>
+            </w:pPr>
+            <w:r>
+              <w:rPr>
+                <w:rFonts w:cstheme="minorHAnsi"/>
+                <w:color w:val="000000" w:themeColor="text1"/>
+              </w:rPr>
+              <w:t>–</w:t>
+            </w:r>
+            <w:r>
+              <w:rPr>
+                <w:rFonts w:cstheme="minorHAnsi"/>
+                <w:color w:val="000000" w:themeColor="text1"/>
+              </w:rPr>
+              <w:t xml:space="preserve"> </w:t>
+            </w:r>
+            <w:r>
+              <w:rPr>
+                <w:rFonts w:cstheme="minorHAnsi"/>
+                <w:color w:val="000000" w:themeColor="text1"/>
+              </w:rPr>
+              <w:t>„Die Haut sieht so aus, weil sie Filter benutzt – das ist kein echtes Ergebnis vom Produkt"</w:t>
+            </w:r>
+          </w:p>
+          <w:p>
+            <w:pPr>
+              <w:shd w:val="clear" w:color="auto" w:fill="FBE4D5" w:themeFill="accent2" w:themeFillTint="33"/>
+              <w:tabs>
+                <w:tab w:val="left" w:pos="273"/>
+              </w:tabs>
+              <w:spacing w:line="276" w:lineRule="auto"/>
+              <w:rPr>
+                <w:rFonts w:cstheme="minorHAnsi"/>
+                <w:color w:val="000000" w:themeColor="text1"/>
+              </w:rPr>
+            </w:pPr>
+            <w:r>
+              <w:rPr>
+                <w:rFonts w:cstheme="minorHAnsi"/>
+                <w:color w:val="000000" w:themeColor="text1"/>
+              </w:rPr>
+              <w:t>–</w:t>
+            </w:r>
+            <w:r>
+              <w:rPr>
+                <w:rFonts w:cstheme="minorHAnsi"/>
+                <w:color w:val="000000" w:themeColor="text1"/>
+              </w:rPr>
+              <w:t xml:space="preserve"> </w:t>
+            </w:r>
+            <w:r>
+              <w:rPr>
+                <w:rFonts w:cstheme="minorHAnsi"/>
+                <w:color w:val="000000" w:themeColor="text1"/>
+              </w:rPr>
+              <w:t>„Angst vor Makel schüren, dann Lösung verkaufen – klassisches Muster"</w:t>
+            </w:r>
+          </w:p>
+          <w:p>
+            <w:pPr>
+              <w:shd w:val="clear" w:color="auto" w:fill="FBE4D5" w:themeFill="accent2" w:themeFillTint="33"/>
+              <w:tabs>
+                <w:tab w:val="left" w:pos="273"/>
+              </w:tabs>
+              <w:spacing w:line="276" w:lineRule="auto"/>
+              <w:rPr>
+                <w:rFonts w:cstheme="minorHAnsi"/>
+                <w:color w:val="000000" w:themeColor="text1"/>
+              </w:rPr>
+            </w:pPr>
+            <w:r>
+              <w:rPr>
+                <w:rFonts w:cstheme="minorHAnsi"/>
+                <w:color w:val="000000" w:themeColor="text1"/>
+              </w:rPr>
+              <w:t>–</w:t>
+            </w:r>
+            <w:r>
+              <w:rPr>
+                <w:rFonts w:cstheme="minorHAnsi"/>
+                <w:color w:val="000000" w:themeColor="text1"/>
+              </w:rPr>
+              <w:t xml:space="preserve"> </w:t>
+            </w:r>
+            <w:r>
+              <w:rPr>
+                <w:rFonts w:cstheme="minorHAnsi"/>
+                <w:color w:val="000000" w:themeColor="text1"/>
+              </w:rPr>
+              <w:t>Sek II: „Das Geschäftsmodell basiert auf Körperunsicherheit – je unsicherer, desto kaufbereiter"</w:t>
+            </w:r>
+          </w:p>
+          <w:p>
+            <w:pPr>
+              <w:tabs>
+                <w:tab w:val="left" w:pos="273"/>
+              </w:tabs>
+              <w:spacing w:line="276" w:lineRule="auto"/>
+              <w:rPr>
+                <w:rFonts w:cstheme="minorHAnsi"/>
+                <w:color w:val="EE0000"/>
+              </w:rPr>
+            </w:pPr>
+          </w:p>
+          <w:p>
+            <w:pPr>
+              <w:tabs>
+                <w:tab w:val="left" w:pos="273"/>
+              </w:tabs>
+              <w:spacing w:line="276" w:lineRule="auto"/>
+              <w:rPr>
+                <w:rFonts w:cstheme="minorHAnsi"/>
+                <w:color w:val="EE0000"/>
+              </w:rPr>
+            </w:pPr>
+            <w:r>
+              <w:rPr>
+                <w:rFonts w:cstheme="minorHAnsi"/>
+                <w:color w:val="EE0000"/>
+              </w:rPr>
+              <w:t>Überleitung?</w:t>
+            </w:r>
+          </w:p>
+          <w:p>
+            <w:pPr>
+              <w:tabs>
+                <w:tab w:val="left" w:pos="273"/>
+              </w:tabs>
+              <w:spacing w:line="276" w:lineRule="auto"/>
+              <w:rPr>
+                <w:rFonts w:cstheme="minorHAnsi"/>
+                <w:color w:val="000000" w:themeColor="text1"/>
+              </w:rPr>
+            </w:pPr>
+            <w:r>
+              <w:rPr>
+                <w:rFonts w:cstheme="minorHAnsi"/>
+                <w:color w:val="000000" w:themeColor="text1"/>
+              </w:rPr>
+              <w:t>___________________________________________________________________________</w:t>
+            </w:r>
+          </w:p>
+          <w:p>
+            <w:pPr>
+              <w:tabs>
+                <w:tab w:val="left" w:pos="273"/>
+              </w:tabs>
+              <w:spacing w:line="276" w:lineRule="auto"/>
+              <w:rPr>
+                <w:rFonts w:cstheme="minorHAnsi"/>
+                <w:b/>
+                <w:bCs/>
+                <w:color w:val="000000" w:themeColor="text1"/>
                 <w:sz w:val="26"/>
                 <w:szCs w:val="26"/>
               </w:rPr>
@@ -11373,1018 +12214,6 @@
                 <w:sz w:val="26"/>
                 <w:szCs w:val="26"/>
               </w:rPr>
-              <w:t>Erarbeitung 2</w:t>
-            </w:r>
-          </w:p>
-          <w:p>
-            <w:pPr>
-              <w:tabs>
-                <w:tab w:val="left" w:pos="273"/>
-              </w:tabs>
-              <w:spacing w:line="276" w:lineRule="auto"/>
-              <w:rPr>
-                <w:rFonts w:cstheme="minorHAnsi"/>
-                <w:color w:val="000000" w:themeColor="text1"/>
-              </w:rPr>
-            </w:pPr>
-            <w:r>
-              <w:rPr>
-                <w:rFonts w:cstheme="minorHAnsi"/>
-                <w:color w:val="000000" w:themeColor="text1"/>
-              </w:rPr>
-              <w:t xml:space="preserve">Im Plenum erklärt die </w:t>
-            </w:r>
-            <w:r>
-              <w:rPr>
-                <w:rFonts w:cstheme="minorHAnsi"/>
-                <w:color w:val="000000" w:themeColor="text1"/>
-              </w:rPr>
-              <w:t>Lehrkraft</w:t>
-            </w:r>
-            <w:r>
-              <w:rPr>
-                <w:rFonts w:cstheme="minorHAnsi"/>
-                <w:color w:val="000000" w:themeColor="text1"/>
-              </w:rPr>
-              <w:t xml:space="preserve">, dass </w:t>
-            </w:r>
-            <w:r>
-              <w:rPr>
-                <w:rFonts w:cstheme="minorHAnsi"/>
-                <w:color w:val="000000" w:themeColor="text1"/>
-              </w:rPr>
-              <w:t>Gesundheitsmythen kommen nicht nur als Faktenaussagen – sie sind oft mit Körperbildern und Idealen verknüpft. Wir schauen jetzt, wie das in der Praxis aussieht."</w:t>
-            </w:r>
-          </w:p>
-          <w:p>
-            <w:pPr>
-              <w:tabs>
-                <w:tab w:val="left" w:pos="273"/>
-              </w:tabs>
-              <w:spacing w:line="276" w:lineRule="auto"/>
-              <w:rPr>
-                <w:rFonts w:cstheme="minorHAnsi"/>
-                <w:color w:val="000000" w:themeColor="text1"/>
-              </w:rPr>
-            </w:pPr>
-          </w:p>
-          <w:p>
-            <w:pPr>
-              <w:tabs>
-                <w:tab w:val="left" w:pos="273"/>
-              </w:tabs>
-              <w:spacing w:line="276" w:lineRule="auto"/>
-              <w:rPr>
-                <w:rFonts w:cstheme="minorHAnsi"/>
-                <w:color w:val="000000" w:themeColor="text1"/>
-              </w:rPr>
-            </w:pPr>
-            <w:r>
-              <w:rPr>
-                <w:rFonts w:cstheme="minorHAnsi"/>
-                <w:color w:val="000000" w:themeColor="text1"/>
-              </w:rPr>
-              <w:t>In 3er/4er-</w:t>
-            </w:r>
-            <w:r>
-              <w:rPr>
-                <w:rFonts w:cstheme="minorHAnsi"/>
-                <w:color w:val="000000" w:themeColor="text1"/>
-              </w:rPr>
-              <w:t>Gruppe</w:t>
-            </w:r>
-            <w:r>
-              <w:rPr>
-                <w:rFonts w:cstheme="minorHAnsi"/>
-                <w:color w:val="000000" w:themeColor="text1"/>
-              </w:rPr>
-              <w:t>n</w:t>
-            </w:r>
-            <w:r>
-              <w:rPr>
-                <w:rFonts w:cstheme="minorHAnsi"/>
-                <w:color w:val="000000" w:themeColor="text1"/>
-              </w:rPr>
-              <w:t xml:space="preserve"> </w:t>
-            </w:r>
-            <w:r>
-              <w:rPr>
-                <w:rFonts w:cstheme="minorHAnsi"/>
-                <w:color w:val="000000" w:themeColor="text1"/>
-              </w:rPr>
-              <w:t xml:space="preserve">wird </w:t>
-            </w:r>
-            <w:r>
-              <w:rPr>
-                <w:rFonts w:cstheme="minorHAnsi"/>
-                <w:color w:val="000000" w:themeColor="text1"/>
-              </w:rPr>
-              <w:t>danach</w:t>
-            </w:r>
-            <w:r>
-              <w:rPr>
-                <w:rFonts w:cstheme="minorHAnsi"/>
-                <w:color w:val="000000" w:themeColor="text1"/>
-              </w:rPr>
-              <w:t xml:space="preserve"> mit Arbeitsblatt 4</w:t>
-            </w:r>
-            <w:r>
-              <w:rPr>
-                <w:rFonts w:cstheme="minorHAnsi"/>
-                <w:color w:val="000000" w:themeColor="text1"/>
-              </w:rPr>
-              <w:t xml:space="preserve"> </w:t>
-            </w:r>
-            <w:r>
-              <w:rPr>
-                <w:rFonts w:cstheme="minorHAnsi"/>
-                <w:color w:val="000000" w:themeColor="text1"/>
-              </w:rPr>
-              <w:t xml:space="preserve">je ein </w:t>
-            </w:r>
-            <w:r>
-              <w:rPr>
-                <w:rFonts w:cstheme="minorHAnsi"/>
-                <w:color w:val="000000" w:themeColor="text1"/>
-              </w:rPr>
-              <w:t>fiktives Influencer-Profil (Fitness / Ernährung / Beauty)</w:t>
-            </w:r>
-            <w:r>
-              <w:rPr>
-                <w:rFonts w:cstheme="minorHAnsi"/>
-                <w:color w:val="000000" w:themeColor="text1"/>
-              </w:rPr>
-              <w:t xml:space="preserve"> analysiert</w:t>
-            </w:r>
-            <w:r>
-              <w:rPr>
-                <w:rFonts w:cstheme="minorHAnsi"/>
-                <w:color w:val="000000" w:themeColor="text1"/>
-              </w:rPr>
-              <w:t>. Leitfragen: Welches Körperbild wird vermittelt? Welche Gesundheitsbehauptungen werden gemacht? Wer profitiert davon?</w:t>
-            </w:r>
-          </w:p>
-          <w:p>
-            <w:pPr>
-              <w:tabs>
-                <w:tab w:val="left" w:pos="273"/>
-              </w:tabs>
-              <w:spacing w:line="276" w:lineRule="auto"/>
-              <w:rPr>
-                <w:rFonts w:cstheme="minorHAnsi"/>
-                <w:color w:val="000000" w:themeColor="text1"/>
-              </w:rPr>
-            </w:pPr>
-            <w:r>
-              <w:rPr>
-                <w:rFonts w:cstheme="minorHAnsi"/>
-                <w:color w:val="000000" w:themeColor="text1"/>
-              </w:rPr>
-              <w:t xml:space="preserve">Die Auswertung erfolgt im Plenum durch zwei Kernfrgen: </w:t>
-            </w:r>
-            <w:r>
-              <w:rPr>
-                <w:rFonts w:cstheme="minorHAnsi"/>
-                <w:color w:val="000000" w:themeColor="text1"/>
-              </w:rPr>
-              <w:t>„Wie realistisch sind diese Ideale?" und „Welche Risiken entstehen – für den Körper, für das Selbstbild?"</w:t>
-            </w:r>
-          </w:p>
-          <w:p>
-            <w:pPr>
-              <w:tabs>
-                <w:tab w:val="left" w:pos="273"/>
-              </w:tabs>
-              <w:spacing w:line="276" w:lineRule="auto"/>
-              <w:rPr>
-                <w:rFonts w:cstheme="minorHAnsi"/>
-                <w:color w:val="EE0000"/>
-              </w:rPr>
-            </w:pPr>
-          </w:p>
-          <w:p>
-            <w:pPr>
-              <w:tabs>
-                <w:tab w:val="left" w:pos="273"/>
-              </w:tabs>
-              <w:spacing w:line="276" w:lineRule="auto"/>
-              <w:rPr>
-                <w:rFonts w:cstheme="minorHAnsi"/>
-                <w:color w:val="EE0000"/>
-              </w:rPr>
-            </w:pPr>
-          </w:p>
-          <w:p>
-            <w:pPr>
-              <w:shd w:val="clear" w:color="auto" w:fill="FBE4D5" w:themeFill="accent2" w:themeFillTint="33"/>
-              <w:tabs>
-                <w:tab w:val="left" w:pos="273"/>
-              </w:tabs>
-              <w:spacing w:line="276" w:lineRule="auto"/>
-              <w:rPr>
-                <w:rFonts w:cstheme="minorHAnsi"/>
-                <w:color w:val="000000" w:themeColor="text1"/>
-              </w:rPr>
-            </w:pPr>
-            <w:r>
-              <w:rPr>
-                <w:rFonts w:cstheme="minorHAnsi"/>
-                <w:color w:val="000000" w:themeColor="text1"/>
-                <w:highlight w:val="yellow"/>
-              </w:rPr>
-              <w:t xml:space="preserve">((Icon </w:t>
-            </w:r>
-            <w:r>
-              <w:rPr>
-                <w:rFonts w:cstheme="minorHAnsi"/>
-                <w:color w:val="000000" w:themeColor="text1"/>
-                <w:highlight w:val="yellow"/>
-              </w:rPr>
-              <w:t>„</w:t>
-            </w:r>
-            <w:r>
-              <w:rPr>
-                <w:rFonts w:cstheme="minorHAnsi"/>
-                <w:color w:val="000000" w:themeColor="text1"/>
-                <w:highlight w:val="yellow"/>
-              </w:rPr>
-              <w:t>Differenzierung</w:t>
-            </w:r>
-            <w:r>
-              <w:rPr>
-                <w:rFonts w:cstheme="minorHAnsi"/>
-                <w:color w:val="000000" w:themeColor="text1"/>
-                <w:highlight w:val="yellow"/>
-              </w:rPr>
-              <w:t>“</w:t>
-            </w:r>
-            <w:r>
-              <w:rPr>
-                <w:rFonts w:cstheme="minorHAnsi"/>
-                <w:color w:val="000000" w:themeColor="text1"/>
-                <w:highlight w:val="yellow"/>
-              </w:rPr>
-              <w:t>!!))</w:t>
-            </w:r>
-          </w:p>
-          <w:p>
-            <w:pPr>
-              <w:shd w:val="clear" w:color="auto" w:fill="FBE4D5" w:themeFill="accent2" w:themeFillTint="33"/>
-              <w:tabs>
-                <w:tab w:val="left" w:pos="273"/>
-              </w:tabs>
-              <w:spacing w:line="276" w:lineRule="auto"/>
-              <w:rPr>
-                <w:rFonts w:cstheme="minorHAnsi"/>
-                <w:b/>
-                <w:bCs/>
-                <w:color w:val="000000" w:themeColor="text1"/>
-              </w:rPr>
-            </w:pPr>
-            <w:r>
-              <w:rPr>
-                <w:rFonts w:cstheme="minorHAnsi"/>
-                <w:b/>
-                <w:bCs/>
-                <w:color w:val="000000" w:themeColor="text1"/>
-              </w:rPr>
-              <w:t>Sek. I</w:t>
-            </w:r>
-            <w:r>
-              <w:rPr>
-                <w:rFonts w:cstheme="minorHAnsi"/>
-                <w:b/>
-                <w:bCs/>
-                <w:color w:val="000000" w:themeColor="text1"/>
-              </w:rPr>
-              <w:t xml:space="preserve"> </w:t>
-            </w:r>
-          </w:p>
-          <w:p>
-            <w:pPr>
-              <w:shd w:val="clear" w:color="auto" w:fill="FBE4D5" w:themeFill="accent2" w:themeFillTint="33"/>
-              <w:tabs>
-                <w:tab w:val="left" w:pos="273"/>
-              </w:tabs>
-              <w:spacing w:line="276" w:lineRule="auto"/>
-              <w:rPr>
-                <w:rFonts w:cstheme="minorHAnsi"/>
-                <w:color w:val="000000" w:themeColor="text1"/>
-              </w:rPr>
-            </w:pPr>
-            <w:r>
-              <w:rPr>
-                <w:rFonts w:cstheme="minorHAnsi"/>
-                <w:color w:val="EE0000"/>
-              </w:rPr>
-              <w:t>–</w:t>
-            </w:r>
-            <w:r>
-              <w:rPr>
-                <w:rFonts w:cstheme="minorHAnsi"/>
-                <w:color w:val="000000" w:themeColor="text1"/>
-              </w:rPr>
-              <w:t xml:space="preserve"> Beschreiben und Einordnen: Was sehe ich? Was wird versprochen? Was stimmt daran (wahrscheinlich) nicht?</w:t>
-            </w:r>
-          </w:p>
-          <w:p>
-            <w:pPr>
-              <w:shd w:val="clear" w:color="auto" w:fill="FBE4D5" w:themeFill="accent2" w:themeFillTint="33"/>
-              <w:tabs>
-                <w:tab w:val="left" w:pos="273"/>
-              </w:tabs>
-              <w:spacing w:line="276" w:lineRule="auto"/>
-              <w:rPr>
-                <w:rFonts w:cstheme="minorHAnsi"/>
-                <w:color w:val="000000" w:themeColor="text1"/>
-              </w:rPr>
-            </w:pPr>
-            <w:r>
-              <w:rPr>
-                <w:rFonts w:cstheme="minorHAnsi"/>
-                <w:color w:val="EE0000"/>
-              </w:rPr>
-              <w:t>–</w:t>
-            </w:r>
-            <w:r>
-              <w:rPr>
-                <w:rFonts w:cstheme="minorHAnsi"/>
-                <w:color w:val="000000" w:themeColor="text1"/>
-              </w:rPr>
-              <w:t xml:space="preserve"> Persönliche Einschätzung: *„Würdest du diesem Profil folgen? Warum?"*</w:t>
-            </w:r>
-          </w:p>
-          <w:p>
-            <w:pPr>
-              <w:shd w:val="clear" w:color="auto" w:fill="FBE4D5" w:themeFill="accent2" w:themeFillTint="33"/>
-              <w:tabs>
-                <w:tab w:val="left" w:pos="273"/>
-              </w:tabs>
-              <w:spacing w:line="276" w:lineRule="auto"/>
-              <w:rPr>
-                <w:rFonts w:cstheme="minorHAnsi"/>
-                <w:color w:val="000000" w:themeColor="text1"/>
-              </w:rPr>
-            </w:pPr>
-            <w:r>
-              <w:rPr>
-                <w:rFonts w:cstheme="minorHAnsi"/>
-                <w:color w:val="EE0000"/>
-              </w:rPr>
-              <w:t>–</w:t>
-            </w:r>
-            <w:r>
-              <w:rPr>
-                <w:rFonts w:cstheme="minorHAnsi"/>
-                <w:color w:val="000000" w:themeColor="text1"/>
-              </w:rPr>
-              <w:t xml:space="preserve"> </w:t>
-            </w:r>
-            <w:r>
-              <w:rPr>
-                <w:rFonts w:cstheme="minorHAnsi"/>
-                <w:color w:val="000000" w:themeColor="text1"/>
-              </w:rPr>
-              <w:t>Vorhandenes Wissen zum Thema Bildbearbeitung abrufen</w:t>
-            </w:r>
-          </w:p>
-          <w:p>
-            <w:pPr>
-              <w:shd w:val="clear" w:color="auto" w:fill="FBE4D5" w:themeFill="accent2" w:themeFillTint="33"/>
-              <w:tabs>
-                <w:tab w:val="left" w:pos="273"/>
-              </w:tabs>
-              <w:spacing w:line="276" w:lineRule="auto"/>
-              <w:rPr>
-                <w:rFonts w:cstheme="minorHAnsi"/>
-                <w:b/>
-                <w:bCs/>
-                <w:color w:val="000000" w:themeColor="text1"/>
-              </w:rPr>
-            </w:pPr>
-            <w:r>
-              <w:rPr>
-                <w:rFonts w:cstheme="minorHAnsi"/>
-                <w:b/>
-                <w:bCs/>
-                <w:color w:val="000000" w:themeColor="text1"/>
-              </w:rPr>
-              <w:t>Sek. I</w:t>
-            </w:r>
-            <w:r>
-              <w:rPr>
-                <w:rFonts w:cstheme="minorHAnsi"/>
-                <w:b/>
-                <w:bCs/>
-                <w:color w:val="000000" w:themeColor="text1"/>
-              </w:rPr>
-              <w:t xml:space="preserve">I </w:t>
-            </w:r>
-          </w:p>
-          <w:p>
-            <w:pPr>
-              <w:shd w:val="clear" w:color="auto" w:fill="FBE4D5" w:themeFill="accent2" w:themeFillTint="33"/>
-              <w:tabs>
-                <w:tab w:val="left" w:pos="273"/>
-              </w:tabs>
-              <w:spacing w:line="276" w:lineRule="auto"/>
-              <w:rPr>
-                <w:rFonts w:cstheme="minorHAnsi"/>
-                <w:color w:val="000000" w:themeColor="text1"/>
-              </w:rPr>
-            </w:pPr>
-            <w:r>
-              <w:rPr>
-                <w:rFonts w:cstheme="minorHAnsi"/>
-                <w:color w:val="000000" w:themeColor="text1"/>
-              </w:rPr>
-              <w:t>– Geschäftsmodelle analysieren: Affiliate-Links, gesponserte Posts, eigene Produktlinien</w:t>
-            </w:r>
-          </w:p>
-          <w:p>
-            <w:pPr>
-              <w:shd w:val="clear" w:color="auto" w:fill="FBE4D5" w:themeFill="accent2" w:themeFillTint="33"/>
-              <w:tabs>
-                <w:tab w:val="left" w:pos="273"/>
-              </w:tabs>
-              <w:spacing w:line="276" w:lineRule="auto"/>
-              <w:rPr>
-                <w:rFonts w:cstheme="minorHAnsi"/>
-                <w:color w:val="000000" w:themeColor="text1"/>
-              </w:rPr>
-            </w:pPr>
-            <w:r>
-              <w:rPr>
-                <w:rFonts w:cstheme="minorHAnsi"/>
-                <w:color w:val="000000" w:themeColor="text1"/>
-              </w:rPr>
-              <w:t>– Gesellschaftliche Auswirkungen diskutieren: Bodyshaming, Essstörungen, Übertraining als systemische Folgen</w:t>
-            </w:r>
-          </w:p>
-          <w:p>
-            <w:pPr>
-              <w:shd w:val="clear" w:color="auto" w:fill="FBE4D5" w:themeFill="accent2" w:themeFillTint="33"/>
-              <w:tabs>
-                <w:tab w:val="left" w:pos="273"/>
-              </w:tabs>
-              <w:spacing w:line="276" w:lineRule="auto"/>
-              <w:rPr>
-                <w:rFonts w:cstheme="minorHAnsi"/>
-                <w:color w:val="000000" w:themeColor="text1"/>
-              </w:rPr>
-            </w:pPr>
-            <w:r>
-              <w:rPr>
-                <w:rFonts w:cstheme="minorHAnsi"/>
-                <w:color w:val="000000" w:themeColor="text1"/>
-              </w:rPr>
-              <w:t>– EU-Kennzeichnungspflicht für Werbung: Was ist gesetzlich vorgeschrieben, was wird umgangen?</w:t>
-            </w:r>
-          </w:p>
-          <w:p>
-            <w:pPr>
-              <w:shd w:val="clear" w:color="auto" w:fill="FBE4D5" w:themeFill="accent2" w:themeFillTint="33"/>
-              <w:tabs>
-                <w:tab w:val="left" w:pos="273"/>
-              </w:tabs>
-              <w:spacing w:line="276" w:lineRule="auto"/>
-              <w:rPr>
-                <w:rFonts w:cstheme="minorHAnsi"/>
-                <w:color w:val="000000" w:themeColor="text1"/>
-              </w:rPr>
-            </w:pPr>
-            <w:r>
-              <w:rPr>
-                <w:rFonts w:cstheme="minorHAnsi"/>
-                <w:color w:val="000000" w:themeColor="text1"/>
-              </w:rPr>
-              <w:t>– Bezug zu LH7 (Influencer:innen): Welche Strategien aus der damaligen Einheit sind hier wiederzuerkennen?</w:t>
-            </w:r>
-          </w:p>
-          <w:p>
-            <w:pPr>
-              <w:shd w:val="clear" w:color="auto" w:fill="FBE4D5" w:themeFill="accent2" w:themeFillTint="33"/>
-              <w:tabs>
-                <w:tab w:val="left" w:pos="273"/>
-              </w:tabs>
-              <w:spacing w:line="276" w:lineRule="auto"/>
-              <w:rPr>
-                <w:rFonts w:cstheme="minorHAnsi"/>
-                <w:b/>
-                <w:bCs/>
-                <w:color w:val="EE0000"/>
-              </w:rPr>
-            </w:pPr>
-          </w:p>
-          <w:p>
-            <w:pPr>
-              <w:tabs>
-                <w:tab w:val="left" w:pos="273"/>
-              </w:tabs>
-              <w:spacing w:line="276" w:lineRule="auto"/>
-              <w:rPr>
-                <w:rFonts w:cstheme="minorHAnsi"/>
-                <w:b/>
-                <w:bCs/>
-                <w:color w:val="EE0000"/>
-              </w:rPr>
-            </w:pPr>
-          </w:p>
-          <w:p>
-            <w:pPr>
-              <w:shd w:val="clear" w:color="auto" w:fill="FBE4D5" w:themeFill="accent2" w:themeFillTint="33"/>
-              <w:tabs>
-                <w:tab w:val="left" w:pos="273"/>
-              </w:tabs>
-              <w:spacing w:line="276" w:lineRule="auto"/>
-              <w:rPr>
-                <w:rFonts w:cstheme="minorHAnsi"/>
-                <w:b/>
-                <w:bCs/>
-                <w:color w:val="EE0000"/>
-              </w:rPr>
-            </w:pPr>
-          </w:p>
-          <w:p>
-            <w:pPr>
-              <w:shd w:val="clear" w:color="auto" w:fill="FBE4D5" w:themeFill="accent2" w:themeFillTint="33"/>
-              <w:tabs>
-                <w:tab w:val="left" w:pos="273"/>
-              </w:tabs>
-              <w:spacing w:line="276" w:lineRule="auto"/>
-              <w:rPr>
-                <w:rFonts w:cstheme="minorHAnsi"/>
-                <w:color w:val="000000" w:themeColor="text1"/>
-              </w:rPr>
-            </w:pPr>
-            <w:r>
-              <w:rPr>
-                <w:rFonts w:cstheme="minorHAnsi"/>
-                <w:b/>
-                <w:bCs/>
-                <w:color w:val="000000" w:themeColor="text1"/>
-              </w:rPr>
-              <w:t xml:space="preserve">Lösungsvorschläge für die Fallbeispiele (Arbeitsblatt </w:t>
-            </w:r>
-            <w:r>
-              <w:rPr>
-                <w:rFonts w:cstheme="minorHAnsi"/>
-                <w:b/>
-                <w:bCs/>
-                <w:color w:val="000000" w:themeColor="text1"/>
-              </w:rPr>
-              <w:t>5</w:t>
-            </w:r>
-            <w:r>
-              <w:rPr>
-                <w:rFonts w:cstheme="minorHAnsi"/>
-                <w:b/>
-                <w:bCs/>
-                <w:color w:val="000000" w:themeColor="text1"/>
-              </w:rPr>
-              <w:t>):</w:t>
-            </w:r>
-          </w:p>
-          <w:p>
-            <w:pPr>
-              <w:shd w:val="clear" w:color="auto" w:fill="FBE4D5" w:themeFill="accent2" w:themeFillTint="33"/>
-              <w:tabs>
-                <w:tab w:val="left" w:pos="273"/>
-              </w:tabs>
-              <w:spacing w:line="276" w:lineRule="auto"/>
-              <w:rPr>
-                <w:rFonts w:cstheme="minorHAnsi"/>
-                <w:color w:val="000000" w:themeColor="text1"/>
-              </w:rPr>
-            </w:pPr>
-            <w:r>
-              <w:rPr>
-                <w:rFonts w:cstheme="minorHAnsi"/>
-                <w:color w:val="000000" w:themeColor="text1"/>
-              </w:rPr>
-              <w:t>Zu Profil 1 (Fitness):</w:t>
-            </w:r>
-          </w:p>
-          <w:p>
-            <w:pPr>
-              <w:shd w:val="clear" w:color="auto" w:fill="FBE4D5" w:themeFill="accent2" w:themeFillTint="33"/>
-              <w:tabs>
-                <w:tab w:val="left" w:pos="273"/>
-              </w:tabs>
-              <w:spacing w:line="276" w:lineRule="auto"/>
-              <w:rPr>
-                <w:rFonts w:cstheme="minorHAnsi"/>
-                <w:color w:val="000000" w:themeColor="text1"/>
-              </w:rPr>
-            </w:pPr>
-            <w:r>
-              <w:rPr>
-                <w:rFonts w:cstheme="minorHAnsi"/>
-                <w:color w:val="000000" w:themeColor="text1"/>
-              </w:rPr>
-              <w:t>–</w:t>
-            </w:r>
-            <w:r>
-              <w:rPr>
-                <w:rFonts w:cstheme="minorHAnsi"/>
-                <w:color w:val="000000" w:themeColor="text1"/>
-              </w:rPr>
-              <w:t xml:space="preserve"> </w:t>
-            </w:r>
-            <w:r>
-              <w:rPr>
-                <w:rFonts w:cstheme="minorHAnsi"/>
-                <w:color w:val="000000" w:themeColor="text1"/>
-              </w:rPr>
-              <w:t>„Nicht realistisch – der Körper ist durch Training UND genetische Voraussetzungen so"</w:t>
-            </w:r>
-          </w:p>
-          <w:p>
-            <w:pPr>
-              <w:shd w:val="clear" w:color="auto" w:fill="FBE4D5" w:themeFill="accent2" w:themeFillTint="33"/>
-              <w:tabs>
-                <w:tab w:val="left" w:pos="273"/>
-              </w:tabs>
-              <w:spacing w:line="276" w:lineRule="auto"/>
-              <w:rPr>
-                <w:rFonts w:cstheme="minorHAnsi"/>
-                <w:color w:val="000000" w:themeColor="text1"/>
-              </w:rPr>
-            </w:pPr>
-            <w:r>
-              <w:rPr>
-                <w:rFonts w:cstheme="minorHAnsi"/>
-                <w:color w:val="000000" w:themeColor="text1"/>
-              </w:rPr>
-              <w:t>–</w:t>
-            </w:r>
-            <w:r>
-              <w:rPr>
-                <w:rFonts w:cstheme="minorHAnsi"/>
-                <w:color w:val="000000" w:themeColor="text1"/>
-              </w:rPr>
-              <w:t xml:space="preserve"> </w:t>
-            </w:r>
-            <w:r>
-              <w:rPr>
-                <w:rFonts w:cstheme="minorHAnsi"/>
-                <w:color w:val="000000" w:themeColor="text1"/>
-              </w:rPr>
-              <w:t>„Er bewirbt Proteinpulver – da verdient er dran"</w:t>
-            </w:r>
-          </w:p>
-          <w:p>
-            <w:pPr>
-              <w:shd w:val="clear" w:color="auto" w:fill="FBE4D5" w:themeFill="accent2" w:themeFillTint="33"/>
-              <w:tabs>
-                <w:tab w:val="left" w:pos="273"/>
-              </w:tabs>
-              <w:spacing w:line="276" w:lineRule="auto"/>
-              <w:rPr>
-                <w:rFonts w:cstheme="minorHAnsi"/>
-                <w:color w:val="000000" w:themeColor="text1"/>
-              </w:rPr>
-            </w:pPr>
-            <w:r>
-              <w:rPr>
-                <w:rFonts w:cstheme="minorHAnsi"/>
-                <w:color w:val="000000" w:themeColor="text1"/>
-              </w:rPr>
-              <w:t>–</w:t>
-            </w:r>
-            <w:r>
-              <w:rPr>
-                <w:rFonts w:cstheme="minorHAnsi"/>
-                <w:color w:val="000000" w:themeColor="text1"/>
-              </w:rPr>
-              <w:t xml:space="preserve"> </w:t>
-            </w:r>
-            <w:r>
-              <w:rPr>
-                <w:rFonts w:cstheme="minorHAnsi"/>
-                <w:color w:val="000000" w:themeColor="text1"/>
-              </w:rPr>
-              <w:t>Sek II: „Kein Disclaimer, obwohl es Werbung ist – Verstoß gegen Kennzeichnungspflicht"</w:t>
-            </w:r>
-          </w:p>
-          <w:p>
-            <w:pPr>
-              <w:shd w:val="clear" w:color="auto" w:fill="FBE4D5" w:themeFill="accent2" w:themeFillTint="33"/>
-              <w:tabs>
-                <w:tab w:val="left" w:pos="273"/>
-              </w:tabs>
-              <w:spacing w:line="276" w:lineRule="auto"/>
-              <w:rPr>
-                <w:rFonts w:cstheme="minorHAnsi"/>
-                <w:color w:val="000000" w:themeColor="text1"/>
-              </w:rPr>
-            </w:pPr>
-            <w:r>
-              <w:rPr>
-                <w:rFonts w:cstheme="minorHAnsi"/>
-                <w:color w:val="000000" w:themeColor="text1"/>
-              </w:rPr>
-              <w:t>Zu Profil 2 (Ernährung):</w:t>
-            </w:r>
-          </w:p>
-          <w:p>
-            <w:pPr>
-              <w:shd w:val="clear" w:color="auto" w:fill="FBE4D5" w:themeFill="accent2" w:themeFillTint="33"/>
-              <w:tabs>
-                <w:tab w:val="left" w:pos="273"/>
-              </w:tabs>
-              <w:spacing w:line="276" w:lineRule="auto"/>
-              <w:rPr>
-                <w:rFonts w:cstheme="minorHAnsi"/>
-                <w:color w:val="000000" w:themeColor="text1"/>
-              </w:rPr>
-            </w:pPr>
-            <w:r>
-              <w:rPr>
-                <w:rFonts w:cstheme="minorHAnsi"/>
-                <w:color w:val="000000" w:themeColor="text1"/>
-              </w:rPr>
-              <w:t>–</w:t>
-            </w:r>
-            <w:r>
-              <w:rPr>
-                <w:rFonts w:cstheme="minorHAnsi"/>
-                <w:color w:val="000000" w:themeColor="text1"/>
-              </w:rPr>
-              <w:t xml:space="preserve"> </w:t>
-            </w:r>
-            <w:r>
-              <w:rPr>
-                <w:rFonts w:cstheme="minorHAnsi"/>
-                <w:color w:val="000000" w:themeColor="text1"/>
-              </w:rPr>
-              <w:t>„Clean Eating klingt gut, aber was bedeutet das eigentlich?"</w:t>
-            </w:r>
-          </w:p>
-          <w:p>
-            <w:pPr>
-              <w:shd w:val="clear" w:color="auto" w:fill="FBE4D5" w:themeFill="accent2" w:themeFillTint="33"/>
-              <w:tabs>
-                <w:tab w:val="left" w:pos="273"/>
-              </w:tabs>
-              <w:spacing w:line="276" w:lineRule="auto"/>
-              <w:rPr>
-                <w:rFonts w:cstheme="minorHAnsi"/>
-                <w:color w:val="000000" w:themeColor="text1"/>
-              </w:rPr>
-            </w:pPr>
-            <w:r>
-              <w:rPr>
-                <w:rFonts w:cstheme="minorHAnsi"/>
-                <w:color w:val="000000" w:themeColor="text1"/>
-              </w:rPr>
-              <w:t>–</w:t>
-            </w:r>
-            <w:r>
-              <w:rPr>
-                <w:rFonts w:cstheme="minorHAnsi"/>
-                <w:color w:val="000000" w:themeColor="text1"/>
-              </w:rPr>
-              <w:t xml:space="preserve"> </w:t>
-            </w:r>
-            <w:r>
-              <w:rPr>
-                <w:rFonts w:cstheme="minorHAnsi"/>
-                <w:color w:val="000000" w:themeColor="text1"/>
-              </w:rPr>
-              <w:t>„Scham für ‚ungesunde' Lebensmittel – das erzeugt Druck"</w:t>
-            </w:r>
-          </w:p>
-          <w:p>
-            <w:pPr>
-              <w:shd w:val="clear" w:color="auto" w:fill="FBE4D5" w:themeFill="accent2" w:themeFillTint="33"/>
-              <w:tabs>
-                <w:tab w:val="left" w:pos="273"/>
-              </w:tabs>
-              <w:spacing w:line="276" w:lineRule="auto"/>
-              <w:rPr>
-                <w:rFonts w:cstheme="minorHAnsi"/>
-                <w:color w:val="000000" w:themeColor="text1"/>
-              </w:rPr>
-            </w:pPr>
-            <w:r>
-              <w:rPr>
-                <w:rFonts w:cstheme="minorHAnsi"/>
-                <w:color w:val="000000" w:themeColor="text1"/>
-              </w:rPr>
-              <w:t>–</w:t>
-            </w:r>
-            <w:r>
-              <w:rPr>
-                <w:rFonts w:cstheme="minorHAnsi"/>
-                <w:color w:val="000000" w:themeColor="text1"/>
-              </w:rPr>
-              <w:t xml:space="preserve"> </w:t>
-            </w:r>
-            <w:r>
-              <w:rPr>
-                <w:rFonts w:cstheme="minorHAnsi"/>
-                <w:color w:val="000000" w:themeColor="text1"/>
-              </w:rPr>
-              <w:t>Sek II: „Orthorexia-Risiko: Wenn ‚gesund essen' zur Obsession wird"</w:t>
-            </w:r>
-          </w:p>
-          <w:p>
-            <w:pPr>
-              <w:shd w:val="clear" w:color="auto" w:fill="FBE4D5" w:themeFill="accent2" w:themeFillTint="33"/>
-              <w:tabs>
-                <w:tab w:val="left" w:pos="273"/>
-              </w:tabs>
-              <w:spacing w:line="276" w:lineRule="auto"/>
-              <w:rPr>
-                <w:rFonts w:cstheme="minorHAnsi"/>
-                <w:color w:val="000000" w:themeColor="text1"/>
-              </w:rPr>
-            </w:pPr>
-            <w:r>
-              <w:rPr>
-                <w:rFonts w:cstheme="minorHAnsi"/>
-                <w:color w:val="000000" w:themeColor="text1"/>
-              </w:rPr>
-              <w:t>Zu Profil 3 (Beauty/Wellness):</w:t>
-            </w:r>
-          </w:p>
-          <w:p>
-            <w:pPr>
-              <w:shd w:val="clear" w:color="auto" w:fill="FBE4D5" w:themeFill="accent2" w:themeFillTint="33"/>
-              <w:tabs>
-                <w:tab w:val="left" w:pos="273"/>
-              </w:tabs>
-              <w:spacing w:line="276" w:lineRule="auto"/>
-              <w:rPr>
-                <w:rFonts w:cstheme="minorHAnsi"/>
-                <w:color w:val="000000" w:themeColor="text1"/>
-              </w:rPr>
-            </w:pPr>
-            <w:r>
-              <w:rPr>
-                <w:rFonts w:cstheme="minorHAnsi"/>
-                <w:color w:val="000000" w:themeColor="text1"/>
-              </w:rPr>
-              <w:t>–</w:t>
-            </w:r>
-            <w:r>
-              <w:rPr>
-                <w:rFonts w:cstheme="minorHAnsi"/>
-                <w:color w:val="000000" w:themeColor="text1"/>
-              </w:rPr>
-              <w:t xml:space="preserve"> </w:t>
-            </w:r>
-            <w:r>
-              <w:rPr>
-                <w:rFonts w:cstheme="minorHAnsi"/>
-                <w:color w:val="000000" w:themeColor="text1"/>
-              </w:rPr>
-              <w:t>„Die Haut sieht so aus, weil sie Filter benutzt – das ist kein echtes Ergebnis vom Produkt"</w:t>
-            </w:r>
-          </w:p>
-          <w:p>
-            <w:pPr>
-              <w:shd w:val="clear" w:color="auto" w:fill="FBE4D5" w:themeFill="accent2" w:themeFillTint="33"/>
-              <w:tabs>
-                <w:tab w:val="left" w:pos="273"/>
-              </w:tabs>
-              <w:spacing w:line="276" w:lineRule="auto"/>
-              <w:rPr>
-                <w:rFonts w:cstheme="minorHAnsi"/>
-                <w:color w:val="000000" w:themeColor="text1"/>
-              </w:rPr>
-            </w:pPr>
-            <w:r>
-              <w:rPr>
-                <w:rFonts w:cstheme="minorHAnsi"/>
-                <w:color w:val="000000" w:themeColor="text1"/>
-              </w:rPr>
-              <w:t>–</w:t>
-            </w:r>
-            <w:r>
-              <w:rPr>
-                <w:rFonts w:cstheme="minorHAnsi"/>
-                <w:color w:val="000000" w:themeColor="text1"/>
-              </w:rPr>
-              <w:t xml:space="preserve"> </w:t>
-            </w:r>
-            <w:r>
-              <w:rPr>
-                <w:rFonts w:cstheme="minorHAnsi"/>
-                <w:color w:val="000000" w:themeColor="text1"/>
-              </w:rPr>
-              <w:t>„Angst vor Makel schüren, dann Lösung verkaufen – klassisches Muster"</w:t>
-            </w:r>
-          </w:p>
-          <w:p>
-            <w:pPr>
-              <w:shd w:val="clear" w:color="auto" w:fill="FBE4D5" w:themeFill="accent2" w:themeFillTint="33"/>
-              <w:tabs>
-                <w:tab w:val="left" w:pos="273"/>
-              </w:tabs>
-              <w:spacing w:line="276" w:lineRule="auto"/>
-              <w:rPr>
-                <w:rFonts w:cstheme="minorHAnsi"/>
-                <w:color w:val="000000" w:themeColor="text1"/>
-              </w:rPr>
-            </w:pPr>
-            <w:r>
-              <w:rPr>
-                <w:rFonts w:cstheme="minorHAnsi"/>
-                <w:color w:val="000000" w:themeColor="text1"/>
-              </w:rPr>
-              <w:t>–</w:t>
-            </w:r>
-            <w:r>
-              <w:rPr>
-                <w:rFonts w:cstheme="minorHAnsi"/>
-                <w:color w:val="000000" w:themeColor="text1"/>
-              </w:rPr>
-              <w:t xml:space="preserve"> </w:t>
-            </w:r>
-            <w:r>
-              <w:rPr>
-                <w:rFonts w:cstheme="minorHAnsi"/>
-                <w:color w:val="000000" w:themeColor="text1"/>
-              </w:rPr>
-              <w:t>Sek II: „Das Geschäftsmodell basiert auf Körperunsicherheit – je unsicherer, desto kaufbereiter"</w:t>
-            </w:r>
-          </w:p>
-          <w:p>
-            <w:pPr>
-              <w:tabs>
-                <w:tab w:val="left" w:pos="273"/>
-              </w:tabs>
-              <w:spacing w:line="276" w:lineRule="auto"/>
-              <w:rPr>
-                <w:rFonts w:cstheme="minorHAnsi"/>
-                <w:color w:val="EE0000"/>
-              </w:rPr>
-            </w:pPr>
-          </w:p>
-          <w:p>
-            <w:pPr>
-              <w:tabs>
-                <w:tab w:val="left" w:pos="273"/>
-              </w:tabs>
-              <w:spacing w:line="276" w:lineRule="auto"/>
-              <w:rPr>
-                <w:rFonts w:cstheme="minorHAnsi"/>
-                <w:color w:val="EE0000"/>
-              </w:rPr>
-            </w:pPr>
-            <w:r>
-              <w:rPr>
-                <w:rFonts w:cstheme="minorHAnsi"/>
-                <w:color w:val="EE0000"/>
-              </w:rPr>
-              <w:t>Überleitung?</w:t>
-            </w:r>
-          </w:p>
-          <w:p>
-            <w:pPr>
-              <w:tabs>
-                <w:tab w:val="left" w:pos="273"/>
-              </w:tabs>
-              <w:spacing w:line="276" w:lineRule="auto"/>
-              <w:rPr>
-                <w:rFonts w:cstheme="minorHAnsi"/>
-                <w:color w:val="000000" w:themeColor="text1"/>
-              </w:rPr>
-            </w:pPr>
-            <w:r>
-              <w:rPr>
-                <w:rFonts w:cstheme="minorHAnsi"/>
-                <w:color w:val="000000" w:themeColor="text1"/>
-              </w:rPr>
-              <w:t>___________________________________________________________________________</w:t>
-            </w:r>
-          </w:p>
-          <w:p>
-            <w:pPr>
-              <w:tabs>
-                <w:tab w:val="left" w:pos="273"/>
-              </w:tabs>
-              <w:spacing w:line="276" w:lineRule="auto"/>
-              <w:rPr>
-                <w:rFonts w:cstheme="minorHAnsi"/>
-                <w:b/>
-                <w:bCs/>
-                <w:color w:val="000000" w:themeColor="text1"/>
-                <w:sz w:val="26"/>
-                <w:szCs w:val="26"/>
-              </w:rPr>
-            </w:pPr>
-            <w:r>
-              <w:rPr>
-                <w:rFonts w:cstheme="minorHAnsi"/>
-                <w:b/>
-                <w:bCs/>
-                <w:color w:val="000000" w:themeColor="text1"/>
-                <w:sz w:val="26"/>
-                <w:szCs w:val="26"/>
-              </w:rPr>
               <w:t>Vertiefung</w:t>
             </w:r>
           </w:p>
@@ -12458,66 +12287,66 @@
                 <w:rFonts w:cstheme="minorHAnsi"/>
                 <w:color w:val="000000" w:themeColor="text1"/>
               </w:rPr>
+              <w:t xml:space="preserve">Die </w:t>
+            </w:r>
+            <w:r>
+              <w:rPr>
+                <w:rFonts w:cstheme="minorHAnsi"/>
+                <w:color w:val="000000" w:themeColor="text1"/>
+              </w:rPr>
+              <w:t>Gruppen aus Phase 4 ergänzen ihre Analyse</w:t>
+            </w:r>
+            <w:r>
+              <w:rPr>
+                <w:rFonts w:cstheme="minorHAnsi"/>
+                <w:color w:val="000000" w:themeColor="text1"/>
+              </w:rPr>
+              <w:t xml:space="preserve"> zu den fiktiven Influencer:innenprofilen auf Arbeitsblatt 4</w:t>
+            </w:r>
+            <w:r>
+              <w:rPr>
+                <w:rFonts w:cstheme="minorHAnsi"/>
+                <w:color w:val="000000" w:themeColor="text1"/>
+              </w:rPr>
+              <w:t>: Werbung, Affiliate-Links, Produktverkäufe, Reichweite. *„Macht es einen Unterschied, ob jemand bezahlt wurde, als er etwas empfohlen hat?"</w:t>
+            </w:r>
+          </w:p>
+          <w:p>
+            <w:pPr>
+              <w:tabs>
+                <w:tab w:val="left" w:pos="273"/>
+              </w:tabs>
+              <w:spacing w:line="276" w:lineRule="auto"/>
+              <w:rPr>
+                <w:rFonts w:cstheme="minorHAnsi"/>
+                <w:color w:val="000000" w:themeColor="text1"/>
+              </w:rPr>
+            </w:pPr>
+            <w:r>
+              <w:rPr>
+                <w:rFonts w:cstheme="minorHAnsi"/>
+                <w:color w:val="000000" w:themeColor="text1"/>
+              </w:rPr>
+              <w:t>Die Ergebnisse werden im Plenum zusammengeführt</w:t>
+            </w:r>
+          </w:p>
+          <w:p>
+            <w:pPr>
+              <w:tabs>
+                <w:tab w:val="left" w:pos="273"/>
+              </w:tabs>
+              <w:spacing w:line="276" w:lineRule="auto"/>
+              <w:rPr>
+                <w:rFonts w:cstheme="minorHAnsi"/>
+                <w:color w:val="000000" w:themeColor="text1"/>
+              </w:rPr>
+            </w:pPr>
+            <w:r>
+              <w:rPr>
+                <w:rFonts w:cstheme="minorHAnsi"/>
+                <w:color w:val="000000" w:themeColor="text1"/>
+              </w:rPr>
               <w:lastRenderedPageBreak/>
-              <w:t xml:space="preserve">Die </w:t>
-            </w:r>
-            <w:r>
-              <w:rPr>
-                <w:rFonts w:cstheme="minorHAnsi"/>
-                <w:color w:val="000000" w:themeColor="text1"/>
-              </w:rPr>
-              <w:t>Gruppen aus Phase 4 ergänzen ihre Analyse</w:t>
-            </w:r>
-            <w:r>
-              <w:rPr>
-                <w:rFonts w:cstheme="minorHAnsi"/>
-                <w:color w:val="000000" w:themeColor="text1"/>
-              </w:rPr>
-              <w:t xml:space="preserve"> zu den fiktiven Influencer:innenprofilen auf Arbeitsblatt 4</w:t>
-            </w:r>
-            <w:r>
-              <w:rPr>
-                <w:rFonts w:cstheme="minorHAnsi"/>
-                <w:color w:val="000000" w:themeColor="text1"/>
-              </w:rPr>
-              <w:t>: Werbung, Affiliate-Links, Produktverkäufe, Reichweite. *„Macht es einen Unterschied, ob jemand bezahlt wurde, als er etwas empfohlen hat?"</w:t>
-            </w:r>
-          </w:p>
-          <w:p>
-            <w:pPr>
-              <w:tabs>
-                <w:tab w:val="left" w:pos="273"/>
-              </w:tabs>
-              <w:spacing w:line="276" w:lineRule="auto"/>
-              <w:rPr>
-                <w:rFonts w:cstheme="minorHAnsi"/>
-                <w:color w:val="000000" w:themeColor="text1"/>
-              </w:rPr>
-            </w:pPr>
-            <w:r>
-              <w:rPr>
-                <w:rFonts w:cstheme="minorHAnsi"/>
-                <w:color w:val="000000" w:themeColor="text1"/>
-              </w:rPr>
-              <w:t>Die Ergebnisse werden im Plenum zusammengeführt</w:t>
-            </w:r>
-          </w:p>
-          <w:p>
-            <w:pPr>
-              <w:tabs>
-                <w:tab w:val="left" w:pos="273"/>
-              </w:tabs>
-              <w:spacing w:line="276" w:lineRule="auto"/>
-              <w:rPr>
-                <w:rFonts w:cstheme="minorHAnsi"/>
-                <w:color w:val="000000" w:themeColor="text1"/>
-              </w:rPr>
-            </w:pPr>
-            <w:r>
-              <w:rPr>
-                <w:rFonts w:cstheme="minorHAnsi"/>
-                <w:color w:val="000000" w:themeColor="text1"/>
-              </w:rPr>
               <w:t>Ergebnisse zusammenführen. Lehrkraft strukturiert: (1) Wer profitiert von Mythen? (2) Welche Rolle spielt der Algorithmus? (3) Was hat das mit uns zu tun?</w:t>
             </w:r>
           </w:p>
@@ -13464,7 +13293,6 @@
                 <w:rFonts w:cstheme="minorHAnsi"/>
                 <w:color w:val="000000" w:themeColor="text1"/>
               </w:rPr>
-              <w:lastRenderedPageBreak/>
               <w:t>4–6 ausgewählte Fragen werden im Plenum gespielt: Lehrkraft (oder Team) liest die Behauptung vor, Klasse stimmt per Daumen oder Karte ab, das Team gibt die Auflösung mit Begründung.</w:t>
             </w:r>
           </w:p>
@@ -14284,7 +14112,6 @@
                 <w:rFonts w:cstheme="minorHAnsi"/>
                 <w:color w:val="000000" w:themeColor="text1"/>
               </w:rPr>
-              <w:lastRenderedPageBreak/>
               <w:t>Im</w:t>
             </w:r>
             <w:r>
@@ -14443,6 +14270,7 @@
                 <w:bCs/>
                 <w:color w:val="000000" w:themeColor="text1"/>
               </w:rPr>
+              <w:lastRenderedPageBreak/>
               <w:t>Hinweis:</w:t>
             </w:r>
             <w:r>
@@ -14691,7 +14519,7 @@
           </w:p>
         </w:tc>
       </w:tr>
-      <w:bookmarkEnd w:id="3"/>
+      <w:bookmarkEnd w:id="4"/>
     </w:tbl>
     <w:p>
       <w:pPr>
@@ -14848,7 +14676,7 @@
               </w:rPr>
               <w:t>Mentimeter (</w:t>
             </w:r>
-            <w:hyperlink r:id="rId19" w:history="1">
+            <w:hyperlink r:id="rId20" w:history="1">
               <w:r>
                 <w:rPr>
                   <w:rStyle w:val="Hyperlink"/>
@@ -16302,7 +16130,7 @@
         </w:rPr>
         <w:t xml:space="preserve"> ((Verlinkung auf: </w:t>
       </w:r>
-      <w:hyperlink r:id="rId20" w:history="1">
+      <w:hyperlink r:id="rId21" w:history="1">
         <w:r>
           <w:rPr>
             <w:rStyle w:val="Hyperlink"/>
@@ -16353,7 +16181,7 @@
         </w:rPr>
         <w:t xml:space="preserve">“ unter </w:t>
       </w:r>
-      <w:hyperlink r:id="rId21" w:history="1">
+      <w:hyperlink r:id="rId22" w:history="1">
         <w:r>
           <w:rPr>
             <w:rStyle w:val="Hyperlink"/>
@@ -16375,7 +16203,7 @@
         </w:rPr>
         <w:t xml:space="preserve">((Verlinkung auf: </w:t>
       </w:r>
-      <w:hyperlink r:id="rId22" w:history="1">
+      <w:hyperlink r:id="rId23" w:history="1">
         <w:r>
           <w:rPr>
             <w:rStyle w:val="Hyperlink"/>
@@ -16442,7 +16270,7 @@
         </w:rPr>
         <w:t xml:space="preserve">„Gesunde digitale Gesellschaft – Mentale Erste Hilfe: Warnsignale erkennen und richtig reagieren“ unter </w:t>
       </w:r>
-      <w:hyperlink r:id="rId23" w:history="1">
+      <w:hyperlink r:id="rId24" w:history="1">
         <w:r>
           <w:rPr>
             <w:rStyle w:val="Hyperlink"/>
@@ -16488,7 +16316,7 @@
         </w:rPr>
         <w:t xml:space="preserve">„KI als Vertraute: Chancen und Risiken parasozialer Beziehungen mit Chatbots“ unter </w:t>
       </w:r>
-      <w:hyperlink r:id="rId24" w:history="1">
+      <w:hyperlink r:id="rId25" w:history="1">
         <w:r>
           <w:rPr>
             <w:rStyle w:val="Hyperlink"/>
@@ -16534,7 +16362,7 @@
         </w:rPr>
         <w:t xml:space="preserve">„Jugendliche &amp; KI-Bots: Emotionale Unterstützung oder Gefahr?“ unter </w:t>
       </w:r>
-      <w:hyperlink r:id="rId25" w:history="1">
+      <w:hyperlink r:id="rId26" w:history="1">
         <w:r>
           <w:rPr>
             <w:rStyle w:val="Hyperlink"/>
@@ -16609,7 +16437,7 @@
         </w:rPr>
         <w:t xml:space="preserve">„Anthropomorphisierung der Künstlichen Intelligenz“ unter </w:t>
       </w:r>
-      <w:hyperlink r:id="rId26" w:history="1">
+      <w:hyperlink r:id="rId27" w:history="1">
         <w:r>
           <w:rPr>
             <w:rStyle w:val="Hyperlink"/>
@@ -16656,7 +16484,7 @@
         </w:rPr>
         <w:t xml:space="preserve">„Super-Eliza oder Soziopath? Über die Gefahren der KI-Anthropomorphisierung“ unter </w:t>
       </w:r>
-      <w:hyperlink r:id="rId27" w:history="1">
+      <w:hyperlink r:id="rId28" w:history="1">
         <w:r>
           <w:rPr>
             <w:rStyle w:val="Hyperlink"/>
@@ -17121,7 +16949,7 @@
       </w:r>
     </w:p>
     <w:sectPr>
-      <w:headerReference w:type="default" r:id="rId28"/>
+      <w:headerReference w:type="default" r:id="rId29"/>
       <w:type w:val="continuous"/>
       <w:pgSz w:w="11906" w:h="16838"/>
       <w:pgMar w:top="720" w:right="720" w:bottom="720" w:left="720" w:header="708" w:footer="708" w:gutter="0"/>
@@ -17134,7 +16962,23 @@
 
 <file path=word/comments.xml><?xml version="1.0" encoding="utf-8"?>
 <w:comments xmlns:wpc="http://schemas.microsoft.com/office/word/2010/wordprocessingCanvas" xmlns:cx="http://schemas.microsoft.com/office/drawing/2014/chartex" xmlns:cx1="http://schemas.microsoft.com/office/drawing/2015/9/8/chartex" xmlns:cx2="http://schemas.microsoft.com/office/drawing/2015/10/21/chartex" xmlns:cx3="http://schemas.microsoft.com/office/drawing/2016/5/9/chartex" xmlns:cx4="http://schemas.microsoft.com/office/drawing/2016/5/10/chartex" xmlns:cx5="http://schemas.microsoft.com/office/drawing/2016/5/11/chartex" xmlns:cx6="http://schemas.microsoft.com/office/drawing/2016/5/12/chartex" xmlns:cx7="http://schemas.microsoft.com/office/drawing/2016/5/13/chartex" xmlns:cx8="http://schemas.microsoft.com/office/drawing/2016/5/14/chartex" xmlns:mc="http://schemas.openxmlformats.org/markup-compatibility/2006" xmlns:aink="http://schemas.microsoft.com/office/drawing/2016/ink" xmlns:am3d="http://schemas.microsoft.com/office/drawing/2017/model3d" xmlns:o="urn:schemas-microsoft-com:office:office" xmlns:oel="http://schemas.microsoft.com/office/2019/extlst" xmlns:r="http://schemas.openxmlformats.org/officeDocument/2006/relationships" xmlns:m="http://schemas.openxmlformats.org/officeDocument/2006/math" xmlns:v="urn:schemas-microsoft-com:vml" xmlns:wp14="http://schemas.microsoft.com/office/word/2010/wordprocessingDrawing" xmlns:wp="http://schemas.openxmlformats.org/drawingml/2006/wordprocessingDrawing" xmlns:w10="urn:schemas-microsoft-com:office:word" xmlns:w="http://schemas.openxmlformats.org/wordprocessingml/2006/main" xmlns:w14="http://schemas.microsoft.com/office/word/2010/wordml" xmlns:w15="http://schemas.microsoft.com/office/word/2012/wordml" xmlns:w16cex="http://schemas.microsoft.com/office/word/2018/wordml/cex" xmlns:w16cid="http://schemas.microsoft.com/office/word/2016/wordml/cid" xmlns:w16="http://schemas.microsoft.com/office/word/2018/wordml" xmlns:w16du="http://schemas.microsoft.com/office/word/2023/wordml/word16du" xmlns:w16sdtdh="http://schemas.microsoft.com/office/word/2020/wordml/sdtdatahash" xmlns:w16sdtfl="http://schemas.microsoft.com/office/word/2024/wordml/sdtformatlock" xmlns:w16se="http://schemas.microsoft.com/office/word/2015/wordml/symex" xmlns:wpg="http://schemas.microsoft.com/office/word/2010/wordprocessingGroup" xmlns:wpi="http://schemas.microsoft.com/office/word/2010/wordprocessingInk" xmlns:wne="http://schemas.microsoft.com/office/word/2006/wordml" xmlns:wps="http://schemas.microsoft.com/office/word/2010/wordprocessingShape" mc:Ignorable="w14 w15 w16se w16cid w16 w16cex w16sdtdh w16sdtfl w16du wp14">
-  <w:comment w:id="1" w:author="Michael Kohl" w:date="2026-05-04T09:11:00Z" w:initials="MK">
+  <w:comment w:id="0" w:author="Michael Kohl" w:date="2026-05-04T17:53:00Z" w:initials="MK">
+    <w:p>
+      <w:pPr>
+        <w:pStyle w:val="Kommentartext"/>
+      </w:pPr>
+      <w:r>
+        <w:rPr>
+          <w:rStyle w:val="Kommentarzeichen"/>
+        </w:rPr>
+        <w:annotationRef/>
+      </w:r>
+      <w:r>
+        <w:t>Kann weg oder?</w:t>
+      </w:r>
+    </w:p>
+  </w:comment>
+  <w:comment w:id="2" w:author="Michael Kohl" w:date="2026-05-04T09:11:00Z" w:initials="MK">
     <w:p>
       <w:pPr>
         <w:pStyle w:val="Kommentartext"/>
@@ -17269,7 +17113,7 @@
       </w:r>
     </w:p>
   </w:comment>
-  <w:comment w:id="4" w:author="Michael Kohl" w:date="2026-05-04T12:14:00Z" w:initials="MK">
+  <w:comment w:id="5" w:author="Michael Kohl" w:date="2026-05-04T12:14:00Z" w:initials="MK">
     <w:p>
       <w:pPr>
         <w:pStyle w:val="Kommentartext"/>
@@ -17290,6 +17134,7 @@
 
 <file path=word/commentsExtended.xml><?xml version="1.0" encoding="utf-8"?>
 <w15:commentsEx xmlns:wpc="http://schemas.microsoft.com/office/word/2010/wordprocessingCanvas" xmlns:cx="http://schemas.microsoft.com/office/drawing/2014/chartex" xmlns:cx1="http://schemas.microsoft.com/office/drawing/2015/9/8/chartex" xmlns:cx2="http://schemas.microsoft.com/office/drawing/2015/10/21/chartex" xmlns:cx3="http://schemas.microsoft.com/office/drawing/2016/5/9/chartex" xmlns:cx4="http://schemas.microsoft.com/office/drawing/2016/5/10/chartex" xmlns:cx5="http://schemas.microsoft.com/office/drawing/2016/5/11/chartex" xmlns:cx6="http://schemas.microsoft.com/office/drawing/2016/5/12/chartex" xmlns:cx7="http://schemas.microsoft.com/office/drawing/2016/5/13/chartex" xmlns:cx8="http://schemas.microsoft.com/office/drawing/2016/5/14/chartex" xmlns:mc="http://schemas.openxmlformats.org/markup-compatibility/2006" xmlns:aink="http://schemas.microsoft.com/office/drawing/2016/ink" xmlns:am3d="http://schemas.microsoft.com/office/drawing/2017/model3d" xmlns:o="urn:schemas-microsoft-com:office:office" xmlns:oel="http://schemas.microsoft.com/office/2019/extlst" xmlns:r="http://schemas.openxmlformats.org/officeDocument/2006/relationships" xmlns:m="http://schemas.openxmlformats.org/officeDocument/2006/math" xmlns:v="urn:schemas-microsoft-com:vml" xmlns:wp14="http://schemas.microsoft.com/office/word/2010/wordprocessingDrawing" xmlns:wp="http://schemas.openxmlformats.org/drawingml/2006/wordprocessingDrawing" xmlns:w10="urn:schemas-microsoft-com:office:word" xmlns:w="http://schemas.openxmlformats.org/wordprocessingml/2006/main" xmlns:w14="http://schemas.microsoft.com/office/word/2010/wordml" xmlns:w15="http://schemas.microsoft.com/office/word/2012/wordml" xmlns:w16cex="http://schemas.microsoft.com/office/word/2018/wordml/cex" xmlns:w16cid="http://schemas.microsoft.com/office/word/2016/wordml/cid" xmlns:w16="http://schemas.microsoft.com/office/word/2018/wordml" xmlns:w16du="http://schemas.microsoft.com/office/word/2023/wordml/word16du" xmlns:w16sdtdh="http://schemas.microsoft.com/office/word/2020/wordml/sdtdatahash" xmlns:w16sdtfl="http://schemas.microsoft.com/office/word/2024/wordml/sdtformatlock" xmlns:w16se="http://schemas.microsoft.com/office/word/2015/wordml/symex" xmlns:wpg="http://schemas.microsoft.com/office/word/2010/wordprocessingGroup" xmlns:wpi="http://schemas.microsoft.com/office/word/2010/wordprocessingInk" xmlns:wne="http://schemas.microsoft.com/office/word/2006/wordml" xmlns:wps="http://schemas.microsoft.com/office/word/2010/wordprocessingShape" mc:Ignorable="w14 w15 w16se w16cid w16 w16cex w16sdtdh w16sdtfl w16du wp14">
+  <w15:commentEx w15:paraId="7FD3D28C" w15:done="0"/>
   <w15:commentEx w15:paraId="5C836027" w15:done="0"/>
   <w15:commentEx w15:paraId="265A74AB" w15:done="0"/>
 </w15:commentsEx>
@@ -17297,6 +17142,7 @@
 
 <file path=word/commentsExtensible.xml><?xml version="1.0" encoding="utf-8"?>
 <w16cex:commentsExtensible xmlns:wpc="http://schemas.microsoft.com/office/word/2010/wordprocessingCanvas" xmlns:cx="http://schemas.microsoft.com/office/drawing/2014/chartex" xmlns:cx1="http://schemas.microsoft.com/office/drawing/2015/9/8/chartex" xmlns:cx2="http://schemas.microsoft.com/office/drawing/2015/10/21/chartex" xmlns:cx3="http://schemas.microsoft.com/office/drawing/2016/5/9/chartex" xmlns:cx4="http://schemas.microsoft.com/office/drawing/2016/5/10/chartex" xmlns:cx5="http://schemas.microsoft.com/office/drawing/2016/5/11/chartex" xmlns:cx6="http://schemas.microsoft.com/office/drawing/2016/5/12/chartex" xmlns:cx7="http://schemas.microsoft.com/office/drawing/2016/5/13/chartex" xmlns:cx8="http://schemas.microsoft.com/office/drawing/2016/5/14/chartex" xmlns:cr="http://schemas.microsoft.com/office/comments/2020/reactions" xmlns:mc="http://schemas.openxmlformats.org/markup-compatibility/2006" xmlns:aink="http://schemas.microsoft.com/office/drawing/2016/ink" xmlns:am3d="http://schemas.microsoft.com/office/drawing/2017/model3d" xmlns:o="urn:schemas-microsoft-com:office:office" xmlns:oel="http://schemas.microsoft.com/office/2019/extlst" xmlns:r="http://schemas.openxmlformats.org/officeDocument/2006/relationships" xmlns:m="http://schemas.openxmlformats.org/officeDocument/2006/math" xmlns:v="urn:schemas-microsoft-com:vml" xmlns:wp14="http://schemas.microsoft.com/office/word/2010/wordprocessingDrawing" xmlns:wp="http://schemas.openxmlformats.org/drawingml/2006/wordprocessingDrawing" xmlns:w10="urn:schemas-microsoft-com:office:word" xmlns:w="http://schemas.openxmlformats.org/wordprocessingml/2006/main" xmlns:w14="http://schemas.microsoft.com/office/word/2010/wordml" xmlns:w15="http://schemas.microsoft.com/office/word/2012/wordml" xmlns:w16cex="http://schemas.microsoft.com/office/word/2018/wordml/cex" xmlns:w16cid="http://schemas.microsoft.com/office/word/2016/wordml/cid" xmlns:w16="http://schemas.microsoft.com/office/word/2018/wordml" xmlns:w16du="http://schemas.microsoft.com/office/word/2023/wordml/word16du" xmlns:w16sdtdh="http://schemas.microsoft.com/office/word/2020/wordml/sdtdatahash" xmlns:w16sdtfl="http://schemas.microsoft.com/office/word/2024/wordml/sdtformatlock" xmlns:w16se="http://schemas.microsoft.com/office/word/2015/wordml/symex" xmlns:wpg="http://schemas.microsoft.com/office/word/2010/wordprocessingGroup" xmlns:wpi="http://schemas.microsoft.com/office/word/2010/wordprocessingInk" xmlns:wne="http://schemas.microsoft.com/office/word/2006/wordml" xmlns:wps="http://schemas.microsoft.com/office/word/2010/wordprocessingShape" mc:Ignorable="w14 w15 w16se w16cid w16 w16cex w16sdtdh w16sdtfl cr w16du wp14">
+  <w16cex:commentExtensible w16cex:durableId="2543F118" w16cex:dateUtc="2026-05-04T15:53:00Z"/>
   <w16cex:commentExtensible w16cex:durableId="3FD6BECB" w16cex:dateUtc="2026-05-04T07:11:00Z"/>
   <w16cex:commentExtensible w16cex:durableId="2F012372" w16cex:dateUtc="2026-05-04T10:14:00Z"/>
 </w16cex:commentsExtensible>
@@ -17304,6 +17150,7 @@
 
 <file path=word/commentsIds.xml><?xml version="1.0" encoding="utf-8"?>
 <w16cid:commentsIds xmlns:wpc="http://schemas.microsoft.com/office/word/2010/wordprocessingCanvas" xmlns:cx="http://schemas.microsoft.com/office/drawing/2014/chartex" xmlns:cx1="http://schemas.microsoft.com/office/drawing/2015/9/8/chartex" xmlns:cx2="http://schemas.microsoft.com/office/drawing/2015/10/21/chartex" xmlns:cx3="http://schemas.microsoft.com/office/drawing/2016/5/9/chartex" xmlns:cx4="http://schemas.microsoft.com/office/drawing/2016/5/10/chartex" xmlns:cx5="http://schemas.microsoft.com/office/drawing/2016/5/11/chartex" xmlns:cx6="http://schemas.microsoft.com/office/drawing/2016/5/12/chartex" xmlns:cx7="http://schemas.microsoft.com/office/drawing/2016/5/13/chartex" xmlns:cx8="http://schemas.microsoft.com/office/drawing/2016/5/14/chartex" xmlns:mc="http://schemas.openxmlformats.org/markup-compatibility/2006" xmlns:aink="http://schemas.microsoft.com/office/drawing/2016/ink" xmlns:am3d="http://schemas.microsoft.com/office/drawing/2017/model3d" xmlns:o="urn:schemas-microsoft-com:office:office" xmlns:oel="http://schemas.microsoft.com/office/2019/extlst" xmlns:r="http://schemas.openxmlformats.org/officeDocument/2006/relationships" xmlns:m="http://schemas.openxmlformats.org/officeDocument/2006/math" xmlns:v="urn:schemas-microsoft-com:vml" xmlns:wp14="http://schemas.microsoft.com/office/word/2010/wordprocessingDrawing" xmlns:wp="http://schemas.openxmlformats.org/drawingml/2006/wordprocessingDrawing" xmlns:w10="urn:schemas-microsoft-com:office:word" xmlns:w="http://schemas.openxmlformats.org/wordprocessingml/2006/main" xmlns:w14="http://schemas.microsoft.com/office/word/2010/wordml" xmlns:w15="http://schemas.microsoft.com/office/word/2012/wordml" xmlns:w16cex="http://schemas.microsoft.com/office/word/2018/wordml/cex" xmlns:w16cid="http://schemas.microsoft.com/office/word/2016/wordml/cid" xmlns:w16="http://schemas.microsoft.com/office/word/2018/wordml" xmlns:w16du="http://schemas.microsoft.com/office/word/2023/wordml/word16du" xmlns:w16sdtdh="http://schemas.microsoft.com/office/word/2020/wordml/sdtdatahash" xmlns:w16sdtfl="http://schemas.microsoft.com/office/word/2024/wordml/sdtformatlock" xmlns:w16se="http://schemas.microsoft.com/office/word/2015/wordml/symex" xmlns:wpg="http://schemas.microsoft.com/office/word/2010/wordprocessingGroup" xmlns:wpi="http://schemas.microsoft.com/office/word/2010/wordprocessingInk" xmlns:wne="http://schemas.microsoft.com/office/word/2006/wordml" xmlns:wps="http://schemas.microsoft.com/office/word/2010/wordprocessingShape" mc:Ignorable="w14 w15 w16se w16cid w16 w16cex w16sdtdh w16sdtfl w16du wp14">
+  <w16cid:commentId w16cid:paraId="7FD3D28C" w16cid:durableId="2543F118"/>
   <w16cid:commentId w16cid:paraId="5C836027" w16cid:durableId="3FD6BECB"/>
   <w16cid:commentId w16cid:paraId="265A74AB" w16cid:durableId="2F012372"/>
 </w16cid:commentsIds>
@@ -23281,7 +23128,7 @@
   <w:style w:type="paragraph" w:default="1" w:styleId="Standard">
     <w:name w:val="Normal"/>
     <w:qFormat/>
-    <w:rsid w:val="00EC2EA6"/>
+    <w:rsid w:val="0076437A"/>
   </w:style>
   <w:style w:type="paragraph" w:styleId="berschrift1">
     <w:name w:val="heading 1"/>

--- a/lh3/feinkonzept/DURCHBLICKT_LH3_Mythen_MK.docx
+++ b/lh3/feinkonzept/DURCHBLICKT_LH3_Mythen_MK.docx
@@ -1396,13 +1396,7 @@
               <w:rPr>
                 <w:rFonts w:cstheme="minorHAnsi"/>
               </w:rPr>
-              <w:t>Mechanismen der Verbreitung von Gesundheitsmythen</w:t>
-            </w:r>
-            <w:r>
-              <w:rPr>
-                <w:rFonts w:cstheme="minorHAnsi"/>
-              </w:rPr>
-              <w:t xml:space="preserve"> verstehen</w:t>
+              <w:t>Mechanismen der Verbreitung von Gesundheitsmythen verstehen</w:t>
             </w:r>
           </w:p>
           <w:p>
@@ -1677,37 +1671,7 @@
               <w:rPr>
                 <w:rFonts w:cstheme="minorHAnsi"/>
               </w:rPr>
-              <w:t>hierunter wird die Fähigkeit verstanden</w:t>
-            </w:r>
-            <w:r>
-              <w:rPr>
-                <w:rFonts w:cstheme="minorHAnsi"/>
-              </w:rPr>
-              <w:t xml:space="preserve">, </w:t>
-            </w:r>
-            <w:r>
-              <w:rPr>
-                <w:rFonts w:cstheme="minorHAnsi"/>
-              </w:rPr>
-              <w:t>eigene gesundheitsbezogene Anliegen mittels digitaler Medien (z.B. E-Mail) verständlich und</w:t>
-            </w:r>
-            <w:r>
-              <w:rPr>
-                <w:rFonts w:cstheme="minorHAnsi"/>
-              </w:rPr>
-              <w:t xml:space="preserve"> </w:t>
-            </w:r>
-            <w:r>
-              <w:rPr>
-                <w:rFonts w:cstheme="minorHAnsi"/>
-              </w:rPr>
-              <w:t>klar zu formulieren.</w:t>
-            </w:r>
-            <w:r>
-              <w:rPr>
-                <w:rFonts w:cstheme="minorHAnsi"/>
-              </w:rPr>
-              <w:t xml:space="preserve"> Verantwortungsvoller Umgang mit Gesundheitsinformationen</w:t>
+              <w:t>hierunter wird die Fähigkeit verstanden, eigene gesundheitsbezogene Anliegen mittels digitaler Medien (z.B. E-Mail) verständlich und klar zu formulieren. Verantwortungsvoller Umgang mit Gesundheitsinformationen</w:t>
             </w:r>
           </w:p>
           <w:p>
@@ -4579,6 +4543,7 @@
               <w:rPr>
                 <w:rFonts w:cstheme="minorHAnsi"/>
                 <w:color w:val="EE0000"/>
+                <w:lang w:val="en-US"/>
               </w:rPr>
             </w:pPr>
           </w:p>
@@ -4591,6 +4556,7 @@
               <w:rPr>
                 <w:rFonts w:cstheme="minorHAnsi"/>
                 <w:color w:val="000000" w:themeColor="text1"/>
+                <w:lang w:val="en-US"/>
               </w:rPr>
             </w:pPr>
             <w:r>
@@ -4647,14 +4613,12 @@
               <w:rPr>
                 <w:rFonts w:cstheme="minorHAnsi"/>
                 <w:color w:val="000000" w:themeColor="text1"/>
-                <w:lang w:val="en-US"/>
-              </w:rPr>
-            </w:pPr>
-            <w:r>
-              <w:rPr>
-                <w:rFonts w:cstheme="minorHAnsi"/>
-                <w:color w:val="000000" w:themeColor="text1"/>
-                <w:lang w:val="en-US"/>
+              </w:rPr>
+            </w:pPr>
+            <w:r>
+              <w:rPr>
+                <w:rFonts w:cstheme="minorHAnsi"/>
+                <w:color w:val="000000" w:themeColor="text1"/>
               </w:rPr>
               <w:t>--&gt; Arbeitsblätter 3a-3d</w:t>
             </w:r>
@@ -4668,7 +4632,6 @@
               <w:rPr>
                 <w:rFonts w:cstheme="minorHAnsi"/>
                 <w:color w:val="000000" w:themeColor="text1"/>
-                <w:lang w:val="en-US"/>
               </w:rPr>
             </w:pPr>
           </w:p>
@@ -4681,7 +4644,6 @@
               <w:rPr>
                 <w:rFonts w:cstheme="minorHAnsi"/>
                 <w:color w:val="000000" w:themeColor="text1"/>
-                <w:lang w:val="en-US"/>
               </w:rPr>
             </w:pPr>
           </w:p>
@@ -4694,14 +4656,12 @@
               <w:rPr>
                 <w:rFonts w:cstheme="minorHAnsi"/>
                 <w:color w:val="EE0000"/>
-                <w:lang w:val="en-US"/>
-              </w:rPr>
-            </w:pPr>
-            <w:r>
-              <w:rPr>
-                <w:rFonts w:cstheme="minorHAnsi"/>
-                <w:color w:val="000000" w:themeColor="text1"/>
-                <w:lang w:val="en-US"/>
+              </w:rPr>
+            </w:pPr>
+            <w:r>
+              <w:rPr>
+                <w:rFonts w:cstheme="minorHAnsi"/>
+                <w:color w:val="000000" w:themeColor="text1"/>
               </w:rPr>
               <w:t>Tafel/Flipchart</w:t>
             </w:r>
@@ -4722,7 +4682,6 @@
               <w:rPr>
                 <w:rFonts w:cstheme="minorHAnsi"/>
                 <w:color w:val="EE0000"/>
-                <w:lang w:val="en-US"/>
               </w:rPr>
             </w:pPr>
           </w:p>
@@ -5810,14 +5769,7 @@
                 <w:rFonts w:cstheme="minorHAnsi"/>
                 <w:color w:val="000000" w:themeColor="text1"/>
               </w:rPr>
-              <w:t>Kommerzielle und algorithmische Interessen erkennen</w:t>
-            </w:r>
-            <w:r>
-              <w:rPr>
-                <w:rFonts w:cstheme="minorHAnsi"/>
-                <w:color w:val="000000" w:themeColor="text1"/>
-              </w:rPr>
-              <w:t>, analysieren und verstehen</w:t>
+              <w:t>Kommerzielle und algorithmische Interessen erkennen, analysieren und verstehen</w:t>
             </w:r>
           </w:p>
           <w:p>
@@ -7527,7 +7479,27 @@
               <w:rPr>
                 <w:rFonts w:cstheme="minorHAnsi"/>
               </w:rPr>
-              <w:t xml:space="preserve">mit Arbeitsblatt 1 </w:t>
+              <w:t xml:space="preserve">mit </w:t>
+            </w:r>
+            <w:r>
+              <w:rPr>
+                <w:rFonts w:cstheme="minorHAnsi"/>
+                <w:color w:val="EE0000"/>
+              </w:rPr>
+              <w:t>Anhang</w:t>
+            </w:r>
+            <w:r>
+              <w:rPr>
+                <w:rFonts w:cstheme="minorHAnsi"/>
+                <w:color w:val="EE0000"/>
+              </w:rPr>
+              <w:t xml:space="preserve"> 1</w:t>
+            </w:r>
+            <w:r>
+              <w:rPr>
+                <w:rFonts w:cstheme="minorHAnsi"/>
+              </w:rPr>
+              <w:t xml:space="preserve"> </w:t>
             </w:r>
             <w:r>
               <w:rPr>
@@ -7551,37 +7523,7 @@
               <w:rPr>
                 <w:rFonts w:cstheme="minorHAnsi"/>
               </w:rPr>
-              <w:t xml:space="preserve">Lehrkraft zeigt Collage mit 8 Behauptungen </w:t>
-            </w:r>
-            <w:r>
-              <w:rPr>
-                <w:rFonts w:cstheme="minorHAnsi"/>
-              </w:rPr>
-              <w:t>im</w:t>
-            </w:r>
-            <w:r>
-              <w:rPr>
-                <w:rFonts w:cstheme="minorHAnsi"/>
-              </w:rPr>
-              <w:t xml:space="preserve"> Social Media </w:t>
-            </w:r>
-            <w:r>
-              <w:rPr>
-                <w:rFonts w:cstheme="minorHAnsi"/>
-              </w:rPr>
-              <w:t xml:space="preserve">Stil </w:t>
-            </w:r>
-            <w:r>
-              <w:rPr>
-                <w:rFonts w:cstheme="minorHAnsi"/>
-              </w:rPr>
-              <w:t>– Mix aus Fakt und Fake (z. B. „Detox-Tee reinigt deinen Körper", „8 Gläser Wasser pro Tag sind Pflicht", „Zucker macht Kinder hyperaktiv"). Schüler:innen reagieren spontan per Daumen hoch/runte</w:t>
-            </w:r>
-            <w:r>
-              <w:rPr>
-                <w:rFonts w:cstheme="minorHAnsi"/>
-              </w:rPr>
-              <w:t>r. Auflösung nach jeder Behauptung.</w:t>
+              <w:t>Lehrkraft zeigt Collage mit 8 Behauptungen im Social Media Stil – Mix aus Fakt und Fake (z. B. „Detox-Tee reinigt deinen Körper", „8 Gläser Wasser pro Tag sind Pflicht", „Zucker macht Kinder hyperaktiv"). Schüler:innen reagieren spontan per Daumen hoch/runter. Auflösung nach jeder Behauptung.</w:t>
             </w:r>
           </w:p>
           <w:p>
@@ -7717,7 +7659,21 @@
                 <w:rFonts w:cstheme="minorHAnsi"/>
                 <w:color w:val="EE0000"/>
               </w:rPr>
-              <w:t>(Anhang 2)</w:t>
+              <w:t xml:space="preserve">(Anhang </w:t>
+            </w:r>
+            <w:r>
+              <w:rPr>
+                <w:rFonts w:cstheme="minorHAnsi"/>
+                <w:color w:val="EE0000"/>
+              </w:rPr>
+              <w:t>2</w:t>
+            </w:r>
+            <w:r>
+              <w:rPr>
+                <w:rFonts w:cstheme="minorHAnsi"/>
+                <w:color w:val="EE0000"/>
+              </w:rPr>
+              <w:t>)</w:t>
             </w:r>
             <w:r>
               <w:rPr>
@@ -7775,7 +7731,19 @@
               <w:rPr>
                 <w:rFonts w:cstheme="minorHAnsi"/>
               </w:rPr>
-              <w:t>Gründe auf AB 1 anhand eigener Beobachtungen: Algorithmen, Emotionen, vereinfachte Botschaften, Körperideale.</w:t>
+              <w:t xml:space="preserve">Gründe auf </w:t>
+            </w:r>
+            <w:r>
+              <w:rPr>
+                <w:rFonts w:cstheme="minorHAnsi"/>
+              </w:rPr>
+              <w:t>Arbeitsblat</w:t>
+            </w:r>
+            <w:r>
+              <w:rPr>
+                <w:rFonts w:cstheme="minorHAnsi"/>
+              </w:rPr>
+              <w:t xml:space="preserve"> 1 anhand eigener Beobachtungen: Algorithmen, Emotionen, vereinfachte Botschaften, Körperideale.</w:t>
             </w:r>
           </w:p>
           <w:p>
@@ -7839,7 +7807,132 @@
               <w:spacing w:line="276" w:lineRule="auto"/>
               <w:rPr>
                 <w:rFonts w:cstheme="minorHAnsi"/>
-                <w:strike/>
+                <w:b/>
+                <w:bCs/>
+                <w:color w:val="000000" w:themeColor="text1"/>
+              </w:rPr>
+            </w:pPr>
+            <w:r>
+              <w:rPr>
+                <w:rFonts w:cstheme="minorHAnsi"/>
+                <w:b/>
+                <w:bCs/>
+                <w:color w:val="000000" w:themeColor="text1"/>
+              </w:rPr>
+              <w:t xml:space="preserve">Erwartbare Antworten der Lernenden zu Arbeitsblatt </w:t>
+            </w:r>
+            <w:r>
+              <w:rPr>
+                <w:rFonts w:cstheme="minorHAnsi"/>
+                <w:b/>
+                <w:bCs/>
+                <w:color w:val="000000" w:themeColor="text1"/>
+              </w:rPr>
+              <w:t>1</w:t>
+            </w:r>
+            <w:r>
+              <w:rPr>
+                <w:rFonts w:cstheme="minorHAnsi"/>
+                <w:b/>
+                <w:bCs/>
+                <w:color w:val="000000" w:themeColor="text1"/>
+              </w:rPr>
+              <w:t>:</w:t>
+            </w:r>
+          </w:p>
+          <w:p>
+            <w:pPr>
+              <w:tabs>
+                <w:tab w:val="left" w:pos="273"/>
+              </w:tabs>
+              <w:spacing w:line="276" w:lineRule="auto"/>
+              <w:rPr>
+                <w:rFonts w:cstheme="minorHAnsi"/>
+                <w:color w:val="000000" w:themeColor="text1"/>
+              </w:rPr>
+            </w:pPr>
+            <w:r>
+              <w:rPr>
+                <w:rFonts w:cstheme="minorHAnsi"/>
+                <w:b/>
+                <w:bCs/>
+                <w:color w:val="000000" w:themeColor="text1"/>
+              </w:rPr>
+              <w:t>Wirksamster Mechanismus:</w:t>
+            </w:r>
+            <w:r>
+              <w:rPr>
+                <w:rFonts w:cstheme="minorHAnsi"/>
+                <w:color w:val="000000" w:themeColor="text1"/>
+              </w:rPr>
+              <w:t xml:space="preserve"> Kein objektiv richtiger Favorit – alle Mechanismen verstärken sich gegenseitig. Ziel ist, dass Schüler:innen mindestens zwei benennen und verbinden können.</w:t>
+            </w:r>
+          </w:p>
+          <w:p>
+            <w:pPr>
+              <w:tabs>
+                <w:tab w:val="left" w:pos="273"/>
+              </w:tabs>
+              <w:spacing w:line="276" w:lineRule="auto"/>
+              <w:rPr>
+                <w:rFonts w:cstheme="minorHAnsi"/>
+                <w:color w:val="000000" w:themeColor="text1"/>
+              </w:rPr>
+            </w:pPr>
+            <w:r>
+              <w:rPr>
+                <w:rFonts w:cstheme="minorHAnsi"/>
+                <w:b/>
+                <w:bCs/>
+                <w:color w:val="000000" w:themeColor="text1"/>
+              </w:rPr>
+              <w:t>Bestätigungsfehler (Sek II):</w:t>
+            </w:r>
+            <w:r>
+              <w:rPr>
+                <w:rFonts w:cstheme="minorHAnsi"/>
+                <w:color w:val="000000" w:themeColor="text1"/>
+              </w:rPr>
+              <w:t xml:space="preserve"> Wir suchen und glauben bevorzugt Informationen, die unsere bestehenden Überzeugungen bestätigen. Wer bereits glaubt, dass Zucker schädlich ist, wird einen Artikel über Zucker-Hyperaktivität bereitwilliger teilen – ohne ihn zu prüfen.</w:t>
+            </w:r>
+          </w:p>
+          <w:p>
+            <w:pPr>
+              <w:tabs>
+                <w:tab w:val="left" w:pos="273"/>
+              </w:tabs>
+              <w:spacing w:line="276" w:lineRule="auto"/>
+              <w:rPr>
+                <w:rFonts w:cstheme="minorHAnsi"/>
+                <w:color w:val="000000" w:themeColor="text1"/>
+              </w:rPr>
+            </w:pPr>
+            <w:r>
+              <w:rPr>
+                <w:rFonts w:cstheme="minorHAnsi"/>
+                <w:b/>
+                <w:bCs/>
+                <w:color w:val="000000" w:themeColor="text1"/>
+              </w:rPr>
+              <w:t>Sozialer Beweis (Sek II):</w:t>
+            </w:r>
+            <w:r>
+              <w:rPr>
+                <w:rFonts w:cstheme="minorHAnsi"/>
+                <w:color w:val="000000" w:themeColor="text1"/>
+              </w:rPr>
+              <w:t xml:space="preserve"> Bei Social-Media-Gesundheitsinformationen ist „viele teilen das" kein Qualitätsmerkmal. Die Messgröße ist Engagement, nicht Wahrheitsgehalt. Ein viraler Mythos hat mehr Reichweite als eine korrekte, aber trockene Gegendarstellung.</w:t>
+            </w:r>
+          </w:p>
+          <w:p>
+            <w:pPr>
+              <w:tabs>
+                <w:tab w:val="left" w:pos="273"/>
+              </w:tabs>
+              <w:spacing w:line="276" w:lineRule="auto"/>
+              <w:rPr>
+                <w:rFonts w:cstheme="minorHAnsi"/>
+                <w:color w:val="000000" w:themeColor="text1"/>
               </w:rPr>
             </w:pPr>
           </w:p>
@@ -7981,6 +8074,7 @@
                 <w:strike/>
                 <w:color w:val="EE0000"/>
               </w:rPr>
+              <w:lastRenderedPageBreak/>
               <w:t>„Psychologie – Freundschaft“ unter https://www.planet-wissen.de</w:t>
             </w:r>
             <w:r>
@@ -8188,7 +8282,6 @@
                 <w:b/>
                 <w:bCs/>
               </w:rPr>
-              <w:lastRenderedPageBreak/>
               <w:t>Sek. I</w:t>
             </w:r>
             <w:r>
@@ -8233,19 +8326,7 @@
               <w:rPr>
                 <w:rFonts w:cstheme="minorHAnsi"/>
               </w:rPr>
-              <w:t>–</w:t>
-            </w:r>
-            <w:r>
-              <w:rPr>
-                <w:rFonts w:cstheme="minorHAnsi"/>
-              </w:rPr>
-              <w:t xml:space="preserve"> </w:t>
-            </w:r>
-            <w:r>
-              <w:rPr>
-                <w:rFonts w:cstheme="minorHAnsi"/>
-              </w:rPr>
-              <w:t>Bestätigungsfehler (Confirmation Bias): Wir glauben eher, was zu unseren Überzeugungen passt</w:t>
+              <w:t>– Bestätigungsfehler (Confirmation Bias): Wir glauben eher, was zu unseren Überzeugungen passt</w:t>
             </w:r>
           </w:p>
           <w:p>
@@ -8893,6 +8974,7 @@
                 <w:bCs/>
                 <w:color w:val="000000" w:themeColor="text1"/>
               </w:rPr>
+              <w:lastRenderedPageBreak/>
               <w:t>Zu den Verbreitungsmechanismen:</w:t>
             </w:r>
           </w:p>
@@ -8949,16 +9031,7 @@
                 <w:bCs/>
                 <w:color w:val="000000" w:themeColor="text1"/>
               </w:rPr>
-              <w:t xml:space="preserve"> </w:t>
-            </w:r>
-            <w:r>
-              <w:rPr>
-                <w:rFonts w:cstheme="minorHAnsi"/>
-                <w:b/>
-                <w:bCs/>
-                <w:color w:val="000000" w:themeColor="text1"/>
-              </w:rPr>
-              <w:t>„</w:t>
+              <w:t xml:space="preserve"> „</w:t>
             </w:r>
             <w:r>
               <w:rPr>
@@ -8986,21 +9059,7 @@
                 <w:rFonts w:cstheme="minorHAnsi"/>
                 <w:color w:val="000000" w:themeColor="text1"/>
               </w:rPr>
-              <w:t>–</w:t>
-            </w:r>
-            <w:r>
-              <w:rPr>
-                <w:rFonts w:cstheme="minorHAnsi"/>
-                <w:color w:val="000000" w:themeColor="text1"/>
-              </w:rPr>
-              <w:t xml:space="preserve"> </w:t>
-            </w:r>
-            <w:r>
-              <w:rPr>
-                <w:rFonts w:cstheme="minorHAnsi"/>
-                <w:color w:val="000000" w:themeColor="text1"/>
-              </w:rPr>
-              <w:t>„Weil die Person nett und glaubwürdig wirkt"</w:t>
+              <w:t>– „Weil die Person nett und glaubwürdig wirkt"</w:t>
             </w:r>
           </w:p>
           <w:p>
@@ -9021,21 +9080,7 @@
                 <w:rFonts w:cstheme="minorHAnsi"/>
                 <w:color w:val="000000" w:themeColor="text1"/>
               </w:rPr>
-              <w:t>–</w:t>
-            </w:r>
-            <w:r>
-              <w:rPr>
-                <w:rFonts w:cstheme="minorHAnsi"/>
-                <w:color w:val="000000" w:themeColor="text1"/>
-              </w:rPr>
-              <w:t xml:space="preserve"> </w:t>
-            </w:r>
-            <w:r>
-              <w:rPr>
-                <w:rFonts w:cstheme="minorHAnsi"/>
-                <w:color w:val="000000" w:themeColor="text1"/>
-              </w:rPr>
-              <w:t>„Weil man es leicht versteht und merkt"</w:t>
+              <w:t>– „Weil man es leicht versteht und merkt"</w:t>
             </w:r>
           </w:p>
           <w:p>
@@ -9082,21 +9127,7 @@
                 <w:rFonts w:cstheme="minorHAnsi"/>
                 <w:color w:val="000000" w:themeColor="text1"/>
               </w:rPr>
-              <w:t>–</w:t>
-            </w:r>
-            <w:r>
-              <w:rPr>
-                <w:rFonts w:cstheme="minorHAnsi"/>
-                <w:color w:val="000000" w:themeColor="text1"/>
-              </w:rPr>
-              <w:t xml:space="preserve"> </w:t>
-            </w:r>
-            <w:r>
-              <w:rPr>
-                <w:rFonts w:cstheme="minorHAnsi"/>
-                <w:color w:val="000000" w:themeColor="text1"/>
-              </w:rPr>
-              <w:t>„Algorithmen priorisieren emotionale Inhalte – Angst und Hoffnung verkaufen sich gut"</w:t>
+              <w:t>– „Algorithmen priorisieren emotionale Inhalte – Angst und Hoffnung verkaufen sich gut"</w:t>
             </w:r>
           </w:p>
           <w:p>
@@ -9117,21 +9148,7 @@
                 <w:rFonts w:cstheme="minorHAnsi"/>
                 <w:color w:val="000000" w:themeColor="text1"/>
               </w:rPr>
-              <w:t>–</w:t>
-            </w:r>
-            <w:r>
-              <w:rPr>
-                <w:rFonts w:cstheme="minorHAnsi"/>
-                <w:color w:val="000000" w:themeColor="text1"/>
-              </w:rPr>
-              <w:t xml:space="preserve"> </w:t>
-            </w:r>
-            <w:r>
-              <w:rPr>
-                <w:rFonts w:cstheme="minorHAnsi"/>
-                <w:color w:val="000000" w:themeColor="text1"/>
-              </w:rPr>
-              <w:t>„Bestätigungsfehler: Man glaubt lieber, was man schon vermutet"</w:t>
+              <w:t>– „Bestätigungsfehler: Man glaubt lieber, was man schon vermutet"</w:t>
             </w:r>
           </w:p>
           <w:p>
@@ -9152,21 +9169,7 @@
                 <w:rFonts w:cstheme="minorHAnsi"/>
                 <w:color w:val="000000" w:themeColor="text1"/>
               </w:rPr>
-              <w:t>–</w:t>
-            </w:r>
-            <w:r>
-              <w:rPr>
-                <w:rFonts w:cstheme="minorHAnsi"/>
-                <w:color w:val="000000" w:themeColor="text1"/>
-              </w:rPr>
-              <w:t xml:space="preserve"> </w:t>
-            </w:r>
-            <w:r>
-              <w:rPr>
-                <w:rFonts w:cstheme="minorHAnsi"/>
-                <w:color w:val="000000" w:themeColor="text1"/>
-              </w:rPr>
-              <w:t>„Sozialer Beweis: 500.000 Likes können nicht alle falsch haben"</w:t>
+              <w:t>– „Sozialer Beweis: 500.000 Likes können nicht alle falsch haben"</w:t>
             </w:r>
           </w:p>
           <w:p>
@@ -9187,21 +9190,7 @@
                 <w:rFonts w:cstheme="minorHAnsi"/>
                 <w:color w:val="000000" w:themeColor="text1"/>
               </w:rPr>
-              <w:t>–</w:t>
-            </w:r>
-            <w:r>
-              <w:rPr>
-                <w:rFonts w:cstheme="minorHAnsi"/>
-                <w:color w:val="000000" w:themeColor="text1"/>
-              </w:rPr>
-              <w:t xml:space="preserve"> </w:t>
-            </w:r>
-            <w:r>
-              <w:rPr>
-                <w:rFonts w:cstheme="minorHAnsi"/>
-                <w:color w:val="000000" w:themeColor="text1"/>
-              </w:rPr>
-              <w:t>„Wenn ich denselben Tipp dreimal in einer Woche höre, glaube ich ihn schneller – auch ohne Beweis" (Illusory Truth Effect)</w:t>
+              <w:t>– „Wenn ich denselben Tipp dreimal in einer Woche höre, glaube ich ihn schneller – auch ohne Beweis" (Illusory Truth Effect)</w:t>
             </w:r>
           </w:p>
           <w:p>
@@ -9312,14 +9301,7 @@
                 <w:rFonts w:cstheme="minorHAnsi"/>
                 <w:color w:val="000000" w:themeColor="text1"/>
               </w:rPr>
-              <w:t xml:space="preserve">Lehrkraft stellt die vier Fragen </w:t>
-            </w:r>
-            <w:r>
-              <w:rPr>
-                <w:rFonts w:cstheme="minorHAnsi"/>
-                <w:color w:val="000000" w:themeColor="text1"/>
-              </w:rPr>
-              <w:t>der QQQQ-Methode</w:t>
+              <w:t>Lehrkraft stellt die vier Fragen der QQQQ-Methode</w:t>
             </w:r>
             <w:r>
               <w:rPr>
@@ -9333,14 +9315,44 @@
                 <w:rFonts w:cstheme="minorHAnsi"/>
                 <w:color w:val="000000" w:themeColor="text1"/>
               </w:rPr>
-              <w:t xml:space="preserve"> </w:t>
-            </w:r>
-            <w:r>
-              <w:rPr>
-                <w:rFonts w:cstheme="minorHAnsi"/>
-                <w:color w:val="000000" w:themeColor="text1"/>
-              </w:rPr>
-              <w:t>vor und erläutert sie kurz anhand eines Beispiels. Wichtig: Die Methode nicht überladen – sie soll praktisch anwendbar sein, nicht theoretisch vollständig.</w:t>
+              <w:t xml:space="preserve"> vor und erläutert sie kurz anhand eines Beispiels. Wichtig: Die Methode nicht überladen – sie soll praktisch anwendbar sein, nicht theoretisch vollständig.</w:t>
+            </w:r>
+          </w:p>
+          <w:p>
+            <w:pPr>
+              <w:spacing w:after="160" w:line="259" w:lineRule="auto"/>
+              <w:rPr>
+                <w:rFonts w:cstheme="minorHAnsi"/>
+                <w:color w:val="000000" w:themeColor="text1"/>
+              </w:rPr>
+            </w:pPr>
+            <w:r>
+              <w:rPr>
+                <w:rFonts w:cstheme="minorHAnsi"/>
+                <w:color w:val="000000" w:themeColor="text1"/>
+              </w:rPr>
+              <w:t>Wichtig: Es geht nicht um absolute Wahrheit, sondern um begründete Einschätzung</w:t>
+            </w:r>
+            <w:r>
+              <w:rPr>
+                <w:rFonts w:cstheme="minorHAnsi"/>
+                <w:color w:val="000000" w:themeColor="text1"/>
+              </w:rPr>
+              <w:t>! (</w:t>
+            </w:r>
+            <w:r>
+              <w:rPr>
+                <w:rFonts w:cstheme="minorHAnsi"/>
+                <w:color w:val="000000" w:themeColor="text1"/>
+              </w:rPr>
+              <w:t>Sek II kann die Checkliste weglassen und direkt mit den vier offenen Fragen arbeiten</w:t>
+            </w:r>
+            <w:r>
+              <w:rPr>
+                <w:rFonts w:cstheme="minorHAnsi"/>
+                <w:color w:val="000000" w:themeColor="text1"/>
+              </w:rPr>
+              <w:t>)</w:t>
             </w:r>
           </w:p>
           <w:p>
@@ -9731,6 +9743,93 @@
               </w:rPr>
               <w:t>AB 3a (Detox-Tee):</w:t>
             </w:r>
+          </w:p>
+          <w:p>
+            <w:pPr>
+              <w:spacing w:after="160" w:line="259" w:lineRule="auto"/>
+              <w:rPr>
+                <w:rFonts w:cstheme="minorHAnsi"/>
+                <w:color w:val="000000" w:themeColor="text1"/>
+              </w:rPr>
+            </w:pPr>
+            <w:r>
+              <w:rPr>
+                <w:rFonts w:cstheme="minorHAnsi"/>
+                <w:b/>
+                <w:bCs/>
+                <w:color w:val="000000" w:themeColor="text1"/>
+              </w:rPr>
+              <w:t>Ergebnis:</w:t>
+            </w:r>
+            <w:r>
+              <w:rPr>
+                <w:rFonts w:cstheme="minorHAnsi"/>
+                <w:color w:val="000000" w:themeColor="text1"/>
+              </w:rPr>
+              <w:t xml:space="preserve"> Nicht haltbar / Fehlinformation</w:t>
+            </w:r>
+          </w:p>
+          <w:p>
+            <w:pPr>
+              <w:spacing w:after="160" w:line="259" w:lineRule="auto"/>
+              <w:rPr>
+                <w:rFonts w:cstheme="minorHAnsi"/>
+                <w:color w:val="000000" w:themeColor="text1"/>
+              </w:rPr>
+            </w:pPr>
+            <w:r>
+              <w:rPr>
+                <w:rFonts w:cstheme="minorHAnsi"/>
+                <w:b/>
+                <w:bCs/>
+                <w:color w:val="000000" w:themeColor="text1"/>
+              </w:rPr>
+              <w:t>Begründung:</w:t>
+            </w:r>
+            <w:r>
+              <w:rPr>
+                <w:rFonts w:cstheme="minorHAnsi"/>
+                <w:color w:val="000000" w:themeColor="text1"/>
+              </w:rPr>
+              <w:t xml:space="preserve"> Kein wissenschaftlicher Beleg für „Entgiftung" durch Tee. Der Körper hat eigene Entgiftungssysteme. Quelle A ist kommerziell. Quellen B und C (unabhängig, wissenschaftlich fundiert) widerlegen die Behauptung klar. Kundenbewertungen sind kein wissenschaftlicher Beleg.</w:t>
+            </w:r>
+          </w:p>
+          <w:p>
+            <w:pPr>
+              <w:spacing w:after="160" w:line="259" w:lineRule="auto"/>
+              <w:rPr>
+                <w:rFonts w:cstheme="minorHAnsi"/>
+                <w:color w:val="000000" w:themeColor="text1"/>
+              </w:rPr>
+            </w:pPr>
+            <w:r>
+              <w:rPr>
+                <w:rFonts w:cstheme="minorHAnsi"/>
+                <w:b/>
+                <w:bCs/>
+                <w:color w:val="000000" w:themeColor="text1"/>
+              </w:rPr>
+              <w:t>Zusatz Sek II:</w:t>
+            </w:r>
+            <w:r>
+              <w:rPr>
+                <w:rFonts w:cstheme="minorHAnsi"/>
+                <w:color w:val="000000" w:themeColor="text1"/>
+              </w:rPr>
+              <w:t xml:space="preserve"> Dieses Beispiel zeigt auch: Natürlich = gesund ist ein Trugschluss (naturalistic fallacy). „Keine Chemie" ist eine sinnlose Aussage – alles ist Chemie. Das ist ein häufiger rhetorischer Trick.</w:t>
+            </w:r>
+          </w:p>
+          <w:p>
+            <w:pPr>
+              <w:tabs>
+                <w:tab w:val="left" w:pos="273"/>
+              </w:tabs>
+              <w:spacing w:line="276" w:lineRule="auto"/>
+              <w:rPr>
+                <w:rFonts w:cstheme="minorHAnsi"/>
+                <w:color w:val="000000" w:themeColor="text1"/>
+              </w:rPr>
+            </w:pPr>
           </w:p>
           <w:p>
             <w:pPr>
@@ -9775,6 +9874,7 @@
                 <w:rFonts w:cstheme="minorHAnsi"/>
                 <w:color w:val="000000" w:themeColor="text1"/>
               </w:rPr>
+              <w:lastRenderedPageBreak/>
               <w:t>Sek II: „Keine peer-reviewed Studien, kommerzielle Quelle, medizinisch nicht belegbar – klare Fehlinformation"</w:t>
             </w:r>
           </w:p>
@@ -9789,12 +9889,124 @@
                 <w:color w:val="000000" w:themeColor="text1"/>
               </w:rPr>
             </w:pPr>
+          </w:p>
+          <w:p>
+            <w:pPr>
+              <w:tabs>
+                <w:tab w:val="left" w:pos="273"/>
+              </w:tabs>
+              <w:spacing w:line="276" w:lineRule="auto"/>
+              <w:rPr>
+                <w:rFonts w:cstheme="minorHAnsi"/>
+                <w:color w:val="000000" w:themeColor="text1"/>
+              </w:rPr>
+            </w:pPr>
             <w:r>
               <w:rPr>
                 <w:rFonts w:cstheme="minorHAnsi"/>
                 <w:color w:val="000000" w:themeColor="text1"/>
               </w:rPr>
               <w:t>AB 3b (8 Gläser Wasser):</w:t>
+            </w:r>
+          </w:p>
+          <w:p>
+            <w:pPr>
+              <w:spacing w:after="160" w:line="259" w:lineRule="auto"/>
+              <w:rPr>
+                <w:rFonts w:cstheme="minorHAnsi"/>
+                <w:color w:val="000000" w:themeColor="text1"/>
+              </w:rPr>
+            </w:pPr>
+            <w:r>
+              <w:rPr>
+                <w:rFonts w:cstheme="minorHAnsi"/>
+                <w:b/>
+                <w:bCs/>
+                <w:color w:val="000000" w:themeColor="text1"/>
+              </w:rPr>
+              <w:t>Ergebnis:</w:t>
+            </w:r>
+            <w:r>
+              <w:rPr>
+                <w:rFonts w:cstheme="minorHAnsi"/>
+                <w:color w:val="000000" w:themeColor="text1"/>
+              </w:rPr>
+              <w:t xml:space="preserve"> Vereinfachung / teilweise irreführend</w:t>
+            </w:r>
+          </w:p>
+          <w:p>
+            <w:pPr>
+              <w:spacing w:after="160" w:line="259" w:lineRule="auto"/>
+              <w:rPr>
+                <w:rFonts w:cstheme="minorHAnsi"/>
+                <w:color w:val="000000" w:themeColor="text1"/>
+              </w:rPr>
+            </w:pPr>
+            <w:r>
+              <w:rPr>
+                <w:rFonts w:cstheme="minorHAnsi"/>
+                <w:b/>
+                <w:bCs/>
+                <w:color w:val="000000" w:themeColor="text1"/>
+              </w:rPr>
+              <w:t>Begründung:</w:t>
+            </w:r>
+            <w:r>
+              <w:rPr>
+                <w:rFonts w:cstheme="minorHAnsi"/>
+                <w:color w:val="000000" w:themeColor="text1"/>
+              </w:rPr>
+              <w:t xml:space="preserve"> Die Empfehlung klingt wissenschaftlich, ist aber eine grobe Vereinfachung. Der tatsächliche Bedarf ist individuell. „Experten empfehlen" ohne Quellenangabe ist ein Warnsignal. Die Quelle hat kommerzielle Interessen (Affiliate-Link).</w:t>
+            </w:r>
+          </w:p>
+          <w:p>
+            <w:pPr>
+              <w:spacing w:after="160" w:line="259" w:lineRule="auto"/>
+              <w:rPr>
+                <w:rFonts w:cstheme="minorHAnsi"/>
+                <w:color w:val="000000" w:themeColor="text1"/>
+              </w:rPr>
+            </w:pPr>
+            <w:r>
+              <w:rPr>
+                <w:rFonts w:cstheme="minorHAnsi"/>
+                <w:b/>
+                <w:bCs/>
+                <w:color w:val="000000" w:themeColor="text1"/>
+              </w:rPr>
+              <w:t>Didaktischer Mehrwert:</w:t>
+            </w:r>
+            <w:r>
+              <w:rPr>
+                <w:rFonts w:cstheme="minorHAnsi"/>
+                <w:color w:val="000000" w:themeColor="text1"/>
+              </w:rPr>
+              <w:t xml:space="preserve"> Dieses Beispiel zeigt, dass nicht alles Schwarz-Weiß ist. Die Empfehlung ist nicht völlig falsch (Flüssigkeit ist wichtig), aber als absolute Regel irreführend. Faktencheck kann zu einem differenzierten Ergebnis führen – das ist kein Scheitern.</w:t>
+            </w:r>
+          </w:p>
+          <w:p>
+            <w:pPr>
+              <w:spacing w:after="160" w:line="259" w:lineRule="auto"/>
+              <w:rPr>
+                <w:rFonts w:cstheme="minorHAnsi"/>
+                <w:color w:val="000000" w:themeColor="text1"/>
+              </w:rPr>
+            </w:pPr>
+            <w:r>
+              <w:rPr>
+                <w:rFonts w:cstheme="minorHAnsi"/>
+                <w:b/>
+                <w:bCs/>
+                <w:color w:val="000000" w:themeColor="text1"/>
+              </w:rPr>
+              <w:t>Zusatz Sek II:</w:t>
+            </w:r>
+            <w:r>
+              <w:rPr>
+                <w:rFonts w:cstheme="minorHAnsi"/>
+                <w:color w:val="000000" w:themeColor="text1"/>
+              </w:rPr>
+              <w:t xml:space="preserve"> Das Beispiel illustriert, wie Halbwahrheiten hartnäckig bleiben. Die 8-Gläser-Regel stammt aus einem Bericht von 1945, wurde aus dem Kontext gerissen und wird seitdem tradiert – ein Beispiel für wissenschaftlichen Mythos, der durch kulturelle Wiederholung überlebt.</w:t>
             </w:r>
           </w:p>
           <w:p>
@@ -9854,12 +10066,209 @@
                 <w:color w:val="000000" w:themeColor="text1"/>
               </w:rPr>
             </w:pPr>
+          </w:p>
+          <w:p>
+            <w:pPr>
+              <w:tabs>
+                <w:tab w:val="left" w:pos="273"/>
+              </w:tabs>
+              <w:spacing w:line="276" w:lineRule="auto"/>
+              <w:rPr>
+                <w:rFonts w:cstheme="minorHAnsi"/>
+                <w:color w:val="000000" w:themeColor="text1"/>
+              </w:rPr>
+            </w:pPr>
             <w:r>
               <w:rPr>
                 <w:rFonts w:cstheme="minorHAnsi"/>
                 <w:color w:val="000000" w:themeColor="text1"/>
               </w:rPr>
               <w:t>AB 3c (Zucker macht hyperaktiv):</w:t>
+            </w:r>
+          </w:p>
+          <w:p>
+            <w:pPr>
+              <w:spacing w:after="160" w:line="259" w:lineRule="auto"/>
+              <w:rPr>
+                <w:rFonts w:cstheme="minorHAnsi"/>
+                <w:color w:val="000000" w:themeColor="text1"/>
+              </w:rPr>
+            </w:pPr>
+            <w:r>
+              <w:rPr>
+                <w:rFonts w:cstheme="minorHAnsi"/>
+                <w:b/>
+                <w:bCs/>
+                <w:color w:val="000000" w:themeColor="text1"/>
+              </w:rPr>
+              <w:t>Ergebnis:</w:t>
+            </w:r>
+            <w:r>
+              <w:rPr>
+                <w:rFonts w:cstheme="minorHAnsi"/>
+                <w:color w:val="000000" w:themeColor="text1"/>
+              </w:rPr>
+              <w:t xml:space="preserve"> Mythos – wissenschaftlich widerlegt</w:t>
+            </w:r>
+          </w:p>
+          <w:p>
+            <w:pPr>
+              <w:spacing w:after="160" w:line="259" w:lineRule="auto"/>
+              <w:rPr>
+                <w:rFonts w:cstheme="minorHAnsi"/>
+                <w:color w:val="000000" w:themeColor="text1"/>
+              </w:rPr>
+            </w:pPr>
+            <w:r>
+              <w:rPr>
+                <w:rFonts w:cstheme="minorHAnsi"/>
+                <w:b/>
+                <w:bCs/>
+                <w:color w:val="000000" w:themeColor="text1"/>
+              </w:rPr>
+              <w:t>Besonderer Befund:</w:t>
+            </w:r>
+            <w:r>
+              <w:rPr>
+                <w:rFonts w:cstheme="minorHAnsi"/>
+                <w:color w:val="000000" w:themeColor="text1"/>
+              </w:rPr>
+              <w:t xml:space="preserve"> Die Studie zeigt, dass </w:t>
+            </w:r>
+            <w:r>
+              <w:rPr>
+                <w:rFonts w:cstheme="minorHAnsi"/>
+                <w:i/>
+                <w:iCs/>
+                <w:color w:val="000000" w:themeColor="text1"/>
+              </w:rPr>
+              <w:t>Erwartungen</w:t>
+            </w:r>
+            <w:r>
+              <w:rPr>
+                <w:rFonts w:cstheme="minorHAnsi"/>
+                <w:color w:val="000000" w:themeColor="text1"/>
+              </w:rPr>
+              <w:t xml:space="preserve"> das Verhalten beeinflussen: Mütter, die glaubten, ihr Kind habe Zucker bekommen (obwohl es keinen bekam), schätzten es als hyperaktiver ein. Das ist ein klassischer </w:t>
+            </w:r>
+            <w:r>
+              <w:rPr>
+                <w:rFonts w:cstheme="minorHAnsi"/>
+                <w:b/>
+                <w:bCs/>
+                <w:color w:val="000000" w:themeColor="text1"/>
+              </w:rPr>
+              <w:t>Placebo/Nocebo-Effekt</w:t>
+            </w:r>
+            <w:r>
+              <w:rPr>
+                <w:rFonts w:cstheme="minorHAnsi"/>
+                <w:color w:val="000000" w:themeColor="text1"/>
+              </w:rPr>
+              <w:t xml:space="preserve"> und zeigt, wie stark Erwartungen Wahrnehmung formen.</w:t>
+            </w:r>
+          </w:p>
+          <w:p>
+            <w:pPr>
+              <w:spacing w:after="160" w:line="259" w:lineRule="auto"/>
+              <w:rPr>
+                <w:rFonts w:cstheme="minorHAnsi"/>
+                <w:color w:val="000000" w:themeColor="text1"/>
+              </w:rPr>
+            </w:pPr>
+            <w:r>
+              <w:rPr>
+                <w:rFonts w:cstheme="minorHAnsi"/>
+                <w:b/>
+                <w:bCs/>
+                <w:color w:val="000000" w:themeColor="text1"/>
+              </w:rPr>
+              <w:t>Warum dieser Mythos so hartnäckig ist:</w:t>
+            </w:r>
+          </w:p>
+          <w:p>
+            <w:pPr>
+              <w:numPr>
+                <w:ilvl w:val="0"/>
+                <w:numId w:val="43"/>
+              </w:numPr>
+              <w:spacing w:after="160" w:line="259" w:lineRule="auto"/>
+              <w:rPr>
+                <w:rFonts w:cstheme="minorHAnsi"/>
+                <w:color w:val="000000" w:themeColor="text1"/>
+              </w:rPr>
+            </w:pPr>
+            <w:r>
+              <w:rPr>
+                <w:rFonts w:cstheme="minorHAnsi"/>
+                <w:color w:val="000000" w:themeColor="text1"/>
+              </w:rPr>
+              <w:t>Sozialer Beweis: Fast alle Eltern „wissen" das</w:t>
+            </w:r>
+          </w:p>
+          <w:p>
+            <w:pPr>
+              <w:numPr>
+                <w:ilvl w:val="0"/>
+                <w:numId w:val="43"/>
+              </w:numPr>
+              <w:spacing w:after="160" w:line="259" w:lineRule="auto"/>
+              <w:rPr>
+                <w:rFonts w:cstheme="minorHAnsi"/>
+                <w:color w:val="000000" w:themeColor="text1"/>
+              </w:rPr>
+            </w:pPr>
+            <w:r>
+              <w:rPr>
+                <w:rFonts w:cstheme="minorHAnsi"/>
+                <w:color w:val="000000" w:themeColor="text1"/>
+              </w:rPr>
+              <w:t>Bestätigungsfehler: Man achtet nach dem Fest auf das Verhalten und findet Bestätigung</w:t>
+            </w:r>
+          </w:p>
+          <w:p>
+            <w:pPr>
+              <w:numPr>
+                <w:ilvl w:val="0"/>
+                <w:numId w:val="43"/>
+              </w:numPr>
+              <w:spacing w:after="160" w:line="259" w:lineRule="auto"/>
+              <w:rPr>
+                <w:rFonts w:cstheme="minorHAnsi"/>
+                <w:color w:val="000000" w:themeColor="text1"/>
+              </w:rPr>
+            </w:pPr>
+            <w:r>
+              <w:rPr>
+                <w:rFonts w:cstheme="minorHAnsi"/>
+                <w:color w:val="000000" w:themeColor="text1"/>
+              </w:rPr>
+              <w:t>Kontextverwirrung: Aufregung + Schlafmangel = Hyperaktivität, nicht Zucker</w:t>
+            </w:r>
+          </w:p>
+          <w:p>
+            <w:pPr>
+              <w:spacing w:after="160" w:line="259" w:lineRule="auto"/>
+              <w:rPr>
+                <w:rFonts w:cstheme="minorHAnsi"/>
+                <w:color w:val="000000" w:themeColor="text1"/>
+              </w:rPr>
+            </w:pPr>
+            <w:r>
+              <w:rPr>
+                <w:rFonts w:cstheme="minorHAnsi"/>
+                <w:b/>
+                <w:bCs/>
+                <w:color w:val="000000" w:themeColor="text1"/>
+              </w:rPr>
+              <w:t>Didaktischer Hinweis:</w:t>
+            </w:r>
+            <w:r>
+              <w:rPr>
+                <w:rFonts w:cstheme="minorHAnsi"/>
+                <w:color w:val="000000" w:themeColor="text1"/>
+              </w:rPr>
+              <w:t xml:space="preserve"> Dieser Fall eignet sich besonders gut für die Diskussion über den Unterschied zwischen Erfahrung (Anekdote) und Evidenz (Studie). Beides ist verständlich – aber unterschiedlich belastbar.</w:t>
             </w:r>
           </w:p>
           <w:p>
@@ -9919,6 +10328,18 @@
                 <w:color w:val="000000" w:themeColor="text1"/>
               </w:rPr>
             </w:pPr>
+          </w:p>
+          <w:p>
+            <w:pPr>
+              <w:tabs>
+                <w:tab w:val="left" w:pos="273"/>
+              </w:tabs>
+              <w:spacing w:line="276" w:lineRule="auto"/>
+              <w:rPr>
+                <w:rFonts w:cstheme="minorHAnsi"/>
+                <w:color w:val="000000" w:themeColor="text1"/>
+              </w:rPr>
+            </w:pPr>
             <w:r>
               <w:rPr>
                 <w:rFonts w:cstheme="minorHAnsi"/>
@@ -9926,6 +10347,118 @@
               </w:rPr>
               <w:t>AB 3d (Vitamin C &amp; Erkältungen):</w:t>
             </w:r>
+          </w:p>
+          <w:p>
+            <w:pPr>
+              <w:spacing w:after="160" w:line="259" w:lineRule="auto"/>
+              <w:rPr>
+                <w:rFonts w:cstheme="minorHAnsi"/>
+                <w:color w:val="000000" w:themeColor="text1"/>
+              </w:rPr>
+            </w:pPr>
+            <w:r>
+              <w:rPr>
+                <w:rFonts w:cstheme="minorHAnsi"/>
+                <w:b/>
+                <w:bCs/>
+                <w:color w:val="000000" w:themeColor="text1"/>
+              </w:rPr>
+              <w:t>Ergebnis:</w:t>
+            </w:r>
+            <w:r>
+              <w:rPr>
+                <w:rFonts w:cstheme="minorHAnsi"/>
+                <w:color w:val="000000" w:themeColor="text1"/>
+              </w:rPr>
+              <w:t xml:space="preserve"> Übertrieben – Evidenz ist schwächer als behauptet</w:t>
+            </w:r>
+          </w:p>
+          <w:p>
+            <w:pPr>
+              <w:spacing w:after="160" w:line="259" w:lineRule="auto"/>
+              <w:rPr>
+                <w:rFonts w:cstheme="minorHAnsi"/>
+                <w:color w:val="000000" w:themeColor="text1"/>
+              </w:rPr>
+            </w:pPr>
+            <w:r>
+              <w:rPr>
+                <w:rFonts w:cstheme="minorHAnsi"/>
+                <w:b/>
+                <w:bCs/>
+                <w:color w:val="000000" w:themeColor="text1"/>
+              </w:rPr>
+              <w:t>Begründung:</w:t>
+            </w:r>
+            <w:r>
+              <w:rPr>
+                <w:rFonts w:cstheme="minorHAnsi"/>
+                <w:color w:val="000000" w:themeColor="text1"/>
+              </w:rPr>
+              <w:t xml:space="preserve"> Vitamin C hat eine begrenzte, kontextabhängige Schutzwirkung (bei Extrembelastung). Bei der normalen Bevölkerung ist die Evidenz sehr schwach. Die Behauptung „Studien beweisen" ist irreführend – die tatsächliche Befundlage ist differenzierter.</w:t>
+            </w:r>
+          </w:p>
+          <w:p>
+            <w:pPr>
+              <w:spacing w:after="160" w:line="259" w:lineRule="auto"/>
+              <w:rPr>
+                <w:rFonts w:cstheme="minorHAnsi"/>
+                <w:color w:val="000000" w:themeColor="text1"/>
+              </w:rPr>
+            </w:pPr>
+            <w:r>
+              <w:rPr>
+                <w:rFonts w:cstheme="minorHAnsi"/>
+                <w:b/>
+                <w:bCs/>
+                <w:color w:val="000000" w:themeColor="text1"/>
+              </w:rPr>
+              <w:t>Warum dieses Beispiel wertvoll ist:</w:t>
+            </w:r>
+            <w:r>
+              <w:rPr>
+                <w:rFonts w:cstheme="minorHAnsi"/>
+                <w:color w:val="000000" w:themeColor="text1"/>
+              </w:rPr>
+              <w:t xml:space="preserve"> Das ist das komplexeste der vier Beispiele. Die Wahrheit ist weder eindeutig „ja" noch eindeutig „nein". Das zeigt: Wissenschaft arbeitet mit Wahrscheinlichkeiten und Kontexten, nicht mit absoluten Beweisen. Faktencheck kann zu einem Ergebnis führen wie: „Die Evidenz ist schwach – ich entscheide selbst."</w:t>
+            </w:r>
+          </w:p>
+          <w:p>
+            <w:pPr>
+              <w:spacing w:after="160" w:line="259" w:lineRule="auto"/>
+              <w:rPr>
+                <w:rFonts w:cstheme="minorHAnsi"/>
+                <w:color w:val="000000" w:themeColor="text1"/>
+              </w:rPr>
+            </w:pPr>
+            <w:r>
+              <w:rPr>
+                <w:rFonts w:cstheme="minorHAnsi"/>
+                <w:b/>
+                <w:bCs/>
+                <w:color w:val="000000" w:themeColor="text1"/>
+              </w:rPr>
+              <w:t>Zusatz Sek II:</w:t>
+            </w:r>
+            <w:r>
+              <w:rPr>
+                <w:rFonts w:cstheme="minorHAnsi"/>
+                <w:color w:val="000000" w:themeColor="text1"/>
+              </w:rPr>
+              <w:t xml:space="preserve"> Der Cochrane Review als Quelle einführen – Übersichtsarbeiten (Meta-Analysen) sind in der Medizin die verlässlichste Evidenzform, weil sie viele Studien zusammenfassen und methodisch bewerten.</w:t>
+            </w:r>
+          </w:p>
+          <w:p>
+            <w:pPr>
+              <w:tabs>
+                <w:tab w:val="left" w:pos="273"/>
+              </w:tabs>
+              <w:spacing w:line="276" w:lineRule="auto"/>
+              <w:rPr>
+                <w:rFonts w:cstheme="minorHAnsi"/>
+                <w:color w:val="000000" w:themeColor="text1"/>
+              </w:rPr>
+            </w:pPr>
           </w:p>
           <w:p>
             <w:pPr>
@@ -10257,7 +10790,6 @@
                 <w:rFonts w:cstheme="minorHAnsi"/>
                 <w:color w:val="000000" w:themeColor="text1"/>
               </w:rPr>
-              <w:lastRenderedPageBreak/>
               <w:t>– Volle QQQQ-Methode ohne vereinfachende Hilfen</w:t>
             </w:r>
           </w:p>
@@ -10358,14 +10890,7 @@
                 <w:rFonts w:cstheme="minorHAnsi"/>
                 <w:color w:val="000000" w:themeColor="text1"/>
               </w:rPr>
-              <w:t>– Ergebnis kann auch „unklar / Datenlage uneinheitlich" sein – das ist eine valide wissenschaftliche Antwort</w:t>
-            </w:r>
-            <w:r>
-              <w:rPr>
-                <w:rFonts w:cstheme="minorHAnsi"/>
-                <w:color w:val="000000" w:themeColor="text1"/>
-              </w:rPr>
-              <w:t xml:space="preserve"> </w:t>
+              <w:t xml:space="preserve">– Ergebnis kann auch „unklar / Datenlage uneinheitlich" sein – das ist eine valide wissenschaftliche Antwort </w:t>
             </w:r>
           </w:p>
           <w:p>
@@ -10470,14 +10995,7 @@
                 <w:rFonts w:cstheme="minorHAnsi"/>
                 <w:color w:val="EE0000"/>
               </w:rPr>
-              <w:t>Detektiv-</w:t>
-            </w:r>
-            <w:r>
-              <w:rPr>
-                <w:rFonts w:cstheme="minorHAnsi"/>
-                <w:color w:val="EE0000"/>
-              </w:rPr>
-              <w:t>Arbeitsblatt 2</w:t>
+              <w:t>Detektiv-Arbeitsblatt 2</w:t>
             </w:r>
           </w:p>
           <w:p>
@@ -10650,34 +11168,7 @@
                 <w:bCs/>
                 <w:color w:val="000000" w:themeColor="text1"/>
               </w:rPr>
-              <w:t>M</w:t>
-            </w:r>
-            <w:r>
-              <w:rPr>
-                <w:rFonts w:cstheme="minorHAnsi"/>
-                <w:b/>
-                <w:bCs/>
-                <w:color w:val="000000" w:themeColor="text1"/>
-              </w:rPr>
-              <w:t xml:space="preserve">ethodische </w:t>
-            </w:r>
-            <w:r>
-              <w:rPr>
-                <w:rFonts w:cstheme="minorHAnsi"/>
-                <w:b/>
-                <w:bCs/>
-                <w:color w:val="000000" w:themeColor="text1"/>
-              </w:rPr>
-              <w:t>Hinweise</w:t>
-            </w:r>
-            <w:r>
-              <w:rPr>
-                <w:rFonts w:cstheme="minorHAnsi"/>
-                <w:b/>
-                <w:bCs/>
-                <w:color w:val="000000" w:themeColor="text1"/>
-              </w:rPr>
-              <w:t>:</w:t>
+              <w:t>Methodische Hinweise:</w:t>
             </w:r>
           </w:p>
           <w:p>
@@ -11017,21 +11508,7 @@
                 <w:rFonts w:cstheme="minorHAnsi"/>
                 <w:color w:val="000000" w:themeColor="text1"/>
               </w:rPr>
-              <w:t>Ku</w:t>
-            </w:r>
-            <w:r>
-              <w:rPr>
-                <w:rFonts w:cstheme="minorHAnsi"/>
-                <w:color w:val="000000" w:themeColor="text1"/>
-              </w:rPr>
-              <w:t>rzer Schluss-Impuls: „Unkritisch übernommene Gesundheitstipps können zu schädlichen Entscheidungen führen – die QQQQ-Methode schützt vor gesundheitlichen Fehlentscheidungen und stärkt Selbstbestimmung über den eigenen Körper.</w:t>
-            </w:r>
-            <w:r>
-              <w:rPr>
-                <w:rFonts w:cstheme="minorHAnsi"/>
-                <w:color w:val="000000" w:themeColor="text1"/>
-              </w:rPr>
-              <w:t xml:space="preserve"> Denn vor allem verzerrte Körperbilder können teils zu dramatischen gesundheitlichen Konsequenzen führen. </w:t>
+              <w:t xml:space="preserve">Kurzer Schluss-Impuls: „Unkritisch übernommene Gesundheitstipps können zu schädlichen Entscheidungen führen – die QQQQ-Methode schützt vor gesundheitlichen Fehlentscheidungen und stärkt Selbstbestimmung über den eigenen Körper. Denn vor allem verzerrte Körperbilder können teils zu dramatischen gesundheitlichen Konsequenzen führen. </w:t>
             </w:r>
           </w:p>
           <w:p>
@@ -11108,14 +11585,7 @@
                 <w:rFonts w:cstheme="minorHAnsi"/>
                 <w:color w:val="EE0000"/>
               </w:rPr>
-              <w:t xml:space="preserve">Barmer.de / rki.de / </w:t>
-            </w:r>
-            <w:r>
-              <w:rPr>
-                <w:rFonts w:cstheme="minorHAnsi"/>
-                <w:color w:val="EE0000"/>
-              </w:rPr>
-              <w:t>bioeg.de/</w:t>
+              <w:t>Barmer.de / rki.de / bioeg.de/</w:t>
             </w:r>
             <w:r>
               <w:rPr>
@@ -11220,74 +11690,52 @@
                 <w:rFonts w:cstheme="minorHAnsi"/>
                 <w:color w:val="000000" w:themeColor="text1"/>
               </w:rPr>
-              <w:lastRenderedPageBreak/>
-              <w:t xml:space="preserve">Im Plenum erklärt die </w:t>
-            </w:r>
-            <w:r>
-              <w:rPr>
-                <w:rFonts w:cstheme="minorHAnsi"/>
-                <w:color w:val="000000" w:themeColor="text1"/>
-              </w:rPr>
-              <w:t>Lehrkraft</w:t>
-            </w:r>
-            <w:r>
-              <w:rPr>
-                <w:rFonts w:cstheme="minorHAnsi"/>
-                <w:color w:val="000000" w:themeColor="text1"/>
-              </w:rPr>
-              <w:t xml:space="preserve">, dass </w:t>
-            </w:r>
-            <w:r>
-              <w:rPr>
-                <w:rFonts w:cstheme="minorHAnsi"/>
-                <w:color w:val="000000" w:themeColor="text1"/>
-              </w:rPr>
-              <w:t>Gesundheitsmythen kommen nicht nur als Faktenaussagen – sie sind oft mit Körperbildern und Idealen verknüpft. Wir schauen jetzt, wie das in der Praxis aussieht."</w:t>
-            </w:r>
-          </w:p>
-          <w:p>
-            <w:pPr>
-              <w:tabs>
-                <w:tab w:val="left" w:pos="273"/>
-              </w:tabs>
-              <w:spacing w:line="276" w:lineRule="auto"/>
-              <w:rPr>
-                <w:rFonts w:cstheme="minorHAnsi"/>
-                <w:color w:val="000000" w:themeColor="text1"/>
-              </w:rPr>
-            </w:pPr>
-          </w:p>
-          <w:p>
-            <w:pPr>
-              <w:tabs>
-                <w:tab w:val="left" w:pos="273"/>
-              </w:tabs>
-              <w:spacing w:line="276" w:lineRule="auto"/>
-              <w:rPr>
-                <w:rFonts w:cstheme="minorHAnsi"/>
-                <w:color w:val="000000" w:themeColor="text1"/>
-              </w:rPr>
-            </w:pPr>
-            <w:r>
-              <w:rPr>
-                <w:rFonts w:cstheme="minorHAnsi"/>
-                <w:color w:val="000000" w:themeColor="text1"/>
-              </w:rPr>
-              <w:t>In 3er/4er-</w:t>
-            </w:r>
-            <w:r>
-              <w:rPr>
-                <w:rFonts w:cstheme="minorHAnsi"/>
-                <w:color w:val="000000" w:themeColor="text1"/>
-              </w:rPr>
-              <w:t>Gruppe</w:t>
-            </w:r>
-            <w:r>
-              <w:rPr>
-                <w:rFonts w:cstheme="minorHAnsi"/>
-                <w:color w:val="000000" w:themeColor="text1"/>
-              </w:rPr>
-              <w:t>n</w:t>
+              <w:t>Im Plenum erklärt die Lehrkraft, dass Gesundheitsmythen kommen nicht nur als Faktenaussagen – sie sind oft mit Körperbildern und Idealen verknüpft. Wir schauen jetzt, wie das in der Praxis aussieht."</w:t>
+            </w:r>
+          </w:p>
+          <w:p>
+            <w:pPr>
+              <w:tabs>
+                <w:tab w:val="left" w:pos="273"/>
+              </w:tabs>
+              <w:spacing w:line="276" w:lineRule="auto"/>
+              <w:rPr>
+                <w:rFonts w:cstheme="minorHAnsi"/>
+                <w:color w:val="000000" w:themeColor="text1"/>
+              </w:rPr>
+            </w:pPr>
+          </w:p>
+          <w:p>
+            <w:pPr>
+              <w:tabs>
+                <w:tab w:val="left" w:pos="273"/>
+              </w:tabs>
+              <w:spacing w:line="276" w:lineRule="auto"/>
+              <w:rPr>
+                <w:rFonts w:cstheme="minorHAnsi"/>
+                <w:color w:val="000000" w:themeColor="text1"/>
+              </w:rPr>
+            </w:pPr>
+            <w:r>
+              <w:rPr>
+                <w:rFonts w:cstheme="minorHAnsi"/>
+                <w:color w:val="000000" w:themeColor="text1"/>
+              </w:rPr>
+              <w:t xml:space="preserve">In 3er/4er-Gruppen wird </w:t>
+            </w:r>
+            <w:r>
+              <w:rPr>
+                <w:rFonts w:cstheme="minorHAnsi"/>
+                <w:color w:val="000000" w:themeColor="text1"/>
+              </w:rPr>
+              <w:t>danach</w:t>
+            </w:r>
+            <w:r>
+              <w:rPr>
+                <w:rFonts w:cstheme="minorHAnsi"/>
+                <w:color w:val="000000" w:themeColor="text1"/>
+              </w:rPr>
+              <w:t xml:space="preserve"> mit Arbeitsblatt 4</w:t>
             </w:r>
             <w:r>
               <w:rPr>
@@ -11301,82 +11749,26 @@
                 <w:rFonts w:cstheme="minorHAnsi"/>
                 <w:color w:val="000000" w:themeColor="text1"/>
               </w:rPr>
-              <w:t xml:space="preserve">wird </w:t>
-            </w:r>
-            <w:r>
-              <w:rPr>
-                <w:rFonts w:cstheme="minorHAnsi"/>
-                <w:color w:val="000000" w:themeColor="text1"/>
-              </w:rPr>
-              <w:t>danach</w:t>
-            </w:r>
-            <w:r>
-              <w:rPr>
-                <w:rFonts w:cstheme="minorHAnsi"/>
-                <w:color w:val="000000" w:themeColor="text1"/>
-              </w:rPr>
-              <w:t xml:space="preserve"> mit Arbeitsblatt 4</w:t>
-            </w:r>
-            <w:r>
-              <w:rPr>
-                <w:rFonts w:cstheme="minorHAnsi"/>
-                <w:color w:val="000000" w:themeColor="text1"/>
-              </w:rPr>
-              <w:t xml:space="preserve"> </w:t>
-            </w:r>
-            <w:r>
-              <w:rPr>
-                <w:rFonts w:cstheme="minorHAnsi"/>
-                <w:color w:val="000000" w:themeColor="text1"/>
-              </w:rPr>
-              <w:t xml:space="preserve">je ein </w:t>
-            </w:r>
-            <w:r>
-              <w:rPr>
-                <w:rFonts w:cstheme="minorHAnsi"/>
-                <w:color w:val="000000" w:themeColor="text1"/>
-              </w:rPr>
-              <w:t>fiktives Influencer-Profil (Fitness / Ernährung / Beauty)</w:t>
-            </w:r>
-            <w:r>
-              <w:rPr>
-                <w:rFonts w:cstheme="minorHAnsi"/>
-                <w:color w:val="000000" w:themeColor="text1"/>
-              </w:rPr>
-              <w:t xml:space="preserve"> analysiert</w:t>
-            </w:r>
-            <w:r>
-              <w:rPr>
-                <w:rFonts w:cstheme="minorHAnsi"/>
-                <w:color w:val="000000" w:themeColor="text1"/>
-              </w:rPr>
-              <w:t>. Leitfragen: Welches Körperbild wird vermittelt? Welche Gesundheitsbehauptungen werden gemacht? Wer profitiert davon?</w:t>
-            </w:r>
-          </w:p>
-          <w:p>
-            <w:pPr>
-              <w:tabs>
-                <w:tab w:val="left" w:pos="273"/>
-              </w:tabs>
-              <w:spacing w:line="276" w:lineRule="auto"/>
-              <w:rPr>
-                <w:rFonts w:cstheme="minorHAnsi"/>
-                <w:color w:val="000000" w:themeColor="text1"/>
-              </w:rPr>
-            </w:pPr>
-            <w:r>
-              <w:rPr>
-                <w:rFonts w:cstheme="minorHAnsi"/>
-                <w:color w:val="000000" w:themeColor="text1"/>
-              </w:rPr>
-              <w:t xml:space="preserve">Die Auswertung erfolgt im Plenum durch zwei Kernfrgen: </w:t>
-            </w:r>
-            <w:r>
-              <w:rPr>
-                <w:rFonts w:cstheme="minorHAnsi"/>
-                <w:color w:val="000000" w:themeColor="text1"/>
-              </w:rPr>
-              <w:t>„Wie realistisch sind diese Ideale?" und „Welche Risiken entstehen – für den Körper, für das Selbstbild?"</w:t>
+              <w:t>je ein fiktives Influencer-Profil (Fitness / Ernährung / Beauty) analysiert. Leitfragen: Welches Körperbild wird vermittelt? Welche Gesundheitsbehauptungen werden gemacht? Wer profitiert davon?</w:t>
+            </w:r>
+          </w:p>
+          <w:p>
+            <w:pPr>
+              <w:tabs>
+                <w:tab w:val="left" w:pos="273"/>
+              </w:tabs>
+              <w:spacing w:line="276" w:lineRule="auto"/>
+              <w:rPr>
+                <w:rFonts w:cstheme="minorHAnsi"/>
+                <w:color w:val="000000" w:themeColor="text1"/>
+              </w:rPr>
+            </w:pPr>
+            <w:r>
+              <w:rPr>
+                <w:rFonts w:cstheme="minorHAnsi"/>
+                <w:color w:val="000000" w:themeColor="text1"/>
+              </w:rPr>
+              <w:t>Die Auswertung erfolgt im Plenum durch zwei Kernfrgen: „Wie realistisch sind diese Ideale?" und „Welche Risiken entstehen – für den Körper, für das Selbstbild?"</w:t>
             </w:r>
           </w:p>
           <w:p>
@@ -11811,21 +12203,7 @@
                 <w:rFonts w:cstheme="minorHAnsi"/>
                 <w:color w:val="000000" w:themeColor="text1"/>
               </w:rPr>
-              <w:t>–</w:t>
-            </w:r>
-            <w:r>
-              <w:rPr>
-                <w:rFonts w:cstheme="minorHAnsi"/>
-                <w:color w:val="000000" w:themeColor="text1"/>
-              </w:rPr>
-              <w:t xml:space="preserve"> </w:t>
-            </w:r>
-            <w:r>
-              <w:rPr>
-                <w:rFonts w:cstheme="minorHAnsi"/>
-                <w:color w:val="000000" w:themeColor="text1"/>
-              </w:rPr>
-              <w:t>„Nicht realistisch – der Körper ist durch Training UND genetische Voraussetzungen so"</w:t>
+              <w:t>– „Nicht realistisch – der Körper ist durch Training UND genetische Voraussetzungen so"</w:t>
             </w:r>
           </w:p>
           <w:p>
@@ -11845,21 +12223,7 @@
                 <w:rFonts w:cstheme="minorHAnsi"/>
                 <w:color w:val="000000" w:themeColor="text1"/>
               </w:rPr>
-              <w:t>–</w:t>
-            </w:r>
-            <w:r>
-              <w:rPr>
-                <w:rFonts w:cstheme="minorHAnsi"/>
-                <w:color w:val="000000" w:themeColor="text1"/>
-              </w:rPr>
-              <w:t xml:space="preserve"> </w:t>
-            </w:r>
-            <w:r>
-              <w:rPr>
-                <w:rFonts w:cstheme="minorHAnsi"/>
-                <w:color w:val="000000" w:themeColor="text1"/>
-              </w:rPr>
-              <w:t>„Er bewirbt Proteinpulver – da verdient er dran"</w:t>
+              <w:t>– „Er bewirbt Proteinpulver – da verdient er dran"</w:t>
             </w:r>
           </w:p>
           <w:p>
@@ -11879,21 +12243,7 @@
                 <w:rFonts w:cstheme="minorHAnsi"/>
                 <w:color w:val="000000" w:themeColor="text1"/>
               </w:rPr>
-              <w:t>–</w:t>
-            </w:r>
-            <w:r>
-              <w:rPr>
-                <w:rFonts w:cstheme="minorHAnsi"/>
-                <w:color w:val="000000" w:themeColor="text1"/>
-              </w:rPr>
-              <w:t xml:space="preserve"> </w:t>
-            </w:r>
-            <w:r>
-              <w:rPr>
-                <w:rFonts w:cstheme="minorHAnsi"/>
-                <w:color w:val="000000" w:themeColor="text1"/>
-              </w:rPr>
-              <w:t>Sek II: „Kein Disclaimer, obwohl es Werbung ist – Verstoß gegen Kennzeichnungspflicht"</w:t>
+              <w:t>– Sek II: „Kein Disclaimer, obwohl es Werbung ist – Verstoß gegen Kennzeichnungspflicht"</w:t>
             </w:r>
           </w:p>
           <w:p>
@@ -11933,21 +12283,7 @@
                 <w:rFonts w:cstheme="minorHAnsi"/>
                 <w:color w:val="000000" w:themeColor="text1"/>
               </w:rPr>
-              <w:t>–</w:t>
-            </w:r>
-            <w:r>
-              <w:rPr>
-                <w:rFonts w:cstheme="minorHAnsi"/>
-                <w:color w:val="000000" w:themeColor="text1"/>
-              </w:rPr>
-              <w:t xml:space="preserve"> </w:t>
-            </w:r>
-            <w:r>
-              <w:rPr>
-                <w:rFonts w:cstheme="minorHAnsi"/>
-                <w:color w:val="000000" w:themeColor="text1"/>
-              </w:rPr>
-              <w:t>„Clean Eating klingt gut, aber was bedeutet das eigentlich?"</w:t>
+              <w:t>– „Clean Eating klingt gut, aber was bedeutet das eigentlich?"</w:t>
             </w:r>
           </w:p>
           <w:p>
@@ -11967,21 +12303,7 @@
                 <w:rFonts w:cstheme="minorHAnsi"/>
                 <w:color w:val="000000" w:themeColor="text1"/>
               </w:rPr>
-              <w:t>–</w:t>
-            </w:r>
-            <w:r>
-              <w:rPr>
-                <w:rFonts w:cstheme="minorHAnsi"/>
-                <w:color w:val="000000" w:themeColor="text1"/>
-              </w:rPr>
-              <w:t xml:space="preserve"> </w:t>
-            </w:r>
-            <w:r>
-              <w:rPr>
-                <w:rFonts w:cstheme="minorHAnsi"/>
-                <w:color w:val="000000" w:themeColor="text1"/>
-              </w:rPr>
-              <w:t>„Scham für ‚ungesunde' Lebensmittel – das erzeugt Druck"</w:t>
+              <w:t>– „Scham für ‚ungesunde' Lebensmittel – das erzeugt Druck"</w:t>
             </w:r>
           </w:p>
           <w:p>
@@ -12001,21 +12323,7 @@
                 <w:rFonts w:cstheme="minorHAnsi"/>
                 <w:color w:val="000000" w:themeColor="text1"/>
               </w:rPr>
-              <w:t>–</w:t>
-            </w:r>
-            <w:r>
-              <w:rPr>
-                <w:rFonts w:cstheme="minorHAnsi"/>
-                <w:color w:val="000000" w:themeColor="text1"/>
-              </w:rPr>
-              <w:t xml:space="preserve"> </w:t>
-            </w:r>
-            <w:r>
-              <w:rPr>
-                <w:rFonts w:cstheme="minorHAnsi"/>
-                <w:color w:val="000000" w:themeColor="text1"/>
-              </w:rPr>
-              <w:t>Sek II: „Orthorexia-Risiko: Wenn ‚gesund essen' zur Obsession wird"</w:t>
+              <w:t>– Sek II: „Orthorexia-Risiko: Wenn ‚gesund essen' zur Obsession wird"</w:t>
             </w:r>
           </w:p>
           <w:p>
@@ -12055,21 +12363,7 @@
                 <w:rFonts w:cstheme="minorHAnsi"/>
                 <w:color w:val="000000" w:themeColor="text1"/>
               </w:rPr>
-              <w:t>–</w:t>
-            </w:r>
-            <w:r>
-              <w:rPr>
-                <w:rFonts w:cstheme="minorHAnsi"/>
-                <w:color w:val="000000" w:themeColor="text1"/>
-              </w:rPr>
-              <w:t xml:space="preserve"> </w:t>
-            </w:r>
-            <w:r>
-              <w:rPr>
-                <w:rFonts w:cstheme="minorHAnsi"/>
-                <w:color w:val="000000" w:themeColor="text1"/>
-              </w:rPr>
-              <w:t>„Die Haut sieht so aus, weil sie Filter benutzt – das ist kein echtes Ergebnis vom Produkt"</w:t>
+              <w:t>– „Die Haut sieht so aus, weil sie Filter benutzt – das ist kein echtes Ergebnis vom Produkt"</w:t>
             </w:r>
           </w:p>
           <w:p>
@@ -12089,21 +12383,7 @@
                 <w:rFonts w:cstheme="minorHAnsi"/>
                 <w:color w:val="000000" w:themeColor="text1"/>
               </w:rPr>
-              <w:t>–</w:t>
-            </w:r>
-            <w:r>
-              <w:rPr>
-                <w:rFonts w:cstheme="minorHAnsi"/>
-                <w:color w:val="000000" w:themeColor="text1"/>
-              </w:rPr>
-              <w:t xml:space="preserve"> </w:t>
-            </w:r>
-            <w:r>
-              <w:rPr>
-                <w:rFonts w:cstheme="minorHAnsi"/>
-                <w:color w:val="000000" w:themeColor="text1"/>
-              </w:rPr>
-              <w:t>„Angst vor Makel schüren, dann Lösung verkaufen – klassisches Muster"</w:t>
+              <w:t>– „Angst vor Makel schüren, dann Lösung verkaufen – klassisches Muster"</w:t>
             </w:r>
           </w:p>
           <w:p>
@@ -12123,21 +12403,8 @@
                 <w:rFonts w:cstheme="minorHAnsi"/>
                 <w:color w:val="000000" w:themeColor="text1"/>
               </w:rPr>
-              <w:t>–</w:t>
-            </w:r>
-            <w:r>
-              <w:rPr>
-                <w:rFonts w:cstheme="minorHAnsi"/>
-                <w:color w:val="000000" w:themeColor="text1"/>
-              </w:rPr>
-              <w:t xml:space="preserve"> </w:t>
-            </w:r>
-            <w:r>
-              <w:rPr>
-                <w:rFonts w:cstheme="minorHAnsi"/>
-                <w:color w:val="000000" w:themeColor="text1"/>
-              </w:rPr>
-              <w:t>Sek II: „Das Geschäftsmodell basiert auf Körperunsicherheit – je unsicherer, desto kaufbereiter"</w:t>
+              <w:lastRenderedPageBreak/>
+              <w:t>– Sek II: „Das Geschäftsmodell basiert auf Körperunsicherheit – je unsicherer, desto kaufbereiter"</w:t>
             </w:r>
           </w:p>
           <w:p>
@@ -12233,14 +12500,7 @@
                 <w:rFonts w:cstheme="minorHAnsi"/>
                 <w:color w:val="000000" w:themeColor="text1"/>
               </w:rPr>
-              <w:t xml:space="preserve">Im Plenum stellt die </w:t>
-            </w:r>
-            <w:r>
-              <w:rPr>
-                <w:rFonts w:cstheme="minorHAnsi"/>
-                <w:color w:val="000000" w:themeColor="text1"/>
-              </w:rPr>
-              <w:t xml:space="preserve">Lehrkraft die Kernfrage: </w:t>
+              <w:t xml:space="preserve">Im Plenum stellt die Lehrkraft die Kernfrage: </w:t>
             </w:r>
             <w:r>
               <w:rPr>
@@ -12287,28 +12547,7 @@
                 <w:rFonts w:cstheme="minorHAnsi"/>
                 <w:color w:val="000000" w:themeColor="text1"/>
               </w:rPr>
-              <w:t xml:space="preserve">Die </w:t>
-            </w:r>
-            <w:r>
-              <w:rPr>
-                <w:rFonts w:cstheme="minorHAnsi"/>
-                <w:color w:val="000000" w:themeColor="text1"/>
-              </w:rPr>
-              <w:t>Gruppen aus Phase 4 ergänzen ihre Analyse</w:t>
-            </w:r>
-            <w:r>
-              <w:rPr>
-                <w:rFonts w:cstheme="minorHAnsi"/>
-                <w:color w:val="000000" w:themeColor="text1"/>
-              </w:rPr>
-              <w:t xml:space="preserve"> zu den fiktiven Influencer:innenprofilen auf Arbeitsblatt 4</w:t>
-            </w:r>
-            <w:r>
-              <w:rPr>
-                <w:rFonts w:cstheme="minorHAnsi"/>
-                <w:color w:val="000000" w:themeColor="text1"/>
-              </w:rPr>
-              <w:t>: Werbung, Affiliate-Links, Produktverkäufe, Reichweite. *„Macht es einen Unterschied, ob jemand bezahlt wurde, als er etwas empfohlen hat?"</w:t>
+              <w:t>Die Gruppen aus Phase 4 ergänzen ihre Analyse zu den fiktiven Influencer:innenprofilen auf Arbeitsblatt 4: Werbung, Affiliate-Links, Produktverkäufe, Reichweite. *„Macht es einen Unterschied, ob jemand bezahlt wurde, als er etwas empfohlen hat?"</w:t>
             </w:r>
           </w:p>
           <w:p>
@@ -12346,7 +12585,6 @@
                 <w:rFonts w:cstheme="minorHAnsi"/>
                 <w:color w:val="000000" w:themeColor="text1"/>
               </w:rPr>
-              <w:lastRenderedPageBreak/>
               <w:t>Ergebnisse zusammenführen. Lehrkraft strukturiert: (1) Wer profitiert von Mythen? (2) Welche Rolle spielt der Algorithmus? (3) Was hat das mit uns zu tun?</w:t>
             </w:r>
           </w:p>
@@ -12477,21 +12715,7 @@
                 <w:rFonts w:cstheme="minorHAnsi"/>
                 <w:color w:val="000000" w:themeColor="text1"/>
               </w:rPr>
-              <w:t>–</w:t>
-            </w:r>
-            <w:r>
-              <w:rPr>
-                <w:rFonts w:cstheme="minorHAnsi"/>
-                <w:color w:val="000000" w:themeColor="text1"/>
-              </w:rPr>
-              <w:t xml:space="preserve"> </w:t>
-            </w:r>
-            <w:r>
-              <w:rPr>
-                <w:rFonts w:cstheme="minorHAnsi"/>
-                <w:color w:val="000000" w:themeColor="text1"/>
-              </w:rPr>
-              <w:t xml:space="preserve">Werbung klar benennen: </w:t>
+              <w:t xml:space="preserve">– Werbung klar benennen: </w:t>
             </w:r>
             <w:r>
               <w:rPr>
@@ -12520,21 +12744,7 @@
                 <w:rFonts w:cstheme="minorHAnsi"/>
                 <w:color w:val="000000" w:themeColor="text1"/>
               </w:rPr>
-              <w:t>–</w:t>
-            </w:r>
-            <w:r>
-              <w:rPr>
-                <w:rFonts w:cstheme="minorHAnsi"/>
-                <w:color w:val="000000" w:themeColor="text1"/>
-              </w:rPr>
-              <w:t xml:space="preserve"> </w:t>
-            </w:r>
-            <w:r>
-              <w:rPr>
-                <w:rFonts w:cstheme="minorHAnsi"/>
-                <w:color w:val="000000" w:themeColor="text1"/>
-              </w:rPr>
-              <w:t>Einfache Interessen benennen: Geld verdienen, Follower gewinnen, bekannt werden</w:t>
+              <w:t>– Einfache Interessen benennen: Geld verdienen, Follower gewinnen, bekannt werden</w:t>
             </w:r>
           </w:p>
           <w:p>
@@ -12554,14 +12764,7 @@
                 <w:rFonts w:cstheme="minorHAnsi"/>
                 <w:color w:val="000000" w:themeColor="text1"/>
               </w:rPr>
-              <w:t>–</w:t>
-            </w:r>
-            <w:r>
-              <w:rPr>
-                <w:rFonts w:cstheme="minorHAnsi"/>
-                <w:color w:val="000000" w:themeColor="text1"/>
-              </w:rPr>
-              <w:t xml:space="preserve"> </w:t>
+              <w:t xml:space="preserve">– </w:t>
             </w:r>
             <w:r>
               <w:rPr>
@@ -12621,21 +12824,7 @@
                 <w:rFonts w:cstheme="minorHAnsi"/>
                 <w:color w:val="000000" w:themeColor="text1"/>
               </w:rPr>
-              <w:t>–</w:t>
-            </w:r>
-            <w:r>
-              <w:rPr>
-                <w:rFonts w:cstheme="minorHAnsi"/>
-                <w:color w:val="000000" w:themeColor="text1"/>
-              </w:rPr>
-              <w:t xml:space="preserve"> </w:t>
-            </w:r>
-            <w:r>
-              <w:rPr>
-                <w:rFonts w:cstheme="minorHAnsi"/>
-                <w:color w:val="000000" w:themeColor="text1"/>
-              </w:rPr>
-              <w:t>EU-Regulierung: Kennzeichnungspflicht für Werbung, Grenzen der Regulierung bei Algorithmen</w:t>
+              <w:t>– EU-Regulierung: Kennzeichnungspflicht für Werbung, Grenzen der Regulierung bei Algorithmen</w:t>
             </w:r>
           </w:p>
           <w:p>
@@ -12655,21 +12844,7 @@
                 <w:rFonts w:cstheme="minorHAnsi"/>
                 <w:color w:val="000000" w:themeColor="text1"/>
               </w:rPr>
-              <w:t>–</w:t>
-            </w:r>
-            <w:r>
-              <w:rPr>
-                <w:rFonts w:cstheme="minorHAnsi"/>
-                <w:color w:val="000000" w:themeColor="text1"/>
-              </w:rPr>
-              <w:t xml:space="preserve"> </w:t>
-            </w:r>
-            <w:r>
-              <w:rPr>
-                <w:rFonts w:cstheme="minorHAnsi"/>
-                <w:color w:val="000000" w:themeColor="text1"/>
-              </w:rPr>
-              <w:t>Plattformverantwortung: Welche Pflichten haben Plattformen beim Verbreiten von Gesundheitsmythen?</w:t>
+              <w:t>– Plattformverantwortung: Welche Pflichten haben Plattformen beim Verbreiten von Gesundheitsmythen?</w:t>
             </w:r>
           </w:p>
           <w:p>
@@ -12689,21 +12864,7 @@
                 <w:rFonts w:cstheme="minorHAnsi"/>
                 <w:color w:val="000000" w:themeColor="text1"/>
               </w:rPr>
-              <w:t>–</w:t>
-            </w:r>
-            <w:r>
-              <w:rPr>
-                <w:rFonts w:cstheme="minorHAnsi"/>
-                <w:color w:val="000000" w:themeColor="text1"/>
-              </w:rPr>
-              <w:t xml:space="preserve"> </w:t>
-            </w:r>
-            <w:r>
-              <w:rPr>
-                <w:rFonts w:cstheme="minorHAnsi"/>
-                <w:color w:val="000000" w:themeColor="text1"/>
-              </w:rPr>
-              <w:t xml:space="preserve">Gesellschaftliche Verantwortung: </w:t>
+              <w:t xml:space="preserve">– Gesellschaftliche Verantwortung: </w:t>
             </w:r>
             <w:r>
               <w:rPr>
@@ -12732,21 +12893,7 @@
                 <w:rFonts w:cstheme="minorHAnsi"/>
                 <w:color w:val="000000" w:themeColor="text1"/>
               </w:rPr>
-              <w:t>–</w:t>
-            </w:r>
-            <w:r>
-              <w:rPr>
-                <w:rFonts w:cstheme="minorHAnsi"/>
-                <w:color w:val="000000" w:themeColor="text1"/>
-              </w:rPr>
-              <w:t xml:space="preserve"> </w:t>
-            </w:r>
-            <w:r>
-              <w:rPr>
-                <w:rFonts w:cstheme="minorHAnsi"/>
-                <w:color w:val="000000" w:themeColor="text1"/>
-              </w:rPr>
-              <w:t>Algorithmen als Mittäter: Emotionale, vereinfachte Inhalte werden bevorzugt ausgespielt – unabhängig von Wahrheitsgehalt</w:t>
+              <w:t>– Algorithmen als Mittäter: Emotionale, vereinfachte Inhalte werden bevorzugt ausgespielt – unabhängig von Wahrheitsgehalt</w:t>
             </w:r>
           </w:p>
           <w:p>
@@ -13140,6 +13287,7 @@
                 <w:rFonts w:cstheme="minorHAnsi"/>
                 <w:color w:val="000000" w:themeColor="text1"/>
               </w:rPr>
+              <w:lastRenderedPageBreak/>
               <w:t>___________________________________________________________________________</w:t>
             </w:r>
           </w:p>
@@ -13314,49 +13462,7 @@
                 <w:rFonts w:cstheme="minorHAnsi"/>
                 <w:color w:val="000000" w:themeColor="text1"/>
               </w:rPr>
-              <w:t xml:space="preserve">Um allen Teams Wertschätzung zu zeigen, können die </w:t>
-            </w:r>
-            <w:r>
-              <w:rPr>
-                <w:rFonts w:cstheme="minorHAnsi"/>
-                <w:color w:val="000000" w:themeColor="text1"/>
-              </w:rPr>
-              <w:t xml:space="preserve">Ergebnisse </w:t>
-            </w:r>
-            <w:r>
-              <w:rPr>
-                <w:rFonts w:cstheme="minorHAnsi"/>
-                <w:color w:val="000000" w:themeColor="text1"/>
-              </w:rPr>
-              <w:t xml:space="preserve">als Erweiterung mit digitalen Tools </w:t>
-            </w:r>
-            <w:r>
-              <w:rPr>
-                <w:rFonts w:cstheme="minorHAnsi"/>
-                <w:color w:val="000000" w:themeColor="text1"/>
-              </w:rPr>
-              <w:t xml:space="preserve">gestaltet und </w:t>
-            </w:r>
-            <w:r>
-              <w:rPr>
-                <w:rFonts w:cstheme="minorHAnsi"/>
-                <w:color w:val="000000" w:themeColor="text1"/>
-              </w:rPr>
-              <w:t>umgesetzt werden zu einem späteren Termin (z.B. Projekttag, Schulhomepage, Follow-Up Termin</w:t>
-            </w:r>
-            <w:r>
-              <w:rPr>
-                <w:rFonts w:cstheme="minorHAnsi"/>
-                <w:color w:val="000000" w:themeColor="text1"/>
-              </w:rPr>
-              <w:t>)</w:t>
-            </w:r>
-            <w:r>
-              <w:rPr>
-                <w:rFonts w:cstheme="minorHAnsi"/>
-                <w:color w:val="000000" w:themeColor="text1"/>
-              </w:rPr>
-              <w:t>.</w:t>
+              <w:t>Um allen Teams Wertschätzung zu zeigen, können die Ergebnisse als Erweiterung mit digitalen Tools gestaltet und umgesetzt werden zu einem späteren Termin (z.B. Projekttag, Schulhomepage, Follow-Up Termin).</w:t>
             </w:r>
           </w:p>
           <w:p>
@@ -13603,14 +13709,7 @@
                 <w:rFonts w:cstheme="minorHAnsi"/>
                 <w:color w:val="000000" w:themeColor="text1"/>
               </w:rPr>
-              <w:t>Was hilft dir, zukünftig mit diesem Thema besser umzugehen?</w:t>
-            </w:r>
-            <w:r>
-              <w:rPr>
-                <w:rFonts w:cstheme="minorHAnsi"/>
-                <w:color w:val="000000" w:themeColor="text1"/>
-              </w:rPr>
-              <w:t>“</w:t>
+              <w:t>Was hilft dir, zukünftig mit diesem Thema besser umzugehen?“</w:t>
             </w:r>
           </w:p>
           <w:p>
@@ -13936,6 +14035,7 @@
                 <w:rFonts w:cstheme="minorHAnsi"/>
                 <w:color w:val="EE0000"/>
               </w:rPr>
+              <w:lastRenderedPageBreak/>
               <w:t>__________________________________________________________________________</w:t>
             </w:r>
           </w:p>
@@ -14270,7 +14370,6 @@
                 <w:bCs/>
                 <w:color w:val="000000" w:themeColor="text1"/>
               </w:rPr>
-              <w:lastRenderedPageBreak/>
               <w:t>Hinweis:</w:t>
             </w:r>
             <w:r>
@@ -14472,35 +14571,7 @@
                 <w:rFonts w:cstheme="minorHAnsi"/>
                 <w:color w:val="000000" w:themeColor="text1"/>
               </w:rPr>
-              <w:t>Umgang mit Betroffenheit: Falls Schüler:innen von eigenen Erfahrungen berichten, die auf Essstörungen oder starken Körperbildproblemen hinweisen: würdig aufnehmen, auf Beratungsangebote hinweisen</w:t>
-            </w:r>
-            <w:r>
-              <w:rPr>
-                <w:rFonts w:cstheme="minorHAnsi"/>
-                <w:color w:val="000000" w:themeColor="text1"/>
-              </w:rPr>
-              <w:t>.</w:t>
-            </w:r>
-            <w:r>
-              <w:rPr>
-                <w:rFonts w:cstheme="minorHAnsi"/>
-                <w:color w:val="000000" w:themeColor="text1"/>
-              </w:rPr>
-              <w:t xml:space="preserve"> </w:t>
-            </w:r>
-            <w:r>
-              <w:rPr>
-                <w:rFonts w:cstheme="minorHAnsi"/>
-                <w:color w:val="000000" w:themeColor="text1"/>
-              </w:rPr>
-              <w:t>Natürlich k</w:t>
-            </w:r>
-            <w:r>
-              <w:rPr>
-                <w:rFonts w:cstheme="minorHAnsi"/>
-                <w:color w:val="000000" w:themeColor="text1"/>
-              </w:rPr>
-              <w:t>eine Analyse im Plenum.</w:t>
+              <w:t>Umgang mit Betroffenheit: Falls Schüler:innen von eigenen Erfahrungen berichten, die auf Essstörungen oder starken Körperbildproblemen hinweisen: würdig aufnehmen, auf Beratungsangebote hinweisen. Natürlich keine Analyse im Plenum.</w:t>
             </w:r>
           </w:p>
           <w:p>
@@ -19981,6 +20052,155 @@
     </w:lvl>
   </w:abstractNum>
   <w:abstractNum w:abstractNumId="21" w15:restartNumberingAfterBreak="0">
+    <w:nsid w:val="3FCF16DA"/>
+    <w:multiLevelType w:val="multilevel"/>
+    <w:tmpl w:val="D62A9B1C"/>
+    <w:lvl w:ilvl="0">
+      <w:start w:val="1"/>
+      <w:numFmt w:val="bullet"/>
+      <w:lvlText w:val=""/>
+      <w:lvlJc w:val="left"/>
+      <w:pPr>
+        <w:tabs>
+          <w:tab w:val="num" w:pos="720"/>
+        </w:tabs>
+        <w:ind w:left="720" w:hanging="360"/>
+      </w:pPr>
+      <w:rPr>
+        <w:rFonts w:ascii="Symbol" w:hAnsi="Symbol" w:hint="default"/>
+        <w:sz w:val="20"/>
+      </w:rPr>
+    </w:lvl>
+    <w:lvl w:ilvl="1" w:tentative="1">
+      <w:start w:val="1"/>
+      <w:numFmt w:val="bullet"/>
+      <w:lvlText w:val="o"/>
+      <w:lvlJc w:val="left"/>
+      <w:pPr>
+        <w:tabs>
+          <w:tab w:val="num" w:pos="1440"/>
+        </w:tabs>
+        <w:ind w:left="1440" w:hanging="360"/>
+      </w:pPr>
+      <w:rPr>
+        <w:rFonts w:ascii="Courier New" w:hAnsi="Courier New" w:hint="default"/>
+        <w:sz w:val="20"/>
+      </w:rPr>
+    </w:lvl>
+    <w:lvl w:ilvl="2" w:tentative="1">
+      <w:start w:val="1"/>
+      <w:numFmt w:val="bullet"/>
+      <w:lvlText w:val=""/>
+      <w:lvlJc w:val="left"/>
+      <w:pPr>
+        <w:tabs>
+          <w:tab w:val="num" w:pos="2160"/>
+        </w:tabs>
+        <w:ind w:left="2160" w:hanging="360"/>
+      </w:pPr>
+      <w:rPr>
+        <w:rFonts w:ascii="Wingdings" w:hAnsi="Wingdings" w:hint="default"/>
+        <w:sz w:val="20"/>
+      </w:rPr>
+    </w:lvl>
+    <w:lvl w:ilvl="3" w:tentative="1">
+      <w:start w:val="1"/>
+      <w:numFmt w:val="bullet"/>
+      <w:lvlText w:val=""/>
+      <w:lvlJc w:val="left"/>
+      <w:pPr>
+        <w:tabs>
+          <w:tab w:val="num" w:pos="2880"/>
+        </w:tabs>
+        <w:ind w:left="2880" w:hanging="360"/>
+      </w:pPr>
+      <w:rPr>
+        <w:rFonts w:ascii="Wingdings" w:hAnsi="Wingdings" w:hint="default"/>
+        <w:sz w:val="20"/>
+      </w:rPr>
+    </w:lvl>
+    <w:lvl w:ilvl="4" w:tentative="1">
+      <w:start w:val="1"/>
+      <w:numFmt w:val="bullet"/>
+      <w:lvlText w:val=""/>
+      <w:lvlJc w:val="left"/>
+      <w:pPr>
+        <w:tabs>
+          <w:tab w:val="num" w:pos="3600"/>
+        </w:tabs>
+        <w:ind w:left="3600" w:hanging="360"/>
+      </w:pPr>
+      <w:rPr>
+        <w:rFonts w:ascii="Wingdings" w:hAnsi="Wingdings" w:hint="default"/>
+        <w:sz w:val="20"/>
+      </w:rPr>
+    </w:lvl>
+    <w:lvl w:ilvl="5" w:tentative="1">
+      <w:start w:val="1"/>
+      <w:numFmt w:val="bullet"/>
+      <w:lvlText w:val=""/>
+      <w:lvlJc w:val="left"/>
+      <w:pPr>
+        <w:tabs>
+          <w:tab w:val="num" w:pos="4320"/>
+        </w:tabs>
+        <w:ind w:left="4320" w:hanging="360"/>
+      </w:pPr>
+      <w:rPr>
+        <w:rFonts w:ascii="Wingdings" w:hAnsi="Wingdings" w:hint="default"/>
+        <w:sz w:val="20"/>
+      </w:rPr>
+    </w:lvl>
+    <w:lvl w:ilvl="6" w:tentative="1">
+      <w:start w:val="1"/>
+      <w:numFmt w:val="bullet"/>
+      <w:lvlText w:val=""/>
+      <w:lvlJc w:val="left"/>
+      <w:pPr>
+        <w:tabs>
+          <w:tab w:val="num" w:pos="5040"/>
+        </w:tabs>
+        <w:ind w:left="5040" w:hanging="360"/>
+      </w:pPr>
+      <w:rPr>
+        <w:rFonts w:ascii="Wingdings" w:hAnsi="Wingdings" w:hint="default"/>
+        <w:sz w:val="20"/>
+      </w:rPr>
+    </w:lvl>
+    <w:lvl w:ilvl="7" w:tentative="1">
+      <w:start w:val="1"/>
+      <w:numFmt w:val="bullet"/>
+      <w:lvlText w:val=""/>
+      <w:lvlJc w:val="left"/>
+      <w:pPr>
+        <w:tabs>
+          <w:tab w:val="num" w:pos="5760"/>
+        </w:tabs>
+        <w:ind w:left="5760" w:hanging="360"/>
+      </w:pPr>
+      <w:rPr>
+        <w:rFonts w:ascii="Wingdings" w:hAnsi="Wingdings" w:hint="default"/>
+        <w:sz w:val="20"/>
+      </w:rPr>
+    </w:lvl>
+    <w:lvl w:ilvl="8" w:tentative="1">
+      <w:start w:val="1"/>
+      <w:numFmt w:val="bullet"/>
+      <w:lvlText w:val=""/>
+      <w:lvlJc w:val="left"/>
+      <w:pPr>
+        <w:tabs>
+          <w:tab w:val="num" w:pos="6480"/>
+        </w:tabs>
+        <w:ind w:left="6480" w:hanging="360"/>
+      </w:pPr>
+      <w:rPr>
+        <w:rFonts w:ascii="Wingdings" w:hAnsi="Wingdings" w:hint="default"/>
+        <w:sz w:val="20"/>
+      </w:rPr>
+    </w:lvl>
+  </w:abstractNum>
+  <w:abstractNum w:abstractNumId="22" w15:restartNumberingAfterBreak="0">
     <w:nsid w:val="44396F9F"/>
     <w:multiLevelType w:val="multilevel"/>
     <w:tmpl w:val="D91450EC"/>
@@ -20129,7 +20349,7 @@
       </w:rPr>
     </w:lvl>
   </w:abstractNum>
-  <w:abstractNum w:abstractNumId="22" w15:restartNumberingAfterBreak="0">
+  <w:abstractNum w:abstractNumId="23" w15:restartNumberingAfterBreak="0">
     <w:nsid w:val="44DB4FE0"/>
     <w:multiLevelType w:val="hybridMultilevel"/>
     <w:tmpl w:val="2ECEFECC"/>
@@ -20242,7 +20462,7 @@
       </w:rPr>
     </w:lvl>
   </w:abstractNum>
-  <w:abstractNum w:abstractNumId="23" w15:restartNumberingAfterBreak="0">
+  <w:abstractNum w:abstractNumId="24" w15:restartNumberingAfterBreak="0">
     <w:nsid w:val="480123B5"/>
     <w:multiLevelType w:val="hybridMultilevel"/>
     <w:tmpl w:val="A8520412"/>
@@ -20355,7 +20575,7 @@
       </w:rPr>
     </w:lvl>
   </w:abstractNum>
-  <w:abstractNum w:abstractNumId="24" w15:restartNumberingAfterBreak="0">
+  <w:abstractNum w:abstractNumId="25" w15:restartNumberingAfterBreak="0">
     <w:nsid w:val="497B28CF"/>
     <w:multiLevelType w:val="multilevel"/>
     <w:tmpl w:val="6A20BE9C"/>
@@ -20504,7 +20724,7 @@
       </w:rPr>
     </w:lvl>
   </w:abstractNum>
-  <w:abstractNum w:abstractNumId="25" w15:restartNumberingAfterBreak="0">
+  <w:abstractNum w:abstractNumId="26" w15:restartNumberingAfterBreak="0">
     <w:nsid w:val="4BA71726"/>
     <w:multiLevelType w:val="hybridMultilevel"/>
     <w:tmpl w:val="6DBC683A"/>
@@ -20617,7 +20837,7 @@
       </w:rPr>
     </w:lvl>
   </w:abstractNum>
-  <w:abstractNum w:abstractNumId="26" w15:restartNumberingAfterBreak="0">
+  <w:abstractNum w:abstractNumId="27" w15:restartNumberingAfterBreak="0">
     <w:nsid w:val="4BC74A70"/>
     <w:multiLevelType w:val="multilevel"/>
     <w:tmpl w:val="CB5E8694"/>
@@ -20766,7 +20986,7 @@
       </w:rPr>
     </w:lvl>
   </w:abstractNum>
-  <w:abstractNum w:abstractNumId="27" w15:restartNumberingAfterBreak="0">
+  <w:abstractNum w:abstractNumId="28" w15:restartNumberingAfterBreak="0">
     <w:nsid w:val="5137698C"/>
     <w:multiLevelType w:val="multilevel"/>
     <w:tmpl w:val="3982A5B2"/>
@@ -20915,7 +21135,7 @@
       </w:rPr>
     </w:lvl>
   </w:abstractNum>
-  <w:abstractNum w:abstractNumId="28" w15:restartNumberingAfterBreak="0">
+  <w:abstractNum w:abstractNumId="29" w15:restartNumberingAfterBreak="0">
     <w:nsid w:val="52CD444A"/>
     <w:multiLevelType w:val="multilevel"/>
     <w:tmpl w:val="3982A5B2"/>
@@ -21064,7 +21284,7 @@
       </w:rPr>
     </w:lvl>
   </w:abstractNum>
-  <w:abstractNum w:abstractNumId="29" w15:restartNumberingAfterBreak="0">
+  <w:abstractNum w:abstractNumId="30" w15:restartNumberingAfterBreak="0">
     <w:nsid w:val="56287C24"/>
     <w:multiLevelType w:val="multilevel"/>
     <w:tmpl w:val="67B4E616"/>
@@ -21213,7 +21433,7 @@
       </w:rPr>
     </w:lvl>
   </w:abstractNum>
-  <w:abstractNum w:abstractNumId="30" w15:restartNumberingAfterBreak="0">
+  <w:abstractNum w:abstractNumId="31" w15:restartNumberingAfterBreak="0">
     <w:nsid w:val="56E00B6A"/>
     <w:multiLevelType w:val="multilevel"/>
     <w:tmpl w:val="3E2A1CC6"/>
@@ -21362,7 +21582,7 @@
       </w:rPr>
     </w:lvl>
   </w:abstractNum>
-  <w:abstractNum w:abstractNumId="31" w15:restartNumberingAfterBreak="0">
+  <w:abstractNum w:abstractNumId="32" w15:restartNumberingAfterBreak="0">
     <w:nsid w:val="5C4E76A7"/>
     <w:multiLevelType w:val="multilevel"/>
     <w:tmpl w:val="4D80AB34"/>
@@ -21511,7 +21731,7 @@
       </w:rPr>
     </w:lvl>
   </w:abstractNum>
-  <w:abstractNum w:abstractNumId="32" w15:restartNumberingAfterBreak="0">
+  <w:abstractNum w:abstractNumId="33" w15:restartNumberingAfterBreak="0">
     <w:nsid w:val="5CFE5296"/>
     <w:multiLevelType w:val="multilevel"/>
     <w:tmpl w:val="06B21E58"/>
@@ -21660,7 +21880,7 @@
       </w:rPr>
     </w:lvl>
   </w:abstractNum>
-  <w:abstractNum w:abstractNumId="33" w15:restartNumberingAfterBreak="0">
+  <w:abstractNum w:abstractNumId="34" w15:restartNumberingAfterBreak="0">
     <w:nsid w:val="646A6FE6"/>
     <w:multiLevelType w:val="multilevel"/>
     <w:tmpl w:val="3982A5B2"/>
@@ -21809,7 +22029,7 @@
       </w:rPr>
     </w:lvl>
   </w:abstractNum>
-  <w:abstractNum w:abstractNumId="34" w15:restartNumberingAfterBreak="0">
+  <w:abstractNum w:abstractNumId="35" w15:restartNumberingAfterBreak="0">
     <w:nsid w:val="6F113B65"/>
     <w:multiLevelType w:val="hybridMultilevel"/>
     <w:tmpl w:val="8AF2DC42"/>
@@ -21922,7 +22142,7 @@
       </w:rPr>
     </w:lvl>
   </w:abstractNum>
-  <w:abstractNum w:abstractNumId="35" w15:restartNumberingAfterBreak="0">
+  <w:abstractNum w:abstractNumId="36" w15:restartNumberingAfterBreak="0">
     <w:nsid w:val="6FC40589"/>
     <w:multiLevelType w:val="multilevel"/>
     <w:tmpl w:val="EB26D82C"/>
@@ -22071,7 +22291,7 @@
       </w:rPr>
     </w:lvl>
   </w:abstractNum>
-  <w:abstractNum w:abstractNumId="36" w15:restartNumberingAfterBreak="0">
+  <w:abstractNum w:abstractNumId="37" w15:restartNumberingAfterBreak="0">
     <w:nsid w:val="735C560C"/>
     <w:multiLevelType w:val="multilevel"/>
     <w:tmpl w:val="B5FC2A34"/>
@@ -22184,7 +22404,7 @@
       </w:pPr>
     </w:lvl>
   </w:abstractNum>
-  <w:abstractNum w:abstractNumId="37" w15:restartNumberingAfterBreak="0">
+  <w:abstractNum w:abstractNumId="38" w15:restartNumberingAfterBreak="0">
     <w:nsid w:val="79354613"/>
     <w:multiLevelType w:val="multilevel"/>
     <w:tmpl w:val="28F826E8"/>
@@ -22333,7 +22553,7 @@
       </w:rPr>
     </w:lvl>
   </w:abstractNum>
-  <w:abstractNum w:abstractNumId="38" w15:restartNumberingAfterBreak="0">
+  <w:abstractNum w:abstractNumId="39" w15:restartNumberingAfterBreak="0">
     <w:nsid w:val="7B412E9D"/>
     <w:multiLevelType w:val="multilevel"/>
     <w:tmpl w:val="CF9E63B4"/>
@@ -22482,7 +22702,156 @@
       </w:rPr>
     </w:lvl>
   </w:abstractNum>
-  <w:abstractNum w:abstractNumId="39" w15:restartNumberingAfterBreak="0">
+  <w:abstractNum w:abstractNumId="40" w15:restartNumberingAfterBreak="0">
+    <w:nsid w:val="7C0345AE"/>
+    <w:multiLevelType w:val="multilevel"/>
+    <w:tmpl w:val="AC9A1356"/>
+    <w:lvl w:ilvl="0">
+      <w:start w:val="1"/>
+      <w:numFmt w:val="bullet"/>
+      <w:lvlText w:val=""/>
+      <w:lvlJc w:val="left"/>
+      <w:pPr>
+        <w:tabs>
+          <w:tab w:val="num" w:pos="720"/>
+        </w:tabs>
+        <w:ind w:left="720" w:hanging="360"/>
+      </w:pPr>
+      <w:rPr>
+        <w:rFonts w:ascii="Symbol" w:hAnsi="Symbol" w:hint="default"/>
+        <w:sz w:val="20"/>
+      </w:rPr>
+    </w:lvl>
+    <w:lvl w:ilvl="1" w:tentative="1">
+      <w:start w:val="1"/>
+      <w:numFmt w:val="bullet"/>
+      <w:lvlText w:val="o"/>
+      <w:lvlJc w:val="left"/>
+      <w:pPr>
+        <w:tabs>
+          <w:tab w:val="num" w:pos="1440"/>
+        </w:tabs>
+        <w:ind w:left="1440" w:hanging="360"/>
+      </w:pPr>
+      <w:rPr>
+        <w:rFonts w:ascii="Courier New" w:hAnsi="Courier New" w:hint="default"/>
+        <w:sz w:val="20"/>
+      </w:rPr>
+    </w:lvl>
+    <w:lvl w:ilvl="2" w:tentative="1">
+      <w:start w:val="1"/>
+      <w:numFmt w:val="bullet"/>
+      <w:lvlText w:val=""/>
+      <w:lvlJc w:val="left"/>
+      <w:pPr>
+        <w:tabs>
+          <w:tab w:val="num" w:pos="2160"/>
+        </w:tabs>
+        <w:ind w:left="2160" w:hanging="360"/>
+      </w:pPr>
+      <w:rPr>
+        <w:rFonts w:ascii="Wingdings" w:hAnsi="Wingdings" w:hint="default"/>
+        <w:sz w:val="20"/>
+      </w:rPr>
+    </w:lvl>
+    <w:lvl w:ilvl="3" w:tentative="1">
+      <w:start w:val="1"/>
+      <w:numFmt w:val="bullet"/>
+      <w:lvlText w:val=""/>
+      <w:lvlJc w:val="left"/>
+      <w:pPr>
+        <w:tabs>
+          <w:tab w:val="num" w:pos="2880"/>
+        </w:tabs>
+        <w:ind w:left="2880" w:hanging="360"/>
+      </w:pPr>
+      <w:rPr>
+        <w:rFonts w:ascii="Wingdings" w:hAnsi="Wingdings" w:hint="default"/>
+        <w:sz w:val="20"/>
+      </w:rPr>
+    </w:lvl>
+    <w:lvl w:ilvl="4" w:tentative="1">
+      <w:start w:val="1"/>
+      <w:numFmt w:val="bullet"/>
+      <w:lvlText w:val=""/>
+      <w:lvlJc w:val="left"/>
+      <w:pPr>
+        <w:tabs>
+          <w:tab w:val="num" w:pos="3600"/>
+        </w:tabs>
+        <w:ind w:left="3600" w:hanging="360"/>
+      </w:pPr>
+      <w:rPr>
+        <w:rFonts w:ascii="Wingdings" w:hAnsi="Wingdings" w:hint="default"/>
+        <w:sz w:val="20"/>
+      </w:rPr>
+    </w:lvl>
+    <w:lvl w:ilvl="5" w:tentative="1">
+      <w:start w:val="1"/>
+      <w:numFmt w:val="bullet"/>
+      <w:lvlText w:val=""/>
+      <w:lvlJc w:val="left"/>
+      <w:pPr>
+        <w:tabs>
+          <w:tab w:val="num" w:pos="4320"/>
+        </w:tabs>
+        <w:ind w:left="4320" w:hanging="360"/>
+      </w:pPr>
+      <w:rPr>
+        <w:rFonts w:ascii="Wingdings" w:hAnsi="Wingdings" w:hint="default"/>
+        <w:sz w:val="20"/>
+      </w:rPr>
+    </w:lvl>
+    <w:lvl w:ilvl="6" w:tentative="1">
+      <w:start w:val="1"/>
+      <w:numFmt w:val="bullet"/>
+      <w:lvlText w:val=""/>
+      <w:lvlJc w:val="left"/>
+      <w:pPr>
+        <w:tabs>
+          <w:tab w:val="num" w:pos="5040"/>
+        </w:tabs>
+        <w:ind w:left="5040" w:hanging="360"/>
+      </w:pPr>
+      <w:rPr>
+        <w:rFonts w:ascii="Wingdings" w:hAnsi="Wingdings" w:hint="default"/>
+        <w:sz w:val="20"/>
+      </w:rPr>
+    </w:lvl>
+    <w:lvl w:ilvl="7" w:tentative="1">
+      <w:start w:val="1"/>
+      <w:numFmt w:val="bullet"/>
+      <w:lvlText w:val=""/>
+      <w:lvlJc w:val="left"/>
+      <w:pPr>
+        <w:tabs>
+          <w:tab w:val="num" w:pos="5760"/>
+        </w:tabs>
+        <w:ind w:left="5760" w:hanging="360"/>
+      </w:pPr>
+      <w:rPr>
+        <w:rFonts w:ascii="Wingdings" w:hAnsi="Wingdings" w:hint="default"/>
+        <w:sz w:val="20"/>
+      </w:rPr>
+    </w:lvl>
+    <w:lvl w:ilvl="8" w:tentative="1">
+      <w:start w:val="1"/>
+      <w:numFmt w:val="bullet"/>
+      <w:lvlText w:val=""/>
+      <w:lvlJc w:val="left"/>
+      <w:pPr>
+        <w:tabs>
+          <w:tab w:val="num" w:pos="6480"/>
+        </w:tabs>
+        <w:ind w:left="6480" w:hanging="360"/>
+      </w:pPr>
+      <w:rPr>
+        <w:rFonts w:ascii="Wingdings" w:hAnsi="Wingdings" w:hint="default"/>
+        <w:sz w:val="20"/>
+      </w:rPr>
+    </w:lvl>
+  </w:abstractNum>
+  <w:abstractNum w:abstractNumId="41" w15:restartNumberingAfterBreak="0">
     <w:nsid w:val="7FF47C3D"/>
     <w:multiLevelType w:val="multilevel"/>
     <w:tmpl w:val="EBACC260"/>
@@ -22602,13 +22971,13 @@
     <w:abstractNumId w:val="0"/>
   </w:num>
   <w:num w:numId="3" w16cid:durableId="1826781572">
-    <w:abstractNumId w:val="37"/>
+    <w:abstractNumId w:val="38"/>
   </w:num>
   <w:num w:numId="4" w16cid:durableId="282925233">
     <w:abstractNumId w:val="5"/>
   </w:num>
   <w:num w:numId="5" w16cid:durableId="1117987762">
-    <w:abstractNumId w:val="39"/>
+    <w:abstractNumId w:val="41"/>
   </w:num>
   <w:num w:numId="6" w16cid:durableId="627591430">
     <w:abstractNumId w:val="20"/>
@@ -22617,10 +22986,10 @@
     <w:abstractNumId w:val="18"/>
   </w:num>
   <w:num w:numId="8" w16cid:durableId="964578192">
-    <w:abstractNumId w:val="36"/>
+    <w:abstractNumId w:val="37"/>
   </w:num>
   <w:num w:numId="9" w16cid:durableId="1054892071">
-    <w:abstractNumId w:val="31"/>
+    <w:abstractNumId w:val="32"/>
   </w:num>
   <w:num w:numId="10" w16cid:durableId="1897013723">
     <w:abstractNumId w:val="4"/>
@@ -22632,10 +23001,10 @@
     <w:abstractNumId w:val="7"/>
   </w:num>
   <w:num w:numId="13" w16cid:durableId="765150660">
-    <w:abstractNumId w:val="22"/>
+    <w:abstractNumId w:val="23"/>
   </w:num>
   <w:num w:numId="14" w16cid:durableId="1082683121">
-    <w:abstractNumId w:val="34"/>
+    <w:abstractNumId w:val="35"/>
   </w:num>
   <w:num w:numId="15" w16cid:durableId="1984381707">
     <w:abstractNumId w:val="19"/>
@@ -22644,7 +23013,7 @@
     <w:abstractNumId w:val="11"/>
   </w:num>
   <w:num w:numId="17" w16cid:durableId="713625605">
-    <w:abstractNumId w:val="23"/>
+    <w:abstractNumId w:val="24"/>
   </w:num>
   <w:num w:numId="18" w16cid:durableId="532110706">
     <w:abstractNumId w:val="13"/>
@@ -22653,13 +23022,13 @@
     <w:abstractNumId w:val="9"/>
   </w:num>
   <w:num w:numId="20" w16cid:durableId="996610318">
-    <w:abstractNumId w:val="25"/>
+    <w:abstractNumId w:val="26"/>
   </w:num>
   <w:num w:numId="21" w16cid:durableId="1088500761">
     <w:abstractNumId w:val="0"/>
   </w:num>
   <w:num w:numId="22" w16cid:durableId="1914385753">
-    <w:abstractNumId w:val="21"/>
+    <w:abstractNumId w:val="22"/>
   </w:num>
   <w:num w:numId="23" w16cid:durableId="521208996">
     <w:abstractNumId w:val="8"/>
@@ -22668,55 +23037,61 @@
     <w:abstractNumId w:val="10"/>
   </w:num>
   <w:num w:numId="25" w16cid:durableId="542133278">
-    <w:abstractNumId w:val="30"/>
+    <w:abstractNumId w:val="31"/>
   </w:num>
   <w:num w:numId="26" w16cid:durableId="2092460237">
     <w:abstractNumId w:val="12"/>
   </w:num>
   <w:num w:numId="27" w16cid:durableId="1124040114">
-    <w:abstractNumId w:val="38"/>
+    <w:abstractNumId w:val="39"/>
   </w:num>
   <w:num w:numId="28" w16cid:durableId="273827591">
     <w:abstractNumId w:val="3"/>
   </w:num>
   <w:num w:numId="29" w16cid:durableId="1471551354">
-    <w:abstractNumId w:val="35"/>
+    <w:abstractNumId w:val="36"/>
   </w:num>
   <w:num w:numId="30" w16cid:durableId="67658605">
-    <w:abstractNumId w:val="24"/>
+    <w:abstractNumId w:val="25"/>
   </w:num>
   <w:num w:numId="31" w16cid:durableId="1067067082">
     <w:abstractNumId w:val="6"/>
   </w:num>
   <w:num w:numId="32" w16cid:durableId="1094588910">
-    <w:abstractNumId w:val="32"/>
+    <w:abstractNumId w:val="33"/>
   </w:num>
   <w:num w:numId="33" w16cid:durableId="86510263">
-    <w:abstractNumId w:val="33"/>
+    <w:abstractNumId w:val="34"/>
   </w:num>
   <w:num w:numId="34" w16cid:durableId="647828766">
-    <w:abstractNumId w:val="26"/>
+    <w:abstractNumId w:val="27"/>
   </w:num>
   <w:num w:numId="35" w16cid:durableId="1190922258">
-    <w:abstractNumId w:val="29"/>
+    <w:abstractNumId w:val="30"/>
   </w:num>
   <w:num w:numId="36" w16cid:durableId="736127763">
     <w:abstractNumId w:val="2"/>
   </w:num>
   <w:num w:numId="37" w16cid:durableId="2100175823">
-    <w:abstractNumId w:val="28"/>
+    <w:abstractNumId w:val="29"/>
   </w:num>
   <w:num w:numId="38" w16cid:durableId="1958827751">
     <w:abstractNumId w:val="14"/>
   </w:num>
   <w:num w:numId="39" w16cid:durableId="2055695171">
-    <w:abstractNumId w:val="27"/>
+    <w:abstractNumId w:val="28"/>
   </w:num>
   <w:num w:numId="40" w16cid:durableId="458186394">
     <w:abstractNumId w:val="17"/>
   </w:num>
   <w:num w:numId="41" w16cid:durableId="1350252317">
     <w:abstractNumId w:val="1"/>
+  </w:num>
+  <w:num w:numId="42" w16cid:durableId="294916100">
+    <w:abstractNumId w:val="40"/>
+  </w:num>
+  <w:num w:numId="43" w16cid:durableId="164366368">
+    <w:abstractNumId w:val="21"/>
   </w:num>
   <w:numIdMacAtCleanup w:val="18"/>
 </w:numbering>
@@ -23128,7 +23503,7 @@
   <w:style w:type="paragraph" w:default="1" w:styleId="Standard">
     <w:name w:val="Normal"/>
     <w:qFormat/>
-    <w:rsid w:val="0076437A"/>
+    <w:rsid w:val="006C10B7"/>
   </w:style>
   <w:style w:type="paragraph" w:styleId="berschrift1">
     <w:name w:val="heading 1"/>
@@ -24110,6 +24485,15 @@
 </file>
 
 <file path=customXml/item1.xml><?xml version="1.0" encoding="utf-8"?>
+<?mso-contentType ?>
+<FormTemplates xmlns="http://schemas.microsoft.com/sharepoint/v3/contenttype/forms">
+  <Display>DocumentLibraryForm</Display>
+  <Edit>DocumentLibraryForm</Edit>
+  <New>DocumentLibraryForm</New>
+</FormTemplates>
+</file>
+
+<file path=customXml/item2.xml><?xml version="1.0" encoding="utf-8"?>
 <ct:contentTypeSchema xmlns:ct="http://schemas.microsoft.com/office/2006/metadata/contentType" xmlns:ma="http://schemas.microsoft.com/office/2006/metadata/properties/metaAttributes" ct:_="" ma:_="" ma:contentTypeName="Dokument" ma:contentTypeID="0x010100B4F18BF0DEB24043B8BADE8AEEDEA300" ma:contentTypeVersion="2" ma:contentTypeDescription="Ein neues Dokument erstellen." ma:contentTypeScope="" ma:versionID="70708bc686e6c59bf838da438e259e26">
   <xsd:schema xmlns:xsd="http://www.w3.org/2001/XMLSchema" xmlns:xs="http://www.w3.org/2001/XMLSchema" xmlns:p="http://schemas.microsoft.com/office/2006/metadata/properties" xmlns:ns2="a377bc87-4618-438a-8f48-0bf8557dfc0d" targetNamespace="http://schemas.microsoft.com/office/2006/metadata/properties" ma:root="true" ma:fieldsID="d7af0ba49d3d814dfbf753caab118929" ns2:_="">
     <xsd:import namespace="a377bc87-4618-438a-8f48-0bf8557dfc0d"/>
@@ -24241,26 +24625,25 @@
 </ct:contentTypeSchema>
 </file>
 
-<file path=customXml/item2.xml><?xml version="1.0" encoding="utf-8"?>
-<?mso-contentType ?>
-<FormTemplates xmlns="http://schemas.microsoft.com/sharepoint/v3/contenttype/forms">
-  <Display>DocumentLibraryForm</Display>
-  <Edit>DocumentLibraryForm</Edit>
-  <New>DocumentLibraryForm</New>
-</FormTemplates>
-</file>
-
 <file path=customXml/item3.xml><?xml version="1.0" encoding="utf-8"?>
-<b:Sources xmlns:b="http://schemas.openxmlformats.org/officeDocument/2006/bibliography" xmlns="http://schemas.openxmlformats.org/officeDocument/2006/bibliography" SelectedStyle="\APASixthEditionOfficeOnline.xsl" StyleName="APA" Version="6"/>
-</file>
-
-<file path=customXml/item4.xml><?xml version="1.0" encoding="utf-8"?>
 <p:properties xmlns:p="http://schemas.microsoft.com/office/2006/metadata/properties" xmlns:xsi="http://www.w3.org/2001/XMLSchema-instance" xmlns:pc="http://schemas.microsoft.com/office/infopath/2007/PartnerControls">
   <documentManagement/>
 </p:properties>
 </file>
 
+<file path=customXml/item4.xml><?xml version="1.0" encoding="utf-8"?>
+<b:Sources xmlns:b="http://schemas.openxmlformats.org/officeDocument/2006/bibliography" xmlns="http://schemas.openxmlformats.org/officeDocument/2006/bibliography" SelectedStyle="\APASixthEditionOfficeOnline.xsl" StyleName="APA" Version="6"/>
+</file>
+
 <file path=customXml/itemProps1.xml><?xml version="1.0" encoding="utf-8"?>
+<ds:datastoreItem xmlns:ds="http://schemas.openxmlformats.org/officeDocument/2006/customXml" ds:itemID="{2F698423-0337-4B93-99A0-AA9C96EFFDF9}">
+  <ds:schemaRefs>
+    <ds:schemaRef ds:uri="http://schemas.microsoft.com/sharepoint/v3/contenttype/forms"/>
+  </ds:schemaRefs>
+</ds:datastoreItem>
+</file>
+
+<file path=customXml/itemProps2.xml><?xml version="1.0" encoding="utf-8"?>
 <ds:datastoreItem xmlns:ds="http://schemas.openxmlformats.org/officeDocument/2006/customXml" ds:itemID="{7CF23BFA-A00B-453B-AC31-C4ED7B21A5D7}">
   <ds:schemaRefs>
     <ds:schemaRef ds:uri="http://schemas.microsoft.com/office/2006/metadata/contentType"/>
@@ -24278,27 +24661,19 @@
 </ds:datastoreItem>
 </file>
 
-<file path=customXml/itemProps2.xml><?xml version="1.0" encoding="utf-8"?>
-<ds:datastoreItem xmlns:ds="http://schemas.openxmlformats.org/officeDocument/2006/customXml" ds:itemID="{2F698423-0337-4B93-99A0-AA9C96EFFDF9}">
-  <ds:schemaRefs>
-    <ds:schemaRef ds:uri="http://schemas.microsoft.com/sharepoint/v3/contenttype/forms"/>
-  </ds:schemaRefs>
-</ds:datastoreItem>
-</file>
-
 <file path=customXml/itemProps3.xml><?xml version="1.0" encoding="utf-8"?>
-<ds:datastoreItem xmlns:ds="http://schemas.openxmlformats.org/officeDocument/2006/customXml" ds:itemID="{81323CF0-E71D-49C3-95D9-3CF2AF72417E}">
-  <ds:schemaRefs>
-    <ds:schemaRef ds:uri="http://schemas.openxmlformats.org/officeDocument/2006/bibliography"/>
-  </ds:schemaRefs>
-</ds:datastoreItem>
-</file>
-
-<file path=customXml/itemProps4.xml><?xml version="1.0" encoding="utf-8"?>
 <ds:datastoreItem xmlns:ds="http://schemas.openxmlformats.org/officeDocument/2006/customXml" ds:itemID="{8646608E-0DE1-4582-A338-267286439085}">
   <ds:schemaRefs>
     <ds:schemaRef ds:uri="http://schemas.microsoft.com/office/2006/metadata/properties"/>
     <ds:schemaRef ds:uri="http://schemas.microsoft.com/office/infopath/2007/PartnerControls"/>
   </ds:schemaRefs>
 </ds:datastoreItem>
+</file>
+
+<file path=customXml/itemProps4.xml><?xml version="1.0" encoding="utf-8"?>
+<ds:datastoreItem xmlns:ds="http://schemas.openxmlformats.org/officeDocument/2006/customXml" ds:itemID="{81323CF0-E71D-49C3-95D9-3CF2AF72417E}">
+  <ds:schemaRefs>
+    <ds:schemaRef ds:uri="http://schemas.openxmlformats.org/officeDocument/2006/bibliography"/>
+  </ds:schemaRefs>
+</ds:datastoreItem>
 </file>
--- a/lh3/feinkonzept/DURCHBLICKT_LH3_Mythen_MK.docx
+++ b/lh3/feinkonzept/DURCHBLICKT_LH3_Mythen_MK.docx
@@ -2119,35 +2119,30 @@
             <w:r>
               <w:rPr>
                 <w:rFonts w:cstheme="minorHAnsi"/>
-                <w:color w:val="EE0000"/>
               </w:rPr>
               <w:t>&gt; Arbeitsblätter 1</w:t>
             </w:r>
             <w:r>
               <w:rPr>
                 <w:rFonts w:cstheme="minorHAnsi"/>
-                <w:color w:val="EE0000"/>
               </w:rPr>
               <w:t xml:space="preserve"> </w:t>
             </w:r>
             <w:r>
               <w:rPr>
                 <w:rFonts w:cstheme="minorHAnsi"/>
-                <w:color w:val="EE0000"/>
               </w:rPr>
               <w:t>–</w:t>
             </w:r>
             <w:r>
               <w:rPr>
                 <w:rFonts w:cstheme="minorHAnsi"/>
-                <w:color w:val="EE0000"/>
               </w:rPr>
               <w:t xml:space="preserve"> </w:t>
             </w:r>
             <w:r>
               <w:rPr>
                 <w:rFonts w:cstheme="minorHAnsi"/>
-                <w:color w:val="EE0000"/>
               </w:rPr>
               <w:t>5</w:t>
             </w:r>
@@ -2193,21 +2188,24 @@
                 <w:color w:val="EE0000"/>
               </w:rPr>
               <w:br/>
+            </w:r>
+            <w:r>
+              <w:rPr>
+                <w:rFonts w:cstheme="minorHAnsi"/>
+              </w:rPr>
               <w:t xml:space="preserve">&gt; </w:t>
             </w:r>
             <w:r>
               <w:rPr>
                 <w:rFonts w:cstheme="minorHAnsi"/>
-                <w:color w:val="EE0000"/>
               </w:rPr>
               <w:t xml:space="preserve">Tablet, </w:t>
             </w:r>
             <w:r>
               <w:rPr>
                 <w:rFonts w:cstheme="minorHAnsi"/>
-                <w:color w:val="EE0000"/>
-              </w:rPr>
-              <w:t>Smartphone oder Schulgerät (fakultativ)</w:t>
+              </w:rPr>
+              <w:t>Smartphone oder Schulgerät</w:t>
             </w:r>
           </w:p>
         </w:tc>
@@ -7819,25 +7817,7 @@
                 <w:bCs/>
                 <w:color w:val="000000" w:themeColor="text1"/>
               </w:rPr>
-              <w:t xml:space="preserve">Erwartbare Antworten der Lernenden zu Arbeitsblatt </w:t>
-            </w:r>
-            <w:r>
-              <w:rPr>
-                <w:rFonts w:cstheme="minorHAnsi"/>
-                <w:b/>
-                <w:bCs/>
-                <w:color w:val="000000" w:themeColor="text1"/>
-              </w:rPr>
-              <w:t>1</w:t>
-            </w:r>
-            <w:r>
-              <w:rPr>
-                <w:rFonts w:cstheme="minorHAnsi"/>
-                <w:b/>
-                <w:bCs/>
-                <w:color w:val="000000" w:themeColor="text1"/>
-              </w:rPr>
-              <w:t>:</w:t>
+              <w:t>Erwartbare Antworten der Lernenden zu Arbeitsblatt 1:</w:t>
             </w:r>
           </w:p>
           <w:p>
@@ -8714,6 +8694,13 @@
               </w:rPr>
               <w:t>Kurzimpuls -&gt; Geschichte</w:t>
             </w:r>
+            <w:r>
+              <w:rPr>
+                <w:rFonts w:cstheme="minorHAnsi"/>
+                <w:color w:val="000000" w:themeColor="text1"/>
+              </w:rPr>
+              <w:t xml:space="preserve"> mit Gesprächsfragen im Sitzkreis</w:t>
+            </w:r>
           </w:p>
           <w:p>
             <w:pPr>
@@ -8722,30 +8709,9 @@
                 <w:tab w:val="left" w:pos="273"/>
               </w:tabs>
               <w:spacing w:line="276" w:lineRule="auto"/>
-              <w:ind w:left="273"/>
-              <w:rPr>
-                <w:rFonts w:cstheme="minorHAnsi"/>
-                <w:color w:val="000000" w:themeColor="text1"/>
-              </w:rPr>
-            </w:pPr>
-            <w:r>
-              <w:rPr>
-                <w:rFonts w:cstheme="minorHAnsi"/>
-                <w:color w:val="000000" w:themeColor="text1"/>
-              </w:rPr>
-              <w:t>Lena sieht in einem Video, dass ein bestimmtes Getränk nie krank macht. Sie findet das toll und erzählt es ihrer Freundin. Die Freundin erzählt es ihrer Mutter. Die Mutter kauft das Getränk – für die ganze Familie. Aber stimmt das wirklich?</w:t>
-            </w:r>
-          </w:p>
-          <w:p>
-            <w:pPr>
-              <w:shd w:val="clear" w:color="auto" w:fill="E2EFD9" w:themeFill="accent6" w:themeFillTint="33"/>
-              <w:tabs>
-                <w:tab w:val="left" w:pos="273"/>
-              </w:tabs>
-              <w:spacing w:line="276" w:lineRule="auto"/>
-              <w:rPr>
-                <w:rFonts w:cstheme="minorHAnsi"/>
-                <w:color w:val="EE0000"/>
+              <w:rPr>
+                <w:rFonts w:cstheme="minorHAnsi"/>
+                <w:color w:val="000000" w:themeColor="text1"/>
               </w:rPr>
             </w:pPr>
           </w:p>
@@ -8768,15 +8734,18 @@
                 <w:bCs/>
                 <w:color w:val="000000" w:themeColor="text1"/>
               </w:rPr>
-              <w:t>Gesprächsfragen im Sitzkreis:</w:t>
-            </w:r>
-          </w:p>
-          <w:p>
-            <w:pPr>
-              <w:numPr>
-                <w:ilvl w:val="0"/>
-                <w:numId w:val="23"/>
-              </w:numPr>
+              <w:t>Ziel:</w:t>
+            </w:r>
+            <w:r>
+              <w:rPr>
+                <w:rFonts w:cstheme="minorHAnsi"/>
+                <w:color w:val="000000" w:themeColor="text1"/>
+              </w:rPr>
+              <w:t xml:space="preserve"> Das Stille-Post-Prinzip als Alltagsbild einführen – eine Aussage wandert weiter, ohne dass jemand nachfragt. Das ist keine Lüge, aber es ist auch keine Prüfung. Diese Einsicht bereitet den Detektiv-Ansatz in Phase 3 vor.</w:t>
+            </w:r>
+          </w:p>
+          <w:p>
+            <w:pPr>
               <w:shd w:val="clear" w:color="auto" w:fill="E2EFD9" w:themeFill="accent6" w:themeFillTint="33"/>
               <w:tabs>
                 <w:tab w:val="left" w:pos="273"/>
@@ -8784,197 +8753,67 @@
               <w:spacing w:line="276" w:lineRule="auto"/>
               <w:rPr>
                 <w:rFonts w:cstheme="minorHAnsi"/>
-                <w:color w:val="000000" w:themeColor="text1"/>
-              </w:rPr>
-            </w:pPr>
-            <w:r>
-              <w:rPr>
-                <w:rFonts w:cstheme="minorHAnsi"/>
-                <w:i/>
-                <w:iCs/>
-                <w:color w:val="000000" w:themeColor="text1"/>
-              </w:rPr>
-              <w:t>„Was ist hier passiert?"</w:t>
-            </w:r>
-          </w:p>
-          <w:p>
-            <w:pPr>
-              <w:numPr>
-                <w:ilvl w:val="0"/>
-                <w:numId w:val="23"/>
-              </w:numPr>
-              <w:shd w:val="clear" w:color="auto" w:fill="E2EFD9" w:themeFill="accent6" w:themeFillTint="33"/>
-              <w:tabs>
-                <w:tab w:val="left" w:pos="273"/>
-              </w:tabs>
-              <w:spacing w:line="276" w:lineRule="auto"/>
-              <w:rPr>
-                <w:rFonts w:cstheme="minorHAnsi"/>
-                <w:color w:val="000000" w:themeColor="text1"/>
-              </w:rPr>
-            </w:pPr>
-            <w:r>
-              <w:rPr>
-                <w:rFonts w:cstheme="minorHAnsi"/>
-                <w:i/>
-                <w:iCs/>
-                <w:color w:val="000000" w:themeColor="text1"/>
-              </w:rPr>
-              <w:t>„Hat jemand geprüft, ob das stimmt?"</w:t>
-            </w:r>
-          </w:p>
-          <w:p>
-            <w:pPr>
-              <w:numPr>
-                <w:ilvl w:val="0"/>
-                <w:numId w:val="23"/>
-              </w:numPr>
-              <w:shd w:val="clear" w:color="auto" w:fill="E2EFD9" w:themeFill="accent6" w:themeFillTint="33"/>
-              <w:tabs>
-                <w:tab w:val="left" w:pos="273"/>
-              </w:tabs>
-              <w:spacing w:line="276" w:lineRule="auto"/>
-              <w:rPr>
-                <w:rFonts w:cstheme="minorHAnsi"/>
-                <w:color w:val="000000" w:themeColor="text1"/>
-              </w:rPr>
-            </w:pPr>
-            <w:r>
-              <w:rPr>
-                <w:rFonts w:cstheme="minorHAnsi"/>
-                <w:i/>
-                <w:iCs/>
-                <w:color w:val="000000" w:themeColor="text1"/>
-              </w:rPr>
-              <w:t>„Wer hätte fragen können – und bei wem?"</w:t>
-            </w:r>
-          </w:p>
-          <w:p>
-            <w:pPr>
-              <w:numPr>
-                <w:ilvl w:val="0"/>
-                <w:numId w:val="23"/>
-              </w:numPr>
-              <w:shd w:val="clear" w:color="auto" w:fill="E2EFD9" w:themeFill="accent6" w:themeFillTint="33"/>
-              <w:tabs>
-                <w:tab w:val="left" w:pos="273"/>
-              </w:tabs>
-              <w:spacing w:line="276" w:lineRule="auto"/>
-              <w:rPr>
-                <w:rFonts w:cstheme="minorHAnsi"/>
-                <w:color w:val="000000" w:themeColor="text1"/>
-              </w:rPr>
-            </w:pPr>
-            <w:r>
-              <w:rPr>
-                <w:rFonts w:cstheme="minorHAnsi"/>
-                <w:i/>
-                <w:iCs/>
-                <w:color w:val="000000" w:themeColor="text1"/>
-              </w:rPr>
-              <w:t>„Kennst du das auch? Hat dir schon mal jemand etwas erzählt, das dann nicht stimmte?"</w:t>
-            </w:r>
-          </w:p>
-          <w:p>
-            <w:pPr>
-              <w:shd w:val="clear" w:color="auto" w:fill="E2EFD9" w:themeFill="accent6" w:themeFillTint="33"/>
-              <w:tabs>
-                <w:tab w:val="left" w:pos="273"/>
-              </w:tabs>
-              <w:spacing w:line="276" w:lineRule="auto"/>
-              <w:rPr>
-                <w:rFonts w:cstheme="minorHAnsi"/>
-                <w:color w:val="000000" w:themeColor="text1"/>
-              </w:rPr>
-            </w:pPr>
-            <w:r>
+                <w:color w:val="EE0000"/>
+              </w:rPr>
+            </w:pPr>
+          </w:p>
+          <w:p>
+            <w:pPr>
+              <w:tabs>
+                <w:tab w:val="left" w:pos="273"/>
+              </w:tabs>
+              <w:spacing w:line="276" w:lineRule="auto"/>
+              <w:rPr>
+                <w:rFonts w:cstheme="minorHAnsi"/>
+                <w:color w:val="EE0000"/>
+              </w:rPr>
+            </w:pPr>
+          </w:p>
+          <w:p>
+            <w:pPr>
+              <w:shd w:val="clear" w:color="auto" w:fill="FBE4D5" w:themeFill="accent2" w:themeFillTint="33"/>
+              <w:tabs>
+                <w:tab w:val="left" w:pos="273"/>
+              </w:tabs>
+              <w:spacing w:line="276" w:lineRule="auto"/>
               <w:rPr>
                 <w:rFonts w:cstheme="minorHAnsi"/>
                 <w:b/>
                 <w:bCs/>
                 <w:color w:val="000000" w:themeColor="text1"/>
               </w:rPr>
-              <w:t>Ziel:</w:t>
-            </w:r>
-            <w:r>
-              <w:rPr>
-                <w:rFonts w:cstheme="minorHAnsi"/>
-                <w:color w:val="000000" w:themeColor="text1"/>
-              </w:rPr>
-              <w:t xml:space="preserve"> Das Stille-Post-Prinzip als Alltagsbild einführen – eine Aussage wandert weiter, ohne dass jemand nachfragt. Das ist keine Lüge, aber es ist auch keine Prüfung. Diese Einsicht bereitet den Detektiv-Ansatz in Phase 3 vor.</w:t>
-            </w:r>
-          </w:p>
-          <w:p>
-            <w:pPr>
-              <w:shd w:val="clear" w:color="auto" w:fill="E2EFD9" w:themeFill="accent6" w:themeFillTint="33"/>
-              <w:tabs>
-                <w:tab w:val="left" w:pos="273"/>
-              </w:tabs>
-              <w:spacing w:line="276" w:lineRule="auto"/>
-              <w:rPr>
-                <w:rFonts w:cstheme="minorHAnsi"/>
-                <w:color w:val="EE0000"/>
-              </w:rPr>
-            </w:pPr>
-          </w:p>
-          <w:p>
-            <w:pPr>
-              <w:tabs>
-                <w:tab w:val="left" w:pos="273"/>
-              </w:tabs>
-              <w:spacing w:line="276" w:lineRule="auto"/>
-              <w:rPr>
-                <w:rFonts w:cstheme="minorHAnsi"/>
-                <w:color w:val="EE0000"/>
-              </w:rPr>
-            </w:pPr>
-          </w:p>
-          <w:p>
-            <w:pPr>
-              <w:shd w:val="clear" w:color="auto" w:fill="FBE4D5" w:themeFill="accent2" w:themeFillTint="33"/>
-              <w:tabs>
-                <w:tab w:val="left" w:pos="273"/>
-              </w:tabs>
-              <w:spacing w:line="276" w:lineRule="auto"/>
+            </w:pPr>
+            <w:r>
               <w:rPr>
                 <w:rFonts w:cstheme="minorHAnsi"/>
                 <w:b/>
                 <w:bCs/>
                 <w:color w:val="000000" w:themeColor="text1"/>
               </w:rPr>
-            </w:pPr>
-            <w:r>
+              <w:t xml:space="preserve">Erwartbare Antworten der Lernenden: </w:t>
+            </w:r>
+          </w:p>
+          <w:p>
+            <w:pPr>
+              <w:shd w:val="clear" w:color="auto" w:fill="FBE4D5" w:themeFill="accent2" w:themeFillTint="33"/>
+              <w:tabs>
+                <w:tab w:val="left" w:pos="273"/>
+              </w:tabs>
+              <w:spacing w:line="276" w:lineRule="auto"/>
               <w:rPr>
                 <w:rFonts w:cstheme="minorHAnsi"/>
                 <w:b/>
                 <w:bCs/>
                 <w:color w:val="000000" w:themeColor="text1"/>
               </w:rPr>
-              <w:t xml:space="preserve">Erwartbare Antworten der Lernenden: </w:t>
-            </w:r>
-          </w:p>
-          <w:p>
-            <w:pPr>
-              <w:shd w:val="clear" w:color="auto" w:fill="FBE4D5" w:themeFill="accent2" w:themeFillTint="33"/>
-              <w:tabs>
-                <w:tab w:val="left" w:pos="273"/>
-              </w:tabs>
-              <w:spacing w:line="276" w:lineRule="auto"/>
+            </w:pPr>
+            <w:r>
               <w:rPr>
                 <w:rFonts w:cstheme="minorHAnsi"/>
                 <w:b/>
                 <w:bCs/>
                 <w:color w:val="000000" w:themeColor="text1"/>
               </w:rPr>
-            </w:pPr>
-            <w:r>
-              <w:rPr>
-                <w:rFonts w:cstheme="minorHAnsi"/>
-                <w:b/>
-                <w:bCs/>
-                <w:color w:val="000000" w:themeColor="text1"/>
-              </w:rPr>
-              <w:lastRenderedPageBreak/>
               <w:t>Zu den Verbreitungsmechanismen:</w:t>
             </w:r>
           </w:p>
@@ -9169,6 +9008,7 @@
                 <w:rFonts w:cstheme="minorHAnsi"/>
                 <w:color w:val="000000" w:themeColor="text1"/>
               </w:rPr>
+              <w:lastRenderedPageBreak/>
               <w:t>– „Sozialer Beweis: 500.000 Likes können nicht alle falsch haben"</w:t>
             </w:r>
           </w:p>
@@ -9874,7 +9714,6 @@
                 <w:rFonts w:cstheme="minorHAnsi"/>
                 <w:color w:val="000000" w:themeColor="text1"/>
               </w:rPr>
-              <w:lastRenderedPageBreak/>
               <w:t>Sek II: „Keine peer-reviewed Studien, kommerzielle Quelle, medizinisch nicht belegbar – klare Fehlinformation"</w:t>
             </w:r>
           </w:p>
@@ -9949,6 +9788,7 @@
                 <w:bCs/>
                 <w:color w:val="000000" w:themeColor="text1"/>
               </w:rPr>
+              <w:lastRenderedPageBreak/>
               <w:t>Begründung:</w:t>
             </w:r>
             <w:r>
@@ -10539,6 +10379,7 @@
                 <w:color w:val="000000" w:themeColor="text1"/>
                 <w:highlight w:val="yellow"/>
               </w:rPr>
+              <w:lastRenderedPageBreak/>
               <w:t xml:space="preserve">((Icon </w:t>
             </w:r>
             <w:r>
@@ -10993,9 +10834,14 @@
             <w:r>
               <w:rPr>
                 <w:rFonts w:cstheme="minorHAnsi"/>
-                <w:color w:val="EE0000"/>
-              </w:rPr>
-              <w:t>Detektiv-Arbeitsblatt 2</w:t>
+              </w:rPr>
+              <w:t>Primarstufe</w:t>
+            </w:r>
+            <w:r>
+              <w:rPr>
+                <w:rFonts w:cstheme="minorHAnsi"/>
+              </w:rPr>
+              <w:t>-Arbeitsblatt 2</w:t>
             </w:r>
           </w:p>
           <w:p>
@@ -11508,7 +11354,15 @@
                 <w:rFonts w:cstheme="minorHAnsi"/>
                 <w:color w:val="000000" w:themeColor="text1"/>
               </w:rPr>
-              <w:t xml:space="preserve">Kurzer Schluss-Impuls: „Unkritisch übernommene Gesundheitstipps können zu schädlichen Entscheidungen führen – die QQQQ-Methode schützt vor gesundheitlichen Fehlentscheidungen und stärkt Selbstbestimmung über den eigenen Körper. Denn vor allem verzerrte Körperbilder können teils zu dramatischen gesundheitlichen Konsequenzen führen. </w:t>
+              <w:t xml:space="preserve">Kurzer Schluss-Impuls: „Unkritisch übernommene Gesundheitstipps können zu schädlichen Entscheidungen führen – die QQQQ-Methode schützt vor gesundheitlichen Fehlentscheidungen und stärkt Selbstbestimmung </w:t>
+            </w:r>
+            <w:r>
+              <w:rPr>
+                <w:rFonts w:cstheme="minorHAnsi"/>
+                <w:color w:val="000000" w:themeColor="text1"/>
+              </w:rPr>
+              <w:lastRenderedPageBreak/>
+              <w:t xml:space="preserve">über den eigenen Körper. Denn vor allem verzerrte Körperbilder können teils zu dramatischen gesundheitlichen Konsequenzen führen. </w:t>
             </w:r>
           </w:p>
           <w:p>
@@ -11768,100 +11622,17 @@
                 <w:rFonts w:cstheme="minorHAnsi"/>
                 <w:color w:val="000000" w:themeColor="text1"/>
               </w:rPr>
-              <w:t>Die Auswertung erfolgt im Plenum durch zwei Kernfrgen: „Wie realistisch sind diese Ideale?" und „Welche Risiken entstehen – für den Körper, für das Selbstbild?"</w:t>
-            </w:r>
-          </w:p>
-          <w:p>
-            <w:pPr>
-              <w:tabs>
-                <w:tab w:val="left" w:pos="273"/>
-              </w:tabs>
-              <w:spacing w:line="276" w:lineRule="auto"/>
-              <w:rPr>
-                <w:rFonts w:cstheme="minorHAnsi"/>
-                <w:color w:val="EE0000"/>
-              </w:rPr>
-            </w:pPr>
-          </w:p>
-          <w:p>
-            <w:pPr>
-              <w:tabs>
-                <w:tab w:val="left" w:pos="273"/>
-              </w:tabs>
-              <w:spacing w:line="276" w:lineRule="auto"/>
-              <w:rPr>
-                <w:rFonts w:cstheme="minorHAnsi"/>
-                <w:color w:val="EE0000"/>
-              </w:rPr>
-            </w:pPr>
-          </w:p>
-          <w:p>
-            <w:pPr>
-              <w:shd w:val="clear" w:color="auto" w:fill="FBE4D5" w:themeFill="accent2" w:themeFillTint="33"/>
-              <w:tabs>
-                <w:tab w:val="left" w:pos="273"/>
-              </w:tabs>
-              <w:spacing w:line="276" w:lineRule="auto"/>
-              <w:rPr>
-                <w:rFonts w:cstheme="minorHAnsi"/>
-                <w:color w:val="000000" w:themeColor="text1"/>
-              </w:rPr>
-            </w:pPr>
-            <w:r>
-              <w:rPr>
-                <w:rFonts w:cstheme="minorHAnsi"/>
-                <w:color w:val="000000" w:themeColor="text1"/>
-                <w:highlight w:val="yellow"/>
-              </w:rPr>
-              <w:t xml:space="preserve">((Icon </w:t>
-            </w:r>
-            <w:r>
-              <w:rPr>
-                <w:rFonts w:cstheme="minorHAnsi"/>
-                <w:color w:val="000000" w:themeColor="text1"/>
-                <w:highlight w:val="yellow"/>
-              </w:rPr>
-              <w:t>„</w:t>
-            </w:r>
-            <w:r>
-              <w:rPr>
-                <w:rFonts w:cstheme="minorHAnsi"/>
-                <w:color w:val="000000" w:themeColor="text1"/>
-                <w:highlight w:val="yellow"/>
-              </w:rPr>
-              <w:t>Differenzierung</w:t>
-            </w:r>
-            <w:r>
-              <w:rPr>
-                <w:rFonts w:cstheme="minorHAnsi"/>
-                <w:color w:val="000000" w:themeColor="text1"/>
-                <w:highlight w:val="yellow"/>
-              </w:rPr>
-              <w:t>“</w:t>
-            </w:r>
-            <w:r>
-              <w:rPr>
-                <w:rFonts w:cstheme="minorHAnsi"/>
-                <w:color w:val="000000" w:themeColor="text1"/>
-                <w:highlight w:val="yellow"/>
-              </w:rPr>
-              <w:t>!!))</w:t>
-            </w:r>
-          </w:p>
-          <w:p>
-            <w:pPr>
-              <w:shd w:val="clear" w:color="auto" w:fill="FBE4D5" w:themeFill="accent2" w:themeFillTint="33"/>
-              <w:tabs>
-                <w:tab w:val="left" w:pos="273"/>
-              </w:tabs>
-              <w:spacing w:line="276" w:lineRule="auto"/>
+              <w:t xml:space="preserve">Die Auswertung erfolgt im Plenum durch zwei </w:t>
+            </w:r>
+            <w:r>
               <w:rPr>
                 <w:rFonts w:cstheme="minorHAnsi"/>
                 <w:b/>
                 <w:bCs/>
                 <w:color w:val="000000" w:themeColor="text1"/>
               </w:rPr>
-            </w:pPr>
+              <w:t>Kernfr</w:t>
+            </w:r>
             <w:r>
               <w:rPr>
                 <w:rFonts w:cstheme="minorHAnsi"/>
@@ -11869,7 +11640,7 @@
                 <w:bCs/>
                 <w:color w:val="000000" w:themeColor="text1"/>
               </w:rPr>
-              <w:t>Sek. I</w:t>
+              <w:t>a</w:t>
             </w:r>
             <w:r>
               <w:rPr>
@@ -11878,111 +11649,33 @@
                 <w:bCs/>
                 <w:color w:val="000000" w:themeColor="text1"/>
               </w:rPr>
-              <w:t xml:space="preserve"> </w:t>
-            </w:r>
-          </w:p>
-          <w:p>
-            <w:pPr>
-              <w:shd w:val="clear" w:color="auto" w:fill="FBE4D5" w:themeFill="accent2" w:themeFillTint="33"/>
-              <w:tabs>
-                <w:tab w:val="left" w:pos="273"/>
-              </w:tabs>
-              <w:spacing w:line="276" w:lineRule="auto"/>
-              <w:rPr>
-                <w:rFonts w:cstheme="minorHAnsi"/>
-                <w:color w:val="000000" w:themeColor="text1"/>
-              </w:rPr>
-            </w:pPr>
-            <w:r>
-              <w:rPr>
-                <w:rFonts w:cstheme="minorHAnsi"/>
-                <w:color w:val="EE0000"/>
-              </w:rPr>
-              <w:t>–</w:t>
-            </w:r>
-            <w:r>
-              <w:rPr>
-                <w:rFonts w:cstheme="minorHAnsi"/>
-                <w:color w:val="000000" w:themeColor="text1"/>
-              </w:rPr>
-              <w:t xml:space="preserve"> Beschreiben und Einordnen: Was sehe ich? Was wird versprochen? Was stimmt daran (wahrscheinlich) nicht?</w:t>
-            </w:r>
-          </w:p>
-          <w:p>
-            <w:pPr>
-              <w:shd w:val="clear" w:color="auto" w:fill="FBE4D5" w:themeFill="accent2" w:themeFillTint="33"/>
-              <w:tabs>
-                <w:tab w:val="left" w:pos="273"/>
-              </w:tabs>
-              <w:spacing w:line="276" w:lineRule="auto"/>
-              <w:rPr>
-                <w:rFonts w:cstheme="minorHAnsi"/>
-                <w:color w:val="000000" w:themeColor="text1"/>
-              </w:rPr>
-            </w:pPr>
-            <w:r>
-              <w:rPr>
-                <w:rFonts w:cstheme="minorHAnsi"/>
-                <w:color w:val="EE0000"/>
-              </w:rPr>
-              <w:t>–</w:t>
-            </w:r>
-            <w:r>
-              <w:rPr>
-                <w:rFonts w:cstheme="minorHAnsi"/>
-                <w:color w:val="000000" w:themeColor="text1"/>
-              </w:rPr>
-              <w:t xml:space="preserve"> Persönliche Einschätzung: *„Würdest du diesem Profil folgen? Warum?"*</w:t>
-            </w:r>
-          </w:p>
-          <w:p>
-            <w:pPr>
-              <w:shd w:val="clear" w:color="auto" w:fill="FBE4D5" w:themeFill="accent2" w:themeFillTint="33"/>
-              <w:tabs>
-                <w:tab w:val="left" w:pos="273"/>
-              </w:tabs>
-              <w:spacing w:line="276" w:lineRule="auto"/>
-              <w:rPr>
-                <w:rFonts w:cstheme="minorHAnsi"/>
-                <w:color w:val="000000" w:themeColor="text1"/>
-              </w:rPr>
-            </w:pPr>
-            <w:r>
-              <w:rPr>
-                <w:rFonts w:cstheme="minorHAnsi"/>
-                <w:color w:val="EE0000"/>
-              </w:rPr>
-              <w:t>–</w:t>
-            </w:r>
-            <w:r>
-              <w:rPr>
-                <w:rFonts w:cstheme="minorHAnsi"/>
-                <w:color w:val="000000" w:themeColor="text1"/>
-              </w:rPr>
-              <w:t xml:space="preserve"> </w:t>
-            </w:r>
-            <w:r>
-              <w:rPr>
-                <w:rFonts w:cstheme="minorHAnsi"/>
-                <w:color w:val="000000" w:themeColor="text1"/>
-              </w:rPr>
-              <w:t>Vorhandenes Wissen zum Thema Bildbearbeitung abrufen</w:t>
-            </w:r>
-          </w:p>
-          <w:p>
-            <w:pPr>
-              <w:shd w:val="clear" w:color="auto" w:fill="FBE4D5" w:themeFill="accent2" w:themeFillTint="33"/>
-              <w:tabs>
-                <w:tab w:val="left" w:pos="273"/>
-              </w:tabs>
-              <w:spacing w:line="276" w:lineRule="auto"/>
+              <w:t>gen</w:t>
+            </w:r>
+            <w:r>
+              <w:rPr>
+                <w:rFonts w:cstheme="minorHAnsi"/>
+                <w:color w:val="000000" w:themeColor="text1"/>
+              </w:rPr>
+              <w:t>: „Wie realistisch sind diese Ideale?" und „Welche Risiken entstehen – für den Körper, für das Selbstbild?"</w:t>
+            </w:r>
+          </w:p>
+          <w:p>
+            <w:pPr>
+              <w:spacing w:after="160" w:line="259" w:lineRule="auto"/>
+              <w:rPr>
+                <w:rFonts w:cstheme="minorHAnsi"/>
+                <w:color w:val="000000" w:themeColor="text1"/>
+              </w:rPr>
+            </w:pPr>
+            <w:r>
               <w:rPr>
                 <w:rFonts w:cstheme="minorHAnsi"/>
                 <w:b/>
                 <w:bCs/>
                 <w:color w:val="000000" w:themeColor="text1"/>
               </w:rPr>
-            </w:pPr>
+              <w:t>Zusatz</w:t>
+            </w:r>
             <w:r>
               <w:rPr>
                 <w:rFonts w:cstheme="minorHAnsi"/>
@@ -11990,7 +11683,7 @@
                 <w:bCs/>
                 <w:color w:val="000000" w:themeColor="text1"/>
               </w:rPr>
-              <w:t>Sek. I</w:t>
+              <w:t>fragen</w:t>
             </w:r>
             <w:r>
               <w:rPr>
@@ -11999,8 +11692,98 @@
                 <w:bCs/>
                 <w:color w:val="000000" w:themeColor="text1"/>
               </w:rPr>
-              <w:t xml:space="preserve">I </w:t>
-            </w:r>
+              <w:t xml:space="preserve"> für Sek II:</w:t>
+            </w:r>
+          </w:p>
+          <w:p>
+            <w:pPr>
+              <w:tabs>
+                <w:tab w:val="left" w:pos="273"/>
+              </w:tabs>
+              <w:spacing w:line="276" w:lineRule="auto"/>
+              <w:ind w:left="273"/>
+              <w:rPr>
+                <w:rFonts w:cstheme="minorHAnsi"/>
+                <w:color w:val="000000" w:themeColor="text1"/>
+              </w:rPr>
+            </w:pPr>
+            <w:r>
+              <w:rPr>
+                <w:rFonts w:cstheme="minorHAnsi"/>
+                <w:color w:val="000000" w:themeColor="text1"/>
+              </w:rPr>
+              <w:t xml:space="preserve">Wäre das Profil nach der </w:t>
+            </w:r>
+            <w:r>
+              <w:rPr>
+                <w:rFonts w:cstheme="minorHAnsi"/>
+                <w:color w:val="000000" w:themeColor="text1"/>
+              </w:rPr>
+              <w:t>EU-Kennzeichnungspflicht</w:t>
+            </w:r>
+            <w:r>
+              <w:rPr>
+                <w:rFonts w:cstheme="minorHAnsi"/>
+                <w:color w:val="000000" w:themeColor="text1"/>
+              </w:rPr>
+              <w:t xml:space="preserve"> korrekt? Was müsste als Werbung gekennzeichnet sein?</w:t>
+            </w:r>
+          </w:p>
+          <w:p>
+            <w:pPr>
+              <w:tabs>
+                <w:tab w:val="left" w:pos="273"/>
+              </w:tabs>
+              <w:spacing w:line="276" w:lineRule="auto"/>
+              <w:ind w:left="273"/>
+              <w:rPr>
+                <w:rFonts w:cstheme="minorHAnsi"/>
+                <w:color w:val="000000" w:themeColor="text1"/>
+              </w:rPr>
+            </w:pPr>
+            <w:r>
+              <w:rPr>
+                <w:rFonts w:cstheme="minorHAnsi"/>
+                <w:color w:val="000000" w:themeColor="text1"/>
+              </w:rPr>
+              <w:t>Welches Profil ist deiner Einschätzung nach am problematischsten – und warum?</w:t>
+            </w:r>
+          </w:p>
+          <w:p>
+            <w:pPr>
+              <w:tabs>
+                <w:tab w:val="left" w:pos="273"/>
+              </w:tabs>
+              <w:spacing w:line="276" w:lineRule="auto"/>
+              <w:rPr>
+                <w:rFonts w:cstheme="minorHAnsi"/>
+                <w:color w:val="EE0000"/>
+              </w:rPr>
+            </w:pPr>
+          </w:p>
+          <w:p>
+            <w:pPr>
+              <w:tabs>
+                <w:tab w:val="left" w:pos="273"/>
+              </w:tabs>
+              <w:spacing w:line="276" w:lineRule="auto"/>
+              <w:rPr>
+                <w:rFonts w:cstheme="minorHAnsi"/>
+                <w:color w:val="EE0000"/>
+              </w:rPr>
+            </w:pPr>
+          </w:p>
+          <w:p>
+            <w:pPr>
+              <w:tabs>
+                <w:tab w:val="left" w:pos="273"/>
+              </w:tabs>
+              <w:spacing w:line="276" w:lineRule="auto"/>
+              <w:rPr>
+                <w:rFonts w:cstheme="minorHAnsi"/>
+                <w:color w:val="EE0000"/>
+              </w:rPr>
+            </w:pPr>
           </w:p>
           <w:p>
             <w:pPr>
@@ -12018,68 +11801,41 @@
               <w:rPr>
                 <w:rFonts w:cstheme="minorHAnsi"/>
                 <w:color w:val="000000" w:themeColor="text1"/>
-              </w:rPr>
-              <w:t>– Geschäftsmodelle analysieren: Affiliate-Links, gesponserte Posts, eigene Produktlinien</w:t>
-            </w:r>
-          </w:p>
-          <w:p>
-            <w:pPr>
-              <w:shd w:val="clear" w:color="auto" w:fill="FBE4D5" w:themeFill="accent2" w:themeFillTint="33"/>
-              <w:tabs>
-                <w:tab w:val="left" w:pos="273"/>
-              </w:tabs>
-              <w:spacing w:line="276" w:lineRule="auto"/>
-              <w:rPr>
-                <w:rFonts w:cstheme="minorHAnsi"/>
-                <w:color w:val="000000" w:themeColor="text1"/>
-              </w:rPr>
-            </w:pPr>
-            <w:r>
-              <w:rPr>
-                <w:rFonts w:cstheme="minorHAnsi"/>
-                <w:color w:val="000000" w:themeColor="text1"/>
-              </w:rPr>
-              <w:t>– Gesellschaftliche Auswirkungen diskutieren: Bodyshaming, Essstörungen, Übertraining als systemische Folgen</w:t>
-            </w:r>
-          </w:p>
-          <w:p>
-            <w:pPr>
-              <w:shd w:val="clear" w:color="auto" w:fill="FBE4D5" w:themeFill="accent2" w:themeFillTint="33"/>
-              <w:tabs>
-                <w:tab w:val="left" w:pos="273"/>
-              </w:tabs>
-              <w:spacing w:line="276" w:lineRule="auto"/>
-              <w:rPr>
-                <w:rFonts w:cstheme="minorHAnsi"/>
-                <w:color w:val="000000" w:themeColor="text1"/>
-              </w:rPr>
-            </w:pPr>
-            <w:r>
-              <w:rPr>
-                <w:rFonts w:cstheme="minorHAnsi"/>
-                <w:color w:val="000000" w:themeColor="text1"/>
-              </w:rPr>
-              <w:t>– EU-Kennzeichnungspflicht für Werbung: Was ist gesetzlich vorgeschrieben, was wird umgangen?</w:t>
-            </w:r>
-          </w:p>
-          <w:p>
-            <w:pPr>
-              <w:shd w:val="clear" w:color="auto" w:fill="FBE4D5" w:themeFill="accent2" w:themeFillTint="33"/>
-              <w:tabs>
-                <w:tab w:val="left" w:pos="273"/>
-              </w:tabs>
-              <w:spacing w:line="276" w:lineRule="auto"/>
-              <w:rPr>
-                <w:rFonts w:cstheme="minorHAnsi"/>
-                <w:color w:val="000000" w:themeColor="text1"/>
-              </w:rPr>
-            </w:pPr>
-            <w:r>
-              <w:rPr>
-                <w:rFonts w:cstheme="minorHAnsi"/>
-                <w:color w:val="000000" w:themeColor="text1"/>
-              </w:rPr>
-              <w:t>– Bezug zu LH7 (Influencer:innen): Welche Strategien aus der damaligen Einheit sind hier wiederzuerkennen?</w:t>
+                <w:highlight w:val="yellow"/>
+              </w:rPr>
+              <w:t xml:space="preserve">((Icon </w:t>
+            </w:r>
+            <w:r>
+              <w:rPr>
+                <w:rFonts w:cstheme="minorHAnsi"/>
+                <w:color w:val="000000" w:themeColor="text1"/>
+                <w:highlight w:val="yellow"/>
+              </w:rPr>
+              <w:t>„</w:t>
+            </w:r>
+            <w:r>
+              <w:rPr>
+                <w:rFonts w:cstheme="minorHAnsi"/>
+                <w:color w:val="000000" w:themeColor="text1"/>
+                <w:highlight w:val="yellow"/>
+              </w:rPr>
+              <w:t>Differenzierung</w:t>
+            </w:r>
+            <w:r>
+              <w:rPr>
+                <w:rFonts w:cstheme="minorHAnsi"/>
+                <w:color w:val="000000" w:themeColor="text1"/>
+                <w:highlight w:val="yellow"/>
+              </w:rPr>
+              <w:t>“</w:t>
+            </w:r>
+            <w:r>
+              <w:rPr>
+                <w:rFonts w:cstheme="minorHAnsi"/>
+                <w:color w:val="000000" w:themeColor="text1"/>
+                <w:highlight w:val="yellow"/>
+              </w:rPr>
+              <w:t>!!))</w:t>
             </w:r>
           </w:p>
           <w:p>
@@ -12093,38 +11849,27 @@
                 <w:rFonts w:cstheme="minorHAnsi"/>
                 <w:b/>
                 <w:bCs/>
-                <w:color w:val="EE0000"/>
-              </w:rPr>
-            </w:pPr>
-          </w:p>
-          <w:p>
-            <w:pPr>
-              <w:tabs>
-                <w:tab w:val="left" w:pos="273"/>
-              </w:tabs>
-              <w:spacing w:line="276" w:lineRule="auto"/>
+                <w:color w:val="000000" w:themeColor="text1"/>
+              </w:rPr>
+            </w:pPr>
+            <w:r>
               <w:rPr>
                 <w:rFonts w:cstheme="minorHAnsi"/>
                 <w:b/>
                 <w:bCs/>
-                <w:color w:val="EE0000"/>
-              </w:rPr>
-            </w:pPr>
-          </w:p>
-          <w:p>
-            <w:pPr>
-              <w:shd w:val="clear" w:color="auto" w:fill="FBE4D5" w:themeFill="accent2" w:themeFillTint="33"/>
-              <w:tabs>
-                <w:tab w:val="left" w:pos="273"/>
-              </w:tabs>
-              <w:spacing w:line="276" w:lineRule="auto"/>
+                <w:color w:val="000000" w:themeColor="text1"/>
+              </w:rPr>
+              <w:t>Sek. I</w:t>
+            </w:r>
+            <w:r>
               <w:rPr>
                 <w:rFonts w:cstheme="minorHAnsi"/>
                 <w:b/>
                 <w:bCs/>
-                <w:color w:val="EE0000"/>
-              </w:rPr>
-            </w:pPr>
+                <w:color w:val="000000" w:themeColor="text1"/>
+              </w:rPr>
+              <w:t xml:space="preserve"> </w:t>
+            </w:r>
           </w:p>
           <w:p>
             <w:pPr>
@@ -12139,14 +11884,95 @@
               </w:rPr>
             </w:pPr>
             <w:r>
+              <w:rPr>
+                <w:rFonts w:cstheme="minorHAnsi"/>
+                <w:color w:val="EE0000"/>
+              </w:rPr>
+              <w:t>–</w:t>
+            </w:r>
+            <w:r>
+              <w:rPr>
+                <w:rFonts w:cstheme="minorHAnsi"/>
+                <w:color w:val="000000" w:themeColor="text1"/>
+              </w:rPr>
+              <w:t xml:space="preserve"> Beschreiben und Einordnen: Was sehe ich? Was wird versprochen? Was stimmt daran (wahrscheinlich) nicht?</w:t>
+            </w:r>
+          </w:p>
+          <w:p>
+            <w:pPr>
+              <w:shd w:val="clear" w:color="auto" w:fill="FBE4D5" w:themeFill="accent2" w:themeFillTint="33"/>
+              <w:tabs>
+                <w:tab w:val="left" w:pos="273"/>
+              </w:tabs>
+              <w:spacing w:line="276" w:lineRule="auto"/>
+              <w:rPr>
+                <w:rFonts w:cstheme="minorHAnsi"/>
+                <w:color w:val="000000" w:themeColor="text1"/>
+              </w:rPr>
+            </w:pPr>
+            <w:r>
+              <w:rPr>
+                <w:rFonts w:cstheme="minorHAnsi"/>
+                <w:color w:val="EE0000"/>
+              </w:rPr>
+              <w:t>–</w:t>
+            </w:r>
+            <w:r>
+              <w:rPr>
+                <w:rFonts w:cstheme="minorHAnsi"/>
+                <w:color w:val="000000" w:themeColor="text1"/>
+              </w:rPr>
+              <w:t xml:space="preserve"> Persönliche Einschätzung: *„Würdest du diesem Profil folgen? Warum?"*</w:t>
+            </w:r>
+          </w:p>
+          <w:p>
+            <w:pPr>
+              <w:shd w:val="clear" w:color="auto" w:fill="FBE4D5" w:themeFill="accent2" w:themeFillTint="33"/>
+              <w:tabs>
+                <w:tab w:val="left" w:pos="273"/>
+              </w:tabs>
+              <w:spacing w:line="276" w:lineRule="auto"/>
+              <w:rPr>
+                <w:rFonts w:cstheme="minorHAnsi"/>
+                <w:color w:val="000000" w:themeColor="text1"/>
+              </w:rPr>
+            </w:pPr>
+            <w:r>
+              <w:rPr>
+                <w:rFonts w:cstheme="minorHAnsi"/>
+                <w:color w:val="EE0000"/>
+              </w:rPr>
+              <w:t>–</w:t>
+            </w:r>
+            <w:r>
+              <w:rPr>
+                <w:rFonts w:cstheme="minorHAnsi"/>
+                <w:color w:val="000000" w:themeColor="text1"/>
+              </w:rPr>
+              <w:t xml:space="preserve"> </w:t>
+            </w:r>
+            <w:r>
+              <w:rPr>
+                <w:rFonts w:cstheme="minorHAnsi"/>
+                <w:color w:val="000000" w:themeColor="text1"/>
+              </w:rPr>
+              <w:t>Vorhandenes Wissen zum Thema Bildbearbeitung abrufen</w:t>
+            </w:r>
+          </w:p>
+          <w:p>
+            <w:pPr>
+              <w:shd w:val="clear" w:color="auto" w:fill="FBE4D5" w:themeFill="accent2" w:themeFillTint="33"/>
+              <w:tabs>
+                <w:tab w:val="left" w:pos="273"/>
+              </w:tabs>
+              <w:spacing w:line="276" w:lineRule="auto"/>
               <w:rPr>
                 <w:rFonts w:cstheme="minorHAnsi"/>
                 <w:b/>
                 <w:bCs/>
                 <w:color w:val="000000" w:themeColor="text1"/>
               </w:rPr>
-              <w:t xml:space="preserve">Lösungsvorschläge für die Fallbeispiele (Arbeitsblatt </w:t>
-            </w:r>
+            </w:pPr>
             <w:r>
               <w:rPr>
                 <w:rFonts w:cstheme="minorHAnsi"/>
@@ -12154,7 +11980,7 @@
                 <w:bCs/>
                 <w:color w:val="000000" w:themeColor="text1"/>
               </w:rPr>
-              <w:t>5</w:t>
+              <w:t>Sek. I</w:t>
             </w:r>
             <w:r>
               <w:rPr>
@@ -12163,7 +11989,7 @@
                 <w:bCs/>
                 <w:color w:val="000000" w:themeColor="text1"/>
               </w:rPr>
-              <w:t>):</w:t>
+              <w:t xml:space="preserve">I </w:t>
             </w:r>
           </w:p>
           <w:p>
@@ -12183,7 +12009,7 @@
                 <w:rFonts w:cstheme="minorHAnsi"/>
                 <w:color w:val="000000" w:themeColor="text1"/>
               </w:rPr>
-              <w:t>Zu Profil 1 (Fitness):</w:t>
+              <w:t>– Geschäftsmodelle analysieren: Affiliate-Links, gesponserte Posts, eigene Produktlinien</w:t>
             </w:r>
           </w:p>
           <w:p>
@@ -12203,7 +12029,7 @@
                 <w:rFonts w:cstheme="minorHAnsi"/>
                 <w:color w:val="000000" w:themeColor="text1"/>
               </w:rPr>
-              <w:t>– „Nicht realistisch – der Körper ist durch Training UND genetische Voraussetzungen so"</w:t>
+              <w:t>– Gesellschaftliche Auswirkungen diskutieren: Bodyshaming, Essstörungen, Übertraining als systemische Folgen</w:t>
             </w:r>
           </w:p>
           <w:p>
@@ -12223,7 +12049,7 @@
                 <w:rFonts w:cstheme="minorHAnsi"/>
                 <w:color w:val="000000" w:themeColor="text1"/>
               </w:rPr>
-              <w:t>– „Er bewirbt Proteinpulver – da verdient er dran"</w:t>
+              <w:t>– EU-Kennzeichnungspflicht für Werbung: Was ist gesetzlich vorgeschrieben, was wird umgangen?</w:t>
             </w:r>
           </w:p>
           <w:p>
@@ -12243,222 +12069,12 @@
                 <w:rFonts w:cstheme="minorHAnsi"/>
                 <w:color w:val="000000" w:themeColor="text1"/>
               </w:rPr>
-              <w:t>– Sek II: „Kein Disclaimer, obwohl es Werbung ist – Verstoß gegen Kennzeichnungspflicht"</w:t>
+              <w:t>– Bezug zu LH7 (Influencer:innen): Welche Strategien aus der damaligen Einheit sind hier wiederzuerkennen?</w:t>
             </w:r>
           </w:p>
           <w:p>
             <w:pPr>
               <w:shd w:val="clear" w:color="auto" w:fill="FBE4D5" w:themeFill="accent2" w:themeFillTint="33"/>
-              <w:tabs>
-                <w:tab w:val="left" w:pos="273"/>
-              </w:tabs>
-              <w:spacing w:line="276" w:lineRule="auto"/>
-              <w:rPr>
-                <w:rFonts w:cstheme="minorHAnsi"/>
-                <w:color w:val="000000" w:themeColor="text1"/>
-              </w:rPr>
-            </w:pPr>
-            <w:r>
-              <w:rPr>
-                <w:rFonts w:cstheme="minorHAnsi"/>
-                <w:color w:val="000000" w:themeColor="text1"/>
-              </w:rPr>
-              <w:t>Zu Profil 2 (Ernährung):</w:t>
-            </w:r>
-          </w:p>
-          <w:p>
-            <w:pPr>
-              <w:shd w:val="clear" w:color="auto" w:fill="FBE4D5" w:themeFill="accent2" w:themeFillTint="33"/>
-              <w:tabs>
-                <w:tab w:val="left" w:pos="273"/>
-              </w:tabs>
-              <w:spacing w:line="276" w:lineRule="auto"/>
-              <w:rPr>
-                <w:rFonts w:cstheme="minorHAnsi"/>
-                <w:color w:val="000000" w:themeColor="text1"/>
-              </w:rPr>
-            </w:pPr>
-            <w:r>
-              <w:rPr>
-                <w:rFonts w:cstheme="minorHAnsi"/>
-                <w:color w:val="000000" w:themeColor="text1"/>
-              </w:rPr>
-              <w:t>– „Clean Eating klingt gut, aber was bedeutet das eigentlich?"</w:t>
-            </w:r>
-          </w:p>
-          <w:p>
-            <w:pPr>
-              <w:shd w:val="clear" w:color="auto" w:fill="FBE4D5" w:themeFill="accent2" w:themeFillTint="33"/>
-              <w:tabs>
-                <w:tab w:val="left" w:pos="273"/>
-              </w:tabs>
-              <w:spacing w:line="276" w:lineRule="auto"/>
-              <w:rPr>
-                <w:rFonts w:cstheme="minorHAnsi"/>
-                <w:color w:val="000000" w:themeColor="text1"/>
-              </w:rPr>
-            </w:pPr>
-            <w:r>
-              <w:rPr>
-                <w:rFonts w:cstheme="minorHAnsi"/>
-                <w:color w:val="000000" w:themeColor="text1"/>
-              </w:rPr>
-              <w:t>– „Scham für ‚ungesunde' Lebensmittel – das erzeugt Druck"</w:t>
-            </w:r>
-          </w:p>
-          <w:p>
-            <w:pPr>
-              <w:shd w:val="clear" w:color="auto" w:fill="FBE4D5" w:themeFill="accent2" w:themeFillTint="33"/>
-              <w:tabs>
-                <w:tab w:val="left" w:pos="273"/>
-              </w:tabs>
-              <w:spacing w:line="276" w:lineRule="auto"/>
-              <w:rPr>
-                <w:rFonts w:cstheme="minorHAnsi"/>
-                <w:color w:val="000000" w:themeColor="text1"/>
-              </w:rPr>
-            </w:pPr>
-            <w:r>
-              <w:rPr>
-                <w:rFonts w:cstheme="minorHAnsi"/>
-                <w:color w:val="000000" w:themeColor="text1"/>
-              </w:rPr>
-              <w:t>– Sek II: „Orthorexia-Risiko: Wenn ‚gesund essen' zur Obsession wird"</w:t>
-            </w:r>
-          </w:p>
-          <w:p>
-            <w:pPr>
-              <w:shd w:val="clear" w:color="auto" w:fill="FBE4D5" w:themeFill="accent2" w:themeFillTint="33"/>
-              <w:tabs>
-                <w:tab w:val="left" w:pos="273"/>
-              </w:tabs>
-              <w:spacing w:line="276" w:lineRule="auto"/>
-              <w:rPr>
-                <w:rFonts w:cstheme="minorHAnsi"/>
-                <w:color w:val="000000" w:themeColor="text1"/>
-              </w:rPr>
-            </w:pPr>
-            <w:r>
-              <w:rPr>
-                <w:rFonts w:cstheme="minorHAnsi"/>
-                <w:color w:val="000000" w:themeColor="text1"/>
-              </w:rPr>
-              <w:t>Zu Profil 3 (Beauty/Wellness):</w:t>
-            </w:r>
-          </w:p>
-          <w:p>
-            <w:pPr>
-              <w:shd w:val="clear" w:color="auto" w:fill="FBE4D5" w:themeFill="accent2" w:themeFillTint="33"/>
-              <w:tabs>
-                <w:tab w:val="left" w:pos="273"/>
-              </w:tabs>
-              <w:spacing w:line="276" w:lineRule="auto"/>
-              <w:rPr>
-                <w:rFonts w:cstheme="minorHAnsi"/>
-                <w:color w:val="000000" w:themeColor="text1"/>
-              </w:rPr>
-            </w:pPr>
-            <w:r>
-              <w:rPr>
-                <w:rFonts w:cstheme="minorHAnsi"/>
-                <w:color w:val="000000" w:themeColor="text1"/>
-              </w:rPr>
-              <w:t>– „Die Haut sieht so aus, weil sie Filter benutzt – das ist kein echtes Ergebnis vom Produkt"</w:t>
-            </w:r>
-          </w:p>
-          <w:p>
-            <w:pPr>
-              <w:shd w:val="clear" w:color="auto" w:fill="FBE4D5" w:themeFill="accent2" w:themeFillTint="33"/>
-              <w:tabs>
-                <w:tab w:val="left" w:pos="273"/>
-              </w:tabs>
-              <w:spacing w:line="276" w:lineRule="auto"/>
-              <w:rPr>
-                <w:rFonts w:cstheme="minorHAnsi"/>
-                <w:color w:val="000000" w:themeColor="text1"/>
-              </w:rPr>
-            </w:pPr>
-            <w:r>
-              <w:rPr>
-                <w:rFonts w:cstheme="minorHAnsi"/>
-                <w:color w:val="000000" w:themeColor="text1"/>
-              </w:rPr>
-              <w:t>– „Angst vor Makel schüren, dann Lösung verkaufen – klassisches Muster"</w:t>
-            </w:r>
-          </w:p>
-          <w:p>
-            <w:pPr>
-              <w:shd w:val="clear" w:color="auto" w:fill="FBE4D5" w:themeFill="accent2" w:themeFillTint="33"/>
-              <w:tabs>
-                <w:tab w:val="left" w:pos="273"/>
-              </w:tabs>
-              <w:spacing w:line="276" w:lineRule="auto"/>
-              <w:rPr>
-                <w:rFonts w:cstheme="minorHAnsi"/>
-                <w:color w:val="000000" w:themeColor="text1"/>
-              </w:rPr>
-            </w:pPr>
-            <w:r>
-              <w:rPr>
-                <w:rFonts w:cstheme="minorHAnsi"/>
-                <w:color w:val="000000" w:themeColor="text1"/>
-              </w:rPr>
-              <w:lastRenderedPageBreak/>
-              <w:t>– Sek II: „Das Geschäftsmodell basiert auf Körperunsicherheit – je unsicherer, desto kaufbereiter"</w:t>
-            </w:r>
-          </w:p>
-          <w:p>
-            <w:pPr>
-              <w:tabs>
-                <w:tab w:val="left" w:pos="273"/>
-              </w:tabs>
-              <w:spacing w:line="276" w:lineRule="auto"/>
-              <w:rPr>
-                <w:rFonts w:cstheme="minorHAnsi"/>
-                <w:color w:val="EE0000"/>
-              </w:rPr>
-            </w:pPr>
-          </w:p>
-          <w:p>
-            <w:pPr>
-              <w:tabs>
-                <w:tab w:val="left" w:pos="273"/>
-              </w:tabs>
-              <w:spacing w:line="276" w:lineRule="auto"/>
-              <w:rPr>
-                <w:rFonts w:cstheme="minorHAnsi"/>
-                <w:color w:val="EE0000"/>
-              </w:rPr>
-            </w:pPr>
-            <w:r>
-              <w:rPr>
-                <w:rFonts w:cstheme="minorHAnsi"/>
-                <w:color w:val="EE0000"/>
-              </w:rPr>
-              <w:t>Überleitung?</w:t>
-            </w:r>
-          </w:p>
-          <w:p>
-            <w:pPr>
-              <w:tabs>
-                <w:tab w:val="left" w:pos="273"/>
-              </w:tabs>
-              <w:spacing w:line="276" w:lineRule="auto"/>
-              <w:rPr>
-                <w:rFonts w:cstheme="minorHAnsi"/>
-                <w:color w:val="000000" w:themeColor="text1"/>
-              </w:rPr>
-            </w:pPr>
-            <w:r>
-              <w:rPr>
-                <w:rFonts w:cstheme="minorHAnsi"/>
-                <w:color w:val="000000" w:themeColor="text1"/>
-              </w:rPr>
-              <w:t>___________________________________________________________________________</w:t>
-            </w:r>
-          </w:p>
-          <w:p>
-            <w:pPr>
               <w:tabs>
                 <w:tab w:val="left" w:pos="273"/>
               </w:tabs>
@@ -12467,6 +12083,773 @@
                 <w:rFonts w:cstheme="minorHAnsi"/>
                 <w:b/>
                 <w:bCs/>
+                <w:color w:val="EE0000"/>
+              </w:rPr>
+            </w:pPr>
+          </w:p>
+          <w:p>
+            <w:pPr>
+              <w:tabs>
+                <w:tab w:val="left" w:pos="273"/>
+              </w:tabs>
+              <w:spacing w:line="276" w:lineRule="auto"/>
+              <w:rPr>
+                <w:rFonts w:cstheme="minorHAnsi"/>
+                <w:b/>
+                <w:bCs/>
+                <w:color w:val="EE0000"/>
+              </w:rPr>
+            </w:pPr>
+          </w:p>
+          <w:p>
+            <w:pPr>
+              <w:shd w:val="clear" w:color="auto" w:fill="FBE4D5" w:themeFill="accent2" w:themeFillTint="33"/>
+              <w:tabs>
+                <w:tab w:val="left" w:pos="273"/>
+              </w:tabs>
+              <w:spacing w:line="276" w:lineRule="auto"/>
+              <w:rPr>
+                <w:rFonts w:cstheme="minorHAnsi"/>
+                <w:b/>
+                <w:bCs/>
+                <w:color w:val="EE0000"/>
+              </w:rPr>
+            </w:pPr>
+          </w:p>
+          <w:p>
+            <w:pPr>
+              <w:shd w:val="clear" w:color="auto" w:fill="FBE4D5" w:themeFill="accent2" w:themeFillTint="33"/>
+              <w:tabs>
+                <w:tab w:val="left" w:pos="273"/>
+              </w:tabs>
+              <w:spacing w:line="276" w:lineRule="auto"/>
+              <w:rPr>
+                <w:rFonts w:cstheme="minorHAnsi"/>
+                <w:color w:val="000000" w:themeColor="text1"/>
+              </w:rPr>
+            </w:pPr>
+            <w:r>
+              <w:rPr>
+                <w:rFonts w:cstheme="minorHAnsi"/>
+                <w:b/>
+                <w:bCs/>
+                <w:color w:val="000000" w:themeColor="text1"/>
+              </w:rPr>
+              <w:t xml:space="preserve">Lösungsvorschläge für die Fallbeispiele (Arbeitsblatt </w:t>
+            </w:r>
+            <w:r>
+              <w:rPr>
+                <w:rFonts w:cstheme="minorHAnsi"/>
+                <w:b/>
+                <w:bCs/>
+                <w:color w:val="000000" w:themeColor="text1"/>
+              </w:rPr>
+              <w:t>5</w:t>
+            </w:r>
+            <w:r>
+              <w:rPr>
+                <w:rFonts w:cstheme="minorHAnsi"/>
+                <w:b/>
+                <w:bCs/>
+                <w:color w:val="000000" w:themeColor="text1"/>
+              </w:rPr>
+              <w:t>):</w:t>
+            </w:r>
+          </w:p>
+          <w:p>
+            <w:pPr>
+              <w:shd w:val="clear" w:color="auto" w:fill="FBE4D5" w:themeFill="accent2" w:themeFillTint="33"/>
+              <w:tabs>
+                <w:tab w:val="left" w:pos="273"/>
+              </w:tabs>
+              <w:spacing w:line="276" w:lineRule="auto"/>
+              <w:rPr>
+                <w:rFonts w:cstheme="minorHAnsi"/>
+                <w:b/>
+                <w:bCs/>
+                <w:color w:val="000000" w:themeColor="text1"/>
+              </w:rPr>
+            </w:pPr>
+            <w:r>
+              <w:rPr>
+                <w:rFonts w:cstheme="minorHAnsi"/>
+                <w:b/>
+                <w:bCs/>
+                <w:color w:val="000000" w:themeColor="text1"/>
+              </w:rPr>
+              <w:t>Profil 1 (@maxfit.official):</w:t>
+            </w:r>
+          </w:p>
+          <w:p>
+            <w:pPr>
+              <w:shd w:val="clear" w:color="auto" w:fill="FBE4D5" w:themeFill="accent2" w:themeFillTint="33"/>
+              <w:tabs>
+                <w:tab w:val="left" w:pos="273"/>
+              </w:tabs>
+              <w:spacing w:line="276" w:lineRule="auto"/>
+              <w:rPr>
+                <w:rFonts w:cstheme="minorHAnsi"/>
+                <w:color w:val="000000" w:themeColor="text1"/>
+              </w:rPr>
+            </w:pPr>
+            <w:r>
+              <w:rPr>
+                <w:rFonts w:cstheme="minorHAnsi"/>
+                <w:color w:val="000000" w:themeColor="text1"/>
+              </w:rPr>
+              <w:t>– „Nicht realistisch – der Körper ist durch Training UND genetische Voraussetzungen so"</w:t>
+            </w:r>
+          </w:p>
+          <w:p>
+            <w:pPr>
+              <w:shd w:val="clear" w:color="auto" w:fill="FBE4D5" w:themeFill="accent2" w:themeFillTint="33"/>
+              <w:tabs>
+                <w:tab w:val="left" w:pos="273"/>
+              </w:tabs>
+              <w:spacing w:line="276" w:lineRule="auto"/>
+              <w:rPr>
+                <w:rFonts w:cstheme="minorHAnsi"/>
+                <w:color w:val="000000" w:themeColor="text1"/>
+              </w:rPr>
+            </w:pPr>
+            <w:r>
+              <w:rPr>
+                <w:rFonts w:cstheme="minorHAnsi"/>
+                <w:color w:val="000000" w:themeColor="text1"/>
+              </w:rPr>
+              <w:t>– „Er bewirbt Proteinpulver – da verdient er dran"</w:t>
+            </w:r>
+          </w:p>
+          <w:p>
+            <w:pPr>
+              <w:shd w:val="clear" w:color="auto" w:fill="FBE4D5" w:themeFill="accent2" w:themeFillTint="33"/>
+              <w:tabs>
+                <w:tab w:val="left" w:pos="273"/>
+              </w:tabs>
+              <w:spacing w:line="276" w:lineRule="auto"/>
+              <w:rPr>
+                <w:rFonts w:cstheme="minorHAnsi"/>
+                <w:color w:val="000000" w:themeColor="text1"/>
+              </w:rPr>
+            </w:pPr>
+            <w:r>
+              <w:rPr>
+                <w:rFonts w:cstheme="minorHAnsi"/>
+                <w:color w:val="000000" w:themeColor="text1"/>
+              </w:rPr>
+              <w:t>–</w:t>
+            </w:r>
+            <w:r>
+              <w:rPr>
+                <w:rFonts w:cstheme="minorHAnsi"/>
+                <w:color w:val="000000" w:themeColor="text1"/>
+              </w:rPr>
+              <w:t xml:space="preserve"> U</w:t>
+            </w:r>
+            <w:r>
+              <w:rPr>
+                <w:rFonts w:cstheme="minorHAnsi"/>
+                <w:color w:val="000000" w:themeColor="text1"/>
+              </w:rPr>
+              <w:t>nrealistisches Körperbild: „Das ist für JEDEN möglich" ignoriert genetische, zeitliche und soziale Voraussetzungen</w:t>
+            </w:r>
+          </w:p>
+          <w:p>
+            <w:pPr>
+              <w:shd w:val="clear" w:color="auto" w:fill="FBE4D5" w:themeFill="accent2" w:themeFillTint="33"/>
+              <w:tabs>
+                <w:tab w:val="left" w:pos="273"/>
+              </w:tabs>
+              <w:spacing w:line="276" w:lineRule="auto"/>
+              <w:rPr>
+                <w:rFonts w:cstheme="minorHAnsi"/>
+                <w:color w:val="000000" w:themeColor="text1"/>
+              </w:rPr>
+            </w:pPr>
+            <w:r>
+              <w:rPr>
+                <w:rFonts w:cstheme="minorHAnsi"/>
+                <w:color w:val="000000" w:themeColor="text1"/>
+              </w:rPr>
+              <w:t>–</w:t>
+            </w:r>
+            <w:r>
+              <w:rPr>
+                <w:rFonts w:cstheme="minorHAnsi"/>
+                <w:color w:val="000000" w:themeColor="text1"/>
+              </w:rPr>
+              <w:t xml:space="preserve"> </w:t>
+            </w:r>
+            <w:r>
+              <w:rPr>
+                <w:rFonts w:cstheme="minorHAnsi"/>
+                <w:color w:val="000000" w:themeColor="text1"/>
+              </w:rPr>
+              <w:t>Gefährliche Behauptungen: Täglich trainieren ohne Ruhetag → Übertraining; „Pain is weakness" → Verletzungsrisiko</w:t>
+            </w:r>
+          </w:p>
+          <w:p>
+            <w:pPr>
+              <w:shd w:val="clear" w:color="auto" w:fill="FBE4D5" w:themeFill="accent2" w:themeFillTint="33"/>
+              <w:tabs>
+                <w:tab w:val="left" w:pos="273"/>
+              </w:tabs>
+              <w:spacing w:line="276" w:lineRule="auto"/>
+              <w:rPr>
+                <w:rFonts w:cstheme="minorHAnsi"/>
+                <w:color w:val="000000" w:themeColor="text1"/>
+              </w:rPr>
+            </w:pPr>
+            <w:r>
+              <w:rPr>
+                <w:rFonts w:cstheme="minorHAnsi"/>
+                <w:color w:val="000000" w:themeColor="text1"/>
+              </w:rPr>
+              <w:t>–</w:t>
+            </w:r>
+            <w:r>
+              <w:rPr>
+                <w:rFonts w:cstheme="minorHAnsi"/>
+                <w:color w:val="000000" w:themeColor="text1"/>
+              </w:rPr>
+              <w:t xml:space="preserve"> </w:t>
+            </w:r>
+            <w:r>
+              <w:rPr>
+                <w:rFonts w:cstheme="minorHAnsi"/>
+                <w:color w:val="000000" w:themeColor="text1"/>
+              </w:rPr>
+              <w:t>Kommerzielle Interessen: Rabattcode (Affiliate), Coaching-Angebote</w:t>
+            </w:r>
+          </w:p>
+          <w:p>
+            <w:pPr>
+              <w:shd w:val="clear" w:color="auto" w:fill="FBE4D5" w:themeFill="accent2" w:themeFillTint="33"/>
+              <w:tabs>
+                <w:tab w:val="left" w:pos="273"/>
+              </w:tabs>
+              <w:spacing w:line="276" w:lineRule="auto"/>
+              <w:rPr>
+                <w:rFonts w:cstheme="minorHAnsi"/>
+                <w:color w:val="000000" w:themeColor="text1"/>
+              </w:rPr>
+            </w:pPr>
+            <w:r>
+              <w:rPr>
+                <w:rFonts w:cstheme="minorHAnsi"/>
+                <w:color w:val="000000" w:themeColor="text1"/>
+              </w:rPr>
+              <w:t>–</w:t>
+            </w:r>
+            <w:r>
+              <w:rPr>
+                <w:rFonts w:cstheme="minorHAnsi"/>
+                <w:color w:val="000000" w:themeColor="text1"/>
+              </w:rPr>
+              <w:t xml:space="preserve"> </w:t>
+            </w:r>
+            <w:r>
+              <w:rPr>
+                <w:rFonts w:cstheme="minorHAnsi"/>
+                <w:color w:val="000000" w:themeColor="text1"/>
+              </w:rPr>
+              <w:t>Psychische Wirkung: Motiv → Frustration, wenn eigener Körper nicht folgt; Schuldgefühle bei Ruhetagen</w:t>
+            </w:r>
+          </w:p>
+          <w:p>
+            <w:pPr>
+              <w:shd w:val="clear" w:color="auto" w:fill="FBE4D5" w:themeFill="accent2" w:themeFillTint="33"/>
+              <w:tabs>
+                <w:tab w:val="left" w:pos="273"/>
+              </w:tabs>
+              <w:spacing w:line="276" w:lineRule="auto"/>
+              <w:rPr>
+                <w:rFonts w:cstheme="minorHAnsi"/>
+                <w:color w:val="000000" w:themeColor="text1"/>
+              </w:rPr>
+            </w:pPr>
+            <w:r>
+              <w:rPr>
+                <w:rFonts w:cstheme="minorHAnsi"/>
+                <w:color w:val="000000" w:themeColor="text1"/>
+              </w:rPr>
+              <w:t>–</w:t>
+            </w:r>
+            <w:r>
+              <w:rPr>
+                <w:rFonts w:cstheme="minorHAnsi"/>
+                <w:color w:val="000000" w:themeColor="text1"/>
+              </w:rPr>
+              <w:t xml:space="preserve"> </w:t>
+            </w:r>
+            <w:r>
+              <w:rPr>
+                <w:rFonts w:cstheme="minorHAnsi"/>
+                <w:color w:val="000000" w:themeColor="text1"/>
+              </w:rPr>
+              <w:t>Sek II: Keine Kennzeichnung von Affiliate-Posts erkennbar</w:t>
+            </w:r>
+          </w:p>
+          <w:p>
+            <w:pPr>
+              <w:shd w:val="clear" w:color="auto" w:fill="FBE4D5" w:themeFill="accent2" w:themeFillTint="33"/>
+              <w:tabs>
+                <w:tab w:val="left" w:pos="273"/>
+              </w:tabs>
+              <w:spacing w:line="276" w:lineRule="auto"/>
+              <w:rPr>
+                <w:rFonts w:cstheme="minorHAnsi"/>
+                <w:b/>
+                <w:bCs/>
+                <w:color w:val="000000" w:themeColor="text1"/>
+              </w:rPr>
+            </w:pPr>
+            <w:r>
+              <w:rPr>
+                <w:rFonts w:cstheme="minorHAnsi"/>
+                <w:b/>
+                <w:bCs/>
+                <w:color w:val="000000" w:themeColor="text1"/>
+              </w:rPr>
+              <w:lastRenderedPageBreak/>
+              <w:t>Profil 2 (@cleankitchen.lea):</w:t>
+            </w:r>
+          </w:p>
+          <w:p>
+            <w:pPr>
+              <w:shd w:val="clear" w:color="auto" w:fill="FBE4D5" w:themeFill="accent2" w:themeFillTint="33"/>
+              <w:tabs>
+                <w:tab w:val="left" w:pos="273"/>
+              </w:tabs>
+              <w:spacing w:line="276" w:lineRule="auto"/>
+              <w:rPr>
+                <w:rFonts w:cstheme="minorHAnsi"/>
+                <w:color w:val="000000" w:themeColor="text1"/>
+              </w:rPr>
+            </w:pPr>
+            <w:r>
+              <w:rPr>
+                <w:rFonts w:cstheme="minorHAnsi"/>
+                <w:color w:val="000000" w:themeColor="text1"/>
+              </w:rPr>
+              <w:t>– „Clean Eating klingt gut, aber was bedeutet das eigentlich?"</w:t>
+            </w:r>
+          </w:p>
+          <w:p>
+            <w:pPr>
+              <w:shd w:val="clear" w:color="auto" w:fill="FBE4D5" w:themeFill="accent2" w:themeFillTint="33"/>
+              <w:tabs>
+                <w:tab w:val="left" w:pos="273"/>
+              </w:tabs>
+              <w:spacing w:line="276" w:lineRule="auto"/>
+              <w:rPr>
+                <w:rFonts w:cstheme="minorHAnsi"/>
+                <w:color w:val="000000" w:themeColor="text1"/>
+              </w:rPr>
+            </w:pPr>
+            <w:r>
+              <w:rPr>
+                <w:rFonts w:cstheme="minorHAnsi"/>
+                <w:color w:val="000000" w:themeColor="text1"/>
+              </w:rPr>
+              <w:t>– „Scham für ‚ungesunde' Lebensmittel – das erzeugt Druck"</w:t>
+            </w:r>
+          </w:p>
+          <w:p>
+            <w:pPr>
+              <w:shd w:val="clear" w:color="auto" w:fill="FBE4D5" w:themeFill="accent2" w:themeFillTint="33"/>
+              <w:tabs>
+                <w:tab w:val="left" w:pos="273"/>
+              </w:tabs>
+              <w:spacing w:line="276" w:lineRule="auto"/>
+              <w:rPr>
+                <w:rFonts w:cstheme="minorHAnsi"/>
+                <w:color w:val="000000" w:themeColor="text1"/>
+              </w:rPr>
+            </w:pPr>
+            <w:r>
+              <w:rPr>
+                <w:rFonts w:cstheme="minorHAnsi"/>
+                <w:color w:val="000000" w:themeColor="text1"/>
+              </w:rPr>
+              <w:t>– Sek II: „Orthorexia-Risiko: Wenn ‚gesund essen' zur Obsession wird"</w:t>
+            </w:r>
+          </w:p>
+          <w:p>
+            <w:pPr>
+              <w:shd w:val="clear" w:color="auto" w:fill="FBE4D5" w:themeFill="accent2" w:themeFillTint="33"/>
+              <w:tabs>
+                <w:tab w:val="left" w:pos="273"/>
+              </w:tabs>
+              <w:spacing w:line="276" w:lineRule="auto"/>
+              <w:rPr>
+                <w:rFonts w:cstheme="minorHAnsi"/>
+                <w:color w:val="000000" w:themeColor="text1"/>
+              </w:rPr>
+            </w:pPr>
+            <w:r>
+              <w:rPr>
+                <w:rFonts w:cstheme="minorHAnsi"/>
+                <w:color w:val="000000" w:themeColor="text1"/>
+              </w:rPr>
+              <w:t>–</w:t>
+            </w:r>
+            <w:r>
+              <w:rPr>
+                <w:rFonts w:cstheme="minorHAnsi"/>
+                <w:color w:val="000000" w:themeColor="text1"/>
+              </w:rPr>
+              <w:t xml:space="preserve"> </w:t>
+            </w:r>
+            <w:r>
+              <w:rPr>
+                <w:rFonts w:cstheme="minorHAnsi"/>
+                <w:color w:val="000000" w:themeColor="text1"/>
+              </w:rPr>
+              <w:t>Gefährlichste Behauptungen: „Gluten ist Gift für jeden" ist wissenschaftlich falsch (Glutenunverträglichkeit betrifft ~1%, Zöliakie ~0,5–1%); „Zucker = weißes Gift" ist vereinfachte, angstbasierte Botschaft</w:t>
+            </w:r>
+          </w:p>
+          <w:p>
+            <w:pPr>
+              <w:shd w:val="clear" w:color="auto" w:fill="FBE4D5" w:themeFill="accent2" w:themeFillTint="33"/>
+              <w:tabs>
+                <w:tab w:val="left" w:pos="273"/>
+              </w:tabs>
+              <w:spacing w:line="276" w:lineRule="auto"/>
+              <w:rPr>
+                <w:rFonts w:cstheme="minorHAnsi"/>
+                <w:color w:val="000000" w:themeColor="text1"/>
+              </w:rPr>
+            </w:pPr>
+            <w:r>
+              <w:rPr>
+                <w:rFonts w:cstheme="minorHAnsi"/>
+                <w:color w:val="000000" w:themeColor="text1"/>
+              </w:rPr>
+              <w:t>–</w:t>
+            </w:r>
+            <w:r>
+              <w:rPr>
+                <w:rFonts w:cstheme="minorHAnsi"/>
+                <w:color w:val="000000" w:themeColor="text1"/>
+              </w:rPr>
+              <w:t xml:space="preserve"> </w:t>
+            </w:r>
+            <w:r>
+              <w:rPr>
+                <w:rFonts w:cstheme="minorHAnsi"/>
+                <w:color w:val="000000" w:themeColor="text1"/>
+              </w:rPr>
+              <w:t>Orthorexia-Risiko: Wenn „clean essen" zur Obsession wird und mit Schuldgefühlen bei Abweichung verbunden ist</w:t>
+            </w:r>
+          </w:p>
+          <w:p>
+            <w:pPr>
+              <w:shd w:val="clear" w:color="auto" w:fill="FBE4D5" w:themeFill="accent2" w:themeFillTint="33"/>
+              <w:tabs>
+                <w:tab w:val="left" w:pos="273"/>
+              </w:tabs>
+              <w:spacing w:line="276" w:lineRule="auto"/>
+              <w:rPr>
+                <w:rFonts w:cstheme="minorHAnsi"/>
+                <w:color w:val="000000" w:themeColor="text1"/>
+              </w:rPr>
+            </w:pPr>
+            <w:r>
+              <w:rPr>
+                <w:rFonts w:cstheme="minorHAnsi"/>
+                <w:color w:val="000000" w:themeColor="text1"/>
+              </w:rPr>
+              <w:t>–</w:t>
+            </w:r>
+            <w:r>
+              <w:rPr>
+                <w:rFonts w:cstheme="minorHAnsi"/>
+                <w:color w:val="000000" w:themeColor="text1"/>
+              </w:rPr>
+              <w:t xml:space="preserve"> </w:t>
+            </w:r>
+            <w:r>
+              <w:rPr>
+                <w:rFonts w:cstheme="minorHAnsi"/>
+                <w:color w:val="000000" w:themeColor="text1"/>
+              </w:rPr>
+              <w:t>Kommerzielle Interessen: Produktshake, Affiliate-Links</w:t>
+            </w:r>
+          </w:p>
+          <w:p>
+            <w:pPr>
+              <w:shd w:val="clear" w:color="auto" w:fill="FBE4D5" w:themeFill="accent2" w:themeFillTint="33"/>
+              <w:tabs>
+                <w:tab w:val="left" w:pos="273"/>
+              </w:tabs>
+              <w:spacing w:line="276" w:lineRule="auto"/>
+              <w:rPr>
+                <w:rFonts w:cstheme="minorHAnsi"/>
+                <w:color w:val="000000" w:themeColor="text1"/>
+              </w:rPr>
+            </w:pPr>
+            <w:r>
+              <w:rPr>
+                <w:rFonts w:cstheme="minorHAnsi"/>
+                <w:color w:val="000000" w:themeColor="text1"/>
+              </w:rPr>
+              <w:t>–</w:t>
+            </w:r>
+            <w:r>
+              <w:rPr>
+                <w:rFonts w:cstheme="minorHAnsi"/>
+                <w:color w:val="000000" w:themeColor="text1"/>
+              </w:rPr>
+              <w:t xml:space="preserve"> „Zertifizierte Ernährungsberaterin®" – Achtung: In Deutschland ist dieser Titel nicht geschützt</w:t>
+            </w:r>
+          </w:p>
+          <w:p>
+            <w:pPr>
+              <w:shd w:val="clear" w:color="auto" w:fill="FBE4D5" w:themeFill="accent2" w:themeFillTint="33"/>
+              <w:tabs>
+                <w:tab w:val="left" w:pos="273"/>
+              </w:tabs>
+              <w:spacing w:line="276" w:lineRule="auto"/>
+              <w:rPr>
+                <w:rFonts w:cstheme="minorHAnsi"/>
+                <w:b/>
+                <w:bCs/>
+                <w:color w:val="000000" w:themeColor="text1"/>
+              </w:rPr>
+            </w:pPr>
+            <w:r>
+              <w:rPr>
+                <w:rFonts w:cstheme="minorHAnsi"/>
+                <w:b/>
+                <w:bCs/>
+                <w:color w:val="000000" w:themeColor="text1"/>
+              </w:rPr>
+              <w:t>Profil 3 (@glowup.beauty):</w:t>
+            </w:r>
+          </w:p>
+          <w:p>
+            <w:pPr>
+              <w:shd w:val="clear" w:color="auto" w:fill="FBE4D5" w:themeFill="accent2" w:themeFillTint="33"/>
+              <w:tabs>
+                <w:tab w:val="left" w:pos="273"/>
+              </w:tabs>
+              <w:spacing w:line="276" w:lineRule="auto"/>
+              <w:rPr>
+                <w:rFonts w:cstheme="minorHAnsi"/>
+                <w:color w:val="000000" w:themeColor="text1"/>
+              </w:rPr>
+            </w:pPr>
+            <w:r>
+              <w:rPr>
+                <w:rFonts w:cstheme="minorHAnsi"/>
+                <w:color w:val="000000" w:themeColor="text1"/>
+              </w:rPr>
+              <w:t>– „Die Haut sieht so aus, weil sie Filter benutzt – das ist kein echtes Ergebnis vom Produkt"</w:t>
+            </w:r>
+          </w:p>
+          <w:p>
+            <w:pPr>
+              <w:shd w:val="clear" w:color="auto" w:fill="FBE4D5" w:themeFill="accent2" w:themeFillTint="33"/>
+              <w:tabs>
+                <w:tab w:val="left" w:pos="273"/>
+              </w:tabs>
+              <w:spacing w:line="276" w:lineRule="auto"/>
+              <w:rPr>
+                <w:rFonts w:cstheme="minorHAnsi"/>
+                <w:color w:val="000000" w:themeColor="text1"/>
+              </w:rPr>
+            </w:pPr>
+            <w:r>
+              <w:rPr>
+                <w:rFonts w:cstheme="minorHAnsi"/>
+                <w:color w:val="000000" w:themeColor="text1"/>
+              </w:rPr>
+              <w:t>– „Angst vor Makel schüren, dann Lösung verkaufen – klassisches Muster"</w:t>
+            </w:r>
+          </w:p>
+          <w:p>
+            <w:pPr>
+              <w:shd w:val="clear" w:color="auto" w:fill="FBE4D5" w:themeFill="accent2" w:themeFillTint="33"/>
+              <w:tabs>
+                <w:tab w:val="left" w:pos="273"/>
+              </w:tabs>
+              <w:spacing w:line="276" w:lineRule="auto"/>
+              <w:rPr>
+                <w:rFonts w:cstheme="minorHAnsi"/>
+                <w:color w:val="000000" w:themeColor="text1"/>
+              </w:rPr>
+            </w:pPr>
+            <w:r>
+              <w:rPr>
+                <w:rFonts w:cstheme="minorHAnsi"/>
+                <w:color w:val="000000" w:themeColor="text1"/>
+              </w:rPr>
+              <w:t>– Sek II: „Das Geschäftsmodell basiert auf Körperunsicherheit – je unsicherer, desto kaufbereiter"</w:t>
+            </w:r>
+          </w:p>
+          <w:p>
+            <w:pPr>
+              <w:shd w:val="clear" w:color="auto" w:fill="FBE4D5" w:themeFill="accent2" w:themeFillTint="33"/>
+              <w:tabs>
+                <w:tab w:val="left" w:pos="273"/>
+              </w:tabs>
+              <w:spacing w:line="276" w:lineRule="auto"/>
+              <w:rPr>
+                <w:rFonts w:cstheme="minorHAnsi"/>
+                <w:color w:val="000000" w:themeColor="text1"/>
+              </w:rPr>
+            </w:pPr>
+            <w:r>
+              <w:rPr>
+                <w:rFonts w:cstheme="minorHAnsi"/>
+                <w:color w:val="000000" w:themeColor="text1"/>
+              </w:rPr>
+              <w:t xml:space="preserve">– </w:t>
+            </w:r>
+            <w:r>
+              <w:rPr>
+                <w:rFonts w:cstheme="minorHAnsi"/>
+                <w:color w:val="000000" w:themeColor="text1"/>
+              </w:rPr>
+              <w:t>Klassisches Angst-Lösungs-Muster: Erst Unsicherheit schüren, dann Produkt als Lösung</w:t>
+            </w:r>
+          </w:p>
+          <w:p>
+            <w:pPr>
+              <w:shd w:val="clear" w:color="auto" w:fill="FBE4D5" w:themeFill="accent2" w:themeFillTint="33"/>
+              <w:tabs>
+                <w:tab w:val="left" w:pos="273"/>
+              </w:tabs>
+              <w:spacing w:line="276" w:lineRule="auto"/>
+              <w:rPr>
+                <w:rFonts w:cstheme="minorHAnsi"/>
+                <w:color w:val="000000" w:themeColor="text1"/>
+              </w:rPr>
+            </w:pPr>
+            <w:r>
+              <w:rPr>
+                <w:rFonts w:cstheme="minorHAnsi"/>
+                <w:color w:val="000000" w:themeColor="text1"/>
+              </w:rPr>
+              <w:t xml:space="preserve">– </w:t>
+            </w:r>
+            <w:r>
+              <w:rPr>
+                <w:rFonts w:cstheme="minorHAnsi"/>
+                <w:color w:val="000000" w:themeColor="text1"/>
+              </w:rPr>
+              <w:t>„Filter? Welcher Filter?" – aktive Täuschung über Bildbearbeitung</w:t>
+            </w:r>
+          </w:p>
+          <w:p>
+            <w:pPr>
+              <w:shd w:val="clear" w:color="auto" w:fill="FBE4D5" w:themeFill="accent2" w:themeFillTint="33"/>
+              <w:tabs>
+                <w:tab w:val="left" w:pos="273"/>
+              </w:tabs>
+              <w:spacing w:line="276" w:lineRule="auto"/>
+              <w:rPr>
+                <w:rFonts w:cstheme="minorHAnsi"/>
+                <w:color w:val="000000" w:themeColor="text1"/>
+              </w:rPr>
+            </w:pPr>
+            <w:r>
+              <w:rPr>
+                <w:rFonts w:cstheme="minorHAnsi"/>
+                <w:color w:val="000000" w:themeColor="text1"/>
+              </w:rPr>
+              <w:t xml:space="preserve">– </w:t>
+            </w:r>
+            <w:r>
+              <w:rPr>
+                <w:rFonts w:cstheme="minorHAnsi"/>
+                <w:color w:val="000000" w:themeColor="text1"/>
+              </w:rPr>
+              <w:t>„Selbstliebe = in Körper investieren" – Selbstliebe wird mit Konsum verknüpft (problematische Umdeutung)</w:t>
+            </w:r>
+          </w:p>
+          <w:p>
+            <w:pPr>
+              <w:shd w:val="clear" w:color="auto" w:fill="FBE4D5" w:themeFill="accent2" w:themeFillTint="33"/>
+              <w:tabs>
+                <w:tab w:val="left" w:pos="273"/>
+              </w:tabs>
+              <w:spacing w:line="276" w:lineRule="auto"/>
+              <w:rPr>
+                <w:rFonts w:cstheme="minorHAnsi"/>
+                <w:color w:val="000000" w:themeColor="text1"/>
+              </w:rPr>
+            </w:pPr>
+            <w:r>
+              <w:rPr>
+                <w:rFonts w:cstheme="minorHAnsi"/>
+                <w:color w:val="000000" w:themeColor="text1"/>
+              </w:rPr>
+              <w:t xml:space="preserve">– </w:t>
+            </w:r>
+            <w:r>
+              <w:rPr>
+                <w:rFonts w:cstheme="minorHAnsi"/>
+                <w:color w:val="000000" w:themeColor="text1"/>
+              </w:rPr>
+              <w:t>Kennzeichnungspflicht: Affiliate-Links müssen als Werbung kenntlich sein</w:t>
+            </w:r>
+          </w:p>
+          <w:p>
+            <w:pPr>
+              <w:shd w:val="clear" w:color="auto" w:fill="FBE4D5" w:themeFill="accent2" w:themeFillTint="33"/>
+              <w:tabs>
+                <w:tab w:val="left" w:pos="273"/>
+              </w:tabs>
+              <w:spacing w:line="276" w:lineRule="auto"/>
+              <w:rPr>
+                <w:rFonts w:cstheme="minorHAnsi"/>
+                <w:color w:val="000000" w:themeColor="text1"/>
+              </w:rPr>
+            </w:pPr>
+          </w:p>
+          <w:p>
+            <w:pPr>
+              <w:tabs>
+                <w:tab w:val="left" w:pos="273"/>
+              </w:tabs>
+              <w:spacing w:line="276" w:lineRule="auto"/>
+              <w:rPr>
+                <w:rFonts w:cstheme="minorHAnsi"/>
+                <w:color w:val="EE0000"/>
+              </w:rPr>
+            </w:pPr>
+          </w:p>
+          <w:p>
+            <w:pPr>
+              <w:tabs>
+                <w:tab w:val="left" w:pos="273"/>
+              </w:tabs>
+              <w:spacing w:line="276" w:lineRule="auto"/>
+              <w:rPr>
+                <w:rFonts w:cstheme="minorHAnsi"/>
+                <w:color w:val="000000" w:themeColor="text1"/>
+              </w:rPr>
+            </w:pPr>
+            <w:r>
+              <w:rPr>
+                <w:rFonts w:cstheme="minorHAnsi"/>
+                <w:color w:val="000000" w:themeColor="text1"/>
+              </w:rPr>
+              <w:t>___________________________________________________________________________</w:t>
+            </w:r>
+          </w:p>
+          <w:p>
+            <w:pPr>
+              <w:tabs>
+                <w:tab w:val="left" w:pos="273"/>
+              </w:tabs>
+              <w:spacing w:line="276" w:lineRule="auto"/>
+              <w:rPr>
+                <w:rFonts w:cstheme="minorHAnsi"/>
+                <w:b/>
+                <w:bCs/>
                 <w:color w:val="000000" w:themeColor="text1"/>
                 <w:sz w:val="26"/>
                 <w:szCs w:val="26"/>
@@ -12547,7 +12930,7 @@
                 <w:rFonts w:cstheme="minorHAnsi"/>
                 <w:color w:val="000000" w:themeColor="text1"/>
               </w:rPr>
-              <w:t>Die Gruppen aus Phase 4 ergänzen ihre Analyse zu den fiktiven Influencer:innenprofilen auf Arbeitsblatt 4: Werbung, Affiliate-Links, Produktverkäufe, Reichweite. *„Macht es einen Unterschied, ob jemand bezahlt wurde, als er etwas empfohlen hat?"</w:t>
+              <w:t>Die Gruppen aus Phase 4 ergänzen ihre Analyse zu den fiktiven Influencer:innenprofilen auf Arbeitsblatt 4: Werbung, Affiliate-Links, Produktverkäufe, Reichweite. „Macht es einen Unterschied, ob jemand bezahlt wurde, als er etwas empfohlen hat?"</w:t>
             </w:r>
           </w:p>
           <w:p>
@@ -12596,7 +12979,7 @@
               <w:spacing w:line="276" w:lineRule="auto"/>
               <w:rPr>
                 <w:rFonts w:cstheme="minorHAnsi"/>
-                <w:color w:val="EE0000"/>
+                <w:color w:val="000000" w:themeColor="text1"/>
               </w:rPr>
             </w:pPr>
           </w:p>
@@ -12946,6 +13329,7 @@
                 <w:rFonts w:cstheme="minorHAnsi"/>
                 <w:color w:val="000000" w:themeColor="text1"/>
               </w:rPr>
+              <w:lastRenderedPageBreak/>
               <w:t>„Wem nützt es, wenn Mythen geglaubt werden?"</w:t>
             </w:r>
           </w:p>
@@ -13287,7 +13671,6 @@
                 <w:rFonts w:cstheme="minorHAnsi"/>
                 <w:color w:val="000000" w:themeColor="text1"/>
               </w:rPr>
-              <w:lastRenderedPageBreak/>
               <w:t>___________________________________________________________________________</w:t>
             </w:r>
           </w:p>
@@ -13422,6 +13805,13 @@
               </w:rPr>
               <w:t xml:space="preserve"> </w:t>
             </w:r>
+            <w:r>
+              <w:rPr>
+                <w:rFonts w:cstheme="minorHAnsi"/>
+                <w:color w:val="000000" w:themeColor="text1"/>
+              </w:rPr>
+              <w:t>Mit einer kurzen Internetrecherche suchen die Lernenden die Antworten und Begründungen</w:t>
+            </w:r>
           </w:p>
           <w:p>
             <w:pPr>
@@ -13441,7 +13831,42 @@
                 <w:rFonts w:cstheme="minorHAnsi"/>
                 <w:color w:val="000000" w:themeColor="text1"/>
               </w:rPr>
-              <w:t>4–6 ausgewählte Fragen werden im Plenum gespielt: Lehrkraft (oder Team) liest die Behauptung vor, Klasse stimmt per Daumen oder Karte ab, das Team gibt die Auflösung mit Begründung.</w:t>
+              <w:t>4–6 ausgewählte Fragen werden im Plenum gespielt: Lehrkraft (oder Team) liest die Behauptung vor, Klasse stimmt per Daumen ab</w:t>
+            </w:r>
+            <w:r>
+              <w:rPr>
+                <w:rFonts w:cstheme="minorHAnsi"/>
+                <w:color w:val="000000" w:themeColor="text1"/>
+              </w:rPr>
+              <w:t xml:space="preserve"> (</w:t>
+            </w:r>
+            <w:r>
+              <w:rPr>
+                <w:rFonts w:cstheme="minorHAnsi"/>
+                <w:color w:val="000000" w:themeColor="text1"/>
+              </w:rPr>
+              <w:t>hoch = Wahr, runter = Fake, waagerecht = Teilweise wahr</w:t>
+            </w:r>
+            <w:r>
+              <w:rPr>
+                <w:rFonts w:cstheme="minorHAnsi"/>
+                <w:color w:val="000000" w:themeColor="text1"/>
+              </w:rPr>
+              <w:t>)</w:t>
+            </w:r>
+            <w:r>
+              <w:rPr>
+                <w:rFonts w:cstheme="minorHAnsi"/>
+                <w:color w:val="000000" w:themeColor="text1"/>
+              </w:rPr>
+              <w:t>, das Team gibt die Auflösung mit Begründung.</w:t>
+            </w:r>
+            <w:r>
+              <w:rPr>
+                <w:rFonts w:cstheme="minorHAnsi"/>
+                <w:color w:val="000000" w:themeColor="text1"/>
+              </w:rPr>
+              <w:t xml:space="preserve"> Keine langen Diskussionen, lieber mehr Fragen machen.</w:t>
             </w:r>
           </w:p>
           <w:p>
@@ -13495,11 +13920,960 @@
             <w:r>
               <w:rPr>
                 <w:rFonts w:cstheme="minorHAnsi"/>
-                <w:color w:val="000000" w:themeColor="text1"/>
-              </w:rPr>
-              <w:t>Sekundarstufe II: Viralen Gesundheitspost entwickeln (Arbeitsblatt 5b)</w:t>
-            </w:r>
-          </w:p>
+                <w:b/>
+                <w:bCs/>
+                <w:color w:val="000000" w:themeColor="text1"/>
+              </w:rPr>
+              <w:t>Lösungshinweise zu den Beispielen aus der Ideen-Box</w:t>
+            </w:r>
+            <w:r>
+              <w:rPr>
+                <w:rFonts w:cstheme="minorHAnsi"/>
+                <w:b/>
+                <w:bCs/>
+                <w:color w:val="000000" w:themeColor="text1"/>
+              </w:rPr>
+              <w:t xml:space="preserve"> von Arbeitsblatt 5a</w:t>
+            </w:r>
+            <w:r>
+              <w:rPr>
+                <w:rFonts w:cstheme="minorHAnsi"/>
+                <w:b/>
+                <w:bCs/>
+                <w:color w:val="000000" w:themeColor="text1"/>
+              </w:rPr>
+              <w:t>:</w:t>
+            </w:r>
+          </w:p>
+          <w:tbl>
+            <w:tblPr>
+              <w:tblW w:w="0" w:type="auto"/>
+              <w:tblCellSpacing w:w="15" w:type="dxa"/>
+              <w:tblBorders>
+                <w:top w:val="single" w:sz="4" w:space="0" w:color="auto"/>
+                <w:left w:val="single" w:sz="4" w:space="0" w:color="auto"/>
+                <w:bottom w:val="single" w:sz="4" w:space="0" w:color="auto"/>
+                <w:right w:val="single" w:sz="4" w:space="0" w:color="auto"/>
+                <w:insideH w:val="single" w:sz="4" w:space="0" w:color="auto"/>
+                <w:insideV w:val="single" w:sz="4" w:space="0" w:color="auto"/>
+              </w:tblBorders>
+              <w:tblCellMar>
+                <w:top w:w="15" w:type="dxa"/>
+                <w:left w:w="15" w:type="dxa"/>
+                <w:bottom w:w="15" w:type="dxa"/>
+                <w:right w:w="15" w:type="dxa"/>
+              </w:tblCellMar>
+              <w:tblLook w:val="04A0" w:firstRow="1" w:lastRow="0" w:firstColumn="1" w:lastColumn="0" w:noHBand="0" w:noVBand="1"/>
+            </w:tblPr>
+            <w:tblGrid>
+              <w:gridCol w:w="2833"/>
+              <w:gridCol w:w="1312"/>
+              <w:gridCol w:w="5261"/>
+            </w:tblGrid>
+            <w:tr>
+              <w:trPr>
+                <w:tblHeader/>
+                <w:tblCellSpacing w:w="15" w:type="dxa"/>
+              </w:trPr>
+              <w:tc>
+                <w:tcPr>
+                  <w:tcW w:w="2788" w:type="dxa"/>
+                  <w:vAlign w:val="center"/>
+                  <w:hideMark/>
+                </w:tcPr>
+                <w:p>
+                  <w:pPr>
+                    <w:tabs>
+                      <w:tab w:val="left" w:pos="273"/>
+                      <w:tab w:val="left" w:pos="2441"/>
+                      <w:tab w:val="left" w:pos="2880"/>
+                    </w:tabs>
+                    <w:spacing w:after="0" w:line="276" w:lineRule="auto"/>
+                    <w:rPr>
+                      <w:rFonts w:cstheme="minorHAnsi"/>
+                      <w:b/>
+                      <w:bCs/>
+                      <w:color w:val="000000" w:themeColor="text1"/>
+                    </w:rPr>
+                  </w:pPr>
+                  <w:r>
+                    <w:rPr>
+                      <w:rFonts w:cstheme="minorHAnsi"/>
+                      <w:b/>
+                      <w:bCs/>
+                      <w:color w:val="000000" w:themeColor="text1"/>
+                    </w:rPr>
+                    <w:t>Behauptung</w:t>
+                  </w:r>
+                </w:p>
+              </w:tc>
+              <w:tc>
+                <w:tcPr>
+                  <w:tcW w:w="1282" w:type="dxa"/>
+                  <w:vAlign w:val="center"/>
+                  <w:hideMark/>
+                </w:tcPr>
+                <w:p>
+                  <w:pPr>
+                    <w:tabs>
+                      <w:tab w:val="left" w:pos="273"/>
+                      <w:tab w:val="left" w:pos="2441"/>
+                      <w:tab w:val="left" w:pos="2880"/>
+                    </w:tabs>
+                    <w:spacing w:after="0" w:line="276" w:lineRule="auto"/>
+                    <w:rPr>
+                      <w:rFonts w:cstheme="minorHAnsi"/>
+                      <w:b/>
+                      <w:bCs/>
+                      <w:color w:val="000000" w:themeColor="text1"/>
+                    </w:rPr>
+                  </w:pPr>
+                  <w:r>
+                    <w:rPr>
+                      <w:rFonts w:cstheme="minorHAnsi"/>
+                      <w:b/>
+                      <w:bCs/>
+                      <w:color w:val="000000" w:themeColor="text1"/>
+                    </w:rPr>
+                    <w:t>Antwort</w:t>
+                  </w:r>
+                </w:p>
+              </w:tc>
+              <w:tc>
+                <w:tcPr>
+                  <w:tcW w:w="5216" w:type="dxa"/>
+                  <w:vAlign w:val="center"/>
+                  <w:hideMark/>
+                </w:tcPr>
+                <w:p>
+                  <w:pPr>
+                    <w:tabs>
+                      <w:tab w:val="left" w:pos="273"/>
+                      <w:tab w:val="left" w:pos="2441"/>
+                      <w:tab w:val="left" w:pos="2880"/>
+                    </w:tabs>
+                    <w:spacing w:after="0" w:line="276" w:lineRule="auto"/>
+                    <w:rPr>
+                      <w:rFonts w:cstheme="minorHAnsi"/>
+                      <w:b/>
+                      <w:bCs/>
+                      <w:color w:val="000000" w:themeColor="text1"/>
+                    </w:rPr>
+                  </w:pPr>
+                  <w:r>
+                    <w:rPr>
+                      <w:rFonts w:cstheme="minorHAnsi"/>
+                      <w:b/>
+                      <w:bCs/>
+                      <w:color w:val="000000" w:themeColor="text1"/>
+                    </w:rPr>
+                    <w:t>QQQQ-Bezug</w:t>
+                  </w:r>
+                </w:p>
+              </w:tc>
+            </w:tr>
+            <w:tr>
+              <w:trPr>
+                <w:tblCellSpacing w:w="15" w:type="dxa"/>
+              </w:trPr>
+              <w:tc>
+                <w:tcPr>
+                  <w:tcW w:w="2788" w:type="dxa"/>
+                  <w:vAlign w:val="center"/>
+                  <w:hideMark/>
+                </w:tcPr>
+                <w:p>
+                  <w:pPr>
+                    <w:tabs>
+                      <w:tab w:val="left" w:pos="273"/>
+                      <w:tab w:val="left" w:pos="2441"/>
+                      <w:tab w:val="left" w:pos="2880"/>
+                    </w:tabs>
+                    <w:spacing w:after="0" w:line="276" w:lineRule="auto"/>
+                    <w:rPr>
+                      <w:rFonts w:cstheme="minorHAnsi"/>
+                      <w:color w:val="000000" w:themeColor="text1"/>
+                    </w:rPr>
+                  </w:pPr>
+                  <w:r>
+                    <w:rPr>
+                      <w:rFonts w:cstheme="minorHAnsi"/>
+                      <w:color w:val="000000" w:themeColor="text1"/>
+                    </w:rPr>
+                    <w:t>Schokolade macht schlauer</w:t>
+                  </w:r>
+                </w:p>
+              </w:tc>
+              <w:tc>
+                <w:tcPr>
+                  <w:tcW w:w="1282" w:type="dxa"/>
+                  <w:vAlign w:val="center"/>
+                  <w:hideMark/>
+                </w:tcPr>
+                <w:p>
+                  <w:pPr>
+                    <w:tabs>
+                      <w:tab w:val="left" w:pos="273"/>
+                      <w:tab w:val="left" w:pos="2441"/>
+                      <w:tab w:val="left" w:pos="2880"/>
+                    </w:tabs>
+                    <w:spacing w:after="0" w:line="276" w:lineRule="auto"/>
+                    <w:rPr>
+                      <w:rFonts w:cstheme="minorHAnsi"/>
+                      <w:color w:val="000000" w:themeColor="text1"/>
+                    </w:rPr>
+                  </w:pPr>
+                  <w:r>
+                    <w:rPr>
+                      <w:rFonts w:cstheme="minorHAnsi"/>
+                      <w:color w:val="000000" w:themeColor="text1"/>
+                    </w:rPr>
+                    <w:t>Fake</w:t>
+                  </w:r>
+                </w:p>
+              </w:tc>
+              <w:tc>
+                <w:tcPr>
+                  <w:tcW w:w="5216" w:type="dxa"/>
+                  <w:vAlign w:val="center"/>
+                  <w:hideMark/>
+                </w:tcPr>
+                <w:p>
+                  <w:pPr>
+                    <w:tabs>
+                      <w:tab w:val="left" w:pos="273"/>
+                      <w:tab w:val="left" w:pos="2441"/>
+                      <w:tab w:val="left" w:pos="2880"/>
+                    </w:tabs>
+                    <w:spacing w:after="0" w:line="276" w:lineRule="auto"/>
+                    <w:rPr>
+                      <w:rFonts w:cstheme="minorHAnsi"/>
+                      <w:color w:val="000000" w:themeColor="text1"/>
+                    </w:rPr>
+                  </w:pPr>
+                  <w:r>
+                    <w:rPr>
+                      <w:rFonts w:cstheme="minorHAnsi"/>
+                      <w:b/>
+                      <w:bCs/>
+                      <w:color w:val="000000" w:themeColor="text1"/>
+                    </w:rPr>
+                    <w:t>Quelle</w:t>
+                  </w:r>
+                  <w:r>
+                    <w:rPr>
+                      <w:rFonts w:cstheme="minorHAnsi"/>
+                      <w:color w:val="000000" w:themeColor="text1"/>
+                    </w:rPr>
+                    <w:t xml:space="preserve">: oft Süßwarenhersteller; </w:t>
+                  </w:r>
+                  <w:r>
+                    <w:rPr>
+                      <w:rFonts w:cstheme="minorHAnsi"/>
+                      <w:b/>
+                      <w:bCs/>
+                      <w:color w:val="000000" w:themeColor="text1"/>
+                    </w:rPr>
+                    <w:t>Qualität</w:t>
+                  </w:r>
+                  <w:r>
+                    <w:rPr>
+                      <w:rFonts w:cstheme="minorHAnsi"/>
+                      <w:color w:val="000000" w:themeColor="text1"/>
+                    </w:rPr>
+                    <w:t>: keine seriösen Studien</w:t>
+                  </w:r>
+                </w:p>
+              </w:tc>
+            </w:tr>
+            <w:tr>
+              <w:trPr>
+                <w:tblCellSpacing w:w="15" w:type="dxa"/>
+              </w:trPr>
+              <w:tc>
+                <w:tcPr>
+                  <w:tcW w:w="2788" w:type="dxa"/>
+                  <w:vAlign w:val="center"/>
+                  <w:hideMark/>
+                </w:tcPr>
+                <w:p>
+                  <w:pPr>
+                    <w:tabs>
+                      <w:tab w:val="left" w:pos="273"/>
+                      <w:tab w:val="left" w:pos="2441"/>
+                      <w:tab w:val="left" w:pos="2880"/>
+                    </w:tabs>
+                    <w:spacing w:after="0" w:line="276" w:lineRule="auto"/>
+                    <w:rPr>
+                      <w:rFonts w:cstheme="minorHAnsi"/>
+                      <w:color w:val="000000" w:themeColor="text1"/>
+                    </w:rPr>
+                  </w:pPr>
+                  <w:r>
+                    <w:rPr>
+                      <w:rFonts w:cstheme="minorHAnsi"/>
+                      <w:color w:val="000000" w:themeColor="text1"/>
+                    </w:rPr>
+                    <w:t>Kein Frühstück = schneller abnehmen</w:t>
+                  </w:r>
+                </w:p>
+              </w:tc>
+              <w:tc>
+                <w:tcPr>
+                  <w:tcW w:w="1282" w:type="dxa"/>
+                  <w:vAlign w:val="center"/>
+                  <w:hideMark/>
+                </w:tcPr>
+                <w:p>
+                  <w:pPr>
+                    <w:tabs>
+                      <w:tab w:val="left" w:pos="273"/>
+                      <w:tab w:val="left" w:pos="2441"/>
+                      <w:tab w:val="left" w:pos="2880"/>
+                    </w:tabs>
+                    <w:spacing w:after="0" w:line="276" w:lineRule="auto"/>
+                    <w:rPr>
+                      <w:rFonts w:cstheme="minorHAnsi"/>
+                      <w:color w:val="000000" w:themeColor="text1"/>
+                    </w:rPr>
+                  </w:pPr>
+                  <w:r>
+                    <w:rPr>
+                      <w:rFonts w:cstheme="minorHAnsi"/>
+                      <w:color w:val="000000" w:themeColor="text1"/>
+                    </w:rPr>
+                    <w:t>Teilweise wahr</w:t>
+                  </w:r>
+                </w:p>
+              </w:tc>
+              <w:tc>
+                <w:tcPr>
+                  <w:tcW w:w="5216" w:type="dxa"/>
+                  <w:vAlign w:val="center"/>
+                  <w:hideMark/>
+                </w:tcPr>
+                <w:p>
+                  <w:pPr>
+                    <w:tabs>
+                      <w:tab w:val="left" w:pos="273"/>
+                      <w:tab w:val="left" w:pos="2441"/>
+                      <w:tab w:val="left" w:pos="2880"/>
+                    </w:tabs>
+                    <w:spacing w:after="0" w:line="276" w:lineRule="auto"/>
+                    <w:rPr>
+                      <w:rFonts w:cstheme="minorHAnsi"/>
+                      <w:color w:val="000000" w:themeColor="text1"/>
+                    </w:rPr>
+                  </w:pPr>
+                  <w:r>
+                    <w:rPr>
+                      <w:rFonts w:cstheme="minorHAnsi"/>
+                      <w:b/>
+                      <w:bCs/>
+                      <w:color w:val="000000" w:themeColor="text1"/>
+                    </w:rPr>
+                    <w:t>Querbezüge</w:t>
+                  </w:r>
+                  <w:r>
+                    <w:rPr>
+                      <w:rFonts w:cstheme="minorHAnsi"/>
+                      <w:color w:val="000000" w:themeColor="text1"/>
+                    </w:rPr>
+                    <w:t>: differenzierte Studienlage, nicht pauschal richtig</w:t>
+                  </w:r>
+                </w:p>
+              </w:tc>
+            </w:tr>
+            <w:tr>
+              <w:trPr>
+                <w:tblCellSpacing w:w="15" w:type="dxa"/>
+              </w:trPr>
+              <w:tc>
+                <w:tcPr>
+                  <w:tcW w:w="2788" w:type="dxa"/>
+                  <w:vAlign w:val="center"/>
+                  <w:hideMark/>
+                </w:tcPr>
+                <w:p>
+                  <w:pPr>
+                    <w:tabs>
+                      <w:tab w:val="left" w:pos="273"/>
+                      <w:tab w:val="left" w:pos="2441"/>
+                      <w:tab w:val="left" w:pos="2880"/>
+                    </w:tabs>
+                    <w:spacing w:after="0" w:line="276" w:lineRule="auto"/>
+                    <w:rPr>
+                      <w:rFonts w:cstheme="minorHAnsi"/>
+                      <w:color w:val="000000" w:themeColor="text1"/>
+                    </w:rPr>
+                  </w:pPr>
+                  <w:r>
+                    <w:rPr>
+                      <w:rFonts w:cstheme="minorHAnsi"/>
+                      <w:color w:val="000000" w:themeColor="text1"/>
+                    </w:rPr>
+                    <w:t>Karotten gut für die Augen</w:t>
+                  </w:r>
+                </w:p>
+              </w:tc>
+              <w:tc>
+                <w:tcPr>
+                  <w:tcW w:w="1282" w:type="dxa"/>
+                  <w:vAlign w:val="center"/>
+                  <w:hideMark/>
+                </w:tcPr>
+                <w:p>
+                  <w:pPr>
+                    <w:tabs>
+                      <w:tab w:val="left" w:pos="273"/>
+                      <w:tab w:val="left" w:pos="2441"/>
+                      <w:tab w:val="left" w:pos="2880"/>
+                    </w:tabs>
+                    <w:spacing w:after="0" w:line="276" w:lineRule="auto"/>
+                    <w:rPr>
+                      <w:rFonts w:cstheme="minorHAnsi"/>
+                      <w:color w:val="000000" w:themeColor="text1"/>
+                    </w:rPr>
+                  </w:pPr>
+                  <w:r>
+                    <w:rPr>
+                      <w:rFonts w:cstheme="minorHAnsi"/>
+                      <w:color w:val="000000" w:themeColor="text1"/>
+                    </w:rPr>
+                    <w:t>Teilweise wahr</w:t>
+                  </w:r>
+                </w:p>
+              </w:tc>
+              <w:tc>
+                <w:tcPr>
+                  <w:tcW w:w="5216" w:type="dxa"/>
+                  <w:vAlign w:val="center"/>
+                  <w:hideMark/>
+                </w:tcPr>
+                <w:p>
+                  <w:pPr>
+                    <w:tabs>
+                      <w:tab w:val="left" w:pos="273"/>
+                      <w:tab w:val="left" w:pos="2441"/>
+                      <w:tab w:val="left" w:pos="2880"/>
+                    </w:tabs>
+                    <w:spacing w:after="0" w:line="276" w:lineRule="auto"/>
+                    <w:rPr>
+                      <w:rFonts w:cstheme="minorHAnsi"/>
+                      <w:color w:val="000000" w:themeColor="text1"/>
+                    </w:rPr>
+                  </w:pPr>
+                  <w:r>
+                    <w:rPr>
+                      <w:rFonts w:cstheme="minorHAnsi"/>
+                      <w:b/>
+                      <w:bCs/>
+                      <w:color w:val="000000" w:themeColor="text1"/>
+                    </w:rPr>
+                    <w:t>Qualität</w:t>
+                  </w:r>
+                  <w:r>
+                    <w:rPr>
+                      <w:rFonts w:cstheme="minorHAnsi"/>
+                      <w:color w:val="000000" w:themeColor="text1"/>
+                    </w:rPr>
+                    <w:t>: Vitamin A wichtig, aber Karotten machen Sehen nicht „besser"</w:t>
+                  </w:r>
+                </w:p>
+              </w:tc>
+            </w:tr>
+            <w:tr>
+              <w:trPr>
+                <w:tblCellSpacing w:w="15" w:type="dxa"/>
+              </w:trPr>
+              <w:tc>
+                <w:tcPr>
+                  <w:tcW w:w="2788" w:type="dxa"/>
+                  <w:vAlign w:val="center"/>
+                  <w:hideMark/>
+                </w:tcPr>
+                <w:p>
+                  <w:pPr>
+                    <w:tabs>
+                      <w:tab w:val="left" w:pos="273"/>
+                      <w:tab w:val="left" w:pos="2441"/>
+                      <w:tab w:val="left" w:pos="2880"/>
+                    </w:tabs>
+                    <w:spacing w:after="0" w:line="276" w:lineRule="auto"/>
+                    <w:rPr>
+                      <w:rFonts w:cstheme="minorHAnsi"/>
+                      <w:color w:val="000000" w:themeColor="text1"/>
+                    </w:rPr>
+                  </w:pPr>
+                  <w:r>
+                    <w:rPr>
+                      <w:rFonts w:cstheme="minorHAnsi"/>
+                      <w:color w:val="000000" w:themeColor="text1"/>
+                    </w:rPr>
+                    <w:t>Eis bei Halsschmerzen ist schlecht</w:t>
+                  </w:r>
+                </w:p>
+              </w:tc>
+              <w:tc>
+                <w:tcPr>
+                  <w:tcW w:w="1282" w:type="dxa"/>
+                  <w:vAlign w:val="center"/>
+                  <w:hideMark/>
+                </w:tcPr>
+                <w:p>
+                  <w:pPr>
+                    <w:tabs>
+                      <w:tab w:val="left" w:pos="273"/>
+                      <w:tab w:val="left" w:pos="2441"/>
+                      <w:tab w:val="left" w:pos="2880"/>
+                    </w:tabs>
+                    <w:spacing w:after="0" w:line="276" w:lineRule="auto"/>
+                    <w:rPr>
+                      <w:rFonts w:cstheme="minorHAnsi"/>
+                      <w:color w:val="000000" w:themeColor="text1"/>
+                    </w:rPr>
+                  </w:pPr>
+                  <w:r>
+                    <w:rPr>
+                      <w:rFonts w:cstheme="minorHAnsi"/>
+                      <w:color w:val="000000" w:themeColor="text1"/>
+                    </w:rPr>
+                    <w:t>Fake</w:t>
+                  </w:r>
+                </w:p>
+              </w:tc>
+              <w:tc>
+                <w:tcPr>
+                  <w:tcW w:w="5216" w:type="dxa"/>
+                  <w:vAlign w:val="center"/>
+                  <w:hideMark/>
+                </w:tcPr>
+                <w:p>
+                  <w:pPr>
+                    <w:tabs>
+                      <w:tab w:val="left" w:pos="273"/>
+                      <w:tab w:val="left" w:pos="2441"/>
+                      <w:tab w:val="left" w:pos="2880"/>
+                    </w:tabs>
+                    <w:spacing w:after="0" w:line="276" w:lineRule="auto"/>
+                    <w:rPr>
+                      <w:rFonts w:cstheme="minorHAnsi"/>
+                      <w:color w:val="000000" w:themeColor="text1"/>
+                    </w:rPr>
+                  </w:pPr>
+                  <w:r>
+                    <w:rPr>
+                      <w:rFonts w:cstheme="minorHAnsi"/>
+                      <w:b/>
+                      <w:bCs/>
+                      <w:color w:val="000000" w:themeColor="text1"/>
+                    </w:rPr>
+                    <w:t>Querbezüge</w:t>
+                  </w:r>
+                  <w:r>
+                    <w:rPr>
+                      <w:rFonts w:cstheme="minorHAnsi"/>
+                      <w:color w:val="000000" w:themeColor="text1"/>
+                    </w:rPr>
+                    <w:t>: HNO-Fachgesellschaften – Kühlung kann sogar lindern</w:t>
+                  </w:r>
+                </w:p>
+              </w:tc>
+            </w:tr>
+            <w:tr>
+              <w:trPr>
+                <w:tblCellSpacing w:w="15" w:type="dxa"/>
+              </w:trPr>
+              <w:tc>
+                <w:tcPr>
+                  <w:tcW w:w="2788" w:type="dxa"/>
+                  <w:vAlign w:val="center"/>
+                  <w:hideMark/>
+                </w:tcPr>
+                <w:p>
+                  <w:pPr>
+                    <w:tabs>
+                      <w:tab w:val="left" w:pos="273"/>
+                      <w:tab w:val="left" w:pos="2441"/>
+                      <w:tab w:val="left" w:pos="2880"/>
+                    </w:tabs>
+                    <w:spacing w:after="0" w:line="276" w:lineRule="auto"/>
+                    <w:rPr>
+                      <w:rFonts w:cstheme="minorHAnsi"/>
+                      <w:color w:val="000000" w:themeColor="text1"/>
+                    </w:rPr>
+                  </w:pPr>
+                  <w:r>
+                    <w:rPr>
+                      <w:rFonts w:cstheme="minorHAnsi"/>
+                      <w:color w:val="000000" w:themeColor="text1"/>
+                    </w:rPr>
+                    <w:t>Nach Essen 1 Std. nicht schwimmen</w:t>
+                  </w:r>
+                </w:p>
+              </w:tc>
+              <w:tc>
+                <w:tcPr>
+                  <w:tcW w:w="1282" w:type="dxa"/>
+                  <w:vAlign w:val="center"/>
+                  <w:hideMark/>
+                </w:tcPr>
+                <w:p>
+                  <w:pPr>
+                    <w:tabs>
+                      <w:tab w:val="left" w:pos="273"/>
+                      <w:tab w:val="left" w:pos="2441"/>
+                      <w:tab w:val="left" w:pos="2880"/>
+                    </w:tabs>
+                    <w:spacing w:after="0" w:line="276" w:lineRule="auto"/>
+                    <w:rPr>
+                      <w:rFonts w:cstheme="minorHAnsi"/>
+                      <w:color w:val="000000" w:themeColor="text1"/>
+                    </w:rPr>
+                  </w:pPr>
+                  <w:r>
+                    <w:rPr>
+                      <w:rFonts w:cstheme="minorHAnsi"/>
+                      <w:color w:val="000000" w:themeColor="text1"/>
+                    </w:rPr>
+                    <w:t>Fake</w:t>
+                  </w:r>
+                </w:p>
+              </w:tc>
+              <w:tc>
+                <w:tcPr>
+                  <w:tcW w:w="5216" w:type="dxa"/>
+                  <w:vAlign w:val="center"/>
+                  <w:hideMark/>
+                </w:tcPr>
+                <w:p>
+                  <w:pPr>
+                    <w:tabs>
+                      <w:tab w:val="left" w:pos="273"/>
+                      <w:tab w:val="left" w:pos="2441"/>
+                      <w:tab w:val="left" w:pos="2880"/>
+                    </w:tabs>
+                    <w:spacing w:after="0" w:line="276" w:lineRule="auto"/>
+                    <w:rPr>
+                      <w:rFonts w:cstheme="minorHAnsi"/>
+                      <w:color w:val="000000" w:themeColor="text1"/>
+                    </w:rPr>
+                  </w:pPr>
+                  <w:r>
+                    <w:rPr>
+                      <w:rFonts w:cstheme="minorHAnsi"/>
+                      <w:b/>
+                      <w:bCs/>
+                      <w:color w:val="000000" w:themeColor="text1"/>
+                    </w:rPr>
+                    <w:t>Quelle</w:t>
+                  </w:r>
+                  <w:r>
+                    <w:rPr>
+                      <w:rFonts w:cstheme="minorHAnsi"/>
+                      <w:color w:val="000000" w:themeColor="text1"/>
+                    </w:rPr>
+                    <w:t>: alte Volksweisheit, kein wissenschaftlicher Beleg</w:t>
+                  </w:r>
+                </w:p>
+              </w:tc>
+            </w:tr>
+            <w:tr>
+              <w:trPr>
+                <w:tblCellSpacing w:w="15" w:type="dxa"/>
+              </w:trPr>
+              <w:tc>
+                <w:tcPr>
+                  <w:tcW w:w="2788" w:type="dxa"/>
+                  <w:vAlign w:val="center"/>
+                  <w:hideMark/>
+                </w:tcPr>
+                <w:p>
+                  <w:pPr>
+                    <w:tabs>
+                      <w:tab w:val="left" w:pos="273"/>
+                      <w:tab w:val="left" w:pos="2441"/>
+                      <w:tab w:val="left" w:pos="2880"/>
+                    </w:tabs>
+                    <w:spacing w:after="0" w:line="276" w:lineRule="auto"/>
+                    <w:rPr>
+                      <w:rFonts w:cstheme="minorHAnsi"/>
+                      <w:color w:val="000000" w:themeColor="text1"/>
+                    </w:rPr>
+                  </w:pPr>
+                  <w:r>
+                    <w:rPr>
+                      <w:rFonts w:cstheme="minorHAnsi"/>
+                      <w:color w:val="000000" w:themeColor="text1"/>
+                    </w:rPr>
+                    <w:t>Spinat = besonders viel Eisen</w:t>
+                  </w:r>
+                </w:p>
+              </w:tc>
+              <w:tc>
+                <w:tcPr>
+                  <w:tcW w:w="1282" w:type="dxa"/>
+                  <w:vAlign w:val="center"/>
+                  <w:hideMark/>
+                </w:tcPr>
+                <w:p>
+                  <w:pPr>
+                    <w:tabs>
+                      <w:tab w:val="left" w:pos="273"/>
+                      <w:tab w:val="left" w:pos="2441"/>
+                      <w:tab w:val="left" w:pos="2880"/>
+                    </w:tabs>
+                    <w:spacing w:after="0" w:line="276" w:lineRule="auto"/>
+                    <w:rPr>
+                      <w:rFonts w:cstheme="minorHAnsi"/>
+                      <w:color w:val="000000" w:themeColor="text1"/>
+                    </w:rPr>
+                  </w:pPr>
+                  <w:r>
+                    <w:rPr>
+                      <w:rFonts w:cstheme="minorHAnsi"/>
+                      <w:color w:val="000000" w:themeColor="text1"/>
+                    </w:rPr>
+                    <w:t>Teilweise wahr</w:t>
+                  </w:r>
+                </w:p>
+              </w:tc>
+              <w:tc>
+                <w:tcPr>
+                  <w:tcW w:w="5216" w:type="dxa"/>
+                  <w:vAlign w:val="center"/>
+                  <w:hideMark/>
+                </w:tcPr>
+                <w:p>
+                  <w:pPr>
+                    <w:tabs>
+                      <w:tab w:val="left" w:pos="273"/>
+                      <w:tab w:val="left" w:pos="2441"/>
+                      <w:tab w:val="left" w:pos="2880"/>
+                    </w:tabs>
+                    <w:spacing w:after="0" w:line="276" w:lineRule="auto"/>
+                    <w:rPr>
+                      <w:rFonts w:cstheme="minorHAnsi"/>
+                      <w:color w:val="000000" w:themeColor="text1"/>
+                    </w:rPr>
+                  </w:pPr>
+                  <w:r>
+                    <w:rPr>
+                      <w:rFonts w:cstheme="minorHAnsi"/>
+                      <w:b/>
+                      <w:bCs/>
+                      <w:color w:val="000000" w:themeColor="text1"/>
+                    </w:rPr>
+                    <w:t>Qualität</w:t>
+                  </w:r>
+                  <w:r>
+                    <w:rPr>
+                      <w:rFonts w:cstheme="minorHAnsi"/>
+                      <w:color w:val="000000" w:themeColor="text1"/>
+                    </w:rPr>
+                    <w:t>: Eisengehalt durchschnittlich, Mythos beruht auf altem Mess-Fehler</w:t>
+                  </w:r>
+                </w:p>
+              </w:tc>
+            </w:tr>
+            <w:tr>
+              <w:trPr>
+                <w:tblCellSpacing w:w="15" w:type="dxa"/>
+              </w:trPr>
+              <w:tc>
+                <w:tcPr>
+                  <w:tcW w:w="2788" w:type="dxa"/>
+                  <w:vAlign w:val="center"/>
+                  <w:hideMark/>
+                </w:tcPr>
+                <w:p>
+                  <w:pPr>
+                    <w:tabs>
+                      <w:tab w:val="left" w:pos="273"/>
+                      <w:tab w:val="left" w:pos="2441"/>
+                      <w:tab w:val="left" w:pos="2880"/>
+                    </w:tabs>
+                    <w:spacing w:after="0" w:line="276" w:lineRule="auto"/>
+                    <w:rPr>
+                      <w:rFonts w:cstheme="minorHAnsi"/>
+                      <w:color w:val="000000" w:themeColor="text1"/>
+                    </w:rPr>
+                  </w:pPr>
+                  <w:r>
+                    <w:rPr>
+                      <w:rFonts w:cstheme="minorHAnsi"/>
+                      <w:color w:val="000000" w:themeColor="text1"/>
+                    </w:rPr>
+                    <w:lastRenderedPageBreak/>
+                    <w:t>Viel Wasser = reinere Haut</w:t>
+                  </w:r>
+                </w:p>
+              </w:tc>
+              <w:tc>
+                <w:tcPr>
+                  <w:tcW w:w="1282" w:type="dxa"/>
+                  <w:vAlign w:val="center"/>
+                  <w:hideMark/>
+                </w:tcPr>
+                <w:p>
+                  <w:pPr>
+                    <w:tabs>
+                      <w:tab w:val="left" w:pos="273"/>
+                      <w:tab w:val="left" w:pos="2441"/>
+                      <w:tab w:val="left" w:pos="2880"/>
+                    </w:tabs>
+                    <w:spacing w:after="0" w:line="276" w:lineRule="auto"/>
+                    <w:rPr>
+                      <w:rFonts w:cstheme="minorHAnsi"/>
+                      <w:color w:val="000000" w:themeColor="text1"/>
+                    </w:rPr>
+                  </w:pPr>
+                  <w:r>
+                    <w:rPr>
+                      <w:rFonts w:cstheme="minorHAnsi"/>
+                      <w:color w:val="000000" w:themeColor="text1"/>
+                    </w:rPr>
+                    <w:t>Teilweise wahr</w:t>
+                  </w:r>
+                </w:p>
+              </w:tc>
+              <w:tc>
+                <w:tcPr>
+                  <w:tcW w:w="5216" w:type="dxa"/>
+                  <w:vAlign w:val="center"/>
+                  <w:hideMark/>
+                </w:tcPr>
+                <w:p>
+                  <w:pPr>
+                    <w:tabs>
+                      <w:tab w:val="left" w:pos="273"/>
+                      <w:tab w:val="left" w:pos="2441"/>
+                      <w:tab w:val="left" w:pos="2880"/>
+                    </w:tabs>
+                    <w:spacing w:after="0" w:line="276" w:lineRule="auto"/>
+                    <w:rPr>
+                      <w:rFonts w:cstheme="minorHAnsi"/>
+                      <w:color w:val="000000" w:themeColor="text1"/>
+                    </w:rPr>
+                  </w:pPr>
+                  <w:r>
+                    <w:rPr>
+                      <w:rFonts w:cstheme="minorHAnsi"/>
+                      <w:b/>
+                      <w:bCs/>
+                      <w:color w:val="000000" w:themeColor="text1"/>
+                    </w:rPr>
+                    <w:t>Qualität</w:t>
+                  </w:r>
+                  <w:r>
+                    <w:rPr>
+                      <w:rFonts w:cstheme="minorHAnsi"/>
+                      <w:color w:val="000000" w:themeColor="text1"/>
+                    </w:rPr>
+                    <w:t>: schwache Evidenz, individuell sehr unterschiedlich</w:t>
+                  </w:r>
+                </w:p>
+              </w:tc>
+            </w:tr>
+            <w:tr>
+              <w:trPr>
+                <w:tblCellSpacing w:w="15" w:type="dxa"/>
+              </w:trPr>
+              <w:tc>
+                <w:tcPr>
+                  <w:tcW w:w="2788" w:type="dxa"/>
+                  <w:vAlign w:val="center"/>
+                  <w:hideMark/>
+                </w:tcPr>
+                <w:p>
+                  <w:pPr>
+                    <w:tabs>
+                      <w:tab w:val="left" w:pos="273"/>
+                      <w:tab w:val="left" w:pos="2441"/>
+                      <w:tab w:val="left" w:pos="2880"/>
+                    </w:tabs>
+                    <w:spacing w:after="0" w:line="276" w:lineRule="auto"/>
+                    <w:rPr>
+                      <w:rFonts w:cstheme="minorHAnsi"/>
+                      <w:color w:val="000000" w:themeColor="text1"/>
+                    </w:rPr>
+                  </w:pPr>
+                  <w:r>
+                    <w:rPr>
+                      <w:rFonts w:cstheme="minorHAnsi"/>
+                      <w:color w:val="000000" w:themeColor="text1"/>
+                    </w:rPr>
+                    <w:t>Fingerknacken gibt Arthrose</w:t>
+                  </w:r>
+                </w:p>
+              </w:tc>
+              <w:tc>
+                <w:tcPr>
+                  <w:tcW w:w="1282" w:type="dxa"/>
+                  <w:vAlign w:val="center"/>
+                  <w:hideMark/>
+                </w:tcPr>
+                <w:p>
+                  <w:pPr>
+                    <w:tabs>
+                      <w:tab w:val="left" w:pos="273"/>
+                      <w:tab w:val="left" w:pos="2441"/>
+                      <w:tab w:val="left" w:pos="2880"/>
+                    </w:tabs>
+                    <w:spacing w:after="0" w:line="276" w:lineRule="auto"/>
+                    <w:rPr>
+                      <w:rFonts w:cstheme="minorHAnsi"/>
+                      <w:color w:val="000000" w:themeColor="text1"/>
+                    </w:rPr>
+                  </w:pPr>
+                  <w:r>
+                    <w:rPr>
+                      <w:rFonts w:cstheme="minorHAnsi"/>
+                      <w:color w:val="000000" w:themeColor="text1"/>
+                    </w:rPr>
+                    <w:t>Fake</w:t>
+                  </w:r>
+                </w:p>
+              </w:tc>
+              <w:tc>
+                <w:tcPr>
+                  <w:tcW w:w="5216" w:type="dxa"/>
+                  <w:vAlign w:val="center"/>
+                  <w:hideMark/>
+                </w:tcPr>
+                <w:p>
+                  <w:pPr>
+                    <w:tabs>
+                      <w:tab w:val="left" w:pos="273"/>
+                      <w:tab w:val="left" w:pos="2441"/>
+                      <w:tab w:val="left" w:pos="2880"/>
+                    </w:tabs>
+                    <w:spacing w:after="0" w:line="276" w:lineRule="auto"/>
+                    <w:rPr>
+                      <w:rFonts w:cstheme="minorHAnsi"/>
+                      <w:color w:val="000000" w:themeColor="text1"/>
+                    </w:rPr>
+                  </w:pPr>
+                  <w:r>
+                    <w:rPr>
+                      <w:rFonts w:cstheme="minorHAnsi"/>
+                      <w:b/>
+                      <w:bCs/>
+                      <w:color w:val="000000" w:themeColor="text1"/>
+                    </w:rPr>
+                    <w:t>Querbezüge</w:t>
+                  </w:r>
+                  <w:r>
+                    <w:rPr>
+                      <w:rFonts w:cstheme="minorHAnsi"/>
+                      <w:color w:val="000000" w:themeColor="text1"/>
+                    </w:rPr>
+                    <w:t>: Langzeitstudien zeigen keinen Zusammenhang</w:t>
+                  </w:r>
+                </w:p>
+              </w:tc>
+            </w:tr>
+          </w:tbl>
           <w:p>
             <w:pPr>
               <w:tabs>
@@ -13510,32 +14884,25 @@
               <w:spacing w:line="276" w:lineRule="auto"/>
               <w:rPr>
                 <w:rFonts w:cstheme="minorHAnsi"/>
-                <w:color w:val="000000" w:themeColor="text1"/>
-              </w:rPr>
-            </w:pPr>
-            <w:r>
-              <w:rPr>
-                <w:rFonts w:cstheme="minorHAnsi"/>
-                <w:color w:val="000000" w:themeColor="text1"/>
-              </w:rPr>
-              <w:t xml:space="preserve">Pro 2er-Team wird ein </w:t>
-            </w:r>
-            <w:r>
-              <w:rPr>
-                <w:rFonts w:cstheme="minorHAnsi"/>
                 <w:b/>
                 <w:bCs/>
                 <w:color w:val="000000" w:themeColor="text1"/>
               </w:rPr>
-              <w:t>fiktiver viraler Gesundheits-Post</w:t>
-            </w:r>
-            <w:r>
-              <w:rPr>
-                <w:rFonts w:cstheme="minorHAnsi"/>
-                <w:color w:val="000000" w:themeColor="text1"/>
-              </w:rPr>
-              <w:t xml:space="preserve"> entwickelt: Behauptung + Bild-/Captionidee + Hashtag. Auf der </w:t>
-            </w:r>
+            </w:pPr>
+          </w:p>
+          <w:p>
+            <w:pPr>
+              <w:tabs>
+                <w:tab w:val="left" w:pos="273"/>
+                <w:tab w:val="left" w:pos="2441"/>
+                <w:tab w:val="left" w:pos="2880"/>
+              </w:tabs>
+              <w:spacing w:line="276" w:lineRule="auto"/>
+              <w:rPr>
+                <w:rFonts w:cstheme="minorHAnsi"/>
+                <w:color w:val="000000" w:themeColor="text1"/>
+              </w:rPr>
+            </w:pPr>
             <w:r>
               <w:rPr>
                 <w:rFonts w:cstheme="minorHAnsi"/>
@@ -13543,18 +14910,15 @@
                 <w:bCs/>
                 <w:color w:val="000000" w:themeColor="text1"/>
               </w:rPr>
-              <w:t>Rückseite</w:t>
-            </w:r>
-            <w:r>
-              <w:rPr>
-                <w:rFonts w:cstheme="minorHAnsi"/>
-                <w:color w:val="000000" w:themeColor="text1"/>
-              </w:rPr>
-              <w:t>: Mythen-Auflösung – welche QQQQ-Schwächen wurden gezielt eingebaut (z. B. fehlende Quelle, emotionale Sprache, scheinbares Qualitätssiegel, Cherry Picking)?</w:t>
-            </w:r>
-          </w:p>
-          <w:p>
-            <w:pPr>
+              <w:t>Pädagogische Hinweise:</w:t>
+            </w:r>
+          </w:p>
+          <w:p>
+            <w:pPr>
+              <w:numPr>
+                <w:ilvl w:val="0"/>
+                <w:numId w:val="49"/>
+              </w:numPr>
               <w:tabs>
                 <w:tab w:val="left" w:pos="273"/>
                 <w:tab w:val="left" w:pos="2441"/>
@@ -13571,6 +14935,204 @@
                 <w:rFonts w:cstheme="minorHAnsi"/>
                 <w:color w:val="000000" w:themeColor="text1"/>
               </w:rPr>
+              <w:t>Auch „Teilweise wahr" ausdrücklich würdigen – das Erkennen von Differenziertheit ist eine wichtige Lernleistung</w:t>
+            </w:r>
+          </w:p>
+          <w:p>
+            <w:pPr>
+              <w:numPr>
+                <w:ilvl w:val="0"/>
+                <w:numId w:val="49"/>
+              </w:numPr>
+              <w:tabs>
+                <w:tab w:val="left" w:pos="273"/>
+                <w:tab w:val="left" w:pos="2441"/>
+                <w:tab w:val="left" w:pos="2880"/>
+              </w:tabs>
+              <w:spacing w:line="276" w:lineRule="auto"/>
+              <w:rPr>
+                <w:rFonts w:cstheme="minorHAnsi"/>
+                <w:color w:val="000000" w:themeColor="text1"/>
+              </w:rPr>
+            </w:pPr>
+            <w:r>
+              <w:rPr>
+                <w:rFonts w:cstheme="minorHAnsi"/>
+                <w:color w:val="000000" w:themeColor="text1"/>
+              </w:rPr>
+              <w:t>Quiz nicht als Wettbewerb mit Verlierer:innen aufbauen; Fokus liegt auf gemeinsamem Lernen</w:t>
+            </w:r>
+          </w:p>
+          <w:p>
+            <w:pPr>
+              <w:numPr>
+                <w:ilvl w:val="0"/>
+                <w:numId w:val="49"/>
+              </w:numPr>
+              <w:tabs>
+                <w:tab w:val="left" w:pos="273"/>
+                <w:tab w:val="left" w:pos="2441"/>
+                <w:tab w:val="left" w:pos="2880"/>
+              </w:tabs>
+              <w:spacing w:line="276" w:lineRule="auto"/>
+              <w:rPr>
+                <w:rFonts w:cstheme="minorHAnsi"/>
+                <w:color w:val="000000" w:themeColor="text1"/>
+              </w:rPr>
+            </w:pPr>
+            <w:r>
+              <w:rPr>
+                <w:rFonts w:cstheme="minorHAnsi"/>
+                <w:color w:val="000000" w:themeColor="text1"/>
+              </w:rPr>
+              <w:t>Besonders gute Karten (mit Einverständnis) für künftige Klassen aufheben oder als Klassen-Aushang nutzen</w:t>
+            </w:r>
+          </w:p>
+          <w:p>
+            <w:pPr>
+              <w:numPr>
+                <w:ilvl w:val="0"/>
+                <w:numId w:val="49"/>
+              </w:numPr>
+              <w:tabs>
+                <w:tab w:val="left" w:pos="273"/>
+                <w:tab w:val="left" w:pos="2441"/>
+                <w:tab w:val="left" w:pos="2880"/>
+              </w:tabs>
+              <w:spacing w:line="276" w:lineRule="auto"/>
+              <w:rPr>
+                <w:rFonts w:cstheme="minorHAnsi"/>
+                <w:color w:val="000000" w:themeColor="text1"/>
+              </w:rPr>
+            </w:pPr>
+            <w:r>
+              <w:rPr>
+                <w:rFonts w:cstheme="minorHAnsi"/>
+                <w:color w:val="000000" w:themeColor="text1"/>
+              </w:rPr>
+              <w:t>Wenn ein 2er-Team eine Behauptung wählt, die die Lehrkraft selbst nicht sicher einschätzen kann: gemeinsam mit der Klasse die QQQQ-Methode anwenden – das ist ein lehrreicher Modellfall</w:t>
+            </w:r>
+          </w:p>
+          <w:p>
+            <w:pPr>
+              <w:tabs>
+                <w:tab w:val="left" w:pos="273"/>
+                <w:tab w:val="left" w:pos="2441"/>
+                <w:tab w:val="left" w:pos="2880"/>
+              </w:tabs>
+              <w:spacing w:line="276" w:lineRule="auto"/>
+              <w:rPr>
+                <w:rFonts w:cstheme="minorHAnsi"/>
+                <w:color w:val="000000" w:themeColor="text1"/>
+              </w:rPr>
+            </w:pPr>
+          </w:p>
+          <w:p>
+            <w:pPr>
+              <w:tabs>
+                <w:tab w:val="left" w:pos="273"/>
+                <w:tab w:val="left" w:pos="2441"/>
+                <w:tab w:val="left" w:pos="2880"/>
+              </w:tabs>
+              <w:spacing w:line="276" w:lineRule="auto"/>
+              <w:rPr>
+                <w:rFonts w:cstheme="minorHAnsi"/>
+                <w:color w:val="000000" w:themeColor="text1"/>
+              </w:rPr>
+            </w:pPr>
+          </w:p>
+          <w:p>
+            <w:pPr>
+              <w:tabs>
+                <w:tab w:val="left" w:pos="273"/>
+                <w:tab w:val="left" w:pos="2441"/>
+                <w:tab w:val="left" w:pos="2880"/>
+              </w:tabs>
+              <w:spacing w:line="276" w:lineRule="auto"/>
+              <w:rPr>
+                <w:rFonts w:cstheme="minorHAnsi"/>
+                <w:color w:val="000000" w:themeColor="text1"/>
+              </w:rPr>
+            </w:pPr>
+            <w:r>
+              <w:rPr>
+                <w:rFonts w:cstheme="minorHAnsi"/>
+                <w:color w:val="000000" w:themeColor="text1"/>
+              </w:rPr>
+              <w:t>Sekundarstufe II: Viralen Gesundheitspost entwickeln (Arbeitsblatt 5b)</w:t>
+            </w:r>
+          </w:p>
+          <w:p>
+            <w:pPr>
+              <w:tabs>
+                <w:tab w:val="left" w:pos="273"/>
+                <w:tab w:val="left" w:pos="2441"/>
+                <w:tab w:val="left" w:pos="2880"/>
+              </w:tabs>
+              <w:spacing w:line="276" w:lineRule="auto"/>
+              <w:rPr>
+                <w:rFonts w:cstheme="minorHAnsi"/>
+                <w:color w:val="000000" w:themeColor="text1"/>
+              </w:rPr>
+            </w:pPr>
+            <w:r>
+              <w:rPr>
+                <w:rFonts w:cstheme="minorHAnsi"/>
+                <w:color w:val="000000" w:themeColor="text1"/>
+              </w:rPr>
+              <w:t xml:space="preserve">Pro 2er-Team wird ein </w:t>
+            </w:r>
+            <w:r>
+              <w:rPr>
+                <w:rFonts w:cstheme="minorHAnsi"/>
+                <w:b/>
+                <w:bCs/>
+                <w:color w:val="000000" w:themeColor="text1"/>
+              </w:rPr>
+              <w:t>fiktiver viraler Gesundheits-Post</w:t>
+            </w:r>
+            <w:r>
+              <w:rPr>
+                <w:rFonts w:cstheme="minorHAnsi"/>
+                <w:color w:val="000000" w:themeColor="text1"/>
+              </w:rPr>
+              <w:t xml:space="preserve"> entwickelt: Behauptung + Bild-/Captionidee + Hashtag. Auf der </w:t>
+            </w:r>
+            <w:r>
+              <w:rPr>
+                <w:rFonts w:cstheme="minorHAnsi"/>
+                <w:b/>
+                <w:bCs/>
+                <w:color w:val="000000" w:themeColor="text1"/>
+              </w:rPr>
+              <w:t>Rückseite</w:t>
+            </w:r>
+            <w:r>
+              <w:rPr>
+                <w:rFonts w:cstheme="minorHAnsi"/>
+                <w:color w:val="000000" w:themeColor="text1"/>
+              </w:rPr>
+              <w:t>: Mythen-Auflösung – welche QQQQ-Schwächen wurden gezielt eingebaut (z. B. fehlende Quelle, emotionale Sprache, scheinbares Qualitätssiegel, Cherry Picking)?</w:t>
+            </w:r>
+          </w:p>
+          <w:p>
+            <w:pPr>
+              <w:tabs>
+                <w:tab w:val="left" w:pos="273"/>
+                <w:tab w:val="left" w:pos="2441"/>
+                <w:tab w:val="left" w:pos="2880"/>
+              </w:tabs>
+              <w:spacing w:line="276" w:lineRule="auto"/>
+              <w:rPr>
+                <w:rFonts w:cstheme="minorHAnsi"/>
+                <w:color w:val="000000" w:themeColor="text1"/>
+              </w:rPr>
+            </w:pPr>
+            <w:r>
+              <w:rPr>
+                <w:rFonts w:cstheme="minorHAnsi"/>
+                <w:color w:val="000000" w:themeColor="text1"/>
+              </w:rPr>
               <w:t xml:space="preserve">Danach werden </w:t>
             </w:r>
             <w:r>
@@ -13645,6 +15207,20 @@
               <w:spacing w:line="276" w:lineRule="auto"/>
               <w:rPr>
                 <w:rFonts w:cstheme="minorHAnsi"/>
+                <w:color w:val="000000" w:themeColor="text1"/>
+                <w:sz w:val="26"/>
+                <w:szCs w:val="26"/>
+              </w:rPr>
+            </w:pPr>
+          </w:p>
+          <w:p>
+            <w:pPr>
+              <w:tabs>
+                <w:tab w:val="left" w:pos="273"/>
+              </w:tabs>
+              <w:spacing w:line="276" w:lineRule="auto"/>
+              <w:rPr>
+                <w:rFonts w:cstheme="minorHAnsi"/>
                 <w:b/>
                 <w:bCs/>
                 <w:color w:val="000000" w:themeColor="text1"/>
@@ -13652,7 +15228,13 @@
                 <w:szCs w:val="26"/>
               </w:rPr>
             </w:pPr>
-            <w:r>
+          </w:p>
+          <w:p>
+            <w:pPr>
+              <w:tabs>
+                <w:tab w:val="left" w:pos="273"/>
+              </w:tabs>
+              <w:spacing w:line="276" w:lineRule="auto"/>
               <w:rPr>
                 <w:rFonts w:cstheme="minorHAnsi"/>
                 <w:b/>
@@ -13661,6 +15243,16 @@
                 <w:sz w:val="26"/>
                 <w:szCs w:val="26"/>
               </w:rPr>
+            </w:pPr>
+            <w:r>
+              <w:rPr>
+                <w:rFonts w:cstheme="minorHAnsi"/>
+                <w:b/>
+                <w:bCs/>
+                <w:color w:val="000000" w:themeColor="text1"/>
+                <w:sz w:val="26"/>
+                <w:szCs w:val="26"/>
+              </w:rPr>
               <w:t>Reflexion</w:t>
             </w:r>
           </w:p>
@@ -13941,6 +15533,7 @@
                 <w:rFonts w:cstheme="minorHAnsi"/>
                 <w:color w:val="000000" w:themeColor="text1"/>
               </w:rPr>
+              <w:lastRenderedPageBreak/>
               <w:t>4. Kritisches Denken ist Gesundheitsschutz – Medienkompetenz ist kein Misstrauen gegenüber allem, sondern ein Werkzeug für informierte, selbstbestimmte Entscheidungen.</w:t>
             </w:r>
           </w:p>
@@ -14035,7 +15628,6 @@
                 <w:rFonts w:cstheme="minorHAnsi"/>
                 <w:color w:val="EE0000"/>
               </w:rPr>
-              <w:lastRenderedPageBreak/>
               <w:t>__________________________________________________________________________</w:t>
             </w:r>
           </w:p>
@@ -17512,6 +19104,155 @@
     </w:lvl>
   </w:abstractNum>
   <w:abstractNum w:abstractNumId="2" w15:restartNumberingAfterBreak="0">
+    <w:nsid w:val="06620732"/>
+    <w:multiLevelType w:val="multilevel"/>
+    <w:tmpl w:val="6CCA23FC"/>
+    <w:lvl w:ilvl="0">
+      <w:start w:val="1"/>
+      <w:numFmt w:val="bullet"/>
+      <w:lvlText w:val=""/>
+      <w:lvlJc w:val="left"/>
+      <w:pPr>
+        <w:tabs>
+          <w:tab w:val="num" w:pos="720"/>
+        </w:tabs>
+        <w:ind w:left="720" w:hanging="360"/>
+      </w:pPr>
+      <w:rPr>
+        <w:rFonts w:ascii="Symbol" w:hAnsi="Symbol" w:hint="default"/>
+        <w:sz w:val="20"/>
+      </w:rPr>
+    </w:lvl>
+    <w:lvl w:ilvl="1" w:tentative="1">
+      <w:start w:val="1"/>
+      <w:numFmt w:val="bullet"/>
+      <w:lvlText w:val="o"/>
+      <w:lvlJc w:val="left"/>
+      <w:pPr>
+        <w:tabs>
+          <w:tab w:val="num" w:pos="1440"/>
+        </w:tabs>
+        <w:ind w:left="1440" w:hanging="360"/>
+      </w:pPr>
+      <w:rPr>
+        <w:rFonts w:ascii="Courier New" w:hAnsi="Courier New" w:hint="default"/>
+        <w:sz w:val="20"/>
+      </w:rPr>
+    </w:lvl>
+    <w:lvl w:ilvl="2" w:tentative="1">
+      <w:start w:val="1"/>
+      <w:numFmt w:val="bullet"/>
+      <w:lvlText w:val=""/>
+      <w:lvlJc w:val="left"/>
+      <w:pPr>
+        <w:tabs>
+          <w:tab w:val="num" w:pos="2160"/>
+        </w:tabs>
+        <w:ind w:left="2160" w:hanging="360"/>
+      </w:pPr>
+      <w:rPr>
+        <w:rFonts w:ascii="Wingdings" w:hAnsi="Wingdings" w:hint="default"/>
+        <w:sz w:val="20"/>
+      </w:rPr>
+    </w:lvl>
+    <w:lvl w:ilvl="3" w:tentative="1">
+      <w:start w:val="1"/>
+      <w:numFmt w:val="bullet"/>
+      <w:lvlText w:val=""/>
+      <w:lvlJc w:val="left"/>
+      <w:pPr>
+        <w:tabs>
+          <w:tab w:val="num" w:pos="2880"/>
+        </w:tabs>
+        <w:ind w:left="2880" w:hanging="360"/>
+      </w:pPr>
+      <w:rPr>
+        <w:rFonts w:ascii="Wingdings" w:hAnsi="Wingdings" w:hint="default"/>
+        <w:sz w:val="20"/>
+      </w:rPr>
+    </w:lvl>
+    <w:lvl w:ilvl="4" w:tentative="1">
+      <w:start w:val="1"/>
+      <w:numFmt w:val="bullet"/>
+      <w:lvlText w:val=""/>
+      <w:lvlJc w:val="left"/>
+      <w:pPr>
+        <w:tabs>
+          <w:tab w:val="num" w:pos="3600"/>
+        </w:tabs>
+        <w:ind w:left="3600" w:hanging="360"/>
+      </w:pPr>
+      <w:rPr>
+        <w:rFonts w:ascii="Wingdings" w:hAnsi="Wingdings" w:hint="default"/>
+        <w:sz w:val="20"/>
+      </w:rPr>
+    </w:lvl>
+    <w:lvl w:ilvl="5" w:tentative="1">
+      <w:start w:val="1"/>
+      <w:numFmt w:val="bullet"/>
+      <w:lvlText w:val=""/>
+      <w:lvlJc w:val="left"/>
+      <w:pPr>
+        <w:tabs>
+          <w:tab w:val="num" w:pos="4320"/>
+        </w:tabs>
+        <w:ind w:left="4320" w:hanging="360"/>
+      </w:pPr>
+      <w:rPr>
+        <w:rFonts w:ascii="Wingdings" w:hAnsi="Wingdings" w:hint="default"/>
+        <w:sz w:val="20"/>
+      </w:rPr>
+    </w:lvl>
+    <w:lvl w:ilvl="6" w:tentative="1">
+      <w:start w:val="1"/>
+      <w:numFmt w:val="bullet"/>
+      <w:lvlText w:val=""/>
+      <w:lvlJc w:val="left"/>
+      <w:pPr>
+        <w:tabs>
+          <w:tab w:val="num" w:pos="5040"/>
+        </w:tabs>
+        <w:ind w:left="5040" w:hanging="360"/>
+      </w:pPr>
+      <w:rPr>
+        <w:rFonts w:ascii="Wingdings" w:hAnsi="Wingdings" w:hint="default"/>
+        <w:sz w:val="20"/>
+      </w:rPr>
+    </w:lvl>
+    <w:lvl w:ilvl="7" w:tentative="1">
+      <w:start w:val="1"/>
+      <w:numFmt w:val="bullet"/>
+      <w:lvlText w:val=""/>
+      <w:lvlJc w:val="left"/>
+      <w:pPr>
+        <w:tabs>
+          <w:tab w:val="num" w:pos="5760"/>
+        </w:tabs>
+        <w:ind w:left="5760" w:hanging="360"/>
+      </w:pPr>
+      <w:rPr>
+        <w:rFonts w:ascii="Wingdings" w:hAnsi="Wingdings" w:hint="default"/>
+        <w:sz w:val="20"/>
+      </w:rPr>
+    </w:lvl>
+    <w:lvl w:ilvl="8" w:tentative="1">
+      <w:start w:val="1"/>
+      <w:numFmt w:val="bullet"/>
+      <w:lvlText w:val=""/>
+      <w:lvlJc w:val="left"/>
+      <w:pPr>
+        <w:tabs>
+          <w:tab w:val="num" w:pos="6480"/>
+        </w:tabs>
+        <w:ind w:left="6480" w:hanging="360"/>
+      </w:pPr>
+      <w:rPr>
+        <w:rFonts w:ascii="Wingdings" w:hAnsi="Wingdings" w:hint="default"/>
+        <w:sz w:val="20"/>
+      </w:rPr>
+    </w:lvl>
+  </w:abstractNum>
+  <w:abstractNum w:abstractNumId="3" w15:restartNumberingAfterBreak="0">
     <w:nsid w:val="075F088E"/>
     <w:multiLevelType w:val="multilevel"/>
     <w:tmpl w:val="3982A5B2"/>
@@ -17660,7 +19401,7 @@
       </w:rPr>
     </w:lvl>
   </w:abstractNum>
-  <w:abstractNum w:abstractNumId="3" w15:restartNumberingAfterBreak="0">
+  <w:abstractNum w:abstractNumId="4" w15:restartNumberingAfterBreak="0">
     <w:nsid w:val="077C409B"/>
     <w:multiLevelType w:val="multilevel"/>
     <w:tmpl w:val="9AE85A86"/>
@@ -17809,7 +19550,156 @@
       </w:rPr>
     </w:lvl>
   </w:abstractNum>
-  <w:abstractNum w:abstractNumId="4" w15:restartNumberingAfterBreak="0">
+  <w:abstractNum w:abstractNumId="5" w15:restartNumberingAfterBreak="0">
+    <w:nsid w:val="098D1F0B"/>
+    <w:multiLevelType w:val="multilevel"/>
+    <w:tmpl w:val="1DCA4C8E"/>
+    <w:lvl w:ilvl="0">
+      <w:start w:val="1"/>
+      <w:numFmt w:val="bullet"/>
+      <w:lvlText w:val=""/>
+      <w:lvlJc w:val="left"/>
+      <w:pPr>
+        <w:tabs>
+          <w:tab w:val="num" w:pos="720"/>
+        </w:tabs>
+        <w:ind w:left="720" w:hanging="360"/>
+      </w:pPr>
+      <w:rPr>
+        <w:rFonts w:ascii="Symbol" w:hAnsi="Symbol" w:hint="default"/>
+        <w:sz w:val="20"/>
+      </w:rPr>
+    </w:lvl>
+    <w:lvl w:ilvl="1" w:tentative="1">
+      <w:start w:val="1"/>
+      <w:numFmt w:val="bullet"/>
+      <w:lvlText w:val="o"/>
+      <w:lvlJc w:val="left"/>
+      <w:pPr>
+        <w:tabs>
+          <w:tab w:val="num" w:pos="1440"/>
+        </w:tabs>
+        <w:ind w:left="1440" w:hanging="360"/>
+      </w:pPr>
+      <w:rPr>
+        <w:rFonts w:ascii="Courier New" w:hAnsi="Courier New" w:hint="default"/>
+        <w:sz w:val="20"/>
+      </w:rPr>
+    </w:lvl>
+    <w:lvl w:ilvl="2" w:tentative="1">
+      <w:start w:val="1"/>
+      <w:numFmt w:val="bullet"/>
+      <w:lvlText w:val=""/>
+      <w:lvlJc w:val="left"/>
+      <w:pPr>
+        <w:tabs>
+          <w:tab w:val="num" w:pos="2160"/>
+        </w:tabs>
+        <w:ind w:left="2160" w:hanging="360"/>
+      </w:pPr>
+      <w:rPr>
+        <w:rFonts w:ascii="Wingdings" w:hAnsi="Wingdings" w:hint="default"/>
+        <w:sz w:val="20"/>
+      </w:rPr>
+    </w:lvl>
+    <w:lvl w:ilvl="3" w:tentative="1">
+      <w:start w:val="1"/>
+      <w:numFmt w:val="bullet"/>
+      <w:lvlText w:val=""/>
+      <w:lvlJc w:val="left"/>
+      <w:pPr>
+        <w:tabs>
+          <w:tab w:val="num" w:pos="2880"/>
+        </w:tabs>
+        <w:ind w:left="2880" w:hanging="360"/>
+      </w:pPr>
+      <w:rPr>
+        <w:rFonts w:ascii="Wingdings" w:hAnsi="Wingdings" w:hint="default"/>
+        <w:sz w:val="20"/>
+      </w:rPr>
+    </w:lvl>
+    <w:lvl w:ilvl="4" w:tentative="1">
+      <w:start w:val="1"/>
+      <w:numFmt w:val="bullet"/>
+      <w:lvlText w:val=""/>
+      <w:lvlJc w:val="left"/>
+      <w:pPr>
+        <w:tabs>
+          <w:tab w:val="num" w:pos="3600"/>
+        </w:tabs>
+        <w:ind w:left="3600" w:hanging="360"/>
+      </w:pPr>
+      <w:rPr>
+        <w:rFonts w:ascii="Wingdings" w:hAnsi="Wingdings" w:hint="default"/>
+        <w:sz w:val="20"/>
+      </w:rPr>
+    </w:lvl>
+    <w:lvl w:ilvl="5" w:tentative="1">
+      <w:start w:val="1"/>
+      <w:numFmt w:val="bullet"/>
+      <w:lvlText w:val=""/>
+      <w:lvlJc w:val="left"/>
+      <w:pPr>
+        <w:tabs>
+          <w:tab w:val="num" w:pos="4320"/>
+        </w:tabs>
+        <w:ind w:left="4320" w:hanging="360"/>
+      </w:pPr>
+      <w:rPr>
+        <w:rFonts w:ascii="Wingdings" w:hAnsi="Wingdings" w:hint="default"/>
+        <w:sz w:val="20"/>
+      </w:rPr>
+    </w:lvl>
+    <w:lvl w:ilvl="6" w:tentative="1">
+      <w:start w:val="1"/>
+      <w:numFmt w:val="bullet"/>
+      <w:lvlText w:val=""/>
+      <w:lvlJc w:val="left"/>
+      <w:pPr>
+        <w:tabs>
+          <w:tab w:val="num" w:pos="5040"/>
+        </w:tabs>
+        <w:ind w:left="5040" w:hanging="360"/>
+      </w:pPr>
+      <w:rPr>
+        <w:rFonts w:ascii="Wingdings" w:hAnsi="Wingdings" w:hint="default"/>
+        <w:sz w:val="20"/>
+      </w:rPr>
+    </w:lvl>
+    <w:lvl w:ilvl="7" w:tentative="1">
+      <w:start w:val="1"/>
+      <w:numFmt w:val="bullet"/>
+      <w:lvlText w:val=""/>
+      <w:lvlJc w:val="left"/>
+      <w:pPr>
+        <w:tabs>
+          <w:tab w:val="num" w:pos="5760"/>
+        </w:tabs>
+        <w:ind w:left="5760" w:hanging="360"/>
+      </w:pPr>
+      <w:rPr>
+        <w:rFonts w:ascii="Wingdings" w:hAnsi="Wingdings" w:hint="default"/>
+        <w:sz w:val="20"/>
+      </w:rPr>
+    </w:lvl>
+    <w:lvl w:ilvl="8" w:tentative="1">
+      <w:start w:val="1"/>
+      <w:numFmt w:val="bullet"/>
+      <w:lvlText w:val=""/>
+      <w:lvlJc w:val="left"/>
+      <w:pPr>
+        <w:tabs>
+          <w:tab w:val="num" w:pos="6480"/>
+        </w:tabs>
+        <w:ind w:left="6480" w:hanging="360"/>
+      </w:pPr>
+      <w:rPr>
+        <w:rFonts w:ascii="Wingdings" w:hAnsi="Wingdings" w:hint="default"/>
+        <w:sz w:val="20"/>
+      </w:rPr>
+    </w:lvl>
+  </w:abstractNum>
+  <w:abstractNum w:abstractNumId="6" w15:restartNumberingAfterBreak="0">
     <w:nsid w:val="0D2B4F6E"/>
     <w:multiLevelType w:val="multilevel"/>
     <w:tmpl w:val="0010A720"/>
@@ -17922,7 +19812,7 @@
       </w:pPr>
     </w:lvl>
   </w:abstractNum>
-  <w:abstractNum w:abstractNumId="5" w15:restartNumberingAfterBreak="0">
+  <w:abstractNum w:abstractNumId="7" w15:restartNumberingAfterBreak="0">
     <w:nsid w:val="0F87565B"/>
     <w:multiLevelType w:val="multilevel"/>
     <w:tmpl w:val="2F6001BE"/>
@@ -18071,7 +19961,7 @@
       </w:rPr>
     </w:lvl>
   </w:abstractNum>
-  <w:abstractNum w:abstractNumId="6" w15:restartNumberingAfterBreak="0">
+  <w:abstractNum w:abstractNumId="8" w15:restartNumberingAfterBreak="0">
     <w:nsid w:val="135014FF"/>
     <w:multiLevelType w:val="multilevel"/>
     <w:tmpl w:val="4482B3B4"/>
@@ -18220,7 +20110,7 @@
       </w:rPr>
     </w:lvl>
   </w:abstractNum>
-  <w:abstractNum w:abstractNumId="7" w15:restartNumberingAfterBreak="0">
+  <w:abstractNum w:abstractNumId="9" w15:restartNumberingAfterBreak="0">
     <w:nsid w:val="19963D75"/>
     <w:multiLevelType w:val="multilevel"/>
     <w:tmpl w:val="CEB44376"/>
@@ -18369,7 +20259,7 @@
       </w:rPr>
     </w:lvl>
   </w:abstractNum>
-  <w:abstractNum w:abstractNumId="8" w15:restartNumberingAfterBreak="0">
+  <w:abstractNum w:abstractNumId="10" w15:restartNumberingAfterBreak="0">
     <w:nsid w:val="1A944715"/>
     <w:multiLevelType w:val="multilevel"/>
     <w:tmpl w:val="7A3843CC"/>
@@ -18518,7 +20408,7 @@
       </w:rPr>
     </w:lvl>
   </w:abstractNum>
-  <w:abstractNum w:abstractNumId="9" w15:restartNumberingAfterBreak="0">
+  <w:abstractNum w:abstractNumId="11" w15:restartNumberingAfterBreak="0">
     <w:nsid w:val="1E916648"/>
     <w:multiLevelType w:val="hybridMultilevel"/>
     <w:tmpl w:val="67300D74"/>
@@ -18631,7 +20521,7 @@
       </w:rPr>
     </w:lvl>
   </w:abstractNum>
-  <w:abstractNum w:abstractNumId="10" w15:restartNumberingAfterBreak="0">
+  <w:abstractNum w:abstractNumId="12" w15:restartNumberingAfterBreak="0">
     <w:nsid w:val="22AD0645"/>
     <w:multiLevelType w:val="multilevel"/>
     <w:tmpl w:val="5608D758"/>
@@ -18780,7 +20670,7 @@
       </w:rPr>
     </w:lvl>
   </w:abstractNum>
-  <w:abstractNum w:abstractNumId="11" w15:restartNumberingAfterBreak="0">
+  <w:abstractNum w:abstractNumId="13" w15:restartNumberingAfterBreak="0">
     <w:nsid w:val="2C18615C"/>
     <w:multiLevelType w:val="hybridMultilevel"/>
     <w:tmpl w:val="BE1E2124"/>
@@ -18893,7 +20783,7 @@
       </w:rPr>
     </w:lvl>
   </w:abstractNum>
-  <w:abstractNum w:abstractNumId="12" w15:restartNumberingAfterBreak="0">
+  <w:abstractNum w:abstractNumId="14" w15:restartNumberingAfterBreak="0">
     <w:nsid w:val="2CB8555A"/>
     <w:multiLevelType w:val="multilevel"/>
     <w:tmpl w:val="3D8696A6"/>
@@ -19006,7 +20896,7 @@
       </w:pPr>
     </w:lvl>
   </w:abstractNum>
-  <w:abstractNum w:abstractNumId="13" w15:restartNumberingAfterBreak="0">
+  <w:abstractNum w:abstractNumId="15" w15:restartNumberingAfterBreak="0">
     <w:nsid w:val="2D1670CB"/>
     <w:multiLevelType w:val="hybridMultilevel"/>
     <w:tmpl w:val="CEBED248"/>
@@ -19119,7 +21009,156 @@
       </w:rPr>
     </w:lvl>
   </w:abstractNum>
-  <w:abstractNum w:abstractNumId="14" w15:restartNumberingAfterBreak="0">
+  <w:abstractNum w:abstractNumId="16" w15:restartNumberingAfterBreak="0">
+    <w:nsid w:val="2DA25F35"/>
+    <w:multiLevelType w:val="multilevel"/>
+    <w:tmpl w:val="8DCAEB0C"/>
+    <w:lvl w:ilvl="0">
+      <w:start w:val="1"/>
+      <w:numFmt w:val="bullet"/>
+      <w:lvlText w:val=""/>
+      <w:lvlJc w:val="left"/>
+      <w:pPr>
+        <w:tabs>
+          <w:tab w:val="num" w:pos="720"/>
+        </w:tabs>
+        <w:ind w:left="720" w:hanging="360"/>
+      </w:pPr>
+      <w:rPr>
+        <w:rFonts w:ascii="Symbol" w:hAnsi="Symbol" w:hint="default"/>
+        <w:sz w:val="20"/>
+      </w:rPr>
+    </w:lvl>
+    <w:lvl w:ilvl="1" w:tentative="1">
+      <w:start w:val="1"/>
+      <w:numFmt w:val="bullet"/>
+      <w:lvlText w:val="o"/>
+      <w:lvlJc w:val="left"/>
+      <w:pPr>
+        <w:tabs>
+          <w:tab w:val="num" w:pos="1440"/>
+        </w:tabs>
+        <w:ind w:left="1440" w:hanging="360"/>
+      </w:pPr>
+      <w:rPr>
+        <w:rFonts w:ascii="Courier New" w:hAnsi="Courier New" w:hint="default"/>
+        <w:sz w:val="20"/>
+      </w:rPr>
+    </w:lvl>
+    <w:lvl w:ilvl="2" w:tentative="1">
+      <w:start w:val="1"/>
+      <w:numFmt w:val="bullet"/>
+      <w:lvlText w:val=""/>
+      <w:lvlJc w:val="left"/>
+      <w:pPr>
+        <w:tabs>
+          <w:tab w:val="num" w:pos="2160"/>
+        </w:tabs>
+        <w:ind w:left="2160" w:hanging="360"/>
+      </w:pPr>
+      <w:rPr>
+        <w:rFonts w:ascii="Wingdings" w:hAnsi="Wingdings" w:hint="default"/>
+        <w:sz w:val="20"/>
+      </w:rPr>
+    </w:lvl>
+    <w:lvl w:ilvl="3" w:tentative="1">
+      <w:start w:val="1"/>
+      <w:numFmt w:val="bullet"/>
+      <w:lvlText w:val=""/>
+      <w:lvlJc w:val="left"/>
+      <w:pPr>
+        <w:tabs>
+          <w:tab w:val="num" w:pos="2880"/>
+        </w:tabs>
+        <w:ind w:left="2880" w:hanging="360"/>
+      </w:pPr>
+      <w:rPr>
+        <w:rFonts w:ascii="Wingdings" w:hAnsi="Wingdings" w:hint="default"/>
+        <w:sz w:val="20"/>
+      </w:rPr>
+    </w:lvl>
+    <w:lvl w:ilvl="4" w:tentative="1">
+      <w:start w:val="1"/>
+      <w:numFmt w:val="bullet"/>
+      <w:lvlText w:val=""/>
+      <w:lvlJc w:val="left"/>
+      <w:pPr>
+        <w:tabs>
+          <w:tab w:val="num" w:pos="3600"/>
+        </w:tabs>
+        <w:ind w:left="3600" w:hanging="360"/>
+      </w:pPr>
+      <w:rPr>
+        <w:rFonts w:ascii="Wingdings" w:hAnsi="Wingdings" w:hint="default"/>
+        <w:sz w:val="20"/>
+      </w:rPr>
+    </w:lvl>
+    <w:lvl w:ilvl="5" w:tentative="1">
+      <w:start w:val="1"/>
+      <w:numFmt w:val="bullet"/>
+      <w:lvlText w:val=""/>
+      <w:lvlJc w:val="left"/>
+      <w:pPr>
+        <w:tabs>
+          <w:tab w:val="num" w:pos="4320"/>
+        </w:tabs>
+        <w:ind w:left="4320" w:hanging="360"/>
+      </w:pPr>
+      <w:rPr>
+        <w:rFonts w:ascii="Wingdings" w:hAnsi="Wingdings" w:hint="default"/>
+        <w:sz w:val="20"/>
+      </w:rPr>
+    </w:lvl>
+    <w:lvl w:ilvl="6" w:tentative="1">
+      <w:start w:val="1"/>
+      <w:numFmt w:val="bullet"/>
+      <w:lvlText w:val=""/>
+      <w:lvlJc w:val="left"/>
+      <w:pPr>
+        <w:tabs>
+          <w:tab w:val="num" w:pos="5040"/>
+        </w:tabs>
+        <w:ind w:left="5040" w:hanging="360"/>
+      </w:pPr>
+      <w:rPr>
+        <w:rFonts w:ascii="Wingdings" w:hAnsi="Wingdings" w:hint="default"/>
+        <w:sz w:val="20"/>
+      </w:rPr>
+    </w:lvl>
+    <w:lvl w:ilvl="7" w:tentative="1">
+      <w:start w:val="1"/>
+      <w:numFmt w:val="bullet"/>
+      <w:lvlText w:val=""/>
+      <w:lvlJc w:val="left"/>
+      <w:pPr>
+        <w:tabs>
+          <w:tab w:val="num" w:pos="5760"/>
+        </w:tabs>
+        <w:ind w:left="5760" w:hanging="360"/>
+      </w:pPr>
+      <w:rPr>
+        <w:rFonts w:ascii="Wingdings" w:hAnsi="Wingdings" w:hint="default"/>
+        <w:sz w:val="20"/>
+      </w:rPr>
+    </w:lvl>
+    <w:lvl w:ilvl="8" w:tentative="1">
+      <w:start w:val="1"/>
+      <w:numFmt w:val="bullet"/>
+      <w:lvlText w:val=""/>
+      <w:lvlJc w:val="left"/>
+      <w:pPr>
+        <w:tabs>
+          <w:tab w:val="num" w:pos="6480"/>
+        </w:tabs>
+        <w:ind w:left="6480" w:hanging="360"/>
+      </w:pPr>
+      <w:rPr>
+        <w:rFonts w:ascii="Wingdings" w:hAnsi="Wingdings" w:hint="default"/>
+        <w:sz w:val="20"/>
+      </w:rPr>
+    </w:lvl>
+  </w:abstractNum>
+  <w:abstractNum w:abstractNumId="17" w15:restartNumberingAfterBreak="0">
     <w:nsid w:val="2E0E7AE5"/>
     <w:multiLevelType w:val="multilevel"/>
     <w:tmpl w:val="3982A5B2"/>
@@ -19268,7 +21307,7 @@
       </w:rPr>
     </w:lvl>
   </w:abstractNum>
-  <w:abstractNum w:abstractNumId="15" w15:restartNumberingAfterBreak="0">
+  <w:abstractNum w:abstractNumId="18" w15:restartNumberingAfterBreak="0">
     <w:nsid w:val="34821257"/>
     <w:multiLevelType w:val="multilevel"/>
     <w:tmpl w:val="B35EC9D4"/>
@@ -19417,7 +21456,7 @@
       </w:rPr>
     </w:lvl>
   </w:abstractNum>
-  <w:abstractNum w:abstractNumId="16" w15:restartNumberingAfterBreak="0">
+  <w:abstractNum w:abstractNumId="19" w15:restartNumberingAfterBreak="0">
     <w:nsid w:val="375042CD"/>
     <w:multiLevelType w:val="hybridMultilevel"/>
     <w:tmpl w:val="113EE62C"/>
@@ -19531,7 +21570,7 @@
       </w:rPr>
     </w:lvl>
   </w:abstractNum>
-  <w:abstractNum w:abstractNumId="17" w15:restartNumberingAfterBreak="0">
+  <w:abstractNum w:abstractNumId="20" w15:restartNumberingAfterBreak="0">
     <w:nsid w:val="3A534B1F"/>
     <w:multiLevelType w:val="multilevel"/>
     <w:tmpl w:val="3982A5B2"/>
@@ -19680,7 +21719,7 @@
       </w:rPr>
     </w:lvl>
   </w:abstractNum>
-  <w:abstractNum w:abstractNumId="18" w15:restartNumberingAfterBreak="0">
+  <w:abstractNum w:abstractNumId="21" w15:restartNumberingAfterBreak="0">
     <w:nsid w:val="3C4C682B"/>
     <w:multiLevelType w:val="multilevel"/>
     <w:tmpl w:val="EF145EB4"/>
@@ -19793,7 +21832,7 @@
       </w:pPr>
     </w:lvl>
   </w:abstractNum>
-  <w:abstractNum w:abstractNumId="19" w15:restartNumberingAfterBreak="0">
+  <w:abstractNum w:abstractNumId="22" w15:restartNumberingAfterBreak="0">
     <w:nsid w:val="3D580DFC"/>
     <w:multiLevelType w:val="hybridMultilevel"/>
     <w:tmpl w:val="4D38C320"/>
@@ -19906,7 +21945,7 @@
       </w:rPr>
     </w:lvl>
   </w:abstractNum>
-  <w:abstractNum w:abstractNumId="20" w15:restartNumberingAfterBreak="0">
+  <w:abstractNum w:abstractNumId="23" w15:restartNumberingAfterBreak="0">
     <w:nsid w:val="3F5F6929"/>
     <w:multiLevelType w:val="multilevel"/>
     <w:tmpl w:val="F6E8D4CA"/>
@@ -20051,7 +22090,7 @@
       </w:rPr>
     </w:lvl>
   </w:abstractNum>
-  <w:abstractNum w:abstractNumId="21" w15:restartNumberingAfterBreak="0">
+  <w:abstractNum w:abstractNumId="24" w15:restartNumberingAfterBreak="0">
     <w:nsid w:val="3FCF16DA"/>
     <w:multiLevelType w:val="multilevel"/>
     <w:tmpl w:val="D62A9B1C"/>
@@ -20200,7 +22239,7 @@
       </w:rPr>
     </w:lvl>
   </w:abstractNum>
-  <w:abstractNum w:abstractNumId="22" w15:restartNumberingAfterBreak="0">
+  <w:abstractNum w:abstractNumId="25" w15:restartNumberingAfterBreak="0">
     <w:nsid w:val="44396F9F"/>
     <w:multiLevelType w:val="multilevel"/>
     <w:tmpl w:val="D91450EC"/>
@@ -20349,7 +22388,7 @@
       </w:rPr>
     </w:lvl>
   </w:abstractNum>
-  <w:abstractNum w:abstractNumId="23" w15:restartNumberingAfterBreak="0">
+  <w:abstractNum w:abstractNumId="26" w15:restartNumberingAfterBreak="0">
     <w:nsid w:val="44DB4FE0"/>
     <w:multiLevelType w:val="hybridMultilevel"/>
     <w:tmpl w:val="2ECEFECC"/>
@@ -20462,7 +22501,7 @@
       </w:rPr>
     </w:lvl>
   </w:abstractNum>
-  <w:abstractNum w:abstractNumId="24" w15:restartNumberingAfterBreak="0">
+  <w:abstractNum w:abstractNumId="27" w15:restartNumberingAfterBreak="0">
     <w:nsid w:val="480123B5"/>
     <w:multiLevelType w:val="hybridMultilevel"/>
     <w:tmpl w:val="A8520412"/>
@@ -20575,7 +22614,7 @@
       </w:rPr>
     </w:lvl>
   </w:abstractNum>
-  <w:abstractNum w:abstractNumId="25" w15:restartNumberingAfterBreak="0">
+  <w:abstractNum w:abstractNumId="28" w15:restartNumberingAfterBreak="0">
     <w:nsid w:val="497B28CF"/>
     <w:multiLevelType w:val="multilevel"/>
     <w:tmpl w:val="6A20BE9C"/>
@@ -20724,7 +22763,7 @@
       </w:rPr>
     </w:lvl>
   </w:abstractNum>
-  <w:abstractNum w:abstractNumId="26" w15:restartNumberingAfterBreak="0">
+  <w:abstractNum w:abstractNumId="29" w15:restartNumberingAfterBreak="0">
     <w:nsid w:val="4BA71726"/>
     <w:multiLevelType w:val="hybridMultilevel"/>
     <w:tmpl w:val="6DBC683A"/>
@@ -20837,7 +22876,7 @@
       </w:rPr>
     </w:lvl>
   </w:abstractNum>
-  <w:abstractNum w:abstractNumId="27" w15:restartNumberingAfterBreak="0">
+  <w:abstractNum w:abstractNumId="30" w15:restartNumberingAfterBreak="0">
     <w:nsid w:val="4BC74A70"/>
     <w:multiLevelType w:val="multilevel"/>
     <w:tmpl w:val="CB5E8694"/>
@@ -20986,7 +23025,156 @@
       </w:rPr>
     </w:lvl>
   </w:abstractNum>
-  <w:abstractNum w:abstractNumId="28" w15:restartNumberingAfterBreak="0">
+  <w:abstractNum w:abstractNumId="31" w15:restartNumberingAfterBreak="0">
+    <w:nsid w:val="4D266E94"/>
+    <w:multiLevelType w:val="multilevel"/>
+    <w:tmpl w:val="D6761EBE"/>
+    <w:lvl w:ilvl="0">
+      <w:start w:val="1"/>
+      <w:numFmt w:val="bullet"/>
+      <w:lvlText w:val=""/>
+      <w:lvlJc w:val="left"/>
+      <w:pPr>
+        <w:tabs>
+          <w:tab w:val="num" w:pos="720"/>
+        </w:tabs>
+        <w:ind w:left="720" w:hanging="360"/>
+      </w:pPr>
+      <w:rPr>
+        <w:rFonts w:ascii="Symbol" w:hAnsi="Symbol" w:hint="default"/>
+        <w:sz w:val="20"/>
+      </w:rPr>
+    </w:lvl>
+    <w:lvl w:ilvl="1" w:tentative="1">
+      <w:start w:val="1"/>
+      <w:numFmt w:val="bullet"/>
+      <w:lvlText w:val="o"/>
+      <w:lvlJc w:val="left"/>
+      <w:pPr>
+        <w:tabs>
+          <w:tab w:val="num" w:pos="1440"/>
+        </w:tabs>
+        <w:ind w:left="1440" w:hanging="360"/>
+      </w:pPr>
+      <w:rPr>
+        <w:rFonts w:ascii="Courier New" w:hAnsi="Courier New" w:hint="default"/>
+        <w:sz w:val="20"/>
+      </w:rPr>
+    </w:lvl>
+    <w:lvl w:ilvl="2" w:tentative="1">
+      <w:start w:val="1"/>
+      <w:numFmt w:val="bullet"/>
+      <w:lvlText w:val=""/>
+      <w:lvlJc w:val="left"/>
+      <w:pPr>
+        <w:tabs>
+          <w:tab w:val="num" w:pos="2160"/>
+        </w:tabs>
+        <w:ind w:left="2160" w:hanging="360"/>
+      </w:pPr>
+      <w:rPr>
+        <w:rFonts w:ascii="Wingdings" w:hAnsi="Wingdings" w:hint="default"/>
+        <w:sz w:val="20"/>
+      </w:rPr>
+    </w:lvl>
+    <w:lvl w:ilvl="3" w:tentative="1">
+      <w:start w:val="1"/>
+      <w:numFmt w:val="bullet"/>
+      <w:lvlText w:val=""/>
+      <w:lvlJc w:val="left"/>
+      <w:pPr>
+        <w:tabs>
+          <w:tab w:val="num" w:pos="2880"/>
+        </w:tabs>
+        <w:ind w:left="2880" w:hanging="360"/>
+      </w:pPr>
+      <w:rPr>
+        <w:rFonts w:ascii="Wingdings" w:hAnsi="Wingdings" w:hint="default"/>
+        <w:sz w:val="20"/>
+      </w:rPr>
+    </w:lvl>
+    <w:lvl w:ilvl="4" w:tentative="1">
+      <w:start w:val="1"/>
+      <w:numFmt w:val="bullet"/>
+      <w:lvlText w:val=""/>
+      <w:lvlJc w:val="left"/>
+      <w:pPr>
+        <w:tabs>
+          <w:tab w:val="num" w:pos="3600"/>
+        </w:tabs>
+        <w:ind w:left="3600" w:hanging="360"/>
+      </w:pPr>
+      <w:rPr>
+        <w:rFonts w:ascii="Wingdings" w:hAnsi="Wingdings" w:hint="default"/>
+        <w:sz w:val="20"/>
+      </w:rPr>
+    </w:lvl>
+    <w:lvl w:ilvl="5" w:tentative="1">
+      <w:start w:val="1"/>
+      <w:numFmt w:val="bullet"/>
+      <w:lvlText w:val=""/>
+      <w:lvlJc w:val="left"/>
+      <w:pPr>
+        <w:tabs>
+          <w:tab w:val="num" w:pos="4320"/>
+        </w:tabs>
+        <w:ind w:left="4320" w:hanging="360"/>
+      </w:pPr>
+      <w:rPr>
+        <w:rFonts w:ascii="Wingdings" w:hAnsi="Wingdings" w:hint="default"/>
+        <w:sz w:val="20"/>
+      </w:rPr>
+    </w:lvl>
+    <w:lvl w:ilvl="6" w:tentative="1">
+      <w:start w:val="1"/>
+      <w:numFmt w:val="bullet"/>
+      <w:lvlText w:val=""/>
+      <w:lvlJc w:val="left"/>
+      <w:pPr>
+        <w:tabs>
+          <w:tab w:val="num" w:pos="5040"/>
+        </w:tabs>
+        <w:ind w:left="5040" w:hanging="360"/>
+      </w:pPr>
+      <w:rPr>
+        <w:rFonts w:ascii="Wingdings" w:hAnsi="Wingdings" w:hint="default"/>
+        <w:sz w:val="20"/>
+      </w:rPr>
+    </w:lvl>
+    <w:lvl w:ilvl="7" w:tentative="1">
+      <w:start w:val="1"/>
+      <w:numFmt w:val="bullet"/>
+      <w:lvlText w:val=""/>
+      <w:lvlJc w:val="left"/>
+      <w:pPr>
+        <w:tabs>
+          <w:tab w:val="num" w:pos="5760"/>
+        </w:tabs>
+        <w:ind w:left="5760" w:hanging="360"/>
+      </w:pPr>
+      <w:rPr>
+        <w:rFonts w:ascii="Wingdings" w:hAnsi="Wingdings" w:hint="default"/>
+        <w:sz w:val="20"/>
+      </w:rPr>
+    </w:lvl>
+    <w:lvl w:ilvl="8" w:tentative="1">
+      <w:start w:val="1"/>
+      <w:numFmt w:val="bullet"/>
+      <w:lvlText w:val=""/>
+      <w:lvlJc w:val="left"/>
+      <w:pPr>
+        <w:tabs>
+          <w:tab w:val="num" w:pos="6480"/>
+        </w:tabs>
+        <w:ind w:left="6480" w:hanging="360"/>
+      </w:pPr>
+      <w:rPr>
+        <w:rFonts w:ascii="Wingdings" w:hAnsi="Wingdings" w:hint="default"/>
+        <w:sz w:val="20"/>
+      </w:rPr>
+    </w:lvl>
+  </w:abstractNum>
+  <w:abstractNum w:abstractNumId="32" w15:restartNumberingAfterBreak="0">
     <w:nsid w:val="5137698C"/>
     <w:multiLevelType w:val="multilevel"/>
     <w:tmpl w:val="3982A5B2"/>
@@ -21135,7 +23323,7 @@
       </w:rPr>
     </w:lvl>
   </w:abstractNum>
-  <w:abstractNum w:abstractNumId="29" w15:restartNumberingAfterBreak="0">
+  <w:abstractNum w:abstractNumId="33" w15:restartNumberingAfterBreak="0">
     <w:nsid w:val="52CD444A"/>
     <w:multiLevelType w:val="multilevel"/>
     <w:tmpl w:val="3982A5B2"/>
@@ -21284,7 +23472,7 @@
       </w:rPr>
     </w:lvl>
   </w:abstractNum>
-  <w:abstractNum w:abstractNumId="30" w15:restartNumberingAfterBreak="0">
+  <w:abstractNum w:abstractNumId="34" w15:restartNumberingAfterBreak="0">
     <w:nsid w:val="56287C24"/>
     <w:multiLevelType w:val="multilevel"/>
     <w:tmpl w:val="67B4E616"/>
@@ -21433,7 +23621,7 @@
       </w:rPr>
     </w:lvl>
   </w:abstractNum>
-  <w:abstractNum w:abstractNumId="31" w15:restartNumberingAfterBreak="0">
+  <w:abstractNum w:abstractNumId="35" w15:restartNumberingAfterBreak="0">
     <w:nsid w:val="56E00B6A"/>
     <w:multiLevelType w:val="multilevel"/>
     <w:tmpl w:val="3E2A1CC6"/>
@@ -21582,7 +23770,120 @@
       </w:rPr>
     </w:lvl>
   </w:abstractNum>
-  <w:abstractNum w:abstractNumId="32" w15:restartNumberingAfterBreak="0">
+  <w:abstractNum w:abstractNumId="36" w15:restartNumberingAfterBreak="0">
+    <w:nsid w:val="5995774F"/>
+    <w:multiLevelType w:val="multilevel"/>
+    <w:tmpl w:val="B24ECEC2"/>
+    <w:lvl w:ilvl="0">
+      <w:start w:val="5"/>
+      <w:numFmt w:val="decimal"/>
+      <w:lvlText w:val="%1."/>
+      <w:lvlJc w:val="left"/>
+      <w:pPr>
+        <w:tabs>
+          <w:tab w:val="num" w:pos="720"/>
+        </w:tabs>
+        <w:ind w:left="720" w:hanging="360"/>
+      </w:pPr>
+    </w:lvl>
+    <w:lvl w:ilvl="1" w:tentative="1">
+      <w:start w:val="1"/>
+      <w:numFmt w:val="decimal"/>
+      <w:lvlText w:val="%2."/>
+      <w:lvlJc w:val="left"/>
+      <w:pPr>
+        <w:tabs>
+          <w:tab w:val="num" w:pos="1440"/>
+        </w:tabs>
+        <w:ind w:left="1440" w:hanging="360"/>
+      </w:pPr>
+    </w:lvl>
+    <w:lvl w:ilvl="2" w:tentative="1">
+      <w:start w:val="1"/>
+      <w:numFmt w:val="decimal"/>
+      <w:lvlText w:val="%3."/>
+      <w:lvlJc w:val="left"/>
+      <w:pPr>
+        <w:tabs>
+          <w:tab w:val="num" w:pos="2160"/>
+        </w:tabs>
+        <w:ind w:left="2160" w:hanging="360"/>
+      </w:pPr>
+    </w:lvl>
+    <w:lvl w:ilvl="3" w:tentative="1">
+      <w:start w:val="1"/>
+      <w:numFmt w:val="decimal"/>
+      <w:lvlText w:val="%4."/>
+      <w:lvlJc w:val="left"/>
+      <w:pPr>
+        <w:tabs>
+          <w:tab w:val="num" w:pos="2880"/>
+        </w:tabs>
+        <w:ind w:left="2880" w:hanging="360"/>
+      </w:pPr>
+    </w:lvl>
+    <w:lvl w:ilvl="4" w:tentative="1">
+      <w:start w:val="1"/>
+      <w:numFmt w:val="decimal"/>
+      <w:lvlText w:val="%5."/>
+      <w:lvlJc w:val="left"/>
+      <w:pPr>
+        <w:tabs>
+          <w:tab w:val="num" w:pos="3600"/>
+        </w:tabs>
+        <w:ind w:left="3600" w:hanging="360"/>
+      </w:pPr>
+    </w:lvl>
+    <w:lvl w:ilvl="5" w:tentative="1">
+      <w:start w:val="1"/>
+      <w:numFmt w:val="decimal"/>
+      <w:lvlText w:val="%6."/>
+      <w:lvlJc w:val="left"/>
+      <w:pPr>
+        <w:tabs>
+          <w:tab w:val="num" w:pos="4320"/>
+        </w:tabs>
+        <w:ind w:left="4320" w:hanging="360"/>
+      </w:pPr>
+    </w:lvl>
+    <w:lvl w:ilvl="6" w:tentative="1">
+      <w:start w:val="1"/>
+      <w:numFmt w:val="decimal"/>
+      <w:lvlText w:val="%7."/>
+      <w:lvlJc w:val="left"/>
+      <w:pPr>
+        <w:tabs>
+          <w:tab w:val="num" w:pos="5040"/>
+        </w:tabs>
+        <w:ind w:left="5040" w:hanging="360"/>
+      </w:pPr>
+    </w:lvl>
+    <w:lvl w:ilvl="7" w:tentative="1">
+      <w:start w:val="1"/>
+      <w:numFmt w:val="decimal"/>
+      <w:lvlText w:val="%8."/>
+      <w:lvlJc w:val="left"/>
+      <w:pPr>
+        <w:tabs>
+          <w:tab w:val="num" w:pos="5760"/>
+        </w:tabs>
+        <w:ind w:left="5760" w:hanging="360"/>
+      </w:pPr>
+    </w:lvl>
+    <w:lvl w:ilvl="8" w:tentative="1">
+      <w:start w:val="1"/>
+      <w:numFmt w:val="decimal"/>
+      <w:lvlText w:val="%9."/>
+      <w:lvlJc w:val="left"/>
+      <w:pPr>
+        <w:tabs>
+          <w:tab w:val="num" w:pos="6480"/>
+        </w:tabs>
+        <w:ind w:left="6480" w:hanging="360"/>
+      </w:pPr>
+    </w:lvl>
+  </w:abstractNum>
+  <w:abstractNum w:abstractNumId="37" w15:restartNumberingAfterBreak="0">
     <w:nsid w:val="5C4E76A7"/>
     <w:multiLevelType w:val="multilevel"/>
     <w:tmpl w:val="4D80AB34"/>
@@ -21731,7 +24032,7 @@
       </w:rPr>
     </w:lvl>
   </w:abstractNum>
-  <w:abstractNum w:abstractNumId="33" w15:restartNumberingAfterBreak="0">
+  <w:abstractNum w:abstractNumId="38" w15:restartNumberingAfterBreak="0">
     <w:nsid w:val="5CFE5296"/>
     <w:multiLevelType w:val="multilevel"/>
     <w:tmpl w:val="06B21E58"/>
@@ -21880,7 +24181,156 @@
       </w:rPr>
     </w:lvl>
   </w:abstractNum>
-  <w:abstractNum w:abstractNumId="34" w15:restartNumberingAfterBreak="0">
+  <w:abstractNum w:abstractNumId="39" w15:restartNumberingAfterBreak="0">
+    <w:nsid w:val="5D473C9D"/>
+    <w:multiLevelType w:val="multilevel"/>
+    <w:tmpl w:val="238C244C"/>
+    <w:lvl w:ilvl="0">
+      <w:start w:val="1"/>
+      <w:numFmt w:val="bullet"/>
+      <w:lvlText w:val=""/>
+      <w:lvlJc w:val="left"/>
+      <w:pPr>
+        <w:tabs>
+          <w:tab w:val="num" w:pos="720"/>
+        </w:tabs>
+        <w:ind w:left="720" w:hanging="360"/>
+      </w:pPr>
+      <w:rPr>
+        <w:rFonts w:ascii="Symbol" w:hAnsi="Symbol" w:hint="default"/>
+        <w:sz w:val="20"/>
+      </w:rPr>
+    </w:lvl>
+    <w:lvl w:ilvl="1" w:tentative="1">
+      <w:start w:val="1"/>
+      <w:numFmt w:val="bullet"/>
+      <w:lvlText w:val="o"/>
+      <w:lvlJc w:val="left"/>
+      <w:pPr>
+        <w:tabs>
+          <w:tab w:val="num" w:pos="1440"/>
+        </w:tabs>
+        <w:ind w:left="1440" w:hanging="360"/>
+      </w:pPr>
+      <w:rPr>
+        <w:rFonts w:ascii="Courier New" w:hAnsi="Courier New" w:hint="default"/>
+        <w:sz w:val="20"/>
+      </w:rPr>
+    </w:lvl>
+    <w:lvl w:ilvl="2" w:tentative="1">
+      <w:start w:val="1"/>
+      <w:numFmt w:val="bullet"/>
+      <w:lvlText w:val=""/>
+      <w:lvlJc w:val="left"/>
+      <w:pPr>
+        <w:tabs>
+          <w:tab w:val="num" w:pos="2160"/>
+        </w:tabs>
+        <w:ind w:left="2160" w:hanging="360"/>
+      </w:pPr>
+      <w:rPr>
+        <w:rFonts w:ascii="Wingdings" w:hAnsi="Wingdings" w:hint="default"/>
+        <w:sz w:val="20"/>
+      </w:rPr>
+    </w:lvl>
+    <w:lvl w:ilvl="3" w:tentative="1">
+      <w:start w:val="1"/>
+      <w:numFmt w:val="bullet"/>
+      <w:lvlText w:val=""/>
+      <w:lvlJc w:val="left"/>
+      <w:pPr>
+        <w:tabs>
+          <w:tab w:val="num" w:pos="2880"/>
+        </w:tabs>
+        <w:ind w:left="2880" w:hanging="360"/>
+      </w:pPr>
+      <w:rPr>
+        <w:rFonts w:ascii="Wingdings" w:hAnsi="Wingdings" w:hint="default"/>
+        <w:sz w:val="20"/>
+      </w:rPr>
+    </w:lvl>
+    <w:lvl w:ilvl="4" w:tentative="1">
+      <w:start w:val="1"/>
+      <w:numFmt w:val="bullet"/>
+      <w:lvlText w:val=""/>
+      <w:lvlJc w:val="left"/>
+      <w:pPr>
+        <w:tabs>
+          <w:tab w:val="num" w:pos="3600"/>
+        </w:tabs>
+        <w:ind w:left="3600" w:hanging="360"/>
+      </w:pPr>
+      <w:rPr>
+        <w:rFonts w:ascii="Wingdings" w:hAnsi="Wingdings" w:hint="default"/>
+        <w:sz w:val="20"/>
+      </w:rPr>
+    </w:lvl>
+    <w:lvl w:ilvl="5" w:tentative="1">
+      <w:start w:val="1"/>
+      <w:numFmt w:val="bullet"/>
+      <w:lvlText w:val=""/>
+      <w:lvlJc w:val="left"/>
+      <w:pPr>
+        <w:tabs>
+          <w:tab w:val="num" w:pos="4320"/>
+        </w:tabs>
+        <w:ind w:left="4320" w:hanging="360"/>
+      </w:pPr>
+      <w:rPr>
+        <w:rFonts w:ascii="Wingdings" w:hAnsi="Wingdings" w:hint="default"/>
+        <w:sz w:val="20"/>
+      </w:rPr>
+    </w:lvl>
+    <w:lvl w:ilvl="6" w:tentative="1">
+      <w:start w:val="1"/>
+      <w:numFmt w:val="bullet"/>
+      <w:lvlText w:val=""/>
+      <w:lvlJc w:val="left"/>
+      <w:pPr>
+        <w:tabs>
+          <w:tab w:val="num" w:pos="5040"/>
+        </w:tabs>
+        <w:ind w:left="5040" w:hanging="360"/>
+      </w:pPr>
+      <w:rPr>
+        <w:rFonts w:ascii="Wingdings" w:hAnsi="Wingdings" w:hint="default"/>
+        <w:sz w:val="20"/>
+      </w:rPr>
+    </w:lvl>
+    <w:lvl w:ilvl="7" w:tentative="1">
+      <w:start w:val="1"/>
+      <w:numFmt w:val="bullet"/>
+      <w:lvlText w:val=""/>
+      <w:lvlJc w:val="left"/>
+      <w:pPr>
+        <w:tabs>
+          <w:tab w:val="num" w:pos="5760"/>
+        </w:tabs>
+        <w:ind w:left="5760" w:hanging="360"/>
+      </w:pPr>
+      <w:rPr>
+        <w:rFonts w:ascii="Wingdings" w:hAnsi="Wingdings" w:hint="default"/>
+        <w:sz w:val="20"/>
+      </w:rPr>
+    </w:lvl>
+    <w:lvl w:ilvl="8" w:tentative="1">
+      <w:start w:val="1"/>
+      <w:numFmt w:val="bullet"/>
+      <w:lvlText w:val=""/>
+      <w:lvlJc w:val="left"/>
+      <w:pPr>
+        <w:tabs>
+          <w:tab w:val="num" w:pos="6480"/>
+        </w:tabs>
+        <w:ind w:left="6480" w:hanging="360"/>
+      </w:pPr>
+      <w:rPr>
+        <w:rFonts w:ascii="Wingdings" w:hAnsi="Wingdings" w:hint="default"/>
+        <w:sz w:val="20"/>
+      </w:rPr>
+    </w:lvl>
+  </w:abstractNum>
+  <w:abstractNum w:abstractNumId="40" w15:restartNumberingAfterBreak="0">
     <w:nsid w:val="646A6FE6"/>
     <w:multiLevelType w:val="multilevel"/>
     <w:tmpl w:val="3982A5B2"/>
@@ -22029,7 +24479,7 @@
       </w:rPr>
     </w:lvl>
   </w:abstractNum>
-  <w:abstractNum w:abstractNumId="35" w15:restartNumberingAfterBreak="0">
+  <w:abstractNum w:abstractNumId="41" w15:restartNumberingAfterBreak="0">
     <w:nsid w:val="6F113B65"/>
     <w:multiLevelType w:val="hybridMultilevel"/>
     <w:tmpl w:val="8AF2DC42"/>
@@ -22142,7 +24592,7 @@
       </w:rPr>
     </w:lvl>
   </w:abstractNum>
-  <w:abstractNum w:abstractNumId="36" w15:restartNumberingAfterBreak="0">
+  <w:abstractNum w:abstractNumId="42" w15:restartNumberingAfterBreak="0">
     <w:nsid w:val="6FC40589"/>
     <w:multiLevelType w:val="multilevel"/>
     <w:tmpl w:val="EB26D82C"/>
@@ -22291,7 +24741,7 @@
       </w:rPr>
     </w:lvl>
   </w:abstractNum>
-  <w:abstractNum w:abstractNumId="37" w15:restartNumberingAfterBreak="0">
+  <w:abstractNum w:abstractNumId="43" w15:restartNumberingAfterBreak="0">
     <w:nsid w:val="735C560C"/>
     <w:multiLevelType w:val="multilevel"/>
     <w:tmpl w:val="B5FC2A34"/>
@@ -22404,7 +24854,7 @@
       </w:pPr>
     </w:lvl>
   </w:abstractNum>
-  <w:abstractNum w:abstractNumId="38" w15:restartNumberingAfterBreak="0">
+  <w:abstractNum w:abstractNumId="44" w15:restartNumberingAfterBreak="0">
     <w:nsid w:val="79354613"/>
     <w:multiLevelType w:val="multilevel"/>
     <w:tmpl w:val="28F826E8"/>
@@ -22553,7 +25003,7 @@
       </w:rPr>
     </w:lvl>
   </w:abstractNum>
-  <w:abstractNum w:abstractNumId="39" w15:restartNumberingAfterBreak="0">
+  <w:abstractNum w:abstractNumId="45" w15:restartNumberingAfterBreak="0">
     <w:nsid w:val="7B412E9D"/>
     <w:multiLevelType w:val="multilevel"/>
     <w:tmpl w:val="CF9E63B4"/>
@@ -22702,7 +25152,7 @@
       </w:rPr>
     </w:lvl>
   </w:abstractNum>
-  <w:abstractNum w:abstractNumId="40" w15:restartNumberingAfterBreak="0">
+  <w:abstractNum w:abstractNumId="46" w15:restartNumberingAfterBreak="0">
     <w:nsid w:val="7C0345AE"/>
     <w:multiLevelType w:val="multilevel"/>
     <w:tmpl w:val="AC9A1356"/>
@@ -22851,7 +25301,7 @@
       </w:rPr>
     </w:lvl>
   </w:abstractNum>
-  <w:abstractNum w:abstractNumId="41" w15:restartNumberingAfterBreak="0">
+  <w:abstractNum w:abstractNumId="47" w15:restartNumberingAfterBreak="0">
     <w:nsid w:val="7FF47C3D"/>
     <w:multiLevelType w:val="multilevel"/>
     <w:tmpl w:val="EBACC260"/>
@@ -22965,133 +25415,151 @@
     </w:lvl>
   </w:abstractNum>
   <w:num w:numId="1" w16cid:durableId="1296135134">
-    <w:abstractNumId w:val="16"/>
+    <w:abstractNumId w:val="19"/>
   </w:num>
   <w:num w:numId="2" w16cid:durableId="1125269462">
     <w:abstractNumId w:val="0"/>
   </w:num>
   <w:num w:numId="3" w16cid:durableId="1826781572">
-    <w:abstractNumId w:val="38"/>
+    <w:abstractNumId w:val="44"/>
   </w:num>
   <w:num w:numId="4" w16cid:durableId="282925233">
-    <w:abstractNumId w:val="5"/>
+    <w:abstractNumId w:val="7"/>
   </w:num>
   <w:num w:numId="5" w16cid:durableId="1117987762">
+    <w:abstractNumId w:val="47"/>
+  </w:num>
+  <w:num w:numId="6" w16cid:durableId="627591430">
+    <w:abstractNumId w:val="23"/>
+  </w:num>
+  <w:num w:numId="7" w16cid:durableId="1561093422">
+    <w:abstractNumId w:val="21"/>
+  </w:num>
+  <w:num w:numId="8" w16cid:durableId="964578192">
+    <w:abstractNumId w:val="43"/>
+  </w:num>
+  <w:num w:numId="9" w16cid:durableId="1054892071">
+    <w:abstractNumId w:val="37"/>
+  </w:num>
+  <w:num w:numId="10" w16cid:durableId="1897013723">
+    <w:abstractNumId w:val="6"/>
+  </w:num>
+  <w:num w:numId="11" w16cid:durableId="1115520805">
+    <w:abstractNumId w:val="18"/>
+  </w:num>
+  <w:num w:numId="12" w16cid:durableId="1116680921">
+    <w:abstractNumId w:val="9"/>
+  </w:num>
+  <w:num w:numId="13" w16cid:durableId="765150660">
+    <w:abstractNumId w:val="26"/>
+  </w:num>
+  <w:num w:numId="14" w16cid:durableId="1082683121">
     <w:abstractNumId w:val="41"/>
   </w:num>
-  <w:num w:numId="6" w16cid:durableId="627591430">
-    <w:abstractNumId w:val="20"/>
+  <w:num w:numId="15" w16cid:durableId="1984381707">
+    <w:abstractNumId w:val="22"/>
   </w:num>
-  <w:num w:numId="7" w16cid:durableId="1561093422">
-    <w:abstractNumId w:val="18"/>
+  <w:num w:numId="16" w16cid:durableId="462507160">
+    <w:abstractNumId w:val="13"/>
   </w:num>
-  <w:num w:numId="8" w16cid:durableId="964578192">
-    <w:abstractNumId w:val="37"/>
+  <w:num w:numId="17" w16cid:durableId="713625605">
+    <w:abstractNumId w:val="27"/>
   </w:num>
-  <w:num w:numId="9" w16cid:durableId="1054892071">
-    <w:abstractNumId w:val="32"/>
-  </w:num>
-  <w:num w:numId="10" w16cid:durableId="1897013723">
-    <w:abstractNumId w:val="4"/>
-  </w:num>
-  <w:num w:numId="11" w16cid:durableId="1115520805">
+  <w:num w:numId="18" w16cid:durableId="532110706">
     <w:abstractNumId w:val="15"/>
   </w:num>
-  <w:num w:numId="12" w16cid:durableId="1116680921">
-    <w:abstractNumId w:val="7"/>
-  </w:num>
-  <w:num w:numId="13" w16cid:durableId="765150660">
-    <w:abstractNumId w:val="23"/>
-  </w:num>
-  <w:num w:numId="14" w16cid:durableId="1082683121">
-    <w:abstractNumId w:val="35"/>
-  </w:num>
-  <w:num w:numId="15" w16cid:durableId="1984381707">
-    <w:abstractNumId w:val="19"/>
-  </w:num>
-  <w:num w:numId="16" w16cid:durableId="462507160">
+  <w:num w:numId="19" w16cid:durableId="615645196">
     <w:abstractNumId w:val="11"/>
   </w:num>
-  <w:num w:numId="17" w16cid:durableId="713625605">
-    <w:abstractNumId w:val="24"/>
-  </w:num>
-  <w:num w:numId="18" w16cid:durableId="532110706">
-    <w:abstractNumId w:val="13"/>
-  </w:num>
-  <w:num w:numId="19" w16cid:durableId="615645196">
-    <w:abstractNumId w:val="9"/>
-  </w:num>
   <w:num w:numId="20" w16cid:durableId="996610318">
-    <w:abstractNumId w:val="26"/>
+    <w:abstractNumId w:val="29"/>
   </w:num>
   <w:num w:numId="21" w16cid:durableId="1088500761">
     <w:abstractNumId w:val="0"/>
   </w:num>
   <w:num w:numId="22" w16cid:durableId="1914385753">
-    <w:abstractNumId w:val="22"/>
+    <w:abstractNumId w:val="25"/>
   </w:num>
   <w:num w:numId="23" w16cid:durableId="521208996">
+    <w:abstractNumId w:val="10"/>
+  </w:num>
+  <w:num w:numId="24" w16cid:durableId="1644849491">
+    <w:abstractNumId w:val="12"/>
+  </w:num>
+  <w:num w:numId="25" w16cid:durableId="542133278">
+    <w:abstractNumId w:val="35"/>
+  </w:num>
+  <w:num w:numId="26" w16cid:durableId="2092460237">
+    <w:abstractNumId w:val="14"/>
+  </w:num>
+  <w:num w:numId="27" w16cid:durableId="1124040114">
+    <w:abstractNumId w:val="45"/>
+  </w:num>
+  <w:num w:numId="28" w16cid:durableId="273827591">
+    <w:abstractNumId w:val="4"/>
+  </w:num>
+  <w:num w:numId="29" w16cid:durableId="1471551354">
+    <w:abstractNumId w:val="42"/>
+  </w:num>
+  <w:num w:numId="30" w16cid:durableId="67658605">
+    <w:abstractNumId w:val="28"/>
+  </w:num>
+  <w:num w:numId="31" w16cid:durableId="1067067082">
     <w:abstractNumId w:val="8"/>
   </w:num>
-  <w:num w:numId="24" w16cid:durableId="1644849491">
-    <w:abstractNumId w:val="10"/>
+  <w:num w:numId="32" w16cid:durableId="1094588910">
+    <w:abstractNumId w:val="38"/>
   </w:num>
-  <w:num w:numId="25" w16cid:durableId="542133278">
-    <w:abstractNumId w:val="31"/>
+  <w:num w:numId="33" w16cid:durableId="86510263">
+    <w:abstractNumId w:val="40"/>
   </w:num>
-  <w:num w:numId="26" w16cid:durableId="2092460237">
-    <w:abstractNumId w:val="12"/>
+  <w:num w:numId="34" w16cid:durableId="647828766">
+    <w:abstractNumId w:val="30"/>
   </w:num>
-  <w:num w:numId="27" w16cid:durableId="1124040114">
-    <w:abstractNumId w:val="39"/>
+  <w:num w:numId="35" w16cid:durableId="1190922258">
+    <w:abstractNumId w:val="34"/>
   </w:num>
-  <w:num w:numId="28" w16cid:durableId="273827591">
+  <w:num w:numId="36" w16cid:durableId="736127763">
     <w:abstractNumId w:val="3"/>
   </w:num>
-  <w:num w:numId="29" w16cid:durableId="1471551354">
-    <w:abstractNumId w:val="36"/>
-  </w:num>
-  <w:num w:numId="30" w16cid:durableId="67658605">
-    <w:abstractNumId w:val="25"/>
-  </w:num>
-  <w:num w:numId="31" w16cid:durableId="1067067082">
-    <w:abstractNumId w:val="6"/>
-  </w:num>
-  <w:num w:numId="32" w16cid:durableId="1094588910">
+  <w:num w:numId="37" w16cid:durableId="2100175823">
     <w:abstractNumId w:val="33"/>
   </w:num>
-  <w:num w:numId="33" w16cid:durableId="86510263">
-    <w:abstractNumId w:val="34"/>
-  </w:num>
-  <w:num w:numId="34" w16cid:durableId="647828766">
-    <w:abstractNumId w:val="27"/>
-  </w:num>
-  <w:num w:numId="35" w16cid:durableId="1190922258">
-    <w:abstractNumId w:val="30"/>
-  </w:num>
-  <w:num w:numId="36" w16cid:durableId="736127763">
-    <w:abstractNumId w:val="2"/>
-  </w:num>
-  <w:num w:numId="37" w16cid:durableId="2100175823">
-    <w:abstractNumId w:val="29"/>
-  </w:num>
   <w:num w:numId="38" w16cid:durableId="1958827751">
-    <w:abstractNumId w:val="14"/>
+    <w:abstractNumId w:val="17"/>
   </w:num>
   <w:num w:numId="39" w16cid:durableId="2055695171">
-    <w:abstractNumId w:val="28"/>
+    <w:abstractNumId w:val="32"/>
   </w:num>
   <w:num w:numId="40" w16cid:durableId="458186394">
-    <w:abstractNumId w:val="17"/>
+    <w:abstractNumId w:val="20"/>
   </w:num>
   <w:num w:numId="41" w16cid:durableId="1350252317">
     <w:abstractNumId w:val="1"/>
   </w:num>
   <w:num w:numId="42" w16cid:durableId="294916100">
-    <w:abstractNumId w:val="40"/>
+    <w:abstractNumId w:val="46"/>
   </w:num>
   <w:num w:numId="43" w16cid:durableId="164366368">
-    <w:abstractNumId w:val="21"/>
+    <w:abstractNumId w:val="24"/>
+  </w:num>
+  <w:num w:numId="44" w16cid:durableId="1026904911">
+    <w:abstractNumId w:val="36"/>
+  </w:num>
+  <w:num w:numId="45" w16cid:durableId="1699819161">
+    <w:abstractNumId w:val="16"/>
+  </w:num>
+  <w:num w:numId="46" w16cid:durableId="1738624193">
+    <w:abstractNumId w:val="39"/>
+  </w:num>
+  <w:num w:numId="47" w16cid:durableId="1500192593">
+    <w:abstractNumId w:val="31"/>
+  </w:num>
+  <w:num w:numId="48" w16cid:durableId="1813134701">
+    <w:abstractNumId w:val="2"/>
+  </w:num>
+  <w:num w:numId="49" w16cid:durableId="635450037">
+    <w:abstractNumId w:val="5"/>
   </w:num>
   <w:numIdMacAtCleanup w:val="18"/>
 </w:numbering>
@@ -23503,7 +25971,7 @@
   <w:style w:type="paragraph" w:default="1" w:styleId="Standard">
     <w:name w:val="Normal"/>
     <w:qFormat/>
-    <w:rsid w:val="006C10B7"/>
+    <w:rsid w:val="00176DD5"/>
   </w:style>
   <w:style w:type="paragraph" w:styleId="berschrift1">
     <w:name w:val="heading 1"/>
@@ -23594,6 +26062,7 @@
   <w:style w:type="character" w:default="1" w:styleId="Absatz-Standardschriftart">
     <w:name w:val="Default Paragraph Font"/>
     <w:uiPriority w:val="1"/>
+    <w:semiHidden/>
     <w:unhideWhenUsed/>
   </w:style>
   <w:style w:type="table" w:default="1" w:styleId="NormaleTabelle">
@@ -24485,6 +26954,10 @@
 </file>
 
 <file path=customXml/item1.xml><?xml version="1.0" encoding="utf-8"?>
+<b:Sources xmlns:b="http://schemas.openxmlformats.org/officeDocument/2006/bibliography" xmlns="http://schemas.openxmlformats.org/officeDocument/2006/bibliography" SelectedStyle="\APASixthEditionOfficeOnline.xsl" StyleName="APA" Version="6"/>
+</file>
+
+<file path=customXml/item2.xml><?xml version="1.0" encoding="utf-8"?>
 <?mso-contentType ?>
 <FormTemplates xmlns="http://schemas.microsoft.com/sharepoint/v3/contenttype/forms">
   <Display>DocumentLibraryForm</Display>
@@ -24493,7 +26966,7 @@
 </FormTemplates>
 </file>
 
-<file path=customXml/item2.xml><?xml version="1.0" encoding="utf-8"?>
+<file path=customXml/item3.xml><?xml version="1.0" encoding="utf-8"?>
 <ct:contentTypeSchema xmlns:ct="http://schemas.microsoft.com/office/2006/metadata/contentType" xmlns:ma="http://schemas.microsoft.com/office/2006/metadata/properties/metaAttributes" ct:_="" ma:_="" ma:contentTypeName="Dokument" ma:contentTypeID="0x010100B4F18BF0DEB24043B8BADE8AEEDEA300" ma:contentTypeVersion="2" ma:contentTypeDescription="Ein neues Dokument erstellen." ma:contentTypeScope="" ma:versionID="70708bc686e6c59bf838da438e259e26">
   <xsd:schema xmlns:xsd="http://www.w3.org/2001/XMLSchema" xmlns:xs="http://www.w3.org/2001/XMLSchema" xmlns:p="http://schemas.microsoft.com/office/2006/metadata/properties" xmlns:ns2="a377bc87-4618-438a-8f48-0bf8557dfc0d" targetNamespace="http://schemas.microsoft.com/office/2006/metadata/properties" ma:root="true" ma:fieldsID="d7af0ba49d3d814dfbf753caab118929" ns2:_="">
     <xsd:import namespace="a377bc87-4618-438a-8f48-0bf8557dfc0d"/>
@@ -24625,17 +27098,21 @@
 </ct:contentTypeSchema>
 </file>
 
-<file path=customXml/item3.xml><?xml version="1.0" encoding="utf-8"?>
+<file path=customXml/item4.xml><?xml version="1.0" encoding="utf-8"?>
 <p:properties xmlns:p="http://schemas.microsoft.com/office/2006/metadata/properties" xmlns:xsi="http://www.w3.org/2001/XMLSchema-instance" xmlns:pc="http://schemas.microsoft.com/office/infopath/2007/PartnerControls">
   <documentManagement/>
 </p:properties>
 </file>
 
-<file path=customXml/item4.xml><?xml version="1.0" encoding="utf-8"?>
-<b:Sources xmlns:b="http://schemas.openxmlformats.org/officeDocument/2006/bibliography" xmlns="http://schemas.openxmlformats.org/officeDocument/2006/bibliography" SelectedStyle="\APASixthEditionOfficeOnline.xsl" StyleName="APA" Version="6"/>
+<file path=customXml/itemProps1.xml><?xml version="1.0" encoding="utf-8"?>
+<ds:datastoreItem xmlns:ds="http://schemas.openxmlformats.org/officeDocument/2006/customXml" ds:itemID="{81323CF0-E71D-49C3-95D9-3CF2AF72417E}">
+  <ds:schemaRefs>
+    <ds:schemaRef ds:uri="http://schemas.openxmlformats.org/officeDocument/2006/bibliography"/>
+  </ds:schemaRefs>
+</ds:datastoreItem>
 </file>
 
-<file path=customXml/itemProps1.xml><?xml version="1.0" encoding="utf-8"?>
+<file path=customXml/itemProps2.xml><?xml version="1.0" encoding="utf-8"?>
 <ds:datastoreItem xmlns:ds="http://schemas.openxmlformats.org/officeDocument/2006/customXml" ds:itemID="{2F698423-0337-4B93-99A0-AA9C96EFFDF9}">
   <ds:schemaRefs>
     <ds:schemaRef ds:uri="http://schemas.microsoft.com/sharepoint/v3/contenttype/forms"/>
@@ -24643,7 +27120,7 @@
 </ds:datastoreItem>
 </file>
 
-<file path=customXml/itemProps2.xml><?xml version="1.0" encoding="utf-8"?>
+<file path=customXml/itemProps3.xml><?xml version="1.0" encoding="utf-8"?>
 <ds:datastoreItem xmlns:ds="http://schemas.openxmlformats.org/officeDocument/2006/customXml" ds:itemID="{7CF23BFA-A00B-453B-AC31-C4ED7B21A5D7}">
   <ds:schemaRefs>
     <ds:schemaRef ds:uri="http://schemas.microsoft.com/office/2006/metadata/contentType"/>
@@ -24661,19 +27138,11 @@
 </ds:datastoreItem>
 </file>
 
-<file path=customXml/itemProps3.xml><?xml version="1.0" encoding="utf-8"?>
+<file path=customXml/itemProps4.xml><?xml version="1.0" encoding="utf-8"?>
 <ds:datastoreItem xmlns:ds="http://schemas.openxmlformats.org/officeDocument/2006/customXml" ds:itemID="{8646608E-0DE1-4582-A338-267286439085}">
   <ds:schemaRefs>
     <ds:schemaRef ds:uri="http://schemas.microsoft.com/office/2006/metadata/properties"/>
     <ds:schemaRef ds:uri="http://schemas.microsoft.com/office/infopath/2007/PartnerControls"/>
   </ds:schemaRefs>
 </ds:datastoreItem>
-</file>
-
-<file path=customXml/itemProps4.xml><?xml version="1.0" encoding="utf-8"?>
-<ds:datastoreItem xmlns:ds="http://schemas.openxmlformats.org/officeDocument/2006/customXml" ds:itemID="{81323CF0-E71D-49C3-95D9-3CF2AF72417E}">
-  <ds:schemaRefs>
-    <ds:schemaRef ds:uri="http://schemas.openxmlformats.org/officeDocument/2006/bibliography"/>
-  </ds:schemaRefs>
-</ds:datastoreItem>
 </file>
--- a/lh3/feinkonzept/DURCHBLICKT_LH3_Mythen_MK.docx
+++ b/lh3/feinkonzept/DURCHBLICKT_LH3_Mythen_MK.docx
@@ -3862,7 +3862,7 @@
                 <w:rFonts w:cstheme="minorHAnsi"/>
                 <w:i/>
                 <w:iCs/>
-                <w:color w:val="EE0000"/>
+                <w:color w:val="000000" w:themeColor="text1"/>
               </w:rPr>
             </w:pPr>
             <w:r>
@@ -3870,16 +3870,7 @@
                 <w:rFonts w:cstheme="minorHAnsi"/>
                 <w:i/>
                 <w:iCs/>
-                <w:color w:val="EE0000"/>
-              </w:rPr>
-              <w:t xml:space="preserve">AKTUALISIEREN FÜR ALLE Querverweise </w:t>
-            </w:r>
-            <w:r>
-              <w:rPr>
-                <w:rFonts w:cstheme="minorHAnsi"/>
-                <w:i/>
-                <w:iCs/>
-                <w:color w:val="EE0000"/>
+                <w:color w:val="000000" w:themeColor="text1"/>
               </w:rPr>
               <w:t>Weitere Informationen im folgenden Unterrichtsmaterial:</w:t>
             </w:r>
@@ -3894,15 +3885,15 @@
                 <w:rFonts w:cstheme="minorHAnsi"/>
                 <w:b/>
                 <w:bCs/>
-                <w:color w:val="EE0000"/>
-              </w:rPr>
-            </w:pPr>
-            <w:r>
-              <w:rPr>
-                <w:rFonts w:cstheme="minorHAnsi"/>
-                <w:color w:val="EE0000"/>
-              </w:rPr>
-              <w:t>Künstliche Intelligenz und Gesundheit</w:t>
+                <w:color w:val="000000" w:themeColor="text1"/>
+              </w:rPr>
+            </w:pPr>
+            <w:r>
+              <w:rPr>
+                <w:rFonts w:cstheme="minorHAnsi"/>
+                <w:color w:val="000000" w:themeColor="text1"/>
+              </w:rPr>
+              <w:t>Desinformation im Netz</w:t>
             </w:r>
           </w:p>
         </w:tc>
@@ -5404,79 +5395,38 @@
               <w:spacing w:line="276" w:lineRule="auto"/>
               <w:rPr>
                 <w:rFonts w:cstheme="minorHAnsi"/>
-                <w:strike/>
-                <w:color w:val="EE0000"/>
-              </w:rPr>
-            </w:pPr>
-            <w:r>
-              <w:rPr>
-                <w:rFonts w:cstheme="minorHAnsi"/>
                 <w:i/>
                 <w:iCs/>
-                <w:strike/>
-                <w:color w:val="EE0000"/>
+                <w:color w:val="000000" w:themeColor="text1"/>
+              </w:rPr>
+            </w:pPr>
+            <w:r>
+              <w:rPr>
+                <w:rFonts w:cstheme="minorHAnsi"/>
+                <w:i/>
+                <w:iCs/>
+                <w:color w:val="000000" w:themeColor="text1"/>
               </w:rPr>
               <w:t>Weitere Informationen im folgenden Unterrichtsmaterial:</w:t>
             </w:r>
           </w:p>
           <w:p>
             <w:pPr>
-              <w:pStyle w:val="Listenabsatz"/>
-              <w:numPr>
-                <w:ilvl w:val="0"/>
-                <w:numId w:val="15"/>
-              </w:numPr>
               <w:tabs>
                 <w:tab w:val="left" w:pos="1843"/>
               </w:tabs>
               <w:spacing w:line="276" w:lineRule="auto"/>
-              <w:ind w:left="455" w:hanging="283"/>
-              <w:rPr>
-                <w:rFonts w:cstheme="minorHAnsi"/>
-                <w:strike/>
-                <w:color w:val="EE0000"/>
-              </w:rPr>
-            </w:pPr>
-            <w:r>
-              <w:rPr>
-                <w:rFonts w:cstheme="minorHAnsi"/>
-                <w:strike/>
-                <w:color w:val="EE0000"/>
-              </w:rPr>
-              <w:t>Mediennutzung und das Gehirn</w:t>
-            </w:r>
-          </w:p>
-          <w:p>
-            <w:pPr>
-              <w:pStyle w:val="Listenabsatz"/>
-              <w:numPr>
-                <w:ilvl w:val="0"/>
-                <w:numId w:val="15"/>
-              </w:numPr>
-              <w:tabs>
-                <w:tab w:val="left" w:pos="1843"/>
-              </w:tabs>
-              <w:spacing w:line="276" w:lineRule="auto"/>
-              <w:ind w:left="455" w:hanging="283"/>
-              <w:rPr>
-                <w:rFonts w:cstheme="minorHAnsi"/>
-                <w:color w:val="EE0000"/>
-              </w:rPr>
-            </w:pPr>
-            <w:r>
-              <w:rPr>
-                <w:rFonts w:cstheme="minorHAnsi"/>
-                <w:strike/>
-                <w:color w:val="EE0000"/>
-              </w:rPr>
-              <w:t>Selbstwahrnehmung und Selbstbewusstsein</w:t>
-            </w:r>
-            <w:r>
-              <w:rPr>
-                <w:rFonts w:cstheme="minorHAnsi"/>
-                <w:color w:val="EE0000"/>
-              </w:rPr>
-              <w:t>???</w:t>
+              <w:rPr>
+                <w:rFonts w:cstheme="minorHAnsi"/>
+                <w:color w:val="EE0000"/>
+              </w:rPr>
+            </w:pPr>
+            <w:r>
+              <w:rPr>
+                <w:rFonts w:cstheme="minorHAnsi"/>
+                <w:color w:val="000000" w:themeColor="text1"/>
+              </w:rPr>
+              <w:t>Körperbilder im Internet</w:t>
             </w:r>
           </w:p>
         </w:tc>
@@ -5603,68 +5553,9 @@
               <w:spacing w:line="276" w:lineRule="auto"/>
               <w:rPr>
                 <w:rFonts w:cstheme="minorHAnsi"/>
-                <w:strike/>
-                <w:color w:val="EE0000"/>
-              </w:rPr>
-            </w:pPr>
-            <w:r>
-              <w:rPr>
-                <w:rFonts w:cstheme="minorHAnsi"/>
-                <w:i/>
-                <w:iCs/>
-                <w:strike/>
-                <w:color w:val="EE0000"/>
-              </w:rPr>
-              <w:t>Weitere Informationen im folgenden Unterrichtsmaterial:</w:t>
-            </w:r>
-          </w:p>
-          <w:p>
-            <w:pPr>
-              <w:tabs>
-                <w:tab w:val="left" w:pos="1843"/>
-              </w:tabs>
-              <w:spacing w:line="276" w:lineRule="auto"/>
-              <w:rPr>
-                <w:rFonts w:cstheme="minorHAnsi"/>
-                <w:strike/>
-                <w:color w:val="EE0000"/>
-              </w:rPr>
-            </w:pPr>
-            <w:r>
-              <w:rPr>
-                <w:rFonts w:cstheme="minorHAnsi"/>
-                <w:strike/>
-                <w:color w:val="EE0000"/>
-              </w:rPr>
-              <w:t>Digital stark: Gesundheit</w:t>
-            </w:r>
-          </w:p>
-          <w:p>
-            <w:pPr>
-              <w:tabs>
-                <w:tab w:val="left" w:pos="1843"/>
-              </w:tabs>
-              <w:spacing w:line="276" w:lineRule="auto"/>
-              <w:rPr>
-                <w:rFonts w:cstheme="minorHAnsi"/>
-                <w:color w:val="EE0000"/>
-              </w:rPr>
-            </w:pPr>
-            <w:r>
-              <w:rPr>
-                <w:rFonts w:cstheme="minorHAnsi"/>
-                <w:strike/>
-                <w:color w:val="EE0000"/>
-              </w:rPr>
-              <w:t>Entdecken und leben</w:t>
-            </w:r>
-            <w:r>
-              <w:rPr>
-                <w:rFonts w:cstheme="minorHAnsi"/>
-                <w:color w:val="EE0000"/>
-              </w:rPr>
-              <w:t>???</w:t>
-            </w:r>
+                <w:color w:val="EE0000"/>
+              </w:rPr>
+            </w:pPr>
           </w:p>
         </w:tc>
       </w:tr>
@@ -6220,6 +6111,86 @@
               <w:spacing w:line="276" w:lineRule="auto"/>
               <w:rPr>
                 <w:rFonts w:cstheme="minorHAnsi"/>
+                <w:i/>
+                <w:iCs/>
+                <w:color w:val="000000" w:themeColor="text1"/>
+              </w:rPr>
+            </w:pPr>
+            <w:r>
+              <w:rPr>
+                <w:rFonts w:cstheme="minorHAnsi"/>
+                <w:i/>
+                <w:iCs/>
+                <w:color w:val="000000" w:themeColor="text1"/>
+              </w:rPr>
+              <w:t>Weitere Informationen im folgenden Unterrichtsmaterial:</w:t>
+            </w:r>
+          </w:p>
+          <w:p>
+            <w:pPr>
+              <w:tabs>
+                <w:tab w:val="left" w:pos="1843"/>
+              </w:tabs>
+              <w:spacing w:line="276" w:lineRule="auto"/>
+              <w:rPr>
+                <w:rFonts w:cstheme="minorHAnsi"/>
+                <w:color w:val="000000" w:themeColor="text1"/>
+              </w:rPr>
+            </w:pPr>
+            <w:r>
+              <w:rPr>
+                <w:rFonts w:cstheme="minorHAnsi"/>
+                <w:color w:val="000000" w:themeColor="text1"/>
+              </w:rPr>
+              <w:t xml:space="preserve">Wirtschaftliche Bedeutung der Medien </w:t>
+            </w:r>
+          </w:p>
+          <w:p>
+            <w:pPr>
+              <w:tabs>
+                <w:tab w:val="left" w:pos="1843"/>
+              </w:tabs>
+              <w:spacing w:line="276" w:lineRule="auto"/>
+              <w:rPr>
+                <w:rFonts w:cstheme="minorHAnsi"/>
+                <w:color w:val="000000" w:themeColor="text1"/>
+              </w:rPr>
+            </w:pPr>
+            <w:r>
+              <w:rPr>
+                <w:rFonts w:cstheme="minorHAnsi"/>
+                <w:color w:val="000000" w:themeColor="text1"/>
+              </w:rPr>
+              <w:t>Und</w:t>
+            </w:r>
+          </w:p>
+          <w:p>
+            <w:pPr>
+              <w:tabs>
+                <w:tab w:val="left" w:pos="1843"/>
+              </w:tabs>
+              <w:spacing w:line="276" w:lineRule="auto"/>
+              <w:rPr>
+                <w:rFonts w:cstheme="minorHAnsi"/>
+                <w:color w:val="000000" w:themeColor="text1"/>
+              </w:rPr>
+            </w:pPr>
+            <w:r>
+              <w:rPr>
+                <w:rFonts w:cstheme="minorHAnsi"/>
+                <w:color w:val="000000" w:themeColor="text1"/>
+              </w:rPr>
+              <w:t>Die Welt der Influencer:innen</w:t>
+            </w:r>
+          </w:p>
+          <w:p>
+            <w:pPr>
+              <w:tabs>
+                <w:tab w:val="left" w:pos="1843"/>
+              </w:tabs>
+              <w:spacing w:line="276" w:lineRule="auto"/>
+              <w:rPr>
+                <w:rFonts w:cstheme="minorHAnsi"/>
                 <w:color w:val="EE0000"/>
               </w:rPr>
             </w:pPr>
@@ -6257,7 +6228,6 @@
               <w:rPr>
                 <w:rFonts w:cstheme="minorHAnsi"/>
                 <w:color w:val="EE0000"/>
-                <w:lang w:val="en-US"/>
               </w:rPr>
             </w:pPr>
           </w:p>
@@ -7923,159 +7893,71 @@
               </w:tabs>
               <w:spacing w:line="276" w:lineRule="auto"/>
               <w:rPr>
-                <w:strike/>
-                <w:color w:val="EE0000"/>
-              </w:rPr>
-            </w:pPr>
-            <w:r>
-              <w:rPr>
-                <w:strike/>
-                <w:color w:val="EE0000"/>
-                <w:highlight w:val="yellow"/>
-              </w:rPr>
-              <w:t>((Infobox/Quellen // neben den 4 vorigen Fragen))</w:t>
-            </w:r>
-          </w:p>
-          <w:p>
-            <w:pPr>
-              <w:tabs>
-                <w:tab w:val="left" w:pos="273"/>
-              </w:tabs>
-              <w:spacing w:line="276" w:lineRule="auto"/>
-              <w:rPr>
-                <w:strike/>
-                <w:color w:val="EE0000"/>
-              </w:rPr>
-            </w:pPr>
-            <w:r>
-              <w:rPr>
-                <w:strike/>
-                <w:color w:val="EE0000"/>
-              </w:rPr>
-              <w:t xml:space="preserve">Mehr </w:t>
-            </w:r>
-            <w:r>
-              <w:rPr>
-                <w:strike/>
-                <w:color w:val="EE0000"/>
-              </w:rPr>
-              <w:t>zum Thema:</w:t>
-            </w:r>
-          </w:p>
-          <w:p>
-            <w:pPr>
-              <w:pStyle w:val="Listenabsatz"/>
-              <w:numPr>
-                <w:ilvl w:val="0"/>
-                <w:numId w:val="18"/>
-              </w:numPr>
-              <w:tabs>
-                <w:tab w:val="left" w:pos="273"/>
-              </w:tabs>
-              <w:spacing w:line="276" w:lineRule="auto"/>
-              <w:ind w:left="307"/>
-              <w:rPr>
-                <w:strike/>
-                <w:color w:val="EE0000"/>
-              </w:rPr>
-            </w:pPr>
-            <w:r>
-              <w:rPr>
-                <w:strike/>
-                <w:color w:val="EE0000"/>
-              </w:rPr>
-              <w:t xml:space="preserve">„In künstlicher Beziehung – Wenn KI mehr als nur ein Tool wird“ unter </w:t>
-            </w:r>
-            <w:hyperlink r:id="rId17" w:history="1">
-              <w:r>
-                <w:rPr>
-                  <w:rStyle w:val="Hyperlink"/>
-                  <w:strike/>
-                  <w:color w:val="EE0000"/>
-                </w:rPr>
-                <w:t>www.ins-netz-gehen.de</w:t>
-              </w:r>
-            </w:hyperlink>
-            <w:r>
-              <w:rPr>
-                <w:strike/>
-                <w:color w:val="EE0000"/>
-              </w:rPr>
-              <w:t xml:space="preserve"> </w:t>
-            </w:r>
-            <w:r>
-              <w:rPr>
-                <w:strike/>
-                <w:color w:val="EE0000"/>
-                <w:highlight w:val="yellow"/>
-              </w:rPr>
-              <w:t xml:space="preserve">((Verlinkung auf: </w:t>
-            </w:r>
-            <w:hyperlink r:id="rId18" w:history="1">
-              <w:r>
-                <w:rPr>
-                  <w:rStyle w:val="Hyperlink"/>
-                  <w:strike/>
-                  <w:color w:val="EE0000"/>
-                  <w:highlight w:val="yellow"/>
-                </w:rPr>
-                <w:t>https://www.ins-netz-gehen.de/jugendliche/internet/beziehung-mit-ki-risiken)</w:t>
-              </w:r>
-            </w:hyperlink>
-            <w:r>
-              <w:rPr>
-                <w:strike/>
-                <w:color w:val="EE0000"/>
-                <w:highlight w:val="yellow"/>
-              </w:rPr>
-              <w:t>)</w:t>
-            </w:r>
-          </w:p>
-          <w:p>
-            <w:pPr>
-              <w:pStyle w:val="Listenabsatz"/>
-              <w:numPr>
-                <w:ilvl w:val="0"/>
-                <w:numId w:val="18"/>
-              </w:numPr>
-              <w:tabs>
-                <w:tab w:val="left" w:pos="273"/>
-              </w:tabs>
-              <w:spacing w:line="276" w:lineRule="auto"/>
-              <w:ind w:left="307"/>
-              <w:rPr>
-                <w:rFonts w:cstheme="minorHAnsi"/>
-                <w:strike/>
-                <w:color w:val="EE0000"/>
-              </w:rPr>
-            </w:pPr>
-            <w:r>
-              <w:rPr>
-                <w:strike/>
-                <w:color w:val="EE0000"/>
+                <w:rFonts w:cstheme="minorHAnsi"/>
+                <w:color w:val="000000" w:themeColor="text1"/>
+              </w:rPr>
+            </w:pPr>
+            <w:r>
+              <w:rPr>
+                <w:rFonts w:ascii="Segoe UI Symbol" w:hAnsi="Segoe UI Symbol" w:cs="Segoe UI Symbol"/>
+                <w:b/>
+                <w:bCs/>
+                <w:color w:val="000000" w:themeColor="text1"/>
+              </w:rPr>
+              <w:t>⚠</w:t>
+            </w:r>
+            <w:r>
+              <w:rPr>
+                <w:rFonts w:cstheme="minorHAnsi"/>
+                <w:b/>
+                <w:bCs/>
+                <w:color w:val="000000" w:themeColor="text1"/>
+              </w:rPr>
+              <w:t xml:space="preserve"> INFOBOX 2 // Warum Wiederholung Wahrheit erzeugt</w:t>
+            </w:r>
+          </w:p>
+          <w:p>
+            <w:pPr>
+              <w:tabs>
+                <w:tab w:val="left" w:pos="273"/>
+              </w:tabs>
+              <w:spacing w:line="276" w:lineRule="auto"/>
+              <w:rPr>
+                <w:rFonts w:cstheme="minorHAnsi"/>
+                <w:color w:val="000000" w:themeColor="text1"/>
+              </w:rPr>
+            </w:pPr>
+            <w:r>
+              <w:rPr>
+                <w:rFonts w:cstheme="minorHAnsi"/>
+                <w:color w:val="000000" w:themeColor="text1"/>
+              </w:rPr>
+              <w:t xml:space="preserve">Der </w:t>
+            </w:r>
+            <w:r>
+              <w:rPr>
+                <w:rFonts w:cstheme="minorHAnsi"/>
+                <w:b/>
+                <w:bCs/>
+                <w:color w:val="000000" w:themeColor="text1"/>
+              </w:rPr>
+              <w:t>Illusory Truth Effect</w:t>
+            </w:r>
+            <w:r>
+              <w:rPr>
+                <w:rFonts w:cstheme="minorHAnsi"/>
+                <w:color w:val="000000" w:themeColor="text1"/>
+              </w:rPr>
+              <w:t xml:space="preserve"> beschreibt: Eine Aussage wirkt umso glaubwürdiger, je häufiger wir sie hören – unabhängig von ihrem Wahrheitsgehalt. Algorithmen auf Social Media verstärken diesen Effekt systematisch, weil sie Inhalte mit hoher Interaktion bevorzugt ausspielen. Emotionale, vereinfachende oder polarisierende Aussagen erhalten dadurch mehr Sichtbarkeit als nuancierte wissenschaftliche Erklärungen. Für Gesundheitsmythen heißt </w:t>
+            </w:r>
+            <w:r>
+              <w:rPr>
+                <w:rFonts w:cstheme="minorHAnsi"/>
+                <w:color w:val="000000" w:themeColor="text1"/>
               </w:rPr>
               <w:lastRenderedPageBreak/>
-              <w:t>„Psychologie – Freundschaft“ unter https://www.planet-wissen.de</w:t>
-            </w:r>
-            <w:r>
-              <w:rPr>
-                <w:strike/>
-                <w:color w:val="EE0000"/>
-                <w:highlight w:val="yellow"/>
-              </w:rPr>
-              <w:t xml:space="preserve"> ((Verlinkung auf: </w:t>
-            </w:r>
-            <w:hyperlink r:id="rId19" w:history="1">
-              <w:r>
-                <w:rPr>
-                  <w:rStyle w:val="Hyperlink"/>
-                  <w:strike/>
-                  <w:color w:val="EE0000"/>
-                  <w:highlight w:val="yellow"/>
-                </w:rPr>
-                <w:t>https://www.planet-wissen.de/gesellschaft/psychologie/freundschaft_gemeinsam_durch_dick_und_duenn/pwwbfreundschaftgemeinsamdurchdickundduenn100.html)</w:t>
-              </w:r>
-            </w:hyperlink>
+              <w:t>das: Eine plausibel klingende Falschinformation, die fünfmal in unterschiedlichen Posts auftaucht, wird zur „gefühlten Wahrheit".</w:t>
+            </w:r>
           </w:p>
           <w:p>
             <w:pPr>
@@ -9008,28 +8890,28 @@
                 <w:rFonts w:cstheme="minorHAnsi"/>
                 <w:color w:val="000000" w:themeColor="text1"/>
               </w:rPr>
+              <w:t>– „Sozialer Beweis: 500.000 Likes können nicht alle falsch haben"</w:t>
+            </w:r>
+          </w:p>
+          <w:p>
+            <w:pPr>
+              <w:shd w:val="clear" w:color="auto" w:fill="FBE4D5" w:themeFill="accent2" w:themeFillTint="33"/>
+              <w:tabs>
+                <w:tab w:val="left" w:pos="273"/>
+                <w:tab w:val="num" w:pos="720"/>
+              </w:tabs>
+              <w:spacing w:line="276" w:lineRule="auto"/>
+              <w:rPr>
+                <w:rFonts w:cstheme="minorHAnsi"/>
+                <w:color w:val="000000" w:themeColor="text1"/>
+              </w:rPr>
+            </w:pPr>
+            <w:r>
+              <w:rPr>
+                <w:rFonts w:cstheme="minorHAnsi"/>
+                <w:color w:val="000000" w:themeColor="text1"/>
+              </w:rPr>
               <w:lastRenderedPageBreak/>
-              <w:t>– „Sozialer Beweis: 500.000 Likes können nicht alle falsch haben"</w:t>
-            </w:r>
-          </w:p>
-          <w:p>
-            <w:pPr>
-              <w:shd w:val="clear" w:color="auto" w:fill="FBE4D5" w:themeFill="accent2" w:themeFillTint="33"/>
-              <w:tabs>
-                <w:tab w:val="left" w:pos="273"/>
-                <w:tab w:val="num" w:pos="720"/>
-              </w:tabs>
-              <w:spacing w:line="276" w:lineRule="auto"/>
-              <w:rPr>
-                <w:rFonts w:cstheme="minorHAnsi"/>
-                <w:color w:val="000000" w:themeColor="text1"/>
-              </w:rPr>
-            </w:pPr>
-            <w:r>
-              <w:rPr>
-                <w:rFonts w:cstheme="minorHAnsi"/>
-                <w:color w:val="000000" w:themeColor="text1"/>
-              </w:rPr>
               <w:t>– „Wenn ich denselben Tipp dreimal in einer Woche höre, glaube ich ihn schneller – auch ohne Beweis" (Illusory Truth Effect)</w:t>
             </w:r>
           </w:p>
@@ -9454,32 +9336,46 @@
                 <w:rFonts w:cstheme="minorHAnsi"/>
                 <w:b/>
                 <w:bCs/>
-                <w:color w:val="EE0000"/>
-              </w:rPr>
-              <w:t>Hinweis auf die Mini-Infobox</w:t>
+                <w:color w:val="000000" w:themeColor="text1"/>
+              </w:rPr>
+              <w:t>Hinweis auf die Infobox</w:t>
             </w:r>
             <w:r>
               <w:rPr>
                 <w:rFonts w:cstheme="minorHAnsi"/>
                 <w:b/>
                 <w:bCs/>
-                <w:color w:val="EE0000"/>
-              </w:rPr>
-              <w:t xml:space="preserve"> (wo einbauen? AB3?)</w:t>
-            </w:r>
-            <w:r>
-              <w:rPr>
-                <w:rFonts w:cstheme="minorHAnsi"/>
-                <w:color w:val="EE0000"/>
+                <w:color w:val="000000" w:themeColor="text1"/>
               </w:rPr>
               <w:t xml:space="preserve"> </w:t>
             </w:r>
             <w:r>
               <w:rPr>
                 <w:rFonts w:cstheme="minorHAnsi"/>
-                <w:color w:val="000000" w:themeColor="text1"/>
-              </w:rPr>
-              <w:t>mit vertrauenswürdigen Anlaufstellen (gesundheitsinformation.de, rki.de, bzga.de, barmer.de/gesundheit) – ausführliche Liste s. Abschnitt „Vertrauenswürdige Gesundheitsquellen"</w:t>
+                <w:color w:val="EE0000"/>
+              </w:rPr>
+              <w:t xml:space="preserve"> </w:t>
+            </w:r>
+            <w:r>
+              <w:rPr>
+                <w:rFonts w:cstheme="minorHAnsi"/>
+                <w:color w:val="000000" w:themeColor="text1"/>
+              </w:rPr>
+              <w:t>mit vertrauenswürdigen Anlaufstellen (gesundheitsinformation.de, rki.de, bzga.de, barmer.de/gesundheit) – ausführliche Liste s</w:t>
+            </w:r>
+            <w:r>
+              <w:rPr>
+                <w:rFonts w:cstheme="minorHAnsi"/>
+                <w:color w:val="000000" w:themeColor="text1"/>
+              </w:rPr>
+              <w:t>iehe Infobox weiter unten</w:t>
+            </w:r>
+            <w:r>
+              <w:rPr>
+                <w:rFonts w:cstheme="minorHAnsi"/>
+                <w:color w:val="000000" w:themeColor="text1"/>
+              </w:rPr>
+              <w:t xml:space="preserve"> „Vertrauenswürdige Gesundheitsquellen"</w:t>
             </w:r>
           </w:p>
           <w:p>
@@ -9573,12 +9469,16 @@
               <w:spacing w:line="276" w:lineRule="auto"/>
               <w:rPr>
                 <w:rFonts w:cstheme="minorHAnsi"/>
-                <w:color w:val="000000" w:themeColor="text1"/>
-              </w:rPr>
-            </w:pPr>
-            <w:r>
-              <w:rPr>
-                <w:rFonts w:cstheme="minorHAnsi"/>
+                <w:b/>
+                <w:bCs/>
+                <w:color w:val="000000" w:themeColor="text1"/>
+              </w:rPr>
+            </w:pPr>
+            <w:r>
+              <w:rPr>
+                <w:rFonts w:cstheme="minorHAnsi"/>
+                <w:b/>
+                <w:bCs/>
                 <w:color w:val="000000" w:themeColor="text1"/>
               </w:rPr>
               <w:t>AB 3a (Detox-Tee):</w:t>
@@ -9737,49 +9637,10 @@
               <w:spacing w:line="276" w:lineRule="auto"/>
               <w:rPr>
                 <w:rFonts w:cstheme="minorHAnsi"/>
-                <w:color w:val="000000" w:themeColor="text1"/>
-              </w:rPr>
-            </w:pPr>
-            <w:r>
-              <w:rPr>
-                <w:rFonts w:cstheme="minorHAnsi"/>
-                <w:color w:val="000000" w:themeColor="text1"/>
-              </w:rPr>
-              <w:t>AB 3b (8 Gläser Wasser):</w:t>
-            </w:r>
-          </w:p>
-          <w:p>
-            <w:pPr>
-              <w:spacing w:after="160" w:line="259" w:lineRule="auto"/>
-              <w:rPr>
-                <w:rFonts w:cstheme="minorHAnsi"/>
-                <w:color w:val="000000" w:themeColor="text1"/>
-              </w:rPr>
-            </w:pPr>
-            <w:r>
-              <w:rPr>
-                <w:rFonts w:cstheme="minorHAnsi"/>
                 <w:b/>
                 <w:bCs/>
                 <w:color w:val="000000" w:themeColor="text1"/>
               </w:rPr>
-              <w:t>Ergebnis:</w:t>
-            </w:r>
-            <w:r>
-              <w:rPr>
-                <w:rFonts w:cstheme="minorHAnsi"/>
-                <w:color w:val="000000" w:themeColor="text1"/>
-              </w:rPr>
-              <w:t xml:space="preserve"> Vereinfachung / teilweise irreführend</w:t>
-            </w:r>
-          </w:p>
-          <w:p>
-            <w:pPr>
-              <w:spacing w:after="160" w:line="259" w:lineRule="auto"/>
-              <w:rPr>
-                <w:rFonts w:cstheme="minorHAnsi"/>
-                <w:color w:val="000000" w:themeColor="text1"/>
-              </w:rPr>
             </w:pPr>
             <w:r>
               <w:rPr>
@@ -9788,15 +9649,7 @@
                 <w:bCs/>
                 <w:color w:val="000000" w:themeColor="text1"/>
               </w:rPr>
-              <w:lastRenderedPageBreak/>
-              <w:t>Begründung:</w:t>
-            </w:r>
-            <w:r>
-              <w:rPr>
-                <w:rFonts w:cstheme="minorHAnsi"/>
-                <w:color w:val="000000" w:themeColor="text1"/>
-              </w:rPr>
-              <w:t xml:space="preserve"> Die Empfehlung klingt wissenschaftlich, ist aber eine grobe Vereinfachung. Der tatsächliche Bedarf ist individuell. „Experten empfehlen" ohne Quellenangabe ist ein Warnsignal. Die Quelle hat kommerzielle Interessen (Affiliate-Link).</w:t>
+              <w:t>AB 3b (8 Gläser Wasser):</w:t>
             </w:r>
           </w:p>
           <w:p>
@@ -9814,6 +9667,57 @@
                 <w:bCs/>
                 <w:color w:val="000000" w:themeColor="text1"/>
               </w:rPr>
+              <w:t>Ergebnis:</w:t>
+            </w:r>
+            <w:r>
+              <w:rPr>
+                <w:rFonts w:cstheme="minorHAnsi"/>
+                <w:color w:val="000000" w:themeColor="text1"/>
+              </w:rPr>
+              <w:t xml:space="preserve"> Vereinfachung / teilweise irreführend</w:t>
+            </w:r>
+          </w:p>
+          <w:p>
+            <w:pPr>
+              <w:spacing w:after="160" w:line="259" w:lineRule="auto"/>
+              <w:rPr>
+                <w:rFonts w:cstheme="minorHAnsi"/>
+                <w:color w:val="000000" w:themeColor="text1"/>
+              </w:rPr>
+            </w:pPr>
+            <w:r>
+              <w:rPr>
+                <w:rFonts w:cstheme="minorHAnsi"/>
+                <w:b/>
+                <w:bCs/>
+                <w:color w:val="000000" w:themeColor="text1"/>
+              </w:rPr>
+              <w:t>Begründung:</w:t>
+            </w:r>
+            <w:r>
+              <w:rPr>
+                <w:rFonts w:cstheme="minorHAnsi"/>
+                <w:color w:val="000000" w:themeColor="text1"/>
+              </w:rPr>
+              <w:t xml:space="preserve"> Die Empfehlung klingt wissenschaftlich, ist aber eine grobe Vereinfachung. Der tatsächliche Bedarf ist individuell. „Experten empfehlen" ohne Quellenangabe ist ein Warnsignal. Die Quelle hat kommerzielle Interessen (Affiliate-Link).</w:t>
+            </w:r>
+          </w:p>
+          <w:p>
+            <w:pPr>
+              <w:spacing w:after="160" w:line="259" w:lineRule="auto"/>
+              <w:rPr>
+                <w:rFonts w:cstheme="minorHAnsi"/>
+                <w:color w:val="000000" w:themeColor="text1"/>
+              </w:rPr>
+            </w:pPr>
+            <w:r>
+              <w:rPr>
+                <w:rFonts w:cstheme="minorHAnsi"/>
+                <w:b/>
+                <w:bCs/>
+                <w:color w:val="000000" w:themeColor="text1"/>
+              </w:rPr>
+              <w:lastRenderedPageBreak/>
               <w:t>Didaktischer Mehrwert:</w:t>
             </w:r>
             <w:r>
@@ -9915,12 +9819,16 @@
               <w:spacing w:line="276" w:lineRule="auto"/>
               <w:rPr>
                 <w:rFonts w:cstheme="minorHAnsi"/>
-                <w:color w:val="000000" w:themeColor="text1"/>
-              </w:rPr>
-            </w:pPr>
-            <w:r>
-              <w:rPr>
-                <w:rFonts w:cstheme="minorHAnsi"/>
+                <w:b/>
+                <w:bCs/>
+                <w:color w:val="000000" w:themeColor="text1"/>
+              </w:rPr>
+            </w:pPr>
+            <w:r>
+              <w:rPr>
+                <w:rFonts w:cstheme="minorHAnsi"/>
+                <w:b/>
+                <w:bCs/>
                 <w:color w:val="000000" w:themeColor="text1"/>
               </w:rPr>
               <w:t>AB 3c (Zucker macht hyperaktiv):</w:t>
@@ -10177,12 +10085,16 @@
               <w:spacing w:line="276" w:lineRule="auto"/>
               <w:rPr>
                 <w:rFonts w:cstheme="minorHAnsi"/>
-                <w:color w:val="000000" w:themeColor="text1"/>
-              </w:rPr>
-            </w:pPr>
-            <w:r>
-              <w:rPr>
-                <w:rFonts w:cstheme="minorHAnsi"/>
+                <w:b/>
+                <w:bCs/>
+                <w:color w:val="000000" w:themeColor="text1"/>
+              </w:rPr>
+            </w:pPr>
+            <w:r>
+              <w:rPr>
+                <w:rFonts w:cstheme="minorHAnsi"/>
+                <w:b/>
+                <w:bCs/>
                 <w:color w:val="000000" w:themeColor="text1"/>
               </w:rPr>
               <w:t>AB 3d (Vitamin C &amp; Erkältungen):</w:t>
@@ -10379,7 +10291,6 @@
                 <w:color w:val="000000" w:themeColor="text1"/>
                 <w:highlight w:val="yellow"/>
               </w:rPr>
-              <w:lastRenderedPageBreak/>
               <w:t xml:space="preserve">((Icon </w:t>
             </w:r>
             <w:r>
@@ -10505,6 +10416,7 @@
                 <w:rFonts w:cstheme="minorHAnsi"/>
                 <w:color w:val="000000" w:themeColor="text1"/>
               </w:rPr>
+              <w:lastRenderedPageBreak/>
               <w:t xml:space="preserve">– Vorgegebene </w:t>
             </w:r>
             <w:r>
@@ -11354,15 +11266,7 @@
                 <w:rFonts w:cstheme="minorHAnsi"/>
                 <w:color w:val="000000" w:themeColor="text1"/>
               </w:rPr>
-              <w:t xml:space="preserve">Kurzer Schluss-Impuls: „Unkritisch übernommene Gesundheitstipps können zu schädlichen Entscheidungen führen – die QQQQ-Methode schützt vor gesundheitlichen Fehlentscheidungen und stärkt Selbstbestimmung </w:t>
-            </w:r>
-            <w:r>
-              <w:rPr>
-                <w:rFonts w:cstheme="minorHAnsi"/>
-                <w:color w:val="000000" w:themeColor="text1"/>
-              </w:rPr>
-              <w:lastRenderedPageBreak/>
-              <w:t xml:space="preserve">über den eigenen Körper. Denn vor allem verzerrte Körperbilder können teils zu dramatischen gesundheitlichen Konsequenzen führen. </w:t>
+              <w:t xml:space="preserve">Kurzer Schluss-Impuls: „Unkritisch übernommene Gesundheitstipps können zu schädlichen Entscheidungen führen – die QQQQ-Methode schützt vor gesundheitlichen Fehlentscheidungen und stärkt Selbstbestimmung über den eigenen Körper. Denn vor allem verzerrte Körperbilder können teils zu dramatischen gesundheitlichen Konsequenzen führen. </w:t>
             </w:r>
           </w:p>
           <w:p>
@@ -11422,54 +11326,920 @@
               <w:t>Verlässliche Quellen</w:t>
             </w:r>
           </w:p>
-          <w:p>
-            <w:pPr>
-              <w:shd w:val="clear" w:color="auto" w:fill="FFF2CC" w:themeFill="accent4" w:themeFillTint="33"/>
-              <w:tabs>
-                <w:tab w:val="left" w:pos="273"/>
-              </w:tabs>
-              <w:spacing w:line="276" w:lineRule="auto"/>
-              <w:rPr>
-                <w:rFonts w:cstheme="minorHAnsi"/>
-                <w:color w:val="EE0000"/>
-              </w:rPr>
-            </w:pPr>
-            <w:r>
-              <w:rPr>
-                <w:rFonts w:cstheme="minorHAnsi"/>
-                <w:color w:val="EE0000"/>
-              </w:rPr>
-              <w:t>Barmer.de / rki.de / bioeg.de/</w:t>
-            </w:r>
-            <w:r>
-              <w:rPr>
-                <w:rFonts w:cstheme="minorHAnsi"/>
-                <w:color w:val="EE0000"/>
-              </w:rPr>
-              <w:t xml:space="preserve"> </w:t>
-            </w:r>
-            <w:r>
-              <w:rPr>
-                <w:rFonts w:cstheme="minorHAnsi"/>
-                <w:color w:val="EE0000"/>
-              </w:rPr>
-              <w:t>stiftung-gesundheitswissen.de</w:t>
-            </w:r>
-            <w:r>
-              <w:rPr>
-                <w:rFonts w:cstheme="minorHAnsi"/>
-                <w:color w:val="EE0000"/>
-              </w:rPr>
-              <w:t xml:space="preserve"> / </w:t>
-            </w:r>
-            <w:r>
-              <w:rPr>
-                <w:rFonts w:cstheme="minorHAnsi"/>
-                <w:color w:val="EE0000"/>
-              </w:rPr>
-              <w:t>gesundheitsinformation.de</w:t>
-            </w:r>
-          </w:p>
+          <w:tbl>
+            <w:tblPr>
+              <w:tblW w:w="9638" w:type="dxa"/>
+              <w:tblCellMar>
+                <w:top w:w="15" w:type="dxa"/>
+                <w:left w:w="15" w:type="dxa"/>
+                <w:bottom w:w="15" w:type="dxa"/>
+                <w:right w:w="15" w:type="dxa"/>
+              </w:tblCellMar>
+              <w:tblLook w:val="04A0" w:firstRow="1" w:lastRow="0" w:firstColumn="1" w:lastColumn="0" w:noHBand="0" w:noVBand="1"/>
+            </w:tblPr>
+            <w:tblGrid>
+              <w:gridCol w:w="2715"/>
+              <w:gridCol w:w="3261"/>
+              <w:gridCol w:w="3662"/>
+            </w:tblGrid>
+            <w:tr>
+              <w:trPr>
+                <w:tblHeader/>
+              </w:trPr>
+              <w:tc>
+                <w:tcPr>
+                  <w:tcW w:w="2715" w:type="dxa"/>
+                  <w:tcBorders>
+                    <w:top w:val="single" w:sz="8" w:space="0" w:color="000000"/>
+                    <w:left w:val="single" w:sz="8" w:space="0" w:color="000000"/>
+                    <w:bottom w:val="single" w:sz="8" w:space="0" w:color="000000"/>
+                    <w:right w:val="single" w:sz="8" w:space="0" w:color="000000"/>
+                  </w:tcBorders>
+                  <w:tcMar>
+                    <w:top w:w="100" w:type="dxa"/>
+                    <w:left w:w="100" w:type="dxa"/>
+                    <w:bottom w:w="100" w:type="dxa"/>
+                    <w:right w:w="100" w:type="dxa"/>
+                  </w:tcMar>
+                  <w:hideMark/>
+                </w:tcPr>
+                <w:p>
+                  <w:pPr>
+                    <w:shd w:val="clear" w:color="auto" w:fill="FFF2CC" w:themeFill="accent4" w:themeFillTint="33"/>
+                    <w:tabs>
+                      <w:tab w:val="left" w:pos="273"/>
+                    </w:tabs>
+                    <w:spacing w:after="0" w:line="276" w:lineRule="auto"/>
+                    <w:rPr>
+                      <w:rFonts w:cstheme="minorHAnsi"/>
+                    </w:rPr>
+                  </w:pPr>
+                  <w:r>
+                    <w:rPr>
+                      <w:rFonts w:cstheme="minorHAnsi"/>
+                    </w:rPr>
+                    <w:lastRenderedPageBreak/>
+                    <w:t>Quelle</w:t>
+                  </w:r>
+                </w:p>
+              </w:tc>
+              <w:tc>
+                <w:tcPr>
+                  <w:tcW w:w="3261" w:type="dxa"/>
+                  <w:tcBorders>
+                    <w:top w:val="single" w:sz="8" w:space="0" w:color="000000"/>
+                    <w:left w:val="single" w:sz="8" w:space="0" w:color="000000"/>
+                    <w:bottom w:val="single" w:sz="8" w:space="0" w:color="000000"/>
+                    <w:right w:val="single" w:sz="8" w:space="0" w:color="000000"/>
+                  </w:tcBorders>
+                  <w:tcMar>
+                    <w:top w:w="100" w:type="dxa"/>
+                    <w:left w:w="100" w:type="dxa"/>
+                    <w:bottom w:w="100" w:type="dxa"/>
+                    <w:right w:w="100" w:type="dxa"/>
+                  </w:tcMar>
+                  <w:hideMark/>
+                </w:tcPr>
+                <w:p>
+                  <w:pPr>
+                    <w:shd w:val="clear" w:color="auto" w:fill="FFF2CC" w:themeFill="accent4" w:themeFillTint="33"/>
+                    <w:tabs>
+                      <w:tab w:val="left" w:pos="273"/>
+                    </w:tabs>
+                    <w:spacing w:after="0" w:line="276" w:lineRule="auto"/>
+                    <w:rPr>
+                      <w:rFonts w:cstheme="minorHAnsi"/>
+                    </w:rPr>
+                  </w:pPr>
+                  <w:r>
+                    <w:rPr>
+                      <w:rFonts w:cstheme="minorHAnsi"/>
+                    </w:rPr>
+                    <w:t>URL</w:t>
+                  </w:r>
+                </w:p>
+              </w:tc>
+              <w:tc>
+                <w:tcPr>
+                  <w:tcW w:w="3662" w:type="dxa"/>
+                  <w:tcBorders>
+                    <w:top w:val="single" w:sz="8" w:space="0" w:color="000000"/>
+                    <w:left w:val="single" w:sz="8" w:space="0" w:color="000000"/>
+                    <w:bottom w:val="single" w:sz="8" w:space="0" w:color="000000"/>
+                    <w:right w:val="single" w:sz="8" w:space="0" w:color="000000"/>
+                  </w:tcBorders>
+                  <w:tcMar>
+                    <w:top w:w="100" w:type="dxa"/>
+                    <w:left w:w="100" w:type="dxa"/>
+                    <w:bottom w:w="100" w:type="dxa"/>
+                    <w:right w:w="100" w:type="dxa"/>
+                  </w:tcMar>
+                  <w:hideMark/>
+                </w:tcPr>
+                <w:p>
+                  <w:pPr>
+                    <w:shd w:val="clear" w:color="auto" w:fill="FFF2CC" w:themeFill="accent4" w:themeFillTint="33"/>
+                    <w:tabs>
+                      <w:tab w:val="left" w:pos="273"/>
+                    </w:tabs>
+                    <w:spacing w:after="0" w:line="276" w:lineRule="auto"/>
+                    <w:rPr>
+                      <w:rFonts w:cstheme="minorHAnsi"/>
+                    </w:rPr>
+                  </w:pPr>
+                  <w:r>
+                    <w:rPr>
+                      <w:rFonts w:cstheme="minorHAnsi"/>
+                    </w:rPr>
+                    <w:t>Profil</w:t>
+                  </w:r>
+                </w:p>
+              </w:tc>
+            </w:tr>
+            <w:tr>
+              <w:tc>
+                <w:tcPr>
+                  <w:tcW w:w="2715" w:type="dxa"/>
+                  <w:tcBorders>
+                    <w:top w:val="single" w:sz="8" w:space="0" w:color="000000"/>
+                    <w:left w:val="single" w:sz="8" w:space="0" w:color="000000"/>
+                    <w:bottom w:val="single" w:sz="8" w:space="0" w:color="000000"/>
+                    <w:right w:val="single" w:sz="8" w:space="0" w:color="000000"/>
+                  </w:tcBorders>
+                  <w:tcMar>
+                    <w:top w:w="100" w:type="dxa"/>
+                    <w:left w:w="100" w:type="dxa"/>
+                    <w:bottom w:w="100" w:type="dxa"/>
+                    <w:right w:w="100" w:type="dxa"/>
+                  </w:tcMar>
+                  <w:hideMark/>
+                </w:tcPr>
+                <w:p>
+                  <w:pPr>
+                    <w:shd w:val="clear" w:color="auto" w:fill="FFF2CC" w:themeFill="accent4" w:themeFillTint="33"/>
+                    <w:tabs>
+                      <w:tab w:val="left" w:pos="273"/>
+                    </w:tabs>
+                    <w:spacing w:after="0" w:line="276" w:lineRule="auto"/>
+                    <w:rPr>
+                      <w:rFonts w:cstheme="minorHAnsi"/>
+                    </w:rPr>
+                  </w:pPr>
+                  <w:r>
+                    <w:rPr>
+                      <w:rFonts w:cstheme="minorHAnsi"/>
+                    </w:rPr>
+                    <w:t>IQWiG / gesundheitsinformation.de</w:t>
+                  </w:r>
+                </w:p>
+              </w:tc>
+              <w:tc>
+                <w:tcPr>
+                  <w:tcW w:w="3261" w:type="dxa"/>
+                  <w:tcBorders>
+                    <w:top w:val="single" w:sz="8" w:space="0" w:color="000000"/>
+                    <w:left w:val="single" w:sz="8" w:space="0" w:color="000000"/>
+                    <w:bottom w:val="single" w:sz="8" w:space="0" w:color="000000"/>
+                    <w:right w:val="single" w:sz="8" w:space="0" w:color="000000"/>
+                  </w:tcBorders>
+                  <w:tcMar>
+                    <w:top w:w="100" w:type="dxa"/>
+                    <w:left w:w="100" w:type="dxa"/>
+                    <w:bottom w:w="100" w:type="dxa"/>
+                    <w:right w:w="100" w:type="dxa"/>
+                  </w:tcMar>
+                  <w:hideMark/>
+                </w:tcPr>
+                <w:p>
+                  <w:pPr>
+                    <w:shd w:val="clear" w:color="auto" w:fill="FFF2CC" w:themeFill="accent4" w:themeFillTint="33"/>
+                    <w:tabs>
+                      <w:tab w:val="left" w:pos="273"/>
+                    </w:tabs>
+                    <w:spacing w:after="0" w:line="276" w:lineRule="auto"/>
+                    <w:rPr>
+                      <w:rFonts w:cstheme="minorHAnsi"/>
+                    </w:rPr>
+                  </w:pPr>
+                  <w:r>
+                    <w:rPr>
+                      <w:rFonts w:cstheme="minorHAnsi"/>
+                    </w:rPr>
+                    <w:t>gesundheitsinformation.de</w:t>
+                  </w:r>
+                </w:p>
+              </w:tc>
+              <w:tc>
+                <w:tcPr>
+                  <w:tcW w:w="3662" w:type="dxa"/>
+                  <w:tcBorders>
+                    <w:top w:val="single" w:sz="8" w:space="0" w:color="000000"/>
+                    <w:left w:val="single" w:sz="8" w:space="0" w:color="000000"/>
+                    <w:bottom w:val="single" w:sz="8" w:space="0" w:color="000000"/>
+                    <w:right w:val="single" w:sz="8" w:space="0" w:color="000000"/>
+                  </w:tcBorders>
+                  <w:tcMar>
+                    <w:top w:w="100" w:type="dxa"/>
+                    <w:left w:w="100" w:type="dxa"/>
+                    <w:bottom w:w="100" w:type="dxa"/>
+                    <w:right w:w="100" w:type="dxa"/>
+                  </w:tcMar>
+                  <w:hideMark/>
+                </w:tcPr>
+                <w:p>
+                  <w:pPr>
+                    <w:shd w:val="clear" w:color="auto" w:fill="FFF2CC" w:themeFill="accent4" w:themeFillTint="33"/>
+                    <w:tabs>
+                      <w:tab w:val="left" w:pos="273"/>
+                    </w:tabs>
+                    <w:spacing w:after="0" w:line="276" w:lineRule="auto"/>
+                    <w:rPr>
+                      <w:rFonts w:cstheme="minorHAnsi"/>
+                    </w:rPr>
+                  </w:pPr>
+                  <w:r>
+                    <w:rPr>
+                      <w:rFonts w:cstheme="minorHAnsi"/>
+                    </w:rPr>
+                    <w:t>Unabhängige, evidenzbasierte Gesundheitsinfos</w:t>
+                  </w:r>
+                </w:p>
+              </w:tc>
+            </w:tr>
+            <w:tr>
+              <w:tc>
+                <w:tcPr>
+                  <w:tcW w:w="2715" w:type="dxa"/>
+                  <w:tcBorders>
+                    <w:top w:val="single" w:sz="8" w:space="0" w:color="000000"/>
+                    <w:left w:val="single" w:sz="8" w:space="0" w:color="000000"/>
+                    <w:bottom w:val="single" w:sz="8" w:space="0" w:color="000000"/>
+                    <w:right w:val="single" w:sz="8" w:space="0" w:color="000000"/>
+                  </w:tcBorders>
+                  <w:tcMar>
+                    <w:top w:w="100" w:type="dxa"/>
+                    <w:left w:w="100" w:type="dxa"/>
+                    <w:bottom w:w="100" w:type="dxa"/>
+                    <w:right w:w="100" w:type="dxa"/>
+                  </w:tcMar>
+                  <w:hideMark/>
+                </w:tcPr>
+                <w:p>
+                  <w:pPr>
+                    <w:shd w:val="clear" w:color="auto" w:fill="FFF2CC" w:themeFill="accent4" w:themeFillTint="33"/>
+                    <w:tabs>
+                      <w:tab w:val="left" w:pos="273"/>
+                    </w:tabs>
+                    <w:spacing w:after="0" w:line="276" w:lineRule="auto"/>
+                    <w:rPr>
+                      <w:rFonts w:cstheme="minorHAnsi"/>
+                    </w:rPr>
+                  </w:pPr>
+                  <w:r>
+                    <w:rPr>
+                      <w:rFonts w:cstheme="minorHAnsi"/>
+                    </w:rPr>
+                    <w:t>Robert Koch-Institut (RKI)</w:t>
+                  </w:r>
+                </w:p>
+              </w:tc>
+              <w:tc>
+                <w:tcPr>
+                  <w:tcW w:w="3261" w:type="dxa"/>
+                  <w:tcBorders>
+                    <w:top w:val="single" w:sz="8" w:space="0" w:color="000000"/>
+                    <w:left w:val="single" w:sz="8" w:space="0" w:color="000000"/>
+                    <w:bottom w:val="single" w:sz="8" w:space="0" w:color="000000"/>
+                    <w:right w:val="single" w:sz="8" w:space="0" w:color="000000"/>
+                  </w:tcBorders>
+                  <w:tcMar>
+                    <w:top w:w="100" w:type="dxa"/>
+                    <w:left w:w="100" w:type="dxa"/>
+                    <w:bottom w:w="100" w:type="dxa"/>
+                    <w:right w:w="100" w:type="dxa"/>
+                  </w:tcMar>
+                  <w:hideMark/>
+                </w:tcPr>
+                <w:p>
+                  <w:pPr>
+                    <w:shd w:val="clear" w:color="auto" w:fill="FFF2CC" w:themeFill="accent4" w:themeFillTint="33"/>
+                    <w:tabs>
+                      <w:tab w:val="left" w:pos="273"/>
+                    </w:tabs>
+                    <w:spacing w:after="0" w:line="276" w:lineRule="auto"/>
+                    <w:rPr>
+                      <w:rFonts w:cstheme="minorHAnsi"/>
+                    </w:rPr>
+                  </w:pPr>
+                  <w:r>
+                    <w:rPr>
+                      <w:rFonts w:cstheme="minorHAnsi"/>
+                    </w:rPr>
+                    <w:t>rki.de</w:t>
+                  </w:r>
+                </w:p>
+              </w:tc>
+              <w:tc>
+                <w:tcPr>
+                  <w:tcW w:w="3662" w:type="dxa"/>
+                  <w:tcBorders>
+                    <w:top w:val="single" w:sz="8" w:space="0" w:color="000000"/>
+                    <w:left w:val="single" w:sz="8" w:space="0" w:color="000000"/>
+                    <w:bottom w:val="single" w:sz="8" w:space="0" w:color="000000"/>
+                    <w:right w:val="single" w:sz="8" w:space="0" w:color="000000"/>
+                  </w:tcBorders>
+                  <w:tcMar>
+                    <w:top w:w="100" w:type="dxa"/>
+                    <w:left w:w="100" w:type="dxa"/>
+                    <w:bottom w:w="100" w:type="dxa"/>
+                    <w:right w:w="100" w:type="dxa"/>
+                  </w:tcMar>
+                  <w:hideMark/>
+                </w:tcPr>
+                <w:p>
+                  <w:pPr>
+                    <w:shd w:val="clear" w:color="auto" w:fill="FFF2CC" w:themeFill="accent4" w:themeFillTint="33"/>
+                    <w:tabs>
+                      <w:tab w:val="left" w:pos="273"/>
+                    </w:tabs>
+                    <w:spacing w:after="0" w:line="276" w:lineRule="auto"/>
+                    <w:rPr>
+                      <w:rFonts w:cstheme="minorHAnsi"/>
+                    </w:rPr>
+                  </w:pPr>
+                  <w:r>
+                    <w:rPr>
+                      <w:rFonts w:cstheme="minorHAnsi"/>
+                    </w:rPr>
+                    <w:t>Bundesinstitut für Infektions- &amp; nichtübertragbare Krankheiten</w:t>
+                  </w:r>
+                </w:p>
+              </w:tc>
+            </w:tr>
+            <w:tr>
+              <w:tc>
+                <w:tcPr>
+                  <w:tcW w:w="2715" w:type="dxa"/>
+                  <w:tcBorders>
+                    <w:top w:val="single" w:sz="8" w:space="0" w:color="000000"/>
+                    <w:left w:val="single" w:sz="8" w:space="0" w:color="000000"/>
+                    <w:bottom w:val="single" w:sz="8" w:space="0" w:color="000000"/>
+                    <w:right w:val="single" w:sz="8" w:space="0" w:color="000000"/>
+                  </w:tcBorders>
+                  <w:tcMar>
+                    <w:top w:w="100" w:type="dxa"/>
+                    <w:left w:w="100" w:type="dxa"/>
+                    <w:bottom w:w="100" w:type="dxa"/>
+                    <w:right w:w="100" w:type="dxa"/>
+                  </w:tcMar>
+                  <w:hideMark/>
+                </w:tcPr>
+                <w:p>
+                  <w:pPr>
+                    <w:shd w:val="clear" w:color="auto" w:fill="FFF2CC" w:themeFill="accent4" w:themeFillTint="33"/>
+                    <w:tabs>
+                      <w:tab w:val="left" w:pos="273"/>
+                    </w:tabs>
+                    <w:spacing w:after="0" w:line="276" w:lineRule="auto"/>
+                    <w:rPr>
+                      <w:rFonts w:cstheme="minorHAnsi"/>
+                    </w:rPr>
+                  </w:pPr>
+                  <w:r>
+                    <w:rPr>
+                      <w:rFonts w:cstheme="minorHAnsi"/>
+                    </w:rPr>
+                    <w:t>BIÖG</w:t>
+                  </w:r>
+                </w:p>
+              </w:tc>
+              <w:tc>
+                <w:tcPr>
+                  <w:tcW w:w="3261" w:type="dxa"/>
+                  <w:tcBorders>
+                    <w:top w:val="single" w:sz="8" w:space="0" w:color="000000"/>
+                    <w:left w:val="single" w:sz="8" w:space="0" w:color="000000"/>
+                    <w:bottom w:val="single" w:sz="8" w:space="0" w:color="000000"/>
+                    <w:right w:val="single" w:sz="8" w:space="0" w:color="000000"/>
+                  </w:tcBorders>
+                  <w:tcMar>
+                    <w:top w:w="100" w:type="dxa"/>
+                    <w:left w:w="100" w:type="dxa"/>
+                    <w:bottom w:w="100" w:type="dxa"/>
+                    <w:right w:w="100" w:type="dxa"/>
+                  </w:tcMar>
+                  <w:hideMark/>
+                </w:tcPr>
+                <w:p>
+                  <w:pPr>
+                    <w:shd w:val="clear" w:color="auto" w:fill="FFF2CC" w:themeFill="accent4" w:themeFillTint="33"/>
+                    <w:tabs>
+                      <w:tab w:val="left" w:pos="273"/>
+                    </w:tabs>
+                    <w:spacing w:after="0" w:line="276" w:lineRule="auto"/>
+                    <w:rPr>
+                      <w:rFonts w:cstheme="minorHAnsi"/>
+                    </w:rPr>
+                  </w:pPr>
+                  <w:r>
+                    <w:rPr>
+                      <w:rFonts w:cstheme="minorHAnsi"/>
+                    </w:rPr>
+                    <w:t>bioeg.de/</w:t>
+                  </w:r>
+                </w:p>
+              </w:tc>
+              <w:tc>
+                <w:tcPr>
+                  <w:tcW w:w="3662" w:type="dxa"/>
+                  <w:tcBorders>
+                    <w:top w:val="single" w:sz="8" w:space="0" w:color="000000"/>
+                    <w:left w:val="single" w:sz="8" w:space="0" w:color="000000"/>
+                    <w:bottom w:val="single" w:sz="8" w:space="0" w:color="000000"/>
+                    <w:right w:val="single" w:sz="8" w:space="0" w:color="000000"/>
+                  </w:tcBorders>
+                  <w:tcMar>
+                    <w:top w:w="100" w:type="dxa"/>
+                    <w:left w:w="100" w:type="dxa"/>
+                    <w:bottom w:w="100" w:type="dxa"/>
+                    <w:right w:w="100" w:type="dxa"/>
+                  </w:tcMar>
+                  <w:hideMark/>
+                </w:tcPr>
+                <w:p>
+                  <w:pPr>
+                    <w:shd w:val="clear" w:color="auto" w:fill="FFF2CC" w:themeFill="accent4" w:themeFillTint="33"/>
+                    <w:tabs>
+                      <w:tab w:val="left" w:pos="273"/>
+                    </w:tabs>
+                    <w:spacing w:after="0" w:line="276" w:lineRule="auto"/>
+                    <w:rPr>
+                      <w:rFonts w:cstheme="minorHAnsi"/>
+                    </w:rPr>
+                  </w:pPr>
+                  <w:r>
+                    <w:rPr>
+                      <w:rFonts w:cstheme="minorHAnsi"/>
+                    </w:rPr>
+                    <w:t>Prävention, Aufklärung, Jugendgesundheit</w:t>
+                  </w:r>
+                  <w:r>
+                    <w:rPr>
+                      <w:rFonts w:cstheme="minorHAnsi"/>
+                    </w:rPr>
+                    <w:t xml:space="preserve"> </w:t>
+                  </w:r>
+                </w:p>
+              </w:tc>
+            </w:tr>
+            <w:tr>
+              <w:tc>
+                <w:tcPr>
+                  <w:tcW w:w="2715" w:type="dxa"/>
+                  <w:tcBorders>
+                    <w:top w:val="single" w:sz="8" w:space="0" w:color="000000"/>
+                    <w:left w:val="single" w:sz="8" w:space="0" w:color="000000"/>
+                    <w:bottom w:val="single" w:sz="8" w:space="0" w:color="000000"/>
+                    <w:right w:val="single" w:sz="8" w:space="0" w:color="000000"/>
+                  </w:tcBorders>
+                  <w:tcMar>
+                    <w:top w:w="100" w:type="dxa"/>
+                    <w:left w:w="100" w:type="dxa"/>
+                    <w:bottom w:w="100" w:type="dxa"/>
+                    <w:right w:w="100" w:type="dxa"/>
+                  </w:tcMar>
+                  <w:hideMark/>
+                </w:tcPr>
+                <w:p>
+                  <w:pPr>
+                    <w:shd w:val="clear" w:color="auto" w:fill="FFF2CC" w:themeFill="accent4" w:themeFillTint="33"/>
+                    <w:tabs>
+                      <w:tab w:val="left" w:pos="273"/>
+                    </w:tabs>
+                    <w:spacing w:after="0" w:line="276" w:lineRule="auto"/>
+                    <w:rPr>
+                      <w:rFonts w:cstheme="minorHAnsi"/>
+                    </w:rPr>
+                  </w:pPr>
+                  <w:r>
+                    <w:rPr>
+                      <w:rFonts w:cstheme="minorHAnsi"/>
+                    </w:rPr>
+                    <w:t>BARMER Gesundheitsportal</w:t>
+                  </w:r>
+                </w:p>
+              </w:tc>
+              <w:tc>
+                <w:tcPr>
+                  <w:tcW w:w="3261" w:type="dxa"/>
+                  <w:tcBorders>
+                    <w:top w:val="single" w:sz="8" w:space="0" w:color="000000"/>
+                    <w:left w:val="single" w:sz="8" w:space="0" w:color="000000"/>
+                    <w:bottom w:val="single" w:sz="8" w:space="0" w:color="000000"/>
+                    <w:right w:val="single" w:sz="8" w:space="0" w:color="000000"/>
+                  </w:tcBorders>
+                  <w:tcMar>
+                    <w:top w:w="100" w:type="dxa"/>
+                    <w:left w:w="100" w:type="dxa"/>
+                    <w:bottom w:w="100" w:type="dxa"/>
+                    <w:right w:w="100" w:type="dxa"/>
+                  </w:tcMar>
+                  <w:hideMark/>
+                </w:tcPr>
+                <w:p>
+                  <w:pPr>
+                    <w:shd w:val="clear" w:color="auto" w:fill="FFF2CC" w:themeFill="accent4" w:themeFillTint="33"/>
+                    <w:tabs>
+                      <w:tab w:val="left" w:pos="273"/>
+                    </w:tabs>
+                    <w:spacing w:after="0" w:line="276" w:lineRule="auto"/>
+                    <w:rPr>
+                      <w:rFonts w:cstheme="minorHAnsi"/>
+                    </w:rPr>
+                  </w:pPr>
+                  <w:r>
+                    <w:rPr>
+                      <w:rFonts w:cstheme="minorHAnsi"/>
+                    </w:rPr>
+                    <w:t>barmer.de/gesundheit</w:t>
+                  </w:r>
+                </w:p>
+              </w:tc>
+              <w:tc>
+                <w:tcPr>
+                  <w:tcW w:w="3662" w:type="dxa"/>
+                  <w:tcBorders>
+                    <w:top w:val="single" w:sz="8" w:space="0" w:color="000000"/>
+                    <w:left w:val="single" w:sz="8" w:space="0" w:color="000000"/>
+                    <w:bottom w:val="single" w:sz="8" w:space="0" w:color="000000"/>
+                    <w:right w:val="single" w:sz="8" w:space="0" w:color="000000"/>
+                  </w:tcBorders>
+                  <w:tcMar>
+                    <w:top w:w="100" w:type="dxa"/>
+                    <w:left w:w="100" w:type="dxa"/>
+                    <w:bottom w:w="100" w:type="dxa"/>
+                    <w:right w:w="100" w:type="dxa"/>
+                  </w:tcMar>
+                  <w:hideMark/>
+                </w:tcPr>
+                <w:p>
+                  <w:pPr>
+                    <w:shd w:val="clear" w:color="auto" w:fill="FFF2CC" w:themeFill="accent4" w:themeFillTint="33"/>
+                    <w:tabs>
+                      <w:tab w:val="left" w:pos="273"/>
+                    </w:tabs>
+                    <w:spacing w:after="0" w:line="276" w:lineRule="auto"/>
+                    <w:rPr>
+                      <w:rFonts w:cstheme="minorHAnsi"/>
+                    </w:rPr>
+                  </w:pPr>
+                  <w:r>
+                    <w:rPr>
+                      <w:rFonts w:cstheme="minorHAnsi"/>
+                    </w:rPr>
+                    <w:t>Krankenkassen-Gesundheitsinfos</w:t>
+                  </w:r>
+                </w:p>
+              </w:tc>
+            </w:tr>
+            <w:tr>
+              <w:tc>
+                <w:tcPr>
+                  <w:tcW w:w="2715" w:type="dxa"/>
+                  <w:tcBorders>
+                    <w:top w:val="single" w:sz="8" w:space="0" w:color="000000"/>
+                    <w:left w:val="single" w:sz="8" w:space="0" w:color="000000"/>
+                    <w:bottom w:val="single" w:sz="8" w:space="0" w:color="000000"/>
+                    <w:right w:val="single" w:sz="8" w:space="0" w:color="000000"/>
+                  </w:tcBorders>
+                  <w:tcMar>
+                    <w:top w:w="100" w:type="dxa"/>
+                    <w:left w:w="100" w:type="dxa"/>
+                    <w:bottom w:w="100" w:type="dxa"/>
+                    <w:right w:w="100" w:type="dxa"/>
+                  </w:tcMar>
+                  <w:hideMark/>
+                </w:tcPr>
+                <w:p>
+                  <w:pPr>
+                    <w:shd w:val="clear" w:color="auto" w:fill="FFF2CC" w:themeFill="accent4" w:themeFillTint="33"/>
+                    <w:tabs>
+                      <w:tab w:val="left" w:pos="273"/>
+                    </w:tabs>
+                    <w:spacing w:after="0" w:line="276" w:lineRule="auto"/>
+                    <w:rPr>
+                      <w:rFonts w:cstheme="minorHAnsi"/>
+                    </w:rPr>
+                  </w:pPr>
+                  <w:r>
+                    <w:rPr>
+                      <w:rFonts w:cstheme="minorHAnsi"/>
+                    </w:rPr>
+                    <w:t>Stiftung Gesundheitswissen</w:t>
+                  </w:r>
+                </w:p>
+              </w:tc>
+              <w:tc>
+                <w:tcPr>
+                  <w:tcW w:w="3261" w:type="dxa"/>
+                  <w:tcBorders>
+                    <w:top w:val="single" w:sz="8" w:space="0" w:color="000000"/>
+                    <w:left w:val="single" w:sz="8" w:space="0" w:color="000000"/>
+                    <w:bottom w:val="single" w:sz="8" w:space="0" w:color="000000"/>
+                    <w:right w:val="single" w:sz="8" w:space="0" w:color="000000"/>
+                  </w:tcBorders>
+                  <w:tcMar>
+                    <w:top w:w="100" w:type="dxa"/>
+                    <w:left w:w="100" w:type="dxa"/>
+                    <w:bottom w:w="100" w:type="dxa"/>
+                    <w:right w:w="100" w:type="dxa"/>
+                  </w:tcMar>
+                  <w:hideMark/>
+                </w:tcPr>
+                <w:p>
+                  <w:pPr>
+                    <w:shd w:val="clear" w:color="auto" w:fill="FFF2CC" w:themeFill="accent4" w:themeFillTint="33"/>
+                    <w:tabs>
+                      <w:tab w:val="left" w:pos="273"/>
+                    </w:tabs>
+                    <w:spacing w:after="0" w:line="276" w:lineRule="auto"/>
+                    <w:rPr>
+                      <w:rFonts w:cstheme="minorHAnsi"/>
+                    </w:rPr>
+                  </w:pPr>
+                  <w:r>
+                    <w:rPr>
+                      <w:rFonts w:cstheme="minorHAnsi"/>
+                    </w:rPr>
+                    <w:t>stiftung-gesundheitswissen.de</w:t>
+                  </w:r>
+                </w:p>
+              </w:tc>
+              <w:tc>
+                <w:tcPr>
+                  <w:tcW w:w="3662" w:type="dxa"/>
+                  <w:tcBorders>
+                    <w:top w:val="single" w:sz="8" w:space="0" w:color="000000"/>
+                    <w:left w:val="single" w:sz="8" w:space="0" w:color="000000"/>
+                    <w:bottom w:val="single" w:sz="8" w:space="0" w:color="000000"/>
+                    <w:right w:val="single" w:sz="8" w:space="0" w:color="000000"/>
+                  </w:tcBorders>
+                  <w:tcMar>
+                    <w:top w:w="100" w:type="dxa"/>
+                    <w:left w:w="100" w:type="dxa"/>
+                    <w:bottom w:w="100" w:type="dxa"/>
+                    <w:right w:w="100" w:type="dxa"/>
+                  </w:tcMar>
+                  <w:hideMark/>
+                </w:tcPr>
+                <w:p>
+                  <w:pPr>
+                    <w:shd w:val="clear" w:color="auto" w:fill="FFF2CC" w:themeFill="accent4" w:themeFillTint="33"/>
+                    <w:tabs>
+                      <w:tab w:val="left" w:pos="273"/>
+                    </w:tabs>
+                    <w:spacing w:after="0" w:line="276" w:lineRule="auto"/>
+                    <w:rPr>
+                      <w:rFonts w:cstheme="minorHAnsi"/>
+                    </w:rPr>
+                  </w:pPr>
+                  <w:r>
+                    <w:rPr>
+                      <w:rFonts w:cstheme="minorHAnsi"/>
+                    </w:rPr>
+                    <w:t>Patientenorientiert, qualitätsgeprüft</w:t>
+                  </w:r>
+                </w:p>
+              </w:tc>
+            </w:tr>
+            <w:tr>
+              <w:tc>
+                <w:tcPr>
+                  <w:tcW w:w="2715" w:type="dxa"/>
+                  <w:tcBorders>
+                    <w:top w:val="single" w:sz="8" w:space="0" w:color="000000"/>
+                    <w:left w:val="single" w:sz="8" w:space="0" w:color="000000"/>
+                    <w:bottom w:val="single" w:sz="8" w:space="0" w:color="000000"/>
+                    <w:right w:val="single" w:sz="8" w:space="0" w:color="000000"/>
+                  </w:tcBorders>
+                  <w:tcMar>
+                    <w:top w:w="100" w:type="dxa"/>
+                    <w:left w:w="100" w:type="dxa"/>
+                    <w:bottom w:w="100" w:type="dxa"/>
+                    <w:right w:w="100" w:type="dxa"/>
+                  </w:tcMar>
+                  <w:hideMark/>
+                </w:tcPr>
+                <w:p>
+                  <w:pPr>
+                    <w:shd w:val="clear" w:color="auto" w:fill="FFF2CC" w:themeFill="accent4" w:themeFillTint="33"/>
+                    <w:tabs>
+                      <w:tab w:val="left" w:pos="273"/>
+                    </w:tabs>
+                    <w:spacing w:after="0" w:line="276" w:lineRule="auto"/>
+                    <w:rPr>
+                      <w:rFonts w:cstheme="minorHAnsi"/>
+                    </w:rPr>
+                  </w:pPr>
+                  <w:r>
+                    <w:rPr>
+                      <w:rFonts w:cstheme="minorHAnsi"/>
+                    </w:rPr>
+                    <w:t>Cochrane</w:t>
+                  </w:r>
+                </w:p>
+              </w:tc>
+              <w:tc>
+                <w:tcPr>
+                  <w:tcW w:w="3261" w:type="dxa"/>
+                  <w:tcBorders>
+                    <w:top w:val="single" w:sz="8" w:space="0" w:color="000000"/>
+                    <w:left w:val="single" w:sz="8" w:space="0" w:color="000000"/>
+                    <w:bottom w:val="single" w:sz="8" w:space="0" w:color="000000"/>
+                    <w:right w:val="single" w:sz="8" w:space="0" w:color="000000"/>
+                  </w:tcBorders>
+                  <w:tcMar>
+                    <w:top w:w="100" w:type="dxa"/>
+                    <w:left w:w="100" w:type="dxa"/>
+                    <w:bottom w:w="100" w:type="dxa"/>
+                    <w:right w:w="100" w:type="dxa"/>
+                  </w:tcMar>
+                  <w:hideMark/>
+                </w:tcPr>
+                <w:p>
+                  <w:pPr>
+                    <w:shd w:val="clear" w:color="auto" w:fill="FFF2CC" w:themeFill="accent4" w:themeFillTint="33"/>
+                    <w:tabs>
+                      <w:tab w:val="left" w:pos="273"/>
+                    </w:tabs>
+                    <w:spacing w:after="0" w:line="276" w:lineRule="auto"/>
+                    <w:rPr>
+                      <w:rFonts w:cstheme="minorHAnsi"/>
+                    </w:rPr>
+                  </w:pPr>
+                  <w:r>
+                    <w:rPr>
+                      <w:rFonts w:cstheme="minorHAnsi"/>
+                    </w:rPr>
+                    <w:t>cochrane.org</w:t>
+                  </w:r>
+                </w:p>
+              </w:tc>
+              <w:tc>
+                <w:tcPr>
+                  <w:tcW w:w="3662" w:type="dxa"/>
+                  <w:tcBorders>
+                    <w:top w:val="single" w:sz="8" w:space="0" w:color="000000"/>
+                    <w:left w:val="single" w:sz="8" w:space="0" w:color="000000"/>
+                    <w:bottom w:val="single" w:sz="8" w:space="0" w:color="000000"/>
+                    <w:right w:val="single" w:sz="8" w:space="0" w:color="000000"/>
+                  </w:tcBorders>
+                  <w:tcMar>
+                    <w:top w:w="100" w:type="dxa"/>
+                    <w:left w:w="100" w:type="dxa"/>
+                    <w:bottom w:w="100" w:type="dxa"/>
+                    <w:right w:w="100" w:type="dxa"/>
+                  </w:tcMar>
+                  <w:hideMark/>
+                </w:tcPr>
+                <w:p>
+                  <w:pPr>
+                    <w:shd w:val="clear" w:color="auto" w:fill="FFF2CC" w:themeFill="accent4" w:themeFillTint="33"/>
+                    <w:tabs>
+                      <w:tab w:val="left" w:pos="273"/>
+                    </w:tabs>
+                    <w:spacing w:after="0" w:line="276" w:lineRule="auto"/>
+                    <w:rPr>
+                      <w:rFonts w:cstheme="minorHAnsi"/>
+                    </w:rPr>
+                  </w:pPr>
+                  <w:r>
+                    <w:rPr>
+                      <w:rFonts w:cstheme="minorHAnsi"/>
+                    </w:rPr>
+                    <w:t>International, systematische Reviews</w:t>
+                  </w:r>
+                </w:p>
+              </w:tc>
+            </w:tr>
+            <w:tr>
+              <w:tc>
+                <w:tcPr>
+                  <w:tcW w:w="2715" w:type="dxa"/>
+                  <w:tcBorders>
+                    <w:top w:val="single" w:sz="8" w:space="0" w:color="000000"/>
+                    <w:left w:val="single" w:sz="8" w:space="0" w:color="000000"/>
+                    <w:bottom w:val="single" w:sz="8" w:space="0" w:color="000000"/>
+                    <w:right w:val="single" w:sz="8" w:space="0" w:color="000000"/>
+                  </w:tcBorders>
+                  <w:tcMar>
+                    <w:top w:w="100" w:type="dxa"/>
+                    <w:left w:w="100" w:type="dxa"/>
+                    <w:bottom w:w="100" w:type="dxa"/>
+                    <w:right w:w="100" w:type="dxa"/>
+                  </w:tcMar>
+                  <w:hideMark/>
+                </w:tcPr>
+                <w:p>
+                  <w:pPr>
+                    <w:shd w:val="clear" w:color="auto" w:fill="FFF2CC" w:themeFill="accent4" w:themeFillTint="33"/>
+                    <w:tabs>
+                      <w:tab w:val="left" w:pos="273"/>
+                    </w:tabs>
+                    <w:spacing w:after="0" w:line="276" w:lineRule="auto"/>
+                    <w:rPr>
+                      <w:rFonts w:cstheme="minorHAnsi"/>
+                    </w:rPr>
+                  </w:pPr>
+                  <w:r>
+                    <w:rPr>
+                      <w:rFonts w:cstheme="minorHAnsi"/>
+                    </w:rPr>
+                    <w:t>DURCHBLICKT! QuellenChecker</w:t>
+                  </w:r>
+                </w:p>
+              </w:tc>
+              <w:tc>
+                <w:tcPr>
+                  <w:tcW w:w="3261" w:type="dxa"/>
+                  <w:tcBorders>
+                    <w:top w:val="single" w:sz="8" w:space="0" w:color="000000"/>
+                    <w:left w:val="single" w:sz="8" w:space="0" w:color="000000"/>
+                    <w:bottom w:val="single" w:sz="8" w:space="0" w:color="000000"/>
+                    <w:right w:val="single" w:sz="8" w:space="0" w:color="000000"/>
+                  </w:tcBorders>
+                  <w:tcMar>
+                    <w:top w:w="100" w:type="dxa"/>
+                    <w:left w:w="100" w:type="dxa"/>
+                    <w:bottom w:w="100" w:type="dxa"/>
+                    <w:right w:w="100" w:type="dxa"/>
+                  </w:tcMar>
+                  <w:hideMark/>
+                </w:tcPr>
+                <w:p>
+                  <w:pPr>
+                    <w:shd w:val="clear" w:color="auto" w:fill="FFF2CC" w:themeFill="accent4" w:themeFillTint="33"/>
+                    <w:tabs>
+                      <w:tab w:val="left" w:pos="273"/>
+                    </w:tabs>
+                    <w:spacing w:after="0" w:line="276" w:lineRule="auto"/>
+                    <w:rPr>
+                      <w:rFonts w:cstheme="minorHAnsi"/>
+                    </w:rPr>
+                  </w:pPr>
+                  <w:r>
+                    <w:rPr>
+                      <w:rFonts w:cstheme="minorHAnsi"/>
+                    </w:rPr>
+                    <w:t>durch-blickt.de</w:t>
+                  </w:r>
+                  <w:r>
+                    <w:rPr>
+                      <w:rFonts w:cstheme="minorHAnsi"/>
+                      <w:color w:val="EE0000"/>
+                    </w:rPr>
+                    <w:t xml:space="preserve"> xxxxx</w:t>
+                  </w:r>
+                </w:p>
+              </w:tc>
+              <w:tc>
+                <w:tcPr>
+                  <w:tcW w:w="3662" w:type="dxa"/>
+                  <w:tcBorders>
+                    <w:top w:val="single" w:sz="8" w:space="0" w:color="000000"/>
+                    <w:left w:val="single" w:sz="8" w:space="0" w:color="000000"/>
+                    <w:bottom w:val="single" w:sz="8" w:space="0" w:color="000000"/>
+                    <w:right w:val="single" w:sz="8" w:space="0" w:color="000000"/>
+                  </w:tcBorders>
+                  <w:tcMar>
+                    <w:top w:w="100" w:type="dxa"/>
+                    <w:left w:w="100" w:type="dxa"/>
+                    <w:bottom w:w="100" w:type="dxa"/>
+                    <w:right w:w="100" w:type="dxa"/>
+                  </w:tcMar>
+                  <w:hideMark/>
+                </w:tcPr>
+                <w:p>
+                  <w:pPr>
+                    <w:shd w:val="clear" w:color="auto" w:fill="FFF2CC" w:themeFill="accent4" w:themeFillTint="33"/>
+                    <w:tabs>
+                      <w:tab w:val="left" w:pos="273"/>
+                    </w:tabs>
+                    <w:spacing w:after="0" w:line="276" w:lineRule="auto"/>
+                    <w:rPr>
+                      <w:rFonts w:cstheme="minorHAnsi"/>
+                    </w:rPr>
+                  </w:pPr>
+                  <w:r>
+                    <w:rPr>
+                      <w:rFonts w:cstheme="minorHAnsi"/>
+                    </w:rPr>
+                    <w:t>Interaktives Quellenprüf-Tool</w:t>
+                  </w:r>
+                </w:p>
+              </w:tc>
+            </w:tr>
+          </w:tbl>
           <w:p>
             <w:pPr>
               <w:tabs>
@@ -12135,6 +12905,7 @@
                 <w:bCs/>
                 <w:color w:val="000000" w:themeColor="text1"/>
               </w:rPr>
+              <w:lastRenderedPageBreak/>
               <w:t xml:space="preserve">Lösungsvorschläge für die Fallbeispiele (Arbeitsblatt </w:t>
             </w:r>
             <w:r>
@@ -12411,7 +13182,6 @@
                 <w:bCs/>
                 <w:color w:val="000000" w:themeColor="text1"/>
               </w:rPr>
-              <w:lastRenderedPageBreak/>
               <w:t>Profil 2 (@cleankitchen.lea):</w:t>
             </w:r>
           </w:p>
@@ -13127,6 +13897,7 @@
                 <w:rFonts w:cstheme="minorHAnsi"/>
                 <w:color w:val="000000" w:themeColor="text1"/>
               </w:rPr>
+              <w:lastRenderedPageBreak/>
               <w:t>– Einfache Interessen benennen: Geld verdienen, Follower gewinnen, bekannt werden</w:t>
             </w:r>
           </w:p>
@@ -13329,7 +14100,6 @@
                 <w:rFonts w:cstheme="minorHAnsi"/>
                 <w:color w:val="000000" w:themeColor="text1"/>
               </w:rPr>
-              <w:lastRenderedPageBreak/>
               <w:t>„Wem nützt es, wenn Mythen geglaubt werden?"</w:t>
             </w:r>
           </w:p>
@@ -14214,6 +14984,7 @@
                       <w:rFonts w:cstheme="minorHAnsi"/>
                       <w:color w:val="000000" w:themeColor="text1"/>
                     </w:rPr>
+                    <w:lastRenderedPageBreak/>
                     <w:t>Kein Frühstück = schneller abnehmen</w:t>
                   </w:r>
                 </w:p>
@@ -14704,7 +15475,6 @@
                       <w:rFonts w:cstheme="minorHAnsi"/>
                       <w:color w:val="000000" w:themeColor="text1"/>
                     </w:rPr>
-                    <w:lastRenderedPageBreak/>
                     <w:t>Viel Wasser = reinere Haut</w:t>
                   </w:r>
                 </w:p>
@@ -15392,6 +16162,7 @@
                 <w:rFonts w:cstheme="minorHAnsi"/>
                 <w:color w:val="000000" w:themeColor="text1"/>
               </w:rPr>
+              <w:lastRenderedPageBreak/>
               <w:t>Wenn die Lehrkraft möchte, kann sie die folgenden vorbereiteten Kernbotschaften zum Abschluss präsentieren.</w:t>
             </w:r>
           </w:p>
@@ -15533,7 +16304,6 @@
                 <w:rFonts w:cstheme="minorHAnsi"/>
                 <w:color w:val="000000" w:themeColor="text1"/>
               </w:rPr>
-              <w:lastRenderedPageBreak/>
               <w:t>4. Kritisches Denken ist Gesundheitsschutz – Medienkompetenz ist kein Misstrauen gegenüber allem, sondern ein Werkzeug für informierte, selbstbestimmte Entscheidungen.</w:t>
             </w:r>
           </w:p>
@@ -16339,7 +17109,7 @@
               </w:rPr>
               <w:t>Mentimeter (</w:t>
             </w:r>
-            <w:hyperlink r:id="rId20" w:history="1">
+            <w:hyperlink r:id="rId17" w:history="1">
               <w:r>
                 <w:rPr>
                   <w:rStyle w:val="Hyperlink"/>
@@ -17793,7 +18563,7 @@
         </w:rPr>
         <w:t xml:space="preserve"> ((Verlinkung auf: </w:t>
       </w:r>
-      <w:hyperlink r:id="rId21" w:history="1">
+      <w:hyperlink r:id="rId18" w:history="1">
         <w:r>
           <w:rPr>
             <w:rStyle w:val="Hyperlink"/>
@@ -17844,7 +18614,7 @@
         </w:rPr>
         <w:t xml:space="preserve">“ unter </w:t>
       </w:r>
-      <w:hyperlink r:id="rId22" w:history="1">
+      <w:hyperlink r:id="rId19" w:history="1">
         <w:r>
           <w:rPr>
             <w:rStyle w:val="Hyperlink"/>
@@ -17866,7 +18636,7 @@
         </w:rPr>
         <w:t xml:space="preserve">((Verlinkung auf: </w:t>
       </w:r>
-      <w:hyperlink r:id="rId23" w:history="1">
+      <w:hyperlink r:id="rId20" w:history="1">
         <w:r>
           <w:rPr>
             <w:rStyle w:val="Hyperlink"/>
@@ -17933,7 +18703,7 @@
         </w:rPr>
         <w:t xml:space="preserve">„Gesunde digitale Gesellschaft – Mentale Erste Hilfe: Warnsignale erkennen und richtig reagieren“ unter </w:t>
       </w:r>
-      <w:hyperlink r:id="rId24" w:history="1">
+      <w:hyperlink r:id="rId21" w:history="1">
         <w:r>
           <w:rPr>
             <w:rStyle w:val="Hyperlink"/>
@@ -17979,7 +18749,7 @@
         </w:rPr>
         <w:t xml:space="preserve">„KI als Vertraute: Chancen und Risiken parasozialer Beziehungen mit Chatbots“ unter </w:t>
       </w:r>
-      <w:hyperlink r:id="rId25" w:history="1">
+      <w:hyperlink r:id="rId22" w:history="1">
         <w:r>
           <w:rPr>
             <w:rStyle w:val="Hyperlink"/>
@@ -18025,7 +18795,7 @@
         </w:rPr>
         <w:t xml:space="preserve">„Jugendliche &amp; KI-Bots: Emotionale Unterstützung oder Gefahr?“ unter </w:t>
       </w:r>
-      <w:hyperlink r:id="rId26" w:history="1">
+      <w:hyperlink r:id="rId23" w:history="1">
         <w:r>
           <w:rPr>
             <w:rStyle w:val="Hyperlink"/>
@@ -18100,7 +18870,7 @@
         </w:rPr>
         <w:t xml:space="preserve">„Anthropomorphisierung der Künstlichen Intelligenz“ unter </w:t>
       </w:r>
-      <w:hyperlink r:id="rId27" w:history="1">
+      <w:hyperlink r:id="rId24" w:history="1">
         <w:r>
           <w:rPr>
             <w:rStyle w:val="Hyperlink"/>
@@ -18147,7 +18917,7 @@
         </w:rPr>
         <w:t xml:space="preserve">„Super-Eliza oder Soziopath? Über die Gefahren der KI-Anthropomorphisierung“ unter </w:t>
       </w:r>
-      <w:hyperlink r:id="rId28" w:history="1">
+      <w:hyperlink r:id="rId25" w:history="1">
         <w:r>
           <w:rPr>
             <w:rStyle w:val="Hyperlink"/>
@@ -18612,7 +19382,7 @@
       </w:r>
     </w:p>
     <w:sectPr>
-      <w:headerReference w:type="default" r:id="rId29"/>
+      <w:headerReference w:type="default" r:id="rId26"/>
       <w:type w:val="continuous"/>
       <w:pgSz w:w="11906" w:h="16838"/>
       <w:pgMar w:top="720" w:right="720" w:bottom="720" w:left="720" w:header="708" w:footer="708" w:gutter="0"/>
@@ -25971,7 +26741,7 @@
   <w:style w:type="paragraph" w:default="1" w:styleId="Standard">
     <w:name w:val="Normal"/>
     <w:qFormat/>
-    <w:rsid w:val="00176DD5"/>
+    <w:rsid w:val="00EB5E22"/>
   </w:style>
   <w:style w:type="paragraph" w:styleId="berschrift1">
     <w:name w:val="heading 1"/>
@@ -26062,7 +26832,6 @@
   <w:style w:type="character" w:default="1" w:styleId="Absatz-Standardschriftart">
     <w:name w:val="Default Paragraph Font"/>
     <w:uiPriority w:val="1"/>
-    <w:semiHidden/>
     <w:unhideWhenUsed/>
   </w:style>
   <w:style w:type="table" w:default="1" w:styleId="NormaleTabelle">
@@ -26954,10 +27723,6 @@
 </file>
 
 <file path=customXml/item1.xml><?xml version="1.0" encoding="utf-8"?>
-<b:Sources xmlns:b="http://schemas.openxmlformats.org/officeDocument/2006/bibliography" xmlns="http://schemas.openxmlformats.org/officeDocument/2006/bibliography" SelectedStyle="\APASixthEditionOfficeOnline.xsl" StyleName="APA" Version="6"/>
-</file>
-
-<file path=customXml/item2.xml><?xml version="1.0" encoding="utf-8"?>
 <?mso-contentType ?>
 <FormTemplates xmlns="http://schemas.microsoft.com/sharepoint/v3/contenttype/forms">
   <Display>DocumentLibraryForm</Display>
@@ -26966,7 +27731,17 @@
 </FormTemplates>
 </file>
 
+<file path=customXml/item2.xml><?xml version="1.0" encoding="utf-8"?>
+<b:Sources xmlns:b="http://schemas.openxmlformats.org/officeDocument/2006/bibliography" xmlns="http://schemas.openxmlformats.org/officeDocument/2006/bibliography" SelectedStyle="\APASixthEditionOfficeOnline.xsl" StyleName="APA" Version="6"/>
+</file>
+
 <file path=customXml/item3.xml><?xml version="1.0" encoding="utf-8"?>
+<p:properties xmlns:p="http://schemas.microsoft.com/office/2006/metadata/properties" xmlns:xsi="http://www.w3.org/2001/XMLSchema-instance" xmlns:pc="http://schemas.microsoft.com/office/infopath/2007/PartnerControls">
+  <documentManagement/>
+</p:properties>
+</file>
+
+<file path=customXml/item4.xml><?xml version="1.0" encoding="utf-8"?>
 <ct:contentTypeSchema xmlns:ct="http://schemas.microsoft.com/office/2006/metadata/contentType" xmlns:ma="http://schemas.microsoft.com/office/2006/metadata/properties/metaAttributes" ct:_="" ma:_="" ma:contentTypeName="Dokument" ma:contentTypeID="0x010100B4F18BF0DEB24043B8BADE8AEEDEA300" ma:contentTypeVersion="2" ma:contentTypeDescription="Ein neues Dokument erstellen." ma:contentTypeScope="" ma:versionID="70708bc686e6c59bf838da438e259e26">
   <xsd:schema xmlns:xsd="http://www.w3.org/2001/XMLSchema" xmlns:xs="http://www.w3.org/2001/XMLSchema" xmlns:p="http://schemas.microsoft.com/office/2006/metadata/properties" xmlns:ns2="a377bc87-4618-438a-8f48-0bf8557dfc0d" targetNamespace="http://schemas.microsoft.com/office/2006/metadata/properties" ma:root="true" ma:fieldsID="d7af0ba49d3d814dfbf753caab118929" ns2:_="">
     <xsd:import namespace="a377bc87-4618-438a-8f48-0bf8557dfc0d"/>
@@ -27098,13 +27873,15 @@
 </ct:contentTypeSchema>
 </file>
 
-<file path=customXml/item4.xml><?xml version="1.0" encoding="utf-8"?>
-<p:properties xmlns:p="http://schemas.microsoft.com/office/2006/metadata/properties" xmlns:xsi="http://www.w3.org/2001/XMLSchema-instance" xmlns:pc="http://schemas.microsoft.com/office/infopath/2007/PartnerControls">
-  <documentManagement/>
-</p:properties>
+<file path=customXml/itemProps1.xml><?xml version="1.0" encoding="utf-8"?>
+<ds:datastoreItem xmlns:ds="http://schemas.openxmlformats.org/officeDocument/2006/customXml" ds:itemID="{2F698423-0337-4B93-99A0-AA9C96EFFDF9}">
+  <ds:schemaRefs>
+    <ds:schemaRef ds:uri="http://schemas.microsoft.com/sharepoint/v3/contenttype/forms"/>
+  </ds:schemaRefs>
+</ds:datastoreItem>
 </file>
 
-<file path=customXml/itemProps1.xml><?xml version="1.0" encoding="utf-8"?>
+<file path=customXml/itemProps2.xml><?xml version="1.0" encoding="utf-8"?>
 <ds:datastoreItem xmlns:ds="http://schemas.openxmlformats.org/officeDocument/2006/customXml" ds:itemID="{81323CF0-E71D-49C3-95D9-3CF2AF72417E}">
   <ds:schemaRefs>
     <ds:schemaRef ds:uri="http://schemas.openxmlformats.org/officeDocument/2006/bibliography"/>
@@ -27112,15 +27889,16 @@
 </ds:datastoreItem>
 </file>
 
-<file path=customXml/itemProps2.xml><?xml version="1.0" encoding="utf-8"?>
-<ds:datastoreItem xmlns:ds="http://schemas.openxmlformats.org/officeDocument/2006/customXml" ds:itemID="{2F698423-0337-4B93-99A0-AA9C96EFFDF9}">
+<file path=customXml/itemProps3.xml><?xml version="1.0" encoding="utf-8"?>
+<ds:datastoreItem xmlns:ds="http://schemas.openxmlformats.org/officeDocument/2006/customXml" ds:itemID="{8646608E-0DE1-4582-A338-267286439085}">
   <ds:schemaRefs>
-    <ds:schemaRef ds:uri="http://schemas.microsoft.com/sharepoint/v3/contenttype/forms"/>
+    <ds:schemaRef ds:uri="http://schemas.microsoft.com/office/2006/metadata/properties"/>
+    <ds:schemaRef ds:uri="http://schemas.microsoft.com/office/infopath/2007/PartnerControls"/>
   </ds:schemaRefs>
 </ds:datastoreItem>
 </file>
 
-<file path=customXml/itemProps3.xml><?xml version="1.0" encoding="utf-8"?>
+<file path=customXml/itemProps4.xml><?xml version="1.0" encoding="utf-8"?>
 <ds:datastoreItem xmlns:ds="http://schemas.openxmlformats.org/officeDocument/2006/customXml" ds:itemID="{7CF23BFA-A00B-453B-AC31-C4ED7B21A5D7}">
   <ds:schemaRefs>
     <ds:schemaRef ds:uri="http://schemas.microsoft.com/office/2006/metadata/contentType"/>
@@ -27136,13 +27914,4 @@
     <ds:schemaRef ds:uri="http://schemas.microsoft.com/internal/obd"/>
   </ds:schemaRefs>
 </ds:datastoreItem>
-</file>
-
-<file path=customXml/itemProps4.xml><?xml version="1.0" encoding="utf-8"?>
-<ds:datastoreItem xmlns:ds="http://schemas.openxmlformats.org/officeDocument/2006/customXml" ds:itemID="{8646608E-0DE1-4582-A338-267286439085}">
-  <ds:schemaRefs>
-    <ds:schemaRef ds:uri="http://schemas.microsoft.com/office/2006/metadata/properties"/>
-    <ds:schemaRef ds:uri="http://schemas.microsoft.com/office/infopath/2007/PartnerControls"/>
-  </ds:schemaRefs>
-</ds:datastoreItem>
 </file>
--- a/lh3/feinkonzept/DURCHBLICKT_LH3_Mythen_MK.docx
+++ b/lh3/feinkonzept/DURCHBLICKT_LH3_Mythen_MK.docx
@@ -2334,6 +2334,7 @@
           <w:rFonts w:cstheme="minorHAnsi"/>
           <w:color w:val="EE0000"/>
         </w:rPr>
+        <w:lastRenderedPageBreak/>
         <w:br w:type="page"/>
       </w:r>
     </w:p>
@@ -3775,14 +3776,32 @@
               <w:rPr>
                 <w:rFonts w:cstheme="minorHAnsi"/>
               </w:rPr>
-              <w:t>--&gt; Tafel</w:t>
-            </w:r>
-            <w:r>
-              <w:rPr>
+              <w:t xml:space="preserve">--&gt; </w:t>
+            </w:r>
+            <w:commentRangeStart w:id="4"/>
+            <w:r>
+              <w:rPr>
+                <w:rFonts w:cstheme="minorHAnsi"/>
+              </w:rPr>
+              <w:t>Tafel</w:t>
+            </w:r>
+            <w:commentRangeEnd w:id="4"/>
+            <w:r>
+              <w:rPr>
+                <w:rStyle w:val="Kommentarzeichen"/>
                 <w:rFonts w:cstheme="minorHAnsi"/>
                 <w:color w:val="EE0000"/>
-              </w:rPr>
-              <w:t>???welche Inhalte sollen auf Tafel?</w:t>
+                <w:sz w:val="22"/>
+                <w:szCs w:val="22"/>
+              </w:rPr>
+              <w:commentReference w:id="4"/>
+            </w:r>
+            <w:r>
+              <w:rPr>
+                <w:rFonts w:cstheme="minorHAnsi"/>
+                <w:color w:val="EE0000"/>
+              </w:rPr>
+              <w:t>???</w:t>
             </w:r>
           </w:p>
         </w:tc>
@@ -3964,7 +3983,6 @@
                 <w:rFonts w:cstheme="minorHAnsi"/>
                 <w:shd w:val="clear" w:color="auto" w:fill="E2EFD9" w:themeFill="accent6" w:themeFillTint="33"/>
               </w:rPr>
-              <w:lastRenderedPageBreak/>
               <w:t xml:space="preserve">Erweiterung </w:t>
             </w:r>
             <w:r>
@@ -4005,7 +4023,6 @@
               <w:rPr>
                 <w:rFonts w:cstheme="minorHAnsi"/>
               </w:rPr>
-              <w:lastRenderedPageBreak/>
               <w:t xml:space="preserve">--&gt; </w:t>
             </w:r>
             <w:r>
@@ -4837,109 +4854,18 @@
                 <w:color w:val="EE0000"/>
               </w:rPr>
             </w:pPr>
-            <w:r>
+          </w:p>
+          <w:p>
+            <w:pPr>
+              <w:tabs>
+                <w:tab w:val="left" w:pos="1843"/>
+              </w:tabs>
+              <w:spacing w:line="276" w:lineRule="auto"/>
               <w:rPr>
                 <w:rFonts w:cstheme="minorHAnsi"/>
                 <w:color w:val="EE0000"/>
               </w:rPr>
-              <w:t xml:space="preserve">--&gt; Anhang </w:t>
-            </w:r>
-            <w:r>
-              <w:rPr>
-                <w:rFonts w:cstheme="minorHAnsi"/>
-                <w:color w:val="EE0000"/>
-              </w:rPr>
-              <w:t>2 (Mini-Infobox Gesundheitsquellen)</w:t>
-            </w:r>
-          </w:p>
-          <w:p>
-            <w:pPr>
-              <w:tabs>
-                <w:tab w:val="left" w:pos="1843"/>
-              </w:tabs>
-              <w:spacing w:line="276" w:lineRule="auto"/>
-              <w:rPr>
-                <w:rFonts w:cstheme="minorHAnsi"/>
-                <w:color w:val="EE0000"/>
-              </w:rPr>
-            </w:pPr>
-          </w:p>
-          <w:p>
-            <w:pPr>
-              <w:tabs>
-                <w:tab w:val="left" w:pos="1843"/>
-              </w:tabs>
-              <w:spacing w:line="276" w:lineRule="auto"/>
-              <w:rPr>
-                <w:rFonts w:cstheme="minorHAnsi"/>
-                <w:strike/>
-                <w:color w:val="EE0000"/>
-              </w:rPr>
-            </w:pPr>
-            <w:r>
-              <w:rPr>
-                <w:rFonts w:cstheme="minorHAnsi"/>
-                <w:i/>
-                <w:iCs/>
-                <w:strike/>
-                <w:color w:val="EE0000"/>
-              </w:rPr>
-              <w:t>Weitere Informationen im folgenden</w:t>
-            </w:r>
-            <w:r>
-              <w:rPr>
-                <w:rFonts w:cstheme="minorHAnsi"/>
-                <w:i/>
-                <w:iCs/>
-                <w:strike/>
-                <w:color w:val="EE0000"/>
-              </w:rPr>
-              <w:t xml:space="preserve"> </w:t>
-            </w:r>
-            <w:r>
-              <w:rPr>
-                <w:rFonts w:cstheme="minorHAnsi"/>
-                <w:i/>
-                <w:iCs/>
-                <w:strike/>
-                <w:color w:val="EE0000"/>
-              </w:rPr>
-              <w:t>Unterrichtsmaterial:</w:t>
-            </w:r>
-          </w:p>
-          <w:p>
-            <w:pPr>
-              <w:tabs>
-                <w:tab w:val="left" w:pos="1843"/>
-              </w:tabs>
-              <w:spacing w:line="276" w:lineRule="auto"/>
-              <w:rPr>
-                <w:rFonts w:cstheme="minorHAnsi"/>
-                <w:color w:val="EE0000"/>
-              </w:rPr>
-            </w:pPr>
-            <w:r>
-              <w:rPr>
-                <w:rFonts w:cstheme="minorHAnsi"/>
-                <w:strike/>
-                <w:color w:val="EE0000"/>
-              </w:rPr>
-              <w:t>Grundlegende Prinzipien der digitalen Welt</w:t>
-            </w:r>
-            <w:r>
-              <w:rPr>
-                <w:rFonts w:cstheme="minorHAnsi"/>
-                <w:color w:val="EE0000"/>
-              </w:rPr>
-              <w:t>?</w:t>
-            </w:r>
-            <w:r>
-              <w:rPr>
-                <w:rFonts w:cstheme="minorHAnsi"/>
-                <w:color w:val="EE0000"/>
-              </w:rPr>
-              <w:t>??</w:t>
-            </w:r>
+            </w:pPr>
           </w:p>
         </w:tc>
       </w:tr>
@@ -6965,7 +6891,7 @@
           <w:highlight w:val="lightGray"/>
         </w:rPr>
       </w:pPr>
-      <w:bookmarkStart w:id="4" w:name="_Hlk139993229"/>
+      <w:bookmarkStart w:id="5" w:name="_Hlk139993229"/>
     </w:p>
     <w:tbl>
       <w:tblPr>
@@ -7446,28 +7372,23 @@
             <w:r>
               <w:rPr>
                 <w:rFonts w:cstheme="minorHAnsi"/>
+                <w:color w:val="000000" w:themeColor="text1"/>
               </w:rPr>
               <w:t xml:space="preserve">mit </w:t>
             </w:r>
             <w:r>
               <w:rPr>
                 <w:rFonts w:cstheme="minorHAnsi"/>
-                <w:color w:val="EE0000"/>
+                <w:color w:val="000000" w:themeColor="text1"/>
               </w:rPr>
               <w:t>Anhang</w:t>
             </w:r>
             <w:r>
               <w:rPr>
                 <w:rFonts w:cstheme="minorHAnsi"/>
-                <w:color w:val="EE0000"/>
-              </w:rPr>
-              <w:t xml:space="preserve"> 1</w:t>
-            </w:r>
-            <w:r>
-              <w:rPr>
-                <w:rFonts w:cstheme="minorHAnsi"/>
-              </w:rPr>
-              <w:t xml:space="preserve"> </w:t>
+                <w:color w:val="000000" w:themeColor="text1"/>
+              </w:rPr>
+              <w:t xml:space="preserve"> 1 </w:t>
             </w:r>
             <w:r>
               <w:rPr>
@@ -7491,7 +7412,42 @@
               <w:rPr>
                 <w:rFonts w:cstheme="minorHAnsi"/>
               </w:rPr>
-              <w:t>Lehrkraft zeigt Collage mit 8 Behauptungen im Social Media Stil – Mix aus Fakt und Fake (z. B. „Detox-Tee reinigt deinen Körper", „8 Gläser Wasser pro Tag sind Pflicht", „Zucker macht Kinder hyperaktiv"). Schüler:innen reagieren spontan per Daumen hoch/runter. Auflösung nach jeder Behauptung.</w:t>
+              <w:t xml:space="preserve">Lehrkraft zeigt </w:t>
+            </w:r>
+            <w:commentRangeStart w:id="6"/>
+            <w:r>
+              <w:rPr>
+                <w:rFonts w:cstheme="minorHAnsi"/>
+              </w:rPr>
+              <w:t xml:space="preserve">Collage </w:t>
+            </w:r>
+            <w:commentRangeEnd w:id="6"/>
+            <w:r>
+              <w:rPr>
+                <w:rStyle w:val="Kommentarzeichen"/>
+                <w:rFonts w:cstheme="minorHAnsi"/>
+                <w:sz w:val="22"/>
+                <w:szCs w:val="22"/>
+              </w:rPr>
+              <w:commentReference w:id="6"/>
+            </w:r>
+            <w:r>
+              <w:rPr>
+                <w:rFonts w:cstheme="minorHAnsi"/>
+              </w:rPr>
+              <w:t xml:space="preserve">mit </w:t>
+            </w:r>
+            <w:r>
+              <w:rPr>
+                <w:rFonts w:cstheme="minorHAnsi"/>
+              </w:rPr>
+              <w:t>11</w:t>
+            </w:r>
+            <w:r>
+              <w:rPr>
+                <w:rFonts w:cstheme="minorHAnsi"/>
+              </w:rPr>
+              <w:t xml:space="preserve"> Behauptungen im Social Media Stil – Mix aus Fakt und Fake (z. B. „Detox-Tee reinigt deinen Körper", „8 Gläser Wasser pro Tag sind Pflicht", „Zucker macht Kinder hyperaktiv"). Schüler:innen reagieren spontan per Daumen hoch/runter. Auflösung nach jeder Behauptung.</w:t>
             </w:r>
           </w:p>
           <w:p>
@@ -7625,29 +7581,29 @@
             <w:r>
               <w:rPr>
                 <w:rFonts w:cstheme="minorHAnsi"/>
-                <w:color w:val="EE0000"/>
+                <w:color w:val="000000" w:themeColor="text1"/>
               </w:rPr>
               <w:t xml:space="preserve">(Anhang </w:t>
             </w:r>
             <w:r>
               <w:rPr>
                 <w:rFonts w:cstheme="minorHAnsi"/>
-                <w:color w:val="EE0000"/>
+                <w:color w:val="000000" w:themeColor="text1"/>
               </w:rPr>
               <w:t>2</w:t>
             </w:r>
             <w:r>
               <w:rPr>
                 <w:rFonts w:cstheme="minorHAnsi"/>
-                <w:color w:val="EE0000"/>
-              </w:rPr>
-              <w:t>)</w:t>
-            </w:r>
-            <w:r>
-              <w:rPr>
-                <w:rFonts w:cstheme="minorHAnsi"/>
-              </w:rPr>
-              <w:t xml:space="preserve"> als Kurzimpuls</w:t>
+                <w:color w:val="000000" w:themeColor="text1"/>
+              </w:rPr>
+              <w:t xml:space="preserve">) </w:t>
+            </w:r>
+            <w:r>
+              <w:rPr>
+                <w:rFonts w:cstheme="minorHAnsi"/>
+              </w:rPr>
+              <w:t>als Kurzimpuls</w:t>
             </w:r>
             <w:r>
               <w:rPr>
@@ -7705,7 +7661,19 @@
               <w:rPr>
                 <w:rFonts w:cstheme="minorHAnsi"/>
               </w:rPr>
-              <w:t>Arbeitsblat</w:t>
+              <w:t>Arbeitsbla</w:t>
+            </w:r>
+            <w:r>
+              <w:rPr>
+                <w:rFonts w:cstheme="minorHAnsi"/>
+              </w:rPr>
+              <w:t>t</w:t>
+            </w:r>
+            <w:r>
+              <w:rPr>
+                <w:rFonts w:cstheme="minorHAnsi"/>
+              </w:rPr>
+              <w:t>t</w:t>
             </w:r>
             <w:r>
               <w:rPr>
@@ -8287,12 +8255,23 @@
               </w:rPr>
               <w:t xml:space="preserve">Im Plenum (ca. 2 Min.) anhand eines </w:t>
             </w:r>
+            <w:commentRangeStart w:id="7"/>
             <w:r>
               <w:rPr>
                 <w:rFonts w:cstheme="minorHAnsi"/>
                 <w:color w:val="EE0000"/>
               </w:rPr>
               <w:t>Beispiels</w:t>
+            </w:r>
+            <w:commentRangeEnd w:id="7"/>
+            <w:r>
+              <w:rPr>
+                <w:rStyle w:val="Kommentarzeichen"/>
+                <w:rFonts w:cstheme="minorHAnsi"/>
+                <w:sz w:val="22"/>
+                <w:szCs w:val="22"/>
+              </w:rPr>
+              <w:commentReference w:id="7"/>
             </w:r>
             <w:r>
               <w:rPr>
@@ -8890,6 +8869,7 @@
                 <w:rFonts w:cstheme="minorHAnsi"/>
                 <w:color w:val="000000" w:themeColor="text1"/>
               </w:rPr>
+              <w:lastRenderedPageBreak/>
               <w:t>– „Sozialer Beweis: 500.000 Likes können nicht alle falsch haben"</w:t>
             </w:r>
           </w:p>
@@ -8911,7 +8891,6 @@
                 <w:rFonts w:cstheme="minorHAnsi"/>
                 <w:color w:val="000000" w:themeColor="text1"/>
               </w:rPr>
-              <w:lastRenderedPageBreak/>
               <w:t>– „Wenn ich denselben Tipp dreimal in einer Woche höre, glaube ich ihn schneller – auch ohne Beweis" (Illusory Truth Effect)</w:t>
             </w:r>
           </w:p>
@@ -8950,15 +8929,22 @@
               <w:spacing w:line="276" w:lineRule="auto"/>
               <w:rPr>
                 <w:rFonts w:cstheme="minorHAnsi"/>
-                <w:color w:val="EE0000"/>
-              </w:rPr>
-            </w:pPr>
-            <w:r>
-              <w:rPr>
-                <w:rFonts w:cstheme="minorHAnsi"/>
-                <w:color w:val="EE0000"/>
+                <w:color w:val="000000" w:themeColor="text1"/>
+              </w:rPr>
+            </w:pPr>
+            <w:r>
+              <w:rPr>
+                <w:rFonts w:cstheme="minorHAnsi"/>
+                <w:color w:val="000000" w:themeColor="text1"/>
               </w:rPr>
               <w:t>Überleitung zu Erarbeitung 1</w:t>
+            </w:r>
+            <w:r>
+              <w:rPr>
+                <w:rFonts w:cstheme="minorHAnsi"/>
+                <w:color w:val="000000" w:themeColor="text1"/>
+              </w:rPr>
+              <w:t>: Wie können wir nun schnell eine erste Einschätzung von Gesundheitsinformationen erlangen?</w:t>
             </w:r>
           </w:p>
           <w:p>
@@ -9095,7 +9081,7 @@
               </w:rPr>
               <w:t xml:space="preserve">Als weiteres Werkzeug wird der Barmer durck-blickt.de Quellenchecker </w:t>
             </w:r>
-            <w:commentRangeStart w:id="5"/>
+            <w:commentRangeStart w:id="8"/>
             <w:r>
               <w:rPr>
                 <w:rFonts w:cstheme="minorHAnsi"/>
@@ -9103,7 +9089,7 @@
               </w:rPr>
               <w:t>vorgestellt</w:t>
             </w:r>
-            <w:commentRangeEnd w:id="5"/>
+            <w:commentRangeEnd w:id="8"/>
             <w:r>
               <w:rPr>
                 <w:rStyle w:val="Kommentarzeichen"/>
@@ -9112,7 +9098,7 @@
                 <w:sz w:val="22"/>
                 <w:szCs w:val="22"/>
               </w:rPr>
-              <w:commentReference w:id="5"/>
+              <w:commentReference w:id="8"/>
             </w:r>
             <w:r>
               <w:rPr>
@@ -9692,6 +9678,7 @@
                 <w:bCs/>
                 <w:color w:val="000000" w:themeColor="text1"/>
               </w:rPr>
+              <w:lastRenderedPageBreak/>
               <w:t>Begründung:</w:t>
             </w:r>
             <w:r>
@@ -9717,7 +9704,6 @@
                 <w:bCs/>
                 <w:color w:val="000000" w:themeColor="text1"/>
               </w:rPr>
-              <w:lastRenderedPageBreak/>
               <w:t>Didaktischer Mehrwert:</w:t>
             </w:r>
             <w:r>
@@ -10291,6 +10277,7 @@
                 <w:color w:val="000000" w:themeColor="text1"/>
                 <w:highlight w:val="yellow"/>
               </w:rPr>
+              <w:lastRenderedPageBreak/>
               <w:t xml:space="preserve">((Icon </w:t>
             </w:r>
             <w:r>
@@ -10416,7 +10403,6 @@
                 <w:rFonts w:cstheme="minorHAnsi"/>
                 <w:color w:val="000000" w:themeColor="text1"/>
               </w:rPr>
-              <w:lastRenderedPageBreak/>
               <w:t xml:space="preserve">– Vorgegebene </w:t>
             </w:r>
             <w:r>
@@ -11080,149 +11066,6 @@
               </w:rPr>
               <w:t>Rückbindung an Phase 2: „Genau das hat Lena gefehlt – jemand, der die drei Fragen stellt."</w:t>
             </w:r>
-          </w:p>
-          <w:p>
-            <w:pPr>
-              <w:shd w:val="clear" w:color="auto" w:fill="E2EFD9" w:themeFill="accent6" w:themeFillTint="33"/>
-              <w:tabs>
-                <w:tab w:val="left" w:pos="273"/>
-              </w:tabs>
-              <w:spacing w:line="276" w:lineRule="auto"/>
-              <w:rPr>
-                <w:rFonts w:cstheme="minorHAnsi"/>
-                <w:color w:val="EE0000"/>
-              </w:rPr>
-            </w:pPr>
-            <w:r>
-              <w:rPr>
-                <w:rFonts w:cstheme="minorHAnsi"/>
-                <w:b/>
-                <w:bCs/>
-                <w:color w:val="EE0000"/>
-              </w:rPr>
-              <w:t xml:space="preserve">Auf AB????? </w:t>
-            </w:r>
-            <w:r>
-              <w:rPr>
-                <w:rFonts w:cstheme="minorHAnsi"/>
-                <w:b/>
-                <w:bCs/>
-                <w:color w:val="EE0000"/>
-              </w:rPr>
-              <w:t>Mini-Szenarien (Beispiele für die Lehrkraft):</w:t>
-            </w:r>
-          </w:p>
-          <w:p>
-            <w:pPr>
-              <w:numPr>
-                <w:ilvl w:val="0"/>
-                <w:numId w:val="28"/>
-              </w:numPr>
-              <w:shd w:val="clear" w:color="auto" w:fill="E2EFD9" w:themeFill="accent6" w:themeFillTint="33"/>
-              <w:tabs>
-                <w:tab w:val="left" w:pos="273"/>
-              </w:tabs>
-              <w:spacing w:line="276" w:lineRule="auto"/>
-              <w:rPr>
-                <w:rFonts w:cstheme="minorHAnsi"/>
-                <w:color w:val="000000" w:themeColor="text1"/>
-              </w:rPr>
-            </w:pPr>
-            <w:r>
-              <w:rPr>
-                <w:rFonts w:cstheme="minorHAnsi"/>
-                <w:i/>
-                <w:iCs/>
-                <w:color w:val="000000" w:themeColor="text1"/>
-              </w:rPr>
-              <w:t>Szenario 1:</w:t>
-            </w:r>
-            <w:r>
-              <w:rPr>
-                <w:rFonts w:cstheme="minorHAnsi"/>
-                <w:color w:val="000000" w:themeColor="text1"/>
-              </w:rPr>
-              <w:t xml:space="preserve"> „Mein Freund sagt, wenn man jeden Tag Gummibärchen isst, wird man nie krank, weil sie Vitamine haben. Das hat er in einem Video gesehen." → Wer sagt das? Warum? Fragt noch jemand?</w:t>
-            </w:r>
-          </w:p>
-          <w:p>
-            <w:pPr>
-              <w:numPr>
-                <w:ilvl w:val="0"/>
-                <w:numId w:val="28"/>
-              </w:numPr>
-              <w:shd w:val="clear" w:color="auto" w:fill="E2EFD9" w:themeFill="accent6" w:themeFillTint="33"/>
-              <w:tabs>
-                <w:tab w:val="left" w:pos="273"/>
-              </w:tabs>
-              <w:spacing w:line="276" w:lineRule="auto"/>
-              <w:rPr>
-                <w:rFonts w:cstheme="minorHAnsi"/>
-                <w:color w:val="000000" w:themeColor="text1"/>
-              </w:rPr>
-            </w:pPr>
-            <w:r>
-              <w:rPr>
-                <w:rFonts w:cstheme="minorHAnsi"/>
-                <w:i/>
-                <w:iCs/>
-                <w:color w:val="000000" w:themeColor="text1"/>
-              </w:rPr>
-              <w:t>Szenario 2:</w:t>
-            </w:r>
-            <w:r>
-              <w:rPr>
-                <w:rFonts w:cstheme="minorHAnsi"/>
-                <w:color w:val="000000" w:themeColor="text1"/>
-              </w:rPr>
-              <w:t xml:space="preserve"> „Eine Frau im Internet verkauft einen Tee und sagt: ‚Mit diesem Tee wirst du nie müde!' Viele Leute haben das Video geteilt." → Wer sagt das? Warum?</w:t>
-            </w:r>
-          </w:p>
-          <w:p>
-            <w:pPr>
-              <w:numPr>
-                <w:ilvl w:val="0"/>
-                <w:numId w:val="28"/>
-              </w:numPr>
-              <w:shd w:val="clear" w:color="auto" w:fill="E2EFD9" w:themeFill="accent6" w:themeFillTint="33"/>
-              <w:tabs>
-                <w:tab w:val="left" w:pos="273"/>
-              </w:tabs>
-              <w:spacing w:line="276" w:lineRule="auto"/>
-              <w:rPr>
-                <w:rFonts w:cstheme="minorHAnsi"/>
-                <w:color w:val="000000" w:themeColor="text1"/>
-              </w:rPr>
-            </w:pPr>
-            <w:r>
-              <w:rPr>
-                <w:rFonts w:cstheme="minorHAnsi"/>
-                <w:i/>
-                <w:iCs/>
-                <w:color w:val="000000" w:themeColor="text1"/>
-              </w:rPr>
-              <w:t>Szenario 3:</w:t>
-            </w:r>
-            <w:r>
-              <w:rPr>
-                <w:rFonts w:cstheme="minorHAnsi"/>
-                <w:color w:val="000000" w:themeColor="text1"/>
-              </w:rPr>
-              <w:t xml:space="preserve"> „Die Ärztin sagt, dass Kinder viel schlafen sollen, damit ihr Gehirn wächst. Das steht auch in einem dicken Buch über Gesundheit." → Wer sagt das? Warum? Ist das anders als die anderen?</w:t>
-            </w:r>
-          </w:p>
-          <w:p>
-            <w:pPr>
-              <w:shd w:val="clear" w:color="auto" w:fill="E2EFD9" w:themeFill="accent6" w:themeFillTint="33"/>
-              <w:tabs>
-                <w:tab w:val="left" w:pos="273"/>
-              </w:tabs>
-              <w:spacing w:line="276" w:lineRule="auto"/>
-              <w:rPr>
-                <w:rFonts w:cstheme="minorHAnsi"/>
-                <w:color w:val="000000" w:themeColor="text1"/>
-              </w:rPr>
-            </w:pPr>
           </w:p>
           <w:p>
             <w:pPr>
@@ -12905,7 +12748,6 @@
                 <w:bCs/>
                 <w:color w:val="000000" w:themeColor="text1"/>
               </w:rPr>
-              <w:lastRenderedPageBreak/>
               <w:t xml:space="preserve">Lösungsvorschläge für die Fallbeispiele (Arbeitsblatt </w:t>
             </w:r>
             <w:r>
@@ -13868,6 +13710,7 @@
                 <w:rFonts w:cstheme="minorHAnsi"/>
                 <w:color w:val="000000" w:themeColor="text1"/>
               </w:rPr>
+              <w:lastRenderedPageBreak/>
               <w:t xml:space="preserve">– Werbung klar benennen: </w:t>
             </w:r>
             <w:r>
@@ -13897,7 +13740,6 @@
                 <w:rFonts w:cstheme="minorHAnsi"/>
                 <w:color w:val="000000" w:themeColor="text1"/>
               </w:rPr>
-              <w:lastRenderedPageBreak/>
               <w:t>– Einfache Interessen benennen: Geld verdienen, Follower gewinnen, bekannt werden</w:t>
             </w:r>
           </w:p>
@@ -14773,6 +14615,7 @@
                       <w:bCs/>
                       <w:color w:val="000000" w:themeColor="text1"/>
                     </w:rPr>
+                    <w:lastRenderedPageBreak/>
                     <w:t>Behauptung</w:t>
                   </w:r>
                 </w:p>
@@ -14984,7 +14827,6 @@
                       <w:rFonts w:cstheme="minorHAnsi"/>
                       <w:color w:val="000000" w:themeColor="text1"/>
                     </w:rPr>
-                    <w:lastRenderedPageBreak/>
                     <w:t>Kein Frühstück = schneller abnehmen</w:t>
                   </w:r>
                 </w:p>
@@ -16039,6 +15881,7 @@
                 <w:rFonts w:cstheme="minorHAnsi"/>
                 <w:color w:val="000000" w:themeColor="text1"/>
               </w:rPr>
+              <w:lastRenderedPageBreak/>
               <w:t xml:space="preserve">Lehrkraft lädt ein: </w:t>
             </w:r>
             <w:r>
@@ -16162,7 +16005,6 @@
                 <w:rFonts w:cstheme="minorHAnsi"/>
                 <w:color w:val="000000" w:themeColor="text1"/>
               </w:rPr>
-              <w:lastRenderedPageBreak/>
               <w:t>Wenn die Lehrkraft möchte, kann sie die folgenden vorbereiteten Kernbotschaften zum Abschluss präsentieren.</w:t>
             </w:r>
           </w:p>
@@ -16952,7 +16794,7 @@
           </w:p>
         </w:tc>
       </w:tr>
-      <w:bookmarkEnd w:id="4"/>
+      <w:bookmarkEnd w:id="5"/>
     </w:tbl>
     <w:p>
       <w:pPr>
@@ -16981,6 +16823,8 @@
           <w:rFonts w:cstheme="minorHAnsi"/>
           <w:b/>
           <w:bCs/>
+          <w:sz w:val="24"/>
+          <w:szCs w:val="24"/>
         </w:rPr>
       </w:pPr>
       <w:r>
@@ -17004,6 +16848,16 @@
         </w:rPr>
         <w:t xml:space="preserve"> – </w:t>
       </w:r>
+    </w:p>
+    <w:p>
+      <w:pPr>
+        <w:spacing w:after="0" w:line="276" w:lineRule="auto"/>
+        <w:rPr>
+          <w:rFonts w:cstheme="minorHAnsi"/>
+          <w:b/>
+          <w:bCs/>
+        </w:rPr>
+      </w:pPr>
       <w:r>
         <w:rPr>
           <w:rFonts w:cstheme="minorHAnsi"/>
@@ -17020,6 +16874,7 @@
         </w:rPr>
         <w:t xml:space="preserve">– </w:t>
       </w:r>
+      <w:commentRangeStart w:id="9"/>
       <w:r>
         <w:rPr>
           <w:rFonts w:cstheme="minorHAnsi"/>
@@ -17044,6 +16899,18 @@
         </w:rPr>
         <w:t xml:space="preserve"> Methoden</w:t>
       </w:r>
+      <w:commentRangeEnd w:id="9"/>
+      <w:r>
+        <w:rPr>
+          <w:rStyle w:val="Kommentarzeichen"/>
+          <w:rFonts w:cstheme="minorHAnsi"/>
+          <w:b/>
+          <w:bCs/>
+          <w:sz w:val="22"/>
+          <w:szCs w:val="22"/>
+        </w:rPr>
+        <w:commentReference w:id="9"/>
+      </w:r>
     </w:p>
     <w:p>
       <w:pPr>
@@ -17056,194 +16923,830 @@
         </w:rPr>
       </w:pPr>
     </w:p>
-    <w:tbl>
-      <w:tblPr>
-        <w:tblStyle w:val="Tabellenraster"/>
-        <w:tblW w:w="11057" w:type="dxa"/>
-        <w:tblInd w:w="-289" w:type="dxa"/>
-        <w:tblLook w:val="04A0" w:firstRow="1" w:lastRow="0" w:firstColumn="1" w:lastColumn="0" w:noHBand="0" w:noVBand="1"/>
-      </w:tblPr>
-      <w:tblGrid>
-        <w:gridCol w:w="11057"/>
-      </w:tblGrid>
-      <w:tr>
-        <w:tc>
-          <w:tcPr>
-            <w:tcW w:w="11057" w:type="dxa"/>
-          </w:tcPr>
-          <w:p>
-            <w:pPr>
-              <w:spacing w:line="276" w:lineRule="auto"/>
-              <w:rPr>
-                <w:rFonts w:cstheme="minorHAnsi"/>
-                <w:b/>
-                <w:bCs/>
-                <w:color w:val="EE0000"/>
-              </w:rPr>
-            </w:pPr>
-            <w:r>
-              <w:rPr>
-                <w:rFonts w:cstheme="minorHAnsi"/>
-                <w:b/>
-                <w:bCs/>
-                <w:color w:val="EE0000"/>
-              </w:rPr>
-              <w:t>A. Mentimeter</w:t>
-            </w:r>
-          </w:p>
-          <w:p>
-            <w:pPr>
-              <w:tabs>
-                <w:tab w:val="left" w:pos="1843"/>
-              </w:tabs>
-              <w:spacing w:line="276" w:lineRule="auto"/>
-              <w:rPr>
-                <w:rFonts w:cstheme="minorHAnsi"/>
-                <w:color w:val="EE0000"/>
-              </w:rPr>
-            </w:pPr>
-            <w:r>
-              <w:rPr>
-                <w:rFonts w:cstheme="minorHAnsi"/>
-                <w:color w:val="EE0000"/>
-              </w:rPr>
-              <w:t>Mentimeter (</w:t>
-            </w:r>
-            <w:hyperlink r:id="rId17" w:history="1">
-              <w:r>
-                <w:rPr>
-                  <w:rStyle w:val="Hyperlink"/>
-                  <w:rFonts w:cstheme="minorHAnsi"/>
-                  <w:color w:val="EE0000"/>
-                </w:rPr>
-                <w:t>www.mentimeter.com</w:t>
-              </w:r>
-            </w:hyperlink>
-            <w:r>
-              <w:rPr>
-                <w:rFonts w:cstheme="minorHAnsi"/>
-                <w:color w:val="EE0000"/>
-              </w:rPr>
-              <w:t xml:space="preserve">) </w:t>
-            </w:r>
-            <w:r>
-              <w:rPr>
-                <w:rFonts w:cstheme="minorHAnsi"/>
-                <w:color w:val="EE0000"/>
-                <w:highlight w:val="yellow"/>
-              </w:rPr>
-              <w:t>((Verlinkung auf: https://www.mentimeter.com))</w:t>
-            </w:r>
-            <w:r>
-              <w:rPr>
-                <w:rFonts w:cstheme="minorHAnsi"/>
-                <w:color w:val="EE0000"/>
-              </w:rPr>
-              <w:t xml:space="preserve"> ist ein webbasiertes Umfrage- und Abstimmungstool. </w:t>
-            </w:r>
-          </w:p>
-          <w:p>
-            <w:pPr>
-              <w:spacing w:line="276" w:lineRule="auto"/>
-              <w:rPr>
-                <w:rFonts w:cstheme="minorHAnsi"/>
-                <w:color w:val="EE0000"/>
-              </w:rPr>
-            </w:pPr>
-            <w:r>
-              <w:rPr>
-                <w:rFonts w:cstheme="minorHAnsi"/>
-                <w:color w:val="EE0000"/>
-              </w:rPr>
-              <w:t xml:space="preserve">Die Lehrkraft erstellt vorab eine Frage oder Abstimmung auf der Plattform und erhält einen Zugangscode oder Link. Die Lernenden öffnen den Link auf ihrem Smartphone oder Schulgerät und geben ihre Antworten anonym ein. </w:t>
-            </w:r>
-          </w:p>
-          <w:p>
-            <w:pPr>
-              <w:spacing w:line="276" w:lineRule="auto"/>
-              <w:rPr>
-                <w:rFonts w:cstheme="minorHAnsi"/>
-                <w:color w:val="EE0000"/>
-              </w:rPr>
-            </w:pPr>
-            <w:r>
-              <w:rPr>
-                <w:rFonts w:cstheme="minorHAnsi"/>
-                <w:color w:val="EE0000"/>
-              </w:rPr>
-              <w:t>Die Ergebnisse erscheinen in Echtzeit auf dem Beamer</w:t>
-            </w:r>
-            <w:r>
-              <w:rPr>
-                <w:rFonts w:cstheme="minorHAnsi"/>
-                <w:color w:val="EE0000"/>
-              </w:rPr>
-              <w:t>,</w:t>
-            </w:r>
-            <w:r>
-              <w:rPr>
-                <w:rFonts w:cstheme="minorHAnsi"/>
-                <w:color w:val="EE0000"/>
-              </w:rPr>
-              <w:t xml:space="preserve"> z. B. als Wortwolke, Balkendiagramm oder offene Antwortliste. Eine Anmeldung ist für Lernende nicht erforderlich. </w:t>
-            </w:r>
-          </w:p>
-          <w:p>
-            <w:pPr>
-              <w:spacing w:line="276" w:lineRule="auto"/>
-              <w:rPr>
-                <w:rFonts w:cstheme="minorHAnsi"/>
-                <w:color w:val="EE0000"/>
-              </w:rPr>
-            </w:pPr>
-            <w:r>
-              <w:rPr>
-                <w:rFonts w:cstheme="minorHAnsi"/>
-                <w:b/>
-                <w:bCs/>
-                <w:color w:val="EE0000"/>
-              </w:rPr>
-              <w:t>Hinweis:</w:t>
-            </w:r>
-            <w:r>
-              <w:rPr>
-                <w:rFonts w:cstheme="minorHAnsi"/>
-                <w:color w:val="EE0000"/>
-              </w:rPr>
-              <w:t xml:space="preserve"> Mentimeter ist DSGVO-konform nutzbar, wenn keine personenbezogenen Daten eingegeben werden</w:t>
-            </w:r>
-            <w:r>
-              <w:rPr>
-                <w:rFonts w:cstheme="minorHAnsi"/>
-                <w:color w:val="EE0000"/>
-              </w:rPr>
-              <w:t>. B</w:t>
-            </w:r>
-            <w:r>
-              <w:rPr>
-                <w:rFonts w:cstheme="minorHAnsi"/>
-                <w:color w:val="EE0000"/>
-              </w:rPr>
-              <w:t xml:space="preserve">ei anonymen Abfragen wie </w:t>
-            </w:r>
-            <w:r>
-              <w:rPr>
-                <w:rFonts w:cstheme="minorHAnsi"/>
-                <w:color w:val="EE0000"/>
-              </w:rPr>
-              <w:t>in dieser Handreichung</w:t>
-            </w:r>
-            <w:r>
-              <w:rPr>
-                <w:rFonts w:cstheme="minorHAnsi"/>
-                <w:color w:val="EE0000"/>
-              </w:rPr>
-              <w:t xml:space="preserve"> ist das gewährleistet. </w:t>
-            </w:r>
-          </w:p>
-        </w:tc>
-      </w:tr>
-    </w:tbl>
+    <w:p>
+      <w:pPr>
+        <w:spacing w:after="0" w:line="276" w:lineRule="auto"/>
+        <w:rPr>
+          <w:rFonts w:cstheme="minorHAnsi"/>
+          <w:b/>
+          <w:bCs/>
+        </w:rPr>
+      </w:pPr>
+      <w:r>
+        <w:rPr>
+          <w:rFonts w:cstheme="minorHAnsi"/>
+          <w:b/>
+          <w:bCs/>
+        </w:rPr>
+        <w:t xml:space="preserve">Anhang 1 – </w:t>
+      </w:r>
+      <w:r>
+        <w:rPr>
+          <w:rFonts w:cstheme="minorHAnsi"/>
+          <w:b/>
+          <w:bCs/>
+        </w:rPr>
+        <w:t>11</w:t>
+      </w:r>
+      <w:r>
+        <w:rPr>
+          <w:rFonts w:cstheme="minorHAnsi"/>
+          <w:b/>
+          <w:bCs/>
+        </w:rPr>
+        <w:t xml:space="preserve"> Behauptungen</w:t>
+      </w:r>
+      <w:r>
+        <w:rPr>
+          <w:rFonts w:cstheme="minorHAnsi"/>
+          <w:b/>
+          <w:bCs/>
+        </w:rPr>
+        <w:t xml:space="preserve"> (nur für die Lehrkraft)</w:t>
+      </w:r>
+    </w:p>
+    <w:p>
+      <w:pPr>
+        <w:spacing w:after="0" w:line="276" w:lineRule="auto"/>
+        <w:rPr>
+          <w:rFonts w:cstheme="minorHAnsi"/>
+          <w:b/>
+          <w:bCs/>
+        </w:rPr>
+      </w:pPr>
+    </w:p>
+    <w:p>
+      <w:pPr>
+        <w:spacing w:after="0" w:line="276" w:lineRule="auto"/>
+        <w:rPr>
+          <w:rFonts w:cstheme="minorHAnsi"/>
+          <w:b/>
+          <w:bCs/>
+        </w:rPr>
+      </w:pPr>
+      <w:r>
+        <w:rPr>
+          <w:rFonts w:cstheme="minorHAnsi"/>
+          <w:b/>
+          <w:bCs/>
+        </w:rPr>
+        <w:t>Hinweis zur Verwendung</w:t>
+      </w:r>
+    </w:p>
+    <w:p>
+      <w:pPr>
+        <w:spacing w:after="0" w:line="276" w:lineRule="auto"/>
+        <w:rPr>
+          <w:rFonts w:cstheme="minorHAnsi"/>
+        </w:rPr>
+      </w:pPr>
+    </w:p>
+    <w:p>
+      <w:pPr>
+        <w:spacing w:after="0" w:line="276" w:lineRule="auto"/>
+        <w:rPr>
+          <w:rFonts w:cstheme="minorHAnsi"/>
+        </w:rPr>
+      </w:pPr>
+      <w:r>
+        <w:rPr>
+          <w:rFonts w:cstheme="minorHAnsi"/>
+        </w:rPr>
+        <w:t>Keine Auflösung in Phase 1! Spannung halten – die Auflösung erfolgt schrittweise in Phase 3 (Faktencheck-Werkstatt) und Phase 6 (Quiz).</w:t>
+      </w:r>
+    </w:p>
+    <w:p>
+      <w:pPr>
+        <w:spacing w:after="0" w:line="276" w:lineRule="auto"/>
+        <w:rPr>
+          <w:rFonts w:cstheme="minorHAnsi"/>
+        </w:rPr>
+      </w:pPr>
+      <w:r>
+        <w:rPr>
+          <w:rFonts w:cstheme="minorHAnsi"/>
+        </w:rPr>
+        <w:t>4 der 11 Behauptungen kehren in AB 3a–d vertieft wieder (gewollte Wiedererkennung).</w:t>
+      </w:r>
+    </w:p>
+    <w:p>
+      <w:pPr>
+        <w:spacing w:after="0" w:line="276" w:lineRule="auto"/>
+        <w:rPr>
+          <w:rFonts w:cstheme="minorHAnsi"/>
+        </w:rPr>
+      </w:pPr>
+      <w:r>
+        <w:rPr>
+          <w:rFonts w:cstheme="minorHAnsi"/>
+        </w:rPr>
+        <w:t>6 der 11 Behauptungen sind echte Fakten – die Mehrheit knüpft an psychische, soziale oder digitale Gesundheit an (Leitlinie 4: Gesundheitsbezug).</w:t>
+      </w:r>
+    </w:p>
+    <w:p>
+      <w:pPr>
+        <w:spacing w:after="0" w:line="276" w:lineRule="auto"/>
+        <w:rPr>
+          <w:rFonts w:cstheme="minorHAnsi"/>
+        </w:rPr>
+      </w:pPr>
+      <w:r>
+        <w:rPr>
+          <w:rFonts w:cstheme="minorHAnsi"/>
+        </w:rPr>
+        <w:t>Fiktive Formulierungen. Keine konkreten Marken, Influencer:innen, Accounts oder Personen.</w:t>
+      </w:r>
+    </w:p>
+    <w:p>
+      <w:pPr>
+        <w:spacing w:after="0" w:line="276" w:lineRule="auto"/>
+        <w:rPr>
+          <w:rFonts w:cstheme="minorHAnsi"/>
+        </w:rPr>
+      </w:pPr>
+      <w:r>
+        <w:rPr>
+          <w:rFonts w:cstheme="minorHAnsi"/>
+        </w:rPr>
+        <w:t>Behauptungen können bei Bedarf durch aktuelle Beispiele ersetzt werden – Mischverhältnis (5 Fake / 6 Fakt) sollte erhalten bleiben.</w:t>
+      </w:r>
+    </w:p>
+    <w:p>
+      <w:pPr>
+        <w:spacing w:after="0" w:line="276" w:lineRule="auto"/>
+        <w:rPr>
+          <w:rFonts w:cstheme="minorHAnsi"/>
+        </w:rPr>
+      </w:pPr>
+    </w:p>
+    <w:p>
+      <w:pPr>
+        <w:spacing w:after="0" w:line="276" w:lineRule="auto"/>
+        <w:rPr>
+          <w:rFonts w:cstheme="minorHAnsi"/>
+        </w:rPr>
+      </w:pPr>
+    </w:p>
+    <w:p>
+      <w:pPr>
+        <w:spacing w:after="0" w:line="276" w:lineRule="auto"/>
+        <w:rPr>
+          <w:rFonts w:cstheme="minorHAnsi"/>
+        </w:rPr>
+      </w:pPr>
+      <w:r>
+        <w:rPr>
+          <w:rFonts w:cstheme="minorHAnsi"/>
+        </w:rPr>
+        <w:t>Die 11 Behauptungen – Lehrkraft-Übersicht mit Auflösung</w:t>
+      </w:r>
+    </w:p>
+    <w:p>
+      <w:pPr>
+        <w:spacing w:after="0" w:line="276" w:lineRule="auto"/>
+        <w:rPr>
+          <w:rFonts w:cstheme="minorHAnsi"/>
+        </w:rPr>
+      </w:pPr>
+      <w:r>
+        <w:rPr>
+          <w:rFonts w:cstheme="minorHAnsi"/>
+        </w:rPr>
+        <w:t>Hinweis: Diese Fassung ist nur für die Lehrkraft. Für die Projektion in Phase 1 die Original-Kacheln (mit Bild, Emojis und Hashtags) verwenden.</w:t>
+      </w:r>
+    </w:p>
+    <w:p>
+      <w:pPr>
+        <w:spacing w:after="0" w:line="276" w:lineRule="auto"/>
+        <w:rPr>
+          <w:rFonts w:cstheme="minorHAnsi"/>
+        </w:rPr>
+      </w:pPr>
+    </w:p>
+    <w:p>
+      <w:pPr>
+        <w:spacing w:after="0" w:line="276" w:lineRule="auto"/>
+        <w:rPr>
+          <w:rFonts w:cstheme="minorHAnsi"/>
+        </w:rPr>
+      </w:pPr>
+    </w:p>
+    <w:p>
+      <w:pPr>
+        <w:spacing w:after="0" w:line="276" w:lineRule="auto"/>
+        <w:rPr>
+          <w:rFonts w:cstheme="minorHAnsi"/>
+        </w:rPr>
+      </w:pPr>
+      <w:r>
+        <w:rPr>
+          <w:rFonts w:cstheme="minorHAnsi"/>
+        </w:rPr>
+        <w:t>1. „Detox-Tee reinigt deinen Körper von Giftstoffen"</w:t>
+      </w:r>
+    </w:p>
+    <w:p>
+      <w:pPr>
+        <w:spacing w:after="0" w:line="276" w:lineRule="auto"/>
+        <w:rPr>
+          <w:rFonts w:cstheme="minorHAnsi"/>
+        </w:rPr>
+      </w:pPr>
+      <w:r>
+        <w:rPr>
+          <w:rFonts w:cstheme="minorHAnsi"/>
+        </w:rPr>
+        <w:t>Auflösung – FAKE Leber und Nieren übernehmen die „Entgiftung"; kein Tee verstärkt diesen Prozess. Kommerzielles Marketing-Versprechen ohne wissenschaftliche Grundlage. Bezug im LH3: → AB 3a (Faktencheck mit QQQQ) Quelle: Stiftung Warentest „Detox-Produkte: Werbung mit der Reinigung" (2023); Verbraucherzentrale.de</w:t>
+      </w:r>
+    </w:p>
+    <w:p>
+      <w:pPr>
+        <w:spacing w:after="0" w:line="276" w:lineRule="auto"/>
+        <w:rPr>
+          <w:rFonts w:cstheme="minorHAnsi"/>
+        </w:rPr>
+      </w:pPr>
+    </w:p>
+    <w:p>
+      <w:pPr>
+        <w:spacing w:after="0" w:line="276" w:lineRule="auto"/>
+        <w:rPr>
+          <w:rFonts w:cstheme="minorHAnsi"/>
+        </w:rPr>
+      </w:pPr>
+    </w:p>
+    <w:p>
+      <w:pPr>
+        <w:spacing w:after="0" w:line="276" w:lineRule="auto"/>
+        <w:rPr>
+          <w:rFonts w:cstheme="minorHAnsi"/>
+        </w:rPr>
+      </w:pPr>
+      <w:r>
+        <w:rPr>
+          <w:rFonts w:cstheme="minorHAnsi"/>
+        </w:rPr>
+        <w:t>2. „30 Min. Tageslicht am Morgen verbessern Stimmung &amp; Schlaf nachweislich"</w:t>
+      </w:r>
+    </w:p>
+    <w:p>
+      <w:pPr>
+        <w:spacing w:after="0" w:line="276" w:lineRule="auto"/>
+        <w:rPr>
+          <w:rFonts w:cstheme="minorHAnsi"/>
+        </w:rPr>
+      </w:pPr>
+      <w:r>
+        <w:rPr>
+          <w:rFonts w:cstheme="minorHAnsi"/>
+        </w:rPr>
+        <w:t>Auflösung – FAKT Gut belegt: Morgenlicht stabilisiert den zirkadianen Rhythmus, fördert Melatonin-Produktion am Abend, wirkt antidepressiv (Lichttherapie-Forschung). Bezug im LH3: Brücke zu psychischer Gesundheit Quelle: Wirz-Justice et al., Chronotherapeutics for affective disorders, Karger 2013</w:t>
+      </w:r>
+    </w:p>
+    <w:p>
+      <w:pPr>
+        <w:spacing w:after="0" w:line="276" w:lineRule="auto"/>
+        <w:rPr>
+          <w:rFonts w:cstheme="minorHAnsi"/>
+        </w:rPr>
+      </w:pPr>
+    </w:p>
+    <w:p>
+      <w:pPr>
+        <w:spacing w:after="0" w:line="276" w:lineRule="auto"/>
+        <w:rPr>
+          <w:rFonts w:cstheme="minorHAnsi"/>
+        </w:rPr>
+      </w:pPr>
+    </w:p>
+    <w:p>
+      <w:pPr>
+        <w:spacing w:after="0" w:line="276" w:lineRule="auto"/>
+        <w:rPr>
+          <w:rFonts w:cstheme="minorHAnsi"/>
+        </w:rPr>
+      </w:pPr>
+      <w:r>
+        <w:rPr>
+          <w:rFonts w:cstheme="minorHAnsi"/>
+        </w:rPr>
+        <w:t>3. „8 Gläser Wasser am Tag = klare Haut, keine Pickel"</w:t>
+      </w:r>
+    </w:p>
+    <w:p>
+      <w:pPr>
+        <w:spacing w:after="0" w:line="276" w:lineRule="auto"/>
+        <w:rPr>
+          <w:rFonts w:cstheme="minorHAnsi"/>
+        </w:rPr>
+      </w:pPr>
+      <w:r>
+        <w:rPr>
+          <w:rFonts w:cstheme="minorHAnsi"/>
+        </w:rPr>
+        <w:t>Auflösung – FAKE / Vereinfachung Wasserbedarf ist individuell (Körpergröße, Aktivität, Klima); die „8-Gläser-Regel" hat keine wissenschaftliche Grundlage. Kein direkter Beleg für Hautwirkung. Bezug im LH3: → AB 3b (Faktencheck mit QQQQ) Quelle: Negoianu &amp; Goldfarb, Just Add Water, J Am Soc Nephrol 2008</w:t>
+      </w:r>
+    </w:p>
+    <w:p>
+      <w:pPr>
+        <w:spacing w:after="0" w:line="276" w:lineRule="auto"/>
+        <w:rPr>
+          <w:rFonts w:cstheme="minorHAnsi"/>
+        </w:rPr>
+      </w:pPr>
+    </w:p>
+    <w:p>
+      <w:pPr>
+        <w:spacing w:after="0" w:line="276" w:lineRule="auto"/>
+        <w:rPr>
+          <w:rFonts w:cstheme="minorHAnsi"/>
+        </w:rPr>
+      </w:pPr>
+    </w:p>
+    <w:p>
+      <w:pPr>
+        <w:spacing w:after="0" w:line="276" w:lineRule="auto"/>
+        <w:rPr>
+          <w:rFonts w:cstheme="minorHAnsi"/>
+        </w:rPr>
+      </w:pPr>
+      <w:r>
+        <w:rPr>
+          <w:rFonts w:cstheme="minorHAnsi"/>
+        </w:rPr>
+        <w:t>4. „30 Min. Bewegung am Tag senken nachweislich das Risiko für Depressionen"</w:t>
+      </w:r>
+    </w:p>
+    <w:p>
+      <w:pPr>
+        <w:spacing w:after="0" w:line="276" w:lineRule="auto"/>
+        <w:rPr>
+          <w:rFonts w:cstheme="minorHAnsi"/>
+        </w:rPr>
+      </w:pPr>
+      <w:r>
+        <w:rPr>
+          <w:rFonts w:cstheme="minorHAnsi"/>
+        </w:rPr>
+        <w:t>Auflösung – FAKT Sehr gut belegt: Metaanalysen (z. B. Schuch 2018, Pearce 2022) zeigen, dass schon moderate Alltagsbewegung das Depressionsrisiko deutlich senkt – auch unabhängig vom Sportniveau. Bezug im LH3: Brücke zu körperlicher + psychischer Gesundheit Quelle: Schuch et al., Physical Activity and Incident Depression, Am J Psychiatry 2018; Pearce et al., Association Between Physical Activity and Risk of Depression, JAMA Psychiatry 2022</w:t>
+      </w:r>
+    </w:p>
+    <w:p>
+      <w:pPr>
+        <w:spacing w:after="0" w:line="276" w:lineRule="auto"/>
+        <w:rPr>
+          <w:rFonts w:cstheme="minorHAnsi"/>
+        </w:rPr>
+      </w:pPr>
+    </w:p>
+    <w:p>
+      <w:pPr>
+        <w:spacing w:after="0" w:line="276" w:lineRule="auto"/>
+        <w:rPr>
+          <w:rFonts w:cstheme="minorHAnsi"/>
+        </w:rPr>
+      </w:pPr>
+    </w:p>
+    <w:p>
+      <w:pPr>
+        <w:spacing w:after="0" w:line="276" w:lineRule="auto"/>
+        <w:rPr>
+          <w:rFonts w:cstheme="minorHAnsi"/>
+        </w:rPr>
+      </w:pPr>
+      <w:r>
+        <w:rPr>
+          <w:rFonts w:cstheme="minorHAnsi"/>
+        </w:rPr>
+        <w:t>5. „Zucker macht euch krass hyperaktiv – deshalb dreht ihr nach Süßem auf!"</w:t>
+      </w:r>
+    </w:p>
+    <w:p>
+      <w:pPr>
+        <w:spacing w:after="0" w:line="276" w:lineRule="auto"/>
+        <w:rPr>
+          <w:rFonts w:cstheme="minorHAnsi"/>
+        </w:rPr>
+      </w:pPr>
+      <w:r>
+        <w:rPr>
+          <w:rFonts w:cstheme="minorHAnsi"/>
+        </w:rPr>
+        <w:lastRenderedPageBreak/>
+        <w:t>Auflösung – FAKE Studien (u. a. Wolraich-Metaanalyse, JAMA 1995) widerlegen den kausalen Zusammenhang. Effekt liegt in der Erwartungshaltung der Eltern/Beobachtenden. Bezug im LH3: → AB 3c (Faktencheck mit QQQQ) Quelle: Wolraich et al., The effect of sugar on behavior or cognition in children: A meta-analysis, JAMA 1995</w:t>
+      </w:r>
+    </w:p>
+    <w:p>
+      <w:pPr>
+        <w:spacing w:after="0" w:line="276" w:lineRule="auto"/>
+        <w:rPr>
+          <w:rFonts w:cstheme="minorHAnsi"/>
+        </w:rPr>
+      </w:pPr>
+    </w:p>
+    <w:p>
+      <w:pPr>
+        <w:spacing w:after="0" w:line="276" w:lineRule="auto"/>
+        <w:rPr>
+          <w:rFonts w:cstheme="minorHAnsi"/>
+        </w:rPr>
+      </w:pPr>
+    </w:p>
+    <w:p>
+      <w:pPr>
+        <w:spacing w:after="0" w:line="276" w:lineRule="auto"/>
+        <w:rPr>
+          <w:rFonts w:cstheme="minorHAnsi"/>
+        </w:rPr>
+      </w:pPr>
+      <w:r>
+        <w:rPr>
+          <w:rFonts w:cstheme="minorHAnsi"/>
+        </w:rPr>
+        <w:t>6. „Echte Freund:innen sind für deine Gesundheit so wichtig wie Sport"</w:t>
+      </w:r>
+    </w:p>
+    <w:p>
+      <w:pPr>
+        <w:spacing w:after="0" w:line="276" w:lineRule="auto"/>
+        <w:rPr>
+          <w:rFonts w:cstheme="minorHAnsi"/>
+        </w:rPr>
+      </w:pPr>
+      <w:r>
+        <w:rPr>
+          <w:rFonts w:cstheme="minorHAnsi"/>
+        </w:rPr>
+        <w:t>Auflösung – FAKT Holt-Lunstad-Metaanalyse (PLoS Medicine 2010): Soziale Bindungen sind für die Gesundheit ähnlich relevant wie Bewegung oder Nichtrauchen. Mortalitätsrisiko bei Einsamkeit deutlich erhöht. Bezug im LH3: Brücke zu sozialer Gesundheit Quelle: Holt-Lunstad et al., Social Relationships and Mortality Risk: A Meta-analytic Review, PLoS Medicine 2010</w:t>
+      </w:r>
+    </w:p>
+    <w:p>
+      <w:pPr>
+        <w:spacing w:after="0" w:line="276" w:lineRule="auto"/>
+        <w:rPr>
+          <w:rFonts w:cstheme="minorHAnsi"/>
+        </w:rPr>
+      </w:pPr>
+    </w:p>
+    <w:p>
+      <w:pPr>
+        <w:spacing w:after="0" w:line="276" w:lineRule="auto"/>
+        <w:rPr>
+          <w:rFonts w:cstheme="minorHAnsi"/>
+        </w:rPr>
+      </w:pPr>
+    </w:p>
+    <w:p>
+      <w:pPr>
+        <w:spacing w:after="0" w:line="276" w:lineRule="auto"/>
+        <w:rPr>
+          <w:rFonts w:cstheme="minorHAnsi"/>
+        </w:rPr>
+      </w:pPr>
+      <w:r>
+        <w:rPr>
+          <w:rFonts w:cstheme="minorHAnsi"/>
+        </w:rPr>
+        <w:t>7. „Vitamin C jeden Tag → nie wieder Erkältung"</w:t>
+      </w:r>
+    </w:p>
+    <w:p>
+      <w:pPr>
+        <w:spacing w:after="0" w:line="276" w:lineRule="auto"/>
+        <w:rPr>
+          <w:rFonts w:cstheme="minorHAnsi"/>
+        </w:rPr>
+      </w:pPr>
+      <w:r>
+        <w:rPr>
+          <w:rFonts w:cstheme="minorHAnsi"/>
+        </w:rPr>
+        <w:t>Auflösung – FAKE / schwache Evidenz Cochrane-Review: Vitamin-C-Supplementierung verkürzt Erkältungen in der Normalbevölkerung kaum messbar; verhindert Erkältungen nicht. Kultureller Glaube &gt; Studienlage. Bezug im LH3: → AB 3d (Faktencheck mit QQQQ) Quelle: Hemilä &amp; Chalker, Vitamin C for preventing and treating the common cold, Cochrane Review 2013</w:t>
+      </w:r>
+    </w:p>
+    <w:p>
+      <w:pPr>
+        <w:spacing w:after="0" w:line="276" w:lineRule="auto"/>
+        <w:rPr>
+          <w:rFonts w:cstheme="minorHAnsi"/>
+        </w:rPr>
+      </w:pPr>
+    </w:p>
+    <w:p>
+      <w:pPr>
+        <w:spacing w:after="0" w:line="276" w:lineRule="auto"/>
+        <w:rPr>
+          <w:rFonts w:cstheme="minorHAnsi"/>
+        </w:rPr>
+      </w:pPr>
+    </w:p>
+    <w:p>
+      <w:pPr>
+        <w:spacing w:after="0" w:line="276" w:lineRule="auto"/>
+        <w:rPr>
+          <w:rFonts w:cstheme="minorHAnsi"/>
+        </w:rPr>
+      </w:pPr>
+      <w:r>
+        <w:rPr>
+          <w:rFonts w:cstheme="minorHAnsi"/>
+        </w:rPr>
+        <w:t>8. „Handy weglegen 1h vor dem Schlaf verbessert die Schlafqualität messbar"</w:t>
+      </w:r>
+    </w:p>
+    <w:p>
+      <w:pPr>
+        <w:spacing w:after="0" w:line="276" w:lineRule="auto"/>
+        <w:rPr>
+          <w:rFonts w:cstheme="minorHAnsi"/>
+        </w:rPr>
+      </w:pPr>
+      <w:r>
+        <w:rPr>
+          <w:rFonts w:cstheme="minorHAnsi"/>
+        </w:rPr>
+        <w:t>Auflösung – FAKT Robust belegt: Bildschirmzeit kurz vor dem Schlaf verzögert das Einschlafen, verkürzt Tiefschlafphasen, verschlechtert subjektive Schlafqualität (Hale &amp; Guan 2015, Carter JAMA Pediatr 2016). Bezug im LH3: Brücke zu digitaler Gesundheit Quelle: Hale &amp; Guan, Screen time and sleep among school-aged children, Sleep Med Rev 2015; Carter et al., JAMA Pediatr 2016</w:t>
+      </w:r>
+    </w:p>
+    <w:p>
+      <w:pPr>
+        <w:spacing w:after="0" w:line="276" w:lineRule="auto"/>
+        <w:rPr>
+          <w:rFonts w:cstheme="minorHAnsi"/>
+        </w:rPr>
+      </w:pPr>
+    </w:p>
+    <w:p>
+      <w:pPr>
+        <w:spacing w:after="0" w:line="276" w:lineRule="auto"/>
+        <w:rPr>
+          <w:rFonts w:cstheme="minorHAnsi"/>
+        </w:rPr>
+      </w:pPr>
+    </w:p>
+    <w:p>
+      <w:pPr>
+        <w:spacing w:after="0" w:line="276" w:lineRule="auto"/>
+        <w:rPr>
+          <w:rFonts w:cstheme="minorHAnsi"/>
+        </w:rPr>
+      </w:pPr>
+      <w:r>
+        <w:rPr>
+          <w:rFonts w:cstheme="minorHAnsi"/>
+        </w:rPr>
+        <w:t>9. „Eiswasser am Morgen pusht den Stoffwechsel &amp; verbrennt Fett"</w:t>
+      </w:r>
+    </w:p>
+    <w:p>
+      <w:pPr>
+        <w:spacing w:after="0" w:line="276" w:lineRule="auto"/>
+        <w:rPr>
+          <w:rFonts w:cstheme="minorHAnsi"/>
+        </w:rPr>
+      </w:pPr>
+      <w:r>
+        <w:rPr>
+          <w:rFonts w:cstheme="minorHAnsi"/>
+        </w:rPr>
+        <w:t>Auflösung – FAKE TikTok-„Ice Water Hack": Der Körper verbraucht minimal Energie zum Erwärmen des Wassers (~10 kcal/Glas), kein relevanter Fettverbrennungseffekt. Risiko: Aufmerksamkeit weg von echten Verhaltensänderungen. Bezug im LH3: TikTok-Trend, im LH3-Text erwähnt Quelle: Boschmann et al., Water-induced thermogenesis, J Clin Endocrinol Metab 2003 (Effekt minimal &amp; überschätzt); Faktenchecks z. B. AP News, Deutsche Welle 2024</w:t>
+      </w:r>
+    </w:p>
+    <w:p>
+      <w:pPr>
+        <w:spacing w:after="0" w:line="276" w:lineRule="auto"/>
+        <w:rPr>
+          <w:rFonts w:cstheme="minorHAnsi"/>
+        </w:rPr>
+      </w:pPr>
+    </w:p>
+    <w:p>
+      <w:pPr>
+        <w:spacing w:after="0" w:line="276" w:lineRule="auto"/>
+        <w:rPr>
+          <w:rFonts w:cstheme="minorHAnsi"/>
+        </w:rPr>
+      </w:pPr>
+    </w:p>
+    <w:p>
+      <w:pPr>
+        <w:spacing w:after="0" w:line="276" w:lineRule="auto"/>
+        <w:rPr>
+          <w:rFonts w:cstheme="minorHAnsi"/>
+        </w:rPr>
+      </w:pPr>
+      <w:r>
+        <w:rPr>
+          <w:rFonts w:cstheme="minorHAnsi"/>
+        </w:rPr>
+        <w:t>10. „Wer regelmäßig in ein Tagebuch schreibt, kommt nachweislich besser durch Stress"</w:t>
+      </w:r>
+    </w:p>
+    <w:p>
+      <w:pPr>
+        <w:spacing w:after="0" w:line="276" w:lineRule="auto"/>
+        <w:rPr>
+          <w:rFonts w:cstheme="minorHAnsi"/>
+        </w:rPr>
+      </w:pPr>
+      <w:r>
+        <w:rPr>
+          <w:rFonts w:cstheme="minorHAnsi"/>
+        </w:rPr>
+        <w:t>Auflösung – FAKT „Expressive Writing" (Pennebaker seit 1986; Metaanalyse Frattaroli 2006): Regelmäßiges Aufschreiben von Gefühlen senkt Stress, verbessert Wohlbefinden – einfaches, kostenloses Coping-Tool. Bezug im LH3: Brücke zu psychischer Gesundheit Quelle: Pennebaker &amp; Beall, Confronting a traumatic event, J Abnorm Psychol 1986; Frattaroli, Experimental disclosure and its moderators: A meta-analysis, Psychol Bull 2006</w:t>
+      </w:r>
+    </w:p>
+    <w:p>
+      <w:pPr>
+        <w:spacing w:after="0" w:line="276" w:lineRule="auto"/>
+        <w:rPr>
+          <w:rFonts w:cstheme="minorHAnsi"/>
+        </w:rPr>
+      </w:pPr>
+    </w:p>
+    <w:p>
+      <w:pPr>
+        <w:spacing w:after="0" w:line="276" w:lineRule="auto"/>
+        <w:rPr>
+          <w:rFonts w:cstheme="minorHAnsi"/>
+        </w:rPr>
+      </w:pPr>
+    </w:p>
+    <w:p>
+      <w:pPr>
+        <w:spacing w:after="0" w:line="276" w:lineRule="auto"/>
+        <w:rPr>
+          <w:rFonts w:cstheme="minorHAnsi"/>
+        </w:rPr>
+      </w:pPr>
+      <w:r>
+        <w:rPr>
+          <w:rFonts w:cstheme="minorHAnsi"/>
+        </w:rPr>
+        <w:t>11. „Hustler:innen schlafen nur 5 Stunden – wer mehr schläft, schafft weniger"</w:t>
+      </w:r>
+    </w:p>
+    <w:p>
+      <w:pPr>
+        <w:spacing w:after="0" w:line="276" w:lineRule="auto"/>
+        <w:rPr>
+          <w:rFonts w:cstheme="minorHAnsi"/>
+        </w:rPr>
+      </w:pPr>
+      <w:r>
+        <w:rPr>
+          <w:rFonts w:cstheme="minorHAnsi"/>
+        </w:rPr>
+        <w:t>Auflösung – FAKE Schlafforschung eindeutig: Unter ~7 h Schlaf sinken Konzentration, Reaktionszeit, emotionale Regulation. „Hustle"-Narrativ als Selbstoptimierungs-Mythos auf TikTok/Reels. Bezug im LH3: Sek II: Bezug zu Selbstoptimierung Quelle: Walker, Why We Sleep (2017); DGSM-Stellungnahmen zu Schlafdauer Jugendlicher</w:t>
+      </w:r>
+    </w:p>
+    <w:p>
+      <w:pPr>
+        <w:spacing w:after="0" w:line="276" w:lineRule="auto"/>
+        <w:rPr>
+          <w:rFonts w:cstheme="minorHAnsi"/>
+        </w:rPr>
+      </w:pPr>
+    </w:p>
+    <w:p>
+      <w:pPr>
+        <w:spacing w:after="0" w:line="276" w:lineRule="auto"/>
+        <w:rPr>
+          <w:rFonts w:cstheme="minorHAnsi"/>
+        </w:rPr>
+      </w:pPr>
+    </w:p>
+    <w:p>
+      <w:pPr>
+        <w:spacing w:after="0" w:line="276" w:lineRule="auto"/>
+        <w:rPr>
+          <w:rFonts w:cstheme="minorHAnsi"/>
+          <w:b/>
+          <w:bCs/>
+        </w:rPr>
+      </w:pPr>
+      <w:r>
+        <w:rPr>
+          <w:rFonts w:cstheme="minorHAnsi"/>
+          <w:b/>
+          <w:bCs/>
+        </w:rPr>
+        <w:t>Übersicht</w:t>
+      </w:r>
+    </w:p>
+    <w:p>
+      <w:pPr>
+        <w:spacing w:after="0" w:line="276" w:lineRule="auto"/>
+        <w:rPr>
+          <w:rFonts w:cstheme="minorHAnsi"/>
+        </w:rPr>
+      </w:pPr>
+      <w:r>
+        <w:rPr>
+          <w:rFonts w:cstheme="minorHAnsi"/>
+        </w:rPr>
+        <w:lastRenderedPageBreak/>
+        <w:t>Verteilung: 5 Fake / 6 Fakt – bewusst leicht zugunsten der Fakten gewichtet. Didaktische Botschaft: Faktencheck heißt prüfen, nicht misstrauen. Die 6 Fakten zeigen: Es gibt durchaus belastbare Gesundheitsinfos im Netz – nur muss man sie von den Mythen trennen können.</w:t>
+      </w:r>
+    </w:p>
+    <w:p>
+      <w:pPr>
+        <w:spacing w:after="0" w:line="276" w:lineRule="auto"/>
+        <w:rPr>
+          <w:rFonts w:cstheme="minorHAnsi"/>
+        </w:rPr>
+      </w:pPr>
+    </w:p>
+    <w:p>
+      <w:pPr>
+        <w:spacing w:after="0" w:line="276" w:lineRule="auto"/>
+        <w:rPr>
+          <w:rFonts w:cstheme="minorHAnsi"/>
+          <w:b/>
+          <w:bCs/>
+        </w:rPr>
+      </w:pPr>
+      <w:r>
+        <w:rPr>
+          <w:rFonts w:cstheme="minorHAnsi"/>
+          <w:b/>
+          <w:bCs/>
+        </w:rPr>
+        <w:t>Trigger-Vermeidung</w:t>
+      </w:r>
+    </w:p>
+    <w:p>
+      <w:pPr>
+        <w:spacing w:after="0" w:line="276" w:lineRule="auto"/>
+        <w:rPr>
+          <w:rFonts w:cstheme="minorHAnsi"/>
+        </w:rPr>
+      </w:pPr>
+    </w:p>
+    <w:p>
+      <w:pPr>
+        <w:spacing w:after="0" w:line="276" w:lineRule="auto"/>
+        <w:rPr>
+          <w:rFonts w:cstheme="minorHAnsi"/>
+        </w:rPr>
+      </w:pPr>
+      <w:r>
+        <w:rPr>
+          <w:rFonts w:cstheme="minorHAnsi"/>
+        </w:rPr>
+        <w:t>Keine Diät-/Gewichts-/Körperbild-Behauptungen, die individuell triggern könnten (gehören in Phase 4 mit klarem didaktischen Rahmen)</w:t>
+      </w:r>
+    </w:p>
+    <w:p>
+      <w:pPr>
+        <w:spacing w:after="0" w:line="276" w:lineRule="auto"/>
+        <w:rPr>
+          <w:rFonts w:cstheme="minorHAnsi"/>
+        </w:rPr>
+      </w:pPr>
+      <w:r>
+        <w:rPr>
+          <w:rFonts w:cstheme="minorHAnsi"/>
+        </w:rPr>
+        <w:t>Keine Krankheits- oder Medikamenten-Behauptungen</w:t>
+      </w:r>
+    </w:p>
+    <w:p>
+      <w:pPr>
+        <w:spacing w:after="0" w:line="276" w:lineRule="auto"/>
+        <w:rPr>
+          <w:rFonts w:cstheme="minorHAnsi"/>
+        </w:rPr>
+      </w:pPr>
+      <w:r>
+        <w:rPr>
+          <w:rFonts w:cstheme="minorHAnsi"/>
+        </w:rPr>
+        <w:t>Keine Marken-, Account- oder Personennennung</w:t>
+      </w:r>
+    </w:p>
+    <w:p>
+      <w:pPr>
+        <w:spacing w:after="0" w:line="276" w:lineRule="auto"/>
+        <w:rPr>
+          <w:rFonts w:cstheme="minorHAnsi"/>
+        </w:rPr>
+      </w:pPr>
+      <w:r>
+        <w:rPr>
+          <w:rFonts w:cstheme="minorHAnsi"/>
+        </w:rPr>
+        <w:t>Keine Aussagen zu Sucht/Selbstverletzung/Essstörungen</w:t>
+      </w:r>
+    </w:p>
+    <w:p>
+      <w:pPr>
+        <w:spacing w:after="0" w:line="276" w:lineRule="auto"/>
+        <w:rPr>
+          <w:rFonts w:cstheme="minorHAnsi"/>
+        </w:rPr>
+      </w:pPr>
+    </w:p>
     <w:p>
       <w:pPr>
         <w:spacing w:after="0" w:line="276" w:lineRule="auto"/>
@@ -17255,143 +17758,6 @@
         </w:rPr>
       </w:pPr>
     </w:p>
-    <w:tbl>
-      <w:tblPr>
-        <w:tblStyle w:val="Tabellenraster"/>
-        <w:tblW w:w="11057" w:type="dxa"/>
-        <w:tblInd w:w="-289" w:type="dxa"/>
-        <w:tblLook w:val="04A0" w:firstRow="1" w:lastRow="0" w:firstColumn="1" w:lastColumn="0" w:noHBand="0" w:noVBand="1"/>
-      </w:tblPr>
-      <w:tblGrid>
-        <w:gridCol w:w="11057"/>
-      </w:tblGrid>
-      <w:tr>
-        <w:tc>
-          <w:tcPr>
-            <w:tcW w:w="11057" w:type="dxa"/>
-          </w:tcPr>
-          <w:p>
-            <w:pPr>
-              <w:spacing w:line="276" w:lineRule="auto"/>
-              <w:rPr>
-                <w:rFonts w:cstheme="minorHAnsi"/>
-                <w:b/>
-                <w:bCs/>
-                <w:color w:val="EE0000"/>
-              </w:rPr>
-            </w:pPr>
-            <w:r>
-              <w:rPr>
-                <w:rFonts w:cstheme="minorHAnsi"/>
-                <w:b/>
-                <w:bCs/>
-                <w:color w:val="EE0000"/>
-              </w:rPr>
-              <w:t>B. Methode: Blitzlicht</w:t>
-            </w:r>
-          </w:p>
-          <w:p>
-            <w:pPr>
-              <w:spacing w:line="276" w:lineRule="auto"/>
-              <w:rPr>
-                <w:rFonts w:cstheme="minorHAnsi"/>
-                <w:color w:val="EE0000"/>
-              </w:rPr>
-            </w:pPr>
-            <w:r>
-              <w:rPr>
-                <w:rFonts w:cstheme="minorHAnsi"/>
-                <w:color w:val="EE0000"/>
-              </w:rPr>
-              <w:t>Das Blitzlicht ist eine kurze, ritualisierte Feedback- oder Reflexionsrunde im Plenum</w:t>
-            </w:r>
-            <w:r>
-              <w:rPr>
-                <w:rFonts w:cstheme="minorHAnsi"/>
-                <w:color w:val="EE0000"/>
-              </w:rPr>
-              <w:t>.</w:t>
-            </w:r>
-          </w:p>
-          <w:p>
-            <w:pPr>
-              <w:spacing w:line="276" w:lineRule="auto"/>
-              <w:rPr>
-                <w:rFonts w:cstheme="minorHAnsi"/>
-                <w:color w:val="EE0000"/>
-              </w:rPr>
-            </w:pPr>
-            <w:r>
-              <w:rPr>
-                <w:rFonts w:cstheme="minorHAnsi"/>
-                <w:color w:val="EE0000"/>
-              </w:rPr>
-              <w:t>Jede Person äußert in ein bis zwei Sätzen ihren aktuellen Gedanken, ihre Einschätzung oder ihr Gefühl zu einer vorgegebenen Frage. Die Wortmeldungen werden nicht kommentiert oder diskutier</w:t>
-            </w:r>
-            <w:r>
-              <w:rPr>
-                <w:rFonts w:cstheme="minorHAnsi"/>
-                <w:color w:val="EE0000"/>
-              </w:rPr>
-              <w:t>. D</w:t>
-            </w:r>
-            <w:r>
-              <w:rPr>
-                <w:rFonts w:cstheme="minorHAnsi"/>
-                <w:color w:val="EE0000"/>
-              </w:rPr>
-              <w:t xml:space="preserve">ie Lehrkraft moderiert lediglich den Reihum und sichert so, dass alle zu Wort kommen können. </w:t>
-            </w:r>
-          </w:p>
-          <w:p>
-            <w:pPr>
-              <w:spacing w:line="276" w:lineRule="auto"/>
-              <w:rPr>
-                <w:rFonts w:cstheme="minorHAnsi"/>
-                <w:color w:val="EE0000"/>
-              </w:rPr>
-            </w:pPr>
-            <w:r>
-              <w:rPr>
-                <w:rFonts w:cstheme="minorHAnsi"/>
-                <w:color w:val="EE0000"/>
-              </w:rPr>
-              <w:t xml:space="preserve">Das Blitzlicht eignet sich besonders am Ende einer Phase, um Ergebnisse zu sichern, Stimmungen sichtbar zu machen und einen ruhigen Übergang zur nächsten Aktivität zu schaffen. </w:t>
-            </w:r>
-          </w:p>
-          <w:p>
-            <w:pPr>
-              <w:spacing w:line="276" w:lineRule="auto"/>
-              <w:rPr>
-                <w:rFonts w:cstheme="minorHAnsi"/>
-                <w:color w:val="EE0000"/>
-              </w:rPr>
-            </w:pPr>
-            <w:r>
-              <w:rPr>
-                <w:rFonts w:cstheme="minorHAnsi"/>
-                <w:color w:val="EE0000"/>
-              </w:rPr>
-              <w:t>Dauer:</w:t>
-            </w:r>
-            <w:r>
-              <w:rPr>
-                <w:rFonts w:cstheme="minorHAnsi"/>
-                <w:color w:val="EE0000"/>
-              </w:rPr>
-              <w:t xml:space="preserve"> </w:t>
-            </w:r>
-            <w:r>
-              <w:rPr>
-                <w:rFonts w:cstheme="minorHAnsi"/>
-                <w:color w:val="EE0000"/>
-              </w:rPr>
-              <w:t>1 – 5 Min.</w:t>
-            </w:r>
-          </w:p>
-        </w:tc>
-      </w:tr>
-    </w:tbl>
     <w:p>
       <w:pPr>
         <w:spacing w:after="0" w:line="276" w:lineRule="auto"/>
@@ -17403,939 +17769,21 @@
         </w:rPr>
       </w:pPr>
     </w:p>
-    <w:tbl>
-      <w:tblPr>
-        <w:tblStyle w:val="Tabellenraster"/>
-        <w:tblW w:w="11057" w:type="dxa"/>
-        <w:tblInd w:w="-289" w:type="dxa"/>
-        <w:tblLook w:val="04A0" w:firstRow="1" w:lastRow="0" w:firstColumn="1" w:lastColumn="0" w:noHBand="0" w:noVBand="1"/>
-      </w:tblPr>
-      <w:tblGrid>
-        <w:gridCol w:w="11057"/>
-      </w:tblGrid>
-      <w:tr>
-        <w:tc>
-          <w:tcPr>
-            <w:tcW w:w="11057" w:type="dxa"/>
-          </w:tcPr>
-          <w:p>
-            <w:pPr>
-              <w:spacing w:line="276" w:lineRule="auto"/>
-              <w:rPr>
-                <w:rFonts w:cstheme="minorHAnsi"/>
-                <w:b/>
-                <w:bCs/>
-                <w:color w:val="EE0000"/>
-              </w:rPr>
-            </w:pPr>
-            <w:r>
-              <w:rPr>
-                <w:rFonts w:cstheme="minorHAnsi"/>
-                <w:b/>
-                <w:bCs/>
-                <w:color w:val="EE0000"/>
-              </w:rPr>
-              <w:t>C. Think-Pair-Square-Share (mit ungefähren Zeitangaben)</w:t>
-            </w:r>
-          </w:p>
-          <w:p>
-            <w:pPr>
-              <w:tabs>
-                <w:tab w:val="left" w:pos="273"/>
-              </w:tabs>
-              <w:spacing w:line="276" w:lineRule="auto"/>
-              <w:rPr>
-                <w:rFonts w:cstheme="minorHAnsi"/>
-                <w:color w:val="EE0000"/>
-              </w:rPr>
-            </w:pPr>
-            <w:r>
-              <w:rPr>
-                <w:rFonts w:cstheme="minorHAnsi"/>
-                <w:i/>
-                <w:iCs/>
-                <w:color w:val="EE0000"/>
-              </w:rPr>
-              <w:t>Think:</w:t>
-            </w:r>
-            <w:r>
-              <w:rPr>
-                <w:rFonts w:cstheme="minorHAnsi"/>
-                <w:color w:val="EE0000"/>
-              </w:rPr>
-              <w:t xml:space="preserve"> Einzelarbeit mit Notizen (3 Min.)</w:t>
-            </w:r>
-          </w:p>
-          <w:p>
-            <w:pPr>
-              <w:tabs>
-                <w:tab w:val="left" w:pos="273"/>
-              </w:tabs>
-              <w:spacing w:line="276" w:lineRule="auto"/>
-              <w:rPr>
-                <w:rFonts w:cstheme="minorHAnsi"/>
-                <w:color w:val="EE0000"/>
-              </w:rPr>
-            </w:pPr>
-            <w:r>
-              <w:rPr>
-                <w:rFonts w:cstheme="minorHAnsi"/>
-                <w:i/>
-                <w:iCs/>
-                <w:color w:val="EE0000"/>
-              </w:rPr>
-              <w:t>Pair:</w:t>
-            </w:r>
-            <w:r>
-              <w:rPr>
-                <w:rFonts w:cstheme="minorHAnsi"/>
-                <w:color w:val="EE0000"/>
-              </w:rPr>
-              <w:t xml:space="preserve"> Notizen werden in 2er-Gruppen ausgetauscht und ergänzt (3 Min.)</w:t>
-            </w:r>
-          </w:p>
-          <w:p>
-            <w:pPr>
-              <w:tabs>
-                <w:tab w:val="left" w:pos="273"/>
-              </w:tabs>
-              <w:spacing w:line="276" w:lineRule="auto"/>
-              <w:rPr>
-                <w:rFonts w:cstheme="minorHAnsi"/>
-                <w:color w:val="EE0000"/>
-              </w:rPr>
-            </w:pPr>
-            <w:r>
-              <w:rPr>
-                <w:rFonts w:cstheme="minorHAnsi"/>
-                <w:i/>
-                <w:iCs/>
-                <w:color w:val="EE0000"/>
-              </w:rPr>
-              <w:t>Square:</w:t>
-            </w:r>
-            <w:r>
-              <w:rPr>
-                <w:rFonts w:cstheme="minorHAnsi"/>
-                <w:color w:val="EE0000"/>
-              </w:rPr>
-              <w:t xml:space="preserve"> In 4er-Gruppen wird ebenso verfahren</w:t>
-            </w:r>
-          </w:p>
-          <w:p>
-            <w:pPr>
-              <w:tabs>
-                <w:tab w:val="left" w:pos="273"/>
-              </w:tabs>
-              <w:spacing w:line="276" w:lineRule="auto"/>
-              <w:rPr>
-                <w:rFonts w:cstheme="minorHAnsi"/>
-                <w:color w:val="EE0000"/>
-              </w:rPr>
-            </w:pPr>
-            <w:r>
-              <w:rPr>
-                <w:rFonts w:cstheme="minorHAnsi"/>
-                <w:i/>
-                <w:iCs/>
-                <w:color w:val="EE0000"/>
-              </w:rPr>
-              <w:t>Share:</w:t>
-            </w:r>
-            <w:r>
-              <w:rPr>
-                <w:rFonts w:cstheme="minorHAnsi"/>
-                <w:color w:val="EE0000"/>
-              </w:rPr>
-              <w:t xml:space="preserve"> Eine Vertreterin oder ein Vertreter der 4er-Gruppe liest das Gruppenergebnis vor (pro Gruppe 1 – 2 Min.)</w:t>
-            </w:r>
-          </w:p>
-        </w:tc>
-      </w:tr>
-    </w:tbl>
     <w:p>
       <w:pPr>
-        <w:spacing w:after="0" w:line="276" w:lineRule="auto"/>
         <w:rPr>
           <w:rFonts w:cstheme="minorHAnsi"/>
           <w:color w:val="EE0000"/>
-          <w:sz w:val="16"/>
-          <w:szCs w:val="16"/>
-        </w:rPr>
-      </w:pPr>
-    </w:p>
-    <w:tbl>
-      <w:tblPr>
-        <w:tblStyle w:val="Tabellenraster"/>
-        <w:tblW w:w="11057" w:type="dxa"/>
-        <w:tblInd w:w="-289" w:type="dxa"/>
-        <w:tblLook w:val="04A0" w:firstRow="1" w:lastRow="0" w:firstColumn="1" w:lastColumn="0" w:noHBand="0" w:noVBand="1"/>
-      </w:tblPr>
-      <w:tblGrid>
-        <w:gridCol w:w="11057"/>
-      </w:tblGrid>
-      <w:tr>
-        <w:tc>
-          <w:tcPr>
-            <w:tcW w:w="11057" w:type="dxa"/>
-          </w:tcPr>
-          <w:p>
-            <w:pPr>
-              <w:spacing w:line="276" w:lineRule="auto"/>
-              <w:rPr>
-                <w:rFonts w:cstheme="minorHAnsi"/>
-                <w:b/>
-                <w:bCs/>
-                <w:color w:val="EE0000"/>
-              </w:rPr>
-            </w:pPr>
-            <w:r>
-              <w:rPr>
-                <w:rFonts w:cstheme="minorHAnsi"/>
-                <w:b/>
-                <w:bCs/>
-                <w:color w:val="EE0000"/>
-              </w:rPr>
-              <w:t xml:space="preserve">D. Meinungslinie </w:t>
-            </w:r>
-          </w:p>
-          <w:p>
-            <w:pPr>
-              <w:spacing w:line="276" w:lineRule="auto"/>
-              <w:rPr>
-                <w:rFonts w:cstheme="minorHAnsi"/>
-                <w:color w:val="EE0000"/>
-              </w:rPr>
-            </w:pPr>
-            <w:r>
-              <w:rPr>
-                <w:rFonts w:cstheme="minorHAnsi"/>
-                <w:color w:val="EE0000"/>
-              </w:rPr>
-              <w:t>Die Meinungslinie ist eine Positionierungsmethode, bei der Lernende sich physisch entlang einer imaginären (oder markierten) Linie im Raum aufstellen – je nach ihrer persönlichen Haltung zu einer Aussage.</w:t>
-            </w:r>
-          </w:p>
-          <w:p>
-            <w:pPr>
-              <w:spacing w:line="276" w:lineRule="auto"/>
-              <w:rPr>
-                <w:rFonts w:cstheme="minorHAnsi"/>
-                <w:b/>
-                <w:bCs/>
-                <w:color w:val="EE0000"/>
-              </w:rPr>
-            </w:pPr>
-            <w:r>
-              <w:rPr>
-                <w:rFonts w:cstheme="minorHAnsi"/>
-                <w:b/>
-                <w:bCs/>
-                <w:color w:val="EE0000"/>
-              </w:rPr>
-              <w:t>Vorbereitung:</w:t>
-            </w:r>
-          </w:p>
-          <w:p>
-            <w:pPr>
-              <w:spacing w:line="276" w:lineRule="auto"/>
-              <w:rPr>
-                <w:rFonts w:cstheme="minorHAnsi"/>
-                <w:color w:val="EE0000"/>
-              </w:rPr>
-            </w:pPr>
-            <w:r>
-              <w:rPr>
-                <w:rFonts w:cstheme="minorHAnsi"/>
-                <w:color w:val="EE0000"/>
-              </w:rPr>
-              <w:t xml:space="preserve">- Markieren Sie ein Ende des Raums mit </w:t>
-            </w:r>
-            <w:r>
-              <w:rPr>
-                <w:rFonts w:cstheme="minorHAnsi"/>
-                <w:color w:val="EE0000"/>
-              </w:rPr>
-              <w:t>„</w:t>
-            </w:r>
-            <w:r>
-              <w:rPr>
-                <w:rFonts w:cstheme="minorHAnsi"/>
-                <w:color w:val="EE0000"/>
-              </w:rPr>
-              <w:t>Stimme voll zu</w:t>
-            </w:r>
-            <w:r>
-              <w:rPr>
-                <w:rFonts w:cstheme="minorHAnsi"/>
-                <w:color w:val="EE0000"/>
-              </w:rPr>
-              <w:t>“</w:t>
-            </w:r>
-            <w:r>
-              <w:rPr>
-                <w:rFonts w:cstheme="minorHAnsi"/>
-                <w:color w:val="EE0000"/>
-              </w:rPr>
-              <w:t xml:space="preserve">, das andere mit </w:t>
-            </w:r>
-            <w:r>
-              <w:rPr>
-                <w:rFonts w:cstheme="minorHAnsi"/>
-                <w:color w:val="EE0000"/>
-              </w:rPr>
-              <w:t>„</w:t>
-            </w:r>
-            <w:r>
-              <w:rPr>
-                <w:rFonts w:cstheme="minorHAnsi"/>
-                <w:color w:val="EE0000"/>
-              </w:rPr>
-              <w:t>Stimme gar nicht zu</w:t>
-            </w:r>
-            <w:r>
-              <w:rPr>
-                <w:rFonts w:cstheme="minorHAnsi"/>
-                <w:color w:val="EE0000"/>
-              </w:rPr>
-              <w:t>“</w:t>
-            </w:r>
-            <w:r>
-              <w:rPr>
-                <w:rFonts w:cstheme="minorHAnsi"/>
-                <w:color w:val="EE0000"/>
-              </w:rPr>
-              <w:t xml:space="preserve"> und die Mitte mit </w:t>
-            </w:r>
-            <w:r>
-              <w:rPr>
-                <w:rFonts w:cstheme="minorHAnsi"/>
-                <w:color w:val="EE0000"/>
-              </w:rPr>
-              <w:t>„</w:t>
-            </w:r>
-            <w:r>
-              <w:rPr>
-                <w:rFonts w:cstheme="minorHAnsi"/>
-                <w:color w:val="EE0000"/>
-              </w:rPr>
-              <w:t>U</w:t>
-            </w:r>
-            <w:r>
-              <w:rPr>
-                <w:rFonts w:cstheme="minorHAnsi"/>
-                <w:color w:val="EE0000"/>
-              </w:rPr>
-              <w:t xml:space="preserve">nentschieden / </w:t>
-            </w:r>
-            <w:r>
-              <w:rPr>
-                <w:rFonts w:cstheme="minorHAnsi"/>
-                <w:color w:val="EE0000"/>
-              </w:rPr>
-              <w:t>K</w:t>
-            </w:r>
-            <w:r>
-              <w:rPr>
-                <w:rFonts w:cstheme="minorHAnsi"/>
-                <w:color w:val="EE0000"/>
-              </w:rPr>
-              <w:t>ommt darauf an</w:t>
-            </w:r>
-            <w:r>
-              <w:rPr>
-                <w:rFonts w:cstheme="minorHAnsi"/>
-                <w:color w:val="EE0000"/>
-              </w:rPr>
-              <w:t>“</w:t>
-            </w:r>
-            <w:r>
-              <w:rPr>
-                <w:rFonts w:cstheme="minorHAnsi"/>
-                <w:color w:val="EE0000"/>
-              </w:rPr>
-              <w:t xml:space="preserve">. </w:t>
-            </w:r>
-          </w:p>
-          <w:p>
-            <w:pPr>
-              <w:spacing w:line="276" w:lineRule="auto"/>
-              <w:rPr>
-                <w:rFonts w:cstheme="minorHAnsi"/>
-                <w:color w:val="EE0000"/>
-              </w:rPr>
-            </w:pPr>
-            <w:r>
-              <w:rPr>
-                <w:rFonts w:cstheme="minorHAnsi"/>
-                <w:color w:val="EE0000"/>
-              </w:rPr>
-              <w:t xml:space="preserve">- </w:t>
-            </w:r>
-            <w:r>
-              <w:rPr>
-                <w:rFonts w:cstheme="minorHAnsi"/>
-                <w:color w:val="EE0000"/>
-              </w:rPr>
-              <w:t>Schreiben oder projizieren Sie die zu besprechende Aussage gut sichtbar. (hier:</w:t>
-            </w:r>
-            <w:r>
-              <w:rPr>
-                <w:rFonts w:cstheme="minorHAnsi"/>
-                <w:color w:val="EE0000"/>
-              </w:rPr>
-              <w:t xml:space="preserve"> </w:t>
-            </w:r>
-            <w:r>
-              <w:rPr>
-                <w:rFonts w:cstheme="minorHAnsi"/>
-                <w:color w:val="EE0000"/>
-              </w:rPr>
-              <w:t>„</w:t>
-            </w:r>
-            <w:r>
-              <w:rPr>
-                <w:rFonts w:cstheme="minorHAnsi"/>
-                <w:color w:val="EE0000"/>
-              </w:rPr>
-              <w:t xml:space="preserve">Die </w:t>
-            </w:r>
-            <w:r>
-              <w:rPr>
-                <w:rFonts w:cstheme="minorHAnsi"/>
-                <w:color w:val="EE0000"/>
-              </w:rPr>
-              <w:t>KI kann eine echte Freundin oder ein echter Freund sein.</w:t>
-            </w:r>
-            <w:r>
-              <w:rPr>
-                <w:rFonts w:cstheme="minorHAnsi"/>
-                <w:color w:val="EE0000"/>
-              </w:rPr>
-              <w:t>“</w:t>
-            </w:r>
-            <w:r>
-              <w:rPr>
-                <w:rFonts w:cstheme="minorHAnsi"/>
-                <w:color w:val="EE0000"/>
-              </w:rPr>
-              <w:t>)</w:t>
-            </w:r>
-          </w:p>
-          <w:p>
-            <w:pPr>
-              <w:spacing w:line="276" w:lineRule="auto"/>
-              <w:rPr>
-                <w:rFonts w:cstheme="minorHAnsi"/>
-                <w:b/>
-                <w:bCs/>
-                <w:color w:val="EE0000"/>
-              </w:rPr>
-            </w:pPr>
-            <w:r>
-              <w:rPr>
-                <w:rFonts w:cstheme="minorHAnsi"/>
-                <w:b/>
-                <w:bCs/>
-                <w:color w:val="EE0000"/>
-              </w:rPr>
-              <w:t>Durchführung (ca. 7 Min.):</w:t>
-            </w:r>
-          </w:p>
-          <w:p>
-            <w:pPr>
-              <w:spacing w:line="276" w:lineRule="auto"/>
-              <w:rPr>
-                <w:rFonts w:cstheme="minorHAnsi"/>
-                <w:color w:val="EE0000"/>
-              </w:rPr>
-            </w:pPr>
-            <w:r>
-              <w:rPr>
-                <w:rFonts w:cstheme="minorHAnsi"/>
-                <w:color w:val="EE0000"/>
-              </w:rPr>
-              <w:t xml:space="preserve">1. </w:t>
-            </w:r>
-            <w:r>
-              <w:rPr>
-                <w:rFonts w:cstheme="minorHAnsi"/>
-                <w:color w:val="EE0000"/>
-              </w:rPr>
-              <w:t xml:space="preserve">Die Lehrkraft liest die </w:t>
-            </w:r>
-            <w:r>
-              <w:rPr>
-                <w:rFonts w:cstheme="minorHAnsi"/>
-                <w:color w:val="EE0000"/>
-              </w:rPr>
-              <w:t xml:space="preserve">Aussage vor und </w:t>
-            </w:r>
-            <w:r>
-              <w:rPr>
-                <w:rFonts w:cstheme="minorHAnsi"/>
-                <w:color w:val="EE0000"/>
-              </w:rPr>
-              <w:t xml:space="preserve">erklärt </w:t>
-            </w:r>
-            <w:r>
-              <w:rPr>
-                <w:rFonts w:cstheme="minorHAnsi"/>
-                <w:color w:val="EE0000"/>
-              </w:rPr>
-              <w:t>kurz, was die beiden Enden bedeuten</w:t>
-            </w:r>
-            <w:r>
-              <w:rPr>
-                <w:rFonts w:cstheme="minorHAnsi"/>
-                <w:color w:val="EE0000"/>
-              </w:rPr>
-              <w:t>.</w:t>
-            </w:r>
-          </w:p>
-          <w:p>
-            <w:pPr>
-              <w:spacing w:line="276" w:lineRule="auto"/>
-              <w:rPr>
-                <w:rFonts w:cstheme="minorHAnsi"/>
-                <w:color w:val="EE0000"/>
-              </w:rPr>
-            </w:pPr>
-            <w:r>
-              <w:rPr>
-                <w:rFonts w:cstheme="minorHAnsi"/>
-                <w:color w:val="EE0000"/>
-              </w:rPr>
-              <w:t xml:space="preserve">2. </w:t>
-            </w:r>
-            <w:r>
-              <w:rPr>
-                <w:rFonts w:cstheme="minorHAnsi"/>
-                <w:color w:val="EE0000"/>
-              </w:rPr>
-              <w:t xml:space="preserve">Die </w:t>
-            </w:r>
-            <w:r>
-              <w:rPr>
-                <w:rFonts w:cstheme="minorHAnsi"/>
-                <w:color w:val="EE0000"/>
-              </w:rPr>
-              <w:t>Lernende</w:t>
-            </w:r>
-            <w:r>
-              <w:rPr>
-                <w:rFonts w:cstheme="minorHAnsi"/>
-                <w:color w:val="EE0000"/>
-              </w:rPr>
-              <w:t>n</w:t>
-            </w:r>
-            <w:r>
-              <w:rPr>
-                <w:rFonts w:cstheme="minorHAnsi"/>
-                <w:color w:val="EE0000"/>
-              </w:rPr>
-              <w:t xml:space="preserve"> stellen sich wortlos auf</w:t>
-            </w:r>
-            <w:r>
-              <w:rPr>
-                <w:rFonts w:cstheme="minorHAnsi"/>
-                <w:color w:val="EE0000"/>
-              </w:rPr>
-              <w:t xml:space="preserve"> (k</w:t>
-            </w:r>
-            <w:r>
-              <w:rPr>
-                <w:rFonts w:cstheme="minorHAnsi"/>
-                <w:color w:val="EE0000"/>
-              </w:rPr>
-              <w:t xml:space="preserve">eine Absprache, </w:t>
-            </w:r>
-            <w:r>
-              <w:rPr>
-                <w:rFonts w:cstheme="minorHAnsi"/>
-                <w:color w:val="EE0000"/>
-              </w:rPr>
-              <w:t>Einzelarbeit).</w:t>
-            </w:r>
-          </w:p>
-          <w:p>
-            <w:pPr>
-              <w:spacing w:line="276" w:lineRule="auto"/>
-              <w:rPr>
-                <w:rFonts w:cstheme="minorHAnsi"/>
-                <w:color w:val="EE0000"/>
-              </w:rPr>
-            </w:pPr>
-            <w:r>
-              <w:rPr>
-                <w:rFonts w:cstheme="minorHAnsi"/>
-                <w:color w:val="EE0000"/>
-              </w:rPr>
-              <w:t xml:space="preserve">3. </w:t>
-            </w:r>
-            <w:r>
-              <w:rPr>
-                <w:rFonts w:cstheme="minorHAnsi"/>
-                <w:color w:val="EE0000"/>
-              </w:rPr>
-              <w:t xml:space="preserve">Die </w:t>
-            </w:r>
-            <w:r>
-              <w:rPr>
-                <w:rFonts w:cstheme="minorHAnsi"/>
-                <w:color w:val="EE0000"/>
-              </w:rPr>
-              <w:t xml:space="preserve">Lehrkraft fragt </w:t>
-            </w:r>
-            <w:r>
-              <w:rPr>
-                <w:rFonts w:cstheme="minorHAnsi"/>
-                <w:color w:val="EE0000"/>
-              </w:rPr>
-              <w:t xml:space="preserve">die </w:t>
-            </w:r>
-            <w:r>
-              <w:rPr>
-                <w:rFonts w:cstheme="minorHAnsi"/>
-                <w:color w:val="EE0000"/>
-              </w:rPr>
-              <w:t>einzelne</w:t>
-            </w:r>
-            <w:r>
-              <w:rPr>
-                <w:rFonts w:cstheme="minorHAnsi"/>
-                <w:color w:val="EE0000"/>
-              </w:rPr>
-              <w:t>n</w:t>
-            </w:r>
-            <w:r>
-              <w:rPr>
-                <w:rFonts w:cstheme="minorHAnsi"/>
-                <w:color w:val="EE0000"/>
-              </w:rPr>
-              <w:t xml:space="preserve"> Personen aus verschiedenen Positionen: </w:t>
-            </w:r>
-            <w:r>
-              <w:rPr>
-                <w:rFonts w:cstheme="minorHAnsi"/>
-                <w:color w:val="EE0000"/>
-              </w:rPr>
-              <w:t>„</w:t>
-            </w:r>
-            <w:r>
-              <w:rPr>
-                <w:rFonts w:cstheme="minorHAnsi"/>
-                <w:color w:val="EE0000"/>
-              </w:rPr>
-              <w:t>Warum stehst du dort?</w:t>
-            </w:r>
-            <w:r>
-              <w:rPr>
-                <w:rFonts w:cstheme="minorHAnsi"/>
-                <w:color w:val="EE0000"/>
-              </w:rPr>
-              <w:t>“</w:t>
-            </w:r>
-          </w:p>
-          <w:p>
-            <w:pPr>
-              <w:spacing w:line="276" w:lineRule="auto"/>
-              <w:rPr>
-                <w:rFonts w:cstheme="minorHAnsi"/>
-                <w:color w:val="EE0000"/>
-              </w:rPr>
-            </w:pPr>
-            <w:r>
-              <w:rPr>
-                <w:rFonts w:cstheme="minorHAnsi"/>
-                <w:color w:val="EE0000"/>
-              </w:rPr>
-              <w:t>4. Nach einigen Wortmeldungen</w:t>
-            </w:r>
-            <w:r>
-              <w:rPr>
-                <w:color w:val="EE0000"/>
-              </w:rPr>
-              <w:t xml:space="preserve"> </w:t>
-            </w:r>
-            <w:r>
-              <w:rPr>
-                <w:rFonts w:cstheme="minorHAnsi"/>
-                <w:color w:val="EE0000"/>
-              </w:rPr>
-              <w:t>wird gefragt: „Hat ein Argument jemanden dazu gebracht, seinen Platz zu wechseln?“ Ein Positionswechsel ist ausdrücklich erlaubt und wird wertgeschätzt.</w:t>
-            </w:r>
-          </w:p>
-          <w:p>
-            <w:pPr>
-              <w:spacing w:line="276" w:lineRule="auto"/>
-              <w:rPr>
-                <w:rFonts w:cstheme="minorHAnsi"/>
-                <w:color w:val="EE0000"/>
-              </w:rPr>
-            </w:pPr>
-            <w:r>
-              <w:rPr>
-                <w:rFonts w:cstheme="minorHAnsi"/>
-                <w:color w:val="EE0000"/>
-              </w:rPr>
-              <w:t xml:space="preserve">5. </w:t>
-            </w:r>
-            <w:r>
-              <w:rPr>
-                <w:rFonts w:cstheme="minorHAnsi"/>
-                <w:color w:val="EE0000"/>
-              </w:rPr>
-              <w:t>Die Lehrkraft gibt den Abschlussimpuls</w:t>
-            </w:r>
-            <w:r>
-              <w:rPr>
-                <w:rFonts w:cstheme="minorHAnsi"/>
-                <w:color w:val="EE0000"/>
-              </w:rPr>
-              <w:t xml:space="preserve"> (hier:</w:t>
-            </w:r>
-            <w:r>
-              <w:rPr>
-                <w:rFonts w:cstheme="minorHAnsi"/>
-                <w:color w:val="EE0000"/>
-              </w:rPr>
-              <w:t xml:space="preserve"> „Die KI kann alles sein – außer ein Gegenüber.“</w:t>
-            </w:r>
-            <w:r>
-              <w:rPr>
-                <w:rFonts w:cstheme="minorHAnsi"/>
-                <w:color w:val="EE0000"/>
-              </w:rPr>
-              <w:t>)</w:t>
-            </w:r>
-          </w:p>
-          <w:p>
-            <w:pPr>
-              <w:spacing w:line="276" w:lineRule="auto"/>
-              <w:rPr>
-                <w:rFonts w:cstheme="minorHAnsi"/>
-                <w:b/>
-                <w:bCs/>
-                <w:color w:val="EE0000"/>
-              </w:rPr>
-            </w:pPr>
-            <w:r>
-              <w:rPr>
-                <w:rFonts w:cstheme="minorHAnsi"/>
-                <w:b/>
-                <w:bCs/>
-                <w:color w:val="EE0000"/>
-              </w:rPr>
-              <w:t>Wichtige Hinweise:</w:t>
-            </w:r>
-          </w:p>
-          <w:p>
-            <w:pPr>
-              <w:spacing w:line="276" w:lineRule="auto"/>
-              <w:rPr>
-                <w:rFonts w:cstheme="minorHAnsi"/>
-                <w:color w:val="EE0000"/>
-              </w:rPr>
-            </w:pPr>
-            <w:r>
-              <w:rPr>
-                <w:rFonts w:cstheme="minorHAnsi"/>
-                <w:color w:val="EE0000"/>
-              </w:rPr>
-              <w:t xml:space="preserve">- </w:t>
-            </w:r>
-            <w:r>
-              <w:rPr>
-                <w:rFonts w:cstheme="minorHAnsi"/>
-                <w:color w:val="EE0000"/>
-              </w:rPr>
-              <w:t>Alle Positionen sind legitim, und auch die Zustimmung zur Aussage soll nicht kommentiert oder korrigiert werden</w:t>
-            </w:r>
-            <w:r>
-              <w:rPr>
-                <w:rFonts w:cstheme="minorHAnsi"/>
-                <w:color w:val="EE0000"/>
-              </w:rPr>
-              <w:t>.</w:t>
-            </w:r>
-          </w:p>
-          <w:p>
-            <w:pPr>
-              <w:spacing w:line="276" w:lineRule="auto"/>
-              <w:rPr>
-                <w:rFonts w:cstheme="minorHAnsi"/>
-                <w:color w:val="EE0000"/>
-              </w:rPr>
-            </w:pPr>
-            <w:r>
-              <w:rPr>
-                <w:rFonts w:cstheme="minorHAnsi"/>
-                <w:color w:val="EE0000"/>
-              </w:rPr>
-              <w:t xml:space="preserve">- </w:t>
-            </w:r>
-            <w:r>
-              <w:rPr>
-                <w:rFonts w:cstheme="minorHAnsi"/>
-                <w:color w:val="EE0000"/>
-              </w:rPr>
-              <w:t xml:space="preserve">Das </w:t>
-            </w:r>
-            <w:r>
-              <w:rPr>
-                <w:rFonts w:cstheme="minorHAnsi"/>
-                <w:color w:val="EE0000"/>
-              </w:rPr>
-              <w:t xml:space="preserve">Ziel ist nicht die </w:t>
-            </w:r>
-            <w:r>
-              <w:rPr>
-                <w:rFonts w:cstheme="minorHAnsi"/>
-                <w:color w:val="EE0000"/>
-              </w:rPr>
-              <w:t>„</w:t>
-            </w:r>
-            <w:r>
-              <w:rPr>
-                <w:rFonts w:cstheme="minorHAnsi"/>
-                <w:color w:val="EE0000"/>
-              </w:rPr>
-              <w:t>richtige</w:t>
-            </w:r>
-            <w:r>
-              <w:rPr>
-                <w:rFonts w:cstheme="minorHAnsi"/>
-                <w:color w:val="EE0000"/>
-              </w:rPr>
-              <w:t>“</w:t>
-            </w:r>
-            <w:r>
-              <w:rPr>
-                <w:rFonts w:cstheme="minorHAnsi"/>
-                <w:color w:val="EE0000"/>
-              </w:rPr>
-              <w:t xml:space="preserve"> Antwort, sondern das </w:t>
-            </w:r>
-            <w:r>
-              <w:rPr>
-                <w:rFonts w:cstheme="minorHAnsi"/>
-                <w:color w:val="EE0000"/>
-              </w:rPr>
-              <w:t>Formulieren</w:t>
-            </w:r>
-            <w:r>
-              <w:rPr>
-                <w:rFonts w:cstheme="minorHAnsi"/>
-                <w:color w:val="EE0000"/>
-              </w:rPr>
-              <w:t xml:space="preserve"> und Begründen einer Haltung</w:t>
-            </w:r>
-            <w:r>
-              <w:rPr>
-                <w:rFonts w:cstheme="minorHAnsi"/>
-                <w:color w:val="EE0000"/>
-              </w:rPr>
-              <w:t>.</w:t>
-            </w:r>
-          </w:p>
-          <w:p>
-            <w:pPr>
-              <w:spacing w:line="276" w:lineRule="auto"/>
-              <w:rPr>
-                <w:rFonts w:cstheme="minorHAnsi"/>
-                <w:color w:val="EE0000"/>
-              </w:rPr>
-            </w:pPr>
-            <w:r>
-              <w:rPr>
-                <w:rFonts w:cstheme="minorHAnsi"/>
-                <w:color w:val="EE0000"/>
-              </w:rPr>
-              <w:t>- Die Mitte wird am stärksten besetzt sein</w:t>
-            </w:r>
-            <w:r>
-              <w:rPr>
-                <w:rFonts w:cstheme="minorHAnsi"/>
-                <w:color w:val="EE0000"/>
-              </w:rPr>
-              <w:t>. D</w:t>
-            </w:r>
-            <w:r>
-              <w:rPr>
-                <w:rFonts w:cstheme="minorHAnsi"/>
-                <w:color w:val="EE0000"/>
-              </w:rPr>
-              <w:t>as ist erwünscht und zeigt differenziertes Denken</w:t>
-            </w:r>
-            <w:r>
-              <w:rPr>
-                <w:rFonts w:cstheme="minorHAnsi"/>
-                <w:color w:val="EE0000"/>
-              </w:rPr>
-              <w:t>.</w:t>
-            </w:r>
-          </w:p>
-          <w:p>
-            <w:pPr>
-              <w:spacing w:line="276" w:lineRule="auto"/>
-              <w:rPr>
-                <w:rFonts w:cstheme="minorHAnsi"/>
-                <w:color w:val="EE0000"/>
-              </w:rPr>
-            </w:pPr>
-            <w:r>
-              <w:rPr>
-                <w:rFonts w:cstheme="minorHAnsi"/>
-                <w:color w:val="EE0000"/>
-              </w:rPr>
-              <w:t xml:space="preserve">- </w:t>
-            </w:r>
-            <w:r>
-              <w:rPr>
-                <w:rFonts w:cstheme="minorHAnsi"/>
-                <w:color w:val="EE0000"/>
-              </w:rPr>
-              <w:t xml:space="preserve">Die </w:t>
-            </w:r>
-            <w:r>
-              <w:rPr>
-                <w:rFonts w:cstheme="minorHAnsi"/>
-                <w:color w:val="EE0000"/>
-              </w:rPr>
-              <w:t>Lernende</w:t>
-            </w:r>
-            <w:r>
-              <w:rPr>
-                <w:rFonts w:cstheme="minorHAnsi"/>
-                <w:color w:val="EE0000"/>
-              </w:rPr>
-              <w:t>n</w:t>
-            </w:r>
-            <w:r>
-              <w:rPr>
-                <w:rFonts w:cstheme="minorHAnsi"/>
-                <w:color w:val="EE0000"/>
-              </w:rPr>
-              <w:t>, die sich nicht positionieren möchten, können auch beobachten (niedrigschwellige Option)</w:t>
-            </w:r>
-            <w:r>
-              <w:rPr>
-                <w:rFonts w:cstheme="minorHAnsi"/>
-                <w:color w:val="EE0000"/>
-              </w:rPr>
-              <w:t>.</w:t>
-            </w:r>
-          </w:p>
-        </w:tc>
-      </w:tr>
-    </w:tbl>
-    <w:p>
-      <w:pPr>
+        </w:rPr>
+      </w:pPr>
+      <w:r>
         <w:rPr>
           <w:rFonts w:cstheme="minorHAnsi"/>
           <w:color w:val="EE0000"/>
-        </w:rPr>
-      </w:pPr>
+          <w:highlight w:val="yellow"/>
+        </w:rPr>
+        <w:t xml:space="preserve"> </w:t>
+      </w:r>
       <w:r>
         <w:rPr>
           <w:rFonts w:cstheme="minorHAnsi"/>
@@ -18378,18 +17826,6 @@
           <w:sz w:val="24"/>
           <w:szCs w:val="24"/>
         </w:rPr>
-        <w:lastRenderedPageBreak/>
-        <w:t>Anhang 2</w:t>
-      </w:r>
-      <w:r>
-        <w:rPr>
-          <w:rFonts w:cstheme="minorHAnsi"/>
-          <w:b/>
-          <w:bCs/>
-          <w:color w:val="EE0000"/>
-          <w:sz w:val="24"/>
-          <w:szCs w:val="24"/>
-        </w:rPr>
         <w:br/>
       </w:r>
     </w:p>
@@ -18397,9 +17833,171 @@
       <w:pPr>
         <w:rPr>
           <w:rFonts w:cstheme="minorHAnsi"/>
+          <w:b/>
+          <w:bCs/>
+        </w:rPr>
+      </w:pPr>
+      <w:r>
+        <w:rPr>
+          <w:rFonts w:cstheme="minorHAnsi"/>
+          <w:b/>
+          <w:bCs/>
+        </w:rPr>
+        <w:br w:type="page"/>
+      </w:r>
+    </w:p>
+    <w:p>
+      <w:pPr>
+        <w:rPr>
+          <w:rFonts w:cstheme="minorHAnsi"/>
+          <w:b/>
+          <w:bCs/>
+          <w:color w:val="000000" w:themeColor="text1"/>
+        </w:rPr>
+      </w:pPr>
+      <w:r>
+        <w:rPr>
+          <w:rFonts w:cstheme="minorHAnsi"/>
           <w:color w:val="EE0000"/>
         </w:rPr>
-      </w:pPr>
+        <w:lastRenderedPageBreak/>
+        <w:drawing>
+          <wp:anchor distT="0" distB="0" distL="114300" distR="114300" simplePos="0" relativeHeight="251658240" behindDoc="0" locked="0" layoutInCell="1" allowOverlap="1" wp14:anchorId="6D1B4F0F" wp14:editId="2F1C1188">
+            <wp:simplePos x="0" y="0"/>
+            <wp:positionH relativeFrom="margin">
+              <wp:posOffset>152400</wp:posOffset>
+            </wp:positionH>
+            <wp:positionV relativeFrom="paragraph">
+              <wp:posOffset>254000</wp:posOffset>
+            </wp:positionV>
+            <wp:extent cx="5728335" cy="9042400"/>
+            <wp:effectExtent l="0" t="0" r="5715" b="6350"/>
+            <wp:wrapTopAndBottom/>
+            <wp:docPr id="923178881" name="Grafik 1"/>
+            <wp:cNvGraphicFramePr>
+              <a:graphicFrameLocks xmlns:a="http://schemas.openxmlformats.org/drawingml/2006/main" noChangeAspect="1"/>
+            </wp:cNvGraphicFramePr>
+            <a:graphic xmlns:a="http://schemas.openxmlformats.org/drawingml/2006/main">
+              <a:graphicData uri="http://schemas.openxmlformats.org/drawingml/2006/picture">
+                <pic:pic xmlns:pic="http://schemas.openxmlformats.org/drawingml/2006/picture">
+                  <pic:nvPicPr>
+                    <pic:cNvPr id="923178881" name=""/>
+                    <pic:cNvPicPr/>
+                  </pic:nvPicPr>
+                  <pic:blipFill>
+                    <a:blip r:embed="rId17">
+                      <a:extLst>
+                        <a:ext uri="{28A0092B-C50C-407E-A947-70E740481C1C}">
+                          <a14:useLocalDpi xmlns:a14="http://schemas.microsoft.com/office/drawing/2010/main" val="0"/>
+                        </a:ext>
+                      </a:extLst>
+                    </a:blip>
+                    <a:stretch>
+                      <a:fillRect/>
+                    </a:stretch>
+                  </pic:blipFill>
+                  <pic:spPr>
+                    <a:xfrm>
+                      <a:off x="0" y="0"/>
+                      <a:ext cx="5728335" cy="9042400"/>
+                    </a:xfrm>
+                    <a:prstGeom prst="rect">
+                      <a:avLst/>
+                    </a:prstGeom>
+                  </pic:spPr>
+                </pic:pic>
+              </a:graphicData>
+            </a:graphic>
+            <wp14:sizeRelH relativeFrom="margin">
+              <wp14:pctWidth>0</wp14:pctWidth>
+            </wp14:sizeRelH>
+            <wp14:sizeRelV relativeFrom="margin">
+              <wp14:pctHeight>0</wp14:pctHeight>
+            </wp14:sizeRelV>
+          </wp:anchor>
+        </w:drawing>
+      </w:r>
+      <w:r>
+        <w:rPr>
+          <w:rFonts w:cstheme="minorHAnsi"/>
+          <w:b/>
+          <w:bCs/>
+        </w:rPr>
+        <w:t xml:space="preserve">Anhang </w:t>
+      </w:r>
+      <w:r>
+        <w:rPr>
+          <w:rFonts w:cstheme="minorHAnsi"/>
+          <w:b/>
+          <w:bCs/>
+        </w:rPr>
+        <w:t>2</w:t>
+      </w:r>
+      <w:r>
+        <w:rPr>
+          <w:rFonts w:cstheme="minorHAnsi"/>
+          <w:b/>
+          <w:bCs/>
+        </w:rPr>
+        <w:t xml:space="preserve"> – </w:t>
+      </w:r>
+      <w:r>
+        <w:rPr>
+          <w:rFonts w:cstheme="minorHAnsi"/>
+          <w:b/>
+          <w:bCs/>
+          <w:color w:val="000000" w:themeColor="text1"/>
+        </w:rPr>
+        <w:t xml:space="preserve">Kurzimpuls: Warum verbreiten sich </w:t>
+      </w:r>
+      <w:commentRangeStart w:id="10"/>
+      <w:r>
+        <w:rPr>
+          <w:rFonts w:cstheme="minorHAnsi"/>
+          <w:b/>
+          <w:bCs/>
+          <w:color w:val="000000" w:themeColor="text1"/>
+        </w:rPr>
+        <w:t>Mythen</w:t>
+      </w:r>
+      <w:commentRangeEnd w:id="10"/>
+      <w:r>
+        <w:rPr>
+          <w:rStyle w:val="Kommentarzeichen"/>
+          <w:rFonts w:cstheme="minorHAnsi"/>
+          <w:b/>
+          <w:bCs/>
+          <w:color w:val="000000" w:themeColor="text1"/>
+          <w:sz w:val="22"/>
+          <w:szCs w:val="22"/>
+        </w:rPr>
+        <w:commentReference w:id="10"/>
+      </w:r>
+      <w:r>
+        <w:rPr>
+          <w:rFonts w:cstheme="minorHAnsi"/>
+          <w:b/>
+          <w:bCs/>
+          <w:color w:val="000000" w:themeColor="text1"/>
+        </w:rPr>
+        <w:t>?</w:t>
+      </w:r>
+    </w:p>
+    <w:p>
+      <w:pPr>
+        <w:rPr>
+          <w:rFonts w:cstheme="minorHAnsi"/>
+          <w:color w:val="EE0000"/>
+        </w:rPr>
+      </w:pPr>
+      <w:r>
+        <w:rPr>
+          <w:rFonts w:cstheme="minorHAnsi"/>
+          <w:color w:val="EE0000"/>
+        </w:rPr>
+        <w:lastRenderedPageBreak/>
+        <w:t xml:space="preserve"> </w:t>
+      </w:r>
       <w:r>
         <w:rPr>
           <w:rFonts w:cstheme="minorHAnsi"/>
@@ -19382,7 +18980,12 @@
       </w:r>
     </w:p>
     <w:sectPr>
-      <w:headerReference w:type="default" r:id="rId26"/>
+      <w:headerReference w:type="even" r:id="rId26"/>
+      <w:headerReference w:type="default" r:id="rId27"/>
+      <w:footerReference w:type="even" r:id="rId28"/>
+      <w:footerReference w:type="default" r:id="rId29"/>
+      <w:headerReference w:type="first" r:id="rId30"/>
+      <w:footerReference w:type="first" r:id="rId31"/>
       <w:type w:val="continuous"/>
       <w:pgSz w:w="11906" w:h="16838"/>
       <w:pgMar w:top="720" w:right="720" w:bottom="720" w:left="720" w:header="708" w:footer="708" w:gutter="0"/>
@@ -19546,7 +19149,58 @@
       </w:r>
     </w:p>
   </w:comment>
-  <w:comment w:id="5" w:author="Michael Kohl" w:date="2026-05-04T12:14:00Z" w:initials="MK">
+  <w:comment w:id="4" w:author="Michael Kohl" w:date="2026-05-06T16:35:00Z" w:initials="MK">
+    <w:p>
+      <w:pPr>
+        <w:pStyle w:val="Kommentartext"/>
+      </w:pPr>
+      <w:r>
+        <w:rPr>
+          <w:rStyle w:val="Kommentarzeichen"/>
+        </w:rPr>
+        <w:annotationRef/>
+      </w:r>
+      <w:r>
+        <w:rPr>
+          <w:color w:val="000000"/>
+        </w:rPr>
+        <w:t>welche Inhalte sollen auf Tafel?</w:t>
+      </w:r>
+    </w:p>
+  </w:comment>
+  <w:comment w:id="6" w:author="Michael Kohl" w:date="2026-05-06T17:23:00Z" w:initials="MK">
+    <w:p>
+      <w:pPr>
+        <w:pStyle w:val="Kommentartext"/>
+      </w:pPr>
+      <w:r>
+        <w:rPr>
+          <w:rStyle w:val="Kommentarzeichen"/>
+        </w:rPr>
+        <w:annotationRef/>
+      </w:r>
+      <w:r>
+        <w:t>Hab ich als html Datei, falls gewünscht müsste man das noch als powerpoint erstellen</w:t>
+      </w:r>
+    </w:p>
+  </w:comment>
+  <w:comment w:id="7" w:author="Michael Kohl" w:date="2026-05-06T17:26:00Z" w:initials="MK">
+    <w:p>
+      <w:pPr>
+        <w:pStyle w:val="Kommentartext"/>
+      </w:pPr>
+      <w:r>
+        <w:rPr>
+          <w:rStyle w:val="Kommentarzeichen"/>
+        </w:rPr>
+        <w:annotationRef/>
+      </w:r>
+      <w:r>
+        <w:t>Nur erzählen oder brauchen wir da Bildmaterial?</w:t>
+      </w:r>
+    </w:p>
+  </w:comment>
+  <w:comment w:id="8" w:author="Michael Kohl" w:date="2026-05-04T12:14:00Z" w:initials="MK">
     <w:p>
       <w:pPr>
         <w:pStyle w:val="Kommentartext"/>
@@ -19559,6 +19213,38 @@
       </w:r>
       <w:r>
         <w:t>Als QR Code mit aufs Arbeitsblatt?</w:t>
+      </w:r>
+    </w:p>
+  </w:comment>
+  <w:comment w:id="9" w:author="Michael Kohl" w:date="2026-05-06T16:53:00Z" w:initials="MK">
+    <w:p>
+      <w:pPr>
+        <w:pStyle w:val="Kommentartext"/>
+      </w:pPr>
+      <w:r>
+        <w:rPr>
+          <w:rStyle w:val="Kommentarzeichen"/>
+        </w:rPr>
+        <w:annotationRef/>
+      </w:r>
+      <w:r>
+        <w:t>Keine drin bisher</w:t>
+      </w:r>
+    </w:p>
+  </w:comment>
+  <w:comment w:id="10" w:author="Michael Kohl" w:date="2026-05-06T17:33:00Z" w:initials="MK">
+    <w:p>
+      <w:pPr>
+        <w:pStyle w:val="Kommentartext"/>
+      </w:pPr>
+      <w:r>
+        <w:rPr>
+          <w:rStyle w:val="Kommentarzeichen"/>
+        </w:rPr>
+        <w:annotationRef/>
+      </w:r>
+      <w:r>
+        <w:t>Liegt auch als html vor</w:t>
       </w:r>
     </w:p>
   </w:comment>
@@ -19569,7 +19255,12 @@
 <w15:commentsEx xmlns:wpc="http://schemas.microsoft.com/office/word/2010/wordprocessingCanvas" xmlns:cx="http://schemas.microsoft.com/office/drawing/2014/chartex" xmlns:cx1="http://schemas.microsoft.com/office/drawing/2015/9/8/chartex" xmlns:cx2="http://schemas.microsoft.com/office/drawing/2015/10/21/chartex" xmlns:cx3="http://schemas.microsoft.com/office/drawing/2016/5/9/chartex" xmlns:cx4="http://schemas.microsoft.com/office/drawing/2016/5/10/chartex" xmlns:cx5="http://schemas.microsoft.com/office/drawing/2016/5/11/chartex" xmlns:cx6="http://schemas.microsoft.com/office/drawing/2016/5/12/chartex" xmlns:cx7="http://schemas.microsoft.com/office/drawing/2016/5/13/chartex" xmlns:cx8="http://schemas.microsoft.com/office/drawing/2016/5/14/chartex" xmlns:mc="http://schemas.openxmlformats.org/markup-compatibility/2006" xmlns:aink="http://schemas.microsoft.com/office/drawing/2016/ink" xmlns:am3d="http://schemas.microsoft.com/office/drawing/2017/model3d" xmlns:o="urn:schemas-microsoft-com:office:office" xmlns:oel="http://schemas.microsoft.com/office/2019/extlst" xmlns:r="http://schemas.openxmlformats.org/officeDocument/2006/relationships" xmlns:m="http://schemas.openxmlformats.org/officeDocument/2006/math" xmlns:v="urn:schemas-microsoft-com:vml" xmlns:wp14="http://schemas.microsoft.com/office/word/2010/wordprocessingDrawing" xmlns:wp="http://schemas.openxmlformats.org/drawingml/2006/wordprocessingDrawing" xmlns:w10="urn:schemas-microsoft-com:office:word" xmlns:w="http://schemas.openxmlformats.org/wordprocessingml/2006/main" xmlns:w14="http://schemas.microsoft.com/office/word/2010/wordml" xmlns:w15="http://schemas.microsoft.com/office/word/2012/wordml" xmlns:w16cex="http://schemas.microsoft.com/office/word/2018/wordml/cex" xmlns:w16cid="http://schemas.microsoft.com/office/word/2016/wordml/cid" xmlns:w16="http://schemas.microsoft.com/office/word/2018/wordml" xmlns:w16du="http://schemas.microsoft.com/office/word/2023/wordml/word16du" xmlns:w16sdtdh="http://schemas.microsoft.com/office/word/2020/wordml/sdtdatahash" xmlns:w16sdtfl="http://schemas.microsoft.com/office/word/2024/wordml/sdtformatlock" xmlns:w16se="http://schemas.microsoft.com/office/word/2015/wordml/symex" xmlns:wpg="http://schemas.microsoft.com/office/word/2010/wordprocessingGroup" xmlns:wpi="http://schemas.microsoft.com/office/word/2010/wordprocessingInk" xmlns:wne="http://schemas.microsoft.com/office/word/2006/wordml" xmlns:wps="http://schemas.microsoft.com/office/word/2010/wordprocessingShape" mc:Ignorable="w14 w15 w16se w16cid w16 w16cex w16sdtdh w16sdtfl w16du wp14">
   <w15:commentEx w15:paraId="7FD3D28C" w15:done="0"/>
   <w15:commentEx w15:paraId="5C836027" w15:done="0"/>
+  <w15:commentEx w15:paraId="2D86C326" w15:done="0"/>
+  <w15:commentEx w15:paraId="71F289E1" w15:done="0"/>
+  <w15:commentEx w15:paraId="657BA387" w15:done="0"/>
   <w15:commentEx w15:paraId="265A74AB" w15:done="0"/>
+  <w15:commentEx w15:paraId="532F5A81" w15:done="0"/>
+  <w15:commentEx w15:paraId="62D95A4F" w15:done="0"/>
 </w15:commentsEx>
 </file>
 
@@ -19577,7 +19268,12 @@
 <w16cex:commentsExtensible xmlns:wpc="http://schemas.microsoft.com/office/word/2010/wordprocessingCanvas" xmlns:cx="http://schemas.microsoft.com/office/drawing/2014/chartex" xmlns:cx1="http://schemas.microsoft.com/office/drawing/2015/9/8/chartex" xmlns:cx2="http://schemas.microsoft.com/office/drawing/2015/10/21/chartex" xmlns:cx3="http://schemas.microsoft.com/office/drawing/2016/5/9/chartex" xmlns:cx4="http://schemas.microsoft.com/office/drawing/2016/5/10/chartex" xmlns:cx5="http://schemas.microsoft.com/office/drawing/2016/5/11/chartex" xmlns:cx6="http://schemas.microsoft.com/office/drawing/2016/5/12/chartex" xmlns:cx7="http://schemas.microsoft.com/office/drawing/2016/5/13/chartex" xmlns:cx8="http://schemas.microsoft.com/office/drawing/2016/5/14/chartex" xmlns:cr="http://schemas.microsoft.com/office/comments/2020/reactions" xmlns:mc="http://schemas.openxmlformats.org/markup-compatibility/2006" xmlns:aink="http://schemas.microsoft.com/office/drawing/2016/ink" xmlns:am3d="http://schemas.microsoft.com/office/drawing/2017/model3d" xmlns:o="urn:schemas-microsoft-com:office:office" xmlns:oel="http://schemas.microsoft.com/office/2019/extlst" xmlns:r="http://schemas.openxmlformats.org/officeDocument/2006/relationships" xmlns:m="http://schemas.openxmlformats.org/officeDocument/2006/math" xmlns:v="urn:schemas-microsoft-com:vml" xmlns:wp14="http://schemas.microsoft.com/office/word/2010/wordprocessingDrawing" xmlns:wp="http://schemas.openxmlformats.org/drawingml/2006/wordprocessingDrawing" xmlns:w10="urn:schemas-microsoft-com:office:word" xmlns:w="http://schemas.openxmlformats.org/wordprocessingml/2006/main" xmlns:w14="http://schemas.microsoft.com/office/word/2010/wordml" xmlns:w15="http://schemas.microsoft.com/office/word/2012/wordml" xmlns:w16cex="http://schemas.microsoft.com/office/word/2018/wordml/cex" xmlns:w16cid="http://schemas.microsoft.com/office/word/2016/wordml/cid" xmlns:w16="http://schemas.microsoft.com/office/word/2018/wordml" xmlns:w16du="http://schemas.microsoft.com/office/word/2023/wordml/word16du" xmlns:w16sdtdh="http://schemas.microsoft.com/office/word/2020/wordml/sdtdatahash" xmlns:w16sdtfl="http://schemas.microsoft.com/office/word/2024/wordml/sdtformatlock" xmlns:w16se="http://schemas.microsoft.com/office/word/2015/wordml/symex" xmlns:wpg="http://schemas.microsoft.com/office/word/2010/wordprocessingGroup" xmlns:wpi="http://schemas.microsoft.com/office/word/2010/wordprocessingInk" xmlns:wne="http://schemas.microsoft.com/office/word/2006/wordml" xmlns:wps="http://schemas.microsoft.com/office/word/2010/wordprocessingShape" mc:Ignorable="w14 w15 w16se w16cid w16 w16cex w16sdtdh w16sdtfl cr w16du wp14">
   <w16cex:commentExtensible w16cex:durableId="2543F118" w16cex:dateUtc="2026-05-04T15:53:00Z"/>
   <w16cex:commentExtensible w16cex:durableId="3FD6BECB" w16cex:dateUtc="2026-05-04T07:11:00Z"/>
+  <w16cex:commentExtensible w16cex:durableId="57FE2AF7" w16cex:dateUtc="2026-05-06T14:35:00Z"/>
+  <w16cex:commentExtensible w16cex:durableId="0F913431" w16cex:dateUtc="2026-05-06T15:23:00Z"/>
+  <w16cex:commentExtensible w16cex:durableId="6130BE1F" w16cex:dateUtc="2026-05-06T15:26:00Z"/>
   <w16cex:commentExtensible w16cex:durableId="2F012372" w16cex:dateUtc="2026-05-04T10:14:00Z"/>
+  <w16cex:commentExtensible w16cex:durableId="18392C7B" w16cex:dateUtc="2026-05-06T14:53:00Z"/>
+  <w16cex:commentExtensible w16cex:durableId="12BF5153" w16cex:dateUtc="2026-05-06T15:33:00Z"/>
 </w16cex:commentsExtensible>
 </file>
 
@@ -19585,7 +19281,12 @@
 <w16cid:commentsIds xmlns:wpc="http://schemas.microsoft.com/office/word/2010/wordprocessingCanvas" xmlns:cx="http://schemas.microsoft.com/office/drawing/2014/chartex" xmlns:cx1="http://schemas.microsoft.com/office/drawing/2015/9/8/chartex" xmlns:cx2="http://schemas.microsoft.com/office/drawing/2015/10/21/chartex" xmlns:cx3="http://schemas.microsoft.com/office/drawing/2016/5/9/chartex" xmlns:cx4="http://schemas.microsoft.com/office/drawing/2016/5/10/chartex" xmlns:cx5="http://schemas.microsoft.com/office/drawing/2016/5/11/chartex" xmlns:cx6="http://schemas.microsoft.com/office/drawing/2016/5/12/chartex" xmlns:cx7="http://schemas.microsoft.com/office/drawing/2016/5/13/chartex" xmlns:cx8="http://schemas.microsoft.com/office/drawing/2016/5/14/chartex" xmlns:mc="http://schemas.openxmlformats.org/markup-compatibility/2006" xmlns:aink="http://schemas.microsoft.com/office/drawing/2016/ink" xmlns:am3d="http://schemas.microsoft.com/office/drawing/2017/model3d" xmlns:o="urn:schemas-microsoft-com:office:office" xmlns:oel="http://schemas.microsoft.com/office/2019/extlst" xmlns:r="http://schemas.openxmlformats.org/officeDocument/2006/relationships" xmlns:m="http://schemas.openxmlformats.org/officeDocument/2006/math" xmlns:v="urn:schemas-microsoft-com:vml" xmlns:wp14="http://schemas.microsoft.com/office/word/2010/wordprocessingDrawing" xmlns:wp="http://schemas.openxmlformats.org/drawingml/2006/wordprocessingDrawing" xmlns:w10="urn:schemas-microsoft-com:office:word" xmlns:w="http://schemas.openxmlformats.org/wordprocessingml/2006/main" xmlns:w14="http://schemas.microsoft.com/office/word/2010/wordml" xmlns:w15="http://schemas.microsoft.com/office/word/2012/wordml" xmlns:w16cex="http://schemas.microsoft.com/office/word/2018/wordml/cex" xmlns:w16cid="http://schemas.microsoft.com/office/word/2016/wordml/cid" xmlns:w16="http://schemas.microsoft.com/office/word/2018/wordml" xmlns:w16du="http://schemas.microsoft.com/office/word/2023/wordml/word16du" xmlns:w16sdtdh="http://schemas.microsoft.com/office/word/2020/wordml/sdtdatahash" xmlns:w16sdtfl="http://schemas.microsoft.com/office/word/2024/wordml/sdtformatlock" xmlns:w16se="http://schemas.microsoft.com/office/word/2015/wordml/symex" xmlns:wpg="http://schemas.microsoft.com/office/word/2010/wordprocessingGroup" xmlns:wpi="http://schemas.microsoft.com/office/word/2010/wordprocessingInk" xmlns:wne="http://schemas.microsoft.com/office/word/2006/wordml" xmlns:wps="http://schemas.microsoft.com/office/word/2010/wordprocessingShape" mc:Ignorable="w14 w15 w16se w16cid w16 w16cex w16sdtdh w16sdtfl w16du wp14">
   <w16cid:commentId w16cid:paraId="7FD3D28C" w16cid:durableId="2543F118"/>
   <w16cid:commentId w16cid:paraId="5C836027" w16cid:durableId="3FD6BECB"/>
+  <w16cid:commentId w16cid:paraId="2D86C326" w16cid:durableId="57FE2AF7"/>
+  <w16cid:commentId w16cid:paraId="71F289E1" w16cid:durableId="0F913431"/>
+  <w16cid:commentId w16cid:paraId="657BA387" w16cid:durableId="6130BE1F"/>
   <w16cid:commentId w16cid:paraId="265A74AB" w16cid:durableId="2F012372"/>
+  <w16cid:commentId w16cid:paraId="532F5A81" w16cid:durableId="18392C7B"/>
+  <w16cid:commentId w16cid:paraId="62D95A4F" w16cid:durableId="12BF5153"/>
 </w16cid:commentsIds>
 </file>
 
@@ -19612,6 +19313,36 @@
     </w:p>
   </w:endnote>
 </w:endnotes>
+</file>
+
+<file path=word/footer1.xml><?xml version="1.0" encoding="utf-8"?>
+<w:ftr xmlns:wpc="http://schemas.microsoft.com/office/word/2010/wordprocessingCanvas" xmlns:cx="http://schemas.microsoft.com/office/drawing/2014/chartex" xmlns:cx1="http://schemas.microsoft.com/office/drawing/2015/9/8/chartex" xmlns:cx2="http://schemas.microsoft.com/office/drawing/2015/10/21/chartex" xmlns:cx3="http://schemas.microsoft.com/office/drawing/2016/5/9/chartex" xmlns:cx4="http://schemas.microsoft.com/office/drawing/2016/5/10/chartex" xmlns:cx5="http://schemas.microsoft.com/office/drawing/2016/5/11/chartex" xmlns:cx6="http://schemas.microsoft.com/office/drawing/2016/5/12/chartex" xmlns:cx7="http://schemas.microsoft.com/office/drawing/2016/5/13/chartex" xmlns:cx8="http://schemas.microsoft.com/office/drawing/2016/5/14/chartex" xmlns:mc="http://schemas.openxmlformats.org/markup-compatibility/2006" xmlns:aink="http://schemas.microsoft.com/office/drawing/2016/ink" xmlns:am3d="http://schemas.microsoft.com/office/drawing/2017/model3d" xmlns:o="urn:schemas-microsoft-com:office:office" xmlns:oel="http://schemas.microsoft.com/office/2019/extlst" xmlns:r="http://schemas.openxmlformats.org/officeDocument/2006/relationships" xmlns:m="http://schemas.openxmlformats.org/officeDocument/2006/math" xmlns:v="urn:schemas-microsoft-com:vml" xmlns:wp14="http://schemas.microsoft.com/office/word/2010/wordprocessingDrawing" xmlns:wp="http://schemas.openxmlformats.org/drawingml/2006/wordprocessingDrawing" xmlns:w10="urn:schemas-microsoft-com:office:word" xmlns:w="http://schemas.openxmlformats.org/wordprocessingml/2006/main" xmlns:w14="http://schemas.microsoft.com/office/word/2010/wordml" xmlns:w15="http://schemas.microsoft.com/office/word/2012/wordml" xmlns:w16cex="http://schemas.microsoft.com/office/word/2018/wordml/cex" xmlns:w16cid="http://schemas.microsoft.com/office/word/2016/wordml/cid" xmlns:w16="http://schemas.microsoft.com/office/word/2018/wordml" xmlns:w16du="http://schemas.microsoft.com/office/word/2023/wordml/word16du" xmlns:w16sdtdh="http://schemas.microsoft.com/office/word/2020/wordml/sdtdatahash" xmlns:w16sdtfl="http://schemas.microsoft.com/office/word/2024/wordml/sdtformatlock" xmlns:w16se="http://schemas.microsoft.com/office/word/2015/wordml/symex" xmlns:wpg="http://schemas.microsoft.com/office/word/2010/wordprocessingGroup" xmlns:wpi="http://schemas.microsoft.com/office/word/2010/wordprocessingInk" xmlns:wne="http://schemas.microsoft.com/office/word/2006/wordml" xmlns:wps="http://schemas.microsoft.com/office/word/2010/wordprocessingShape" mc:Ignorable="w14 w15 w16se w16cid w16 w16cex w16sdtdh w16sdtfl w16du wp14">
+  <w:p>
+    <w:pPr>
+      <w:pStyle w:val="Fuzeile"/>
+    </w:pPr>
+  </w:p>
+</w:ftr>
+</file>
+
+<file path=word/footer2.xml><?xml version="1.0" encoding="utf-8"?>
+<w:ftr xmlns:wpc="http://schemas.microsoft.com/office/word/2010/wordprocessingCanvas" xmlns:cx="http://schemas.microsoft.com/office/drawing/2014/chartex" xmlns:cx1="http://schemas.microsoft.com/office/drawing/2015/9/8/chartex" xmlns:cx2="http://schemas.microsoft.com/office/drawing/2015/10/21/chartex" xmlns:cx3="http://schemas.microsoft.com/office/drawing/2016/5/9/chartex" xmlns:cx4="http://schemas.microsoft.com/office/drawing/2016/5/10/chartex" xmlns:cx5="http://schemas.microsoft.com/office/drawing/2016/5/11/chartex" xmlns:cx6="http://schemas.microsoft.com/office/drawing/2016/5/12/chartex" xmlns:cx7="http://schemas.microsoft.com/office/drawing/2016/5/13/chartex" xmlns:cx8="http://schemas.microsoft.com/office/drawing/2016/5/14/chartex" xmlns:mc="http://schemas.openxmlformats.org/markup-compatibility/2006" xmlns:aink="http://schemas.microsoft.com/office/drawing/2016/ink" xmlns:am3d="http://schemas.microsoft.com/office/drawing/2017/model3d" xmlns:o="urn:schemas-microsoft-com:office:office" xmlns:oel="http://schemas.microsoft.com/office/2019/extlst" xmlns:r="http://schemas.openxmlformats.org/officeDocument/2006/relationships" xmlns:m="http://schemas.openxmlformats.org/officeDocument/2006/math" xmlns:v="urn:schemas-microsoft-com:vml" xmlns:wp14="http://schemas.microsoft.com/office/word/2010/wordprocessingDrawing" xmlns:wp="http://schemas.openxmlformats.org/drawingml/2006/wordprocessingDrawing" xmlns:w10="urn:schemas-microsoft-com:office:word" xmlns:w="http://schemas.openxmlformats.org/wordprocessingml/2006/main" xmlns:w14="http://schemas.microsoft.com/office/word/2010/wordml" xmlns:w15="http://schemas.microsoft.com/office/word/2012/wordml" xmlns:w16cex="http://schemas.microsoft.com/office/word/2018/wordml/cex" xmlns:w16cid="http://schemas.microsoft.com/office/word/2016/wordml/cid" xmlns:w16="http://schemas.microsoft.com/office/word/2018/wordml" xmlns:w16du="http://schemas.microsoft.com/office/word/2023/wordml/word16du" xmlns:w16sdtdh="http://schemas.microsoft.com/office/word/2020/wordml/sdtdatahash" xmlns:w16sdtfl="http://schemas.microsoft.com/office/word/2024/wordml/sdtformatlock" xmlns:w16se="http://schemas.microsoft.com/office/word/2015/wordml/symex" xmlns:wpg="http://schemas.microsoft.com/office/word/2010/wordprocessingGroup" xmlns:wpi="http://schemas.microsoft.com/office/word/2010/wordprocessingInk" xmlns:wne="http://schemas.microsoft.com/office/word/2006/wordml" xmlns:wps="http://schemas.microsoft.com/office/word/2010/wordprocessingShape" mc:Ignorable="w14 w15 w16se w16cid w16 w16cex w16sdtdh w16sdtfl w16du wp14">
+  <w:p>
+    <w:pPr>
+      <w:pStyle w:val="Fuzeile"/>
+    </w:pPr>
+  </w:p>
+</w:ftr>
+</file>
+
+<file path=word/footer3.xml><?xml version="1.0" encoding="utf-8"?>
+<w:ftr xmlns:wpc="http://schemas.microsoft.com/office/word/2010/wordprocessingCanvas" xmlns:cx="http://schemas.microsoft.com/office/drawing/2014/chartex" xmlns:cx1="http://schemas.microsoft.com/office/drawing/2015/9/8/chartex" xmlns:cx2="http://schemas.microsoft.com/office/drawing/2015/10/21/chartex" xmlns:cx3="http://schemas.microsoft.com/office/drawing/2016/5/9/chartex" xmlns:cx4="http://schemas.microsoft.com/office/drawing/2016/5/10/chartex" xmlns:cx5="http://schemas.microsoft.com/office/drawing/2016/5/11/chartex" xmlns:cx6="http://schemas.microsoft.com/office/drawing/2016/5/12/chartex" xmlns:cx7="http://schemas.microsoft.com/office/drawing/2016/5/13/chartex" xmlns:cx8="http://schemas.microsoft.com/office/drawing/2016/5/14/chartex" xmlns:mc="http://schemas.openxmlformats.org/markup-compatibility/2006" xmlns:aink="http://schemas.microsoft.com/office/drawing/2016/ink" xmlns:am3d="http://schemas.microsoft.com/office/drawing/2017/model3d" xmlns:o="urn:schemas-microsoft-com:office:office" xmlns:oel="http://schemas.microsoft.com/office/2019/extlst" xmlns:r="http://schemas.openxmlformats.org/officeDocument/2006/relationships" xmlns:m="http://schemas.openxmlformats.org/officeDocument/2006/math" xmlns:v="urn:schemas-microsoft-com:vml" xmlns:wp14="http://schemas.microsoft.com/office/word/2010/wordprocessingDrawing" xmlns:wp="http://schemas.openxmlformats.org/drawingml/2006/wordprocessingDrawing" xmlns:w10="urn:schemas-microsoft-com:office:word" xmlns:w="http://schemas.openxmlformats.org/wordprocessingml/2006/main" xmlns:w14="http://schemas.microsoft.com/office/word/2010/wordml" xmlns:w15="http://schemas.microsoft.com/office/word/2012/wordml" xmlns:w16cex="http://schemas.microsoft.com/office/word/2018/wordml/cex" xmlns:w16cid="http://schemas.microsoft.com/office/word/2016/wordml/cid" xmlns:w16="http://schemas.microsoft.com/office/word/2018/wordml" xmlns:w16du="http://schemas.microsoft.com/office/word/2023/wordml/word16du" xmlns:w16sdtdh="http://schemas.microsoft.com/office/word/2020/wordml/sdtdatahash" xmlns:w16sdtfl="http://schemas.microsoft.com/office/word/2024/wordml/sdtformatlock" xmlns:w16se="http://schemas.microsoft.com/office/word/2015/wordml/symex" xmlns:wpg="http://schemas.microsoft.com/office/word/2010/wordprocessingGroup" xmlns:wpi="http://schemas.microsoft.com/office/word/2010/wordprocessingInk" xmlns:wne="http://schemas.microsoft.com/office/word/2006/wordml" xmlns:wps="http://schemas.microsoft.com/office/word/2010/wordprocessingShape" mc:Ignorable="w14 w15 w16se w16cid w16 w16cex w16sdtdh w16sdtfl w16du wp14">
+  <w:p>
+    <w:pPr>
+      <w:pStyle w:val="Fuzeile"/>
+    </w:pPr>
+  </w:p>
+</w:ftr>
 </file>
 
 <file path=word/footnotes.xml><?xml version="1.0" encoding="utf-8"?>
@@ -19643,6 +19374,16 @@
 <w:hdr xmlns:wpc="http://schemas.microsoft.com/office/word/2010/wordprocessingCanvas" xmlns:cx="http://schemas.microsoft.com/office/drawing/2014/chartex" xmlns:cx1="http://schemas.microsoft.com/office/drawing/2015/9/8/chartex" xmlns:cx2="http://schemas.microsoft.com/office/drawing/2015/10/21/chartex" xmlns:cx3="http://schemas.microsoft.com/office/drawing/2016/5/9/chartex" xmlns:cx4="http://schemas.microsoft.com/office/drawing/2016/5/10/chartex" xmlns:cx5="http://schemas.microsoft.com/office/drawing/2016/5/11/chartex" xmlns:cx6="http://schemas.microsoft.com/office/drawing/2016/5/12/chartex" xmlns:cx7="http://schemas.microsoft.com/office/drawing/2016/5/13/chartex" xmlns:cx8="http://schemas.microsoft.com/office/drawing/2016/5/14/chartex" xmlns:mc="http://schemas.openxmlformats.org/markup-compatibility/2006" xmlns:aink="http://schemas.microsoft.com/office/drawing/2016/ink" xmlns:am3d="http://schemas.microsoft.com/office/drawing/2017/model3d" xmlns:o="urn:schemas-microsoft-com:office:office" xmlns:oel="http://schemas.microsoft.com/office/2019/extlst" xmlns:r="http://schemas.openxmlformats.org/officeDocument/2006/relationships" xmlns:m="http://schemas.openxmlformats.org/officeDocument/2006/math" xmlns:v="urn:schemas-microsoft-com:vml" xmlns:wp14="http://schemas.microsoft.com/office/word/2010/wordprocessingDrawing" xmlns:wp="http://schemas.openxmlformats.org/drawingml/2006/wordprocessingDrawing" xmlns:w10="urn:schemas-microsoft-com:office:word" xmlns:w="http://schemas.openxmlformats.org/wordprocessingml/2006/main" xmlns:w14="http://schemas.microsoft.com/office/word/2010/wordml" xmlns:w15="http://schemas.microsoft.com/office/word/2012/wordml" xmlns:w16cex="http://schemas.microsoft.com/office/word/2018/wordml/cex" xmlns:w16cid="http://schemas.microsoft.com/office/word/2016/wordml/cid" xmlns:w16="http://schemas.microsoft.com/office/word/2018/wordml" xmlns:w16du="http://schemas.microsoft.com/office/word/2023/wordml/word16du" xmlns:w16sdtdh="http://schemas.microsoft.com/office/word/2020/wordml/sdtdatahash" xmlns:w16sdtfl="http://schemas.microsoft.com/office/word/2024/wordml/sdtformatlock" xmlns:w16se="http://schemas.microsoft.com/office/word/2015/wordml/symex" xmlns:wpg="http://schemas.microsoft.com/office/word/2010/wordprocessingGroup" xmlns:wpi="http://schemas.microsoft.com/office/word/2010/wordprocessingInk" xmlns:wne="http://schemas.microsoft.com/office/word/2006/wordml" xmlns:wps="http://schemas.microsoft.com/office/word/2010/wordprocessingShape" mc:Ignorable="w14 w15 w16se w16cid w16 w16cex w16sdtdh w16sdtfl w16du wp14">
   <w:p>
     <w:pPr>
+      <w:pStyle w:val="Kopfzeile"/>
+    </w:pPr>
+  </w:p>
+</w:hdr>
+</file>
+
+<file path=word/header2.xml><?xml version="1.0" encoding="utf-8"?>
+<w:hdr xmlns:wpc="http://schemas.microsoft.com/office/word/2010/wordprocessingCanvas" xmlns:cx="http://schemas.microsoft.com/office/drawing/2014/chartex" xmlns:cx1="http://schemas.microsoft.com/office/drawing/2015/9/8/chartex" xmlns:cx2="http://schemas.microsoft.com/office/drawing/2015/10/21/chartex" xmlns:cx3="http://schemas.microsoft.com/office/drawing/2016/5/9/chartex" xmlns:cx4="http://schemas.microsoft.com/office/drawing/2016/5/10/chartex" xmlns:cx5="http://schemas.microsoft.com/office/drawing/2016/5/11/chartex" xmlns:cx6="http://schemas.microsoft.com/office/drawing/2016/5/12/chartex" xmlns:cx7="http://schemas.microsoft.com/office/drawing/2016/5/13/chartex" xmlns:cx8="http://schemas.microsoft.com/office/drawing/2016/5/14/chartex" xmlns:mc="http://schemas.openxmlformats.org/markup-compatibility/2006" xmlns:aink="http://schemas.microsoft.com/office/drawing/2016/ink" xmlns:am3d="http://schemas.microsoft.com/office/drawing/2017/model3d" xmlns:o="urn:schemas-microsoft-com:office:office" xmlns:oel="http://schemas.microsoft.com/office/2019/extlst" xmlns:r="http://schemas.openxmlformats.org/officeDocument/2006/relationships" xmlns:m="http://schemas.openxmlformats.org/officeDocument/2006/math" xmlns:v="urn:schemas-microsoft-com:vml" xmlns:wp14="http://schemas.microsoft.com/office/word/2010/wordprocessingDrawing" xmlns:wp="http://schemas.openxmlformats.org/drawingml/2006/wordprocessingDrawing" xmlns:w10="urn:schemas-microsoft-com:office:word" xmlns:w="http://schemas.openxmlformats.org/wordprocessingml/2006/main" xmlns:w14="http://schemas.microsoft.com/office/word/2010/wordml" xmlns:w15="http://schemas.microsoft.com/office/word/2012/wordml" xmlns:w16cex="http://schemas.microsoft.com/office/word/2018/wordml/cex" xmlns:w16cid="http://schemas.microsoft.com/office/word/2016/wordml/cid" xmlns:w16="http://schemas.microsoft.com/office/word/2018/wordml" xmlns:w16du="http://schemas.microsoft.com/office/word/2023/wordml/word16du" xmlns:w16sdtdh="http://schemas.microsoft.com/office/word/2020/wordml/sdtdatahash" xmlns:w16sdtfl="http://schemas.microsoft.com/office/word/2024/wordml/sdtformatlock" xmlns:w16se="http://schemas.microsoft.com/office/word/2015/wordml/symex" xmlns:wpg="http://schemas.microsoft.com/office/word/2010/wordprocessingGroup" xmlns:wpi="http://schemas.microsoft.com/office/word/2010/wordprocessingInk" xmlns:wne="http://schemas.microsoft.com/office/word/2006/wordml" xmlns:wps="http://schemas.microsoft.com/office/word/2010/wordprocessingShape" mc:Ignorable="w14 w15 w16se w16cid w16 w16cex w16sdtdh w16sdtfl w16du wp14">
+  <w:p>
+    <w:pPr>
       <w:rPr>
         <w:sz w:val="20"/>
         <w:szCs w:val="20"/>
@@ -19695,8 +19436,18 @@
         <w:sz w:val="20"/>
         <w:szCs w:val="20"/>
       </w:rPr>
-      <w:t>Echte Bedürfnisse, künstliche Antworten</w:t>
+      <w:t>Gesundheitsmythen im Netz</w:t>
     </w:r>
+  </w:p>
+</w:hdr>
+</file>
+
+<file path=word/header3.xml><?xml version="1.0" encoding="utf-8"?>
+<w:hdr xmlns:wpc="http://schemas.microsoft.com/office/word/2010/wordprocessingCanvas" xmlns:cx="http://schemas.microsoft.com/office/drawing/2014/chartex" xmlns:cx1="http://schemas.microsoft.com/office/drawing/2015/9/8/chartex" xmlns:cx2="http://schemas.microsoft.com/office/drawing/2015/10/21/chartex" xmlns:cx3="http://schemas.microsoft.com/office/drawing/2016/5/9/chartex" xmlns:cx4="http://schemas.microsoft.com/office/drawing/2016/5/10/chartex" xmlns:cx5="http://schemas.microsoft.com/office/drawing/2016/5/11/chartex" xmlns:cx6="http://schemas.microsoft.com/office/drawing/2016/5/12/chartex" xmlns:cx7="http://schemas.microsoft.com/office/drawing/2016/5/13/chartex" xmlns:cx8="http://schemas.microsoft.com/office/drawing/2016/5/14/chartex" xmlns:mc="http://schemas.openxmlformats.org/markup-compatibility/2006" xmlns:aink="http://schemas.microsoft.com/office/drawing/2016/ink" xmlns:am3d="http://schemas.microsoft.com/office/drawing/2017/model3d" xmlns:o="urn:schemas-microsoft-com:office:office" xmlns:oel="http://schemas.microsoft.com/office/2019/extlst" xmlns:r="http://schemas.openxmlformats.org/officeDocument/2006/relationships" xmlns:m="http://schemas.openxmlformats.org/officeDocument/2006/math" xmlns:v="urn:schemas-microsoft-com:vml" xmlns:wp14="http://schemas.microsoft.com/office/word/2010/wordprocessingDrawing" xmlns:wp="http://schemas.openxmlformats.org/drawingml/2006/wordprocessingDrawing" xmlns:w10="urn:schemas-microsoft-com:office:word" xmlns:w="http://schemas.openxmlformats.org/wordprocessingml/2006/main" xmlns:w14="http://schemas.microsoft.com/office/word/2010/wordml" xmlns:w15="http://schemas.microsoft.com/office/word/2012/wordml" xmlns:w16cex="http://schemas.microsoft.com/office/word/2018/wordml/cex" xmlns:w16cid="http://schemas.microsoft.com/office/word/2016/wordml/cid" xmlns:w16="http://schemas.microsoft.com/office/word/2018/wordml" xmlns:w16du="http://schemas.microsoft.com/office/word/2023/wordml/word16du" xmlns:w16sdtdh="http://schemas.microsoft.com/office/word/2020/wordml/sdtdatahash" xmlns:w16sdtfl="http://schemas.microsoft.com/office/word/2024/wordml/sdtformatlock" xmlns:w16se="http://schemas.microsoft.com/office/word/2015/wordml/symex" xmlns:wpg="http://schemas.microsoft.com/office/word/2010/wordprocessingGroup" xmlns:wpi="http://schemas.microsoft.com/office/word/2010/wordprocessingInk" xmlns:wne="http://schemas.microsoft.com/office/word/2006/wordml" xmlns:wps="http://schemas.microsoft.com/office/word/2010/wordprocessingShape" mc:Ignorable="w14 w15 w16se w16cid w16 w16cex w16sdtdh w16sdtfl w16du wp14">
+  <w:p>
+    <w:pPr>
+      <w:pStyle w:val="Kopfzeile"/>
+    </w:pPr>
   </w:p>
 </w:hdr>
 </file>
@@ -26741,7 +26492,7 @@
   <w:style w:type="paragraph" w:default="1" w:styleId="Standard">
     <w:name w:val="Normal"/>
     <w:qFormat/>
-    <w:rsid w:val="00EB5E22"/>
+    <w:rsid w:val="00DC6C24"/>
   </w:style>
   <w:style w:type="paragraph" w:styleId="berschrift1">
     <w:name w:val="heading 1"/>

--- a/lh3/feinkonzept/DURCHBLICKT_LH3_Mythen_MK.docx
+++ b/lh3/feinkonzept/DURCHBLICKT_LH3_Mythen_MK.docx
@@ -7856,13 +7856,15 @@
           </w:p>
           <w:p>
             <w:pPr>
-              <w:tabs>
-                <w:tab w:val="left" w:pos="273"/>
-              </w:tabs>
-              <w:spacing w:line="276" w:lineRule="auto"/>
-              <w:rPr>
-                <w:rFonts w:cstheme="minorHAnsi"/>
-                <w:color w:val="000000" w:themeColor="text1"/>
+              <w:shd w:val="clear" w:color="auto" w:fill="FFF2CC" w:themeFill="accent4" w:themeFillTint="33"/>
+              <w:tabs>
+                <w:tab w:val="left" w:pos="273"/>
+              </w:tabs>
+              <w:spacing w:line="276" w:lineRule="auto"/>
+              <w:rPr>
+                <w:rFonts w:cstheme="minorHAnsi"/>
+                <w:b/>
+                <w:bCs/>
               </w:rPr>
             </w:pPr>
             <w:r>
@@ -7870,7 +7872,6 @@
                 <w:rFonts w:ascii="Segoe UI Symbol" w:hAnsi="Segoe UI Symbol" w:cs="Segoe UI Symbol"/>
                 <w:b/>
                 <w:bCs/>
-                <w:color w:val="000000" w:themeColor="text1"/>
               </w:rPr>
               <w:t>⚠</w:t>
             </w:r>
@@ -7879,49 +7880,38 @@
                 <w:rFonts w:cstheme="minorHAnsi"/>
                 <w:b/>
                 <w:bCs/>
-                <w:color w:val="000000" w:themeColor="text1"/>
-              </w:rPr>
-              <w:t xml:space="preserve"> INFOBOX 2 // Warum Wiederholung Wahrheit erzeugt</w:t>
-            </w:r>
-          </w:p>
-          <w:p>
-            <w:pPr>
-              <w:tabs>
-                <w:tab w:val="left" w:pos="273"/>
-              </w:tabs>
-              <w:spacing w:line="276" w:lineRule="auto"/>
-              <w:rPr>
-                <w:rFonts w:cstheme="minorHAnsi"/>
-                <w:color w:val="000000" w:themeColor="text1"/>
-              </w:rPr>
-            </w:pPr>
-            <w:r>
-              <w:rPr>
-                <w:rFonts w:cstheme="minorHAnsi"/>
-                <w:color w:val="000000" w:themeColor="text1"/>
-              </w:rPr>
-              <w:t xml:space="preserve">Der </w:t>
+              </w:rPr>
+              <w:t xml:space="preserve"> INFOBOX // </w:t>
             </w:r>
             <w:r>
               <w:rPr>
                 <w:rFonts w:cstheme="minorHAnsi"/>
                 <w:b/>
                 <w:bCs/>
-                <w:color w:val="000000" w:themeColor="text1"/>
-              </w:rPr>
-              <w:t>Illusory Truth Effect</w:t>
-            </w:r>
-            <w:r>
-              <w:rPr>
-                <w:rFonts w:cstheme="minorHAnsi"/>
-                <w:color w:val="000000" w:themeColor="text1"/>
-              </w:rPr>
-              <w:t xml:space="preserve"> beschreibt: Eine Aussage wirkt umso glaubwürdiger, je häufiger wir sie hören – unabhängig von ihrem Wahrheitsgehalt. Algorithmen auf Social Media verstärken diesen Effekt systematisch, weil sie Inhalte mit hoher Interaktion bevorzugt ausspielen. Emotionale, vereinfachende oder polarisierende Aussagen erhalten dadurch mehr Sichtbarkeit als nuancierte wissenschaftliche Erklärungen. Für Gesundheitsmythen heißt </w:t>
-            </w:r>
-            <w:r>
-              <w:rPr>
-                <w:rFonts w:cstheme="minorHAnsi"/>
-                <w:color w:val="000000" w:themeColor="text1"/>
+              </w:rPr>
+              <w:t>Warum Wiederholung Wahrheit erzeugt</w:t>
+            </w:r>
+          </w:p>
+          <w:p>
+            <w:pPr>
+              <w:shd w:val="clear" w:color="auto" w:fill="FFF2CC" w:themeFill="accent4" w:themeFillTint="33"/>
+              <w:tabs>
+                <w:tab w:val="left" w:pos="273"/>
+              </w:tabs>
+              <w:spacing w:line="276" w:lineRule="auto"/>
+              <w:rPr>
+                <w:rFonts w:cstheme="minorHAnsi"/>
+              </w:rPr>
+            </w:pPr>
+            <w:r>
+              <w:rPr>
+                <w:rFonts w:cstheme="minorHAnsi"/>
+              </w:rPr>
+              <w:t xml:space="preserve">Der Illusory Truth Effect beschreibt: Eine Aussage wirkt umso glaubwürdiger, je häufiger wir sie hören – unabhängig von ihrem Wahrheitsgehalt. Algorithmen auf Social Media verstärken diesen Effekt systematisch, weil sie Inhalte mit hoher Interaktion bevorzugt ausspielen. Emotionale, vereinfachende oder polarisierende Aussagen erhalten dadurch mehr Sichtbarkeit als nuancierte wissenschaftliche Erklärungen. Für Gesundheitsmythen heißt </w:t>
+            </w:r>
+            <w:r>
+              <w:rPr>
+                <w:rFonts w:cstheme="minorHAnsi"/>
               </w:rPr>
               <w:lastRenderedPageBreak/>
               <w:t>das: Eine plausibel klingende Falschinformation, die fünfmal in unterschiedlichen Posts auftaucht, wird zur „gefühlten Wahrheit".</w:t>
@@ -16932,13 +16922,34 @@
           <w:bCs/>
         </w:rPr>
       </w:pPr>
+      <w:commentRangeStart w:id="10"/>
       <w:r>
         <w:rPr>
           <w:rFonts w:cstheme="minorHAnsi"/>
           <w:b/>
           <w:bCs/>
         </w:rPr>
-        <w:t xml:space="preserve">Anhang 1 – </w:t>
+        <w:t xml:space="preserve">Anhang </w:t>
+      </w:r>
+      <w:commentRangeEnd w:id="10"/>
+      <w:r>
+        <w:rPr>
+          <w:rStyle w:val="Kommentarzeichen"/>
+          <w:rFonts w:cstheme="minorHAnsi"/>
+          <w:b/>
+          <w:bCs/>
+          <w:sz w:val="22"/>
+          <w:szCs w:val="22"/>
+        </w:rPr>
+        <w:commentReference w:id="10"/>
+      </w:r>
+      <w:r>
+        <w:rPr>
+          <w:rFonts w:cstheme="minorHAnsi"/>
+          <w:b/>
+          <w:bCs/>
+        </w:rPr>
+        <w:t xml:space="preserve">1 – </w:t>
       </w:r>
       <w:r>
         <w:rPr>
@@ -17858,6 +17869,7 @@
       <w:r>
         <w:rPr>
           <w:rFonts w:cstheme="minorHAnsi"/>
+          <w:noProof/>
           <w:color w:val="EE0000"/>
         </w:rPr>
         <w:lastRenderedPageBreak/>
@@ -17950,7 +17962,7 @@
         </w:rPr>
         <w:t xml:space="preserve">Kurzimpuls: Warum verbreiten sich </w:t>
       </w:r>
-      <w:commentRangeStart w:id="10"/>
+      <w:commentRangeStart w:id="11"/>
       <w:r>
         <w:rPr>
           <w:rFonts w:cstheme="minorHAnsi"/>
@@ -17960,7 +17972,7 @@
         </w:rPr>
         <w:t>Mythen</w:t>
       </w:r>
-      <w:commentRangeEnd w:id="10"/>
+      <w:commentRangeEnd w:id="11"/>
       <w:r>
         <w:rPr>
           <w:rStyle w:val="Kommentarzeichen"/>
@@ -17971,7 +17983,7 @@
           <w:sz w:val="22"/>
           <w:szCs w:val="22"/>
         </w:rPr>
-        <w:commentReference w:id="10"/>
+        <w:commentReference w:id="11"/>
       </w:r>
       <w:r>
         <w:rPr>
@@ -19232,7 +19244,23 @@
       </w:r>
     </w:p>
   </w:comment>
-  <w:comment w:id="10" w:author="Michael Kohl" w:date="2026-05-06T17:33:00Z" w:initials="MK">
+  <w:comment w:id="10" w:author="Michael Kohl" w:date="2026-05-07T16:08:00Z" w:initials="MK">
+    <w:p>
+      <w:pPr>
+        <w:pStyle w:val="Kommentartext"/>
+      </w:pPr>
+      <w:r>
+        <w:rPr>
+          <w:rStyle w:val="Kommentarzeichen"/>
+        </w:rPr>
+        <w:annotationRef/>
+      </w:r>
+      <w:r>
+        <w:t>Liegt auch als html vor</w:t>
+      </w:r>
+    </w:p>
+  </w:comment>
+  <w:comment w:id="11" w:author="Michael Kohl" w:date="2026-05-06T17:33:00Z" w:initials="MK">
     <w:p>
       <w:pPr>
         <w:pStyle w:val="Kommentartext"/>
@@ -19260,6 +19288,7 @@
   <w15:commentEx w15:paraId="657BA387" w15:done="0"/>
   <w15:commentEx w15:paraId="265A74AB" w15:done="0"/>
   <w15:commentEx w15:paraId="532F5A81" w15:done="0"/>
+  <w15:commentEx w15:paraId="3636432D" w15:done="0"/>
   <w15:commentEx w15:paraId="62D95A4F" w15:done="0"/>
 </w15:commentsEx>
 </file>
@@ -19273,6 +19302,7 @@
   <w16cex:commentExtensible w16cex:durableId="6130BE1F" w16cex:dateUtc="2026-05-06T15:26:00Z"/>
   <w16cex:commentExtensible w16cex:durableId="2F012372" w16cex:dateUtc="2026-05-04T10:14:00Z"/>
   <w16cex:commentExtensible w16cex:durableId="18392C7B" w16cex:dateUtc="2026-05-06T14:53:00Z"/>
+  <w16cex:commentExtensible w16cex:durableId="7BD84BDF" w16cex:dateUtc="2026-05-07T14:08:00Z"/>
   <w16cex:commentExtensible w16cex:durableId="12BF5153" w16cex:dateUtc="2026-05-06T15:33:00Z"/>
 </w16cex:commentsExtensible>
 </file>
@@ -19286,6 +19316,7 @@
   <w16cid:commentId w16cid:paraId="657BA387" w16cid:durableId="6130BE1F"/>
   <w16cid:commentId w16cid:paraId="265A74AB" w16cid:durableId="2F012372"/>
   <w16cid:commentId w16cid:paraId="532F5A81" w16cid:durableId="18392C7B"/>
+  <w16cid:commentId w16cid:paraId="3636432D" w16cid:durableId="7BD84BDF"/>
   <w16cid:commentId w16cid:paraId="62D95A4F" w16cid:durableId="12BF5153"/>
 </w16cid:commentsIds>
 </file>
@@ -26492,7 +26523,7 @@
   <w:style w:type="paragraph" w:default="1" w:styleId="Standard">
     <w:name w:val="Normal"/>
     <w:qFormat/>
-    <w:rsid w:val="00DC6C24"/>
+    <w:rsid w:val="00A9449C"/>
   </w:style>
   <w:style w:type="paragraph" w:styleId="berschrift1">
     <w:name w:val="heading 1"/>
@@ -26583,6 +26614,7 @@
   <w:style w:type="character" w:default="1" w:styleId="Absatz-Standardschriftart">
     <w:name w:val="Default Paragraph Font"/>
     <w:uiPriority w:val="1"/>
+    <w:semiHidden/>
     <w:unhideWhenUsed/>
   </w:style>
   <w:style w:type="table" w:default="1" w:styleId="NormaleTabelle">
@@ -27474,6 +27506,10 @@
 </file>
 
 <file path=customXml/item1.xml><?xml version="1.0" encoding="utf-8"?>
+<b:Sources xmlns:b="http://schemas.openxmlformats.org/officeDocument/2006/bibliography" xmlns="http://schemas.openxmlformats.org/officeDocument/2006/bibliography" SelectedStyle="\APASixthEditionOfficeOnline.xsl" StyleName="APA" Version="6"/>
+</file>
+
+<file path=customXml/item2.xml><?xml version="1.0" encoding="utf-8"?>
 <?mso-contentType ?>
 <FormTemplates xmlns="http://schemas.microsoft.com/sharepoint/v3/contenttype/forms">
   <Display>DocumentLibraryForm</Display>
@@ -27482,17 +27518,7 @@
 </FormTemplates>
 </file>
 
-<file path=customXml/item2.xml><?xml version="1.0" encoding="utf-8"?>
-<b:Sources xmlns:b="http://schemas.openxmlformats.org/officeDocument/2006/bibliography" xmlns="http://schemas.openxmlformats.org/officeDocument/2006/bibliography" SelectedStyle="\APASixthEditionOfficeOnline.xsl" StyleName="APA" Version="6"/>
-</file>
-
 <file path=customXml/item3.xml><?xml version="1.0" encoding="utf-8"?>
-<p:properties xmlns:p="http://schemas.microsoft.com/office/2006/metadata/properties" xmlns:xsi="http://www.w3.org/2001/XMLSchema-instance" xmlns:pc="http://schemas.microsoft.com/office/infopath/2007/PartnerControls">
-  <documentManagement/>
-</p:properties>
-</file>
-
-<file path=customXml/item4.xml><?xml version="1.0" encoding="utf-8"?>
 <ct:contentTypeSchema xmlns:ct="http://schemas.microsoft.com/office/2006/metadata/contentType" xmlns:ma="http://schemas.microsoft.com/office/2006/metadata/properties/metaAttributes" ct:_="" ma:_="" ma:contentTypeName="Dokument" ma:contentTypeID="0x010100B4F18BF0DEB24043B8BADE8AEEDEA300" ma:contentTypeVersion="2" ma:contentTypeDescription="Ein neues Dokument erstellen." ma:contentTypeScope="" ma:versionID="70708bc686e6c59bf838da438e259e26">
   <xsd:schema xmlns:xsd="http://www.w3.org/2001/XMLSchema" xmlns:xs="http://www.w3.org/2001/XMLSchema" xmlns:p="http://schemas.microsoft.com/office/2006/metadata/properties" xmlns:ns2="a377bc87-4618-438a-8f48-0bf8557dfc0d" targetNamespace="http://schemas.microsoft.com/office/2006/metadata/properties" ma:root="true" ma:fieldsID="d7af0ba49d3d814dfbf753caab118929" ns2:_="">
     <xsd:import namespace="a377bc87-4618-438a-8f48-0bf8557dfc0d"/>
@@ -27624,7 +27650,21 @@
 </ct:contentTypeSchema>
 </file>
 
+<file path=customXml/item4.xml><?xml version="1.0" encoding="utf-8"?>
+<p:properties xmlns:p="http://schemas.microsoft.com/office/2006/metadata/properties" xmlns:xsi="http://www.w3.org/2001/XMLSchema-instance" xmlns:pc="http://schemas.microsoft.com/office/infopath/2007/PartnerControls">
+  <documentManagement/>
+</p:properties>
+</file>
+
 <file path=customXml/itemProps1.xml><?xml version="1.0" encoding="utf-8"?>
+<ds:datastoreItem xmlns:ds="http://schemas.openxmlformats.org/officeDocument/2006/customXml" ds:itemID="{81323CF0-E71D-49C3-95D9-3CF2AF72417E}">
+  <ds:schemaRefs>
+    <ds:schemaRef ds:uri="http://schemas.openxmlformats.org/officeDocument/2006/bibliography"/>
+  </ds:schemaRefs>
+</ds:datastoreItem>
+</file>
+
+<file path=customXml/itemProps2.xml><?xml version="1.0" encoding="utf-8"?>
 <ds:datastoreItem xmlns:ds="http://schemas.openxmlformats.org/officeDocument/2006/customXml" ds:itemID="{2F698423-0337-4B93-99A0-AA9C96EFFDF9}">
   <ds:schemaRefs>
     <ds:schemaRef ds:uri="http://schemas.microsoft.com/sharepoint/v3/contenttype/forms"/>
@@ -27632,24 +27672,7 @@
 </ds:datastoreItem>
 </file>
 
-<file path=customXml/itemProps2.xml><?xml version="1.0" encoding="utf-8"?>
-<ds:datastoreItem xmlns:ds="http://schemas.openxmlformats.org/officeDocument/2006/customXml" ds:itemID="{81323CF0-E71D-49C3-95D9-3CF2AF72417E}">
-  <ds:schemaRefs>
-    <ds:schemaRef ds:uri="http://schemas.openxmlformats.org/officeDocument/2006/bibliography"/>
-  </ds:schemaRefs>
-</ds:datastoreItem>
-</file>
-
 <file path=customXml/itemProps3.xml><?xml version="1.0" encoding="utf-8"?>
-<ds:datastoreItem xmlns:ds="http://schemas.openxmlformats.org/officeDocument/2006/customXml" ds:itemID="{8646608E-0DE1-4582-A338-267286439085}">
-  <ds:schemaRefs>
-    <ds:schemaRef ds:uri="http://schemas.microsoft.com/office/2006/metadata/properties"/>
-    <ds:schemaRef ds:uri="http://schemas.microsoft.com/office/infopath/2007/PartnerControls"/>
-  </ds:schemaRefs>
-</ds:datastoreItem>
-</file>
-
-<file path=customXml/itemProps4.xml><?xml version="1.0" encoding="utf-8"?>
 <ds:datastoreItem xmlns:ds="http://schemas.openxmlformats.org/officeDocument/2006/customXml" ds:itemID="{7CF23BFA-A00B-453B-AC31-C4ED7B21A5D7}">
   <ds:schemaRefs>
     <ds:schemaRef ds:uri="http://schemas.microsoft.com/office/2006/metadata/contentType"/>
@@ -27665,4 +27688,13 @@
     <ds:schemaRef ds:uri="http://schemas.microsoft.com/internal/obd"/>
   </ds:schemaRefs>
 </ds:datastoreItem>
+</file>
+
+<file path=customXml/itemProps4.xml><?xml version="1.0" encoding="utf-8"?>
+<ds:datastoreItem xmlns:ds="http://schemas.openxmlformats.org/officeDocument/2006/customXml" ds:itemID="{8646608E-0DE1-4582-A338-267286439085}">
+  <ds:schemaRefs>
+    <ds:schemaRef ds:uri="http://schemas.microsoft.com/office/2006/metadata/properties"/>
+    <ds:schemaRef ds:uri="http://schemas.microsoft.com/office/infopath/2007/PartnerControls"/>
+  </ds:schemaRefs>
+</ds:datastoreItem>
 </file>
--- a/lh3/feinkonzept/DURCHBLICKT_LH3_Mythen_MK.docx
+++ b/lh3/feinkonzept/DURCHBLICKT_LH3_Mythen_MK.docx
@@ -4101,13 +4101,34 @@
                 <w:color w:val="EE0000"/>
               </w:rPr>
             </w:pPr>
+            <w:commentRangeStart w:id="5"/>
             <w:r>
               <w:rPr>
                 <w:rFonts w:cstheme="minorHAnsi"/>
                 <w:i/>
                 <w:iCs/>
               </w:rPr>
-              <w:t>Erarbeitung 1</w:t>
+              <w:t xml:space="preserve">Erarbeitung </w:t>
+            </w:r>
+            <w:commentRangeEnd w:id="5"/>
+            <w:r>
+              <w:rPr>
+                <w:rStyle w:val="Kommentarzeichen"/>
+                <w:rFonts w:cstheme="minorHAnsi"/>
+                <w:i/>
+                <w:iCs/>
+                <w:sz w:val="22"/>
+                <w:szCs w:val="22"/>
+              </w:rPr>
+              <w:commentReference w:id="5"/>
+            </w:r>
+            <w:r>
+              <w:rPr>
+                <w:rFonts w:cstheme="minorHAnsi"/>
+                <w:i/>
+                <w:iCs/>
+              </w:rPr>
+              <w:t>1</w:t>
             </w:r>
           </w:p>
         </w:tc>
@@ -4906,6 +4927,7 @@
                 <w:color w:val="EE0000"/>
               </w:rPr>
             </w:pPr>
+            <w:commentRangeStart w:id="6"/>
             <w:r>
               <w:rPr>
                 <w:rFonts w:cstheme="minorHAnsi"/>
@@ -4921,6 +4943,19 @@
                 <w:iCs/>
               </w:rPr>
               <w:t>2</w:t>
+            </w:r>
+            <w:commentRangeEnd w:id="6"/>
+            <w:r>
+              <w:rPr>
+                <w:rStyle w:val="Kommentarzeichen"/>
+                <w:rFonts w:cstheme="minorHAnsi"/>
+                <w:i/>
+                <w:iCs/>
+                <w:color w:val="EE0000"/>
+                <w:sz w:val="22"/>
+                <w:szCs w:val="22"/>
+              </w:rPr>
+              <w:commentReference w:id="6"/>
             </w:r>
           </w:p>
         </w:tc>
@@ -5234,21 +5269,40 @@
                 <w:rFonts w:cstheme="minorHAnsi"/>
                 <w:color w:val="000000" w:themeColor="text1"/>
               </w:rPr>
-              <w:t>--&gt; Arbeitsblatt 4</w:t>
-            </w:r>
-            <w:r>
-              <w:rPr>
-                <w:rFonts w:cstheme="minorHAnsi"/>
-                <w:color w:val="000000" w:themeColor="text1"/>
-              </w:rPr>
-              <w:t xml:space="preserve"> (</w:t>
-            </w:r>
-            <w:r>
-              <w:rPr>
-                <w:rFonts w:cstheme="minorHAnsi"/>
-                <w:color w:val="EE0000"/>
-              </w:rPr>
-              <w:t>Platz für Notizen?)</w:t>
+              <w:t xml:space="preserve">--&gt; </w:t>
+            </w:r>
+            <w:commentRangeStart w:id="7"/>
+            <w:r>
+              <w:rPr>
+                <w:rFonts w:cstheme="minorHAnsi"/>
+                <w:color w:val="000000" w:themeColor="text1"/>
+              </w:rPr>
+              <w:t xml:space="preserve">Arbeitsblatt </w:t>
+            </w:r>
+            <w:commentRangeEnd w:id="7"/>
+            <w:r>
+              <w:rPr>
+                <w:rStyle w:val="Kommentarzeichen"/>
+                <w:rFonts w:cstheme="minorHAnsi"/>
+                <w:color w:val="000000" w:themeColor="text1"/>
+                <w:sz w:val="22"/>
+                <w:szCs w:val="22"/>
+              </w:rPr>
+              <w:commentReference w:id="7"/>
+            </w:r>
+            <w:r>
+              <w:rPr>
+                <w:rFonts w:cstheme="minorHAnsi"/>
+                <w:color w:val="000000" w:themeColor="text1"/>
+              </w:rPr>
+              <w:t>4</w:t>
+            </w:r>
+            <w:r>
+              <w:rPr>
+                <w:rFonts w:cstheme="minorHAnsi"/>
+                <w:color w:val="000000" w:themeColor="text1"/>
+              </w:rPr>
+              <w:t xml:space="preserve"> </w:t>
             </w:r>
           </w:p>
           <w:p>
@@ -6216,6 +6270,7 @@
                 <w:color w:val="EE0000"/>
               </w:rPr>
             </w:pPr>
+            <w:commentRangeStart w:id="8"/>
             <w:r>
               <w:rPr>
                 <w:rFonts w:cstheme="minorHAnsi"/>
@@ -6223,6 +6278,19 @@
                 <w:iCs/>
               </w:rPr>
               <w:t>Transfer</w:t>
+            </w:r>
+            <w:commentRangeEnd w:id="8"/>
+            <w:r>
+              <w:rPr>
+                <w:rStyle w:val="Kommentarzeichen"/>
+                <w:rFonts w:cstheme="minorHAnsi"/>
+                <w:i/>
+                <w:iCs/>
+                <w:color w:val="EE0000"/>
+                <w:sz w:val="22"/>
+                <w:szCs w:val="22"/>
+              </w:rPr>
+              <w:commentReference w:id="8"/>
             </w:r>
           </w:p>
         </w:tc>
@@ -6891,7 +6959,7 @@
           <w:highlight w:val="lightGray"/>
         </w:rPr>
       </w:pPr>
-      <w:bookmarkStart w:id="5" w:name="_Hlk139993229"/>
+      <w:bookmarkStart w:id="9" w:name="_Hlk139993229"/>
     </w:p>
     <w:tbl>
       <w:tblPr>
@@ -6994,7 +7062,21 @@
                 <w:rFonts w:cstheme="minorHAnsi"/>
                 <w:color w:val="000000" w:themeColor="text1"/>
               </w:rPr>
-              <w:t>Mathoden</w:t>
+              <w:t>M</w:t>
+            </w:r>
+            <w:r>
+              <w:rPr>
+                <w:rFonts w:cstheme="minorHAnsi"/>
+                <w:color w:val="000000" w:themeColor="text1"/>
+              </w:rPr>
+              <w:t>e</w:t>
+            </w:r>
+            <w:r>
+              <w:rPr>
+                <w:rFonts w:cstheme="minorHAnsi"/>
+                <w:color w:val="000000" w:themeColor="text1"/>
+              </w:rPr>
+              <w:t>thoden</w:t>
             </w:r>
             <w:r>
               <w:rPr>
@@ -7414,14 +7496,14 @@
               </w:rPr>
               <w:t xml:space="preserve">Lehrkraft zeigt </w:t>
             </w:r>
-            <w:commentRangeStart w:id="6"/>
+            <w:commentRangeStart w:id="10"/>
             <w:r>
               <w:rPr>
                 <w:rFonts w:cstheme="minorHAnsi"/>
               </w:rPr>
               <w:t xml:space="preserve">Collage </w:t>
             </w:r>
-            <w:commentRangeEnd w:id="6"/>
+            <w:commentRangeEnd w:id="10"/>
             <w:r>
               <w:rPr>
                 <w:rStyle w:val="Kommentarzeichen"/>
@@ -7429,7 +7511,7 @@
                 <w:sz w:val="22"/>
                 <w:szCs w:val="22"/>
               </w:rPr>
-              <w:commentReference w:id="6"/>
+              <w:commentReference w:id="10"/>
             </w:r>
             <w:r>
               <w:rPr>
@@ -8245,7 +8327,7 @@
               </w:rPr>
               <w:t xml:space="preserve">Im Plenum (ca. 2 Min.) anhand eines </w:t>
             </w:r>
-            <w:commentRangeStart w:id="7"/>
+            <w:commentRangeStart w:id="11"/>
             <w:r>
               <w:rPr>
                 <w:rFonts w:cstheme="minorHAnsi"/>
@@ -8253,7 +8335,7 @@
               </w:rPr>
               <w:t>Beispiels</w:t>
             </w:r>
-            <w:commentRangeEnd w:id="7"/>
+            <w:commentRangeEnd w:id="11"/>
             <w:r>
               <w:rPr>
                 <w:rStyle w:val="Kommentarzeichen"/>
@@ -8261,7 +8343,7 @@
                 <w:sz w:val="22"/>
                 <w:szCs w:val="22"/>
               </w:rPr>
-              <w:commentReference w:id="7"/>
+              <w:commentReference w:id="11"/>
             </w:r>
             <w:r>
               <w:rPr>
@@ -9071,7 +9153,7 @@
               </w:rPr>
               <w:t xml:space="preserve">Als weiteres Werkzeug wird der Barmer durck-blickt.de Quellenchecker </w:t>
             </w:r>
-            <w:commentRangeStart w:id="8"/>
+            <w:commentRangeStart w:id="12"/>
             <w:r>
               <w:rPr>
                 <w:rFonts w:cstheme="minorHAnsi"/>
@@ -9079,7 +9161,7 @@
               </w:rPr>
               <w:t>vorgestellt</w:t>
             </w:r>
-            <w:commentRangeEnd w:id="8"/>
+            <w:commentRangeEnd w:id="12"/>
             <w:r>
               <w:rPr>
                 <w:rStyle w:val="Kommentarzeichen"/>
@@ -9088,7 +9170,7 @@
                 <w:sz w:val="22"/>
                 <w:szCs w:val="22"/>
               </w:rPr>
-              <w:commentReference w:id="8"/>
+              <w:commentReference w:id="12"/>
             </w:r>
             <w:r>
               <w:rPr>
@@ -10393,14 +10475,14 @@
                 <w:rFonts w:cstheme="minorHAnsi"/>
                 <w:color w:val="000000" w:themeColor="text1"/>
               </w:rPr>
-              <w:t xml:space="preserve">– Vorgegebene </w:t>
+              <w:t xml:space="preserve">– </w:t>
             </w:r>
             <w:r>
               <w:rPr>
                 <w:rFonts w:cstheme="minorHAnsi"/>
                 <w:color w:val="EE0000"/>
               </w:rPr>
-              <w:t>Quellenbeschreibungen</w:t>
+              <w:t>@Fabienne:</w:t>
             </w:r>
             <w:r>
               <w:rPr>
@@ -10414,7 +10496,14 @@
                 <w:rFonts w:cstheme="minorHAnsi"/>
                 <w:color w:val="EE0000"/>
               </w:rPr>
-              <w:t>(heißt??)</w:t>
+              <w:t>Quellen</w:t>
+            </w:r>
+            <w:r>
+              <w:rPr>
+                <w:rFonts w:cstheme="minorHAnsi"/>
+                <w:color w:val="EE0000"/>
+              </w:rPr>
+              <w:t>auszüge</w:t>
             </w:r>
             <w:r>
               <w:rPr>
@@ -10428,7 +10517,35 @@
                 <w:rFonts w:cstheme="minorHAnsi"/>
                 <w:color w:val="000000" w:themeColor="text1"/>
               </w:rPr>
-              <w:t>auf AB 3 (Schüler:innen müssen nicht selbst recherchieren)</w:t>
+              <w:t xml:space="preserve">auf AB 3 </w:t>
+            </w:r>
+            <w:r>
+              <w:rPr>
+                <w:rFonts w:cstheme="minorHAnsi"/>
+                <w:color w:val="000000" w:themeColor="text1"/>
+              </w:rPr>
+              <w:t xml:space="preserve">vorgeben/abdrucken? -&gt; </w:t>
+            </w:r>
+            <w:r>
+              <w:rPr>
+                <w:rFonts w:cstheme="minorHAnsi"/>
+                <w:color w:val="000000" w:themeColor="text1"/>
+              </w:rPr>
+              <w:t>Schüler:innen müssen nicht selbst recherchieren</w:t>
+            </w:r>
+            <w:r>
+              <w:rPr>
+                <w:rFonts w:cstheme="minorHAnsi"/>
+                <w:color w:val="000000" w:themeColor="text1"/>
+              </w:rPr>
+              <w:t>?</w:t>
+            </w:r>
+            <w:r>
+              <w:rPr>
+                <w:rFonts w:cstheme="minorHAnsi"/>
+                <w:color w:val="000000" w:themeColor="text1"/>
+              </w:rPr>
+              <w:t>)</w:t>
             </w:r>
           </w:p>
           <w:p>
@@ -12664,26 +12781,6 @@
               <w:spacing w:line="276" w:lineRule="auto"/>
               <w:rPr>
                 <w:rFonts w:cstheme="minorHAnsi"/>
-                <w:color w:val="000000" w:themeColor="text1"/>
-              </w:rPr>
-            </w:pPr>
-            <w:r>
-              <w:rPr>
-                <w:rFonts w:cstheme="minorHAnsi"/>
-                <w:color w:val="000000" w:themeColor="text1"/>
-              </w:rPr>
-              <w:t>– Bezug zu LH7 (Influencer:innen): Welche Strategien aus der damaligen Einheit sind hier wiederzuerkennen?</w:t>
-            </w:r>
-          </w:p>
-          <w:p>
-            <w:pPr>
-              <w:shd w:val="clear" w:color="auto" w:fill="FBE4D5" w:themeFill="accent2" w:themeFillTint="33"/>
-              <w:tabs>
-                <w:tab w:val="left" w:pos="273"/>
-              </w:tabs>
-              <w:spacing w:line="276" w:lineRule="auto"/>
-              <w:rPr>
-                <w:rFonts w:cstheme="minorHAnsi"/>
                 <w:b/>
                 <w:bCs/>
                 <w:color w:val="EE0000"/>
@@ -12738,6 +12835,7 @@
                 <w:bCs/>
                 <w:color w:val="000000" w:themeColor="text1"/>
               </w:rPr>
+              <w:lastRenderedPageBreak/>
               <w:t xml:space="preserve">Lösungsvorschläge für die Fallbeispiele (Arbeitsblatt </w:t>
             </w:r>
             <w:r>
@@ -16784,7 +16882,7 @@
           </w:p>
         </w:tc>
       </w:tr>
-      <w:bookmarkEnd w:id="5"/>
+      <w:bookmarkEnd w:id="9"/>
     </w:tbl>
     <w:p>
       <w:pPr>
@@ -16864,7 +16962,7 @@
         </w:rPr>
         <w:t xml:space="preserve">– </w:t>
       </w:r>
-      <w:commentRangeStart w:id="9"/>
+      <w:commentRangeStart w:id="13"/>
       <w:r>
         <w:rPr>
           <w:rFonts w:cstheme="minorHAnsi"/>
@@ -16889,7 +16987,7 @@
         </w:rPr>
         <w:t xml:space="preserve"> Methoden</w:t>
       </w:r>
-      <w:commentRangeEnd w:id="9"/>
+      <w:commentRangeEnd w:id="13"/>
       <w:r>
         <w:rPr>
           <w:rStyle w:val="Kommentarzeichen"/>
@@ -16899,7 +16997,7 @@
           <w:sz w:val="22"/>
           <w:szCs w:val="22"/>
         </w:rPr>
-        <w:commentReference w:id="9"/>
+        <w:commentReference w:id="13"/>
       </w:r>
     </w:p>
     <w:p>
@@ -16922,7 +17020,7 @@
           <w:bCs/>
         </w:rPr>
       </w:pPr>
-      <w:commentRangeStart w:id="10"/>
+      <w:commentRangeStart w:id="14"/>
       <w:r>
         <w:rPr>
           <w:rFonts w:cstheme="minorHAnsi"/>
@@ -16931,7 +17029,7 @@
         </w:rPr>
         <w:t xml:space="preserve">Anhang </w:t>
       </w:r>
-      <w:commentRangeEnd w:id="10"/>
+      <w:commentRangeEnd w:id="14"/>
       <w:r>
         <w:rPr>
           <w:rStyle w:val="Kommentarzeichen"/>
@@ -16941,7 +17039,7 @@
           <w:sz w:val="22"/>
           <w:szCs w:val="22"/>
         </w:rPr>
-        <w:commentReference w:id="10"/>
+        <w:commentReference w:id="14"/>
       </w:r>
       <w:r>
         <w:rPr>
@@ -17211,7 +17309,43 @@
         <w:rPr>
           <w:rFonts w:cstheme="minorHAnsi"/>
         </w:rPr>
-        <w:t>Auflösung – FAKT Gut belegt: Morgenlicht stabilisiert den zirkadianen Rhythmus, fördert Melatonin-Produktion am Abend, wirkt antidepressiv (Lichttherapie-Forschung). Bezug im LH3: Brücke zu psychischer Gesundheit Quelle: Wirz-Justice et al., Chronotherapeutics for affective disorders, Karger 2013</w:t>
+        <w:t xml:space="preserve">Auflösung – FAKT Gut belegt: Morgenlicht stabilisiert den zirkadianen Rhythmus, </w:t>
+      </w:r>
+      <w:r>
+        <w:rPr>
+          <w:rFonts w:cstheme="minorHAnsi"/>
+        </w:rPr>
+        <w:t xml:space="preserve">unterdrückt die </w:t>
+      </w:r>
+      <w:r>
+        <w:rPr>
+          <w:rFonts w:cstheme="minorHAnsi"/>
+        </w:rPr>
+        <w:t xml:space="preserve">Melatonin-Produktion </w:t>
+      </w:r>
+      <w:r>
+        <w:rPr>
+          <w:rFonts w:cstheme="minorHAnsi"/>
+        </w:rPr>
+        <w:t>tagsüber</w:t>
+      </w:r>
+      <w:r>
+        <w:rPr>
+          <w:rFonts w:cstheme="minorHAnsi"/>
+        </w:rPr>
+        <w:t>,</w:t>
+      </w:r>
+      <w:r>
+        <w:rPr>
+          <w:rFonts w:cstheme="minorHAnsi"/>
+        </w:rPr>
+        <w:t xml:space="preserve"> die abendliche Melatonin-Ausschüttung wird früher und stabiler;</w:t>
+      </w:r>
+      <w:r>
+        <w:rPr>
+          <w:rFonts w:cstheme="minorHAnsi"/>
+        </w:rPr>
+        <w:t xml:space="preserve"> wirkt antidepressiv (Lichttherapie-Forschung). Bezug im LH3: Brücke zu psychischer Gesundheit Quelle: Wirz-Justice et al., Chronotherapeutics for affective disorders, Karger 2013</w:t>
       </w:r>
     </w:p>
     <w:p>
@@ -17329,6 +17463,7 @@
         <w:rPr>
           <w:rFonts w:cstheme="minorHAnsi"/>
         </w:rPr>
+        <w:lastRenderedPageBreak/>
         <w:t>5. „Zucker macht euch krass hyperaktiv – deshalb dreht ihr nach Süßem auf!"</w:t>
       </w:r>
     </w:p>
@@ -17343,7 +17478,6 @@
         <w:rPr>
           <w:rFonts w:cstheme="minorHAnsi"/>
         </w:rPr>
-        <w:lastRenderedPageBreak/>
         <w:t>Auflösung – FAKE Studien (u. a. Wolraich-Metaanalyse, JAMA 1995) widerlegen den kausalen Zusammenhang. Effekt liegt in der Erwartungshaltung der Eltern/Beobachtenden. Bezug im LH3: → AB 3c (Faktencheck mit QQQQ) Quelle: Wolraich et al., The effect of sugar on behavior or cognition in children: A meta-analysis, JAMA 1995</w:t>
       </w:r>
     </w:p>
@@ -17642,6 +17776,7 @@
           <w:b/>
           <w:bCs/>
         </w:rPr>
+        <w:lastRenderedPageBreak/>
         <w:t>Übersicht</w:t>
       </w:r>
     </w:p>
@@ -17656,7 +17791,6 @@
         <w:rPr>
           <w:rFonts w:cstheme="minorHAnsi"/>
         </w:rPr>
-        <w:lastRenderedPageBreak/>
         <w:t>Verteilung: 5 Fake / 6 Fakt – bewusst leicht zugunsten der Fakten gewichtet. Didaktische Botschaft: Faktencheck heißt prüfen, nicht misstrauen. Die 6 Fakten zeigen: Es gibt durchaus belastbare Gesundheitsinfos im Netz – nur muss man sie von den Mythen trennen können.</w:t>
       </w:r>
     </w:p>
@@ -17962,7 +18096,7 @@
         </w:rPr>
         <w:t xml:space="preserve">Kurzimpuls: Warum verbreiten sich </w:t>
       </w:r>
-      <w:commentRangeStart w:id="11"/>
+      <w:commentRangeStart w:id="15"/>
       <w:r>
         <w:rPr>
           <w:rFonts w:cstheme="minorHAnsi"/>
@@ -17972,7 +18106,7 @@
         </w:rPr>
         <w:t>Mythen</w:t>
       </w:r>
-      <w:commentRangeEnd w:id="11"/>
+      <w:commentRangeEnd w:id="15"/>
       <w:r>
         <w:rPr>
           <w:rStyle w:val="Kommentarzeichen"/>
@@ -17983,7 +18117,7 @@
           <w:sz w:val="22"/>
           <w:szCs w:val="22"/>
         </w:rPr>
-        <w:commentReference w:id="11"/>
+        <w:commentReference w:id="15"/>
       </w:r>
       <w:r>
         <w:rPr>
@@ -19180,7 +19314,74 @@
       </w:r>
     </w:p>
   </w:comment>
-  <w:comment w:id="6" w:author="Michael Kohl" w:date="2026-05-06T17:23:00Z" w:initials="MK">
+  <w:comment w:id="5" w:author="Michael Kohl" w:date="2026-05-08T07:57:00Z" w:initials="MK">
+    <w:p>
+      <w:pPr>
+        <w:pStyle w:val="Kommentartext"/>
+      </w:pPr>
+      <w:r>
+        <w:rPr>
+          <w:rStyle w:val="Kommentarzeichen"/>
+        </w:rPr>
+        <w:annotationRef/>
+      </w:r>
+      <w:r>
+        <w:t>Kürzungspotential: Nur 2 Behauptungen (3c und 3d optional)</w:t>
+      </w:r>
+    </w:p>
+  </w:comment>
+  <w:comment w:id="6" w:author="Michael Kohl" w:date="2026-05-08T07:55:00Z" w:initials="MK">
+    <w:p>
+      <w:pPr>
+        <w:pStyle w:val="Kommentartext"/>
+      </w:pPr>
+      <w:r>
+        <w:rPr>
+          <w:rStyle w:val="Kommentarzeichen"/>
+        </w:rPr>
+        <w:annotationRef/>
+      </w:r>
+      <w:r>
+        <w:t>Hier ist Kürzungspotential. Man könnte Erarbeitung 2 und Vertiefung zu einer Phase verschmelzen</w:t>
+      </w:r>
+    </w:p>
+  </w:comment>
+  <w:comment w:id="7" w:author="Michael Kohl" w:date="2026-05-08T07:37:00Z" w:initials="MK">
+    <w:p>
+      <w:pPr>
+        <w:pStyle w:val="Kommentartext"/>
+      </w:pPr>
+      <w:r>
+        <w:rPr>
+          <w:rStyle w:val="Kommentarzeichen"/>
+        </w:rPr>
+        <w:annotationRef/>
+      </w:r>
+      <w:r>
+        <w:rPr>
+          <w:color w:val="000000"/>
+        </w:rPr>
+        <w:t>Noch Platz für Notizen in AB einbauen?</w:t>
+      </w:r>
+    </w:p>
+  </w:comment>
+  <w:comment w:id="8" w:author="Michael Kohl" w:date="2026-05-08T07:56:00Z" w:initials="MK">
+    <w:p>
+      <w:pPr>
+        <w:pStyle w:val="Kommentartext"/>
+      </w:pPr>
+      <w:r>
+        <w:rPr>
+          <w:rStyle w:val="Kommentarzeichen"/>
+        </w:rPr>
+        <w:annotationRef/>
+      </w:r>
+      <w:r>
+        <w:t>Hier Kürzungspotential. Quizkarten könnten in der LH mitgeliefert werden für Sek1. Sek2 könnte nur Vorderseite Arbeitsblatt machen. Rückseite als Hausaufgabe?</w:t>
+      </w:r>
+    </w:p>
+  </w:comment>
+  <w:comment w:id="10" w:author="Michael Kohl" w:date="2026-05-06T17:23:00Z" w:initials="MK">
     <w:p>
       <w:pPr>
         <w:pStyle w:val="Kommentartext"/>
@@ -19196,7 +19397,7 @@
       </w:r>
     </w:p>
   </w:comment>
-  <w:comment w:id="7" w:author="Michael Kohl" w:date="2026-05-06T17:26:00Z" w:initials="MK">
+  <w:comment w:id="11" w:author="Michael Kohl" w:date="2026-05-06T17:26:00Z" w:initials="MK">
     <w:p>
       <w:pPr>
         <w:pStyle w:val="Kommentartext"/>
@@ -19212,7 +19413,7 @@
       </w:r>
     </w:p>
   </w:comment>
-  <w:comment w:id="8" w:author="Michael Kohl" w:date="2026-05-04T12:14:00Z" w:initials="MK">
+  <w:comment w:id="12" w:author="Michael Kohl" w:date="2026-05-04T12:14:00Z" w:initials="MK">
     <w:p>
       <w:pPr>
         <w:pStyle w:val="Kommentartext"/>
@@ -19228,7 +19429,7 @@
       </w:r>
     </w:p>
   </w:comment>
-  <w:comment w:id="9" w:author="Michael Kohl" w:date="2026-05-06T16:53:00Z" w:initials="MK">
+  <w:comment w:id="13" w:author="Michael Kohl" w:date="2026-05-06T16:53:00Z" w:initials="MK">
     <w:p>
       <w:pPr>
         <w:pStyle w:val="Kommentartext"/>
@@ -19244,7 +19445,7 @@
       </w:r>
     </w:p>
   </w:comment>
-  <w:comment w:id="10" w:author="Michael Kohl" w:date="2026-05-07T16:08:00Z" w:initials="MK">
+  <w:comment w:id="14" w:author="Michael Kohl" w:date="2026-05-07T16:08:00Z" w:initials="MK">
     <w:p>
       <w:pPr>
         <w:pStyle w:val="Kommentartext"/>
@@ -19260,7 +19461,7 @@
       </w:r>
     </w:p>
   </w:comment>
-  <w:comment w:id="11" w:author="Michael Kohl" w:date="2026-05-06T17:33:00Z" w:initials="MK">
+  <w:comment w:id="15" w:author="Michael Kohl" w:date="2026-05-06T17:33:00Z" w:initials="MK">
     <w:p>
       <w:pPr>
         <w:pStyle w:val="Kommentartext"/>
@@ -19284,6 +19485,10 @@
   <w15:commentEx w15:paraId="7FD3D28C" w15:done="0"/>
   <w15:commentEx w15:paraId="5C836027" w15:done="0"/>
   <w15:commentEx w15:paraId="2D86C326" w15:done="0"/>
+  <w15:commentEx w15:paraId="6466C312" w15:done="0"/>
+  <w15:commentEx w15:paraId="6F0188B2" w15:done="0"/>
+  <w15:commentEx w15:paraId="3211B622" w15:done="0"/>
+  <w15:commentEx w15:paraId="54B4112D" w15:done="0"/>
   <w15:commentEx w15:paraId="71F289E1" w15:done="0"/>
   <w15:commentEx w15:paraId="657BA387" w15:done="0"/>
   <w15:commentEx w15:paraId="265A74AB" w15:done="0"/>
@@ -19298,6 +19503,10 @@
   <w16cex:commentExtensible w16cex:durableId="2543F118" w16cex:dateUtc="2026-05-04T15:53:00Z"/>
   <w16cex:commentExtensible w16cex:durableId="3FD6BECB" w16cex:dateUtc="2026-05-04T07:11:00Z"/>
   <w16cex:commentExtensible w16cex:durableId="57FE2AF7" w16cex:dateUtc="2026-05-06T14:35:00Z"/>
+  <w16cex:commentExtensible w16cex:durableId="542800A9" w16cex:dateUtc="2026-05-08T05:57:00Z"/>
+  <w16cex:commentExtensible w16cex:durableId="429B830A" w16cex:dateUtc="2026-05-08T05:55:00Z"/>
+  <w16cex:commentExtensible w16cex:durableId="61739B65" w16cex:dateUtc="2026-05-08T05:37:00Z"/>
+  <w16cex:commentExtensible w16cex:durableId="72BFD688" w16cex:dateUtc="2026-05-08T05:56:00Z"/>
   <w16cex:commentExtensible w16cex:durableId="0F913431" w16cex:dateUtc="2026-05-06T15:23:00Z"/>
   <w16cex:commentExtensible w16cex:durableId="6130BE1F" w16cex:dateUtc="2026-05-06T15:26:00Z"/>
   <w16cex:commentExtensible w16cex:durableId="2F012372" w16cex:dateUtc="2026-05-04T10:14:00Z"/>
@@ -19312,6 +19521,10 @@
   <w16cid:commentId w16cid:paraId="7FD3D28C" w16cid:durableId="2543F118"/>
   <w16cid:commentId w16cid:paraId="5C836027" w16cid:durableId="3FD6BECB"/>
   <w16cid:commentId w16cid:paraId="2D86C326" w16cid:durableId="57FE2AF7"/>
+  <w16cid:commentId w16cid:paraId="6466C312" w16cid:durableId="542800A9"/>
+  <w16cid:commentId w16cid:paraId="6F0188B2" w16cid:durableId="429B830A"/>
+  <w16cid:commentId w16cid:paraId="3211B622" w16cid:durableId="61739B65"/>
+  <w16cid:commentId w16cid:paraId="54B4112D" w16cid:durableId="72BFD688"/>
   <w16cid:commentId w16cid:paraId="71F289E1" w16cid:durableId="0F913431"/>
   <w16cid:commentId w16cid:paraId="657BA387" w16cid:durableId="6130BE1F"/>
   <w16cid:commentId w16cid:paraId="265A74AB" w16cid:durableId="2F012372"/>

--- a/lh3/feinkonzept/DURCHBLICKT_LH3_Mythen_MK.docx
+++ b/lh3/feinkonzept/DURCHBLICKT_LH3_Mythen_MK.docx
@@ -12,7 +12,6 @@
           <w:bCs/>
           <w:sz w:val="28"/>
           <w:szCs w:val="28"/>
-          <w:lang w:val="de"/>
         </w:rPr>
       </w:pPr>
       <w:r>
@@ -22,7 +21,6 @@
           <w:bCs/>
           <w:sz w:val="28"/>
           <w:szCs w:val="28"/>
-          <w:lang w:val="de"/>
         </w:rPr>
         <w:t>Gesundheitsmythen im Netz</w:t>
       </w:r>
@@ -138,19 +136,7 @@
         <w:rPr>
           <w:rFonts w:cstheme="minorHAnsi"/>
         </w:rPr>
-        <w:t>Schnitt: Collage mit weiteren Behauptungen von Social Media Plattformen; Mix aus Fakt und Fake</w:t>
-      </w:r>
-      <w:r>
-        <w:rPr>
-          <w:rFonts w:cstheme="minorHAnsi"/>
-        </w:rPr>
-        <w:t xml:space="preserve"> (</w:t>
-      </w:r>
-      <w:r>
-        <w:rPr>
-          <w:rFonts w:cstheme="minorHAnsi"/>
-        </w:rPr>
-        <w:t>z. B. „Detox-Tee reinigt deinen Körper", „8 Gläser Wasser pro Tag sind Pflicht", „Zucker macht Kinder hyperaktiv")</w:t>
+        <w:t>Schnitt: Collage mit weiteren Behauptungen von Social Media Plattformen; Mix aus Fakt und Fake (z. B. „Detox-Tee reinigt deinen Körper", „8 Gläser Wasser pro Tag sind Pflicht", „Zucker macht Kinder hyperaktiv")</w:t>
       </w:r>
     </w:p>
     <w:p>
@@ -1411,13 +1397,7 @@
               <w:rPr>
                 <w:rFonts w:cstheme="minorHAnsi"/>
               </w:rPr>
-              <w:t xml:space="preserve">&gt; </w:t>
-            </w:r>
-            <w:r>
-              <w:rPr>
-                <w:rFonts w:cstheme="minorHAnsi"/>
-              </w:rPr>
-              <w:t>Digitale Produkte erstellen und präsentieren</w:t>
+              <w:t>&gt; Digitale Produkte erstellen und präsentieren</w:t>
             </w:r>
           </w:p>
         </w:tc>
@@ -3571,13 +3551,7 @@
               <w:rPr>
                 <w:rFonts w:cstheme="minorHAnsi"/>
               </w:rPr>
-              <w:t>(</w:t>
-            </w:r>
-            <w:r>
-              <w:rPr>
-                <w:rFonts w:cstheme="minorHAnsi"/>
-              </w:rPr>
-              <w:t xml:space="preserve">optional) Kurz-Exkurs </w:t>
+              <w:t xml:space="preserve">(optional) Kurz-Exkurs </w:t>
             </w:r>
             <w:r>
               <w:rPr>
@@ -4399,14 +4373,7 @@
                 <w:rFonts w:cstheme="minorHAnsi"/>
                 <w:color w:val="000000" w:themeColor="text1"/>
               </w:rPr>
-              <w:t xml:space="preserve">Live-Demonstration im </w:t>
-            </w:r>
-            <w:r>
-              <w:rPr>
-                <w:rFonts w:cstheme="minorHAnsi"/>
-                <w:color w:val="000000" w:themeColor="text1"/>
-              </w:rPr>
-              <w:t>Plenum</w:t>
+              <w:t>Live-Demonstration im Plenum</w:t>
             </w:r>
           </w:p>
           <w:p>
@@ -4570,7 +4537,6 @@
               <w:rPr>
                 <w:rFonts w:cstheme="minorHAnsi"/>
                 <w:color w:val="EE0000"/>
-                <w:lang w:val="en-US"/>
               </w:rPr>
             </w:pPr>
           </w:p>
@@ -4583,14 +4549,12 @@
               <w:rPr>
                 <w:rFonts w:cstheme="minorHAnsi"/>
                 <w:color w:val="000000" w:themeColor="text1"/>
-                <w:lang w:val="en-US"/>
-              </w:rPr>
-            </w:pPr>
-            <w:r>
-              <w:rPr>
-                <w:rFonts w:cstheme="minorHAnsi"/>
-                <w:color w:val="000000" w:themeColor="text1"/>
-                <w:lang w:val="en-US"/>
+              </w:rPr>
+            </w:pPr>
+            <w:r>
+              <w:rPr>
+                <w:rFonts w:cstheme="minorHAnsi"/>
+                <w:color w:val="000000" w:themeColor="text1"/>
               </w:rPr>
               <w:t xml:space="preserve">--&gt; Live-Demonstration </w:t>
             </w:r>
@@ -4599,7 +4563,6 @@
                 <w:rPr>
                   <w:rStyle w:val="Hyperlink"/>
                   <w:rFonts w:cstheme="minorHAnsi"/>
-                  <w:lang w:val="en-US"/>
                 </w:rPr>
                 <w:t>https://www.durch-blickt.de/schuelerinnen-und-schueler/quellenchecker</w:t>
               </w:r>
@@ -4614,7 +4577,6 @@
               <w:rPr>
                 <w:rFonts w:cstheme="minorHAnsi"/>
                 <w:color w:val="000000" w:themeColor="text1"/>
-                <w:lang w:val="en-US"/>
               </w:rPr>
             </w:pPr>
           </w:p>
@@ -4627,7 +4589,6 @@
               <w:rPr>
                 <w:rFonts w:cstheme="minorHAnsi"/>
                 <w:color w:val="000000" w:themeColor="text1"/>
-                <w:lang w:val="en-US"/>
               </w:rPr>
             </w:pPr>
           </w:p>
@@ -5345,14 +5306,7 @@
                 <w:rFonts w:cstheme="minorHAnsi"/>
                 <w:color w:val="000000" w:themeColor="text1"/>
               </w:rPr>
-              <w:t>--&gt; Tafel</w:t>
-            </w:r>
-            <w:r>
-              <w:rPr>
-                <w:rFonts w:cstheme="minorHAnsi"/>
-                <w:color w:val="000000" w:themeColor="text1"/>
-              </w:rPr>
-              <w:t>/Flipchart</w:t>
+              <w:t>--&gt; Tafel/Flipchart</w:t>
             </w:r>
           </w:p>
           <w:p>
@@ -5752,14 +5706,12 @@
               <w:rPr>
                 <w:rFonts w:cstheme="minorHAnsi"/>
                 <w:color w:val="000000" w:themeColor="text1"/>
-                <w:lang w:val="en-US"/>
-              </w:rPr>
-            </w:pPr>
-            <w:r>
-              <w:rPr>
-                <w:rFonts w:cstheme="minorHAnsi"/>
-                <w:color w:val="000000" w:themeColor="text1"/>
-                <w:lang w:val="en-US"/>
+              </w:rPr>
+            </w:pPr>
+            <w:r>
+              <w:rPr>
+                <w:rFonts w:cstheme="minorHAnsi"/>
+                <w:color w:val="000000" w:themeColor="text1"/>
               </w:rPr>
               <w:t xml:space="preserve">Impulsfrage </w:t>
             </w:r>
@@ -5767,7 +5719,6 @@
               <w:rPr>
                 <w:rFonts w:cstheme="minorHAnsi"/>
                 <w:color w:val="000000" w:themeColor="text1"/>
-                <w:lang w:val="en-US"/>
               </w:rPr>
               <w:t>im Plenum</w:t>
             </w:r>
@@ -5778,17 +5729,15 @@
               <w:rPr>
                 <w:rFonts w:cstheme="minorHAnsi"/>
                 <w:color w:val="000000" w:themeColor="text1"/>
-                <w:lang w:val="en-US"/>
-              </w:rPr>
-            </w:pPr>
-          </w:p>
-          <w:p>
-            <w:pPr>
-              <w:spacing w:line="276" w:lineRule="auto"/>
-              <w:rPr>
-                <w:rFonts w:cstheme="minorHAnsi"/>
-                <w:color w:val="000000" w:themeColor="text1"/>
-                <w:lang w:val="en-US"/>
+              </w:rPr>
+            </w:pPr>
+          </w:p>
+          <w:p>
+            <w:pPr>
+              <w:spacing w:line="276" w:lineRule="auto"/>
+              <w:rPr>
+                <w:rFonts w:cstheme="minorHAnsi"/>
+                <w:color w:val="000000" w:themeColor="text1"/>
               </w:rPr>
             </w:pPr>
           </w:p>
@@ -7546,19 +7495,7 @@
               <w:rPr>
                 <w:rFonts w:cstheme="minorHAnsi"/>
               </w:rPr>
-              <w:t>Bei eher zurückhaltenden Reaktionen/Kommentaren kann man mit folgenden Fragen das Gespräch voranbringen: „Was müsstet ihr tun, wenn</w:t>
-            </w:r>
-            <w:r>
-              <w:rPr>
-                <w:rFonts w:cstheme="minorHAnsi"/>
-              </w:rPr>
-              <w:t xml:space="preserve"> man sicher sein wollte?</w:t>
-            </w:r>
-            <w:r>
-              <w:rPr>
-                <w:rFonts w:cstheme="minorHAnsi"/>
-              </w:rPr>
-              <w:t xml:space="preserve">“ </w:t>
+              <w:t xml:space="preserve">Bei eher zurückhaltenden Reaktionen/Kommentaren kann man mit folgenden Fragen das Gespräch voranbringen: „Was müsstet ihr tun, wenn man sicher sein wollte?“ </w:t>
             </w:r>
             <w:r>
               <w:rPr>
@@ -7719,25 +7656,7 @@
               <w:rPr>
                 <w:rFonts w:cstheme="minorHAnsi"/>
               </w:rPr>
-              <w:t xml:space="preserve">In 2er-Gruppen </w:t>
-            </w:r>
-            <w:r>
-              <w:rPr>
-                <w:rFonts w:cstheme="minorHAnsi"/>
-              </w:rPr>
-              <w:t xml:space="preserve">sammeln und ergänzen </w:t>
-            </w:r>
-            <w:r>
-              <w:rPr>
-                <w:rFonts w:cstheme="minorHAnsi"/>
-              </w:rPr>
-              <w:t xml:space="preserve">die Lernenden </w:t>
-            </w:r>
-            <w:r>
-              <w:rPr>
-                <w:rFonts w:cstheme="minorHAnsi"/>
-              </w:rPr>
-              <w:t xml:space="preserve">Gründe auf </w:t>
+              <w:t xml:space="preserve">In 2er-Gruppen sammeln und ergänzen die Lernenden Gründe auf </w:t>
             </w:r>
             <w:r>
               <w:rPr>
@@ -7963,356 +7882,340 @@
                 <w:b/>
                 <w:bCs/>
               </w:rPr>
-              <w:t xml:space="preserve"> INFOBOX // </w:t>
-            </w:r>
+              <w:t xml:space="preserve"> INFOBOX // Warum Wiederholung Wahrheit erzeugt</w:t>
+            </w:r>
+          </w:p>
+          <w:p>
+            <w:pPr>
+              <w:shd w:val="clear" w:color="auto" w:fill="FFF2CC" w:themeFill="accent4" w:themeFillTint="33"/>
+              <w:tabs>
+                <w:tab w:val="left" w:pos="273"/>
+              </w:tabs>
+              <w:spacing w:line="276" w:lineRule="auto"/>
+              <w:rPr>
+                <w:rFonts w:cstheme="minorHAnsi"/>
+              </w:rPr>
+            </w:pPr>
+            <w:r>
+              <w:rPr>
+                <w:rFonts w:cstheme="minorHAnsi"/>
+              </w:rPr>
+              <w:t xml:space="preserve">Der Illusory Truth Effect beschreibt: Eine Aussage wirkt umso glaubwürdiger, je häufiger wir sie hören – unabhängig von ihrem Wahrheitsgehalt. Algorithmen auf Social Media verstärken diesen Effekt systematisch, weil sie Inhalte mit hoher Interaktion bevorzugt ausspielen. Emotionale, vereinfachende oder polarisierende Aussagen erhalten dadurch mehr Sichtbarkeit als nuancierte wissenschaftliche Erklärungen. Für Gesundheitsmythen heißt </w:t>
+            </w:r>
+            <w:r>
+              <w:rPr>
+                <w:rFonts w:cstheme="minorHAnsi"/>
+              </w:rPr>
+              <w:lastRenderedPageBreak/>
+              <w:t>das: Eine plausibel klingende Falschinformation, die fünfmal in unterschiedlichen Posts auftaucht, wird zur „gefühlten Wahrheit".</w:t>
+            </w:r>
+          </w:p>
+          <w:p>
+            <w:pPr>
+              <w:tabs>
+                <w:tab w:val="left" w:pos="273"/>
+              </w:tabs>
+              <w:spacing w:line="276" w:lineRule="auto"/>
+              <w:rPr>
+                <w:rFonts w:cstheme="minorHAnsi"/>
+                <w:color w:val="EE0000"/>
+              </w:rPr>
+            </w:pPr>
+          </w:p>
+          <w:p>
+            <w:pPr>
+              <w:tabs>
+                <w:tab w:val="left" w:pos="273"/>
+              </w:tabs>
+              <w:spacing w:line="276" w:lineRule="auto"/>
+              <w:rPr>
+                <w:rFonts w:cstheme="minorHAnsi"/>
+                <w:color w:val="EE0000"/>
+              </w:rPr>
+            </w:pPr>
+          </w:p>
+          <w:p>
+            <w:pPr>
+              <w:shd w:val="clear" w:color="auto" w:fill="FBE4D5" w:themeFill="accent2" w:themeFillTint="33"/>
+              <w:tabs>
+                <w:tab w:val="left" w:pos="273"/>
+              </w:tabs>
+              <w:spacing w:line="276" w:lineRule="auto"/>
+              <w:rPr>
+                <w:rFonts w:cstheme="minorHAnsi"/>
+              </w:rPr>
+            </w:pPr>
+            <w:r>
+              <w:rPr>
+                <w:rFonts w:cstheme="minorHAnsi"/>
+                <w:highlight w:val="yellow"/>
+              </w:rPr>
+              <w:t xml:space="preserve">((Icon </w:t>
+            </w:r>
+            <w:r>
+              <w:rPr>
+                <w:rFonts w:cstheme="minorHAnsi"/>
+                <w:highlight w:val="yellow"/>
+              </w:rPr>
+              <w:t>„</w:t>
+            </w:r>
+            <w:r>
+              <w:rPr>
+                <w:rFonts w:cstheme="minorHAnsi"/>
+                <w:highlight w:val="yellow"/>
+              </w:rPr>
+              <w:t>Differenzierung</w:t>
+            </w:r>
+            <w:r>
+              <w:rPr>
+                <w:rFonts w:cstheme="minorHAnsi"/>
+                <w:highlight w:val="yellow"/>
+              </w:rPr>
+              <w:t>“</w:t>
+            </w:r>
+            <w:r>
+              <w:rPr>
+                <w:rFonts w:cstheme="minorHAnsi"/>
+                <w:highlight w:val="yellow"/>
+              </w:rPr>
+              <w:t>!!))</w:t>
+            </w:r>
+          </w:p>
+          <w:p>
+            <w:pPr>
+              <w:shd w:val="clear" w:color="auto" w:fill="FBE4D5" w:themeFill="accent2" w:themeFillTint="33"/>
+              <w:tabs>
+                <w:tab w:val="left" w:pos="273"/>
+              </w:tabs>
+              <w:spacing w:line="276" w:lineRule="auto"/>
+              <w:rPr>
+                <w:rFonts w:cstheme="minorHAnsi"/>
+              </w:rPr>
+            </w:pPr>
             <w:r>
               <w:rPr>
                 <w:rFonts w:cstheme="minorHAnsi"/>
                 <w:b/>
                 <w:bCs/>
               </w:rPr>
-              <w:t>Warum Wiederholung Wahrheit erzeugt</w:t>
-            </w:r>
-          </w:p>
-          <w:p>
-            <w:pPr>
-              <w:shd w:val="clear" w:color="auto" w:fill="FFF2CC" w:themeFill="accent4" w:themeFillTint="33"/>
-              <w:tabs>
-                <w:tab w:val="left" w:pos="273"/>
-              </w:tabs>
-              <w:spacing w:line="276" w:lineRule="auto"/>
-              <w:rPr>
-                <w:rFonts w:cstheme="minorHAnsi"/>
-              </w:rPr>
-            </w:pPr>
-            <w:r>
-              <w:rPr>
-                <w:rFonts w:cstheme="minorHAnsi"/>
-              </w:rPr>
-              <w:t xml:space="preserve">Der Illusory Truth Effect beschreibt: Eine Aussage wirkt umso glaubwürdiger, je häufiger wir sie hören – unabhängig von ihrem Wahrheitsgehalt. Algorithmen auf Social Media verstärken diesen Effekt systematisch, weil sie Inhalte mit hoher Interaktion bevorzugt ausspielen. Emotionale, vereinfachende oder polarisierende Aussagen erhalten dadurch mehr Sichtbarkeit als nuancierte wissenschaftliche Erklärungen. Für Gesundheitsmythen heißt </w:t>
-            </w:r>
-            <w:r>
-              <w:rPr>
-                <w:rFonts w:cstheme="minorHAnsi"/>
-              </w:rPr>
-              <w:lastRenderedPageBreak/>
-              <w:t>das: Eine plausibel klingende Falschinformation, die fünfmal in unterschiedlichen Posts auftaucht, wird zur „gefühlten Wahrheit".</w:t>
-            </w:r>
-          </w:p>
-          <w:p>
-            <w:pPr>
-              <w:tabs>
-                <w:tab w:val="left" w:pos="273"/>
-              </w:tabs>
-              <w:spacing w:line="276" w:lineRule="auto"/>
-              <w:rPr>
-                <w:rFonts w:cstheme="minorHAnsi"/>
-                <w:color w:val="EE0000"/>
-              </w:rPr>
-            </w:pPr>
-          </w:p>
-          <w:p>
-            <w:pPr>
-              <w:tabs>
-                <w:tab w:val="left" w:pos="273"/>
-              </w:tabs>
-              <w:spacing w:line="276" w:lineRule="auto"/>
-              <w:rPr>
-                <w:rFonts w:cstheme="minorHAnsi"/>
-                <w:color w:val="EE0000"/>
-              </w:rPr>
-            </w:pPr>
-          </w:p>
-          <w:p>
-            <w:pPr>
-              <w:shd w:val="clear" w:color="auto" w:fill="FBE4D5" w:themeFill="accent2" w:themeFillTint="33"/>
-              <w:tabs>
-                <w:tab w:val="left" w:pos="273"/>
-              </w:tabs>
-              <w:spacing w:line="276" w:lineRule="auto"/>
-              <w:rPr>
-                <w:rFonts w:cstheme="minorHAnsi"/>
-              </w:rPr>
-            </w:pPr>
-            <w:r>
-              <w:rPr>
-                <w:rFonts w:cstheme="minorHAnsi"/>
-                <w:highlight w:val="yellow"/>
-              </w:rPr>
-              <w:t xml:space="preserve">((Icon </w:t>
-            </w:r>
-            <w:r>
-              <w:rPr>
-                <w:rFonts w:cstheme="minorHAnsi"/>
-                <w:highlight w:val="yellow"/>
-              </w:rPr>
-              <w:t>„</w:t>
-            </w:r>
-            <w:r>
-              <w:rPr>
-                <w:rFonts w:cstheme="minorHAnsi"/>
-                <w:highlight w:val="yellow"/>
-              </w:rPr>
-              <w:t>Differenzierung</w:t>
-            </w:r>
-            <w:r>
-              <w:rPr>
-                <w:rFonts w:cstheme="minorHAnsi"/>
-                <w:highlight w:val="yellow"/>
-              </w:rPr>
-              <w:t>“</w:t>
-            </w:r>
-            <w:r>
-              <w:rPr>
-                <w:rFonts w:cstheme="minorHAnsi"/>
-                <w:highlight w:val="yellow"/>
-              </w:rPr>
-              <w:t>!!))</w:t>
-            </w:r>
-          </w:p>
-          <w:p>
-            <w:pPr>
-              <w:shd w:val="clear" w:color="auto" w:fill="FBE4D5" w:themeFill="accent2" w:themeFillTint="33"/>
-              <w:tabs>
-                <w:tab w:val="left" w:pos="273"/>
-              </w:tabs>
-              <w:spacing w:line="276" w:lineRule="auto"/>
-              <w:rPr>
-                <w:rFonts w:cstheme="minorHAnsi"/>
-              </w:rPr>
-            </w:pPr>
+              <w:t>Sek. I</w:t>
+            </w:r>
             <w:r>
               <w:rPr>
                 <w:rFonts w:cstheme="minorHAnsi"/>
                 <w:b/>
                 <w:bCs/>
               </w:rPr>
-              <w:t>Sek. I</w:t>
-            </w:r>
-            <w:r>
+              <w:t>:</w:t>
+            </w:r>
+          </w:p>
+          <w:p>
+            <w:pPr>
+              <w:shd w:val="clear" w:color="auto" w:fill="FBE4D5" w:themeFill="accent2" w:themeFillTint="33"/>
+              <w:tabs>
+                <w:tab w:val="left" w:pos="273"/>
+              </w:tabs>
+              <w:spacing w:line="276" w:lineRule="auto"/>
+              <w:rPr>
+                <w:rFonts w:cstheme="minorHAnsi"/>
+              </w:rPr>
+            </w:pPr>
+            <w:r>
+              <w:rPr>
+                <w:rFonts w:cstheme="minorHAnsi"/>
+              </w:rPr>
+              <w:t>– Verbreitungsmechanismen beschreibend benennen: „weil es viele geteilt haben", „weil es toll klingt"</w:t>
+            </w:r>
+          </w:p>
+          <w:p>
+            <w:pPr>
+              <w:shd w:val="clear" w:color="auto" w:fill="FBE4D5" w:themeFill="accent2" w:themeFillTint="33"/>
+              <w:tabs>
+                <w:tab w:val="left" w:pos="273"/>
+              </w:tabs>
+              <w:spacing w:line="276" w:lineRule="auto"/>
+              <w:rPr>
+                <w:rFonts w:cstheme="minorHAnsi"/>
+              </w:rPr>
+            </w:pPr>
+            <w:r>
+              <w:rPr>
+                <w:rFonts w:cstheme="minorHAnsi"/>
+              </w:rPr>
+              <w:t>– Konkrete Beispiele: Before-After-Bilder, „Wundermittel", Challenges</w:t>
+            </w:r>
+          </w:p>
+          <w:p>
+            <w:pPr>
+              <w:shd w:val="clear" w:color="auto" w:fill="FBE4D5" w:themeFill="accent2" w:themeFillTint="33"/>
+              <w:tabs>
+                <w:tab w:val="left" w:pos="273"/>
+              </w:tabs>
+              <w:spacing w:line="276" w:lineRule="auto"/>
+              <w:rPr>
+                <w:rFonts w:cstheme="minorHAnsi"/>
+              </w:rPr>
+            </w:pPr>
+            <w:r>
+              <w:rPr>
+                <w:rFonts w:cstheme="minorHAnsi"/>
+              </w:rPr>
+              <w:t>– Fachbegriffe noch nicht notwendig</w:t>
+            </w:r>
+          </w:p>
+          <w:p>
+            <w:pPr>
+              <w:shd w:val="clear" w:color="auto" w:fill="FBE4D5" w:themeFill="accent2" w:themeFillTint="33"/>
+              <w:tabs>
+                <w:tab w:val="left" w:pos="273"/>
+              </w:tabs>
+              <w:spacing w:line="276" w:lineRule="auto"/>
+              <w:rPr>
+                <w:rFonts w:cstheme="minorHAnsi"/>
+                <w:color w:val="EE0000"/>
+              </w:rPr>
+            </w:pPr>
+          </w:p>
+          <w:p>
+            <w:pPr>
+              <w:shd w:val="clear" w:color="auto" w:fill="FBE4D5" w:themeFill="accent2" w:themeFillTint="33"/>
+              <w:tabs>
+                <w:tab w:val="left" w:pos="273"/>
+              </w:tabs>
+              <w:spacing w:line="276" w:lineRule="auto"/>
               <w:rPr>
                 <w:rFonts w:cstheme="minorHAnsi"/>
                 <w:b/>
                 <w:bCs/>
               </w:rPr>
-              <w:t>:</w:t>
-            </w:r>
-          </w:p>
-          <w:p>
-            <w:pPr>
-              <w:shd w:val="clear" w:color="auto" w:fill="FBE4D5" w:themeFill="accent2" w:themeFillTint="33"/>
-              <w:tabs>
-                <w:tab w:val="left" w:pos="273"/>
-              </w:tabs>
-              <w:spacing w:line="276" w:lineRule="auto"/>
-              <w:rPr>
-                <w:rFonts w:cstheme="minorHAnsi"/>
-              </w:rPr>
-            </w:pPr>
-            <w:r>
-              <w:rPr>
-                <w:rFonts w:cstheme="minorHAnsi"/>
-              </w:rPr>
-              <w:t>– Verbreitungsmechanismen beschreibend benennen: „weil es viele geteilt haben", „weil es toll klingt"</w:t>
-            </w:r>
-          </w:p>
-          <w:p>
-            <w:pPr>
-              <w:shd w:val="clear" w:color="auto" w:fill="FBE4D5" w:themeFill="accent2" w:themeFillTint="33"/>
-              <w:tabs>
-                <w:tab w:val="left" w:pos="273"/>
-              </w:tabs>
-              <w:spacing w:line="276" w:lineRule="auto"/>
-              <w:rPr>
-                <w:rFonts w:cstheme="minorHAnsi"/>
-              </w:rPr>
-            </w:pPr>
-            <w:r>
-              <w:rPr>
-                <w:rFonts w:cstheme="minorHAnsi"/>
-              </w:rPr>
-              <w:t>– Konkrete Beispiele: Before-After-Bilder, „Wundermittel", Challenges</w:t>
-            </w:r>
-          </w:p>
-          <w:p>
-            <w:pPr>
-              <w:shd w:val="clear" w:color="auto" w:fill="FBE4D5" w:themeFill="accent2" w:themeFillTint="33"/>
-              <w:tabs>
-                <w:tab w:val="left" w:pos="273"/>
-              </w:tabs>
-              <w:spacing w:line="276" w:lineRule="auto"/>
-              <w:rPr>
-                <w:rFonts w:cstheme="minorHAnsi"/>
-              </w:rPr>
-            </w:pPr>
-            <w:r>
-              <w:rPr>
-                <w:rFonts w:cstheme="minorHAnsi"/>
-              </w:rPr>
-              <w:t>– Fachbegriffe noch nicht notwendig</w:t>
-            </w:r>
-          </w:p>
-          <w:p>
-            <w:pPr>
-              <w:shd w:val="clear" w:color="auto" w:fill="FBE4D5" w:themeFill="accent2" w:themeFillTint="33"/>
-              <w:tabs>
-                <w:tab w:val="left" w:pos="273"/>
-              </w:tabs>
-              <w:spacing w:line="276" w:lineRule="auto"/>
-              <w:rPr>
-                <w:rFonts w:cstheme="minorHAnsi"/>
-                <w:color w:val="EE0000"/>
-              </w:rPr>
-            </w:pPr>
-          </w:p>
-          <w:p>
-            <w:pPr>
-              <w:shd w:val="clear" w:color="auto" w:fill="FBE4D5" w:themeFill="accent2" w:themeFillTint="33"/>
-              <w:tabs>
-                <w:tab w:val="left" w:pos="273"/>
-              </w:tabs>
-              <w:spacing w:line="276" w:lineRule="auto"/>
+            </w:pPr>
+            <w:r>
               <w:rPr>
                 <w:rFonts w:cstheme="minorHAnsi"/>
                 <w:b/>
                 <w:bCs/>
               </w:rPr>
-            </w:pPr>
+              <w:t>Sek. I</w:t>
+            </w:r>
             <w:r>
               <w:rPr>
                 <w:rFonts w:cstheme="minorHAnsi"/>
                 <w:b/>
                 <w:bCs/>
               </w:rPr>
-              <w:t>Sek. I</w:t>
-            </w:r>
+              <w:t>I:</w:t>
+            </w:r>
+          </w:p>
+          <w:p>
+            <w:pPr>
+              <w:shd w:val="clear" w:color="auto" w:fill="FBE4D5" w:themeFill="accent2" w:themeFillTint="33"/>
+              <w:tabs>
+                <w:tab w:val="left" w:pos="273"/>
+              </w:tabs>
+              <w:spacing w:line="276" w:lineRule="auto"/>
+              <w:rPr>
+                <w:rFonts w:cstheme="minorHAnsi"/>
+              </w:rPr>
+            </w:pPr>
+            <w:r>
+              <w:rPr>
+                <w:rFonts w:cstheme="minorHAnsi"/>
+              </w:rPr>
+              <w:t>Psychologische Mechanismen benennen und einordnen:</w:t>
+            </w:r>
+          </w:p>
+          <w:p>
+            <w:pPr>
+              <w:shd w:val="clear" w:color="auto" w:fill="FBE4D5" w:themeFill="accent2" w:themeFillTint="33"/>
+              <w:tabs>
+                <w:tab w:val="left" w:pos="273"/>
+              </w:tabs>
+              <w:spacing w:line="276" w:lineRule="auto"/>
+              <w:rPr>
+                <w:rFonts w:cstheme="minorHAnsi"/>
+              </w:rPr>
+            </w:pPr>
+            <w:r>
+              <w:rPr>
+                <w:rFonts w:cstheme="minorHAnsi"/>
+              </w:rPr>
+              <w:t>– Bestätigungsfehler (Confirmation Bias): Wir glauben eher, was zu unseren Überzeugungen passt</w:t>
+            </w:r>
+          </w:p>
+          <w:p>
+            <w:pPr>
+              <w:shd w:val="clear" w:color="auto" w:fill="FBE4D5" w:themeFill="accent2" w:themeFillTint="33"/>
+              <w:tabs>
+                <w:tab w:val="left" w:pos="273"/>
+              </w:tabs>
+              <w:spacing w:line="276" w:lineRule="auto"/>
+              <w:rPr>
+                <w:rFonts w:cstheme="minorHAnsi"/>
+              </w:rPr>
+            </w:pPr>
+            <w:r>
+              <w:rPr>
+                <w:rFonts w:cstheme="minorHAnsi"/>
+              </w:rPr>
+              <w:t>– Dunning-Kruger-Effekt: Wenig Wissen kann zu überhöhter Sicherheit führen</w:t>
+            </w:r>
+          </w:p>
+          <w:p>
+            <w:pPr>
+              <w:shd w:val="clear" w:color="auto" w:fill="FBE4D5" w:themeFill="accent2" w:themeFillTint="33"/>
+              <w:tabs>
+                <w:tab w:val="left" w:pos="273"/>
+              </w:tabs>
+              <w:spacing w:line="276" w:lineRule="auto"/>
+              <w:rPr>
+                <w:rFonts w:cstheme="minorHAnsi"/>
+              </w:rPr>
+            </w:pPr>
+            <w:r>
+              <w:rPr>
+                <w:rFonts w:cstheme="minorHAnsi"/>
+              </w:rPr>
+              <w:t>– Sozialer Beweis: Viele Likes/Shares erhöhen wahrgenommene Glaubwürdigkeit</w:t>
+            </w:r>
+          </w:p>
+          <w:p>
+            <w:pPr>
+              <w:shd w:val="clear" w:color="auto" w:fill="FBE4D5" w:themeFill="accent2" w:themeFillTint="33"/>
+              <w:tabs>
+                <w:tab w:val="left" w:pos="273"/>
+              </w:tabs>
+              <w:spacing w:line="276" w:lineRule="auto"/>
+              <w:rPr>
+                <w:rFonts w:cstheme="minorHAnsi"/>
+              </w:rPr>
+            </w:pPr>
+            <w:r>
+              <w:rPr>
+                <w:rFonts w:cstheme="minorHAnsi"/>
+              </w:rPr>
+              <w:t>– Illusory Truth Effect: Wiederholung erzeugt subjektiv Wahrheit – je öfter eine Falschinformation wiederholt wird, desto wahrer erscheint sie. Das gilt selbst dann, wenn die Aussage erwiesenermaßen falsch ist.</w:t>
+            </w:r>
+          </w:p>
+          <w:p>
+            <w:pPr>
+              <w:rPr>
+                <w:rFonts w:cstheme="minorHAnsi"/>
+              </w:rPr>
+            </w:pPr>
+          </w:p>
+          <w:p>
+            <w:pPr>
+              <w:rPr>
+                <w:rFonts w:cstheme="minorHAnsi"/>
+              </w:rPr>
+            </w:pPr>
             <w:r>
               <w:rPr>
                 <w:rFonts w:cstheme="minorHAnsi"/>
                 <w:b/>
                 <w:bCs/>
               </w:rPr>
-              <w:t>I:</w:t>
-            </w:r>
-          </w:p>
-          <w:p>
-            <w:pPr>
-              <w:shd w:val="clear" w:color="auto" w:fill="FBE4D5" w:themeFill="accent2" w:themeFillTint="33"/>
-              <w:tabs>
-                <w:tab w:val="left" w:pos="273"/>
-              </w:tabs>
-              <w:spacing w:line="276" w:lineRule="auto"/>
-              <w:rPr>
-                <w:rFonts w:cstheme="minorHAnsi"/>
-              </w:rPr>
-            </w:pPr>
-            <w:r>
-              <w:rPr>
-                <w:rFonts w:cstheme="minorHAnsi"/>
-              </w:rPr>
-              <w:t>Psychologische Mechanismen benennen und einordnen:</w:t>
-            </w:r>
-          </w:p>
-          <w:p>
-            <w:pPr>
-              <w:shd w:val="clear" w:color="auto" w:fill="FBE4D5" w:themeFill="accent2" w:themeFillTint="33"/>
-              <w:tabs>
-                <w:tab w:val="left" w:pos="273"/>
-              </w:tabs>
-              <w:spacing w:line="276" w:lineRule="auto"/>
-              <w:rPr>
-                <w:rFonts w:cstheme="minorHAnsi"/>
-              </w:rPr>
-            </w:pPr>
-            <w:r>
-              <w:rPr>
-                <w:rFonts w:cstheme="minorHAnsi"/>
-              </w:rPr>
-              <w:t>– Bestätigungsfehler (Confirmation Bias): Wir glauben eher, was zu unseren Überzeugungen passt</w:t>
-            </w:r>
-          </w:p>
-          <w:p>
-            <w:pPr>
-              <w:shd w:val="clear" w:color="auto" w:fill="FBE4D5" w:themeFill="accent2" w:themeFillTint="33"/>
-              <w:tabs>
-                <w:tab w:val="left" w:pos="273"/>
-              </w:tabs>
-              <w:spacing w:line="276" w:lineRule="auto"/>
-              <w:rPr>
-                <w:rFonts w:cstheme="minorHAnsi"/>
-              </w:rPr>
-            </w:pPr>
-            <w:r>
-              <w:rPr>
-                <w:rFonts w:cstheme="minorHAnsi"/>
-              </w:rPr>
-              <w:t>– Dunning-Kruger-Effekt: Wenig Wissen kann zu überhöhter Sicherheit führen</w:t>
-            </w:r>
-          </w:p>
-          <w:p>
-            <w:pPr>
-              <w:shd w:val="clear" w:color="auto" w:fill="FBE4D5" w:themeFill="accent2" w:themeFillTint="33"/>
-              <w:tabs>
-                <w:tab w:val="left" w:pos="273"/>
-              </w:tabs>
-              <w:spacing w:line="276" w:lineRule="auto"/>
-              <w:rPr>
-                <w:rFonts w:cstheme="minorHAnsi"/>
-              </w:rPr>
-            </w:pPr>
-            <w:r>
-              <w:rPr>
-                <w:rFonts w:cstheme="minorHAnsi"/>
-              </w:rPr>
-              <w:t>– Sozialer Beweis: Viele Likes/Shares erhöhen wahrgenommene Glaubwürdigkeit</w:t>
-            </w:r>
-          </w:p>
-          <w:p>
-            <w:pPr>
-              <w:shd w:val="clear" w:color="auto" w:fill="FBE4D5" w:themeFill="accent2" w:themeFillTint="33"/>
-              <w:tabs>
-                <w:tab w:val="left" w:pos="273"/>
-              </w:tabs>
-              <w:spacing w:line="276" w:lineRule="auto"/>
-              <w:rPr>
-                <w:rFonts w:cstheme="minorHAnsi"/>
-              </w:rPr>
-            </w:pPr>
-            <w:r>
-              <w:rPr>
-                <w:rFonts w:cstheme="minorHAnsi"/>
-              </w:rPr>
-              <w:t>– Illusory Truth Effect: Wiederholung erzeugt subjektiv Wahrheit – je öfter eine Falschinformation wiederholt wird, desto wahrer erscheint sie. Das gilt selbst dann, wenn die Aussage erwiesenermaßen falsch ist.</w:t>
-            </w:r>
-          </w:p>
-          <w:p>
-            <w:pPr>
-              <w:rPr>
-                <w:rFonts w:cstheme="minorHAnsi"/>
-              </w:rPr>
-            </w:pPr>
-          </w:p>
-          <w:p>
-            <w:pPr>
-              <w:rPr>
-                <w:rFonts w:cstheme="minorHAnsi"/>
-              </w:rPr>
-            </w:pPr>
-            <w:r>
-              <w:rPr>
-                <w:rFonts w:cstheme="minorHAnsi"/>
-                <w:b/>
-                <w:bCs/>
-              </w:rPr>
-              <w:t xml:space="preserve">(optional) </w:t>
-            </w:r>
-            <w:r>
-              <w:rPr>
-                <w:rFonts w:cstheme="minorHAnsi"/>
-                <w:b/>
-                <w:bCs/>
-              </w:rPr>
-              <w:t>Kurz-Exkurs „Gesundheitsmythen und KI"</w:t>
+              <w:t>(optional) Kurz-Exkurs „Gesundheitsmythen und KI"</w:t>
             </w:r>
           </w:p>
           <w:p>
@@ -9081,21 +8984,7 @@
                 <w:rFonts w:cstheme="minorHAnsi"/>
                 <w:color w:val="000000" w:themeColor="text1"/>
               </w:rPr>
-              <w:t>Lehrkraft stellt die vier Fragen der QQQQ-Methode</w:t>
-            </w:r>
-            <w:r>
-              <w:rPr>
-                <w:rFonts w:cstheme="minorHAnsi"/>
-                <w:color w:val="000000" w:themeColor="text1"/>
-              </w:rPr>
-              <w:t xml:space="preserve"> mit Arbeitsblatt 2</w:t>
-            </w:r>
-            <w:r>
-              <w:rPr>
-                <w:rFonts w:cstheme="minorHAnsi"/>
-                <w:color w:val="000000" w:themeColor="text1"/>
-              </w:rPr>
-              <w:t xml:space="preserve"> vor und erläutert sie kurz anhand eines Beispiels. Wichtig: Die Methode nicht überladen – sie soll praktisch anwendbar sein, nicht theoretisch vollständig.</w:t>
+              <w:t>Lehrkraft stellt die vier Fragen der QQQQ-Methode mit Arbeitsblatt 2 vor und erläutert sie kurz anhand eines Beispiels. Wichtig: Die Methode nicht überladen – sie soll praktisch anwendbar sein, nicht theoretisch vollständig.</w:t>
             </w:r>
           </w:p>
           <w:p>
@@ -9111,28 +9000,7 @@
                 <w:rFonts w:cstheme="minorHAnsi"/>
                 <w:color w:val="000000" w:themeColor="text1"/>
               </w:rPr>
-              <w:t>Wichtig: Es geht nicht um absolute Wahrheit, sondern um begründete Einschätzung</w:t>
-            </w:r>
-            <w:r>
-              <w:rPr>
-                <w:rFonts w:cstheme="minorHAnsi"/>
-                <w:color w:val="000000" w:themeColor="text1"/>
-              </w:rPr>
-              <w:t>! (</w:t>
-            </w:r>
-            <w:r>
-              <w:rPr>
-                <w:rFonts w:cstheme="minorHAnsi"/>
-                <w:color w:val="000000" w:themeColor="text1"/>
-              </w:rPr>
-              <w:t>Sek II kann die Checkliste weglassen und direkt mit den vier offenen Fragen arbeiten</w:t>
-            </w:r>
-            <w:r>
-              <w:rPr>
-                <w:rFonts w:cstheme="minorHAnsi"/>
-                <w:color w:val="000000" w:themeColor="text1"/>
-              </w:rPr>
-              <w:t>)</w:t>
+              <w:t>Wichtig: Es geht nicht um absolute Wahrheit, sondern um begründete Einschätzung! (Sek II kann die Checkliste weglassen und direkt mit den vier offenen Fragen arbeiten)</w:t>
             </w:r>
           </w:p>
           <w:p>
@@ -9205,7 +9073,52 @@
                 <w:bCs/>
                 <w:color w:val="000000" w:themeColor="text1"/>
               </w:rPr>
-              <w:t xml:space="preserve">eine </w:t>
+              <w:t>eine weitere Beispielbehauptung</w:t>
+            </w:r>
+            <w:r>
+              <w:rPr>
+                <w:rFonts w:cstheme="minorHAnsi"/>
+                <w:color w:val="000000" w:themeColor="text1"/>
+              </w:rPr>
+              <w:t xml:space="preserve"> mit dem QuellenChecker https://www.durch-blickt.de/schuelerinnen-und-schueler/quellenchecker) geprüft. Schritt-für-Schritt-Logik des Tools sichtbar machen und parallel zur QQQQ-Systematik einordnen. Im Plenum „Welche Frage des Tools entspricht welchem Q der Methode?" besprechen.</w:t>
+            </w:r>
+          </w:p>
+          <w:p>
+            <w:pPr>
+              <w:tabs>
+                <w:tab w:val="left" w:pos="273"/>
+              </w:tabs>
+              <w:spacing w:line="276" w:lineRule="auto"/>
+              <w:rPr>
+                <w:rFonts w:cstheme="minorHAnsi"/>
+                <w:color w:val="000000" w:themeColor="text1"/>
+              </w:rPr>
+            </w:pPr>
+            <w:r>
+              <w:rPr>
+                <w:rFonts w:cstheme="minorHAnsi"/>
+                <w:color w:val="000000" w:themeColor="text1"/>
+              </w:rPr>
+              <w:t>Die vorgestellten Werkzeuge werden von den Lernenden dann in einer 3er-/4er-Gruppenarbeit angewendet, indem sie eine der vier Behauptungen (AB 3a-3d) bearbeiten.</w:t>
+            </w:r>
+          </w:p>
+          <w:p>
+            <w:pPr>
+              <w:tabs>
+                <w:tab w:val="left" w:pos="273"/>
+              </w:tabs>
+              <w:spacing w:line="276" w:lineRule="auto"/>
+              <w:rPr>
+                <w:rFonts w:cstheme="minorHAnsi"/>
+                <w:color w:val="000000" w:themeColor="text1"/>
+              </w:rPr>
+            </w:pPr>
+            <w:r>
+              <w:rPr>
+                <w:rFonts w:cstheme="minorHAnsi"/>
+                <w:color w:val="000000" w:themeColor="text1"/>
+              </w:rPr>
+              <w:t xml:space="preserve">Jede Gruppe überprüft eine Gesundheitsbehauptung mit der QQQQ-Methode. </w:t>
             </w:r>
             <w:r>
               <w:rPr>
@@ -9214,7 +9127,33 @@
                 <w:bCs/>
                 <w:color w:val="000000" w:themeColor="text1"/>
               </w:rPr>
-              <w:t xml:space="preserve">weitere </w:t>
+              <w:t>Optional</w:t>
+            </w:r>
+            <w:r>
+              <w:rPr>
+                <w:rFonts w:cstheme="minorHAnsi"/>
+                <w:color w:val="000000" w:themeColor="text1"/>
+              </w:rPr>
+              <w:t>: Gruppen prüfen 1–2 ihrer Behauptungen zusätzlich mit dem QuellenChecker und vergleichen Tool-Ergebnis und eigene QQQQ-Einschätzung.</w:t>
+            </w:r>
+          </w:p>
+          <w:p>
+            <w:pPr>
+              <w:tabs>
+                <w:tab w:val="left" w:pos="273"/>
+              </w:tabs>
+              <w:spacing w:line="276" w:lineRule="auto"/>
+              <w:rPr>
+                <w:rFonts w:cstheme="minorHAnsi"/>
+                <w:color w:val="000000" w:themeColor="text1"/>
+              </w:rPr>
+            </w:pPr>
+            <w:r>
+              <w:rPr>
+                <w:rFonts w:cstheme="minorHAnsi"/>
+                <w:color w:val="000000" w:themeColor="text1"/>
+              </w:rPr>
+              <w:t xml:space="preserve">Lehrkraft sammelt nach der Gruppenarbeitsphase die Ergebnisse: Welche Behauptung wurde geprüft? Was hat die Gruppe herausgefunden? Lehrkraft strukturiert und ergänzt knapp. </w:t>
             </w:r>
             <w:r>
               <w:rPr>
@@ -9223,108 +9162,7 @@
                 <w:bCs/>
                 <w:color w:val="000000" w:themeColor="text1"/>
               </w:rPr>
-              <w:t>Beispielbehauptung</w:t>
-            </w:r>
-            <w:r>
-              <w:rPr>
-                <w:rFonts w:cstheme="minorHAnsi"/>
-                <w:color w:val="000000" w:themeColor="text1"/>
-              </w:rPr>
-              <w:t xml:space="preserve"> mit dem QuellenChecker</w:t>
-            </w:r>
-            <w:r>
-              <w:rPr>
-                <w:rFonts w:cstheme="minorHAnsi"/>
-                <w:color w:val="000000" w:themeColor="text1"/>
-              </w:rPr>
-              <w:t xml:space="preserve"> </w:t>
-            </w:r>
-            <w:r>
-              <w:rPr>
-                <w:rFonts w:cstheme="minorHAnsi"/>
-                <w:color w:val="000000" w:themeColor="text1"/>
-              </w:rPr>
-              <w:t>https://www.durch-blickt.de/schuelerinnen-und-schueler/quellenchecker</w:t>
-            </w:r>
-            <w:r>
-              <w:rPr>
-                <w:rFonts w:cstheme="minorHAnsi"/>
-                <w:color w:val="000000" w:themeColor="text1"/>
-              </w:rPr>
-              <w:t>)</w:t>
-            </w:r>
-            <w:r>
-              <w:rPr>
-                <w:rFonts w:cstheme="minorHAnsi"/>
-                <w:color w:val="000000" w:themeColor="text1"/>
-              </w:rPr>
-              <w:t xml:space="preserve"> geprüft. Schritt-für-Schritt-Logik des Tools sichtbar machen und parallel zur QQQQ-Systematik einordnen</w:t>
-            </w:r>
-            <w:r>
-              <w:rPr>
-                <w:rFonts w:cstheme="minorHAnsi"/>
-                <w:color w:val="000000" w:themeColor="text1"/>
-              </w:rPr>
-              <w:t>. Im Plenum</w:t>
-            </w:r>
-            <w:r>
-              <w:rPr>
-                <w:rFonts w:cstheme="minorHAnsi"/>
-                <w:color w:val="000000" w:themeColor="text1"/>
-              </w:rPr>
-              <w:t xml:space="preserve"> „Welche Frage des Tools entspricht welchem Q der Methode?"</w:t>
-            </w:r>
-            <w:r>
-              <w:rPr>
-                <w:rFonts w:cstheme="minorHAnsi"/>
-                <w:color w:val="000000" w:themeColor="text1"/>
-              </w:rPr>
-              <w:t xml:space="preserve"> besprechen.</w:t>
-            </w:r>
-          </w:p>
-          <w:p>
-            <w:pPr>
-              <w:tabs>
-                <w:tab w:val="left" w:pos="273"/>
-              </w:tabs>
-              <w:spacing w:line="276" w:lineRule="auto"/>
-              <w:rPr>
-                <w:rFonts w:cstheme="minorHAnsi"/>
-                <w:color w:val="000000" w:themeColor="text1"/>
-              </w:rPr>
-            </w:pPr>
-            <w:r>
-              <w:rPr>
-                <w:rFonts w:cstheme="minorHAnsi"/>
-                <w:color w:val="000000" w:themeColor="text1"/>
-              </w:rPr>
-              <w:t>Die vorgestellten Werkzeuge werden von den Lernenden dann in einer 3er-/4er-Gruppenarbeit angewendet, indem sie eine der vier Behauptungen (AB 3a-3d) bearbeiten.</w:t>
-            </w:r>
-          </w:p>
-          <w:p>
-            <w:pPr>
-              <w:tabs>
-                <w:tab w:val="left" w:pos="273"/>
-              </w:tabs>
-              <w:spacing w:line="276" w:lineRule="auto"/>
-              <w:rPr>
-                <w:rFonts w:cstheme="minorHAnsi"/>
-                <w:color w:val="000000" w:themeColor="text1"/>
-              </w:rPr>
-            </w:pPr>
-            <w:r>
-              <w:rPr>
-                <w:rFonts w:cstheme="minorHAnsi"/>
-                <w:color w:val="000000" w:themeColor="text1"/>
-              </w:rPr>
-              <w:t>J</w:t>
-            </w:r>
-            <w:r>
-              <w:rPr>
-                <w:rFonts w:cstheme="minorHAnsi"/>
-                <w:color w:val="000000" w:themeColor="text1"/>
-              </w:rPr>
-              <w:t xml:space="preserve">ede Gruppe überprüft eine Gesundheitsbehauptung mit der QQQQ-Methode. </w:t>
+              <w:t>Hinweis auf die Infobox</w:t>
             </w:r>
             <w:r>
               <w:rPr>
@@ -9333,71 +9171,74 @@
                 <w:bCs/>
                 <w:color w:val="000000" w:themeColor="text1"/>
               </w:rPr>
-              <w:t>Optional</w:t>
-            </w:r>
-            <w:r>
-              <w:rPr>
-                <w:rFonts w:cstheme="minorHAnsi"/>
-                <w:color w:val="000000" w:themeColor="text1"/>
-              </w:rPr>
-              <w:t>: Gruppen prüfen 1–2 ihrer Behauptungen zusätzlich mit dem QuellenChecker und vergleichen Tool-Ergebnis und eigene QQQQ-Einschätzung</w:t>
-            </w:r>
-            <w:r>
-              <w:rPr>
-                <w:rFonts w:cstheme="minorHAnsi"/>
-                <w:color w:val="000000" w:themeColor="text1"/>
-              </w:rPr>
-              <w:t>.</w:t>
-            </w:r>
-          </w:p>
-          <w:p>
-            <w:pPr>
-              <w:tabs>
-                <w:tab w:val="left" w:pos="273"/>
-              </w:tabs>
-              <w:spacing w:line="276" w:lineRule="auto"/>
-              <w:rPr>
-                <w:rFonts w:cstheme="minorHAnsi"/>
-                <w:color w:val="000000" w:themeColor="text1"/>
-              </w:rPr>
-            </w:pPr>
-            <w:r>
-              <w:rPr>
-                <w:rFonts w:cstheme="minorHAnsi"/>
-                <w:color w:val="000000" w:themeColor="text1"/>
-              </w:rPr>
-              <w:t>L</w:t>
-            </w:r>
-            <w:r>
-              <w:rPr>
-                <w:rFonts w:cstheme="minorHAnsi"/>
-                <w:color w:val="000000" w:themeColor="text1"/>
-              </w:rPr>
-              <w:t xml:space="preserve">ehrkraft sammelt </w:t>
-            </w:r>
-            <w:r>
-              <w:rPr>
-                <w:rFonts w:cstheme="minorHAnsi"/>
-                <w:color w:val="000000" w:themeColor="text1"/>
-              </w:rPr>
-              <w:t xml:space="preserve">nach der Gruppenarbeitsphase </w:t>
-            </w:r>
-            <w:r>
-              <w:rPr>
-                <w:rFonts w:cstheme="minorHAnsi"/>
-                <w:color w:val="000000" w:themeColor="text1"/>
-              </w:rPr>
-              <w:t xml:space="preserve">die Ergebnisse: Welche Behauptung wurde geprüft? Was hat die Gruppe herausgefunden? Lehrkraft strukturiert und ergänzt knapp. </w:t>
-            </w:r>
-            <w:r>
+              <w:t xml:space="preserve"> </w:t>
+            </w:r>
+            <w:r>
+              <w:rPr>
+                <w:rFonts w:cstheme="minorHAnsi"/>
+                <w:color w:val="EE0000"/>
+              </w:rPr>
+              <w:t xml:space="preserve"> </w:t>
+            </w:r>
+            <w:r>
+              <w:rPr>
+                <w:rFonts w:cstheme="minorHAnsi"/>
+                <w:color w:val="000000" w:themeColor="text1"/>
+              </w:rPr>
+              <w:t>mit vertrauenswürdigen Anlaufstellen (gesundheitsinformation.de, rki.de, bzga.de, barmer.de/gesundheit) – ausführliche Liste s</w:t>
+            </w:r>
+            <w:r>
+              <w:rPr>
+                <w:rFonts w:cstheme="minorHAnsi"/>
+                <w:color w:val="000000" w:themeColor="text1"/>
+              </w:rPr>
+              <w:t>iehe Infobox weiter unten</w:t>
+            </w:r>
+            <w:r>
+              <w:rPr>
+                <w:rFonts w:cstheme="minorHAnsi"/>
+                <w:color w:val="000000" w:themeColor="text1"/>
+              </w:rPr>
+              <w:t xml:space="preserve"> „Vertrauenswürdige Gesundheitsquellen"</w:t>
+            </w:r>
+          </w:p>
+          <w:p>
+            <w:pPr>
+              <w:tabs>
+                <w:tab w:val="left" w:pos="273"/>
+              </w:tabs>
+              <w:spacing w:line="276" w:lineRule="auto"/>
+              <w:rPr>
+                <w:rFonts w:cstheme="minorHAnsi"/>
+                <w:color w:val="000000" w:themeColor="text1"/>
+              </w:rPr>
+            </w:pPr>
+          </w:p>
+          <w:p>
+            <w:pPr>
+              <w:tabs>
+                <w:tab w:val="left" w:pos="273"/>
+              </w:tabs>
+              <w:spacing w:line="276" w:lineRule="auto"/>
+              <w:rPr>
+                <w:rFonts w:cstheme="minorHAnsi"/>
+                <w:color w:val="EE0000"/>
+              </w:rPr>
+            </w:pPr>
+          </w:p>
+          <w:p>
+            <w:pPr>
+              <w:tabs>
+                <w:tab w:val="left" w:pos="273"/>
+              </w:tabs>
+              <w:spacing w:line="276" w:lineRule="auto"/>
               <w:rPr>
                 <w:rFonts w:cstheme="minorHAnsi"/>
                 <w:b/>
                 <w:bCs/>
                 <w:color w:val="000000" w:themeColor="text1"/>
               </w:rPr>
-              <w:t>Hinweis auf die Infobox</w:t>
-            </w:r>
+            </w:pPr>
             <w:r>
               <w:rPr>
                 <w:rFonts w:cstheme="minorHAnsi"/>
@@ -9405,74 +9246,17 @@
                 <w:bCs/>
                 <w:color w:val="000000" w:themeColor="text1"/>
               </w:rPr>
-              <w:t xml:space="preserve"> </w:t>
-            </w:r>
-            <w:r>
-              <w:rPr>
-                <w:rFonts w:cstheme="minorHAnsi"/>
-                <w:color w:val="EE0000"/>
-              </w:rPr>
-              <w:t xml:space="preserve"> </w:t>
-            </w:r>
-            <w:r>
-              <w:rPr>
-                <w:rFonts w:cstheme="minorHAnsi"/>
-                <w:color w:val="000000" w:themeColor="text1"/>
-              </w:rPr>
-              <w:t>mit vertrauenswürdigen Anlaufstellen (gesundheitsinformation.de, rki.de, bzga.de, barmer.de/gesundheit) – ausführliche Liste s</w:t>
-            </w:r>
-            <w:r>
-              <w:rPr>
-                <w:rFonts w:cstheme="minorHAnsi"/>
-                <w:color w:val="000000" w:themeColor="text1"/>
-              </w:rPr>
-              <w:t>iehe Infobox weiter unten</w:t>
-            </w:r>
-            <w:r>
-              <w:rPr>
-                <w:rFonts w:cstheme="minorHAnsi"/>
-                <w:color w:val="000000" w:themeColor="text1"/>
-              </w:rPr>
-              <w:t xml:space="preserve"> „Vertrauenswürdige Gesundheitsquellen"</w:t>
-            </w:r>
-          </w:p>
-          <w:p>
-            <w:pPr>
-              <w:tabs>
-                <w:tab w:val="left" w:pos="273"/>
-              </w:tabs>
-              <w:spacing w:line="276" w:lineRule="auto"/>
-              <w:rPr>
-                <w:rFonts w:cstheme="minorHAnsi"/>
-                <w:color w:val="000000" w:themeColor="text1"/>
-              </w:rPr>
-            </w:pPr>
-          </w:p>
-          <w:p>
-            <w:pPr>
-              <w:tabs>
-                <w:tab w:val="left" w:pos="273"/>
-              </w:tabs>
-              <w:spacing w:line="276" w:lineRule="auto"/>
-              <w:rPr>
-                <w:rFonts w:cstheme="minorHAnsi"/>
-                <w:color w:val="EE0000"/>
-              </w:rPr>
-            </w:pPr>
-          </w:p>
-          <w:p>
-            <w:pPr>
-              <w:tabs>
-                <w:tab w:val="left" w:pos="273"/>
-              </w:tabs>
-              <w:spacing w:line="276" w:lineRule="auto"/>
+              <w:t xml:space="preserve">Erwartbare Antworten der Lernenden </w:t>
+            </w:r>
+            <w:r>
               <w:rPr>
                 <w:rFonts w:cstheme="minorHAnsi"/>
                 <w:b/>
                 <w:bCs/>
                 <w:color w:val="000000" w:themeColor="text1"/>
               </w:rPr>
-            </w:pPr>
+              <w:t>zum</w:t>
+            </w:r>
             <w:r>
               <w:rPr>
                 <w:rFonts w:cstheme="minorHAnsi"/>
@@ -9480,16 +9264,7 @@
                 <w:bCs/>
                 <w:color w:val="000000" w:themeColor="text1"/>
               </w:rPr>
-              <w:t>Erwartbare Antworten der Lernenden zu</w:t>
-            </w:r>
-            <w:r>
-              <w:rPr>
-                <w:rFonts w:cstheme="minorHAnsi"/>
-                <w:b/>
-                <w:bCs/>
-                <w:color w:val="000000" w:themeColor="text1"/>
-              </w:rPr>
-              <w:t>n den Faktencheck-Behauptungen auf</w:t>
+              <w:t xml:space="preserve"> den Faktencheck-Behauptungen auf</w:t>
             </w:r>
             <w:r>
               <w:rPr>
@@ -11731,13 +11506,7 @@
                     <w:rPr>
                       <w:rFonts w:cstheme="minorHAnsi"/>
                     </w:rPr>
-                    <w:t>Prävention, Aufklärung, Jugendgesundheit</w:t>
-                  </w:r>
-                  <w:r>
-                    <w:rPr>
-                      <w:rFonts w:cstheme="minorHAnsi"/>
-                    </w:rPr>
-                    <w:t xml:space="preserve"> </w:t>
+                    <w:t xml:space="preserve">Prävention, Aufklärung, Jugendgesundheit </w:t>
                   </w:r>
                 </w:p>
               </w:tc>
@@ -12295,14 +12064,7 @@
                 <w:rFonts w:cstheme="minorHAnsi"/>
                 <w:color w:val="000000" w:themeColor="text1"/>
               </w:rPr>
-              <w:t xml:space="preserve">In 3er/4er-Gruppen wird </w:t>
-            </w:r>
-            <w:r>
-              <w:rPr>
-                <w:rFonts w:cstheme="minorHAnsi"/>
-                <w:color w:val="000000" w:themeColor="text1"/>
-              </w:rPr>
-              <w:t>danach</w:t>
+              <w:t>In 3er/4er-Gruppen wird danach</w:t>
             </w:r>
             <w:r>
               <w:rPr>
@@ -12316,14 +12078,7 @@
                 <w:rFonts w:cstheme="minorHAnsi"/>
                 <w:color w:val="000000" w:themeColor="text1"/>
               </w:rPr>
-              <w:t xml:space="preserve"> </w:t>
-            </w:r>
-            <w:r>
-              <w:rPr>
-                <w:rFonts w:cstheme="minorHAnsi"/>
-                <w:color w:val="000000" w:themeColor="text1"/>
-              </w:rPr>
-              <w:t>je ein fiktives Influencer-Profil (Fitness / Ernährung / Beauty) analysiert. Leitfragen: Welches Körperbild wird vermittelt? Welche Gesundheitsbehauptungen werden gemacht? Wer profitiert davon?</w:t>
+              <w:t xml:space="preserve"> je ein fiktives Influencer-Profil (Fitness / Ernährung / Beauty) analysiert. Leitfragen: Welches Körperbild wird vermittelt? Welche Gesundheitsbehauptungen werden gemacht? Wer profitiert davon?</w:t>
             </w:r>
           </w:p>
           <w:p>
@@ -12394,17 +12149,152 @@
                 <w:bCs/>
                 <w:color w:val="000000" w:themeColor="text1"/>
               </w:rPr>
-              <w:t>Zusatz</w:t>
-            </w:r>
-            <w:r>
+              <w:t>Zusatzfragen für Sek II:</w:t>
+            </w:r>
+          </w:p>
+          <w:p>
+            <w:pPr>
+              <w:tabs>
+                <w:tab w:val="left" w:pos="273"/>
+              </w:tabs>
+              <w:spacing w:line="276" w:lineRule="auto"/>
+              <w:ind w:left="273"/>
+              <w:rPr>
+                <w:rFonts w:cstheme="minorHAnsi"/>
+                <w:color w:val="000000" w:themeColor="text1"/>
+              </w:rPr>
+            </w:pPr>
+            <w:r>
+              <w:rPr>
+                <w:rFonts w:cstheme="minorHAnsi"/>
+                <w:color w:val="000000" w:themeColor="text1"/>
+              </w:rPr>
+              <w:t>Wäre das Profil nach der EU-Kennzeichnungspflicht korrekt? Was müsste als Werbung gekennzeichnet sein?</w:t>
+            </w:r>
+          </w:p>
+          <w:p>
+            <w:pPr>
+              <w:tabs>
+                <w:tab w:val="left" w:pos="273"/>
+              </w:tabs>
+              <w:spacing w:line="276" w:lineRule="auto"/>
+              <w:ind w:left="273"/>
+              <w:rPr>
+                <w:rFonts w:cstheme="minorHAnsi"/>
+                <w:color w:val="000000" w:themeColor="text1"/>
+              </w:rPr>
+            </w:pPr>
+            <w:r>
+              <w:rPr>
+                <w:rFonts w:cstheme="minorHAnsi"/>
+                <w:color w:val="000000" w:themeColor="text1"/>
+              </w:rPr>
+              <w:t>Welches Profil ist deiner Einschätzung nach am problematischsten – und warum?</w:t>
+            </w:r>
+          </w:p>
+          <w:p>
+            <w:pPr>
+              <w:tabs>
+                <w:tab w:val="left" w:pos="273"/>
+              </w:tabs>
+              <w:spacing w:line="276" w:lineRule="auto"/>
+              <w:rPr>
+                <w:rFonts w:cstheme="minorHAnsi"/>
+                <w:color w:val="EE0000"/>
+              </w:rPr>
+            </w:pPr>
+          </w:p>
+          <w:p>
+            <w:pPr>
+              <w:tabs>
+                <w:tab w:val="left" w:pos="273"/>
+              </w:tabs>
+              <w:spacing w:line="276" w:lineRule="auto"/>
+              <w:rPr>
+                <w:rFonts w:cstheme="minorHAnsi"/>
+                <w:color w:val="EE0000"/>
+              </w:rPr>
+            </w:pPr>
+          </w:p>
+          <w:p>
+            <w:pPr>
+              <w:tabs>
+                <w:tab w:val="left" w:pos="273"/>
+              </w:tabs>
+              <w:spacing w:line="276" w:lineRule="auto"/>
+              <w:rPr>
+                <w:rFonts w:cstheme="minorHAnsi"/>
+                <w:color w:val="EE0000"/>
+              </w:rPr>
+            </w:pPr>
+          </w:p>
+          <w:p>
+            <w:pPr>
+              <w:shd w:val="clear" w:color="auto" w:fill="FBE4D5" w:themeFill="accent2" w:themeFillTint="33"/>
+              <w:tabs>
+                <w:tab w:val="left" w:pos="273"/>
+              </w:tabs>
+              <w:spacing w:line="276" w:lineRule="auto"/>
+              <w:rPr>
+                <w:rFonts w:cstheme="minorHAnsi"/>
+                <w:color w:val="000000" w:themeColor="text1"/>
+              </w:rPr>
+            </w:pPr>
+            <w:r>
+              <w:rPr>
+                <w:rFonts w:cstheme="minorHAnsi"/>
+                <w:color w:val="000000" w:themeColor="text1"/>
+                <w:highlight w:val="yellow"/>
+              </w:rPr>
+              <w:t xml:space="preserve">((Icon </w:t>
+            </w:r>
+            <w:r>
+              <w:rPr>
+                <w:rFonts w:cstheme="minorHAnsi"/>
+                <w:color w:val="000000" w:themeColor="text1"/>
+                <w:highlight w:val="yellow"/>
+              </w:rPr>
+              <w:t>„</w:t>
+            </w:r>
+            <w:r>
+              <w:rPr>
+                <w:rFonts w:cstheme="minorHAnsi"/>
+                <w:color w:val="000000" w:themeColor="text1"/>
+                <w:highlight w:val="yellow"/>
+              </w:rPr>
+              <w:t>Differenzierung</w:t>
+            </w:r>
+            <w:r>
+              <w:rPr>
+                <w:rFonts w:cstheme="minorHAnsi"/>
+                <w:color w:val="000000" w:themeColor="text1"/>
+                <w:highlight w:val="yellow"/>
+              </w:rPr>
+              <w:t>“</w:t>
+            </w:r>
+            <w:r>
+              <w:rPr>
+                <w:rFonts w:cstheme="minorHAnsi"/>
+                <w:color w:val="000000" w:themeColor="text1"/>
+                <w:highlight w:val="yellow"/>
+              </w:rPr>
+              <w:t>!!))</w:t>
+            </w:r>
+          </w:p>
+          <w:p>
+            <w:pPr>
+              <w:shd w:val="clear" w:color="auto" w:fill="FBE4D5" w:themeFill="accent2" w:themeFillTint="33"/>
+              <w:tabs>
+                <w:tab w:val="left" w:pos="273"/>
+              </w:tabs>
+              <w:spacing w:line="276" w:lineRule="auto"/>
               <w:rPr>
                 <w:rFonts w:cstheme="minorHAnsi"/>
                 <w:b/>
                 <w:bCs/>
                 <w:color w:val="000000" w:themeColor="text1"/>
               </w:rPr>
-              <w:t>fragen</w:t>
-            </w:r>
+            </w:pPr>
             <w:r>
               <w:rPr>
                 <w:rFonts w:cstheme="minorHAnsi"/>
@@ -12412,182 +12302,15 @@
                 <w:bCs/>
                 <w:color w:val="000000" w:themeColor="text1"/>
               </w:rPr>
-              <w:t xml:space="preserve"> für Sek II:</w:t>
-            </w:r>
-          </w:p>
-          <w:p>
-            <w:pPr>
-              <w:tabs>
-                <w:tab w:val="left" w:pos="273"/>
-              </w:tabs>
-              <w:spacing w:line="276" w:lineRule="auto"/>
-              <w:ind w:left="273"/>
-              <w:rPr>
-                <w:rFonts w:cstheme="minorHAnsi"/>
-                <w:color w:val="000000" w:themeColor="text1"/>
-              </w:rPr>
-            </w:pPr>
-            <w:r>
-              <w:rPr>
-                <w:rFonts w:cstheme="minorHAnsi"/>
-                <w:color w:val="000000" w:themeColor="text1"/>
-              </w:rPr>
-              <w:t xml:space="preserve">Wäre das Profil nach der </w:t>
-            </w:r>
-            <w:r>
-              <w:rPr>
-                <w:rFonts w:cstheme="minorHAnsi"/>
-                <w:color w:val="000000" w:themeColor="text1"/>
-              </w:rPr>
-              <w:t>EU-Kennzeichnungspflicht</w:t>
-            </w:r>
-            <w:r>
-              <w:rPr>
-                <w:rFonts w:cstheme="minorHAnsi"/>
-                <w:color w:val="000000" w:themeColor="text1"/>
-              </w:rPr>
-              <w:t xml:space="preserve"> korrekt? Was müsste als Werbung gekennzeichnet sein?</w:t>
-            </w:r>
-          </w:p>
-          <w:p>
-            <w:pPr>
-              <w:tabs>
-                <w:tab w:val="left" w:pos="273"/>
-              </w:tabs>
-              <w:spacing w:line="276" w:lineRule="auto"/>
-              <w:ind w:left="273"/>
-              <w:rPr>
-                <w:rFonts w:cstheme="minorHAnsi"/>
-                <w:color w:val="000000" w:themeColor="text1"/>
-              </w:rPr>
-            </w:pPr>
-            <w:r>
-              <w:rPr>
-                <w:rFonts w:cstheme="minorHAnsi"/>
-                <w:color w:val="000000" w:themeColor="text1"/>
-              </w:rPr>
-              <w:t>Welches Profil ist deiner Einschätzung nach am problematischsten – und warum?</w:t>
-            </w:r>
-          </w:p>
-          <w:p>
-            <w:pPr>
-              <w:tabs>
-                <w:tab w:val="left" w:pos="273"/>
-              </w:tabs>
-              <w:spacing w:line="276" w:lineRule="auto"/>
-              <w:rPr>
-                <w:rFonts w:cstheme="minorHAnsi"/>
-                <w:color w:val="EE0000"/>
-              </w:rPr>
-            </w:pPr>
-          </w:p>
-          <w:p>
-            <w:pPr>
-              <w:tabs>
-                <w:tab w:val="left" w:pos="273"/>
-              </w:tabs>
-              <w:spacing w:line="276" w:lineRule="auto"/>
-              <w:rPr>
-                <w:rFonts w:cstheme="minorHAnsi"/>
-                <w:color w:val="EE0000"/>
-              </w:rPr>
-            </w:pPr>
-          </w:p>
-          <w:p>
-            <w:pPr>
-              <w:tabs>
-                <w:tab w:val="left" w:pos="273"/>
-              </w:tabs>
-              <w:spacing w:line="276" w:lineRule="auto"/>
-              <w:rPr>
-                <w:rFonts w:cstheme="minorHAnsi"/>
-                <w:color w:val="EE0000"/>
-              </w:rPr>
-            </w:pPr>
-          </w:p>
-          <w:p>
-            <w:pPr>
-              <w:shd w:val="clear" w:color="auto" w:fill="FBE4D5" w:themeFill="accent2" w:themeFillTint="33"/>
-              <w:tabs>
-                <w:tab w:val="left" w:pos="273"/>
-              </w:tabs>
-              <w:spacing w:line="276" w:lineRule="auto"/>
-              <w:rPr>
-                <w:rFonts w:cstheme="minorHAnsi"/>
-                <w:color w:val="000000" w:themeColor="text1"/>
-              </w:rPr>
-            </w:pPr>
-            <w:r>
-              <w:rPr>
-                <w:rFonts w:cstheme="minorHAnsi"/>
-                <w:color w:val="000000" w:themeColor="text1"/>
-                <w:highlight w:val="yellow"/>
-              </w:rPr>
-              <w:t xml:space="preserve">((Icon </w:t>
-            </w:r>
-            <w:r>
-              <w:rPr>
-                <w:rFonts w:cstheme="minorHAnsi"/>
-                <w:color w:val="000000" w:themeColor="text1"/>
-                <w:highlight w:val="yellow"/>
-              </w:rPr>
-              <w:t>„</w:t>
-            </w:r>
-            <w:r>
-              <w:rPr>
-                <w:rFonts w:cstheme="minorHAnsi"/>
-                <w:color w:val="000000" w:themeColor="text1"/>
-                <w:highlight w:val="yellow"/>
-              </w:rPr>
-              <w:t>Differenzierung</w:t>
-            </w:r>
-            <w:r>
-              <w:rPr>
-                <w:rFonts w:cstheme="minorHAnsi"/>
-                <w:color w:val="000000" w:themeColor="text1"/>
-                <w:highlight w:val="yellow"/>
-              </w:rPr>
-              <w:t>“</w:t>
-            </w:r>
-            <w:r>
-              <w:rPr>
-                <w:rFonts w:cstheme="minorHAnsi"/>
-                <w:color w:val="000000" w:themeColor="text1"/>
-                <w:highlight w:val="yellow"/>
-              </w:rPr>
-              <w:t>!!))</w:t>
-            </w:r>
-          </w:p>
-          <w:p>
-            <w:pPr>
-              <w:shd w:val="clear" w:color="auto" w:fill="FBE4D5" w:themeFill="accent2" w:themeFillTint="33"/>
-              <w:tabs>
-                <w:tab w:val="left" w:pos="273"/>
-              </w:tabs>
-              <w:spacing w:line="276" w:lineRule="auto"/>
+              <w:t>Sek. I</w:t>
+            </w:r>
+            <w:r>
               <w:rPr>
                 <w:rFonts w:cstheme="minorHAnsi"/>
                 <w:b/>
                 <w:bCs/>
                 <w:color w:val="000000" w:themeColor="text1"/>
               </w:rPr>
-            </w:pPr>
-            <w:r>
-              <w:rPr>
-                <w:rFonts w:cstheme="minorHAnsi"/>
-                <w:b/>
-                <w:bCs/>
-                <w:color w:val="000000" w:themeColor="text1"/>
-              </w:rPr>
-              <w:t>Sek. I</w:t>
-            </w:r>
-            <w:r>
-              <w:rPr>
-                <w:rFonts w:cstheme="minorHAnsi"/>
-                <w:b/>
-                <w:bCs/>
-                <w:color w:val="000000" w:themeColor="text1"/>
-              </w:rPr>
               <w:t xml:space="preserve"> </w:t>
             </w:r>
           </w:p>
@@ -12669,14 +12392,7 @@
                 <w:rFonts w:cstheme="minorHAnsi"/>
                 <w:color w:val="000000" w:themeColor="text1"/>
               </w:rPr>
-              <w:t xml:space="preserve"> </w:t>
-            </w:r>
-            <w:r>
-              <w:rPr>
-                <w:rFonts w:cstheme="minorHAnsi"/>
-                <w:color w:val="000000" w:themeColor="text1"/>
-              </w:rPr>
-              <w:t>Vorhandenes Wissen zum Thema Bildbearbeitung abrufen</w:t>
+              <w:t xml:space="preserve"> Vorhandenes Wissen zum Thema Bildbearbeitung abrufen</w:t>
             </w:r>
           </w:p>
           <w:p>
@@ -12938,21 +12654,7 @@
                 <w:rFonts w:cstheme="minorHAnsi"/>
                 <w:color w:val="000000" w:themeColor="text1"/>
               </w:rPr>
-              <w:t>–</w:t>
-            </w:r>
-            <w:r>
-              <w:rPr>
-                <w:rFonts w:cstheme="minorHAnsi"/>
-                <w:color w:val="000000" w:themeColor="text1"/>
-              </w:rPr>
-              <w:t xml:space="preserve"> U</w:t>
-            </w:r>
-            <w:r>
-              <w:rPr>
-                <w:rFonts w:cstheme="minorHAnsi"/>
-                <w:color w:val="000000" w:themeColor="text1"/>
-              </w:rPr>
-              <w:t>nrealistisches Körperbild: „Das ist für JEDEN möglich" ignoriert genetische, zeitliche und soziale Voraussetzungen</w:t>
+              <w:t>– Unrealistisches Körperbild: „Das ist für JEDEN möglich" ignoriert genetische, zeitliche und soziale Voraussetzungen</w:t>
             </w:r>
           </w:p>
           <w:p>
@@ -12972,21 +12674,7 @@
                 <w:rFonts w:cstheme="minorHAnsi"/>
                 <w:color w:val="000000" w:themeColor="text1"/>
               </w:rPr>
-              <w:t>–</w:t>
-            </w:r>
-            <w:r>
-              <w:rPr>
-                <w:rFonts w:cstheme="minorHAnsi"/>
-                <w:color w:val="000000" w:themeColor="text1"/>
-              </w:rPr>
-              <w:t xml:space="preserve"> </w:t>
-            </w:r>
-            <w:r>
-              <w:rPr>
-                <w:rFonts w:cstheme="minorHAnsi"/>
-                <w:color w:val="000000" w:themeColor="text1"/>
-              </w:rPr>
-              <w:t>Gefährliche Behauptungen: Täglich trainieren ohne Ruhetag → Übertraining; „Pain is weakness" → Verletzungsrisiko</w:t>
+              <w:t>– Gefährliche Behauptungen: Täglich trainieren ohne Ruhetag → Übertraining; „Pain is weakness" → Verletzungsrisiko</w:t>
             </w:r>
           </w:p>
           <w:p>
@@ -13006,21 +12694,7 @@
                 <w:rFonts w:cstheme="minorHAnsi"/>
                 <w:color w:val="000000" w:themeColor="text1"/>
               </w:rPr>
-              <w:t>–</w:t>
-            </w:r>
-            <w:r>
-              <w:rPr>
-                <w:rFonts w:cstheme="minorHAnsi"/>
-                <w:color w:val="000000" w:themeColor="text1"/>
-              </w:rPr>
-              <w:t xml:space="preserve"> </w:t>
-            </w:r>
-            <w:r>
-              <w:rPr>
-                <w:rFonts w:cstheme="minorHAnsi"/>
-                <w:color w:val="000000" w:themeColor="text1"/>
-              </w:rPr>
-              <w:t>Kommerzielle Interessen: Rabattcode (Affiliate), Coaching-Angebote</w:t>
+              <w:t>– Kommerzielle Interessen: Rabattcode (Affiliate), Coaching-Angebote</w:t>
             </w:r>
           </w:p>
           <w:p>
@@ -13040,21 +12714,7 @@
                 <w:rFonts w:cstheme="minorHAnsi"/>
                 <w:color w:val="000000" w:themeColor="text1"/>
               </w:rPr>
-              <w:t>–</w:t>
-            </w:r>
-            <w:r>
-              <w:rPr>
-                <w:rFonts w:cstheme="minorHAnsi"/>
-                <w:color w:val="000000" w:themeColor="text1"/>
-              </w:rPr>
-              <w:t xml:space="preserve"> </w:t>
-            </w:r>
-            <w:r>
-              <w:rPr>
-                <w:rFonts w:cstheme="minorHAnsi"/>
-                <w:color w:val="000000" w:themeColor="text1"/>
-              </w:rPr>
-              <w:t>Psychische Wirkung: Motiv → Frustration, wenn eigener Körper nicht folgt; Schuldgefühle bei Ruhetagen</w:t>
+              <w:t>– Psychische Wirkung: Motiv → Frustration, wenn eigener Körper nicht folgt; Schuldgefühle bei Ruhetagen</w:t>
             </w:r>
           </w:p>
           <w:p>
@@ -13074,21 +12734,7 @@
                 <w:rFonts w:cstheme="minorHAnsi"/>
                 <w:color w:val="000000" w:themeColor="text1"/>
               </w:rPr>
-              <w:t>–</w:t>
-            </w:r>
-            <w:r>
-              <w:rPr>
-                <w:rFonts w:cstheme="minorHAnsi"/>
-                <w:color w:val="000000" w:themeColor="text1"/>
-              </w:rPr>
-              <w:t xml:space="preserve"> </w:t>
-            </w:r>
-            <w:r>
-              <w:rPr>
-                <w:rFonts w:cstheme="minorHAnsi"/>
-                <w:color w:val="000000" w:themeColor="text1"/>
-              </w:rPr>
-              <w:t>Sek II: Keine Kennzeichnung von Affiliate-Posts erkennbar</w:t>
+              <w:t>– Sek II: Keine Kennzeichnung von Affiliate-Posts erkennbar</w:t>
             </w:r>
           </w:p>
           <w:p>
@@ -13172,7 +12818,21 @@
                 <w:rFonts w:cstheme="minorHAnsi"/>
                 <w:color w:val="000000" w:themeColor="text1"/>
               </w:rPr>
-              <w:t>– Sek II: „Orthorexia-Risiko: Wenn ‚gesund essen' zur Obsession wird"</w:t>
+              <w:t>– Sek II: „</w:t>
+            </w:r>
+            <w:r>
+              <w:rPr>
+                <w:rFonts w:cstheme="minorHAnsi"/>
+                <w:color w:val="000000" w:themeColor="text1"/>
+              </w:rPr>
+              <w:t>Orthorexie</w:t>
+            </w:r>
+            <w:r>
+              <w:rPr>
+                <w:rFonts w:cstheme="minorHAnsi"/>
+                <w:color w:val="000000" w:themeColor="text1"/>
+              </w:rPr>
+              <w:t>-Risiko: Wenn ‚gesund essen' zur Obsession wird"</w:t>
             </w:r>
           </w:p>
           <w:p>
@@ -13192,21 +12852,7 @@
                 <w:rFonts w:cstheme="minorHAnsi"/>
                 <w:color w:val="000000" w:themeColor="text1"/>
               </w:rPr>
-              <w:t>–</w:t>
-            </w:r>
-            <w:r>
-              <w:rPr>
-                <w:rFonts w:cstheme="minorHAnsi"/>
-                <w:color w:val="000000" w:themeColor="text1"/>
-              </w:rPr>
-              <w:t xml:space="preserve"> </w:t>
-            </w:r>
-            <w:r>
-              <w:rPr>
-                <w:rFonts w:cstheme="minorHAnsi"/>
-                <w:color w:val="000000" w:themeColor="text1"/>
-              </w:rPr>
-              <w:t>Gefährlichste Behauptungen: „Gluten ist Gift für jeden" ist wissenschaftlich falsch (Glutenunverträglichkeit betrifft ~1%, Zöliakie ~0,5–1%); „Zucker = weißes Gift" ist vereinfachte, angstbasierte Botschaft</w:t>
+              <w:t>– Gefährlichste Behauptungen: „Gluten ist Gift für jeden" ist wissenschaftlich falsch (Glutenunverträglichkeit betrifft ~1%, Zöliakie ~0,5–1%); „Zucker = weißes Gift" ist vereinfachte, angstbasierte Botschaft</w:t>
             </w:r>
           </w:p>
           <w:p>
@@ -13226,21 +12872,21 @@
                 <w:rFonts w:cstheme="minorHAnsi"/>
                 <w:color w:val="000000" w:themeColor="text1"/>
               </w:rPr>
-              <w:t>–</w:t>
-            </w:r>
-            <w:r>
-              <w:rPr>
-                <w:rFonts w:cstheme="minorHAnsi"/>
-                <w:color w:val="000000" w:themeColor="text1"/>
-              </w:rPr>
-              <w:t xml:space="preserve"> </w:t>
-            </w:r>
-            <w:r>
-              <w:rPr>
-                <w:rFonts w:cstheme="minorHAnsi"/>
-                <w:color w:val="000000" w:themeColor="text1"/>
-              </w:rPr>
-              <w:t>Orthorexia-Risiko: Wenn „clean essen" zur Obsession wird und mit Schuldgefühlen bei Abweichung verbunden ist</w:t>
+              <w:t xml:space="preserve">– </w:t>
+            </w:r>
+            <w:r>
+              <w:rPr>
+                <w:rFonts w:cstheme="minorHAnsi"/>
+                <w:color w:val="000000" w:themeColor="text1"/>
+              </w:rPr>
+              <w:t>Orthorexie</w:t>
+            </w:r>
+            <w:r>
+              <w:rPr>
+                <w:rFonts w:cstheme="minorHAnsi"/>
+                <w:color w:val="000000" w:themeColor="text1"/>
+              </w:rPr>
+              <w:t>-Risiko: Wenn „clean essen" zur Obsession wird und mit Schuldgefühlen bei Abweichung verbunden ist</w:t>
             </w:r>
           </w:p>
           <w:p>
@@ -13260,21 +12906,7 @@
                 <w:rFonts w:cstheme="minorHAnsi"/>
                 <w:color w:val="000000" w:themeColor="text1"/>
               </w:rPr>
-              <w:t>–</w:t>
-            </w:r>
-            <w:r>
-              <w:rPr>
-                <w:rFonts w:cstheme="minorHAnsi"/>
-                <w:color w:val="000000" w:themeColor="text1"/>
-              </w:rPr>
-              <w:t xml:space="preserve"> </w:t>
-            </w:r>
-            <w:r>
-              <w:rPr>
-                <w:rFonts w:cstheme="minorHAnsi"/>
-                <w:color w:val="000000" w:themeColor="text1"/>
-              </w:rPr>
-              <w:t>Kommerzielle Interessen: Produktshake, Affiliate-Links</w:t>
+              <w:t>– Kommerzielle Interessen: Produktshake, Affiliate-Links</w:t>
             </w:r>
           </w:p>
           <w:p>
@@ -13294,14 +12926,7 @@
                 <w:rFonts w:cstheme="minorHAnsi"/>
                 <w:color w:val="000000" w:themeColor="text1"/>
               </w:rPr>
-              <w:t>–</w:t>
-            </w:r>
-            <w:r>
-              <w:rPr>
-                <w:rFonts w:cstheme="minorHAnsi"/>
-                <w:color w:val="000000" w:themeColor="text1"/>
-              </w:rPr>
-              <w:t xml:space="preserve"> „Zertifizierte Ernährungsberaterin®" – Achtung: In Deutschland ist dieser Titel nicht geschützt</w:t>
+              <w:t>– „Zertifizierte Ernährungsberaterin®" – Achtung: In Deutschland ist dieser Titel nicht geschützt</w:t>
             </w:r>
           </w:p>
           <w:p>
@@ -13405,14 +13030,7 @@
                 <w:rFonts w:cstheme="minorHAnsi"/>
                 <w:color w:val="000000" w:themeColor="text1"/>
               </w:rPr>
-              <w:t xml:space="preserve">– </w:t>
-            </w:r>
-            <w:r>
-              <w:rPr>
-                <w:rFonts w:cstheme="minorHAnsi"/>
-                <w:color w:val="000000" w:themeColor="text1"/>
-              </w:rPr>
-              <w:t>Klassisches Angst-Lösungs-Muster: Erst Unsicherheit schüren, dann Produkt als Lösung</w:t>
+              <w:t>– Klassisches Angst-Lösungs-Muster: Erst Unsicherheit schüren, dann Produkt als Lösung</w:t>
             </w:r>
           </w:p>
           <w:p>
@@ -13432,14 +13050,7 @@
                 <w:rFonts w:cstheme="minorHAnsi"/>
                 <w:color w:val="000000" w:themeColor="text1"/>
               </w:rPr>
-              <w:t xml:space="preserve">– </w:t>
-            </w:r>
-            <w:r>
-              <w:rPr>
-                <w:rFonts w:cstheme="minorHAnsi"/>
-                <w:color w:val="000000" w:themeColor="text1"/>
-              </w:rPr>
-              <w:t>„Filter? Welcher Filter?" – aktive Täuschung über Bildbearbeitung</w:t>
+              <w:t>– „Filter? Welcher Filter?" – aktive Täuschung über Bildbearbeitung</w:t>
             </w:r>
           </w:p>
           <w:p>
@@ -13459,14 +13070,7 @@
                 <w:rFonts w:cstheme="minorHAnsi"/>
                 <w:color w:val="000000" w:themeColor="text1"/>
               </w:rPr>
-              <w:t xml:space="preserve">– </w:t>
-            </w:r>
-            <w:r>
-              <w:rPr>
-                <w:rFonts w:cstheme="minorHAnsi"/>
-                <w:color w:val="000000" w:themeColor="text1"/>
-              </w:rPr>
-              <w:t>„Selbstliebe = in Körper investieren" – Selbstliebe wird mit Konsum verknüpft (problematische Umdeutung)</w:t>
+              <w:t>– „Selbstliebe = in Körper investieren" – Selbstliebe wird mit Konsum verknüpft (problematische Umdeutung)</w:t>
             </w:r>
           </w:p>
           <w:p>
@@ -13486,14 +13090,7 @@
                 <w:rFonts w:cstheme="minorHAnsi"/>
                 <w:color w:val="000000" w:themeColor="text1"/>
               </w:rPr>
-              <w:t xml:space="preserve">– </w:t>
-            </w:r>
-            <w:r>
-              <w:rPr>
-                <w:rFonts w:cstheme="minorHAnsi"/>
-                <w:color w:val="000000" w:themeColor="text1"/>
-              </w:rPr>
-              <w:t>Kennzeichnungspflicht: Affiliate-Links müssen als Werbung kenntlich sein</w:t>
+              <w:t>– Kennzeichnungspflicht: Affiliate-Links müssen als Werbung kenntlich sein</w:t>
             </w:r>
           </w:p>
           <w:p>
@@ -14538,21 +14135,7 @@
                 <w:rFonts w:cstheme="minorHAnsi"/>
                 <w:color w:val="000000" w:themeColor="text1"/>
               </w:rPr>
-              <w:t xml:space="preserve"> (</w:t>
-            </w:r>
-            <w:r>
-              <w:rPr>
-                <w:rFonts w:cstheme="minorHAnsi"/>
-                <w:color w:val="000000" w:themeColor="text1"/>
-              </w:rPr>
-              <w:t>hoch = Wahr, runter = Fake, waagerecht = Teilweise wahr</w:t>
-            </w:r>
-            <w:r>
-              <w:rPr>
-                <w:rFonts w:cstheme="minorHAnsi"/>
-                <w:color w:val="000000" w:themeColor="text1"/>
-              </w:rPr>
-              <w:t>)</w:t>
+              <w:t xml:space="preserve"> (hoch = Wahr, runter = Fake, waagerecht = Teilweise wahr)</w:t>
             </w:r>
             <w:r>
               <w:rPr>
@@ -14624,25 +14207,7 @@
                 <w:bCs/>
                 <w:color w:val="000000" w:themeColor="text1"/>
               </w:rPr>
-              <w:t>Lösungshinweise zu den Beispielen aus der Ideen-Box</w:t>
-            </w:r>
-            <w:r>
-              <w:rPr>
-                <w:rFonts w:cstheme="minorHAnsi"/>
-                <w:b/>
-                <w:bCs/>
-                <w:color w:val="000000" w:themeColor="text1"/>
-              </w:rPr>
-              <w:t xml:space="preserve"> von Arbeitsblatt 5a</w:t>
-            </w:r>
-            <w:r>
-              <w:rPr>
-                <w:rFonts w:cstheme="minorHAnsi"/>
-                <w:b/>
-                <w:bCs/>
-                <w:color w:val="000000" w:themeColor="text1"/>
-              </w:rPr>
-              <w:t>:</w:t>
+              <w:t>Lösungshinweise zu den Beispielen aus der Ideen-Box von Arbeitsblatt 5a:</w:t>
             </w:r>
           </w:p>
           <w:tbl>
@@ -15833,14 +15398,7 @@
                 <w:rFonts w:cstheme="minorHAnsi"/>
                 <w:color w:val="000000" w:themeColor="text1"/>
               </w:rPr>
-              <w:t xml:space="preserve">Danach werden </w:t>
-            </w:r>
-            <w:r>
-              <w:rPr>
-                <w:rFonts w:cstheme="minorHAnsi"/>
-                <w:color w:val="000000" w:themeColor="text1"/>
-              </w:rPr>
-              <w:t xml:space="preserve">3–4 ausgewählte Posts je 1 Min. präsentiert: Vorderseite (Mythos), dann Auflösung. </w:t>
+              <w:t xml:space="preserve">Danach werden 3–4 ausgewählte Posts je 1 Min. präsentiert: Vorderseite (Mythos), dann Auflösung. </w:t>
             </w:r>
             <w:r>
               <w:rPr>
@@ -15856,14 +15414,7 @@
                 <w:rFonts w:cstheme="minorHAnsi"/>
                 <w:color w:val="000000" w:themeColor="text1"/>
               </w:rPr>
-              <w:t xml:space="preserve"> Gemeinsame Diskussion: Welche Posts hätten viral gehen können?</w:t>
-            </w:r>
-            <w:r>
-              <w:rPr>
-                <w:rFonts w:cstheme="minorHAnsi"/>
-                <w:color w:val="000000" w:themeColor="text1"/>
-              </w:rPr>
-              <w:t xml:space="preserve"> Um allen Teams Wertschätzung zu zeigen, können die Ideen im Raum aufgehängt werden oder als Erweiterung mit digitalen Tools umgesetzt werden zu einem späteren Termin (z.B. Projekttag, Schulhomepage, Follow-Up Termin).</w:t>
+              <w:t xml:space="preserve"> Gemeinsame Diskussion: Welche Posts hätten viral gehen können? Um allen Teams Wertschätzung zu zeigen, können die Ideen im Raum aufgehängt werden oder als Erweiterung mit digitalen Tools umgesetzt werden zu einem späteren Termin (z.B. Projekttag, Schulhomepage, Follow-Up Termin).</w:t>
             </w:r>
           </w:p>
           <w:p>
@@ -15979,30 +15530,14 @@
                 <w:iCs/>
                 <w:color w:val="000000" w:themeColor="text1"/>
               </w:rPr>
-              <w:t>„Jede:r sagt in einem Satz: Was nehme ich heute mit? Was hat mich überrascht? Was beschäftigt mich noch?</w:t>
-            </w:r>
-            <w:r>
-              <w:rPr>
-                <w:rFonts w:cstheme="minorHAnsi"/>
-                <w:i/>
-                <w:iCs/>
-                <w:color w:val="000000" w:themeColor="text1"/>
-              </w:rPr>
-              <w:t xml:space="preserve"> </w:t>
-            </w:r>
-            <w:r>
-              <w:rPr>
-                <w:rFonts w:cstheme="minorHAnsi"/>
-                <w:color w:val="000000" w:themeColor="text1"/>
-              </w:rPr>
-              <w:t xml:space="preserve">Welche Erkenntnisse hast du gewonnen? </w:t>
-            </w:r>
-            <w:r>
-              <w:rPr>
-                <w:rFonts w:cstheme="minorHAnsi"/>
-                <w:color w:val="000000" w:themeColor="text1"/>
-              </w:rPr>
-              <w:t>Was hilft dir, zukünftig mit diesem Thema besser umzugehen?“</w:t>
+              <w:t xml:space="preserve">„Jede:r sagt in einem Satz: Was nehme ich heute mit? Was hat mich überrascht? Was beschäftigt mich noch? </w:t>
+            </w:r>
+            <w:r>
+              <w:rPr>
+                <w:rFonts w:cstheme="minorHAnsi"/>
+                <w:color w:val="000000" w:themeColor="text1"/>
+              </w:rPr>
+              <w:t>Welche Erkenntnisse hast du gewonnen? Was hilft dir, zukünftig mit diesem Thema besser umzugehen?“</w:t>
             </w:r>
           </w:p>
           <w:p>
@@ -16023,21 +15558,7 @@
                 <w:rFonts w:cstheme="minorHAnsi"/>
                 <w:color w:val="000000" w:themeColor="text1"/>
               </w:rPr>
-              <w:t xml:space="preserve">Freiwillig, keine Bewertung, kein Kommentar der Lehrkraft. Wortmeldungen nehmen, </w:t>
-            </w:r>
-            <w:r>
-              <w:rPr>
-                <w:rFonts w:cstheme="minorHAnsi"/>
-                <w:color w:val="000000" w:themeColor="text1"/>
-              </w:rPr>
-              <w:t>nicht erzwingen</w:t>
-            </w:r>
-            <w:r>
-              <w:rPr>
-                <w:rFonts w:cstheme="minorHAnsi"/>
-                <w:color w:val="000000" w:themeColor="text1"/>
-              </w:rPr>
-              <w:t>.</w:t>
+              <w:t>Freiwillig, keine Bewertung, kein Kommentar der Lehrkraft. Wortmeldungen nehmen, nicht erzwingen.</w:t>
             </w:r>
           </w:p>
           <w:p>
@@ -16276,12 +15797,24 @@
               </w:rPr>
               <w:t xml:space="preserve"> kann als Aushang im Klassenzimmer verbleiben oder als </w:t>
             </w:r>
+            <w:commentRangeStart w:id="13"/>
             <w:r>
               <w:rPr>
                 <w:rFonts w:cstheme="minorHAnsi"/>
                 <w:color w:val="EE0000"/>
               </w:rPr>
               <w:t xml:space="preserve">Handout </w:t>
+            </w:r>
+            <w:commentRangeEnd w:id="13"/>
+            <w:r>
+              <w:rPr>
+                <w:rStyle w:val="Kommentarzeichen"/>
+                <w:rFonts w:cstheme="minorHAnsi"/>
+                <w:color w:val="000000" w:themeColor="text1"/>
+                <w:sz w:val="22"/>
+                <w:szCs w:val="22"/>
+              </w:rPr>
+              <w:commentReference w:id="13"/>
             </w:r>
             <w:r>
               <w:rPr>
@@ -16962,7 +16495,7 @@
         </w:rPr>
         <w:t xml:space="preserve">– </w:t>
       </w:r>
-      <w:commentRangeStart w:id="13"/>
+      <w:commentRangeStart w:id="14"/>
       <w:r>
         <w:rPr>
           <w:rFonts w:cstheme="minorHAnsi"/>
@@ -16987,7 +16520,7 @@
         </w:rPr>
         <w:t xml:space="preserve"> Methoden</w:t>
       </w:r>
-      <w:commentRangeEnd w:id="13"/>
+      <w:commentRangeEnd w:id="14"/>
       <w:r>
         <w:rPr>
           <w:rStyle w:val="Kommentarzeichen"/>
@@ -16997,7 +16530,7 @@
           <w:sz w:val="22"/>
           <w:szCs w:val="22"/>
         </w:rPr>
-        <w:commentReference w:id="13"/>
+        <w:commentReference w:id="14"/>
       </w:r>
     </w:p>
     <w:p>
@@ -17020,7 +16553,7 @@
           <w:bCs/>
         </w:rPr>
       </w:pPr>
-      <w:commentRangeStart w:id="14"/>
+      <w:commentRangeStart w:id="15"/>
       <w:r>
         <w:rPr>
           <w:rFonts w:cstheme="minorHAnsi"/>
@@ -17029,7 +16562,7 @@
         </w:rPr>
         <w:t xml:space="preserve">Anhang </w:t>
       </w:r>
-      <w:commentRangeEnd w:id="14"/>
+      <w:commentRangeEnd w:id="15"/>
       <w:r>
         <w:rPr>
           <w:rStyle w:val="Kommentarzeichen"/>
@@ -17039,7 +16572,7 @@
           <w:sz w:val="22"/>
           <w:szCs w:val="22"/>
         </w:rPr>
-        <w:commentReference w:id="14"/>
+        <w:commentReference w:id="15"/>
       </w:r>
       <w:r>
         <w:rPr>
@@ -17265,7 +16798,7 @@
         <w:rPr>
           <w:rFonts w:cstheme="minorHAnsi"/>
         </w:rPr>
-        <w:t>Auflösung – FAKE Leber und Nieren übernehmen die „Entgiftung"; kein Tee verstärkt diesen Prozess. Kommerzielles Marketing-Versprechen ohne wissenschaftliche Grundlage. Bezug im LH3: → AB 3a (Faktencheck mit QQQQ) Quelle: Stiftung Warentest „Detox-Produkte: Werbung mit der Reinigung" (2023); Verbraucherzentrale.de</w:t>
+        <w:t>Auflösung – FAKE Leber und Nieren übernehmen die „Entgiftung"; kein Tee verstärkt diesen Prozess. Kommerzielles Marketing-Versprechen ohne wissenschaftliche Grundlage. Bezug im LH3: → AB 3a (Faktencheck mit QQQQ) Quelle: Stiftung Warentest „Detox - Mythos Entgiften”; Verbraucherzentrale.de „Detox – überflüssig oder doch gesünder durch Entgiftung?”</w:t>
       </w:r>
     </w:p>
     <w:p>
@@ -17283,6 +16816,26 @@
           <w:rFonts w:cstheme="minorHAnsi"/>
         </w:rPr>
       </w:pPr>
+      <w:r>
+        <w:rPr>
+          <w:rFonts w:cstheme="minorHAnsi"/>
+        </w:rPr>
+        <w:t xml:space="preserve"> </w:t>
+      </w:r>
+    </w:p>
+    <w:p>
+      <w:pPr>
+        <w:spacing w:after="0" w:line="276" w:lineRule="auto"/>
+        <w:rPr>
+          <w:rFonts w:cstheme="minorHAnsi"/>
+        </w:rPr>
+      </w:pPr>
+      <w:r>
+        <w:rPr>
+          <w:rFonts w:cstheme="minorHAnsi"/>
+        </w:rPr>
+        <w:t xml:space="preserve"> </w:t>
+      </w:r>
     </w:p>
     <w:p>
       <w:pPr>
@@ -17309,43 +16862,7 @@
         <w:rPr>
           <w:rFonts w:cstheme="minorHAnsi"/>
         </w:rPr>
-        <w:t xml:space="preserve">Auflösung – FAKT Gut belegt: Morgenlicht stabilisiert den zirkadianen Rhythmus, </w:t>
-      </w:r>
-      <w:r>
-        <w:rPr>
-          <w:rFonts w:cstheme="minorHAnsi"/>
-        </w:rPr>
-        <w:t xml:space="preserve">unterdrückt die </w:t>
-      </w:r>
-      <w:r>
-        <w:rPr>
-          <w:rFonts w:cstheme="minorHAnsi"/>
-        </w:rPr>
-        <w:t xml:space="preserve">Melatonin-Produktion </w:t>
-      </w:r>
-      <w:r>
-        <w:rPr>
-          <w:rFonts w:cstheme="minorHAnsi"/>
-        </w:rPr>
-        <w:t>tagsüber</w:t>
-      </w:r>
-      <w:r>
-        <w:rPr>
-          <w:rFonts w:cstheme="minorHAnsi"/>
-        </w:rPr>
-        <w:t>,</w:t>
-      </w:r>
-      <w:r>
-        <w:rPr>
-          <w:rFonts w:cstheme="minorHAnsi"/>
-        </w:rPr>
-        <w:t xml:space="preserve"> die abendliche Melatonin-Ausschüttung wird früher und stabiler;</w:t>
-      </w:r>
-      <w:r>
-        <w:rPr>
-          <w:rFonts w:cstheme="minorHAnsi"/>
-        </w:rPr>
-        <w:t xml:space="preserve"> wirkt antidepressiv (Lichttherapie-Forschung). Bezug im LH3: Brücke zu psychischer Gesundheit Quelle: Wirz-Justice et al., Chronotherapeutics for affective disorders, Karger 2013</w:t>
+        <w:t>Auflösung – FAKT Gut belegt: Morgenlicht stabilisiert den zirkadianen Rhythmus, unterdrückt die Melatonin-Produktion tagsüber, die abendliche Melatonin-Ausschüttung wird früher und stabiler; wirkt antidepressiv (Lichttherapie-Forschung). Bezug im LH3: Brücke zu psychischer Gesundheit Quelle: Wirz-Justice et al., Chronotherapeutics for affective disorders, Karger 2013</w:t>
       </w:r>
     </w:p>
     <w:p>
@@ -17355,6 +16872,12 @@
           <w:rFonts w:cstheme="minorHAnsi"/>
         </w:rPr>
       </w:pPr>
+      <w:r>
+        <w:rPr>
+          <w:rFonts w:cstheme="minorHAnsi"/>
+        </w:rPr>
+        <w:t xml:space="preserve"> </w:t>
+      </w:r>
     </w:p>
     <w:p>
       <w:pPr>
@@ -17363,6 +16886,12 @@
           <w:rFonts w:cstheme="minorHAnsi"/>
         </w:rPr>
       </w:pPr>
+      <w:r>
+        <w:rPr>
+          <w:rFonts w:cstheme="minorHAnsi"/>
+        </w:rPr>
+        <w:t xml:space="preserve"> </w:t>
+      </w:r>
     </w:p>
     <w:p>
       <w:pPr>
@@ -17399,6 +16928,12 @@
           <w:rFonts w:cstheme="minorHAnsi"/>
         </w:rPr>
       </w:pPr>
+      <w:r>
+        <w:rPr>
+          <w:rFonts w:cstheme="minorHAnsi"/>
+        </w:rPr>
+        <w:t xml:space="preserve"> </w:t>
+      </w:r>
     </w:p>
     <w:p>
       <w:pPr>
@@ -17407,6 +16942,12 @@
           <w:rFonts w:cstheme="minorHAnsi"/>
         </w:rPr>
       </w:pPr>
+      <w:r>
+        <w:rPr>
+          <w:rFonts w:cstheme="minorHAnsi"/>
+        </w:rPr>
+        <w:t xml:space="preserve"> </w:t>
+      </w:r>
     </w:p>
     <w:p>
       <w:pPr>
@@ -17443,6 +16984,13 @@
           <w:rFonts w:cstheme="minorHAnsi"/>
         </w:rPr>
       </w:pPr>
+      <w:r>
+        <w:rPr>
+          <w:rFonts w:cstheme="minorHAnsi"/>
+        </w:rPr>
+        <w:lastRenderedPageBreak/>
+        <w:t xml:space="preserve"> </w:t>
+      </w:r>
     </w:p>
     <w:p>
       <w:pPr>
@@ -17451,6 +16999,12 @@
           <w:rFonts w:cstheme="minorHAnsi"/>
         </w:rPr>
       </w:pPr>
+      <w:r>
+        <w:rPr>
+          <w:rFonts w:cstheme="minorHAnsi"/>
+        </w:rPr>
+        <w:t xml:space="preserve"> </w:t>
+      </w:r>
     </w:p>
     <w:p>
       <w:pPr>
@@ -17463,7 +17017,6 @@
         <w:rPr>
           <w:rFonts w:cstheme="minorHAnsi"/>
         </w:rPr>
-        <w:lastRenderedPageBreak/>
         <w:t>5. „Zucker macht euch krass hyperaktiv – deshalb dreht ihr nach Süßem auf!"</w:t>
       </w:r>
     </w:p>
@@ -17488,6 +17041,12 @@
           <w:rFonts w:cstheme="minorHAnsi"/>
         </w:rPr>
       </w:pPr>
+      <w:r>
+        <w:rPr>
+          <w:rFonts w:cstheme="minorHAnsi"/>
+        </w:rPr>
+        <w:t xml:space="preserve"> </w:t>
+      </w:r>
     </w:p>
     <w:p>
       <w:pPr>
@@ -17496,6 +17055,12 @@
           <w:rFonts w:cstheme="minorHAnsi"/>
         </w:rPr>
       </w:pPr>
+      <w:r>
+        <w:rPr>
+          <w:rFonts w:cstheme="minorHAnsi"/>
+        </w:rPr>
+        <w:t xml:space="preserve"> </w:t>
+      </w:r>
     </w:p>
     <w:p>
       <w:pPr>
@@ -17532,6 +17097,12 @@
           <w:rFonts w:cstheme="minorHAnsi"/>
         </w:rPr>
       </w:pPr>
+      <w:r>
+        <w:rPr>
+          <w:rFonts w:cstheme="minorHAnsi"/>
+        </w:rPr>
+        <w:t xml:space="preserve"> </w:t>
+      </w:r>
     </w:p>
     <w:p>
       <w:pPr>
@@ -17540,6 +17111,12 @@
           <w:rFonts w:cstheme="minorHAnsi"/>
         </w:rPr>
       </w:pPr>
+      <w:r>
+        <w:rPr>
+          <w:rFonts w:cstheme="minorHAnsi"/>
+        </w:rPr>
+        <w:t xml:space="preserve"> </w:t>
+      </w:r>
     </w:p>
     <w:p>
       <w:pPr>
@@ -17576,6 +17153,12 @@
           <w:rFonts w:cstheme="minorHAnsi"/>
         </w:rPr>
       </w:pPr>
+      <w:r>
+        <w:rPr>
+          <w:rFonts w:cstheme="minorHAnsi"/>
+        </w:rPr>
+        <w:t xml:space="preserve"> </w:t>
+      </w:r>
     </w:p>
     <w:p>
       <w:pPr>
@@ -17584,6 +17167,12 @@
           <w:rFonts w:cstheme="minorHAnsi"/>
         </w:rPr>
       </w:pPr>
+      <w:r>
+        <w:rPr>
+          <w:rFonts w:cstheme="minorHAnsi"/>
+        </w:rPr>
+        <w:t xml:space="preserve"> </w:t>
+      </w:r>
     </w:p>
     <w:p>
       <w:pPr>
@@ -17610,7 +17199,7 @@
         <w:rPr>
           <w:rFonts w:cstheme="minorHAnsi"/>
         </w:rPr>
-        <w:t>Auflösung – FAKT Robust belegt: Bildschirmzeit kurz vor dem Schlaf verzögert das Einschlafen, verkürzt Tiefschlafphasen, verschlechtert subjektive Schlafqualität (Hale &amp; Guan 2015, Carter JAMA Pediatr 2016). Bezug im LH3: Brücke zu digitaler Gesundheit Quelle: Hale &amp; Guan, Screen time and sleep among school-aged children, Sleep Med Rev 2015; Carter et al., JAMA Pediatr 2016</w:t>
+        <w:t>Auflösung – FAKT Robust belegt: Bildschirmzeit kurz vor dem Schlaf verzögert das Einschlafen, verkürzt Tiefschlafphasen, verschlechtert subjektive Schlafqualität. Bezug im LH3: Brücke zu digitaler Gesundheit Quelle: Hale &amp; Guan, Screen time and sleep among school-aged children, Sleep Med Rev 2015</w:t>
       </w:r>
     </w:p>
     <w:p>
@@ -17620,6 +17209,12 @@
           <w:rFonts w:cstheme="minorHAnsi"/>
         </w:rPr>
       </w:pPr>
+      <w:r>
+        <w:rPr>
+          <w:rFonts w:cstheme="minorHAnsi"/>
+        </w:rPr>
+        <w:t xml:space="preserve"> </w:t>
+      </w:r>
     </w:p>
     <w:p>
       <w:pPr>
@@ -17628,6 +17223,12 @@
           <w:rFonts w:cstheme="minorHAnsi"/>
         </w:rPr>
       </w:pPr>
+      <w:r>
+        <w:rPr>
+          <w:rFonts w:cstheme="minorHAnsi"/>
+        </w:rPr>
+        <w:t xml:space="preserve"> </w:t>
+      </w:r>
     </w:p>
     <w:p>
       <w:pPr>
@@ -17654,7 +17255,7 @@
         <w:rPr>
           <w:rFonts w:cstheme="minorHAnsi"/>
         </w:rPr>
-        <w:t>Auflösung – FAKE TikTok-„Ice Water Hack": Der Körper verbraucht minimal Energie zum Erwärmen des Wassers (~10 kcal/Glas), kein relevanter Fettverbrennungseffekt. Risiko: Aufmerksamkeit weg von echten Verhaltensänderungen. Bezug im LH3: TikTok-Trend, im LH3-Text erwähnt Quelle: Boschmann et al., Water-induced thermogenesis, J Clin Endocrinol Metab 2003 (Effekt minimal &amp; überschätzt); Faktenchecks z. B. AP News, Deutsche Welle 2024</w:t>
+        <w:t>Auflösung – FAKE TikTok-„Ice Water Hack": Der Körper verbraucht minimal Energie zum Erwärmen des Wassers (~10 kcal/Glas), kein relevanter Fettverbrennungseffekt. Risiko: Aufmerksamkeit weg von echten Verhaltensänderungen. Bezug im LH3: TikTok-Trend, im LH3-Text erwähnt Quelle: Boschmann et al., Water-induced thermogenesis, J Clin Endocrinol Metab 2003 (Effekt minimal &amp; überschätzt); Healthline.com „What Is the Ice Hack Diet and Can It Help You Lose Weight?” 2025</w:t>
       </w:r>
     </w:p>
     <w:p>
@@ -17664,6 +17265,12 @@
           <w:rFonts w:cstheme="minorHAnsi"/>
         </w:rPr>
       </w:pPr>
+      <w:r>
+        <w:rPr>
+          <w:rFonts w:cstheme="minorHAnsi"/>
+        </w:rPr>
+        <w:t xml:space="preserve"> </w:t>
+      </w:r>
     </w:p>
     <w:p>
       <w:pPr>
@@ -17672,6 +17279,12 @@
           <w:rFonts w:cstheme="minorHAnsi"/>
         </w:rPr>
       </w:pPr>
+      <w:r>
+        <w:rPr>
+          <w:rFonts w:cstheme="minorHAnsi"/>
+        </w:rPr>
+        <w:t xml:space="preserve"> </w:t>
+      </w:r>
     </w:p>
     <w:p>
       <w:pPr>
@@ -17708,6 +17321,12 @@
           <w:rFonts w:cstheme="minorHAnsi"/>
         </w:rPr>
       </w:pPr>
+      <w:r>
+        <w:rPr>
+          <w:rFonts w:cstheme="minorHAnsi"/>
+        </w:rPr>
+        <w:t xml:space="preserve"> </w:t>
+      </w:r>
     </w:p>
     <w:p>
       <w:pPr>
@@ -17716,6 +17335,12 @@
           <w:rFonts w:cstheme="minorHAnsi"/>
         </w:rPr>
       </w:pPr>
+      <w:r>
+        <w:rPr>
+          <w:rFonts w:cstheme="minorHAnsi"/>
+        </w:rPr>
+        <w:t xml:space="preserve"> </w:t>
+      </w:r>
     </w:p>
     <w:p>
       <w:pPr>
@@ -17736,13 +17361,29 @@
         <w:spacing w:after="0" w:line="276" w:lineRule="auto"/>
         <w:rPr>
           <w:rFonts w:cstheme="minorHAnsi"/>
+          <w:lang w:val="en-US"/>
         </w:rPr>
       </w:pPr>
       <w:r>
         <w:rPr>
           <w:rFonts w:cstheme="minorHAnsi"/>
         </w:rPr>
-        <w:t>Auflösung – FAKE Schlafforschung eindeutig: Unter ~7 h Schlaf sinken Konzentration, Reaktionszeit, emotionale Regulation. „Hustle"-Narrativ als Selbstoptimierungs-Mythos auf TikTok/Reels. Bezug im LH3: Sek II: Bezug zu Selbstoptimierung Quelle: Walker, Why We Sleep (2017); DGSM-Stellungnahmen zu Schlafdauer Jugendlicher</w:t>
+        <w:t xml:space="preserve">Auflösung – FAKE Schlafforschung eindeutig: Unter ~7 h Schlaf sinken Konzentration, Reaktionszeit, emotionale Regulation. </w:t>
+      </w:r>
+      <w:r>
+        <w:rPr>
+          <w:rFonts w:cstheme="minorHAnsi"/>
+          <w:lang w:val="en-US"/>
+        </w:rPr>
+        <w:t xml:space="preserve">„Hustle"-Narrativ als Selbstoptimierungs-Mythos auf TikTok/Reels. Bezug im LH3: Sek II: Bezug zu </w:t>
+      </w:r>
+      <w:r>
+        <w:rPr>
+          <w:rFonts w:cstheme="minorHAnsi"/>
+          <w:lang w:val="en-US"/>
+        </w:rPr>
+        <w:lastRenderedPageBreak/>
+        <w:t>Selbstoptimierung Quellen: A. Short, The relationship between sleep duration and mood in adolescents 2020; S. Paruthi, Recommended Amount of Sleep for Pediatric Populations 2016</w:t>
       </w:r>
     </w:p>
     <w:p>
@@ -17750,6 +17391,7 @@
         <w:spacing w:after="0" w:line="276" w:lineRule="auto"/>
         <w:rPr>
           <w:rFonts w:cstheme="minorHAnsi"/>
+          <w:lang w:val="en-US"/>
         </w:rPr>
       </w:pPr>
     </w:p>
@@ -17758,6 +17400,7 @@
         <w:spacing w:after="0" w:line="276" w:lineRule="auto"/>
         <w:rPr>
           <w:rFonts w:cstheme="minorHAnsi"/>
+          <w:lang w:val="en-US"/>
         </w:rPr>
       </w:pPr>
     </w:p>
@@ -17776,7 +17419,6 @@
           <w:b/>
           <w:bCs/>
         </w:rPr>
-        <w:lastRenderedPageBreak/>
         <w:t>Übersicht</w:t>
       </w:r>
     </w:p>
@@ -18096,7 +17738,7 @@
         </w:rPr>
         <w:t xml:space="preserve">Kurzimpuls: Warum verbreiten sich </w:t>
       </w:r>
-      <w:commentRangeStart w:id="15"/>
+      <w:commentRangeStart w:id="16"/>
       <w:r>
         <w:rPr>
           <w:rFonts w:cstheme="minorHAnsi"/>
@@ -18106,7 +17748,7 @@
         </w:rPr>
         <w:t>Mythen</w:t>
       </w:r>
-      <w:commentRangeEnd w:id="15"/>
+      <w:commentRangeEnd w:id="16"/>
       <w:r>
         <w:rPr>
           <w:rStyle w:val="Kommentarzeichen"/>
@@ -18117,7 +17759,7 @@
           <w:sz w:val="22"/>
           <w:szCs w:val="22"/>
         </w:rPr>
-        <w:commentReference w:id="15"/>
+        <w:commentReference w:id="16"/>
       </w:r>
       <w:r>
         <w:rPr>
@@ -18141,24 +17783,8 @@
           <w:rFonts w:cstheme="minorHAnsi"/>
           <w:color w:val="EE0000"/>
         </w:rPr>
-        <w:lastRenderedPageBreak/>
-        <w:t xml:space="preserve"> </w:t>
-      </w:r>
-      <w:r>
-        <w:rPr>
-          <w:rFonts w:cstheme="minorHAnsi"/>
-          <w:color w:val="EE0000"/>
-        </w:rPr>
         <w:br w:type="page"/>
       </w:r>
-    </w:p>
-    <w:p>
-      <w:pPr>
-        <w:rPr>
-          <w:rFonts w:cstheme="minorHAnsi"/>
-          <w:color w:val="EE0000"/>
-        </w:rPr>
-      </w:pPr>
       <w:r>
         <w:rPr>
           <w:rFonts w:cstheme="minorHAnsi"/>
@@ -18200,7 +17826,7 @@
           <w:rFonts w:cstheme="minorHAnsi"/>
           <w:b/>
           <w:bCs/>
-          <w:color w:val="EE0000"/>
+          <w:color w:val="000000" w:themeColor="text1"/>
           <w:sz w:val="24"/>
           <w:szCs w:val="24"/>
         </w:rPr>
@@ -18210,7 +17836,7 @@
           <w:rFonts w:cstheme="minorHAnsi"/>
           <w:b/>
           <w:bCs/>
-          <w:color w:val="EE0000"/>
+          <w:color w:val="000000" w:themeColor="text1"/>
           <w:sz w:val="24"/>
           <w:szCs w:val="24"/>
         </w:rPr>
@@ -18221,7 +17847,7 @@
           <w:rFonts w:cstheme="minorHAnsi"/>
           <w:b/>
           <w:bCs/>
-          <w:color w:val="EE0000"/>
+          <w:color w:val="000000" w:themeColor="text1"/>
           <w:sz w:val="24"/>
           <w:szCs w:val="24"/>
         </w:rPr>
@@ -18232,18 +17858,18 @@
           <w:rFonts w:cstheme="minorHAnsi"/>
           <w:b/>
           <w:bCs/>
-          <w:color w:val="EE0000"/>
+          <w:color w:val="000000" w:themeColor="text1"/>
           <w:sz w:val="24"/>
           <w:szCs w:val="24"/>
         </w:rPr>
-        <w:t>Echte Bedürfnisse, künstliche Antworten</w:t>
+        <w:t>Gesundheitsmythen im Netz</w:t>
       </w:r>
       <w:r>
         <w:rPr>
           <w:rFonts w:cstheme="minorHAnsi"/>
           <w:b/>
           <w:bCs/>
-          <w:color w:val="EE0000"/>
+          <w:color w:val="000000" w:themeColor="text1"/>
           <w:sz w:val="24"/>
           <w:szCs w:val="24"/>
         </w:rPr>
@@ -18258,434 +17884,6 @@
           <w:color w:val="EE0000"/>
         </w:rPr>
       </w:pPr>
-    </w:p>
-    <w:p>
-      <w:pPr>
-        <w:spacing w:after="0" w:line="276" w:lineRule="auto"/>
-        <w:rPr>
-          <w:rFonts w:cstheme="minorHAnsi"/>
-          <w:b/>
-          <w:bCs/>
-          <w:color w:val="EE0000"/>
-        </w:rPr>
-      </w:pPr>
-      <w:r>
-        <w:rPr>
-          <w:rFonts w:cstheme="minorHAnsi"/>
-          <w:b/>
-          <w:bCs/>
-          <w:color w:val="EE0000"/>
-        </w:rPr>
-        <w:t>Weiteres Arbeitsmaterial:</w:t>
-      </w:r>
-    </w:p>
-    <w:p>
-      <w:pPr>
-        <w:pStyle w:val="Listenabsatz"/>
-        <w:numPr>
-          <w:ilvl w:val="0"/>
-          <w:numId w:val="16"/>
-        </w:numPr>
-        <w:tabs>
-          <w:tab w:val="left" w:pos="273"/>
-        </w:tabs>
-        <w:spacing w:line="276" w:lineRule="auto"/>
-        <w:rPr>
-          <w:color w:val="EE0000"/>
-        </w:rPr>
-      </w:pPr>
-      <w:r>
-        <w:rPr>
-          <w:color w:val="EE0000"/>
-        </w:rPr>
-        <w:t>„KI and me. Wie künstliche Intelligenz unser Leben prägt.“ unter www.klicksafe.de</w:t>
-      </w:r>
-      <w:r>
-        <w:rPr>
-          <w:color w:val="EE0000"/>
-          <w:highlight w:val="yellow"/>
-        </w:rPr>
-        <w:t xml:space="preserve"> ((Verlinkung auf: </w:t>
-      </w:r>
-      <w:hyperlink r:id="rId18" w:history="1">
-        <w:r>
-          <w:rPr>
-            <w:rStyle w:val="Hyperlink"/>
-            <w:color w:val="EE0000"/>
-            <w:highlight w:val="yellow"/>
-          </w:rPr>
-          <w:t>https://www.klicksafe.de/materialien/ki-and-me-wie-kuenstliche-intelligenz-unser-leben-praegt)</w:t>
-        </w:r>
-      </w:hyperlink>
-      <w:r>
-        <w:rPr>
-          <w:color w:val="EE0000"/>
-          <w:highlight w:val="yellow"/>
-        </w:rPr>
-        <w:t>)</w:t>
-      </w:r>
-    </w:p>
-    <w:p>
-      <w:pPr>
-        <w:pStyle w:val="Listenabsatz"/>
-        <w:numPr>
-          <w:ilvl w:val="0"/>
-          <w:numId w:val="16"/>
-        </w:numPr>
-        <w:tabs>
-          <w:tab w:val="left" w:pos="273"/>
-        </w:tabs>
-        <w:spacing w:line="276" w:lineRule="auto"/>
-        <w:rPr>
-          <w:color w:val="EE0000"/>
-        </w:rPr>
-      </w:pPr>
-      <w:r>
-        <w:rPr>
-          <w:color w:val="EE0000"/>
-        </w:rPr>
-        <w:t>„</w:t>
-      </w:r>
-      <w:r>
-        <w:rPr>
-          <w:color w:val="EE0000"/>
-        </w:rPr>
-        <w:t>KI und Datenschutz - Unterrichtsmaterialien</w:t>
-      </w:r>
-      <w:r>
-        <w:rPr>
-          <w:color w:val="EE0000"/>
-        </w:rPr>
-        <w:t xml:space="preserve">“ unter </w:t>
-      </w:r>
-      <w:hyperlink r:id="rId19" w:history="1">
-        <w:r>
-          <w:rPr>
-            <w:rStyle w:val="Hyperlink"/>
-            <w:color w:val="EE0000"/>
-          </w:rPr>
-          <w:t>www.youngdata.de</w:t>
-        </w:r>
-      </w:hyperlink>
-      <w:r>
-        <w:rPr>
-          <w:color w:val="EE0000"/>
-        </w:rPr>
-        <w:t xml:space="preserve"> </w:t>
-      </w:r>
-      <w:r>
-        <w:rPr>
-          <w:color w:val="EE0000"/>
-          <w:highlight w:val="yellow"/>
-        </w:rPr>
-        <w:t xml:space="preserve">((Verlinkung auf: </w:t>
-      </w:r>
-      <w:hyperlink r:id="rId20" w:history="1">
-        <w:r>
-          <w:rPr>
-            <w:rStyle w:val="Hyperlink"/>
-            <w:color w:val="EE0000"/>
-            <w:highlight w:val="yellow"/>
-          </w:rPr>
-          <w:t>https://youngdata.de/vor-ort/rp/unterricht-ki</w:t>
-        </w:r>
-      </w:hyperlink>
-      <w:r>
-        <w:rPr>
-          <w:color w:val="EE0000"/>
-          <w:highlight w:val="yellow"/>
-        </w:rPr>
-        <w:t>))</w:t>
-      </w:r>
-    </w:p>
-    <w:p>
-      <w:pPr>
-        <w:spacing w:after="0" w:line="276" w:lineRule="auto"/>
-        <w:rPr>
-          <w:rFonts w:cstheme="minorHAnsi"/>
-          <w:color w:val="EE0000"/>
-        </w:rPr>
-      </w:pPr>
-    </w:p>
-    <w:p>
-      <w:pPr>
-        <w:spacing w:after="0" w:line="276" w:lineRule="auto"/>
-        <w:rPr>
-          <w:rFonts w:cstheme="minorHAnsi"/>
-          <w:b/>
-          <w:bCs/>
-          <w:color w:val="EE0000"/>
-        </w:rPr>
-      </w:pPr>
-      <w:r>
-        <w:rPr>
-          <w:rFonts w:cstheme="minorHAnsi"/>
-          <w:b/>
-          <w:bCs/>
-          <w:color w:val="EE0000"/>
-        </w:rPr>
-        <w:t>Chancen, Risiken, Gefahren und Unterstützung:</w:t>
-      </w:r>
-    </w:p>
-    <w:p>
-      <w:pPr>
-        <w:pStyle w:val="Listenabsatz"/>
-        <w:numPr>
-          <w:ilvl w:val="0"/>
-          <w:numId w:val="14"/>
-        </w:numPr>
-        <w:spacing w:after="0" w:line="276" w:lineRule="auto"/>
-        <w:rPr>
-          <w:rFonts w:cstheme="minorHAnsi"/>
-          <w:color w:val="EE0000"/>
-        </w:rPr>
-      </w:pPr>
-      <w:r>
-        <w:rPr>
-          <w:rFonts w:cstheme="minorHAnsi"/>
-          <w:color w:val="EE0000"/>
-        </w:rPr>
-        <w:t xml:space="preserve">„Gesunde digitale Gesellschaft – Mentale Erste Hilfe: Warnsignale erkennen und richtig reagieren“ unter </w:t>
-      </w:r>
-      <w:hyperlink r:id="rId21" w:history="1">
-        <w:r>
-          <w:rPr>
-            <w:rStyle w:val="Hyperlink"/>
-            <w:rFonts w:cstheme="minorHAnsi"/>
-            <w:color w:val="EE0000"/>
-          </w:rPr>
-          <w:t>www.barmer.de</w:t>
-        </w:r>
-      </w:hyperlink>
-      <w:r>
-        <w:rPr>
-          <w:rFonts w:cstheme="minorHAnsi"/>
-          <w:color w:val="EE0000"/>
-        </w:rPr>
-        <w:br/>
-      </w:r>
-      <w:r>
-        <w:rPr>
-          <w:rFonts w:cstheme="minorHAnsi"/>
-          <w:color w:val="EE0000"/>
-          <w:highlight w:val="yellow"/>
-        </w:rPr>
-        <w:t>((Verlinkung: https://www.barmer.de/gesundheit-verstehen/mensch/gesundheit-2030/gesunde-digitale-gesellschaft/mentale-erste-hilfe-1288308))</w:t>
-      </w:r>
-    </w:p>
-    <w:p>
-      <w:pPr>
-        <w:pStyle w:val="Listenabsatz"/>
-        <w:numPr>
-          <w:ilvl w:val="0"/>
-          <w:numId w:val="14"/>
-        </w:numPr>
-        <w:spacing w:after="0" w:line="276" w:lineRule="auto"/>
-        <w:rPr>
-          <w:rFonts w:cstheme="minorHAnsi"/>
-          <w:color w:val="EE0000"/>
-        </w:rPr>
-      </w:pPr>
-      <w:r>
-        <w:rPr>
-          <w:rFonts w:cstheme="minorHAnsi"/>
-          <w:color w:val="EE0000"/>
-        </w:rPr>
-        <w:t xml:space="preserve">„KI als Vertraute: Chancen und Risiken parasozialer Beziehungen mit Chatbots“ unter </w:t>
-      </w:r>
-      <w:hyperlink r:id="rId22" w:history="1">
-        <w:r>
-          <w:rPr>
-            <w:rStyle w:val="Hyperlink"/>
-            <w:rFonts w:cstheme="minorHAnsi"/>
-            <w:color w:val="EE0000"/>
-          </w:rPr>
-          <w:t>www.bzkj.de</w:t>
-        </w:r>
-      </w:hyperlink>
-      <w:r>
-        <w:rPr>
-          <w:rFonts w:cstheme="minorHAnsi"/>
-          <w:color w:val="EE0000"/>
-        </w:rPr>
-        <w:br/>
-      </w:r>
-      <w:r>
-        <w:rPr>
-          <w:rFonts w:cstheme="minorHAnsi"/>
-          <w:color w:val="EE0000"/>
-          <w:highlight w:val="yellow"/>
-        </w:rPr>
-        <w:t>((Verlinkung: https://www.bzkj.de/bzkj/service/alle-meldungen/ki-als-vertraute-chancen-und-risiken-parasozialer-beziehungen-mit-chatbots--280980))</w:t>
-      </w:r>
-    </w:p>
-    <w:p>
-      <w:pPr>
-        <w:pStyle w:val="Listenabsatz"/>
-        <w:numPr>
-          <w:ilvl w:val="0"/>
-          <w:numId w:val="14"/>
-        </w:numPr>
-        <w:spacing w:after="0" w:line="276" w:lineRule="auto"/>
-        <w:rPr>
-          <w:rFonts w:cstheme="minorHAnsi"/>
-          <w:color w:val="EE0000"/>
-        </w:rPr>
-      </w:pPr>
-      <w:r>
-        <w:rPr>
-          <w:rFonts w:cstheme="minorHAnsi"/>
-          <w:color w:val="EE0000"/>
-        </w:rPr>
-        <w:t xml:space="preserve">„Jugendliche &amp; KI-Bots: Emotionale Unterstützung oder Gefahr?“ unter </w:t>
-      </w:r>
-      <w:hyperlink r:id="rId23" w:history="1">
-        <w:r>
-          <w:rPr>
-            <w:rStyle w:val="Hyperlink"/>
-            <w:rFonts w:cstheme="minorHAnsi"/>
-            <w:color w:val="EE0000"/>
-          </w:rPr>
-          <w:t>www.it-business.de</w:t>
-        </w:r>
-      </w:hyperlink>
-      <w:r>
-        <w:rPr>
-          <w:rFonts w:cstheme="minorHAnsi"/>
-          <w:color w:val="EE0000"/>
-        </w:rPr>
-        <w:br/>
-      </w:r>
-      <w:r>
-        <w:rPr>
-          <w:rFonts w:cstheme="minorHAnsi"/>
-          <w:color w:val="EE0000"/>
-          <w:highlight w:val="yellow"/>
-        </w:rPr>
-        <w:t>((Verlinkung: https://www.it-business.de/jugendliche-ki-bots-emotionale-unterstuetzung-oder-gefahr-a-54e260ddd93b35df56b55c1fcece3417/))</w:t>
-      </w:r>
-    </w:p>
-    <w:p>
-      <w:pPr>
-        <w:spacing w:after="0" w:line="276" w:lineRule="auto"/>
-        <w:rPr>
-          <w:rFonts w:cstheme="minorHAnsi"/>
-          <w:color w:val="EE0000"/>
-        </w:rPr>
-      </w:pPr>
-    </w:p>
-    <w:p>
-      <w:pPr>
-        <w:spacing w:after="0" w:line="276" w:lineRule="auto"/>
-        <w:rPr>
-          <w:rFonts w:cstheme="minorHAnsi"/>
-          <w:b/>
-          <w:bCs/>
-          <w:color w:val="EE0000"/>
-        </w:rPr>
-      </w:pPr>
-      <w:r>
-        <w:rPr>
-          <w:rFonts w:cstheme="minorHAnsi"/>
-          <w:b/>
-          <w:bCs/>
-          <w:color w:val="EE0000"/>
-        </w:rPr>
-        <w:t>KI-Anthropomorphisierung:</w:t>
-      </w:r>
-    </w:p>
-    <w:p>
-      <w:pPr>
-        <w:pStyle w:val="Listenabsatz"/>
-        <w:numPr>
-          <w:ilvl w:val="0"/>
-          <w:numId w:val="13"/>
-        </w:numPr>
-        <w:spacing w:after="0" w:line="276" w:lineRule="auto"/>
-        <w:rPr>
-          <w:rFonts w:cstheme="minorHAnsi"/>
-          <w:color w:val="EE0000"/>
-        </w:rPr>
-      </w:pPr>
-      <w:r>
-        <w:rPr>
-          <w:rFonts w:cstheme="minorHAnsi"/>
-          <w:color w:val="EE0000"/>
-        </w:rPr>
-        <w:t xml:space="preserve">„Anthropomorphisierung der Künstlichen Intelligenz“ unter </w:t>
-      </w:r>
-      <w:hyperlink r:id="rId24" w:history="1">
-        <w:r>
-          <w:rPr>
-            <w:rStyle w:val="Hyperlink"/>
-            <w:rFonts w:cstheme="minorHAnsi"/>
-            <w:color w:val="EE0000"/>
-          </w:rPr>
-          <w:t>https://gi.de</w:t>
-        </w:r>
-      </w:hyperlink>
-      <w:r>
-        <w:rPr>
-          <w:rFonts w:cstheme="minorHAnsi"/>
-          <w:color w:val="EE0000"/>
-        </w:rPr>
-        <w:br/>
-      </w:r>
-      <w:r>
-        <w:rPr>
-          <w:rFonts w:cstheme="minorHAnsi"/>
-          <w:color w:val="EE0000"/>
-          <w:highlight w:val="yellow"/>
-        </w:rPr>
-        <w:t>((Verlinkung: https://gi.de/themen/beitrag/anthropomorphisierung-der-kuenstlichen-intelligenz))</w:t>
-      </w:r>
-    </w:p>
-    <w:p>
-      <w:pPr>
-        <w:pStyle w:val="Listenabsatz"/>
-        <w:numPr>
-          <w:ilvl w:val="0"/>
-          <w:numId w:val="13"/>
-        </w:numPr>
-        <w:spacing w:after="0" w:line="276" w:lineRule="auto"/>
-        <w:rPr>
-          <w:rFonts w:cstheme="minorHAnsi"/>
-          <w:color w:val="EE0000"/>
-          <w:highlight w:val="yellow"/>
-        </w:rPr>
-      </w:pPr>
-      <w:r>
-        <w:rPr>
-          <w:rFonts w:cstheme="minorHAnsi"/>
-          <w:color w:val="EE0000"/>
-        </w:rPr>
-        <w:t xml:space="preserve">„Super-Eliza oder Soziopath? Über die Gefahren der KI-Anthropomorphisierung“ unter </w:t>
-      </w:r>
-      <w:hyperlink r:id="rId25" w:history="1">
-        <w:r>
-          <w:rPr>
-            <w:rStyle w:val="Hyperlink"/>
-            <w:rFonts w:cstheme="minorHAnsi"/>
-            <w:color w:val="EE0000"/>
-          </w:rPr>
-          <w:t>www.heise.de</w:t>
-        </w:r>
-      </w:hyperlink>
-      <w:r>
-        <w:rPr>
-          <w:rFonts w:cstheme="minorHAnsi"/>
-          <w:color w:val="EE0000"/>
-        </w:rPr>
-        <w:br/>
-      </w:r>
-      <w:r>
-        <w:rPr>
-          <w:rFonts w:cstheme="minorHAnsi"/>
-          <w:color w:val="EE0000"/>
-          <w:highlight w:val="yellow"/>
-        </w:rPr>
-        <w:t>((Verlinkung: https://www.heise.de/hintergrund/Super-Eliza-oder-Soziopath-Ueber-die-Gefahren-der-KI-Anthropomorphisierung-10660876.html))</w:t>
-      </w:r>
     </w:p>
     <w:p>
       <w:pPr>
@@ -18977,7 +18175,6 @@
           <w:b/>
           <w:bCs/>
           <w:color w:val="EE0000"/>
-          <w:lang w:val="en-US"/>
         </w:rPr>
         <w:t>Layout und Satz</w:t>
       </w:r>
@@ -18985,16 +18182,8 @@
         <w:rPr>
           <w:rFonts w:cstheme="minorHAnsi"/>
           <w:color w:val="EE0000"/>
-          <w:lang w:val="en-US"/>
-        </w:rPr>
-        <w:t xml:space="preserve">: We are Family GmbH &amp; Co. </w:t>
-      </w:r>
-      <w:r>
-        <w:rPr>
-          <w:rFonts w:cstheme="minorHAnsi"/>
-          <w:color w:val="EE0000"/>
-        </w:rPr>
-        <w:t>KG, Stuttgart</w:t>
+        </w:rPr>
+        <w:t>: We are Family GmbH &amp; Co. KG, Stuttgart</w:t>
       </w:r>
     </w:p>
     <w:p>
@@ -19126,12 +18315,12 @@
       </w:r>
     </w:p>
     <w:sectPr>
-      <w:headerReference w:type="even" r:id="rId26"/>
-      <w:headerReference w:type="default" r:id="rId27"/>
-      <w:footerReference w:type="even" r:id="rId28"/>
-      <w:footerReference w:type="default" r:id="rId29"/>
-      <w:headerReference w:type="first" r:id="rId30"/>
-      <w:footerReference w:type="first" r:id="rId31"/>
+      <w:headerReference w:type="even" r:id="rId18"/>
+      <w:headerReference w:type="default" r:id="rId19"/>
+      <w:footerReference w:type="even" r:id="rId20"/>
+      <w:footerReference w:type="default" r:id="rId21"/>
+      <w:headerReference w:type="first" r:id="rId22"/>
+      <w:footerReference w:type="first" r:id="rId23"/>
       <w:type w:val="continuous"/>
       <w:pgSz w:w="11906" w:h="16838"/>
       <w:pgMar w:top="720" w:right="720" w:bottom="720" w:left="720" w:header="708" w:footer="708" w:gutter="0"/>
@@ -19429,7 +18618,23 @@
       </w:r>
     </w:p>
   </w:comment>
-  <w:comment w:id="13" w:author="Michael Kohl" w:date="2026-05-06T16:53:00Z" w:initials="MK">
+  <w:comment w:id="13" w:author="Michael Kohl" w:date="2026-05-08T08:11:00Z" w:initials="MK">
+    <w:p>
+      <w:pPr>
+        <w:pStyle w:val="Kommentartext"/>
+      </w:pPr>
+      <w:r>
+        <w:rPr>
+          <w:rStyle w:val="Kommentarzeichen"/>
+        </w:rPr>
+        <w:annotationRef/>
+      </w:r>
+      <w:r>
+        <w:t>Noch gestalten?</w:t>
+      </w:r>
+    </w:p>
+  </w:comment>
+  <w:comment w:id="14" w:author="Michael Kohl" w:date="2026-05-06T16:53:00Z" w:initials="MK">
     <w:p>
       <w:pPr>
         <w:pStyle w:val="Kommentartext"/>
@@ -19445,7 +18650,7 @@
       </w:r>
     </w:p>
   </w:comment>
-  <w:comment w:id="14" w:author="Michael Kohl" w:date="2026-05-07T16:08:00Z" w:initials="MK">
+  <w:comment w:id="15" w:author="Michael Kohl" w:date="2026-05-07T16:08:00Z" w:initials="MK">
     <w:p>
       <w:pPr>
         <w:pStyle w:val="Kommentartext"/>
@@ -19461,7 +18666,7 @@
       </w:r>
     </w:p>
   </w:comment>
-  <w:comment w:id="15" w:author="Michael Kohl" w:date="2026-05-06T17:33:00Z" w:initials="MK">
+  <w:comment w:id="16" w:author="Michael Kohl" w:date="2026-05-06T17:33:00Z" w:initials="MK">
     <w:p>
       <w:pPr>
         <w:pStyle w:val="Kommentartext"/>
@@ -19492,6 +18697,7 @@
   <w15:commentEx w15:paraId="71F289E1" w15:done="0"/>
   <w15:commentEx w15:paraId="657BA387" w15:done="0"/>
   <w15:commentEx w15:paraId="265A74AB" w15:done="0"/>
+  <w15:commentEx w15:paraId="4ABC7FB5" w15:done="0"/>
   <w15:commentEx w15:paraId="532F5A81" w15:done="0"/>
   <w15:commentEx w15:paraId="3636432D" w15:done="0"/>
   <w15:commentEx w15:paraId="62D95A4F" w15:done="0"/>
@@ -19510,6 +18716,7 @@
   <w16cex:commentExtensible w16cex:durableId="0F913431" w16cex:dateUtc="2026-05-06T15:23:00Z"/>
   <w16cex:commentExtensible w16cex:durableId="6130BE1F" w16cex:dateUtc="2026-05-06T15:26:00Z"/>
   <w16cex:commentExtensible w16cex:durableId="2F012372" w16cex:dateUtc="2026-05-04T10:14:00Z"/>
+  <w16cex:commentExtensible w16cex:durableId="48952A75" w16cex:dateUtc="2026-05-08T06:11:00Z"/>
   <w16cex:commentExtensible w16cex:durableId="18392C7B" w16cex:dateUtc="2026-05-06T14:53:00Z"/>
   <w16cex:commentExtensible w16cex:durableId="7BD84BDF" w16cex:dateUtc="2026-05-07T14:08:00Z"/>
   <w16cex:commentExtensible w16cex:durableId="12BF5153" w16cex:dateUtc="2026-05-06T15:33:00Z"/>
@@ -19528,6 +18735,7 @@
   <w16cid:commentId w16cid:paraId="71F289E1" w16cid:durableId="0F913431"/>
   <w16cid:commentId w16cid:paraId="657BA387" w16cid:durableId="6130BE1F"/>
   <w16cid:commentId w16cid:paraId="265A74AB" w16cid:durableId="2F012372"/>
+  <w16cid:commentId w16cid:paraId="4ABC7FB5" w16cid:durableId="48952A75"/>
   <w16cid:commentId w16cid:paraId="532F5A81" w16cid:durableId="18392C7B"/>
   <w16cid:commentId w16cid:paraId="3636432D" w16cid:durableId="7BD84BDF"/>
   <w16cid:commentId w16cid:paraId="62D95A4F" w16cid:durableId="12BF5153"/>
@@ -27723,12 +26931,9 @@
 </file>
 
 <file path=customXml/item2.xml><?xml version="1.0" encoding="utf-8"?>
-<?mso-contentType ?>
-<FormTemplates xmlns="http://schemas.microsoft.com/sharepoint/v3/contenttype/forms">
-  <Display>DocumentLibraryForm</Display>
-  <Edit>DocumentLibraryForm</Edit>
-  <New>DocumentLibraryForm</New>
-</FormTemplates>
+<p:properties xmlns:p="http://schemas.microsoft.com/office/2006/metadata/properties" xmlns:xsi="http://www.w3.org/2001/XMLSchema-instance" xmlns:pc="http://schemas.microsoft.com/office/infopath/2007/PartnerControls">
+  <documentManagement/>
+</p:properties>
 </file>
 
 <file path=customXml/item3.xml><?xml version="1.0" encoding="utf-8"?>
@@ -27864,9 +27069,12 @@
 </file>
 
 <file path=customXml/item4.xml><?xml version="1.0" encoding="utf-8"?>
-<p:properties xmlns:p="http://schemas.microsoft.com/office/2006/metadata/properties" xmlns:xsi="http://www.w3.org/2001/XMLSchema-instance" xmlns:pc="http://schemas.microsoft.com/office/infopath/2007/PartnerControls">
-  <documentManagement/>
-</p:properties>
+<?mso-contentType ?>
+<FormTemplates xmlns="http://schemas.microsoft.com/sharepoint/v3/contenttype/forms">
+  <Display>DocumentLibraryForm</Display>
+  <Edit>DocumentLibraryForm</Edit>
+  <New>DocumentLibraryForm</New>
+</FormTemplates>
 </file>
 
 <file path=customXml/itemProps1.xml><?xml version="1.0" encoding="utf-8"?>
@@ -27878,9 +27086,10 @@
 </file>
 
 <file path=customXml/itemProps2.xml><?xml version="1.0" encoding="utf-8"?>
-<ds:datastoreItem xmlns:ds="http://schemas.openxmlformats.org/officeDocument/2006/customXml" ds:itemID="{2F698423-0337-4B93-99A0-AA9C96EFFDF9}">
+<ds:datastoreItem xmlns:ds="http://schemas.openxmlformats.org/officeDocument/2006/customXml" ds:itemID="{8646608E-0DE1-4582-A338-267286439085}">
   <ds:schemaRefs>
-    <ds:schemaRef ds:uri="http://schemas.microsoft.com/sharepoint/v3/contenttype/forms"/>
+    <ds:schemaRef ds:uri="http://schemas.microsoft.com/office/2006/metadata/properties"/>
+    <ds:schemaRef ds:uri="http://schemas.microsoft.com/office/infopath/2007/PartnerControls"/>
   </ds:schemaRefs>
 </ds:datastoreItem>
 </file>
@@ -27904,10 +27113,9 @@
 </file>
 
 <file path=customXml/itemProps4.xml><?xml version="1.0" encoding="utf-8"?>
-<ds:datastoreItem xmlns:ds="http://schemas.openxmlformats.org/officeDocument/2006/customXml" ds:itemID="{8646608E-0DE1-4582-A338-267286439085}">
+<ds:datastoreItem xmlns:ds="http://schemas.openxmlformats.org/officeDocument/2006/customXml" ds:itemID="{2F698423-0337-4B93-99A0-AA9C96EFFDF9}">
   <ds:schemaRefs>
-    <ds:schemaRef ds:uri="http://schemas.microsoft.com/office/2006/metadata/properties"/>
-    <ds:schemaRef ds:uri="http://schemas.microsoft.com/office/infopath/2007/PartnerControls"/>
+    <ds:schemaRef ds:uri="http://schemas.microsoft.com/sharepoint/v3/contenttype/forms"/>
   </ds:schemaRefs>
 </ds:datastoreItem>
 </file>